--- a/MEMORIA/ejemplo_memoria_PFM.docx
+++ b/MEMORIA/ejemplo_memoria_PFM.docx
@@ -1,6 +1,6 @@
 
 <file path=word/document.xml><?xml version="1.0" encoding="utf-8"?>
-<w:document xmlns:wpc="http://schemas.microsoft.com/office/word/2010/wordprocessingCanvas" xmlns:cx="http://schemas.microsoft.com/office/drawing/2014/chartex" xmlns:cx1="http://schemas.microsoft.com/office/drawing/2015/9/8/chartex" xmlns:cx2="http://schemas.microsoft.com/office/drawing/2015/10/21/chartex" xmlns:cx3="http://schemas.microsoft.com/office/drawing/2016/5/9/chartex" xmlns:cx4="http://schemas.microsoft.com/office/drawing/2016/5/10/chartex" xmlns:cx5="http://schemas.microsoft.com/office/drawing/2016/5/11/chartex" xmlns:cx6="http://schemas.microsoft.com/office/drawing/2016/5/12/chartex" xmlns:cx7="http://schemas.microsoft.com/office/drawing/2016/5/13/chartex" xmlns:cx8="http://schemas.microsoft.com/office/drawing/2016/5/14/chartex" xmlns:mc="http://schemas.openxmlformats.org/markup-compatibility/2006" xmlns:aink="http://schemas.microsoft.com/office/drawing/2016/ink" xmlns:am3d="http://schemas.microsoft.com/office/drawing/2017/model3d" xmlns:o="urn:schemas-microsoft-com:office:office" xmlns:oel="http://schemas.microsoft.com/office/2019/extlst" xmlns:r="http://schemas.openxmlformats.org/officeDocument/2006/relationships" xmlns:m="http://schemas.openxmlformats.org/officeDocument/2006/math" xmlns:v="urn:schemas-microsoft-com:vml" xmlns:wp14="http://schemas.microsoft.com/office/word/2010/wordprocessingDrawing" xmlns:wp="http://schemas.openxmlformats.org/drawingml/2006/wordprocessingDrawing" xmlns:w10="urn:schemas-microsoft-com:office:word" xmlns:w="http://schemas.openxmlformats.org/wordprocessingml/2006/main" xmlns:w14="http://schemas.microsoft.com/office/word/2010/wordml" xmlns:w15="http://schemas.microsoft.com/office/word/2012/wordml" xmlns:w16cex="http://schemas.microsoft.com/office/word/2018/wordml/cex" xmlns:w16cid="http://schemas.microsoft.com/office/word/2016/wordml/cid" xmlns:w16="http://schemas.microsoft.com/office/word/2018/wordml" xmlns:w16du="http://schemas.microsoft.com/office/word/2023/wordml/word16du" xmlns:w16sdtdh="http://schemas.microsoft.com/office/word/2020/wordml/sdtdatahash" xmlns:w16se="http://schemas.microsoft.com/office/word/2015/wordml/symex" xmlns:wpg="http://schemas.microsoft.com/office/word/2010/wordprocessingGroup" xmlns:wpi="http://schemas.microsoft.com/office/word/2010/wordprocessingInk" xmlns:wne="http://schemas.microsoft.com/office/word/2006/wordml" xmlns:wps="http://schemas.microsoft.com/office/word/2010/wordprocessingShape" mc:Ignorable="w14 w15 w16se w16cid w16 w16cex w16sdtdh w16du wp14">
+<w:document xmlns:wpc="http://schemas.microsoft.com/office/word/2010/wordprocessingCanvas" xmlns:cx="http://schemas.microsoft.com/office/drawing/2014/chartex" xmlns:cx1="http://schemas.microsoft.com/office/drawing/2015/9/8/chartex" xmlns:cx2="http://schemas.microsoft.com/office/drawing/2015/10/21/chartex" xmlns:cx3="http://schemas.microsoft.com/office/drawing/2016/5/9/chartex" xmlns:cx4="http://schemas.microsoft.com/office/drawing/2016/5/10/chartex" xmlns:cx5="http://schemas.microsoft.com/office/drawing/2016/5/11/chartex" xmlns:cx6="http://schemas.microsoft.com/office/drawing/2016/5/12/chartex" xmlns:cx7="http://schemas.microsoft.com/office/drawing/2016/5/13/chartex" xmlns:cx8="http://schemas.microsoft.com/office/drawing/2016/5/14/chartex" xmlns:mc="http://schemas.openxmlformats.org/markup-compatibility/2006" xmlns:aink="http://schemas.microsoft.com/office/drawing/2016/ink" xmlns:am3d="http://schemas.microsoft.com/office/drawing/2017/model3d" xmlns:o="urn:schemas-microsoft-com:office:office" xmlns:oel="http://schemas.microsoft.com/office/2019/extlst" xmlns:r="http://schemas.openxmlformats.org/officeDocument/2006/relationships" xmlns:m="http://schemas.openxmlformats.org/officeDocument/2006/math" xmlns:v="urn:schemas-microsoft-com:vml" xmlns:wp14="http://schemas.microsoft.com/office/word/2010/wordprocessingDrawing" xmlns:wp="http://schemas.openxmlformats.org/drawingml/2006/wordprocessingDrawing" xmlns:w10="urn:schemas-microsoft-com:office:word" xmlns:w="http://schemas.openxmlformats.org/wordprocessingml/2006/main" xmlns:w14="http://schemas.microsoft.com/office/word/2010/wordml" xmlns:w15="http://schemas.microsoft.com/office/word/2012/wordml" xmlns:w16cex="http://schemas.microsoft.com/office/word/2018/wordml/cex" xmlns:w16cid="http://schemas.microsoft.com/office/word/2016/wordml/cid" xmlns:w16="http://schemas.microsoft.com/office/word/2018/wordml" xmlns:w16du="http://schemas.microsoft.com/office/word/2023/wordml/word16du" xmlns:w16sdtdh="http://schemas.microsoft.com/office/word/2020/wordml/sdtdatahash" xmlns:w16sdtfl="http://schemas.microsoft.com/office/word/2024/wordml/sdtformatlock" xmlns:w16se="http://schemas.microsoft.com/office/word/2015/wordml/symex" xmlns:wpg="http://schemas.microsoft.com/office/word/2010/wordprocessingGroup" xmlns:wpi="http://schemas.microsoft.com/office/word/2010/wordprocessingInk" xmlns:wne="http://schemas.microsoft.com/office/word/2006/wordml" xmlns:wps="http://schemas.microsoft.com/office/word/2010/wordprocessingShape" mc:Ignorable="w14 w15 w16se w16cid w16 w16cex w16sdtdh w16sdtfl w16du wp14">
   <w:body>
     <w:p>
       <w:pPr>
@@ -23,94 +23,30 @@
     </w:p>
     <w:p>
       <w:r>
-        <w:t xml:space="preserve">Obsérvese que esta página es la página i </w:t>
-      </w:r>
-      <w:r>
-        <w:t>y las secciones</w:t>
-      </w:r>
-      <w:r>
-        <w:t xml:space="preserve"> siguientes, las</w:t>
-      </w:r>
-      <w:r>
-        <w:t xml:space="preserve"> previas al primer capítulo de la memoria se numeran </w:t>
-      </w:r>
-      <w:r>
-        <w:t>en</w:t>
-      </w:r>
-      <w:r>
-        <w:t xml:space="preserve"> números romanos</w:t>
-      </w:r>
-      <w:r>
-        <w:t xml:space="preserve"> en minúsculas</w:t>
-      </w:r>
-      <w:r>
-        <w:t>.</w:t>
-      </w:r>
-    </w:p>
-    <w:p>
-      <w:pPr>
-        <w:rPr>
-          <w:b/>
-        </w:rPr>
-      </w:pPr>
-      <w:r>
-        <w:t xml:space="preserve">En este apartado se incluye el resumen del proyecto (de 200 a 250 palabras), que debe </w:t>
-      </w:r>
-      <w:r>
-        <w:t xml:space="preserve">describir el proyecto realizado, es decir, se basará en la </w:t>
-      </w:r>
-      <w:r>
-        <w:t xml:space="preserve">descripción del proyecto que se presenta en la solicitud de registro </w:t>
-      </w:r>
-      <w:r>
-        <w:t>de este</w:t>
-      </w:r>
-      <w:r>
-        <w:t xml:space="preserve">, pero en dicha descripción el proyecto aún no estaba realizado, y en la entrega </w:t>
-      </w:r>
-      <w:proofErr w:type="gramStart"/>
-      <w:r>
-        <w:t>del mismo</w:t>
-      </w:r>
-      <w:proofErr w:type="gramEnd"/>
-      <w:r>
-        <w:t xml:space="preserve"> sí, por lo que</w:t>
-      </w:r>
-      <w:r>
-        <w:t xml:space="preserve"> es necesario revisar al menos </w:t>
-      </w:r>
-      <w:r>
-        <w:t>los tiempos verbales</w:t>
-      </w:r>
-      <w:r>
-        <w:t>, además de aportar más detalle, al estar el proyecto terminado</w:t>
-      </w:r>
-      <w:r>
-        <w:t>.</w:t>
-      </w:r>
-      <w:r>
-        <w:t xml:space="preserve"> En este resumen debería incluirse el área de conocimiento principal, una breve descripción de las tareas de que consta el proyecto (estudio, planificación, mejora, desarrollo…), y el alcance específico del mismo (sobre tod</w:t>
-      </w:r>
-      <w:r>
-        <w:t xml:space="preserve">o si se trata de un subproyecto </w:t>
-      </w:r>
-      <w:r>
-        <w:t>dentro de un proyecto más grande).</w:t>
-      </w:r>
-      <w:r>
-        <w:t xml:space="preserve"> Resumen y descriptores no deben superar la página de longitud, y </w:t>
-      </w:r>
-      <w:r>
-        <w:t>esta página lleva el mismo encabezado que el resto del documento</w:t>
-      </w:r>
-      <w:r>
-        <w:rPr>
-          <w:b/>
-        </w:rPr>
-        <w:t>.</w:t>
-      </w:r>
-    </w:p>
-    <w:p/>
+        <w:t xml:space="preserve">El proyecto tiene como objetivo desarrollar un sistema capaz de predecir los resultados de los partidos de </w:t>
+      </w:r>
+      <w:proofErr w:type="spellStart"/>
+      <w:r>
+        <w:t>LaLiga</w:t>
+      </w:r>
+      <w:proofErr w:type="spellEnd"/>
+      <w:r>
+        <w:t xml:space="preserve"> mediante el uso de técnicas de Machine </w:t>
+      </w:r>
+      <w:proofErr w:type="spellStart"/>
+      <w:r>
+        <w:t>Learning</w:t>
+      </w:r>
+      <w:proofErr w:type="spellEnd"/>
+      <w:r>
+        <w:t xml:space="preserve"> aplicadas a datos históricos del fútbol profesional. Para ello, se recopilarán, limpiarán y estructurarán datos de múltiples temporadas que incluyan resultados, estadísticas de equipos, métricas avanzadas y variables contextuales relevantes. A partir de este conjunto de datos, se entrenarán diferentes modelos predictivos y se comparará su rendimiento con el fin de identificar el enfoque más adecuado. </w:t>
+      </w:r>
+    </w:p>
+    <w:p>
+      <w:r>
+        <w:t>El proyecto incluirá también un análisis de interpretabilidad que permitirá comprender qué factores influyen más en las predicciones del modelo. Además, se desarrollará una aplicación web interactiva que permita consultar predicciones, analizar métricas y explorar distintas visualizaciones de manera intuitiva.</w:t>
+      </w:r>
+    </w:p>
     <w:p>
       <w:r>
         <w:rPr>
@@ -124,13 +60,18 @@
     </w:p>
     <w:p>
       <w:r>
-        <w:t xml:space="preserve">Aquí deben aparecer </w:t>
-      </w:r>
-      <w:r>
-        <w:t xml:space="preserve">entre 3 y </w:t>
-      </w:r>
-      <w:r>
-        <w:t>5 palabras clave (descriptores) que ayuden a clasificar adecuadamente el proyecto.</w:t>
+        <w:t xml:space="preserve">Machine </w:t>
+      </w:r>
+      <w:proofErr w:type="spellStart"/>
+      <w:r>
+        <w:t>Learning</w:t>
+      </w:r>
+      <w:proofErr w:type="spellEnd"/>
+      <w:r>
+        <w:t>, Analítica futbolística</w:t>
+      </w:r>
+      <w:r>
+        <w:t>, Modelado predictivo, Ingeniería de Datos</w:t>
       </w:r>
     </w:p>
     <w:p>
@@ -146,22 +87,18 @@
     </w:p>
     <w:sdt>
       <w:sdtPr>
+        <w:rPr>
+          <w:rFonts w:asciiTheme="minorHAnsi" w:eastAsia="Times New Roman" w:hAnsiTheme="minorHAnsi" w:cs="Times New Roman"/>
+          <w:color w:val="auto"/>
+          <w:sz w:val="22"/>
+          <w:szCs w:val="20"/>
+        </w:rPr>
         <w:id w:val="-897823519"/>
         <w:docPartObj>
           <w:docPartGallery w:val="Table of Contents"/>
           <w:docPartUnique/>
         </w:docPartObj>
       </w:sdtPr>
-      <w:sdtEndPr>
-        <w:rPr>
-          <w:rFonts w:asciiTheme="minorHAnsi" w:eastAsia="Times New Roman" w:hAnsiTheme="minorHAnsi" w:cs="Times New Roman"/>
-          <w:noProof/>
-          <w:color w:val="auto"/>
-          <w:sz w:val="22"/>
-          <w:szCs w:val="20"/>
-          <w:lang w:val="es-ES_tradnl"/>
-        </w:rPr>
-      </w:sdtEndPr>
       <w:sdtContent>
         <w:p>
           <w:pPr>
@@ -203,7 +140,6 @@
               <w:kern w:val="2"/>
               <w:sz w:val="24"/>
               <w:szCs w:val="24"/>
-              <w:lang w:val="es-ES" w:eastAsia="es-ES_tradnl"/>
               <w14:ligatures w14:val="standardContextual"/>
             </w:rPr>
           </w:pPr>
@@ -216,7 +152,7 @@
           <w:r>
             <w:fldChar w:fldCharType="separate"/>
           </w:r>
-          <w:hyperlink w:anchor="_Toc184130423" w:history="1">
+          <w:hyperlink w:anchor="_Toc225241961" w:history="1">
             <w:r>
               <w:rPr>
                 <w:rStyle w:val="Hipervnculo"/>
@@ -234,7 +170,6 @@
                 <w:kern w:val="2"/>
                 <w:sz w:val="24"/>
                 <w:szCs w:val="24"/>
-                <w:lang w:val="es-ES" w:eastAsia="es-ES_tradnl"/>
                 <w14:ligatures w14:val="standardContextual"/>
               </w:rPr>
               <w:tab/>
@@ -244,7 +179,7 @@
                 <w:rStyle w:val="Hipervnculo"/>
                 <w:noProof/>
               </w:rPr>
-              <w:t>Capítulo primero - estilo de título 1</w:t>
+              <w:t>Introduccion</w:t>
             </w:r>
             <w:r>
               <w:rPr>
@@ -265,7 +200,7 @@
                 <w:noProof/>
                 <w:webHidden/>
               </w:rPr>
-              <w:instrText xml:space="preserve"> PAGEREF _Toc184130423 \h </w:instrText>
+              <w:instrText xml:space="preserve"> PAGEREF _Toc225241961 \h </w:instrText>
             </w:r>
             <w:r>
               <w:rPr>
@@ -310,11 +245,10 @@
               <w:kern w:val="2"/>
               <w:sz w:val="24"/>
               <w:szCs w:val="24"/>
-              <w:lang w:val="es-ES" w:eastAsia="es-ES_tradnl"/>
               <w14:ligatures w14:val="standardContextual"/>
             </w:rPr>
           </w:pPr>
-          <w:hyperlink w:anchor="_Toc184130424" w:history="1">
+          <w:hyperlink w:anchor="_Toc225241962" w:history="1">
             <w:r>
               <w:rPr>
                 <w:rStyle w:val="Hipervnculo"/>
@@ -330,7 +264,6 @@
                 <w:kern w:val="2"/>
                 <w:sz w:val="24"/>
                 <w:szCs w:val="24"/>
-                <w:lang w:val="es-ES" w:eastAsia="es-ES_tradnl"/>
                 <w14:ligatures w14:val="standardContextual"/>
               </w:rPr>
               <w:tab/>
@@ -340,7 +273,7 @@
                 <w:rStyle w:val="Hipervnculo"/>
                 <w:noProof/>
               </w:rPr>
-              <w:t>Estilo de título 2</w:t>
+              <w:t>Motivacion</w:t>
             </w:r>
             <w:r>
               <w:rPr>
@@ -361,7 +294,7 @@
                 <w:noProof/>
                 <w:webHidden/>
               </w:rPr>
-              <w:instrText xml:space="preserve"> PAGEREF _Toc184130424 \h </w:instrText>
+              <w:instrText xml:space="preserve"> PAGEREF _Toc225241962 \h </w:instrText>
             </w:r>
             <w:r>
               <w:rPr>
@@ -394,41 +327,37 @@
         </w:p>
         <w:p>
           <w:pPr>
-            <w:pStyle w:val="TDC3"/>
+            <w:pStyle w:val="TDC2"/>
             <w:tabs>
-              <w:tab w:val="left" w:pos="1320"/>
+              <w:tab w:val="left" w:pos="880"/>
               <w:tab w:val="right" w:leader="dot" w:pos="9061"/>
             </w:tabs>
             <w:rPr>
               <w:rFonts w:eastAsiaTheme="minorEastAsia" w:cstheme="minorBidi"/>
-              <w:i w:val="0"/>
-              <w:iCs w:val="0"/>
+              <w:smallCaps w:val="0"/>
               <w:noProof/>
               <w:kern w:val="2"/>
               <w:sz w:val="24"/>
               <w:szCs w:val="24"/>
-              <w:lang w:val="es-ES" w:eastAsia="es-ES_tradnl"/>
               <w14:ligatures w14:val="standardContextual"/>
             </w:rPr>
           </w:pPr>
-          <w:hyperlink w:anchor="_Toc184130425" w:history="1">
+          <w:hyperlink w:anchor="_Toc225241963" w:history="1">
             <w:r>
               <w:rPr>
                 <w:rStyle w:val="Hipervnculo"/>
                 <w:noProof/>
               </w:rPr>
-              <w:t>1.1.1</w:t>
+              <w:t>1.2</w:t>
             </w:r>
             <w:r>
               <w:rPr>
                 <w:rFonts w:eastAsiaTheme="minorEastAsia" w:cstheme="minorBidi"/>
-                <w:i w:val="0"/>
-                <w:iCs w:val="0"/>
+                <w:smallCaps w:val="0"/>
                 <w:noProof/>
                 <w:kern w:val="2"/>
                 <w:sz w:val="24"/>
                 <w:szCs w:val="24"/>
-                <w:lang w:val="es-ES" w:eastAsia="es-ES_tradnl"/>
                 <w14:ligatures w14:val="standardContextual"/>
               </w:rPr>
               <w:tab/>
@@ -438,7 +367,7 @@
                 <w:rStyle w:val="Hipervnculo"/>
                 <w:noProof/>
               </w:rPr>
-              <w:t>Estilo del Título 3</w:t>
+              <w:t>Estructura de la memoria</w:t>
             </w:r>
             <w:r>
               <w:rPr>
@@ -459,7 +388,7 @@
                 <w:noProof/>
                 <w:webHidden/>
               </w:rPr>
-              <w:instrText xml:space="preserve"> PAGEREF _Toc184130425 \h </w:instrText>
+              <w:instrText xml:space="preserve"> PAGEREF _Toc225241963 \h </w:instrText>
             </w:r>
             <w:r>
               <w:rPr>
@@ -506,11 +435,10 @@
               <w:kern w:val="2"/>
               <w:sz w:val="24"/>
               <w:szCs w:val="24"/>
-              <w:lang w:val="es-ES" w:eastAsia="es-ES_tradnl"/>
               <w14:ligatures w14:val="standardContextual"/>
             </w:rPr>
           </w:pPr>
-          <w:hyperlink w:anchor="_Toc184130426" w:history="1">
+          <w:hyperlink w:anchor="_Toc225241964" w:history="1">
             <w:r>
               <w:rPr>
                 <w:rStyle w:val="Hipervnculo"/>
@@ -528,7 +456,6 @@
                 <w:kern w:val="2"/>
                 <w:sz w:val="24"/>
                 <w:szCs w:val="24"/>
-                <w:lang w:val="es-ES" w:eastAsia="es-ES_tradnl"/>
                 <w14:ligatures w14:val="standardContextual"/>
               </w:rPr>
               <w:tab/>
@@ -538,6 +465,486 @@
                 <w:rStyle w:val="Hipervnculo"/>
                 <w:noProof/>
               </w:rPr>
+              <w:t>Objetivos y Alcance</w:t>
+            </w:r>
+            <w:r>
+              <w:rPr>
+                <w:noProof/>
+                <w:webHidden/>
+              </w:rPr>
+              <w:tab/>
+            </w:r>
+            <w:r>
+              <w:rPr>
+                <w:noProof/>
+                <w:webHidden/>
+              </w:rPr>
+              <w:fldChar w:fldCharType="begin"/>
+            </w:r>
+            <w:r>
+              <w:rPr>
+                <w:noProof/>
+                <w:webHidden/>
+              </w:rPr>
+              <w:instrText xml:space="preserve"> PAGEREF _Toc225241964 \h </w:instrText>
+            </w:r>
+            <w:r>
+              <w:rPr>
+                <w:noProof/>
+                <w:webHidden/>
+              </w:rPr>
+            </w:r>
+            <w:r>
+              <w:rPr>
+                <w:noProof/>
+                <w:webHidden/>
+              </w:rPr>
+              <w:fldChar w:fldCharType="separate"/>
+            </w:r>
+            <w:r>
+              <w:rPr>
+                <w:noProof/>
+                <w:webHidden/>
+              </w:rPr>
+              <w:t>3</w:t>
+            </w:r>
+            <w:r>
+              <w:rPr>
+                <w:noProof/>
+                <w:webHidden/>
+              </w:rPr>
+              <w:fldChar w:fldCharType="end"/>
+            </w:r>
+          </w:hyperlink>
+        </w:p>
+        <w:p>
+          <w:pPr>
+            <w:pStyle w:val="TDC2"/>
+            <w:tabs>
+              <w:tab w:val="left" w:pos="880"/>
+              <w:tab w:val="right" w:leader="dot" w:pos="9061"/>
+            </w:tabs>
+            <w:rPr>
+              <w:rFonts w:eastAsiaTheme="minorEastAsia" w:cstheme="minorBidi"/>
+              <w:smallCaps w:val="0"/>
+              <w:noProof/>
+              <w:kern w:val="2"/>
+              <w:sz w:val="24"/>
+              <w:szCs w:val="24"/>
+              <w14:ligatures w14:val="standardContextual"/>
+            </w:rPr>
+          </w:pPr>
+          <w:hyperlink w:anchor="_Toc225241965" w:history="1">
+            <w:r>
+              <w:rPr>
+                <w:rStyle w:val="Hipervnculo"/>
+                <w:noProof/>
+              </w:rPr>
+              <w:t>2.1</w:t>
+            </w:r>
+            <w:r>
+              <w:rPr>
+                <w:rFonts w:eastAsiaTheme="minorEastAsia" w:cstheme="minorBidi"/>
+                <w:smallCaps w:val="0"/>
+                <w:noProof/>
+                <w:kern w:val="2"/>
+                <w:sz w:val="24"/>
+                <w:szCs w:val="24"/>
+                <w14:ligatures w14:val="standardContextual"/>
+              </w:rPr>
+              <w:tab/>
+            </w:r>
+            <w:r>
+              <w:rPr>
+                <w:rStyle w:val="Hipervnculo"/>
+                <w:noProof/>
+              </w:rPr>
+              <w:t>Objetivos</w:t>
+            </w:r>
+            <w:r>
+              <w:rPr>
+                <w:noProof/>
+                <w:webHidden/>
+              </w:rPr>
+              <w:tab/>
+            </w:r>
+            <w:r>
+              <w:rPr>
+                <w:noProof/>
+                <w:webHidden/>
+              </w:rPr>
+              <w:fldChar w:fldCharType="begin"/>
+            </w:r>
+            <w:r>
+              <w:rPr>
+                <w:noProof/>
+                <w:webHidden/>
+              </w:rPr>
+              <w:instrText xml:space="preserve"> PAGEREF _Toc225241965 \h </w:instrText>
+            </w:r>
+            <w:r>
+              <w:rPr>
+                <w:noProof/>
+                <w:webHidden/>
+              </w:rPr>
+            </w:r>
+            <w:r>
+              <w:rPr>
+                <w:noProof/>
+                <w:webHidden/>
+              </w:rPr>
+              <w:fldChar w:fldCharType="separate"/>
+            </w:r>
+            <w:r>
+              <w:rPr>
+                <w:noProof/>
+                <w:webHidden/>
+              </w:rPr>
+              <w:t>3</w:t>
+            </w:r>
+            <w:r>
+              <w:rPr>
+                <w:noProof/>
+                <w:webHidden/>
+              </w:rPr>
+              <w:fldChar w:fldCharType="end"/>
+            </w:r>
+          </w:hyperlink>
+        </w:p>
+        <w:p>
+          <w:pPr>
+            <w:pStyle w:val="TDC2"/>
+            <w:tabs>
+              <w:tab w:val="left" w:pos="880"/>
+              <w:tab w:val="right" w:leader="dot" w:pos="9061"/>
+            </w:tabs>
+            <w:rPr>
+              <w:rFonts w:eastAsiaTheme="minorEastAsia" w:cstheme="minorBidi"/>
+              <w:smallCaps w:val="0"/>
+              <w:noProof/>
+              <w:kern w:val="2"/>
+              <w:sz w:val="24"/>
+              <w:szCs w:val="24"/>
+              <w14:ligatures w14:val="standardContextual"/>
+            </w:rPr>
+          </w:pPr>
+          <w:hyperlink w:anchor="_Toc225241966" w:history="1">
+            <w:r>
+              <w:rPr>
+                <w:rStyle w:val="Hipervnculo"/>
+                <w:noProof/>
+              </w:rPr>
+              <w:t>2.2</w:t>
+            </w:r>
+            <w:r>
+              <w:rPr>
+                <w:rFonts w:eastAsiaTheme="minorEastAsia" w:cstheme="minorBidi"/>
+                <w:smallCaps w:val="0"/>
+                <w:noProof/>
+                <w:kern w:val="2"/>
+                <w:sz w:val="24"/>
+                <w:szCs w:val="24"/>
+                <w14:ligatures w14:val="standardContextual"/>
+              </w:rPr>
+              <w:tab/>
+            </w:r>
+            <w:r>
+              <w:rPr>
+                <w:rStyle w:val="Hipervnculo"/>
+                <w:noProof/>
+              </w:rPr>
+              <w:t>Alcance</w:t>
+            </w:r>
+            <w:r>
+              <w:rPr>
+                <w:noProof/>
+                <w:webHidden/>
+              </w:rPr>
+              <w:tab/>
+            </w:r>
+            <w:r>
+              <w:rPr>
+                <w:noProof/>
+                <w:webHidden/>
+              </w:rPr>
+              <w:fldChar w:fldCharType="begin"/>
+            </w:r>
+            <w:r>
+              <w:rPr>
+                <w:noProof/>
+                <w:webHidden/>
+              </w:rPr>
+              <w:instrText xml:space="preserve"> PAGEREF _Toc225241966 \h </w:instrText>
+            </w:r>
+            <w:r>
+              <w:rPr>
+                <w:noProof/>
+                <w:webHidden/>
+              </w:rPr>
+            </w:r>
+            <w:r>
+              <w:rPr>
+                <w:noProof/>
+                <w:webHidden/>
+              </w:rPr>
+              <w:fldChar w:fldCharType="separate"/>
+            </w:r>
+            <w:r>
+              <w:rPr>
+                <w:noProof/>
+                <w:webHidden/>
+              </w:rPr>
+              <w:t>3</w:t>
+            </w:r>
+            <w:r>
+              <w:rPr>
+                <w:noProof/>
+                <w:webHidden/>
+              </w:rPr>
+              <w:fldChar w:fldCharType="end"/>
+            </w:r>
+          </w:hyperlink>
+        </w:p>
+        <w:p>
+          <w:pPr>
+            <w:pStyle w:val="TDC1"/>
+            <w:tabs>
+              <w:tab w:val="left" w:pos="440"/>
+              <w:tab w:val="right" w:leader="dot" w:pos="9061"/>
+            </w:tabs>
+            <w:rPr>
+              <w:rFonts w:eastAsiaTheme="minorEastAsia" w:cstheme="minorBidi"/>
+              <w:b w:val="0"/>
+              <w:bCs w:val="0"/>
+              <w:caps w:val="0"/>
+              <w:noProof/>
+              <w:kern w:val="2"/>
+              <w:sz w:val="24"/>
+              <w:szCs w:val="24"/>
+              <w14:ligatures w14:val="standardContextual"/>
+            </w:rPr>
+          </w:pPr>
+          <w:hyperlink w:anchor="_Toc225241967" w:history="1">
+            <w:r>
+              <w:rPr>
+                <w:rStyle w:val="Hipervnculo"/>
+                <w:noProof/>
+              </w:rPr>
+              <w:t>3.</w:t>
+            </w:r>
+            <w:r>
+              <w:rPr>
+                <w:rFonts w:eastAsiaTheme="minorEastAsia" w:cstheme="minorBidi"/>
+                <w:b w:val="0"/>
+                <w:bCs w:val="0"/>
+                <w:caps w:val="0"/>
+                <w:noProof/>
+                <w:kern w:val="2"/>
+                <w:sz w:val="24"/>
+                <w:szCs w:val="24"/>
+                <w14:ligatures w14:val="standardContextual"/>
+              </w:rPr>
+              <w:tab/>
+            </w:r>
+            <w:r>
+              <w:rPr>
+                <w:rStyle w:val="Hipervnculo"/>
+                <w:noProof/>
+              </w:rPr>
+              <w:t>Marco teórico</w:t>
+            </w:r>
+            <w:r>
+              <w:rPr>
+                <w:noProof/>
+                <w:webHidden/>
+              </w:rPr>
+              <w:tab/>
+            </w:r>
+            <w:r>
+              <w:rPr>
+                <w:noProof/>
+                <w:webHidden/>
+              </w:rPr>
+              <w:fldChar w:fldCharType="begin"/>
+            </w:r>
+            <w:r>
+              <w:rPr>
+                <w:noProof/>
+                <w:webHidden/>
+              </w:rPr>
+              <w:instrText xml:space="preserve"> PAGEREF _Toc225241967 \h </w:instrText>
+            </w:r>
+            <w:r>
+              <w:rPr>
+                <w:noProof/>
+                <w:webHidden/>
+              </w:rPr>
+            </w:r>
+            <w:r>
+              <w:rPr>
+                <w:noProof/>
+                <w:webHidden/>
+              </w:rPr>
+              <w:fldChar w:fldCharType="separate"/>
+            </w:r>
+            <w:r>
+              <w:rPr>
+                <w:noProof/>
+                <w:webHidden/>
+              </w:rPr>
+              <w:t>3</w:t>
+            </w:r>
+            <w:r>
+              <w:rPr>
+                <w:noProof/>
+                <w:webHidden/>
+              </w:rPr>
+              <w:fldChar w:fldCharType="end"/>
+            </w:r>
+          </w:hyperlink>
+        </w:p>
+        <w:p>
+          <w:pPr>
+            <w:pStyle w:val="TDC3"/>
+            <w:tabs>
+              <w:tab w:val="left" w:pos="1320"/>
+              <w:tab w:val="right" w:leader="dot" w:pos="9061"/>
+            </w:tabs>
+            <w:rPr>
+              <w:rFonts w:eastAsiaTheme="minorEastAsia" w:cstheme="minorBidi"/>
+              <w:i w:val="0"/>
+              <w:iCs w:val="0"/>
+              <w:noProof/>
+              <w:kern w:val="2"/>
+              <w:sz w:val="24"/>
+              <w:szCs w:val="24"/>
+              <w14:ligatures w14:val="standardContextual"/>
+            </w:rPr>
+          </w:pPr>
+          <w:hyperlink w:anchor="_Toc225241968" w:history="1">
+            <w:r>
+              <w:rPr>
+                <w:rStyle w:val="Hipervnculo"/>
+                <w:noProof/>
+              </w:rPr>
+              <w:t>3.1.1</w:t>
+            </w:r>
+            <w:r>
+              <w:rPr>
+                <w:rFonts w:eastAsiaTheme="minorEastAsia" w:cstheme="minorBidi"/>
+                <w:i w:val="0"/>
+                <w:iCs w:val="0"/>
+                <w:noProof/>
+                <w:kern w:val="2"/>
+                <w:sz w:val="24"/>
+                <w:szCs w:val="24"/>
+                <w14:ligatures w14:val="standardContextual"/>
+              </w:rPr>
+              <w:tab/>
+            </w:r>
+            <w:r>
+              <w:rPr>
+                <w:rStyle w:val="Hipervnculo"/>
+                <w:noProof/>
+              </w:rPr>
+              <w:t>Estilo del Título 3</w:t>
+            </w:r>
+            <w:r>
+              <w:rPr>
+                <w:noProof/>
+                <w:webHidden/>
+              </w:rPr>
+              <w:tab/>
+            </w:r>
+            <w:r>
+              <w:rPr>
+                <w:noProof/>
+                <w:webHidden/>
+              </w:rPr>
+              <w:fldChar w:fldCharType="begin"/>
+            </w:r>
+            <w:r>
+              <w:rPr>
+                <w:noProof/>
+                <w:webHidden/>
+              </w:rPr>
+              <w:instrText xml:space="preserve"> PAGEREF _Toc225241968 \h </w:instrText>
+            </w:r>
+            <w:r>
+              <w:rPr>
+                <w:noProof/>
+                <w:webHidden/>
+              </w:rPr>
+            </w:r>
+            <w:r>
+              <w:rPr>
+                <w:noProof/>
+                <w:webHidden/>
+              </w:rPr>
+              <w:fldChar w:fldCharType="separate"/>
+            </w:r>
+            <w:r>
+              <w:rPr>
+                <w:noProof/>
+                <w:webHidden/>
+              </w:rPr>
+              <w:t>3</w:t>
+            </w:r>
+            <w:r>
+              <w:rPr>
+                <w:noProof/>
+                <w:webHidden/>
+              </w:rPr>
+              <w:fldChar w:fldCharType="end"/>
+            </w:r>
+          </w:hyperlink>
+        </w:p>
+        <w:p>
+          <w:pPr>
+            <w:pStyle w:val="TDC1"/>
+            <w:tabs>
+              <w:tab w:val="left" w:pos="440"/>
+              <w:tab w:val="right" w:leader="dot" w:pos="9061"/>
+            </w:tabs>
+            <w:rPr>
+              <w:rFonts w:eastAsiaTheme="minorEastAsia" w:cstheme="minorBidi"/>
+              <w:b w:val="0"/>
+              <w:bCs w:val="0"/>
+              <w:caps w:val="0"/>
+              <w:noProof/>
+              <w:kern w:val="2"/>
+              <w:sz w:val="24"/>
+              <w:szCs w:val="24"/>
+              <w14:ligatures w14:val="standardContextual"/>
+            </w:rPr>
+          </w:pPr>
+          <w:hyperlink w:anchor="_Toc225241969" w:history="1">
+            <w:r>
+              <w:rPr>
+                <w:rStyle w:val="Hipervnculo"/>
+                <w:noProof/>
+              </w:rPr>
+              <w:t>4.</w:t>
+            </w:r>
+            <w:r>
+              <w:rPr>
+                <w:rFonts w:eastAsiaTheme="minorEastAsia" w:cstheme="minorBidi"/>
+                <w:b w:val="0"/>
+                <w:bCs w:val="0"/>
+                <w:caps w:val="0"/>
+                <w:noProof/>
+                <w:kern w:val="2"/>
+                <w:sz w:val="24"/>
+                <w:szCs w:val="24"/>
+                <w14:ligatures w14:val="standardContextual"/>
+              </w:rPr>
+              <w:tab/>
+            </w:r>
+            <w:r>
+              <w:rPr>
+                <w:rStyle w:val="Hipervnculo"/>
+                <w:noProof/>
+              </w:rPr>
               <w:t>Bibliografía</w:t>
             </w:r>
             <w:r>
@@ -559,7 +966,7 @@
                 <w:noProof/>
                 <w:webHidden/>
               </w:rPr>
-              <w:instrText xml:space="preserve"> PAGEREF _Toc184130426 \h </w:instrText>
+              <w:instrText xml:space="preserve"> PAGEREF _Toc225241969 \h </w:instrText>
             </w:r>
             <w:r>
               <w:rPr>
@@ -579,7 +986,7 @@
                 <w:noProof/>
                 <w:webHidden/>
               </w:rPr>
-              <w:t>3</w:t>
+              <w:t>5</w:t>
             </w:r>
             <w:r>
               <w:rPr>
@@ -592,9 +999,6 @@
         </w:p>
         <w:p>
           <w:r>
-            <w:rPr>
-              <w:noProof/>
-            </w:rPr>
             <w:fldChar w:fldCharType="end"/>
           </w:r>
         </w:p>
@@ -634,6 +1038,7 @@
           <w:sz w:val="28"/>
           <w:szCs w:val="22"/>
         </w:rPr>
+        <w:lastRenderedPageBreak/>
         <w:t>Índice de figuras</w:t>
       </w:r>
     </w:p>
@@ -645,11 +1050,10 @@
         </w:tabs>
         <w:rPr>
           <w:rFonts w:eastAsiaTheme="minorEastAsia" w:cstheme="minorBidi"/>
-          <w:noProof/>
           <w:kern w:val="2"/>
           <w:sz w:val="24"/>
           <w:szCs w:val="24"/>
-          <w:lang w:val="es-ES" w:eastAsia="es-ES_tradnl"/>
+          <w:lang w:eastAsia="es-ES_tradnl"/>
           <w14:ligatures w14:val="standardContextual"/>
         </w:rPr>
       </w:pPr>
@@ -666,54 +1070,46 @@
         <w:r>
           <w:rPr>
             <w:rStyle w:val="Hipervnculo"/>
-            <w:noProof/>
           </w:rPr>
           <w:t>Figura 1 Ejemplo de figura.</w:t>
         </w:r>
         <w:r>
           <w:rPr>
-            <w:noProof/>
             <w:webHidden/>
           </w:rPr>
           <w:tab/>
         </w:r>
         <w:r>
           <w:rPr>
-            <w:noProof/>
             <w:webHidden/>
           </w:rPr>
           <w:fldChar w:fldCharType="begin"/>
         </w:r>
         <w:r>
           <w:rPr>
-            <w:noProof/>
             <w:webHidden/>
           </w:rPr>
           <w:instrText xml:space="preserve"> PAGEREF _Toc184130416 \h </w:instrText>
         </w:r>
         <w:r>
           <w:rPr>
-            <w:noProof/>
             <w:webHidden/>
           </w:rPr>
         </w:r>
         <w:r>
           <w:rPr>
-            <w:noProof/>
             <w:webHidden/>
           </w:rPr>
           <w:fldChar w:fldCharType="separate"/>
         </w:r>
         <w:r>
           <w:rPr>
-            <w:noProof/>
             <w:webHidden/>
           </w:rPr>
           <w:t>1</w:t>
         </w:r>
         <w:r>
           <w:rPr>
-            <w:noProof/>
             <w:webHidden/>
           </w:rPr>
           <w:fldChar w:fldCharType="end"/>
@@ -744,202 +1140,703 @@
       <w:pPr>
         <w:pStyle w:val="Ttulo1"/>
       </w:pPr>
-      <w:bookmarkStart w:id="0" w:name="_Toc166857594"/>
-      <w:bookmarkStart w:id="1" w:name="_Toc166858257"/>
-      <w:bookmarkStart w:id="2" w:name="_Toc166858336"/>
-      <w:bookmarkStart w:id="3" w:name="_Toc184130423"/>
+      <w:bookmarkStart w:id="0" w:name="_Toc225241961"/>
       <w:r>
         <w:lastRenderedPageBreak/>
-        <w:t>C</w:t>
-      </w:r>
-      <w:r>
-        <w:t>apítulo primero</w:t>
-      </w:r>
-      <w:r>
-        <w:t xml:space="preserve"> - estilo de título 1</w:t>
+        <w:t>Introduccion</w:t>
       </w:r>
       <w:bookmarkEnd w:id="0"/>
+    </w:p>
+    <w:p>
+      <w:r>
+        <w:t>La creciente disponibilidad de datos en el ámbito del fútbol profesional ha permitido desarrollar modelos predictivos capaces de analizar patrones de rendimiento y estimar resultados de manera automatizada</w:t>
+      </w:r>
+      <w:r>
+        <w:t>. La</w:t>
+      </w:r>
+      <w:r>
+        <w:t xml:space="preserve"> recopilación y tratamiento de datos deportivos presentan desafíos importantes relacionados con la calidad, heterogeneidad y completitud de las fuentes, lo que puede afectar significativamente la precisión de los modelos de predicción [1]. Factores como discrepancias entre proveedores, temporadas incompletas o pérdidas de información condicionan la construcción de conjuntos de datos fiables, esenciales para obtener resultados consistentes.</w:t>
+      </w:r>
+    </w:p>
+    <w:p>
+      <w:r>
+        <w:t xml:space="preserve">El uso de técnicas de Machine </w:t>
+      </w:r>
+      <w:proofErr w:type="spellStart"/>
+      <w:r>
+        <w:t>Learning</w:t>
+      </w:r>
+      <w:proofErr w:type="spellEnd"/>
+      <w:r>
+        <w:t xml:space="preserve"> ofrece un enfoque sólido para abordar este tipo de problemas, ya que permite entrenar algoritmos capaces de aprender relaciones complejas entre múltiples variables, desde estadísticas básicas hasta métricas avanzadas [2]. Además, la incorporación de métodos de interpretabilidad contribuye a comprender qué factores influyen en las predicciones, mejorando la transparencia y utilidad del sistema dentro del análisis deportivo.</w:t>
+      </w:r>
+    </w:p>
+    <w:p>
+      <w:r>
+        <w:t xml:space="preserve">En este Trabajo Fin de Máster se desarrolla un sistema de predicción de resultados para </w:t>
+      </w:r>
+      <w:proofErr w:type="spellStart"/>
+      <w:r>
+        <w:t>LaLiga</w:t>
+      </w:r>
+      <w:proofErr w:type="spellEnd"/>
+      <w:r>
+        <w:t xml:space="preserve"> basado en datos históricos, que incluye la recopilación y preparación de la información, el entrenamiento y comparación de distintos modelos predictivos y el diseño de una aplicación web interactiva para la consulta y visualización de resultados.</w:t>
+      </w:r>
+    </w:p>
+    <w:p>
+      <w:pPr>
+        <w:pStyle w:val="Ttulo2"/>
+      </w:pPr>
+      <w:bookmarkStart w:id="1" w:name="_Toc225241962"/>
+      <w:r>
+        <w:t>Motivacion</w:t>
+      </w:r>
       <w:bookmarkEnd w:id="1"/>
+    </w:p>
+    <w:p>
+      <w:pPr>
+        <w:pStyle w:val="NormalWeb"/>
+        <w:spacing w:line="300" w:lineRule="atLeast"/>
+        <w:rPr>
+          <w:rFonts w:asciiTheme="minorHAnsi" w:hAnsiTheme="minorHAnsi" w:cstheme="minorHAnsi"/>
+          <w:sz w:val="22"/>
+          <w:szCs w:val="22"/>
+        </w:rPr>
+      </w:pPr>
+      <w:r>
+        <w:rPr>
+          <w:rFonts w:asciiTheme="minorHAnsi" w:hAnsiTheme="minorHAnsi" w:cstheme="minorHAnsi"/>
+          <w:sz w:val="22"/>
+          <w:szCs w:val="22"/>
+        </w:rPr>
+        <w:t xml:space="preserve">Contar con datos futbolísticos de alta calidad es fundamental para el desarrollo de sistemas de predicción fiables en el ámbito del deporte profesional. Investigaciones recientes señalan que uno de los principales retos del </w:t>
+      </w:r>
+      <w:proofErr w:type="spellStart"/>
+      <w:r>
+        <w:rPr>
+          <w:rStyle w:val="nfasis"/>
+          <w:rFonts w:asciiTheme="minorHAnsi" w:hAnsiTheme="minorHAnsi" w:cstheme="minorHAnsi"/>
+          <w:sz w:val="22"/>
+          <w:szCs w:val="22"/>
+        </w:rPr>
+        <w:t>sports</w:t>
+      </w:r>
+      <w:proofErr w:type="spellEnd"/>
+      <w:r>
+        <w:rPr>
+          <w:rStyle w:val="nfasis"/>
+          <w:rFonts w:asciiTheme="minorHAnsi" w:hAnsiTheme="minorHAnsi" w:cstheme="minorHAnsi"/>
+          <w:sz w:val="22"/>
+          <w:szCs w:val="22"/>
+        </w:rPr>
+        <w:t xml:space="preserve"> </w:t>
+      </w:r>
+      <w:proofErr w:type="spellStart"/>
+      <w:r>
+        <w:rPr>
+          <w:rStyle w:val="nfasis"/>
+          <w:rFonts w:asciiTheme="minorHAnsi" w:hAnsiTheme="minorHAnsi" w:cstheme="minorHAnsi"/>
+          <w:sz w:val="22"/>
+          <w:szCs w:val="22"/>
+        </w:rPr>
+        <w:t>analytics</w:t>
+      </w:r>
+      <w:proofErr w:type="spellEnd"/>
+      <w:r>
+        <w:rPr>
+          <w:rFonts w:asciiTheme="minorHAnsi" w:hAnsiTheme="minorHAnsi" w:cstheme="minorHAnsi"/>
+          <w:sz w:val="22"/>
+          <w:szCs w:val="22"/>
+        </w:rPr>
+        <w:t xml:space="preserve"> es la disponibilidad desigual de datos, la falta de estandarización entre proveedores y las limitaciones derivadas del acceso a métricas avanzadas, factores que afectan directamente a la precisión de los modelos predictivos [</w:t>
+      </w:r>
+      <w:r>
+        <w:rPr>
+          <w:rFonts w:asciiTheme="minorHAnsi" w:hAnsiTheme="minorHAnsi" w:cstheme="minorHAnsi"/>
+          <w:sz w:val="22"/>
+          <w:szCs w:val="22"/>
+        </w:rPr>
+        <w:t>3</w:t>
+      </w:r>
+      <w:r>
+        <w:rPr>
+          <w:rFonts w:asciiTheme="minorHAnsi" w:hAnsiTheme="minorHAnsi" w:cstheme="minorHAnsi"/>
+          <w:sz w:val="22"/>
+          <w:szCs w:val="22"/>
+        </w:rPr>
+        <w:t>]. Esta situación dificulta la obtención de información consistente y limita la capacidad de entrenar algoritmos que capturen de forma rigurosa el rendimiento real de los equipos.</w:t>
+      </w:r>
+    </w:p>
+    <w:p>
+      <w:pPr>
+        <w:pStyle w:val="NormalWeb"/>
+        <w:spacing w:line="300" w:lineRule="atLeast"/>
+        <w:rPr>
+          <w:rFonts w:asciiTheme="minorHAnsi" w:hAnsiTheme="minorHAnsi" w:cstheme="minorHAnsi"/>
+          <w:sz w:val="22"/>
+          <w:szCs w:val="22"/>
+        </w:rPr>
+      </w:pPr>
+      <w:r>
+        <w:rPr>
+          <w:rFonts w:asciiTheme="minorHAnsi" w:hAnsiTheme="minorHAnsi" w:cstheme="minorHAnsi"/>
+          <w:sz w:val="22"/>
+          <w:szCs w:val="22"/>
+        </w:rPr>
+        <w:t>La</w:t>
+      </w:r>
+      <w:r>
+        <w:rPr>
+          <w:rFonts w:asciiTheme="minorHAnsi" w:hAnsiTheme="minorHAnsi" w:cstheme="minorHAnsi"/>
+          <w:sz w:val="22"/>
+          <w:szCs w:val="22"/>
+        </w:rPr>
+        <w:t xml:space="preserve"> analítica futbolística moderna requiere integrar múltiples fuentes </w:t>
+      </w:r>
+      <w:r>
+        <w:rPr>
+          <w:rFonts w:asciiTheme="minorHAnsi" w:hAnsiTheme="minorHAnsi" w:cstheme="minorHAnsi"/>
+          <w:sz w:val="22"/>
+          <w:szCs w:val="22"/>
+        </w:rPr>
+        <w:t xml:space="preserve">como </w:t>
+      </w:r>
+      <w:r>
+        <w:rPr>
+          <w:rFonts w:asciiTheme="minorHAnsi" w:hAnsiTheme="minorHAnsi" w:cstheme="minorHAnsi"/>
+          <w:sz w:val="22"/>
+          <w:szCs w:val="22"/>
+        </w:rPr>
+        <w:t xml:space="preserve">estadísticas históricas, métricas derivadas y datos contextuales cuyo tratamiento adecuado resulta indispensable para generar modelos robustos. En estudios recientes sobre predicción de resultados se observa que la ingeniería de características, junto con técnicas de limpieza y preprocesamiento, son elementos determinantes para mejorar el rendimiento de modelos como </w:t>
+      </w:r>
+      <w:proofErr w:type="spellStart"/>
+      <w:r>
+        <w:rPr>
+          <w:rFonts w:asciiTheme="minorHAnsi" w:hAnsiTheme="minorHAnsi" w:cstheme="minorHAnsi"/>
+          <w:sz w:val="22"/>
+          <w:szCs w:val="22"/>
+        </w:rPr>
+        <w:t>XGBoost</w:t>
+      </w:r>
+      <w:proofErr w:type="spellEnd"/>
+      <w:r>
+        <w:rPr>
+          <w:rFonts w:asciiTheme="minorHAnsi" w:hAnsiTheme="minorHAnsi" w:cstheme="minorHAnsi"/>
+          <w:sz w:val="22"/>
+          <w:szCs w:val="22"/>
+        </w:rPr>
+        <w:t xml:space="preserve">, </w:t>
+      </w:r>
+      <w:proofErr w:type="spellStart"/>
+      <w:r>
+        <w:rPr>
+          <w:rFonts w:asciiTheme="minorHAnsi" w:hAnsiTheme="minorHAnsi" w:cstheme="minorHAnsi"/>
+          <w:sz w:val="22"/>
+          <w:szCs w:val="22"/>
+        </w:rPr>
+        <w:t>Random</w:t>
+      </w:r>
+      <w:proofErr w:type="spellEnd"/>
+      <w:r>
+        <w:rPr>
+          <w:rFonts w:asciiTheme="minorHAnsi" w:hAnsiTheme="minorHAnsi" w:cstheme="minorHAnsi"/>
+          <w:sz w:val="22"/>
+          <w:szCs w:val="22"/>
+        </w:rPr>
+        <w:t xml:space="preserve"> Forest </w:t>
+      </w:r>
+      <w:r>
+        <w:rPr>
+          <w:rFonts w:asciiTheme="minorHAnsi" w:hAnsiTheme="minorHAnsi" w:cstheme="minorHAnsi"/>
+          <w:sz w:val="22"/>
+          <w:szCs w:val="22"/>
+        </w:rPr>
+        <w:t>entre otro</w:t>
+      </w:r>
+      <w:r>
+        <w:rPr>
+          <w:rFonts w:asciiTheme="minorHAnsi" w:hAnsiTheme="minorHAnsi" w:cstheme="minorHAnsi"/>
+          <w:sz w:val="22"/>
+          <w:szCs w:val="22"/>
+        </w:rPr>
+        <w:t>s [</w:t>
+      </w:r>
+      <w:r>
+        <w:rPr>
+          <w:rFonts w:asciiTheme="minorHAnsi" w:hAnsiTheme="minorHAnsi" w:cstheme="minorHAnsi"/>
+          <w:sz w:val="22"/>
+          <w:szCs w:val="22"/>
+        </w:rPr>
+        <w:t>4</w:t>
+      </w:r>
+      <w:r>
+        <w:rPr>
+          <w:rFonts w:asciiTheme="minorHAnsi" w:hAnsiTheme="minorHAnsi" w:cstheme="minorHAnsi"/>
+          <w:sz w:val="22"/>
+          <w:szCs w:val="22"/>
+        </w:rPr>
+        <w:t>]. Sin una base de datos consistente, incluso los algoritmos más avanzados producen predicciones inestables o poco generalizables.</w:t>
+      </w:r>
+    </w:p>
+    <w:p>
+      <w:pPr>
+        <w:pStyle w:val="NormalWeb"/>
+        <w:spacing w:line="300" w:lineRule="atLeast"/>
+        <w:rPr>
+          <w:rFonts w:asciiTheme="minorHAnsi" w:hAnsiTheme="minorHAnsi" w:cstheme="minorHAnsi"/>
+          <w:sz w:val="22"/>
+          <w:szCs w:val="22"/>
+        </w:rPr>
+      </w:pPr>
+      <w:r>
+        <w:rPr>
+          <w:rFonts w:asciiTheme="minorHAnsi" w:hAnsiTheme="minorHAnsi" w:cstheme="minorHAnsi"/>
+          <w:sz w:val="22"/>
+          <w:szCs w:val="22"/>
+        </w:rPr>
+        <w:t xml:space="preserve">La importancia de garantizar la calidad de los datos radica también en su impacto sobre la toma de decisiones estratégicas dentro del fútbol profesional. Sistemas predictivos fiables pueden aportar valor en la planificación de partidos, la evaluación del rendimiento y el análisis táctico, contribuyendo al desarrollo de herramientas inteligentes cada vez más presentes en clubes y organizaciones deportivas. Por todo ello, este trabajo pone énfasis tanto en el diseño del modelo predictivo como en </w:t>
+      </w:r>
+      <w:r>
+        <w:rPr>
+          <w:rFonts w:asciiTheme="minorHAnsi" w:hAnsiTheme="minorHAnsi" w:cstheme="minorHAnsi"/>
+          <w:sz w:val="22"/>
+          <w:szCs w:val="22"/>
+        </w:rPr>
+        <w:lastRenderedPageBreak/>
+        <w:t>la construcción de un conjunto de datos sólido que permita obtener resultados consistentes y útiles para la analítica futbolística.</w:t>
+      </w:r>
+    </w:p>
+    <w:p/>
+    <w:p>
+      <w:pPr>
+        <w:pStyle w:val="Ttulo2"/>
+      </w:pPr>
+      <w:bookmarkStart w:id="2" w:name="_Toc225241963"/>
+      <w:r>
+        <w:t>Estructura de la memoria</w:t>
+      </w:r>
       <w:bookmarkEnd w:id="2"/>
+    </w:p>
+    <w:p>
+      <w:r>
+        <w:t>La memoria se organiza en los siguientes capítulos:</w:t>
+      </w:r>
+    </w:p>
+    <w:p>
+      <w:pPr>
+        <w:pStyle w:val="Prrafodelista"/>
+        <w:numPr>
+          <w:ilvl w:val="0"/>
+          <w:numId w:val="6"/>
+        </w:numPr>
+      </w:pPr>
+      <w:r>
+        <w:rPr>
+          <w:b/>
+          <w:bCs/>
+        </w:rPr>
+        <w:t>Introducción</w:t>
+      </w:r>
+      <w:r>
+        <w:t>:</w:t>
+      </w:r>
+      <w:r>
+        <w:t xml:space="preserve"> </w:t>
+      </w:r>
+      <w:r>
+        <w:t>En este capítulo se presenta el contexto general del proyecto, describiendo el problema relacionado con la calidad</w:t>
+      </w:r>
+      <w:r>
+        <w:t xml:space="preserve">, </w:t>
+      </w:r>
+      <w:r>
+        <w:t xml:space="preserve">así como la motivación que justifica el desarrollo de un sistema predictivo basado en técnicas de Machine </w:t>
+      </w:r>
+      <w:proofErr w:type="spellStart"/>
+      <w:r>
+        <w:t>Learning</w:t>
+      </w:r>
+      <w:proofErr w:type="spellEnd"/>
+      <w:r>
+        <w:t>.</w:t>
+      </w:r>
+    </w:p>
+    <w:p>
+      <w:pPr>
+        <w:pStyle w:val="Prrafodelista"/>
+        <w:numPr>
+          <w:ilvl w:val="0"/>
+          <w:numId w:val="6"/>
+        </w:numPr>
+      </w:pPr>
+      <w:r>
+        <w:rPr>
+          <w:b/>
+          <w:bCs/>
+        </w:rPr>
+        <w:t>Objetivos y alcance</w:t>
+      </w:r>
+      <w:r>
+        <w:t xml:space="preserve">: </w:t>
+      </w:r>
+      <w:r>
+        <w:t xml:space="preserve">Este apartado recoge el objetivo general del proyecto junto con los objetivos específicos necesarios para su consecución. </w:t>
+      </w:r>
+      <w:r>
+        <w:t>También</w:t>
+      </w:r>
+      <w:r>
+        <w:t>, se define el alcance del trabajo, detallando los límites, entregables y aspectos que quedan fuera del desarrollo.</w:t>
+      </w:r>
+    </w:p>
+    <w:p>
+      <w:pPr>
+        <w:pStyle w:val="Prrafodelista"/>
+        <w:numPr>
+          <w:ilvl w:val="0"/>
+          <w:numId w:val="6"/>
+        </w:numPr>
+      </w:pPr>
+      <w:r>
+        <w:rPr>
+          <w:b/>
+          <w:bCs/>
+        </w:rPr>
+        <w:t>Marco teórico</w:t>
+      </w:r>
+      <w:r>
+        <w:t>:</w:t>
+      </w:r>
+      <w:r>
+        <w:rPr>
+          <w:rFonts w:ascii="Segoe UI" w:hAnsi="Segoe UI" w:cs="Segoe UI"/>
+          <w:sz w:val="21"/>
+          <w:szCs w:val="21"/>
+        </w:rPr>
+        <w:t xml:space="preserve"> </w:t>
+      </w:r>
+      <w:r>
+        <w:t>Describe los fundamentos teóricos de la analítica deportiva, los modelos de predicción y las técnicas empleadas en el proyecto.</w:t>
+      </w:r>
+    </w:p>
+    <w:p>
+      <w:pPr>
+        <w:pStyle w:val="Prrafodelista"/>
+        <w:numPr>
+          <w:ilvl w:val="0"/>
+          <w:numId w:val="6"/>
+        </w:numPr>
+      </w:pPr>
+      <w:r>
+        <w:rPr>
+          <w:b/>
+          <w:bCs/>
+        </w:rPr>
+        <w:t>Metodología de trabajo</w:t>
+      </w:r>
+      <w:r>
+        <w:t xml:space="preserve">: </w:t>
+      </w:r>
+      <w:r>
+        <w:t>Se describe la metodología seguida durante el desarrollo del proyecto</w:t>
+      </w:r>
+      <w:r>
+        <w:t xml:space="preserve"> y </w:t>
+      </w:r>
+      <w:r>
+        <w:t>la</w:t>
+      </w:r>
+      <w:r>
+        <w:t xml:space="preserve"> planificación temporal de las distintas fases.</w:t>
+      </w:r>
+    </w:p>
+    <w:p>
+      <w:pPr>
+        <w:pStyle w:val="Prrafodelista"/>
+        <w:numPr>
+          <w:ilvl w:val="0"/>
+          <w:numId w:val="6"/>
+        </w:numPr>
+      </w:pPr>
+      <w:r>
+        <w:rPr>
+          <w:b/>
+          <w:bCs/>
+        </w:rPr>
+        <w:t>Presupuesto</w:t>
+      </w:r>
+      <w:r>
+        <w:t>: Se i</w:t>
+      </w:r>
+      <w:r>
+        <w:t>ncluye la estimación de costes y los recursos requeridos para la ejecución del proyecto.</w:t>
+      </w:r>
+    </w:p>
+    <w:p>
+      <w:pPr>
+        <w:pStyle w:val="Prrafodelista"/>
+        <w:numPr>
+          <w:ilvl w:val="0"/>
+          <w:numId w:val="6"/>
+        </w:numPr>
+      </w:pPr>
+      <w:r>
+        <w:rPr>
+          <w:b/>
+          <w:bCs/>
+        </w:rPr>
+        <w:t>Recopilación y preparación de datos</w:t>
+      </w:r>
+      <w:r>
+        <w:t>:</w:t>
+      </w:r>
+      <w:r>
+        <w:t xml:space="preserve"> </w:t>
+      </w:r>
+      <w:r>
+        <w:t>Se detallan las fuentes de datos utilizadas, el proceso de recopilación, la limpieza aplicada y las transformaciones necesarias para obtener un conjunto de datos adecuado para el modelado.</w:t>
+      </w:r>
+    </w:p>
+    <w:p>
+      <w:pPr>
+        <w:pStyle w:val="Prrafodelista"/>
+        <w:numPr>
+          <w:ilvl w:val="0"/>
+          <w:numId w:val="6"/>
+        </w:numPr>
+      </w:pPr>
+      <w:r>
+        <w:rPr>
+          <w:b/>
+          <w:bCs/>
+        </w:rPr>
+        <w:t>Diseño experimental</w:t>
+      </w:r>
+      <w:r>
+        <w:t>:</w:t>
+      </w:r>
+      <w:r>
+        <w:t xml:space="preserve"> </w:t>
+      </w:r>
+      <w:r>
+        <w:t>Se definen las condiciones experimentales, los modelos seleccionados y los criterios utilizados para estructurar los experimentos.</w:t>
+      </w:r>
+    </w:p>
+    <w:p>
+      <w:pPr>
+        <w:pStyle w:val="Prrafodelista"/>
+        <w:numPr>
+          <w:ilvl w:val="0"/>
+          <w:numId w:val="6"/>
+        </w:numPr>
+      </w:pPr>
+      <w:r>
+        <w:rPr>
+          <w:b/>
+          <w:bCs/>
+        </w:rPr>
+        <w:t xml:space="preserve">Definición y ejecución del marco experimenta: </w:t>
+      </w:r>
+      <w:r>
+        <w:t>Se describe el proceso de entrenamiento, validación y ejecución de los modelos predictivos, así como la metodología empleada para garantizar la consistencia de los resultados.</w:t>
+      </w:r>
+    </w:p>
+    <w:p>
+      <w:pPr>
+        <w:pStyle w:val="Prrafodelista"/>
+        <w:numPr>
+          <w:ilvl w:val="0"/>
+          <w:numId w:val="6"/>
+        </w:numPr>
+      </w:pPr>
+      <w:r>
+        <w:rPr>
+          <w:b/>
+          <w:bCs/>
+        </w:rPr>
+        <w:t>Evaluación y análisis de resultados</w:t>
+      </w:r>
+      <w:r>
+        <w:t xml:space="preserve">: </w:t>
+      </w:r>
+      <w:r>
+        <w:t>Se presentan los resultados obtenidos, las métricas de evaluación utilizadas y un análisis comparativo del rendimiento de los modelos.</w:t>
+      </w:r>
+    </w:p>
+    <w:p>
+      <w:pPr>
+        <w:pStyle w:val="Prrafodelista"/>
+        <w:numPr>
+          <w:ilvl w:val="0"/>
+          <w:numId w:val="6"/>
+        </w:numPr>
+      </w:pPr>
+      <w:r>
+        <w:rPr>
+          <w:b/>
+          <w:bCs/>
+        </w:rPr>
+        <w:t>Valoración ética</w:t>
+      </w:r>
+      <w:r>
+        <w:t>:</w:t>
+      </w:r>
+      <w:r>
+        <w:t xml:space="preserve"> </w:t>
+      </w:r>
+      <w:r>
+        <w:t>Se detallan las consideraciones éticas asociadas al uso responsable de datos deportivos y modelos predictivos</w:t>
+      </w:r>
+      <w:r>
+        <w:t>.</w:t>
+      </w:r>
+    </w:p>
+    <w:p>
+      <w:pPr>
+        <w:pStyle w:val="Prrafodelista"/>
+        <w:numPr>
+          <w:ilvl w:val="0"/>
+          <w:numId w:val="6"/>
+        </w:numPr>
+      </w:pPr>
+      <w:r>
+        <w:rPr>
+          <w:b/>
+          <w:bCs/>
+        </w:rPr>
+        <w:t>Conclusiones</w:t>
+      </w:r>
+      <w:r>
+        <w:t>:</w:t>
+      </w:r>
+      <w:r>
+        <w:t xml:space="preserve"> </w:t>
+      </w:r>
+      <w:r>
+        <w:t xml:space="preserve">Se exponen las </w:t>
+      </w:r>
+      <w:r>
+        <w:t>conclusiones</w:t>
+      </w:r>
+      <w:r>
+        <w:t xml:space="preserve"> del proyecto, incluyendo las limitaciones encontradas, las aportaciones realizadas y las líneas de trabajo futuro.</w:t>
+      </w:r>
+    </w:p>
+    <w:p>
+      <w:pPr>
+        <w:pStyle w:val="Prrafodelista"/>
+        <w:numPr>
+          <w:ilvl w:val="0"/>
+          <w:numId w:val="6"/>
+        </w:numPr>
+      </w:pPr>
+      <w:r>
+        <w:rPr>
+          <w:b/>
+          <w:bCs/>
+        </w:rPr>
+        <w:t>Bibliografía</w:t>
+      </w:r>
+      <w:r>
+        <w:t>:</w:t>
+      </w:r>
+      <w:r>
+        <w:t xml:space="preserve"> Se listan todas las referencias utilizadas a lo largo del proyecto.</w:t>
+      </w:r>
+    </w:p>
+    <w:p>
+      <w:pPr>
+        <w:pStyle w:val="Prrafodelista"/>
+        <w:numPr>
+          <w:ilvl w:val="0"/>
+          <w:numId w:val="6"/>
+        </w:numPr>
+      </w:pPr>
+      <w:r>
+        <w:rPr>
+          <w:b/>
+          <w:bCs/>
+        </w:rPr>
+        <w:t>Anexos</w:t>
+      </w:r>
+      <w:r>
+        <w:t>:</w:t>
+      </w:r>
+      <w:r>
+        <w:t xml:space="preserve"> </w:t>
+      </w:r>
+      <w:r>
+        <w:t>Se incluye material adicional que complementa y respalda el contenido del proyecto</w:t>
+      </w:r>
+      <w:r>
+        <w:t>.</w:t>
+      </w:r>
+    </w:p>
+    <w:p>
+      <w:pPr>
+        <w:pStyle w:val="Ttulo1"/>
+      </w:pPr>
+      <w:bookmarkStart w:id="3" w:name="_Toc225241964"/>
+      <w:r>
+        <w:lastRenderedPageBreak/>
+        <w:t>Objetivos y Alcance</w:t>
+      </w:r>
       <w:bookmarkEnd w:id="3"/>
     </w:p>
     <w:p>
-      <w:r>
-        <w:t xml:space="preserve">En este punto comienza el contenido de la memoria, con los capítulos y apartados que sean necesarios. </w:t>
-      </w:r>
-      <w:r>
-        <w:t>No existe ningún tipo de restricción en cuanto a formato de letra y/o párrafos</w:t>
-      </w:r>
-      <w:r>
-        <w:t xml:space="preserve">, </w:t>
-      </w:r>
-      <w:r>
-        <w:t>la única limitación es el encabezado</w:t>
-      </w:r>
-      <w:r>
-        <w:t xml:space="preserve">, </w:t>
-      </w:r>
-      <w:r>
-        <w:t>pie de página</w:t>
-      </w:r>
-      <w:r>
-        <w:t xml:space="preserve"> y márgenes</w:t>
-      </w:r>
-      <w:r>
-        <w:t>.</w:t>
-      </w:r>
-    </w:p>
-    <w:p>
-      <w:r>
-        <w:t xml:space="preserve">No existe ninguna limitación en cuanto a la tipografía utilizada para la elaboración de la memoria, no obstante, el tamaño de la fuente que debe ser similar </w:t>
-      </w:r>
-      <w:r>
+      <w:pPr>
+        <w:pStyle w:val="Ttulo2"/>
+      </w:pPr>
+      <w:bookmarkStart w:id="4" w:name="_Toc225241965"/>
+      <w:r>
+        <w:t>Objetivos</w:t>
+      </w:r>
+      <w:bookmarkEnd w:id="4"/>
+    </w:p>
+    <w:p>
+      <w:pPr>
+        <w:pStyle w:val="Ttulo2"/>
+      </w:pPr>
+      <w:bookmarkStart w:id="5" w:name="_Toc225241966"/>
+      <w:r>
+        <w:t>Alcance</w:t>
+      </w:r>
+      <w:bookmarkEnd w:id="5"/>
+    </w:p>
+    <w:p>
+      <w:pPr>
+        <w:pStyle w:val="Ttulo1"/>
+      </w:pPr>
+      <w:bookmarkStart w:id="6" w:name="_Toc225241967"/>
+      <w:r>
+        <w:t>Marco teórico</w:t>
+      </w:r>
+      <w:bookmarkEnd w:id="6"/>
+    </w:p>
+    <w:p/>
+    <w:p/>
+    <w:p/>
+    <w:p/>
+    <w:p>
+      <w:pPr>
         <w:rPr>
           <w:b/>
         </w:rPr>
-        <w:t>en tamaño a Arial de 10 puntos o Calibri de 11 puntos</w:t>
-      </w:r>
-      <w:r>
-        <w:t xml:space="preserve"> (con el fin de evitar una extensión artificial de la memoria por la vía del tamaño de la fuente).</w:t>
-      </w:r>
-    </w:p>
-    <w:p>
-      <w:r>
-        <w:t xml:space="preserve">Se evitarán los espacios en blanco innecesarios y </w:t>
-      </w:r>
-      <w:r>
-        <w:t>NO</w:t>
-      </w:r>
-      <w:r>
-        <w:t xml:space="preserve"> se dejarán páginas en blanco</w:t>
+      </w:pPr>
+      <w:r>
+        <w:t xml:space="preserve">Por último, esta plantilla dispone de un conjunto de estilos para los títulos que ya vienen preparados como esquema numerado, aunque </w:t>
       </w:r>
       <w:r>
         <w:rPr>
           <w:b/>
         </w:rPr>
-        <w:t xml:space="preserve">. Los capítulos deben empezar en </w:t>
-      </w:r>
-      <w:r>
-        <w:rPr>
-          <w:b/>
-        </w:rPr>
-        <w:t xml:space="preserve">una </w:t>
-      </w:r>
-      <w:r>
-        <w:rPr>
-          <w:b/>
-        </w:rPr>
-        <w:t xml:space="preserve">página </w:t>
-      </w:r>
-      <w:r>
-        <w:rPr>
-          <w:b/>
-        </w:rPr>
-        <w:t>nueva</w:t>
-      </w:r>
-      <w:r>
-        <w:rPr>
-          <w:b/>
-        </w:rPr>
-        <w:t>.</w:t>
-      </w:r>
-    </w:p>
-    <w:p>
-      <w:r>
-        <w:t xml:space="preserve">Si hay alguna imagen, tabla o gráfico </w:t>
-      </w:r>
-      <w:r>
-        <w:t xml:space="preserve">que por su tamaño debe rotarse a formato horizontal, </w:t>
-      </w:r>
-      <w:r>
-        <w:rPr>
-          <w:b/>
-        </w:rPr>
-        <w:t xml:space="preserve">se debe rotar </w:t>
-      </w:r>
-      <w:r>
-        <w:rPr>
-          <w:b/>
-        </w:rPr>
-        <w:t xml:space="preserve">SOLO </w:t>
-      </w:r>
-      <w:r>
-        <w:rPr>
-          <w:b/>
-        </w:rPr>
-        <w:t>la imagen</w:t>
-      </w:r>
-      <w:r>
-        <w:t>, no la página completa</w:t>
-      </w:r>
-      <w:r>
-        <w:t xml:space="preserve"> ni su título</w:t>
-      </w:r>
-      <w:r>
-        <w:t xml:space="preserve">. </w:t>
-      </w:r>
-      <w:r>
-        <w:t>La rotación se realizará para su lectura a la derecha.</w:t>
-      </w:r>
-    </w:p>
-    <w:p>
-      <w:r>
-        <w:t>El encabezado y pie de página debe</w:t>
-      </w:r>
-      <w:r>
-        <w:t>n</w:t>
-      </w:r>
-      <w:r>
-        <w:t xml:space="preserve"> seguir el mismo formato </w:t>
-      </w:r>
-      <w:r>
-        <w:t xml:space="preserve">en toda la memoria, a excepción de </w:t>
-      </w:r>
-      <w:r>
-        <w:t xml:space="preserve">en </w:t>
-      </w:r>
-      <w:r>
-        <w:t>los anexos, que pueden llevar un formato distinto, pero debe estar indicado claramente que son anexos.</w:t>
-      </w:r>
-    </w:p>
-    <w:p>
-      <w:pPr>
-        <w:pStyle w:val="Ttulo2"/>
-      </w:pPr>
-      <w:bookmarkStart w:id="4" w:name="_Toc166857595"/>
-      <w:bookmarkStart w:id="5" w:name="_Toc166858258"/>
-      <w:bookmarkStart w:id="6" w:name="_Toc166858337"/>
-      <w:bookmarkStart w:id="7" w:name="_Toc184130424"/>
-      <w:r>
-        <w:t>Estilo de título 2</w:t>
-      </w:r>
-      <w:bookmarkEnd w:id="4"/>
-      <w:bookmarkEnd w:id="5"/>
-      <w:bookmarkEnd w:id="6"/>
-      <w:bookmarkEnd w:id="7"/>
-    </w:p>
-    <w:p>
-      <w:pPr>
-        <w:rPr>
-          <w:b/>
-        </w:rPr>
-      </w:pPr>
-      <w:r>
-        <w:t xml:space="preserve">Por último, esta plantilla dispone de un conjunto de estilos para los títulos que ya vienen preparados como esquema numerado, aunque </w:t>
-      </w:r>
-      <w:r>
-        <w:rPr>
-          <w:b/>
-        </w:rPr>
         <w:t>no son de obligado uso: se proporcionan a modo de ejemplo y ayuda.</w:t>
       </w:r>
     </w:p>
     <w:p>
       <w:r>
-        <w:t xml:space="preserve">Para </w:t>
-      </w:r>
-      <w:r>
-        <w:t xml:space="preserve">insertar gráficos y figuras existe un estilo especial, que se llama “Sin espaciado”.  Si introduces una imagen o figura en la mitad </w:t>
+        <w:t xml:space="preserve">Para insertar gráficos y figuras existe un estilo especial, que se llama “Sin espaciado”.  Si introduces una imagen o figura en la mitad </w:t>
       </w:r>
       <w:r>
         <w:t>de</w:t>
@@ -952,11 +1849,14 @@
       <w:pPr>
         <w:pStyle w:val="Sinespaciado"/>
         <w:jc w:val="center"/>
-      </w:pPr>
-      <w:bookmarkStart w:id="8" w:name="_Toc166857682"/>
-      <w:r>
-        <w:rPr>
-          <w:noProof/>
+        <w:rPr>
+          <w:lang w:val="es-ES"/>
+        </w:rPr>
+      </w:pPr>
+      <w:bookmarkStart w:id="7" w:name="_Toc166857682"/>
+      <w:r>
+        <w:rPr>
+          <w:lang w:val="es-ES"/>
         </w:rPr>
         <w:drawing>
           <wp:inline distT="0" distB="0" distL="0" distR="0" wp14:anchorId="777A8417" wp14:editId="322A5600">
@@ -1007,7 +1907,7 @@
           </wp:inline>
         </w:drawing>
       </w:r>
-      <w:bookmarkEnd w:id="8"/>
+      <w:bookmarkEnd w:id="7"/>
     </w:p>
     <w:p>
       <w:pPr>
@@ -1019,9 +1919,9 @@
           <w:szCs w:val="20"/>
         </w:rPr>
       </w:pPr>
+      <w:bookmarkStart w:id="8" w:name="_Toc184130416"/>
       <w:bookmarkStart w:id="9" w:name="_Toc166857683"/>
       <w:bookmarkStart w:id="10" w:name="_Toc166858194"/>
-      <w:bookmarkStart w:id="11" w:name="_Toc184130416"/>
       <w:r>
         <w:rPr>
           <w:color w:val="000000" w:themeColor="text1"/>
@@ -1056,7 +1956,6 @@
       </w:r>
       <w:r>
         <w:rPr>
-          <w:noProof/>
           <w:color w:val="000000" w:themeColor="text1"/>
           <w:sz w:val="20"/>
           <w:szCs w:val="20"/>
@@ -1079,7 +1978,7 @@
         </w:rPr>
         <w:t xml:space="preserve"> Ejemplo de figura.</w:t>
       </w:r>
-      <w:bookmarkEnd w:id="11"/>
+      <w:bookmarkEnd w:id="8"/>
     </w:p>
     <w:p>
       <w:pPr>
@@ -1108,43 +2007,42 @@
       <w:pPr>
         <w:pStyle w:val="Ttulo3"/>
       </w:pPr>
-      <w:bookmarkStart w:id="12" w:name="_Toc166857596"/>
-      <w:bookmarkStart w:id="13" w:name="_Toc166858259"/>
-      <w:bookmarkStart w:id="14" w:name="_Toc166858338"/>
-      <w:bookmarkStart w:id="15" w:name="_Toc184130425"/>
-      <w:r>
-        <w:lastRenderedPageBreak/>
+      <w:bookmarkStart w:id="11" w:name="_Toc166857596"/>
+      <w:bookmarkStart w:id="12" w:name="_Toc166858259"/>
+      <w:bookmarkStart w:id="13" w:name="_Toc166858338"/>
+      <w:bookmarkStart w:id="14" w:name="_Toc225241968"/>
+      <w:r>
         <w:t>Estilo del Título 3</w:t>
       </w:r>
+      <w:bookmarkEnd w:id="11"/>
       <w:bookmarkEnd w:id="12"/>
       <w:bookmarkEnd w:id="13"/>
       <w:bookmarkEnd w:id="14"/>
+    </w:p>
+    <w:p>
+      <w:r>
+        <w:t>Los estudiantes que lo deseen pueden hacer un uso libre de esta plantilla</w:t>
+      </w:r>
+      <w:r>
+        <w:t xml:space="preserve"> (respetando márgenes, encabezados y pies de página)</w:t>
+      </w:r>
+      <w:r>
+        <w:t xml:space="preserve">. </w:t>
+      </w:r>
+    </w:p>
+    <w:p>
+      <w:pPr>
+        <w:pStyle w:val="Ttulo4"/>
+      </w:pPr>
+      <w:bookmarkStart w:id="15" w:name="_Toc166857599"/>
+      <w:bookmarkStart w:id="16" w:name="_Toc166858262"/>
+      <w:bookmarkStart w:id="17" w:name="_Toc166858341"/>
+      <w:r>
+        <w:t>Estilo de Título 4</w:t>
+      </w:r>
       <w:bookmarkEnd w:id="15"/>
-    </w:p>
-    <w:p>
-      <w:r>
-        <w:t>Los estudiantes que lo deseen pueden hacer un uso libre de esta plantilla</w:t>
-      </w:r>
-      <w:r>
-        <w:t xml:space="preserve"> (respetando márgenes, encabezados y pies de página)</w:t>
-      </w:r>
-      <w:r>
-        <w:t xml:space="preserve">. </w:t>
-      </w:r>
-    </w:p>
-    <w:p>
-      <w:pPr>
-        <w:pStyle w:val="Ttulo4"/>
-      </w:pPr>
-      <w:bookmarkStart w:id="16" w:name="_Toc166857599"/>
-      <w:bookmarkStart w:id="17" w:name="_Toc166858262"/>
-      <w:bookmarkStart w:id="18" w:name="_Toc166858341"/>
-      <w:r>
-        <w:t>Estilo de Título 4</w:t>
-      </w:r>
       <w:bookmarkEnd w:id="16"/>
       <w:bookmarkEnd w:id="17"/>
-      <w:bookmarkEnd w:id="18"/>
     </w:p>
     <w:p>
       <w:r>
@@ -1164,6 +2062,7 @@
         <w:pStyle w:val="Ttulo5"/>
       </w:pPr>
       <w:r>
+        <w:lastRenderedPageBreak/>
         <w:t>Est</w:t>
       </w:r>
       <w:r>
@@ -1194,18 +2093,18 @@
       <w:pPr>
         <w:pStyle w:val="Ttulo1"/>
       </w:pPr>
-      <w:bookmarkStart w:id="19" w:name="_Toc166857603"/>
-      <w:bookmarkStart w:id="20" w:name="_Toc166858266"/>
-      <w:bookmarkStart w:id="21" w:name="_Toc166858345"/>
-      <w:bookmarkStart w:id="22" w:name="_Toc184130426"/>
+      <w:bookmarkStart w:id="18" w:name="_Toc166857603"/>
+      <w:bookmarkStart w:id="19" w:name="_Toc166858266"/>
+      <w:bookmarkStart w:id="20" w:name="_Toc166858345"/>
+      <w:bookmarkStart w:id="21" w:name="_Toc225241969"/>
       <w:r>
         <w:lastRenderedPageBreak/>
         <w:t>Bibliografía</w:t>
       </w:r>
+      <w:bookmarkEnd w:id="18"/>
       <w:bookmarkEnd w:id="19"/>
       <w:bookmarkEnd w:id="20"/>
       <w:bookmarkEnd w:id="21"/>
-      <w:bookmarkEnd w:id="22"/>
     </w:p>
     <w:p>
       <w:pPr>
@@ -1214,54 +2113,108 @@
           <w:ilvl w:val="0"/>
           <w:numId w:val="2"/>
         </w:numPr>
-        <w:rPr>
-          <w:lang w:val="es-ES"/>
-        </w:rPr>
-      </w:pPr>
-      <w:r>
-        <w:rPr>
-          <w:lang w:val="es-ES"/>
-        </w:rPr>
-        <w:t xml:space="preserve">Formato cita web: </w:t>
-      </w:r>
-      <w:r>
-        <w:rPr>
-          <w:lang w:val="es-ES"/>
-        </w:rPr>
-        <w:t xml:space="preserve">“Titulo/Nombre de la Web”, </w:t>
+        <w:spacing w:after="0" w:line="300" w:lineRule="atLeast"/>
+        <w:jc w:val="left"/>
+        <w:rPr>
+          <w:rFonts w:cstheme="minorHAnsi"/>
+          <w:szCs w:val="22"/>
+          <w:lang w:val="en-US"/>
+        </w:rPr>
+      </w:pPr>
+      <w:r>
+        <w:rPr>
+          <w:rFonts w:cstheme="minorHAnsi"/>
+          <w:szCs w:val="22"/>
+          <w:lang w:val="en-US"/>
+        </w:rPr>
+        <w:t>“Machine Learning Applied to Professional Football: Performance Improvement and Results Prediction – MDPI”,</w:t>
+      </w:r>
+      <w:r>
+        <w:rPr>
+          <w:rFonts w:cstheme="minorHAnsi"/>
+          <w:szCs w:val="22"/>
+          <w:lang w:val="en-US"/>
+        </w:rPr>
+        <w:t xml:space="preserve"> </w:t>
       </w:r>
       <w:hyperlink r:id="rId12" w:history="1">
         <w:r>
           <w:rPr>
             <w:rStyle w:val="Hipervnculo"/>
-            <w:lang w:val="es-ES"/>
+            <w:rFonts w:cstheme="minorHAnsi"/>
+            <w:szCs w:val="22"/>
+            <w:lang w:val="en-US"/>
           </w:rPr>
-          <w:t>http://www.google.es</w:t>
+          <w:t>https://www.mdpi.com/2504-4990/7/3/85</w:t>
         </w:r>
       </w:hyperlink>
       <w:r>
         <w:rPr>
-          <w:lang w:val="es-ES"/>
-        </w:rPr>
-        <w:t xml:space="preserve">, </w:t>
-      </w:r>
-      <w:r>
-        <w:rPr>
-          <w:lang w:val="es-ES"/>
-        </w:rPr>
-        <w:t>(consultado el 7/10/</w:t>
-      </w:r>
-      <w:r>
-        <w:rPr>
-          <w:lang w:val="es-ES"/>
-        </w:rPr>
-        <w:t>2022</w:t>
-      </w:r>
-      <w:r>
-        <w:rPr>
-          <w:lang w:val="es-ES"/>
-        </w:rPr>
-        <w:t>).</w:t>
+          <w:rFonts w:cstheme="minorHAnsi"/>
+          <w:szCs w:val="22"/>
+          <w:lang w:val="en-US"/>
+        </w:rPr>
+        <w:t xml:space="preserve"> </w:t>
+      </w:r>
+      <w:r>
+        <w:rPr>
+          <w:rFonts w:cstheme="minorHAnsi"/>
+          <w:szCs w:val="22"/>
+          <w:lang w:val="en-US"/>
+        </w:rPr>
+        <w:t>,</w:t>
+      </w:r>
+      <w:r>
+        <w:rPr>
+          <w:rFonts w:cstheme="minorHAnsi"/>
+          <w:szCs w:val="22"/>
+          <w:lang w:val="en-US"/>
+        </w:rPr>
+        <w:t xml:space="preserve"> </w:t>
+      </w:r>
+      <w:r>
+        <w:rPr>
+          <w:rFonts w:cstheme="minorHAnsi"/>
+          <w:szCs w:val="22"/>
+          <w:lang w:val="en-US"/>
+        </w:rPr>
+        <w:t>(</w:t>
+      </w:r>
+      <w:proofErr w:type="spellStart"/>
+      <w:r>
+        <w:rPr>
+          <w:rFonts w:cstheme="minorHAnsi"/>
+          <w:szCs w:val="22"/>
+          <w:lang w:val="en-US"/>
+        </w:rPr>
+        <w:t>consultado</w:t>
+      </w:r>
+      <w:proofErr w:type="spellEnd"/>
+      <w:r>
+        <w:rPr>
+          <w:rFonts w:cstheme="minorHAnsi"/>
+          <w:szCs w:val="22"/>
+          <w:lang w:val="en-US"/>
+        </w:rPr>
+        <w:t xml:space="preserve"> </w:t>
+      </w:r>
+      <w:proofErr w:type="spellStart"/>
+      <w:r>
+        <w:rPr>
+          <w:rFonts w:cstheme="minorHAnsi"/>
+          <w:szCs w:val="22"/>
+          <w:lang w:val="en-US"/>
+        </w:rPr>
+        <w:t>el</w:t>
+      </w:r>
+      <w:proofErr w:type="spellEnd"/>
+      <w:r>
+        <w:rPr>
+          <w:rFonts w:cstheme="minorHAnsi"/>
+          <w:szCs w:val="22"/>
+          <w:lang w:val="en-US"/>
+        </w:rPr>
+        <w:t xml:space="preserve"> 24/03/2026).</w:t>
       </w:r>
     </w:p>
     <w:p>
@@ -1271,62 +2224,126 @@
           <w:ilvl w:val="0"/>
           <w:numId w:val="2"/>
         </w:numPr>
-        <w:rPr>
-          <w:lang w:val="es-ES"/>
-        </w:rPr>
-      </w:pPr>
-      <w:r>
-        <w:rPr>
-          <w:lang w:val="es-ES"/>
-        </w:rPr>
-        <w:t xml:space="preserve">“Real Automóvil Club de España”. </w:t>
+        <w:spacing w:after="0" w:line="300" w:lineRule="atLeast"/>
+        <w:jc w:val="left"/>
+        <w:rPr>
+          <w:rFonts w:cstheme="minorHAnsi"/>
+          <w:szCs w:val="22"/>
+          <w:lang w:val="en-US"/>
+        </w:rPr>
+      </w:pPr>
+      <w:r>
+        <w:rPr>
+          <w:rFonts w:cstheme="minorHAnsi"/>
+          <w:szCs w:val="22"/>
+          <w:lang w:val="en-US"/>
+        </w:rPr>
+        <w:t>“Data-driven prediction of soccer outcomes using enhanced machine and deep learning techniques – Springer Nature”,</w:t>
+      </w:r>
+      <w:r>
+        <w:rPr>
+          <w:rFonts w:cstheme="minorHAnsi"/>
+          <w:szCs w:val="22"/>
+          <w:lang w:val="en-US"/>
+        </w:rPr>
+        <w:t xml:space="preserve"> </w:t>
       </w:r>
       <w:hyperlink r:id="rId13" w:history="1">
         <w:r>
           <w:rPr>
             <w:rStyle w:val="Hipervnculo"/>
-            <w:lang w:val="es-ES"/>
+            <w:rFonts w:cstheme="minorHAnsi"/>
+            <w:szCs w:val="22"/>
+            <w:lang w:val="en-US"/>
           </w:rPr>
-          <w:t>http://www.race.es/corporativo/noticias/-/blogs/los-accidentes-de-trafico-so</w:t>
+          <w:t>https://link.spri</w:t>
         </w:r>
         <w:r>
           <w:rPr>
             <w:rStyle w:val="Hipervnculo"/>
-            <w:lang w:val="es-ES"/>
+            <w:rFonts w:cstheme="minorHAnsi"/>
+            <w:szCs w:val="22"/>
+            <w:lang w:val="en-US"/>
           </w:rPr>
           <w:t>n</w:t>
         </w:r>
         <w:r>
           <w:rPr>
             <w:rStyle w:val="Hipervnculo"/>
-            <w:lang w:val="es-ES"/>
+            <w:rFonts w:cstheme="minorHAnsi"/>
+            <w:szCs w:val="22"/>
+            <w:lang w:val="en-US"/>
           </w:rPr>
-          <w:t>-la-primera-causa-de-mortalidad-entre-los-15-y-29-anos</w:t>
+          <w:t>ger.com/article/10.1186/s40537-024-01008-2</w:t>
         </w:r>
       </w:hyperlink>
       <w:r>
         <w:rPr>
-          <w:lang w:val="es-ES"/>
+          <w:rFonts w:cstheme="minorHAnsi"/>
+          <w:szCs w:val="22"/>
+          <w:lang w:val="en-US"/>
         </w:rPr>
         <w:t xml:space="preserve"> </w:t>
       </w:r>
       <w:r>
         <w:rPr>
-          <w:lang w:val="es-ES"/>
-        </w:rPr>
-        <w:t>(consultado el 7/10/</w:t>
-      </w:r>
-      <w:r>
-        <w:rPr>
-          <w:lang w:val="es-ES"/>
-        </w:rPr>
-        <w:t>202</w:t>
-      </w:r>
-      <w:r>
-        <w:rPr>
-          <w:lang w:val="es-ES"/>
-        </w:rPr>
-        <w:t>2).</w:t>
+          <w:rFonts w:cstheme="minorHAnsi"/>
+          <w:szCs w:val="22"/>
+          <w:lang w:val="en-US"/>
+        </w:rPr>
+        <w:t>,</w:t>
+      </w:r>
+      <w:r>
+        <w:rPr>
+          <w:rFonts w:cstheme="minorHAnsi"/>
+          <w:szCs w:val="22"/>
+          <w:lang w:val="en-US"/>
+        </w:rPr>
+        <w:t xml:space="preserve"> </w:t>
+      </w:r>
+      <w:r>
+        <w:rPr>
+          <w:rFonts w:cstheme="minorHAnsi"/>
+          <w:szCs w:val="22"/>
+          <w:lang w:val="en-US"/>
+        </w:rPr>
+        <w:t>(</w:t>
+      </w:r>
+      <w:proofErr w:type="spellStart"/>
+      <w:r>
+        <w:rPr>
+          <w:rFonts w:cstheme="minorHAnsi"/>
+          <w:szCs w:val="22"/>
+          <w:lang w:val="en-US"/>
+        </w:rPr>
+        <w:t>consultado</w:t>
+      </w:r>
+      <w:proofErr w:type="spellEnd"/>
+      <w:r>
+        <w:rPr>
+          <w:rFonts w:cstheme="minorHAnsi"/>
+          <w:szCs w:val="22"/>
+          <w:lang w:val="en-US"/>
+        </w:rPr>
+        <w:t xml:space="preserve"> </w:t>
+      </w:r>
+      <w:proofErr w:type="spellStart"/>
+      <w:r>
+        <w:rPr>
+          <w:rFonts w:cstheme="minorHAnsi"/>
+          <w:szCs w:val="22"/>
+          <w:lang w:val="en-US"/>
+        </w:rPr>
+        <w:t>el</w:t>
+      </w:r>
+      <w:proofErr w:type="spellEnd"/>
+      <w:r>
+        <w:rPr>
+          <w:rFonts w:cstheme="minorHAnsi"/>
+          <w:szCs w:val="22"/>
+          <w:lang w:val="en-US"/>
+        </w:rPr>
+        <w:t xml:space="preserve"> 24/03/2026).</w:t>
       </w:r>
     </w:p>
     <w:p>
@@ -1336,46 +2353,129 @@
           <w:ilvl w:val="0"/>
           <w:numId w:val="2"/>
         </w:numPr>
-        <w:rPr>
-          <w:lang w:val="es-ES"/>
-        </w:rPr>
-      </w:pPr>
-      <w:r>
-        <w:rPr>
-          <w:lang w:val="es-ES"/>
-        </w:rPr>
-        <w:t xml:space="preserve">Formato cita libro: </w:t>
-      </w:r>
-      <w:r>
-        <w:rPr>
-          <w:lang w:val="es-ES"/>
-        </w:rPr>
-        <w:t>Autores, “</w:t>
-      </w:r>
-      <w:r>
-        <w:rPr>
-          <w:lang w:val="es-ES"/>
-        </w:rPr>
-        <w:t>Título de la contribución/Libro</w:t>
-      </w:r>
-      <w:r>
-        <w:rPr>
-          <w:lang w:val="es-ES"/>
-        </w:rPr>
-        <w:t xml:space="preserve">”, </w:t>
-      </w:r>
-      <w:r>
-        <w:rPr>
-          <w:i/>
-          <w:lang w:val="es-ES"/>
-        </w:rPr>
-        <w:t>Editorial en cursiva</w:t>
-      </w:r>
-      <w:r>
-        <w:rPr>
-          <w:lang w:val="es-ES"/>
-        </w:rPr>
-        <w:t>, Año de la publicación.</w:t>
+        <w:spacing w:after="0" w:line="300" w:lineRule="atLeast"/>
+        <w:jc w:val="left"/>
+        <w:rPr>
+          <w:rFonts w:ascii="Segoe UI" w:hAnsi="Segoe UI" w:cs="Segoe UI"/>
+          <w:sz w:val="21"/>
+          <w:szCs w:val="21"/>
+          <w:lang w:val="en-US"/>
+        </w:rPr>
+      </w:pPr>
+      <w:r>
+        <w:rPr>
+          <w:rFonts w:ascii="Segoe UI" w:hAnsi="Segoe UI" w:cs="Segoe UI"/>
+          <w:sz w:val="21"/>
+          <w:szCs w:val="21"/>
+          <w:lang w:val="en-US"/>
+        </w:rPr>
+        <w:t>“Machine Learning Applied to Professional Football: Performance Improvement and Results Prediction – MDPI”,</w:t>
+      </w:r>
+      <w:r>
+        <w:rPr>
+          <w:rFonts w:ascii="Segoe UI" w:hAnsi="Segoe UI" w:cs="Segoe UI"/>
+          <w:sz w:val="21"/>
+          <w:szCs w:val="21"/>
+          <w:lang w:val="en-US"/>
+        </w:rPr>
+        <w:t xml:space="preserve"> </w:t>
+      </w:r>
+      <w:hyperlink r:id="rId14" w:history="1">
+        <w:r>
+          <w:rPr>
+            <w:rStyle w:val="Hipervnculo"/>
+            <w:rFonts w:ascii="Segoe UI" w:hAnsi="Segoe UI" w:cs="Segoe UI"/>
+            <w:sz w:val="21"/>
+            <w:szCs w:val="21"/>
+            <w:lang w:val="en-US"/>
+          </w:rPr>
+          <w:t>https://www.mdpi.com/2504-4990/7/3/85</w:t>
+        </w:r>
+      </w:hyperlink>
+      <w:r>
+        <w:rPr>
+          <w:rFonts w:ascii="Segoe UI" w:hAnsi="Segoe UI" w:cs="Segoe UI"/>
+          <w:sz w:val="21"/>
+          <w:szCs w:val="21"/>
+          <w:lang w:val="en-US"/>
+        </w:rPr>
+        <w:t>,</w:t>
+      </w:r>
+      <w:r>
+        <w:rPr>
+          <w:rFonts w:ascii="Segoe UI" w:hAnsi="Segoe UI" w:cs="Segoe UI"/>
+          <w:sz w:val="21"/>
+          <w:szCs w:val="21"/>
+          <w:lang w:val="en-US"/>
+        </w:rPr>
+        <w:t xml:space="preserve"> </w:t>
+      </w:r>
+      <w:r>
+        <w:rPr>
+          <w:rFonts w:ascii="Segoe UI" w:hAnsi="Segoe UI" w:cs="Segoe UI"/>
+          <w:sz w:val="21"/>
+          <w:szCs w:val="21"/>
+          <w:lang w:val="en-US"/>
+        </w:rPr>
+        <w:t>(</w:t>
+      </w:r>
+      <w:proofErr w:type="spellStart"/>
+      <w:r>
+        <w:rPr>
+          <w:rFonts w:ascii="Segoe UI" w:hAnsi="Segoe UI" w:cs="Segoe UI"/>
+          <w:sz w:val="21"/>
+          <w:szCs w:val="21"/>
+          <w:lang w:val="en-US"/>
+        </w:rPr>
+        <w:t>consultado</w:t>
+      </w:r>
+      <w:proofErr w:type="spellEnd"/>
+      <w:r>
+        <w:rPr>
+          <w:rFonts w:ascii="Segoe UI" w:hAnsi="Segoe UI" w:cs="Segoe UI"/>
+          <w:sz w:val="21"/>
+          <w:szCs w:val="21"/>
+          <w:lang w:val="en-US"/>
+        </w:rPr>
+        <w:t xml:space="preserve"> </w:t>
+      </w:r>
+      <w:proofErr w:type="spellStart"/>
+      <w:r>
+        <w:rPr>
+          <w:rFonts w:ascii="Segoe UI" w:hAnsi="Segoe UI" w:cs="Segoe UI"/>
+          <w:sz w:val="21"/>
+          <w:szCs w:val="21"/>
+          <w:lang w:val="en-US"/>
+        </w:rPr>
+        <w:t>el</w:t>
+      </w:r>
+      <w:proofErr w:type="spellEnd"/>
+      <w:r>
+        <w:rPr>
+          <w:rFonts w:ascii="Segoe UI" w:hAnsi="Segoe UI" w:cs="Segoe UI"/>
+          <w:sz w:val="21"/>
+          <w:szCs w:val="21"/>
+          <w:lang w:val="en-US"/>
+        </w:rPr>
+        <w:t xml:space="preserve"> 2</w:t>
+      </w:r>
+      <w:r>
+        <w:rPr>
+          <w:rFonts w:ascii="Segoe UI" w:hAnsi="Segoe UI" w:cs="Segoe UI"/>
+          <w:sz w:val="21"/>
+          <w:szCs w:val="21"/>
+          <w:lang w:val="en-US"/>
+        </w:rPr>
+        <w:t>5</w:t>
+      </w:r>
+      <w:r>
+        <w:rPr>
+          <w:rFonts w:ascii="Segoe UI" w:hAnsi="Segoe UI" w:cs="Segoe UI"/>
+          <w:sz w:val="21"/>
+          <w:szCs w:val="21"/>
+          <w:lang w:val="en-US"/>
+        </w:rPr>
+        <w:t>/03/2026).</w:t>
       </w:r>
     </w:p>
     <w:p>
@@ -1385,28 +2485,129 @@
           <w:ilvl w:val="0"/>
           <w:numId w:val="2"/>
         </w:numPr>
-        <w:rPr>
-          <w:lang w:val="es-ES"/>
-        </w:rPr>
-      </w:pPr>
-      <w:r>
-        <w:rPr>
-          <w:lang w:val="es-ES"/>
-        </w:rPr>
-        <w:t xml:space="preserve">Formato artículo en revista/congreso: Autores, “Título del artículo”, </w:t>
-      </w:r>
-      <w:r>
-        <w:rPr>
-          <w:i/>
-          <w:lang w:val="es-ES"/>
-        </w:rPr>
-        <w:t>Nombre de la revista/congreso en cursiva</w:t>
-      </w:r>
-      <w:r>
-        <w:rPr>
-          <w:lang w:val="es-ES"/>
-        </w:rPr>
-        <w:t>, rango de páginas, año de la publicación. (dirección web si es accesible).</w:t>
+        <w:spacing w:after="0" w:line="300" w:lineRule="atLeast"/>
+        <w:jc w:val="left"/>
+        <w:rPr>
+          <w:rFonts w:ascii="Segoe UI" w:hAnsi="Segoe UI" w:cs="Segoe UI"/>
+          <w:sz w:val="21"/>
+          <w:szCs w:val="21"/>
+          <w:lang w:val="en-US"/>
+        </w:rPr>
+      </w:pPr>
+      <w:r>
+        <w:rPr>
+          <w:rFonts w:ascii="Segoe UI" w:hAnsi="Segoe UI" w:cs="Segoe UI"/>
+          <w:sz w:val="21"/>
+          <w:szCs w:val="21"/>
+          <w:lang w:val="en-US"/>
+        </w:rPr>
+        <w:t>“Data-driven prediction of soccer outcomes using enhanced machine and deep learning techniques – Springer Nature”,</w:t>
+      </w:r>
+      <w:r>
+        <w:rPr>
+          <w:rFonts w:ascii="Segoe UI" w:hAnsi="Segoe UI" w:cs="Segoe UI"/>
+          <w:sz w:val="21"/>
+          <w:szCs w:val="21"/>
+          <w:lang w:val="en-US"/>
+        </w:rPr>
+        <w:t xml:space="preserve"> </w:t>
+      </w:r>
+      <w:hyperlink r:id="rId15" w:history="1">
+        <w:r>
+          <w:rPr>
+            <w:rStyle w:val="Hipervnculo"/>
+            <w:rFonts w:ascii="Segoe UI" w:hAnsi="Segoe UI" w:cs="Segoe UI"/>
+            <w:sz w:val="21"/>
+            <w:szCs w:val="21"/>
+            <w:lang w:val="en-US"/>
+          </w:rPr>
+          <w:t>https://link.springer.com/article/10.1186/s40537-024-01008-2</w:t>
+        </w:r>
+      </w:hyperlink>
+      <w:r>
+        <w:rPr>
+          <w:rFonts w:ascii="Segoe UI" w:hAnsi="Segoe UI" w:cs="Segoe UI"/>
+          <w:sz w:val="21"/>
+          <w:szCs w:val="21"/>
+          <w:lang w:val="en-US"/>
+        </w:rPr>
+        <w:t>,</w:t>
+      </w:r>
+      <w:r>
+        <w:rPr>
+          <w:rFonts w:ascii="Segoe UI" w:hAnsi="Segoe UI" w:cs="Segoe UI"/>
+          <w:sz w:val="21"/>
+          <w:szCs w:val="21"/>
+          <w:lang w:val="en-US"/>
+        </w:rPr>
+        <w:t xml:space="preserve"> </w:t>
+      </w:r>
+      <w:r>
+        <w:rPr>
+          <w:rFonts w:ascii="Segoe UI" w:hAnsi="Segoe UI" w:cs="Segoe UI"/>
+          <w:sz w:val="21"/>
+          <w:szCs w:val="21"/>
+          <w:lang w:val="en-US"/>
+        </w:rPr>
+        <w:t>(</w:t>
+      </w:r>
+      <w:proofErr w:type="spellStart"/>
+      <w:r>
+        <w:rPr>
+          <w:rFonts w:ascii="Segoe UI" w:hAnsi="Segoe UI" w:cs="Segoe UI"/>
+          <w:sz w:val="21"/>
+          <w:szCs w:val="21"/>
+          <w:lang w:val="en-US"/>
+        </w:rPr>
+        <w:t>consultado</w:t>
+      </w:r>
+      <w:proofErr w:type="spellEnd"/>
+      <w:r>
+        <w:rPr>
+          <w:rFonts w:ascii="Segoe UI" w:hAnsi="Segoe UI" w:cs="Segoe UI"/>
+          <w:sz w:val="21"/>
+          <w:szCs w:val="21"/>
+          <w:lang w:val="en-US"/>
+        </w:rPr>
+        <w:t xml:space="preserve"> </w:t>
+      </w:r>
+      <w:proofErr w:type="spellStart"/>
+      <w:r>
+        <w:rPr>
+          <w:rFonts w:ascii="Segoe UI" w:hAnsi="Segoe UI" w:cs="Segoe UI"/>
+          <w:sz w:val="21"/>
+          <w:szCs w:val="21"/>
+          <w:lang w:val="en-US"/>
+        </w:rPr>
+        <w:t>el</w:t>
+      </w:r>
+      <w:proofErr w:type="spellEnd"/>
+      <w:r>
+        <w:rPr>
+          <w:rFonts w:ascii="Segoe UI" w:hAnsi="Segoe UI" w:cs="Segoe UI"/>
+          <w:sz w:val="21"/>
+          <w:szCs w:val="21"/>
+          <w:lang w:val="en-US"/>
+        </w:rPr>
+        <w:t xml:space="preserve"> 2</w:t>
+      </w:r>
+      <w:r>
+        <w:rPr>
+          <w:rFonts w:ascii="Segoe UI" w:hAnsi="Segoe UI" w:cs="Segoe UI"/>
+          <w:sz w:val="21"/>
+          <w:szCs w:val="21"/>
+          <w:lang w:val="en-US"/>
+        </w:rPr>
+        <w:t>5</w:t>
+      </w:r>
+      <w:r>
+        <w:rPr>
+          <w:rFonts w:ascii="Segoe UI" w:hAnsi="Segoe UI" w:cs="Segoe UI"/>
+          <w:sz w:val="21"/>
+          <w:szCs w:val="21"/>
+          <w:lang w:val="en-US"/>
+        </w:rPr>
+        <w:t>/03/2026).</w:t>
       </w:r>
     </w:p>
     <w:p>
@@ -1420,270 +2621,22 @@
           <w:lang w:val="en-US"/>
         </w:rPr>
       </w:pPr>
-      <w:r>
-        <w:rPr>
-          <w:lang w:val="en-US"/>
-        </w:rPr>
-        <w:t xml:space="preserve">K. </w:t>
-      </w:r>
-      <w:proofErr w:type="spellStart"/>
-      <w:r>
-        <w:rPr>
-          <w:lang w:val="en-US"/>
-        </w:rPr>
-        <w:t>Bilstrup</w:t>
-      </w:r>
-      <w:proofErr w:type="spellEnd"/>
-      <w:r>
-        <w:rPr>
-          <w:lang w:val="en-US"/>
-        </w:rPr>
-        <w:t xml:space="preserve">, E. </w:t>
-      </w:r>
-      <w:proofErr w:type="spellStart"/>
-      <w:r>
-        <w:rPr>
-          <w:lang w:val="en-US"/>
-        </w:rPr>
-        <w:t>Uhlemann</w:t>
-      </w:r>
-      <w:proofErr w:type="spellEnd"/>
-      <w:r>
-        <w:rPr>
-          <w:lang w:val="en-US"/>
-        </w:rPr>
-        <w:t xml:space="preserve">, E. G. </w:t>
-      </w:r>
-      <w:proofErr w:type="spellStart"/>
-      <w:r>
-        <w:rPr>
-          <w:lang w:val="en-US"/>
-        </w:rPr>
-        <w:t>Ström</w:t>
-      </w:r>
-      <w:proofErr w:type="spellEnd"/>
-      <w:r>
-        <w:rPr>
-          <w:lang w:val="en-US"/>
-        </w:rPr>
-        <w:t xml:space="preserve">, and U. </w:t>
-      </w:r>
-      <w:proofErr w:type="spellStart"/>
-      <w:r>
-        <w:rPr>
-          <w:lang w:val="en-US"/>
-        </w:rPr>
-        <w:t>Bilstrup</w:t>
-      </w:r>
-      <w:proofErr w:type="spellEnd"/>
-      <w:r>
-        <w:rPr>
-          <w:lang w:val="en-US"/>
-        </w:rPr>
-        <w:t xml:space="preserve">, “On the ability of the 802.11p mac method and </w:t>
-      </w:r>
-      <w:proofErr w:type="spellStart"/>
-      <w:r>
-        <w:rPr>
-          <w:lang w:val="en-US"/>
-        </w:rPr>
-        <w:t>stdma</w:t>
-      </w:r>
-      <w:proofErr w:type="spellEnd"/>
-      <w:r>
-        <w:rPr>
-          <w:lang w:val="en-US"/>
-        </w:rPr>
-        <w:t xml:space="preserve"> to support real-time vehicle-to vehicle communication,” </w:t>
-      </w:r>
-      <w:r>
-        <w:rPr>
-          <w:i/>
-          <w:lang w:val="en-US"/>
-        </w:rPr>
-        <w:t>EURASIP Journal on Wireless Communications and Networking - Special issue on wireless access in vehicular environments</w:t>
-      </w:r>
-      <w:r>
-        <w:rPr>
-          <w:lang w:val="en-US"/>
-        </w:rPr>
-        <w:t>, no. 5, January 2009.</w:t>
-      </w:r>
-    </w:p>
-    <w:p>
-      <w:pPr>
-        <w:pStyle w:val="Prrafodelista"/>
-        <w:numPr>
-          <w:ilvl w:val="0"/>
-          <w:numId w:val="2"/>
-        </w:numPr>
-        <w:rPr>
-          <w:lang w:val="es-ES"/>
-        </w:rPr>
-      </w:pPr>
-      <w:r>
-        <w:rPr>
-          <w:lang w:val="es-ES"/>
-        </w:rPr>
-        <w:t xml:space="preserve">Luis Dávila Gómez, Luis Castedo Cepeda, Cecilia García Cena, </w:t>
-      </w:r>
-      <w:proofErr w:type="spellStart"/>
-      <w:r>
-        <w:rPr>
-          <w:lang w:val="es-ES"/>
-        </w:rPr>
-        <w:t>Cristobal</w:t>
-      </w:r>
-      <w:proofErr w:type="spellEnd"/>
-      <w:r>
-        <w:rPr>
-          <w:lang w:val="es-ES"/>
-        </w:rPr>
-        <w:t xml:space="preserve"> Tapia </w:t>
-      </w:r>
-      <w:proofErr w:type="spellStart"/>
-      <w:r>
-        <w:rPr>
-          <w:lang w:val="es-ES"/>
-        </w:rPr>
-        <w:t>Garcí</w:t>
-      </w:r>
-      <w:proofErr w:type="spellEnd"/>
-      <w:r>
-        <w:rPr>
-          <w:lang w:val="es-ES"/>
-        </w:rPr>
-        <w:t xml:space="preserve">, </w:t>
-      </w:r>
-      <w:r>
-        <w:rPr>
-          <w:lang w:val="es-ES"/>
-        </w:rPr>
-        <w:t>“</w:t>
-      </w:r>
-      <w:r>
-        <w:rPr>
-          <w:lang w:val="es-ES"/>
-        </w:rPr>
-        <w:t>Sistema didáctico de bajo coste para el aprendizaje de dispositivos lógicos programables</w:t>
-      </w:r>
-      <w:r>
-        <w:rPr>
-          <w:lang w:val="es-ES"/>
-        </w:rPr>
-        <w:t>”</w:t>
-      </w:r>
-      <w:r>
-        <w:rPr>
-          <w:lang w:val="es-ES"/>
-        </w:rPr>
-        <w:t xml:space="preserve">, </w:t>
-      </w:r>
-      <w:r>
-        <w:rPr>
-          <w:i/>
-          <w:lang w:val="es-ES"/>
-        </w:rPr>
-        <w:t>TAEE2012</w:t>
-      </w:r>
-      <w:r>
-        <w:rPr>
-          <w:lang w:val="es-ES"/>
-        </w:rPr>
-        <w:t xml:space="preserve">, </w:t>
-      </w:r>
-      <w:r>
-        <w:rPr>
-          <w:lang w:val="es-ES"/>
-        </w:rPr>
-        <w:t>105-109, 2012</w:t>
-      </w:r>
-      <w:r>
-        <w:rPr>
-          <w:lang w:val="es-ES"/>
-        </w:rPr>
-        <w:t>.</w:t>
-      </w:r>
-      <w:r>
-        <w:rPr>
-          <w:lang w:val="es-ES"/>
-        </w:rPr>
-        <w:t xml:space="preserve"> </w:t>
-      </w:r>
-      <w:r>
-        <w:rPr>
-          <w:lang w:val="es-ES"/>
-        </w:rPr>
-        <w:t xml:space="preserve"> </w:t>
-      </w:r>
-      <w:hyperlink r:id="rId14" w:history="1">
-        <w:r>
-          <w:rPr>
-            <w:rStyle w:val="Hipervnculo"/>
-            <w:lang w:val="es-ES"/>
-          </w:rPr>
-          <w:t>http://taee.euitt.</w:t>
-        </w:r>
-        <w:r>
-          <w:rPr>
-            <w:rStyle w:val="Hipervnculo"/>
-            <w:lang w:val="es-ES"/>
-          </w:rPr>
-          <w:t>u</w:t>
-        </w:r>
-        <w:r>
-          <w:rPr>
-            <w:rStyle w:val="Hipervnculo"/>
-            <w:lang w:val="es-ES"/>
-          </w:rPr>
-          <w:t>pm.es/actas/2012/papers/2012S3A5.pdf</w:t>
-        </w:r>
-      </w:hyperlink>
-      <w:r>
-        <w:rPr>
-          <w:lang w:val="es-ES"/>
-        </w:rPr>
-        <w:t xml:space="preserve"> </w:t>
-      </w:r>
-    </w:p>
-    <w:p>
-      <w:pPr>
-        <w:rPr>
-          <w:lang w:val="es-ES"/>
-        </w:rPr>
-      </w:pPr>
-      <w:r>
-        <w:rPr>
-          <w:lang w:val="es-ES"/>
-        </w:rPr>
+    </w:p>
+    <w:p>
+      <w:r>
         <w:t>NOTA: la bibliografía deber</w:t>
       </w:r>
       <w:r>
-        <w:rPr>
-          <w:lang w:val="es-ES"/>
-        </w:rPr>
         <w:t>á</w:t>
       </w:r>
       <w:r>
-        <w:rPr>
-          <w:lang w:val="es-ES"/>
-        </w:rPr>
         <w:t xml:space="preserve"> referenciarse a lo largo de la memoria cuando corresponda, no ser solamente un listado de fuentes consultadas sin saber para qué.</w:t>
       </w:r>
       <w:r>
-        <w:rPr>
-          <w:lang w:val="es-ES"/>
-        </w:rPr>
         <w:t xml:space="preserve"> Así, su numeración no sigue un orden alfabético, sino de aparición a lo largo de la memoria. </w:t>
       </w:r>
     </w:p>
-    <w:p>
-      <w:pPr>
-        <w:rPr>
-          <w:lang w:val="es-ES"/>
-        </w:rPr>
-      </w:pPr>
-    </w:p>
+    <w:p/>
     <w:p>
       <w:pPr>
         <w:rPr>
@@ -1716,57 +2669,33 @@
       </w:r>
     </w:p>
     <w:p>
-      <w:pPr>
-        <w:rPr>
-          <w:lang w:val="es-ES"/>
-        </w:rPr>
-      </w:pPr>
-      <w:r>
-        <w:rPr>
-          <w:lang w:val="es-ES"/>
-        </w:rPr>
+      <w:r>
         <w:t xml:space="preserve">El proyecto realizado comparte características con </w:t>
       </w:r>
       <w:r>
-        <w:rPr>
-          <w:lang w:val="es-ES"/>
-        </w:rPr>
         <w:t>otros</w:t>
       </w:r>
       <w:r>
-        <w:rPr>
-          <w:lang w:val="es-ES"/>
-        </w:rPr>
         <w:t xml:space="preserve"> existentes </w:t>
       </w:r>
       <w:r>
         <w:rPr>
           <w:b/>
-          <w:lang w:val="es-ES"/>
         </w:rPr>
         <w:t>[6]</w:t>
       </w:r>
       <w:r>
-        <w:rPr>
-          <w:lang w:val="es-ES"/>
-        </w:rPr>
         <w:t>,</w:t>
       </w:r>
       <w:r>
-        <w:rPr>
-          <w:lang w:val="es-ES"/>
-        </w:rPr>
         <w:t xml:space="preserve"> si bien se han añadido…</w:t>
       </w:r>
       <w:r>
-        <w:rPr>
-          <w:lang w:val="es-ES"/>
-        </w:rPr>
         <w:t xml:space="preserve"> </w:t>
       </w:r>
     </w:p>
     <w:sectPr>
-      <w:footerReference w:type="default" r:id="rId15"/>
+      <w:footerReference w:type="default" r:id="rId16"/>
       <w:pgSz w:w="11907" w:h="16840" w:code="9"/>
       <w:pgMar w:top="1985" w:right="1418" w:bottom="1418" w:left="1418" w:header="567" w:footer="283" w:gutter="0"/>
       <w:pgNumType w:start="1"/>
@@ -1778,7 +2707,7 @@
 </file>
 
 <file path=word/endnotes.xml><?xml version="1.0" encoding="utf-8"?>
-<w:endnotes xmlns:wpc="http://schemas.microsoft.com/office/word/2010/wordprocessingCanvas" xmlns:cx="http://schemas.microsoft.com/office/drawing/2014/chartex" xmlns:cx1="http://schemas.microsoft.com/office/drawing/2015/9/8/chartex" xmlns:cx2="http://schemas.microsoft.com/office/drawing/2015/10/21/chartex" xmlns:cx3="http://schemas.microsoft.com/office/drawing/2016/5/9/chartex" xmlns:cx4="http://schemas.microsoft.com/office/drawing/2016/5/10/chartex" xmlns:cx5="http://schemas.microsoft.com/office/drawing/2016/5/11/chartex" xmlns:cx6="http://schemas.microsoft.com/office/drawing/2016/5/12/chartex" xmlns:cx7="http://schemas.microsoft.com/office/drawing/2016/5/13/chartex" xmlns:cx8="http://schemas.microsoft.com/office/drawing/2016/5/14/chartex" xmlns:mc="http://schemas.openxmlformats.org/markup-compatibility/2006" xmlns:aink="http://schemas.microsoft.com/office/drawing/2016/ink" xmlns:am3d="http://schemas.microsoft.com/office/drawing/2017/model3d" xmlns:o="urn:schemas-microsoft-com:office:office" xmlns:oel="http://schemas.microsoft.com/office/2019/extlst" xmlns:r="http://schemas.openxmlformats.org/officeDocument/2006/relationships" xmlns:m="http://schemas.openxmlformats.org/officeDocument/2006/math" xmlns:v="urn:schemas-microsoft-com:vml" xmlns:wp14="http://schemas.microsoft.com/office/word/2010/wordprocessingDrawing" xmlns:wp="http://schemas.openxmlformats.org/drawingml/2006/wordprocessingDrawing" xmlns:w10="urn:schemas-microsoft-com:office:word" xmlns:w="http://schemas.openxmlformats.org/wordprocessingml/2006/main" xmlns:w14="http://schemas.microsoft.com/office/word/2010/wordml" xmlns:w15="http://schemas.microsoft.com/office/word/2012/wordml" xmlns:w16cex="http://schemas.microsoft.com/office/word/2018/wordml/cex" xmlns:w16cid="http://schemas.microsoft.com/office/word/2016/wordml/cid" xmlns:w16="http://schemas.microsoft.com/office/word/2018/wordml" xmlns:w16du="http://schemas.microsoft.com/office/word/2023/wordml/word16du" xmlns:w16sdtdh="http://schemas.microsoft.com/office/word/2020/wordml/sdtdatahash" xmlns:w16se="http://schemas.microsoft.com/office/word/2015/wordml/symex" xmlns:wpg="http://schemas.microsoft.com/office/word/2010/wordprocessingGroup" xmlns:wpi="http://schemas.microsoft.com/office/word/2010/wordprocessingInk" xmlns:wne="http://schemas.microsoft.com/office/word/2006/wordml" xmlns:wps="http://schemas.microsoft.com/office/word/2010/wordprocessingShape" mc:Ignorable="w14 w15 w16se w16cid w16 w16cex w16sdtdh w16du wp14">
+<w:endnotes xmlns:wpc="http://schemas.microsoft.com/office/word/2010/wordprocessingCanvas" xmlns:cx="http://schemas.microsoft.com/office/drawing/2014/chartex" xmlns:cx1="http://schemas.microsoft.com/office/drawing/2015/9/8/chartex" xmlns:cx2="http://schemas.microsoft.com/office/drawing/2015/10/21/chartex" xmlns:cx3="http://schemas.microsoft.com/office/drawing/2016/5/9/chartex" xmlns:cx4="http://schemas.microsoft.com/office/drawing/2016/5/10/chartex" xmlns:cx5="http://schemas.microsoft.com/office/drawing/2016/5/11/chartex" xmlns:cx6="http://schemas.microsoft.com/office/drawing/2016/5/12/chartex" xmlns:cx7="http://schemas.microsoft.com/office/drawing/2016/5/13/chartex" xmlns:cx8="http://schemas.microsoft.com/office/drawing/2016/5/14/chartex" xmlns:mc="http://schemas.openxmlformats.org/markup-compatibility/2006" xmlns:aink="http://schemas.microsoft.com/office/drawing/2016/ink" xmlns:am3d="http://schemas.microsoft.com/office/drawing/2017/model3d" xmlns:o="urn:schemas-microsoft-com:office:office" xmlns:oel="http://schemas.microsoft.com/office/2019/extlst" xmlns:r="http://schemas.openxmlformats.org/officeDocument/2006/relationships" xmlns:m="http://schemas.openxmlformats.org/officeDocument/2006/math" xmlns:v="urn:schemas-microsoft-com:vml" xmlns:wp14="http://schemas.microsoft.com/office/word/2010/wordprocessingDrawing" xmlns:wp="http://schemas.openxmlformats.org/drawingml/2006/wordprocessingDrawing" xmlns:w10="urn:schemas-microsoft-com:office:word" xmlns:w="http://schemas.openxmlformats.org/wordprocessingml/2006/main" xmlns:w14="http://schemas.microsoft.com/office/word/2010/wordml" xmlns:w15="http://schemas.microsoft.com/office/word/2012/wordml" xmlns:w16cex="http://schemas.microsoft.com/office/word/2018/wordml/cex" xmlns:w16cid="http://schemas.microsoft.com/office/word/2016/wordml/cid" xmlns:w16="http://schemas.microsoft.com/office/word/2018/wordml" xmlns:w16du="http://schemas.microsoft.com/office/word/2023/wordml/word16du" xmlns:w16sdtdh="http://schemas.microsoft.com/office/word/2020/wordml/sdtdatahash" xmlns:w16sdtfl="http://schemas.microsoft.com/office/word/2024/wordml/sdtformatlock" xmlns:w16se="http://schemas.microsoft.com/office/word/2015/wordml/symex" xmlns:wpg="http://schemas.microsoft.com/office/word/2010/wordprocessingGroup" xmlns:wpi="http://schemas.microsoft.com/office/word/2010/wordprocessingInk" xmlns:wne="http://schemas.microsoft.com/office/word/2006/wordml" xmlns:wps="http://schemas.microsoft.com/office/word/2010/wordprocessingShape" mc:Ignorable="w14 w15 w16se w16cid w16 w16cex w16sdtdh w16sdtfl w16du wp14">
   <w:endnote w:type="separator" w:id="-1">
     <w:p>
       <w:r>
@@ -1797,7 +2726,7 @@
 </file>
 
 <file path=word/footer1.xml><?xml version="1.0" encoding="utf-8"?>
-<w:ftr xmlns:wpc="http://schemas.microsoft.com/office/word/2010/wordprocessingCanvas" xmlns:cx="http://schemas.microsoft.com/office/drawing/2014/chartex" xmlns:cx1="http://schemas.microsoft.com/office/drawing/2015/9/8/chartex" xmlns:cx2="http://schemas.microsoft.com/office/drawing/2015/10/21/chartex" xmlns:cx3="http://schemas.microsoft.com/office/drawing/2016/5/9/chartex" xmlns:cx4="http://schemas.microsoft.com/office/drawing/2016/5/10/chartex" xmlns:cx5="http://schemas.microsoft.com/office/drawing/2016/5/11/chartex" xmlns:cx6="http://schemas.microsoft.com/office/drawing/2016/5/12/chartex" xmlns:cx7="http://schemas.microsoft.com/office/drawing/2016/5/13/chartex" xmlns:cx8="http://schemas.microsoft.com/office/drawing/2016/5/14/chartex" xmlns:mc="http://schemas.openxmlformats.org/markup-compatibility/2006" xmlns:aink="http://schemas.microsoft.com/office/drawing/2016/ink" xmlns:am3d="http://schemas.microsoft.com/office/drawing/2017/model3d" xmlns:o="urn:schemas-microsoft-com:office:office" xmlns:oel="http://schemas.microsoft.com/office/2019/extlst" xmlns:r="http://schemas.openxmlformats.org/officeDocument/2006/relationships" xmlns:m="http://schemas.openxmlformats.org/officeDocument/2006/math" xmlns:v="urn:schemas-microsoft-com:vml" xmlns:wp14="http://schemas.microsoft.com/office/word/2010/wordprocessingDrawing" xmlns:wp="http://schemas.openxmlformats.org/drawingml/2006/wordprocessingDrawing" xmlns:w10="urn:schemas-microsoft-com:office:word" xmlns:w="http://schemas.openxmlformats.org/wordprocessingml/2006/main" xmlns:w14="http://schemas.microsoft.com/office/word/2010/wordml" xmlns:w15="http://schemas.microsoft.com/office/word/2012/wordml" xmlns:w16cex="http://schemas.microsoft.com/office/word/2018/wordml/cex" xmlns:w16cid="http://schemas.microsoft.com/office/word/2016/wordml/cid" xmlns:w16="http://schemas.microsoft.com/office/word/2018/wordml" xmlns:w16du="http://schemas.microsoft.com/office/word/2023/wordml/word16du" xmlns:w16sdtdh="http://schemas.microsoft.com/office/word/2020/wordml/sdtdatahash" xmlns:w16se="http://schemas.microsoft.com/office/word/2015/wordml/symex" xmlns:wpg="http://schemas.microsoft.com/office/word/2010/wordprocessingGroup" xmlns:wpi="http://schemas.microsoft.com/office/word/2010/wordprocessingInk" xmlns:wne="http://schemas.microsoft.com/office/word/2006/wordml" xmlns:wps="http://schemas.microsoft.com/office/word/2010/wordprocessingShape" mc:Ignorable="w14 w15 w16se w16cid w16 w16cex w16sdtdh w16du wp14">
+<w:ftr xmlns:wpc="http://schemas.microsoft.com/office/word/2010/wordprocessingCanvas" xmlns:cx="http://schemas.microsoft.com/office/drawing/2014/chartex" xmlns:cx1="http://schemas.microsoft.com/office/drawing/2015/9/8/chartex" xmlns:cx2="http://schemas.microsoft.com/office/drawing/2015/10/21/chartex" xmlns:cx3="http://schemas.microsoft.com/office/drawing/2016/5/9/chartex" xmlns:cx4="http://schemas.microsoft.com/office/drawing/2016/5/10/chartex" xmlns:cx5="http://schemas.microsoft.com/office/drawing/2016/5/11/chartex" xmlns:cx6="http://schemas.microsoft.com/office/drawing/2016/5/12/chartex" xmlns:cx7="http://schemas.microsoft.com/office/drawing/2016/5/13/chartex" xmlns:cx8="http://schemas.microsoft.com/office/drawing/2016/5/14/chartex" xmlns:mc="http://schemas.openxmlformats.org/markup-compatibility/2006" xmlns:aink="http://schemas.microsoft.com/office/drawing/2016/ink" xmlns:am3d="http://schemas.microsoft.com/office/drawing/2017/model3d" xmlns:o="urn:schemas-microsoft-com:office:office" xmlns:oel="http://schemas.microsoft.com/office/2019/extlst" xmlns:r="http://schemas.openxmlformats.org/officeDocument/2006/relationships" xmlns:m="http://schemas.openxmlformats.org/officeDocument/2006/math" xmlns:v="urn:schemas-microsoft-com:vml" xmlns:wp14="http://schemas.microsoft.com/office/word/2010/wordprocessingDrawing" xmlns:wp="http://schemas.openxmlformats.org/drawingml/2006/wordprocessingDrawing" xmlns:w10="urn:schemas-microsoft-com:office:word" xmlns:w="http://schemas.openxmlformats.org/wordprocessingml/2006/main" xmlns:w14="http://schemas.microsoft.com/office/word/2010/wordml" xmlns:w15="http://schemas.microsoft.com/office/word/2012/wordml" xmlns:w16cex="http://schemas.microsoft.com/office/word/2018/wordml/cex" xmlns:w16cid="http://schemas.microsoft.com/office/word/2016/wordml/cid" xmlns:w16="http://schemas.microsoft.com/office/word/2018/wordml" xmlns:w16du="http://schemas.microsoft.com/office/word/2023/wordml/word16du" xmlns:w16sdtdh="http://schemas.microsoft.com/office/word/2020/wordml/sdtdatahash" xmlns:w16sdtfl="http://schemas.microsoft.com/office/word/2024/wordml/sdtformatlock" xmlns:w16se="http://schemas.microsoft.com/office/word/2015/wordml/symex" xmlns:wpg="http://schemas.microsoft.com/office/word/2010/wordprocessingGroup" xmlns:wpi="http://schemas.microsoft.com/office/word/2010/wordprocessingInk" xmlns:wne="http://schemas.microsoft.com/office/word/2006/wordml" xmlns:wps="http://schemas.microsoft.com/office/word/2010/wordprocessingShape" mc:Ignorable="w14 w15 w16se w16cid w16 w16cex w16sdtdh w16sdtfl w16du wp14">
   <w:sdt>
     <w:sdtPr>
       <w:id w:val="-1016693799"/>
@@ -1806,7 +2735,6 @@
         <w:docPartUnique/>
       </w:docPartObj>
     </w:sdtPr>
-    <w:sdtEndPr/>
     <w:sdtContent>
       <w:p>
         <w:pPr>
@@ -1823,9 +2751,6 @@
           <w:fldChar w:fldCharType="separate"/>
         </w:r>
         <w:r>
-          <w:rPr>
-            <w:lang w:val="es-ES"/>
-          </w:rPr>
           <w:t>2</w:t>
         </w:r>
         <w:r>
@@ -1843,7 +2768,7 @@
 </file>
 
 <file path=word/footer2.xml><?xml version="1.0" encoding="utf-8"?>
-<w:ftr xmlns:wpc="http://schemas.microsoft.com/office/word/2010/wordprocessingCanvas" xmlns:cx="http://schemas.microsoft.com/office/drawing/2014/chartex" xmlns:cx1="http://schemas.microsoft.com/office/drawing/2015/9/8/chartex" xmlns:cx2="http://schemas.microsoft.com/office/drawing/2015/10/21/chartex" xmlns:cx3="http://schemas.microsoft.com/office/drawing/2016/5/9/chartex" xmlns:cx4="http://schemas.microsoft.com/office/drawing/2016/5/10/chartex" xmlns:cx5="http://schemas.microsoft.com/office/drawing/2016/5/11/chartex" xmlns:cx6="http://schemas.microsoft.com/office/drawing/2016/5/12/chartex" xmlns:cx7="http://schemas.microsoft.com/office/drawing/2016/5/13/chartex" xmlns:cx8="http://schemas.microsoft.com/office/drawing/2016/5/14/chartex" xmlns:mc="http://schemas.openxmlformats.org/markup-compatibility/2006" xmlns:aink="http://schemas.microsoft.com/office/drawing/2016/ink" xmlns:am3d="http://schemas.microsoft.com/office/drawing/2017/model3d" xmlns:o="urn:schemas-microsoft-com:office:office" xmlns:oel="http://schemas.microsoft.com/office/2019/extlst" xmlns:r="http://schemas.openxmlformats.org/officeDocument/2006/relationships" xmlns:m="http://schemas.openxmlformats.org/officeDocument/2006/math" xmlns:v="urn:schemas-microsoft-com:vml" xmlns:wp14="http://schemas.microsoft.com/office/word/2010/wordprocessingDrawing" xmlns:wp="http://schemas.openxmlformats.org/drawingml/2006/wordprocessingDrawing" xmlns:w10="urn:schemas-microsoft-com:office:word" xmlns:w="http://schemas.openxmlformats.org/wordprocessingml/2006/main" xmlns:w14="http://schemas.microsoft.com/office/word/2010/wordml" xmlns:w15="http://schemas.microsoft.com/office/word/2012/wordml" xmlns:w16cex="http://schemas.microsoft.com/office/word/2018/wordml/cex" xmlns:w16cid="http://schemas.microsoft.com/office/word/2016/wordml/cid" xmlns:w16="http://schemas.microsoft.com/office/word/2018/wordml" xmlns:w16du="http://schemas.microsoft.com/office/word/2023/wordml/word16du" xmlns:w16sdtdh="http://schemas.microsoft.com/office/word/2020/wordml/sdtdatahash" xmlns:w16se="http://schemas.microsoft.com/office/word/2015/wordml/symex" xmlns:wpg="http://schemas.microsoft.com/office/word/2010/wordprocessingGroup" xmlns:wpi="http://schemas.microsoft.com/office/word/2010/wordprocessingInk" xmlns:wne="http://schemas.microsoft.com/office/word/2006/wordml" xmlns:wps="http://schemas.microsoft.com/office/word/2010/wordprocessingShape" mc:Ignorable="w14 w15 w16se w16cid w16 w16cex w16sdtdh w16du wp14">
+<w:ftr xmlns:wpc="http://schemas.microsoft.com/office/word/2010/wordprocessingCanvas" xmlns:cx="http://schemas.microsoft.com/office/drawing/2014/chartex" xmlns:cx1="http://schemas.microsoft.com/office/drawing/2015/9/8/chartex" xmlns:cx2="http://schemas.microsoft.com/office/drawing/2015/10/21/chartex" xmlns:cx3="http://schemas.microsoft.com/office/drawing/2016/5/9/chartex" xmlns:cx4="http://schemas.microsoft.com/office/drawing/2016/5/10/chartex" xmlns:cx5="http://schemas.microsoft.com/office/drawing/2016/5/11/chartex" xmlns:cx6="http://schemas.microsoft.com/office/drawing/2016/5/12/chartex" xmlns:cx7="http://schemas.microsoft.com/office/drawing/2016/5/13/chartex" xmlns:cx8="http://schemas.microsoft.com/office/drawing/2016/5/14/chartex" xmlns:mc="http://schemas.openxmlformats.org/markup-compatibility/2006" xmlns:aink="http://schemas.microsoft.com/office/drawing/2016/ink" xmlns:am3d="http://schemas.microsoft.com/office/drawing/2017/model3d" xmlns:o="urn:schemas-microsoft-com:office:office" xmlns:oel="http://schemas.microsoft.com/office/2019/extlst" xmlns:r="http://schemas.openxmlformats.org/officeDocument/2006/relationships" xmlns:m="http://schemas.openxmlformats.org/officeDocument/2006/math" xmlns:v="urn:schemas-microsoft-com:vml" xmlns:wp14="http://schemas.microsoft.com/office/word/2010/wordprocessingDrawing" xmlns:wp="http://schemas.openxmlformats.org/drawingml/2006/wordprocessingDrawing" xmlns:w10="urn:schemas-microsoft-com:office:word" xmlns:w="http://schemas.openxmlformats.org/wordprocessingml/2006/main" xmlns:w14="http://schemas.microsoft.com/office/word/2010/wordml" xmlns:w15="http://schemas.microsoft.com/office/word/2012/wordml" xmlns:w16cex="http://schemas.microsoft.com/office/word/2018/wordml/cex" xmlns:w16cid="http://schemas.microsoft.com/office/word/2016/wordml/cid" xmlns:w16="http://schemas.microsoft.com/office/word/2018/wordml" xmlns:w16du="http://schemas.microsoft.com/office/word/2023/wordml/word16du" xmlns:w16sdtdh="http://schemas.microsoft.com/office/word/2020/wordml/sdtdatahash" xmlns:w16sdtfl="http://schemas.microsoft.com/office/word/2024/wordml/sdtformatlock" xmlns:w16se="http://schemas.microsoft.com/office/word/2015/wordml/symex" xmlns:wpg="http://schemas.microsoft.com/office/word/2010/wordprocessingGroup" xmlns:wpi="http://schemas.microsoft.com/office/word/2010/wordprocessingInk" xmlns:wne="http://schemas.microsoft.com/office/word/2006/wordml" xmlns:wps="http://schemas.microsoft.com/office/word/2010/wordprocessingShape" mc:Ignorable="w14 w15 w16se w16cid w16 w16cex w16sdtdh w16sdtfl w16du wp14">
   <w:sdt>
     <w:sdtPr>
       <w:id w:val="1819991699"/>
@@ -1852,7 +2777,6 @@
         <w:docPartUnique/>
       </w:docPartObj>
     </w:sdtPr>
-    <w:sdtEndPr/>
     <w:sdtContent>
       <w:p>
         <w:pPr>
@@ -1869,9 +2793,6 @@
           <w:fldChar w:fldCharType="separate"/>
         </w:r>
         <w:r>
-          <w:rPr>
-            <w:lang w:val="es-ES"/>
-          </w:rPr>
           <w:t>2</w:t>
         </w:r>
         <w:r>
@@ -1889,7 +2810,7 @@
 </file>
 
 <file path=word/footnotes.xml><?xml version="1.0" encoding="utf-8"?>
-<w:footnotes xmlns:wpc="http://schemas.microsoft.com/office/word/2010/wordprocessingCanvas" xmlns:cx="http://schemas.microsoft.com/office/drawing/2014/chartex" xmlns:cx1="http://schemas.microsoft.com/office/drawing/2015/9/8/chartex" xmlns:cx2="http://schemas.microsoft.com/office/drawing/2015/10/21/chartex" xmlns:cx3="http://schemas.microsoft.com/office/drawing/2016/5/9/chartex" xmlns:cx4="http://schemas.microsoft.com/office/drawing/2016/5/10/chartex" xmlns:cx5="http://schemas.microsoft.com/office/drawing/2016/5/11/chartex" xmlns:cx6="http://schemas.microsoft.com/office/drawing/2016/5/12/chartex" xmlns:cx7="http://schemas.microsoft.com/office/drawing/2016/5/13/chartex" xmlns:cx8="http://schemas.microsoft.com/office/drawing/2016/5/14/chartex" xmlns:mc="http://schemas.openxmlformats.org/markup-compatibility/2006" xmlns:aink="http://schemas.microsoft.com/office/drawing/2016/ink" xmlns:am3d="http://schemas.microsoft.com/office/drawing/2017/model3d" xmlns:o="urn:schemas-microsoft-com:office:office" xmlns:oel="http://schemas.microsoft.com/office/2019/extlst" xmlns:r="http://schemas.openxmlformats.org/officeDocument/2006/relationships" xmlns:m="http://schemas.openxmlformats.org/officeDocument/2006/math" xmlns:v="urn:schemas-microsoft-com:vml" xmlns:wp14="http://schemas.microsoft.com/office/word/2010/wordprocessingDrawing" xmlns:wp="http://schemas.openxmlformats.org/drawingml/2006/wordprocessingDrawing" xmlns:w10="urn:schemas-microsoft-com:office:word" xmlns:w="http://schemas.openxmlformats.org/wordprocessingml/2006/main" xmlns:w14="http://schemas.microsoft.com/office/word/2010/wordml" xmlns:w15="http://schemas.microsoft.com/office/word/2012/wordml" xmlns:w16cex="http://schemas.microsoft.com/office/word/2018/wordml/cex" xmlns:w16cid="http://schemas.microsoft.com/office/word/2016/wordml/cid" xmlns:w16="http://schemas.microsoft.com/office/word/2018/wordml" xmlns:w16du="http://schemas.microsoft.com/office/word/2023/wordml/word16du" xmlns:w16sdtdh="http://schemas.microsoft.com/office/word/2020/wordml/sdtdatahash" xmlns:w16se="http://schemas.microsoft.com/office/word/2015/wordml/symex" xmlns:wpg="http://schemas.microsoft.com/office/word/2010/wordprocessingGroup" xmlns:wpi="http://schemas.microsoft.com/office/word/2010/wordprocessingInk" xmlns:wne="http://schemas.microsoft.com/office/word/2006/wordml" xmlns:wps="http://schemas.microsoft.com/office/word/2010/wordprocessingShape" mc:Ignorable="w14 w15 w16se w16cid w16 w16cex w16sdtdh w16du wp14">
+<w:footnotes xmlns:wpc="http://schemas.microsoft.com/office/word/2010/wordprocessingCanvas" xmlns:cx="http://schemas.microsoft.com/office/drawing/2014/chartex" xmlns:cx1="http://schemas.microsoft.com/office/drawing/2015/9/8/chartex" xmlns:cx2="http://schemas.microsoft.com/office/drawing/2015/10/21/chartex" xmlns:cx3="http://schemas.microsoft.com/office/drawing/2016/5/9/chartex" xmlns:cx4="http://schemas.microsoft.com/office/drawing/2016/5/10/chartex" xmlns:cx5="http://schemas.microsoft.com/office/drawing/2016/5/11/chartex" xmlns:cx6="http://schemas.microsoft.com/office/drawing/2016/5/12/chartex" xmlns:cx7="http://schemas.microsoft.com/office/drawing/2016/5/13/chartex" xmlns:cx8="http://schemas.microsoft.com/office/drawing/2016/5/14/chartex" xmlns:mc="http://schemas.openxmlformats.org/markup-compatibility/2006" xmlns:aink="http://schemas.microsoft.com/office/drawing/2016/ink" xmlns:am3d="http://schemas.microsoft.com/office/drawing/2017/model3d" xmlns:o="urn:schemas-microsoft-com:office:office" xmlns:oel="http://schemas.microsoft.com/office/2019/extlst" xmlns:r="http://schemas.openxmlformats.org/officeDocument/2006/relationships" xmlns:m="http://schemas.openxmlformats.org/officeDocument/2006/math" xmlns:v="urn:schemas-microsoft-com:vml" xmlns:wp14="http://schemas.microsoft.com/office/word/2010/wordprocessingDrawing" xmlns:wp="http://schemas.openxmlformats.org/drawingml/2006/wordprocessingDrawing" xmlns:w10="urn:schemas-microsoft-com:office:word" xmlns:w="http://schemas.openxmlformats.org/wordprocessingml/2006/main" xmlns:w14="http://schemas.microsoft.com/office/word/2010/wordml" xmlns:w15="http://schemas.microsoft.com/office/word/2012/wordml" xmlns:w16cex="http://schemas.microsoft.com/office/word/2018/wordml/cex" xmlns:w16cid="http://schemas.microsoft.com/office/word/2016/wordml/cid" xmlns:w16="http://schemas.microsoft.com/office/word/2018/wordml" xmlns:w16du="http://schemas.microsoft.com/office/word/2023/wordml/word16du" xmlns:w16sdtdh="http://schemas.microsoft.com/office/word/2020/wordml/sdtdatahash" xmlns:w16sdtfl="http://schemas.microsoft.com/office/word/2024/wordml/sdtformatlock" xmlns:w16se="http://schemas.microsoft.com/office/word/2015/wordml/symex" xmlns:wpg="http://schemas.microsoft.com/office/word/2010/wordprocessingGroup" xmlns:wpi="http://schemas.microsoft.com/office/word/2010/wordprocessingInk" xmlns:wne="http://schemas.microsoft.com/office/word/2006/wordml" xmlns:wps="http://schemas.microsoft.com/office/word/2010/wordprocessingShape" mc:Ignorable="w14 w15 w16se w16cid w16 w16cex w16sdtdh w16sdtfl w16du wp14">
   <w:footnote w:type="separator" w:id="-1">
     <w:p>
       <w:r>
@@ -1908,18 +2829,12 @@
 </file>
 
 <file path=word/header1.xml><?xml version="1.0" encoding="utf-8"?>
-<w:hdr xmlns:wpc="http://schemas.microsoft.com/office/word/2010/wordprocessingCanvas" xmlns:cx="http://schemas.microsoft.com/office/drawing/2014/chartex" xmlns:cx1="http://schemas.microsoft.com/office/drawing/2015/9/8/chartex" xmlns:cx2="http://schemas.microsoft.com/office/drawing/2015/10/21/chartex" xmlns:cx3="http://schemas.microsoft.com/office/drawing/2016/5/9/chartex" xmlns:cx4="http://schemas.microsoft.com/office/drawing/2016/5/10/chartex" xmlns:cx5="http://schemas.microsoft.com/office/drawing/2016/5/11/chartex" xmlns:cx6="http://schemas.microsoft.com/office/drawing/2016/5/12/chartex" xmlns:cx7="http://schemas.microsoft.com/office/drawing/2016/5/13/chartex" xmlns:cx8="http://schemas.microsoft.com/office/drawing/2016/5/14/chartex" xmlns:mc="http://schemas.openxmlformats.org/markup-compatibility/2006" xmlns:aink="http://schemas.microsoft.com/office/drawing/2016/ink" xmlns:am3d="http://schemas.microsoft.com/office/drawing/2017/model3d" xmlns:o="urn:schemas-microsoft-com:office:office" xmlns:oel="http://schemas.microsoft.com/office/2019/extlst" xmlns:r="http://schemas.openxmlformats.org/officeDocument/2006/relationships" xmlns:m="http://schemas.openxmlformats.org/officeDocument/2006/math" xmlns:v="urn:schemas-microsoft-com:vml" xmlns:wp14="http://schemas.microsoft.com/office/word/2010/wordprocessingDrawing" xmlns:wp="http://schemas.openxmlformats.org/drawingml/2006/wordprocessingDrawing" xmlns:w10="urn:schemas-microsoft-com:office:word" xmlns:w="http://schemas.openxmlformats.org/wordprocessingml/2006/main" xmlns:w14="http://schemas.microsoft.com/office/word/2010/wordml" xmlns:w15="http://schemas.microsoft.com/office/word/2012/wordml" xmlns:w16cex="http://schemas.microsoft.com/office/word/2018/wordml/cex" xmlns:w16cid="http://schemas.microsoft.com/office/word/2016/wordml/cid" xmlns:w16="http://schemas.microsoft.com/office/word/2018/wordml" xmlns:w16du="http://schemas.microsoft.com/office/word/2023/wordml/word16du" xmlns:w16sdtdh="http://schemas.microsoft.com/office/word/2020/wordml/sdtdatahash" xmlns:w16se="http://schemas.microsoft.com/office/word/2015/wordml/symex" xmlns:wpg="http://schemas.microsoft.com/office/word/2010/wordprocessingGroup" xmlns:wpi="http://schemas.microsoft.com/office/word/2010/wordprocessingInk" xmlns:wne="http://schemas.microsoft.com/office/word/2006/wordml" xmlns:wps="http://schemas.microsoft.com/office/word/2010/wordprocessingShape" mc:Ignorable="w14 w15 w16se w16cid w16 w16cex w16sdtdh w16du wp14">
+<w:hdr xmlns:wpc="http://schemas.microsoft.com/office/word/2010/wordprocessingCanvas" xmlns:cx="http://schemas.microsoft.com/office/drawing/2014/chartex" xmlns:cx1="http://schemas.microsoft.com/office/drawing/2015/9/8/chartex" xmlns:cx2="http://schemas.microsoft.com/office/drawing/2015/10/21/chartex" xmlns:cx3="http://schemas.microsoft.com/office/drawing/2016/5/9/chartex" xmlns:cx4="http://schemas.microsoft.com/office/drawing/2016/5/10/chartex" xmlns:cx5="http://schemas.microsoft.com/office/drawing/2016/5/11/chartex" xmlns:cx6="http://schemas.microsoft.com/office/drawing/2016/5/12/chartex" xmlns:cx7="http://schemas.microsoft.com/office/drawing/2016/5/13/chartex" xmlns:cx8="http://schemas.microsoft.com/office/drawing/2016/5/14/chartex" xmlns:mc="http://schemas.openxmlformats.org/markup-compatibility/2006" xmlns:aink="http://schemas.microsoft.com/office/drawing/2016/ink" xmlns:am3d="http://schemas.microsoft.com/office/drawing/2017/model3d" xmlns:o="urn:schemas-microsoft-com:office:office" xmlns:oel="http://schemas.microsoft.com/office/2019/extlst" xmlns:r="http://schemas.openxmlformats.org/officeDocument/2006/relationships" xmlns:m="http://schemas.openxmlformats.org/officeDocument/2006/math" xmlns:v="urn:schemas-microsoft-com:vml" xmlns:wp14="http://schemas.microsoft.com/office/word/2010/wordprocessingDrawing" xmlns:wp="http://schemas.openxmlformats.org/drawingml/2006/wordprocessingDrawing" xmlns:w10="urn:schemas-microsoft-com:office:word" xmlns:w="http://schemas.openxmlformats.org/wordprocessingml/2006/main" xmlns:w14="http://schemas.microsoft.com/office/word/2010/wordml" xmlns:w15="http://schemas.microsoft.com/office/word/2012/wordml" xmlns:w16cex="http://schemas.microsoft.com/office/word/2018/wordml/cex" xmlns:w16cid="http://schemas.microsoft.com/office/word/2016/wordml/cid" xmlns:w16="http://schemas.microsoft.com/office/word/2018/wordml" xmlns:w16du="http://schemas.microsoft.com/office/word/2023/wordml/word16du" xmlns:w16sdtdh="http://schemas.microsoft.com/office/word/2020/wordml/sdtdatahash" xmlns:w16sdtfl="http://schemas.microsoft.com/office/word/2024/wordml/sdtformatlock" xmlns:w16se="http://schemas.microsoft.com/office/word/2015/wordml/symex" xmlns:wpg="http://schemas.microsoft.com/office/word/2010/wordprocessingGroup" xmlns:wpi="http://schemas.microsoft.com/office/word/2010/wordprocessingInk" xmlns:wne="http://schemas.microsoft.com/office/word/2006/wordml" xmlns:wps="http://schemas.microsoft.com/office/word/2010/wordprocessingShape" mc:Ignorable="w14 w15 w16se w16cid w16 w16cex w16sdtdh w16sdtfl w16du wp14">
   <w:p>
     <w:pPr>
       <w:pStyle w:val="EscabezadoPar"/>
-      <w:rPr>
-        <w:lang w:val="es-ES"/>
-      </w:rPr>
     </w:pPr>
     <w:r>
-      <w:rPr>
-        <w:lang w:val="es-ES"/>
-      </w:rPr>
       <w:t>1. CAPÍTULO PRIMERO</w:t>
     </w:r>
   </w:p>
@@ -1927,24 +2842,15 @@
 </file>
 
 <file path=word/header2.xml><?xml version="1.0" encoding="utf-8"?>
-<w:hdr xmlns:wpc="http://schemas.microsoft.com/office/word/2010/wordprocessingCanvas" xmlns:cx="http://schemas.microsoft.com/office/drawing/2014/chartex" xmlns:cx1="http://schemas.microsoft.com/office/drawing/2015/9/8/chartex" xmlns:cx2="http://schemas.microsoft.com/office/drawing/2015/10/21/chartex" xmlns:cx3="http://schemas.microsoft.com/office/drawing/2016/5/9/chartex" xmlns:cx4="http://schemas.microsoft.com/office/drawing/2016/5/10/chartex" xmlns:cx5="http://schemas.microsoft.com/office/drawing/2016/5/11/chartex" xmlns:cx6="http://schemas.microsoft.com/office/drawing/2016/5/12/chartex" xmlns:cx7="http://schemas.microsoft.com/office/drawing/2016/5/13/chartex" xmlns:cx8="http://schemas.microsoft.com/office/drawing/2016/5/14/chartex" xmlns:mc="http://schemas.openxmlformats.org/markup-compatibility/2006" xmlns:aink="http://schemas.microsoft.com/office/drawing/2016/ink" xmlns:am3d="http://schemas.microsoft.com/office/drawing/2017/model3d" xmlns:o="urn:schemas-microsoft-com:office:office" xmlns:oel="http://schemas.microsoft.com/office/2019/extlst" xmlns:r="http://schemas.openxmlformats.org/officeDocument/2006/relationships" xmlns:m="http://schemas.openxmlformats.org/officeDocument/2006/math" xmlns:v="urn:schemas-microsoft-com:vml" xmlns:wp14="http://schemas.microsoft.com/office/word/2010/wordprocessingDrawing" xmlns:wp="http://schemas.openxmlformats.org/drawingml/2006/wordprocessingDrawing" xmlns:w10="urn:schemas-microsoft-com:office:word" xmlns:w="http://schemas.openxmlformats.org/wordprocessingml/2006/main" xmlns:w14="http://schemas.microsoft.com/office/word/2010/wordml" xmlns:w15="http://schemas.microsoft.com/office/word/2012/wordml" xmlns:w16cex="http://schemas.microsoft.com/office/word/2018/wordml/cex" xmlns:w16cid="http://schemas.microsoft.com/office/word/2016/wordml/cid" xmlns:w16="http://schemas.microsoft.com/office/word/2018/wordml" xmlns:w16du="http://schemas.microsoft.com/office/word/2023/wordml/word16du" xmlns:w16sdtdh="http://schemas.microsoft.com/office/word/2020/wordml/sdtdatahash" xmlns:w16se="http://schemas.microsoft.com/office/word/2015/wordml/symex" xmlns:wpg="http://schemas.microsoft.com/office/word/2010/wordprocessingGroup" xmlns:wpi="http://schemas.microsoft.com/office/word/2010/wordprocessingInk" xmlns:wne="http://schemas.microsoft.com/office/word/2006/wordml" xmlns:wps="http://schemas.microsoft.com/office/word/2010/wordprocessingShape" mc:Ignorable="w14 w15 w16se w16cid w16 w16cex w16sdtdh w16du wp14">
+<w:hdr xmlns:wpc="http://schemas.microsoft.com/office/word/2010/wordprocessingCanvas" xmlns:cx="http://schemas.microsoft.com/office/drawing/2014/chartex" xmlns:cx1="http://schemas.microsoft.com/office/drawing/2015/9/8/chartex" xmlns:cx2="http://schemas.microsoft.com/office/drawing/2015/10/21/chartex" xmlns:cx3="http://schemas.microsoft.com/office/drawing/2016/5/9/chartex" xmlns:cx4="http://schemas.microsoft.com/office/drawing/2016/5/10/chartex" xmlns:cx5="http://schemas.microsoft.com/office/drawing/2016/5/11/chartex" xmlns:cx6="http://schemas.microsoft.com/office/drawing/2016/5/12/chartex" xmlns:cx7="http://schemas.microsoft.com/office/drawing/2016/5/13/chartex" xmlns:cx8="http://schemas.microsoft.com/office/drawing/2016/5/14/chartex" xmlns:mc="http://schemas.openxmlformats.org/markup-compatibility/2006" xmlns:aink="http://schemas.microsoft.com/office/drawing/2016/ink" xmlns:am3d="http://schemas.microsoft.com/office/drawing/2017/model3d" xmlns:o="urn:schemas-microsoft-com:office:office" xmlns:oel="http://schemas.microsoft.com/office/2019/extlst" xmlns:r="http://schemas.openxmlformats.org/officeDocument/2006/relationships" xmlns:m="http://schemas.openxmlformats.org/officeDocument/2006/math" xmlns:v="urn:schemas-microsoft-com:vml" xmlns:wp14="http://schemas.microsoft.com/office/word/2010/wordprocessingDrawing" xmlns:wp="http://schemas.openxmlformats.org/drawingml/2006/wordprocessingDrawing" xmlns:w10="urn:schemas-microsoft-com:office:word" xmlns:w="http://schemas.openxmlformats.org/wordprocessingml/2006/main" xmlns:w14="http://schemas.microsoft.com/office/word/2010/wordml" xmlns:w15="http://schemas.microsoft.com/office/word/2012/wordml" xmlns:w16cex="http://schemas.microsoft.com/office/word/2018/wordml/cex" xmlns:w16cid="http://schemas.microsoft.com/office/word/2016/wordml/cid" xmlns:w16="http://schemas.microsoft.com/office/word/2018/wordml" xmlns:w16du="http://schemas.microsoft.com/office/word/2023/wordml/word16du" xmlns:w16sdtdh="http://schemas.microsoft.com/office/word/2020/wordml/sdtdatahash" xmlns:w16sdtfl="http://schemas.microsoft.com/office/word/2024/wordml/sdtformatlock" xmlns:w16se="http://schemas.microsoft.com/office/word/2015/wordml/symex" xmlns:wpg="http://schemas.microsoft.com/office/word/2010/wordprocessingGroup" xmlns:wpi="http://schemas.microsoft.com/office/word/2010/wordprocessingInk" xmlns:wne="http://schemas.microsoft.com/office/word/2006/wordml" xmlns:wps="http://schemas.microsoft.com/office/word/2010/wordprocessingShape" mc:Ignorable="w14 w15 w16se w16cid w16 w16cex w16sdtdh w16sdtfl w16du wp14">
   <w:p>
     <w:pPr>
       <w:pStyle w:val="EncabezadoImpar"/>
-      <w:rPr>
-        <w:lang w:val="es-ES"/>
-      </w:rPr>
     </w:pPr>
     <w:r>
-      <w:rPr>
-        <w:lang w:val="es-ES"/>
-      </w:rPr>
       <w:t xml:space="preserve">PROYECTO FIN DE </w:t>
     </w:r>
     <w:r>
-      <w:rPr>
-        <w:lang w:val="es-ES"/>
-      </w:rPr>
       <w:t>MÁSTER</w:t>
     </w:r>
   </w:p>
@@ -1952,7 +2858,7 @@
 </file>
 
 <file path=word/numbering.xml><?xml version="1.0" encoding="utf-8"?>
-<w:numbering xmlns:wpc="http://schemas.microsoft.com/office/word/2010/wordprocessingCanvas" xmlns:cx="http://schemas.microsoft.com/office/drawing/2014/chartex" xmlns:cx1="http://schemas.microsoft.com/office/drawing/2015/9/8/chartex" xmlns:cx2="http://schemas.microsoft.com/office/drawing/2015/10/21/chartex" xmlns:cx3="http://schemas.microsoft.com/office/drawing/2016/5/9/chartex" xmlns:cx4="http://schemas.microsoft.com/office/drawing/2016/5/10/chartex" xmlns:cx5="http://schemas.microsoft.com/office/drawing/2016/5/11/chartex" xmlns:cx6="http://schemas.microsoft.com/office/drawing/2016/5/12/chartex" xmlns:cx7="http://schemas.microsoft.com/office/drawing/2016/5/13/chartex" xmlns:cx8="http://schemas.microsoft.com/office/drawing/2016/5/14/chartex" xmlns:mc="http://schemas.openxmlformats.org/markup-compatibility/2006" xmlns:aink="http://schemas.microsoft.com/office/drawing/2016/ink" xmlns:am3d="http://schemas.microsoft.com/office/drawing/2017/model3d" xmlns:o="urn:schemas-microsoft-com:office:office" xmlns:oel="http://schemas.microsoft.com/office/2019/extlst" xmlns:r="http://schemas.openxmlformats.org/officeDocument/2006/relationships" xmlns:m="http://schemas.openxmlformats.org/officeDocument/2006/math" xmlns:v="urn:schemas-microsoft-com:vml" xmlns:wp14="http://schemas.microsoft.com/office/word/2010/wordprocessingDrawing" xmlns:wp="http://schemas.openxmlformats.org/drawingml/2006/wordprocessingDrawing" xmlns:w10="urn:schemas-microsoft-com:office:word" xmlns:w="http://schemas.openxmlformats.org/wordprocessingml/2006/main" xmlns:w14="http://schemas.microsoft.com/office/word/2010/wordml" xmlns:w15="http://schemas.microsoft.com/office/word/2012/wordml" xmlns:w16cex="http://schemas.microsoft.com/office/word/2018/wordml/cex" xmlns:w16cid="http://schemas.microsoft.com/office/word/2016/wordml/cid" xmlns:w16="http://schemas.microsoft.com/office/word/2018/wordml" xmlns:w16du="http://schemas.microsoft.com/office/word/2023/wordml/word16du" xmlns:w16sdtdh="http://schemas.microsoft.com/office/word/2020/wordml/sdtdatahash" xmlns:w16se="http://schemas.microsoft.com/office/word/2015/wordml/symex" xmlns:wpg="http://schemas.microsoft.com/office/word/2010/wordprocessingGroup" xmlns:wpi="http://schemas.microsoft.com/office/word/2010/wordprocessingInk" xmlns:wne="http://schemas.microsoft.com/office/word/2006/wordml" xmlns:wps="http://schemas.microsoft.com/office/word/2010/wordprocessingShape" mc:Ignorable="w14 w15 w16se w16cid w16 w16cex w16sdtdh w16du wp14">
+<w:numbering xmlns:wpc="http://schemas.microsoft.com/office/word/2010/wordprocessingCanvas" xmlns:cx="http://schemas.microsoft.com/office/drawing/2014/chartex" xmlns:cx1="http://schemas.microsoft.com/office/drawing/2015/9/8/chartex" xmlns:cx2="http://schemas.microsoft.com/office/drawing/2015/10/21/chartex" xmlns:cx3="http://schemas.microsoft.com/office/drawing/2016/5/9/chartex" xmlns:cx4="http://schemas.microsoft.com/office/drawing/2016/5/10/chartex" xmlns:cx5="http://schemas.microsoft.com/office/drawing/2016/5/11/chartex" xmlns:cx6="http://schemas.microsoft.com/office/drawing/2016/5/12/chartex" xmlns:cx7="http://schemas.microsoft.com/office/drawing/2016/5/13/chartex" xmlns:cx8="http://schemas.microsoft.com/office/drawing/2016/5/14/chartex" xmlns:mc="http://schemas.openxmlformats.org/markup-compatibility/2006" xmlns:aink="http://schemas.microsoft.com/office/drawing/2016/ink" xmlns:am3d="http://schemas.microsoft.com/office/drawing/2017/model3d" xmlns:o="urn:schemas-microsoft-com:office:office" xmlns:oel="http://schemas.microsoft.com/office/2019/extlst" xmlns:r="http://schemas.openxmlformats.org/officeDocument/2006/relationships" xmlns:m="http://schemas.openxmlformats.org/officeDocument/2006/math" xmlns:v="urn:schemas-microsoft-com:vml" xmlns:wp14="http://schemas.microsoft.com/office/word/2010/wordprocessingDrawing" xmlns:wp="http://schemas.openxmlformats.org/drawingml/2006/wordprocessingDrawing" xmlns:w10="urn:schemas-microsoft-com:office:word" xmlns:w="http://schemas.openxmlformats.org/wordprocessingml/2006/main" xmlns:w14="http://schemas.microsoft.com/office/word/2010/wordml" xmlns:w15="http://schemas.microsoft.com/office/word/2012/wordml" xmlns:w16cex="http://schemas.microsoft.com/office/word/2018/wordml/cex" xmlns:w16cid="http://schemas.microsoft.com/office/word/2016/wordml/cid" xmlns:w16="http://schemas.microsoft.com/office/word/2018/wordml" xmlns:w16du="http://schemas.microsoft.com/office/word/2023/wordml/word16du" xmlns:w16sdtdh="http://schemas.microsoft.com/office/word/2020/wordml/sdtdatahash" xmlns:w16sdtfl="http://schemas.microsoft.com/office/word/2024/wordml/sdtformatlock" xmlns:w16se="http://schemas.microsoft.com/office/word/2015/wordml/symex" xmlns:wpg="http://schemas.microsoft.com/office/word/2010/wordprocessingGroup" xmlns:wpi="http://schemas.microsoft.com/office/word/2010/wordprocessingInk" xmlns:wne="http://schemas.microsoft.com/office/word/2006/wordml" xmlns:wps="http://schemas.microsoft.com/office/word/2010/wordprocessingShape" mc:Ignorable="w14 w15 w16se w16cid w16 w16cex w16sdtdh w16sdtfl w16du wp14">
   <w:abstractNum w:abstractNumId="0" w15:restartNumberingAfterBreak="0">
     <w:nsid w:val="FFFFFFFB"/>
     <w:multiLevelType w:val="multilevel"/>
@@ -2391,6 +3297,92 @@
     </w:lvl>
   </w:abstractNum>
   <w:abstractNum w:abstractNumId="4" w15:restartNumberingAfterBreak="0">
+    <w:nsid w:val="7DF57E12"/>
+    <w:multiLevelType w:val="hybridMultilevel"/>
+    <w:tmpl w:val="A5E01582"/>
+    <w:lvl w:ilvl="0" w:tplc="0C0A000F">
+      <w:start w:val="1"/>
+      <w:numFmt w:val="decimal"/>
+      <w:lvlText w:val="%1."/>
+      <w:lvlJc w:val="left"/>
+      <w:pPr>
+        <w:ind w:left="720" w:hanging="360"/>
+      </w:pPr>
+    </w:lvl>
+    <w:lvl w:ilvl="1" w:tplc="0C0A0019" w:tentative="1">
+      <w:start w:val="1"/>
+      <w:numFmt w:val="lowerLetter"/>
+      <w:lvlText w:val="%2."/>
+      <w:lvlJc w:val="left"/>
+      <w:pPr>
+        <w:ind w:left="1440" w:hanging="360"/>
+      </w:pPr>
+    </w:lvl>
+    <w:lvl w:ilvl="2" w:tplc="0C0A001B" w:tentative="1">
+      <w:start w:val="1"/>
+      <w:numFmt w:val="lowerRoman"/>
+      <w:lvlText w:val="%3."/>
+      <w:lvlJc w:val="right"/>
+      <w:pPr>
+        <w:ind w:left="2160" w:hanging="180"/>
+      </w:pPr>
+    </w:lvl>
+    <w:lvl w:ilvl="3" w:tplc="0C0A000F" w:tentative="1">
+      <w:start w:val="1"/>
+      <w:numFmt w:val="decimal"/>
+      <w:lvlText w:val="%4."/>
+      <w:lvlJc w:val="left"/>
+      <w:pPr>
+        <w:ind w:left="2880" w:hanging="360"/>
+      </w:pPr>
+    </w:lvl>
+    <w:lvl w:ilvl="4" w:tplc="0C0A0019" w:tentative="1">
+      <w:start w:val="1"/>
+      <w:numFmt w:val="lowerLetter"/>
+      <w:lvlText w:val="%5."/>
+      <w:lvlJc w:val="left"/>
+      <w:pPr>
+        <w:ind w:left="3600" w:hanging="360"/>
+      </w:pPr>
+    </w:lvl>
+    <w:lvl w:ilvl="5" w:tplc="0C0A001B" w:tentative="1">
+      <w:start w:val="1"/>
+      <w:numFmt w:val="lowerRoman"/>
+      <w:lvlText w:val="%6."/>
+      <w:lvlJc w:val="right"/>
+      <w:pPr>
+        <w:ind w:left="4320" w:hanging="180"/>
+      </w:pPr>
+    </w:lvl>
+    <w:lvl w:ilvl="6" w:tplc="0C0A000F" w:tentative="1">
+      <w:start w:val="1"/>
+      <w:numFmt w:val="decimal"/>
+      <w:lvlText w:val="%7."/>
+      <w:lvlJc w:val="left"/>
+      <w:pPr>
+        <w:ind w:left="5040" w:hanging="360"/>
+      </w:pPr>
+    </w:lvl>
+    <w:lvl w:ilvl="7" w:tplc="0C0A0019" w:tentative="1">
+      <w:start w:val="1"/>
+      <w:numFmt w:val="lowerLetter"/>
+      <w:lvlText w:val="%8."/>
+      <w:lvlJc w:val="left"/>
+      <w:pPr>
+        <w:ind w:left="5760" w:hanging="360"/>
+      </w:pPr>
+    </w:lvl>
+    <w:lvl w:ilvl="8" w:tplc="0C0A001B" w:tentative="1">
+      <w:start w:val="1"/>
+      <w:numFmt w:val="lowerRoman"/>
+      <w:lvlText w:val="%9."/>
+      <w:lvlJc w:val="right"/>
+      <w:pPr>
+        <w:ind w:left="6480" w:hanging="180"/>
+      </w:pPr>
+    </w:lvl>
+  </w:abstractNum>
+  <w:abstractNum w:abstractNumId="5" w15:restartNumberingAfterBreak="0">
     <w:nsid w:val="7E3518E4"/>
     <w:multiLevelType w:val="hybridMultilevel"/>
     <w:tmpl w:val="2E1C576E"/>
@@ -2513,17 +3505,20 @@
     <w:abstractNumId w:val="1"/>
   </w:num>
   <w:num w:numId="4" w16cid:durableId="2076774859">
-    <w:abstractNumId w:val="4"/>
+    <w:abstractNumId w:val="5"/>
   </w:num>
   <w:num w:numId="5" w16cid:durableId="959654137">
     <w:abstractNumId w:val="2"/>
+  </w:num>
+  <w:num w:numId="6" w16cid:durableId="1566187498">
+    <w:abstractNumId w:val="4"/>
   </w:num>
   <w:numIdMacAtCleanup w:val="1"/>
 </w:numbering>
 </file>
 
 <file path=word/styles.xml><?xml version="1.0" encoding="utf-8"?>
-<w:styles xmlns:mc="http://schemas.openxmlformats.org/markup-compatibility/2006" xmlns:r="http://schemas.openxmlformats.org/officeDocument/2006/relationships" xmlns:w="http://schemas.openxmlformats.org/wordprocessingml/2006/main" xmlns:w14="http://schemas.microsoft.com/office/word/2010/wordml" xmlns:w15="http://schemas.microsoft.com/office/word/2012/wordml" xmlns:w16cex="http://schemas.microsoft.com/office/word/2018/wordml/cex" xmlns:w16cid="http://schemas.microsoft.com/office/word/2016/wordml/cid" xmlns:w16="http://schemas.microsoft.com/office/word/2018/wordml" xmlns:w16du="http://schemas.microsoft.com/office/word/2023/wordml/word16du" xmlns:w16sdtdh="http://schemas.microsoft.com/office/word/2020/wordml/sdtdatahash" xmlns:w16se="http://schemas.microsoft.com/office/word/2015/wordml/symex" mc:Ignorable="w14 w15 w16se w16cid w16 w16cex w16sdtdh w16du">
+<w:styles xmlns:mc="http://schemas.openxmlformats.org/markup-compatibility/2006" xmlns:r="http://schemas.openxmlformats.org/officeDocument/2006/relationships" xmlns:w="http://schemas.openxmlformats.org/wordprocessingml/2006/main" xmlns:w14="http://schemas.microsoft.com/office/word/2010/wordml" xmlns:w15="http://schemas.microsoft.com/office/word/2012/wordml" xmlns:w16cex="http://schemas.microsoft.com/office/word/2018/wordml/cex" xmlns:w16cid="http://schemas.microsoft.com/office/word/2016/wordml/cid" xmlns:w16="http://schemas.microsoft.com/office/word/2018/wordml" xmlns:w16du="http://schemas.microsoft.com/office/word/2023/wordml/word16du" xmlns:w16sdtdh="http://schemas.microsoft.com/office/word/2020/wordml/sdtdatahash" xmlns:w16sdtfl="http://schemas.microsoft.com/office/word/2024/wordml/sdtformatlock" xmlns:w16se="http://schemas.microsoft.com/office/word/2015/wordml/symex" mc:Ignorable="w14 w15 w16se w16cid w16 w16cex w16sdtdh w16sdtfl w16du">
   <w:docDefaults>
     <w:rPrDefault>
       <w:rPr>
@@ -2922,13 +3917,13 @@
     <w:rPr>
       <w:rFonts w:asciiTheme="minorHAnsi" w:hAnsiTheme="minorHAnsi"/>
       <w:sz w:val="22"/>
-      <w:lang w:val="es-ES_tradnl"/>
     </w:rPr>
   </w:style>
   <w:style w:type="paragraph" w:styleId="Ttulo1">
     <w:name w:val="heading 1"/>
     <w:basedOn w:val="Normal"/>
     <w:next w:val="Normal"/>
+    <w:link w:val="Ttulo1Car"/>
     <w:autoRedefine/>
     <w:qFormat/>
     <w:rsid w:val="00C24221"/>
@@ -2954,13 +3949,13 @@
       <w:caps/>
       <w:kern w:val="28"/>
       <w:sz w:val="32"/>
-      <w:lang w:val="es-ES"/>
     </w:rPr>
   </w:style>
   <w:style w:type="paragraph" w:styleId="Ttulo2">
     <w:name w:val="heading 2"/>
     <w:basedOn w:val="Normal"/>
     <w:next w:val="Normal"/>
+    <w:link w:val="Ttulo2Car"/>
     <w:autoRedefine/>
     <w:qFormat/>
     <w:rsid w:val="00034FD8"/>
@@ -3586,6 +4581,59 @@
       <w:u w:val="single"/>
     </w:rPr>
   </w:style>
+  <w:style w:type="character" w:customStyle="1" w:styleId="Ttulo2Car">
+    <w:name w:val="Título 2 Car"/>
+    <w:basedOn w:val="Fuentedeprrafopredeter"/>
+    <w:link w:val="Ttulo2"/>
+    <w:rsid w:val="00F61372"/>
+    <w:rPr>
+      <w:rFonts w:asciiTheme="minorHAnsi" w:hAnsiTheme="minorHAnsi"/>
+      <w:b/>
+      <w:caps/>
+      <w:sz w:val="28"/>
+    </w:rPr>
+  </w:style>
+  <w:style w:type="character" w:customStyle="1" w:styleId="Ttulo1Car">
+    <w:name w:val="Título 1 Car"/>
+    <w:basedOn w:val="Fuentedeprrafopredeter"/>
+    <w:link w:val="Ttulo1"/>
+    <w:rsid w:val="00341150"/>
+    <w:rPr>
+      <w:rFonts w:asciiTheme="minorHAnsi" w:hAnsiTheme="minorHAnsi"/>
+      <w:b/>
+      <w:caps/>
+      <w:kern w:val="28"/>
+      <w:sz w:val="32"/>
+    </w:rPr>
+  </w:style>
+  <w:style w:type="paragraph" w:styleId="NormalWeb">
+    <w:name w:val="Normal (Web)"/>
+    <w:basedOn w:val="Normal"/>
+    <w:uiPriority w:val="99"/>
+    <w:semiHidden/>
+    <w:unhideWhenUsed/>
+    <w:rsid w:val="00E423D9"/>
+    <w:pPr>
+      <w:spacing w:before="100" w:beforeAutospacing="1" w:after="100" w:afterAutospacing="1" w:line="240" w:lineRule="auto"/>
+      <w:jc w:val="left"/>
+    </w:pPr>
+    <w:rPr>
+      <w:rFonts w:ascii="Times New Roman" w:hAnsi="Times New Roman"/>
+      <w:sz w:val="24"/>
+      <w:szCs w:val="24"/>
+    </w:rPr>
+  </w:style>
+  <w:style w:type="character" w:styleId="nfasis">
+    <w:name w:val="Emphasis"/>
+    <w:basedOn w:val="Fuentedeprrafopredeter"/>
+    <w:uiPriority w:val="20"/>
+    <w:qFormat/>
+    <w:rsid w:val="00E423D9"/>
+    <w:rPr>
+      <w:i/>
+      <w:iCs/>
+    </w:rPr>
+  </w:style>
 </w:styles>
 </file>
 

--- a/MEMORIA/ejemplo_memoria_PFM.docx
+++ b/MEMORIA/ejemplo_memoria_PFM.docx
@@ -152,7 +152,7 @@
           <w:r>
             <w:fldChar w:fldCharType="separate"/>
           </w:r>
-          <w:hyperlink w:anchor="_Toc225241961" w:history="1">
+          <w:hyperlink w:anchor="_Toc225242870" w:history="1">
             <w:r>
               <w:rPr>
                 <w:rStyle w:val="Hipervnculo"/>
@@ -200,7 +200,7 @@
                 <w:noProof/>
                 <w:webHidden/>
               </w:rPr>
-              <w:instrText xml:space="preserve"> PAGEREF _Toc225241961 \h </w:instrText>
+              <w:instrText xml:space="preserve"> PAGEREF _Toc225242870 \h </w:instrText>
             </w:r>
             <w:r>
               <w:rPr>
@@ -248,7 +248,7 @@
               <w14:ligatures w14:val="standardContextual"/>
             </w:rPr>
           </w:pPr>
-          <w:hyperlink w:anchor="_Toc225241962" w:history="1">
+          <w:hyperlink w:anchor="_Toc225242871" w:history="1">
             <w:r>
               <w:rPr>
                 <w:rStyle w:val="Hipervnculo"/>
@@ -294,7 +294,7 @@
                 <w:noProof/>
                 <w:webHidden/>
               </w:rPr>
-              <w:instrText xml:space="preserve"> PAGEREF _Toc225241962 \h </w:instrText>
+              <w:instrText xml:space="preserve"> PAGEREF _Toc225242871 \h </w:instrText>
             </w:r>
             <w:r>
               <w:rPr>
@@ -342,7 +342,7 @@
               <w14:ligatures w14:val="standardContextual"/>
             </w:rPr>
           </w:pPr>
-          <w:hyperlink w:anchor="_Toc225241963" w:history="1">
+          <w:hyperlink w:anchor="_Toc225242872" w:history="1">
             <w:r>
               <w:rPr>
                 <w:rStyle w:val="Hipervnculo"/>
@@ -388,7 +388,7 @@
                 <w:noProof/>
                 <w:webHidden/>
               </w:rPr>
-              <w:instrText xml:space="preserve"> PAGEREF _Toc225241963 \h </w:instrText>
+              <w:instrText xml:space="preserve"> PAGEREF _Toc225242872 \h </w:instrText>
             </w:r>
             <w:r>
               <w:rPr>
@@ -438,7 +438,7 @@
               <w14:ligatures w14:val="standardContextual"/>
             </w:rPr>
           </w:pPr>
-          <w:hyperlink w:anchor="_Toc225241964" w:history="1">
+          <w:hyperlink w:anchor="_Toc225242873" w:history="1">
             <w:r>
               <w:rPr>
                 <w:rStyle w:val="Hipervnculo"/>
@@ -486,7 +486,7 @@
                 <w:noProof/>
                 <w:webHidden/>
               </w:rPr>
-              <w:instrText xml:space="preserve"> PAGEREF _Toc225241964 \h </w:instrText>
+              <w:instrText xml:space="preserve"> PAGEREF _Toc225242873 \h </w:instrText>
             </w:r>
             <w:r>
               <w:rPr>
@@ -534,7 +534,7 @@
               <w14:ligatures w14:val="standardContextual"/>
             </w:rPr>
           </w:pPr>
-          <w:hyperlink w:anchor="_Toc225241965" w:history="1">
+          <w:hyperlink w:anchor="_Toc225242874" w:history="1">
             <w:r>
               <w:rPr>
                 <w:rStyle w:val="Hipervnculo"/>
@@ -580,7 +580,199 @@
                 <w:noProof/>
                 <w:webHidden/>
               </w:rPr>
-              <w:instrText xml:space="preserve"> PAGEREF _Toc225241965 \h </w:instrText>
+              <w:instrText xml:space="preserve"> PAGEREF _Toc225242874 \h </w:instrText>
+            </w:r>
+            <w:r>
+              <w:rPr>
+                <w:noProof/>
+                <w:webHidden/>
+              </w:rPr>
+            </w:r>
+            <w:r>
+              <w:rPr>
+                <w:noProof/>
+                <w:webHidden/>
+              </w:rPr>
+              <w:fldChar w:fldCharType="separate"/>
+            </w:r>
+            <w:r>
+              <w:rPr>
+                <w:noProof/>
+                <w:webHidden/>
+              </w:rPr>
+              <w:t>3</w:t>
+            </w:r>
+            <w:r>
+              <w:rPr>
+                <w:noProof/>
+                <w:webHidden/>
+              </w:rPr>
+              <w:fldChar w:fldCharType="end"/>
+            </w:r>
+          </w:hyperlink>
+        </w:p>
+        <w:p>
+          <w:pPr>
+            <w:pStyle w:val="TDC3"/>
+            <w:tabs>
+              <w:tab w:val="left" w:pos="1320"/>
+              <w:tab w:val="right" w:leader="dot" w:pos="9061"/>
+            </w:tabs>
+            <w:rPr>
+              <w:rFonts w:eastAsiaTheme="minorEastAsia" w:cstheme="minorBidi"/>
+              <w:i w:val="0"/>
+              <w:iCs w:val="0"/>
+              <w:noProof/>
+              <w:kern w:val="2"/>
+              <w:sz w:val="24"/>
+              <w:szCs w:val="24"/>
+              <w14:ligatures w14:val="standardContextual"/>
+            </w:rPr>
+          </w:pPr>
+          <w:hyperlink w:anchor="_Toc225242875" w:history="1">
+            <w:r>
+              <w:rPr>
+                <w:rStyle w:val="Hipervnculo"/>
+                <w:noProof/>
+              </w:rPr>
+              <w:t>2.1.1</w:t>
+            </w:r>
+            <w:r>
+              <w:rPr>
+                <w:rFonts w:eastAsiaTheme="minorEastAsia" w:cstheme="minorBidi"/>
+                <w:i w:val="0"/>
+                <w:iCs w:val="0"/>
+                <w:noProof/>
+                <w:kern w:val="2"/>
+                <w:sz w:val="24"/>
+                <w:szCs w:val="24"/>
+                <w14:ligatures w14:val="standardContextual"/>
+              </w:rPr>
+              <w:tab/>
+            </w:r>
+            <w:r>
+              <w:rPr>
+                <w:rStyle w:val="Hipervnculo"/>
+                <w:noProof/>
+              </w:rPr>
+              <w:t>Objetivo general:</w:t>
+            </w:r>
+            <w:r>
+              <w:rPr>
+                <w:noProof/>
+                <w:webHidden/>
+              </w:rPr>
+              <w:tab/>
+            </w:r>
+            <w:r>
+              <w:rPr>
+                <w:noProof/>
+                <w:webHidden/>
+              </w:rPr>
+              <w:fldChar w:fldCharType="begin"/>
+            </w:r>
+            <w:r>
+              <w:rPr>
+                <w:noProof/>
+                <w:webHidden/>
+              </w:rPr>
+              <w:instrText xml:space="preserve"> PAGEREF _Toc225242875 \h </w:instrText>
+            </w:r>
+            <w:r>
+              <w:rPr>
+                <w:noProof/>
+                <w:webHidden/>
+              </w:rPr>
+            </w:r>
+            <w:r>
+              <w:rPr>
+                <w:noProof/>
+                <w:webHidden/>
+              </w:rPr>
+              <w:fldChar w:fldCharType="separate"/>
+            </w:r>
+            <w:r>
+              <w:rPr>
+                <w:noProof/>
+                <w:webHidden/>
+              </w:rPr>
+              <w:t>3</w:t>
+            </w:r>
+            <w:r>
+              <w:rPr>
+                <w:noProof/>
+                <w:webHidden/>
+              </w:rPr>
+              <w:fldChar w:fldCharType="end"/>
+            </w:r>
+          </w:hyperlink>
+        </w:p>
+        <w:p>
+          <w:pPr>
+            <w:pStyle w:val="TDC3"/>
+            <w:tabs>
+              <w:tab w:val="left" w:pos="1320"/>
+              <w:tab w:val="right" w:leader="dot" w:pos="9061"/>
+            </w:tabs>
+            <w:rPr>
+              <w:rFonts w:eastAsiaTheme="minorEastAsia" w:cstheme="minorBidi"/>
+              <w:i w:val="0"/>
+              <w:iCs w:val="0"/>
+              <w:noProof/>
+              <w:kern w:val="2"/>
+              <w:sz w:val="24"/>
+              <w:szCs w:val="24"/>
+              <w14:ligatures w14:val="standardContextual"/>
+            </w:rPr>
+          </w:pPr>
+          <w:hyperlink w:anchor="_Toc225242876" w:history="1">
+            <w:r>
+              <w:rPr>
+                <w:rStyle w:val="Hipervnculo"/>
+                <w:noProof/>
+              </w:rPr>
+              <w:t>2.1.2</w:t>
+            </w:r>
+            <w:r>
+              <w:rPr>
+                <w:rFonts w:eastAsiaTheme="minorEastAsia" w:cstheme="minorBidi"/>
+                <w:i w:val="0"/>
+                <w:iCs w:val="0"/>
+                <w:noProof/>
+                <w:kern w:val="2"/>
+                <w:sz w:val="24"/>
+                <w:szCs w:val="24"/>
+                <w14:ligatures w14:val="standardContextual"/>
+              </w:rPr>
+              <w:tab/>
+            </w:r>
+            <w:r>
+              <w:rPr>
+                <w:rStyle w:val="Hipervnculo"/>
+                <w:noProof/>
+              </w:rPr>
+              <w:t>Objetivos específicos:</w:t>
+            </w:r>
+            <w:r>
+              <w:rPr>
+                <w:noProof/>
+                <w:webHidden/>
+              </w:rPr>
+              <w:tab/>
+            </w:r>
+            <w:r>
+              <w:rPr>
+                <w:noProof/>
+                <w:webHidden/>
+              </w:rPr>
+              <w:fldChar w:fldCharType="begin"/>
+            </w:r>
+            <w:r>
+              <w:rPr>
+                <w:noProof/>
+                <w:webHidden/>
+              </w:rPr>
+              <w:instrText xml:space="preserve"> PAGEREF _Toc225242876 \h </w:instrText>
             </w:r>
             <w:r>
               <w:rPr>
@@ -628,7 +820,7 @@
               <w14:ligatures w14:val="standardContextual"/>
             </w:rPr>
           </w:pPr>
-          <w:hyperlink w:anchor="_Toc225241966" w:history="1">
+          <w:hyperlink w:anchor="_Toc225242877" w:history="1">
             <w:r>
               <w:rPr>
                 <w:rStyle w:val="Hipervnculo"/>
@@ -674,7 +866,7 @@
                 <w:noProof/>
                 <w:webHidden/>
               </w:rPr>
-              <w:instrText xml:space="preserve"> PAGEREF _Toc225241966 \h </w:instrText>
+              <w:instrText xml:space="preserve"> PAGEREF _Toc225242877 \h </w:instrText>
             </w:r>
             <w:r>
               <w:rPr>
@@ -724,7 +916,7 @@
               <w14:ligatures w14:val="standardContextual"/>
             </w:rPr>
           </w:pPr>
-          <w:hyperlink w:anchor="_Toc225241967" w:history="1">
+          <w:hyperlink w:anchor="_Toc225242878" w:history="1">
             <w:r>
               <w:rPr>
                 <w:rStyle w:val="Hipervnculo"/>
@@ -772,103 +964,7 @@
                 <w:noProof/>
                 <w:webHidden/>
               </w:rPr>
-              <w:instrText xml:space="preserve"> PAGEREF _Toc225241967 \h </w:instrText>
-            </w:r>
-            <w:r>
-              <w:rPr>
-                <w:noProof/>
-                <w:webHidden/>
-              </w:rPr>
-            </w:r>
-            <w:r>
-              <w:rPr>
-                <w:noProof/>
-                <w:webHidden/>
-              </w:rPr>
-              <w:fldChar w:fldCharType="separate"/>
-            </w:r>
-            <w:r>
-              <w:rPr>
-                <w:noProof/>
-                <w:webHidden/>
-              </w:rPr>
-              <w:t>3</w:t>
-            </w:r>
-            <w:r>
-              <w:rPr>
-                <w:noProof/>
-                <w:webHidden/>
-              </w:rPr>
-              <w:fldChar w:fldCharType="end"/>
-            </w:r>
-          </w:hyperlink>
-        </w:p>
-        <w:p>
-          <w:pPr>
-            <w:pStyle w:val="TDC3"/>
-            <w:tabs>
-              <w:tab w:val="left" w:pos="1320"/>
-              <w:tab w:val="right" w:leader="dot" w:pos="9061"/>
-            </w:tabs>
-            <w:rPr>
-              <w:rFonts w:eastAsiaTheme="minorEastAsia" w:cstheme="minorBidi"/>
-              <w:i w:val="0"/>
-              <w:iCs w:val="0"/>
-              <w:noProof/>
-              <w:kern w:val="2"/>
-              <w:sz w:val="24"/>
-              <w:szCs w:val="24"/>
-              <w14:ligatures w14:val="standardContextual"/>
-            </w:rPr>
-          </w:pPr>
-          <w:hyperlink w:anchor="_Toc225241968" w:history="1">
-            <w:r>
-              <w:rPr>
-                <w:rStyle w:val="Hipervnculo"/>
-                <w:noProof/>
-              </w:rPr>
-              <w:t>3.1.1</w:t>
-            </w:r>
-            <w:r>
-              <w:rPr>
-                <w:rFonts w:eastAsiaTheme="minorEastAsia" w:cstheme="minorBidi"/>
-                <w:i w:val="0"/>
-                <w:iCs w:val="0"/>
-                <w:noProof/>
-                <w:kern w:val="2"/>
-                <w:sz w:val="24"/>
-                <w:szCs w:val="24"/>
-                <w14:ligatures w14:val="standardContextual"/>
-              </w:rPr>
-              <w:tab/>
-            </w:r>
-            <w:r>
-              <w:rPr>
-                <w:rStyle w:val="Hipervnculo"/>
-                <w:noProof/>
-              </w:rPr>
-              <w:t>Estilo del Título 3</w:t>
-            </w:r>
-            <w:r>
-              <w:rPr>
-                <w:noProof/>
-                <w:webHidden/>
-              </w:rPr>
-              <w:tab/>
-            </w:r>
-            <w:r>
-              <w:rPr>
-                <w:noProof/>
-                <w:webHidden/>
-              </w:rPr>
-              <w:fldChar w:fldCharType="begin"/>
-            </w:r>
-            <w:r>
-              <w:rPr>
-                <w:noProof/>
-                <w:webHidden/>
-              </w:rPr>
-              <w:instrText xml:space="preserve"> PAGEREF _Toc225241968 \h </w:instrText>
+              <w:instrText xml:space="preserve"> PAGEREF _Toc225242878 \h </w:instrText>
             </w:r>
             <w:r>
               <w:rPr>
@@ -918,7 +1014,7 @@
               <w14:ligatures w14:val="standardContextual"/>
             </w:rPr>
           </w:pPr>
-          <w:hyperlink w:anchor="_Toc225241969" w:history="1">
+          <w:hyperlink w:anchor="_Toc225242879" w:history="1">
             <w:r>
               <w:rPr>
                 <w:rStyle w:val="Hipervnculo"/>
@@ -945,6 +1041,1082 @@
                 <w:rStyle w:val="Hipervnculo"/>
                 <w:noProof/>
               </w:rPr>
+              <w:t>Metodología de trabajo</w:t>
+            </w:r>
+            <w:r>
+              <w:rPr>
+                <w:noProof/>
+                <w:webHidden/>
+              </w:rPr>
+              <w:tab/>
+            </w:r>
+            <w:r>
+              <w:rPr>
+                <w:noProof/>
+                <w:webHidden/>
+              </w:rPr>
+              <w:fldChar w:fldCharType="begin"/>
+            </w:r>
+            <w:r>
+              <w:rPr>
+                <w:noProof/>
+                <w:webHidden/>
+              </w:rPr>
+              <w:instrText xml:space="preserve"> PAGEREF _Toc225242879 \h </w:instrText>
+            </w:r>
+            <w:r>
+              <w:rPr>
+                <w:noProof/>
+                <w:webHidden/>
+              </w:rPr>
+            </w:r>
+            <w:r>
+              <w:rPr>
+                <w:noProof/>
+                <w:webHidden/>
+              </w:rPr>
+              <w:fldChar w:fldCharType="separate"/>
+            </w:r>
+            <w:r>
+              <w:rPr>
+                <w:noProof/>
+                <w:webHidden/>
+              </w:rPr>
+              <w:t>3</w:t>
+            </w:r>
+            <w:r>
+              <w:rPr>
+                <w:noProof/>
+                <w:webHidden/>
+              </w:rPr>
+              <w:fldChar w:fldCharType="end"/>
+            </w:r>
+          </w:hyperlink>
+        </w:p>
+        <w:p>
+          <w:pPr>
+            <w:pStyle w:val="TDC1"/>
+            <w:tabs>
+              <w:tab w:val="left" w:pos="440"/>
+              <w:tab w:val="right" w:leader="dot" w:pos="9061"/>
+            </w:tabs>
+            <w:rPr>
+              <w:rFonts w:eastAsiaTheme="minorEastAsia" w:cstheme="minorBidi"/>
+              <w:b w:val="0"/>
+              <w:bCs w:val="0"/>
+              <w:caps w:val="0"/>
+              <w:noProof/>
+              <w:kern w:val="2"/>
+              <w:sz w:val="24"/>
+              <w:szCs w:val="24"/>
+              <w14:ligatures w14:val="standardContextual"/>
+            </w:rPr>
+          </w:pPr>
+          <w:hyperlink w:anchor="_Toc225242880" w:history="1">
+            <w:r>
+              <w:rPr>
+                <w:rStyle w:val="Hipervnculo"/>
+                <w:noProof/>
+              </w:rPr>
+              <w:t>5.</w:t>
+            </w:r>
+            <w:r>
+              <w:rPr>
+                <w:rFonts w:eastAsiaTheme="minorEastAsia" w:cstheme="minorBidi"/>
+                <w:b w:val="0"/>
+                <w:bCs w:val="0"/>
+                <w:caps w:val="0"/>
+                <w:noProof/>
+                <w:kern w:val="2"/>
+                <w:sz w:val="24"/>
+                <w:szCs w:val="24"/>
+                <w14:ligatures w14:val="standardContextual"/>
+              </w:rPr>
+              <w:tab/>
+            </w:r>
+            <w:r>
+              <w:rPr>
+                <w:rStyle w:val="Hipervnculo"/>
+                <w:noProof/>
+              </w:rPr>
+              <w:t>Presupuesto</w:t>
+            </w:r>
+            <w:r>
+              <w:rPr>
+                <w:noProof/>
+                <w:webHidden/>
+              </w:rPr>
+              <w:tab/>
+            </w:r>
+            <w:r>
+              <w:rPr>
+                <w:noProof/>
+                <w:webHidden/>
+              </w:rPr>
+              <w:fldChar w:fldCharType="begin"/>
+            </w:r>
+            <w:r>
+              <w:rPr>
+                <w:noProof/>
+                <w:webHidden/>
+              </w:rPr>
+              <w:instrText xml:space="preserve"> PAGEREF _Toc225242880 \h </w:instrText>
+            </w:r>
+            <w:r>
+              <w:rPr>
+                <w:noProof/>
+                <w:webHidden/>
+              </w:rPr>
+            </w:r>
+            <w:r>
+              <w:rPr>
+                <w:noProof/>
+                <w:webHidden/>
+              </w:rPr>
+              <w:fldChar w:fldCharType="separate"/>
+            </w:r>
+            <w:r>
+              <w:rPr>
+                <w:noProof/>
+                <w:webHidden/>
+              </w:rPr>
+              <w:t>3</w:t>
+            </w:r>
+            <w:r>
+              <w:rPr>
+                <w:noProof/>
+                <w:webHidden/>
+              </w:rPr>
+              <w:fldChar w:fldCharType="end"/>
+            </w:r>
+          </w:hyperlink>
+        </w:p>
+        <w:p>
+          <w:pPr>
+            <w:pStyle w:val="TDC1"/>
+            <w:tabs>
+              <w:tab w:val="left" w:pos="440"/>
+              <w:tab w:val="right" w:leader="dot" w:pos="9061"/>
+            </w:tabs>
+            <w:rPr>
+              <w:rFonts w:eastAsiaTheme="minorEastAsia" w:cstheme="minorBidi"/>
+              <w:b w:val="0"/>
+              <w:bCs w:val="0"/>
+              <w:caps w:val="0"/>
+              <w:noProof/>
+              <w:kern w:val="2"/>
+              <w:sz w:val="24"/>
+              <w:szCs w:val="24"/>
+              <w14:ligatures w14:val="standardContextual"/>
+            </w:rPr>
+          </w:pPr>
+          <w:hyperlink w:anchor="_Toc225242881" w:history="1">
+            <w:r>
+              <w:rPr>
+                <w:rStyle w:val="Hipervnculo"/>
+                <w:noProof/>
+              </w:rPr>
+              <w:t>6.</w:t>
+            </w:r>
+            <w:r>
+              <w:rPr>
+                <w:rFonts w:eastAsiaTheme="minorEastAsia" w:cstheme="minorBidi"/>
+                <w:b w:val="0"/>
+                <w:bCs w:val="0"/>
+                <w:caps w:val="0"/>
+                <w:noProof/>
+                <w:kern w:val="2"/>
+                <w:sz w:val="24"/>
+                <w:szCs w:val="24"/>
+                <w14:ligatures w14:val="standardContextual"/>
+              </w:rPr>
+              <w:tab/>
+            </w:r>
+            <w:r>
+              <w:rPr>
+                <w:rStyle w:val="Hipervnculo"/>
+                <w:noProof/>
+              </w:rPr>
+              <w:t>Recopilación y preparación de datos</w:t>
+            </w:r>
+            <w:r>
+              <w:rPr>
+                <w:noProof/>
+                <w:webHidden/>
+              </w:rPr>
+              <w:tab/>
+            </w:r>
+            <w:r>
+              <w:rPr>
+                <w:noProof/>
+                <w:webHidden/>
+              </w:rPr>
+              <w:fldChar w:fldCharType="begin"/>
+            </w:r>
+            <w:r>
+              <w:rPr>
+                <w:noProof/>
+                <w:webHidden/>
+              </w:rPr>
+              <w:instrText xml:space="preserve"> PAGEREF _Toc225242881 \h </w:instrText>
+            </w:r>
+            <w:r>
+              <w:rPr>
+                <w:noProof/>
+                <w:webHidden/>
+              </w:rPr>
+            </w:r>
+            <w:r>
+              <w:rPr>
+                <w:noProof/>
+                <w:webHidden/>
+              </w:rPr>
+              <w:fldChar w:fldCharType="separate"/>
+            </w:r>
+            <w:r>
+              <w:rPr>
+                <w:noProof/>
+                <w:webHidden/>
+              </w:rPr>
+              <w:t>3</w:t>
+            </w:r>
+            <w:r>
+              <w:rPr>
+                <w:noProof/>
+                <w:webHidden/>
+              </w:rPr>
+              <w:fldChar w:fldCharType="end"/>
+            </w:r>
+          </w:hyperlink>
+        </w:p>
+        <w:p>
+          <w:pPr>
+            <w:pStyle w:val="TDC1"/>
+            <w:tabs>
+              <w:tab w:val="left" w:pos="440"/>
+              <w:tab w:val="right" w:leader="dot" w:pos="9061"/>
+            </w:tabs>
+            <w:rPr>
+              <w:rFonts w:eastAsiaTheme="minorEastAsia" w:cstheme="minorBidi"/>
+              <w:b w:val="0"/>
+              <w:bCs w:val="0"/>
+              <w:caps w:val="0"/>
+              <w:noProof/>
+              <w:kern w:val="2"/>
+              <w:sz w:val="24"/>
+              <w:szCs w:val="24"/>
+              <w14:ligatures w14:val="standardContextual"/>
+            </w:rPr>
+          </w:pPr>
+          <w:hyperlink w:anchor="_Toc225242882" w:history="1">
+            <w:r>
+              <w:rPr>
+                <w:rStyle w:val="Hipervnculo"/>
+                <w:noProof/>
+              </w:rPr>
+              <w:t>7.</w:t>
+            </w:r>
+            <w:r>
+              <w:rPr>
+                <w:rFonts w:eastAsiaTheme="minorEastAsia" w:cstheme="minorBidi"/>
+                <w:b w:val="0"/>
+                <w:bCs w:val="0"/>
+                <w:caps w:val="0"/>
+                <w:noProof/>
+                <w:kern w:val="2"/>
+                <w:sz w:val="24"/>
+                <w:szCs w:val="24"/>
+                <w14:ligatures w14:val="standardContextual"/>
+              </w:rPr>
+              <w:tab/>
+            </w:r>
+            <w:r>
+              <w:rPr>
+                <w:rStyle w:val="Hipervnculo"/>
+                <w:noProof/>
+              </w:rPr>
+              <w:t>Diseño experimental</w:t>
+            </w:r>
+            <w:r>
+              <w:rPr>
+                <w:noProof/>
+                <w:webHidden/>
+              </w:rPr>
+              <w:tab/>
+            </w:r>
+            <w:r>
+              <w:rPr>
+                <w:noProof/>
+                <w:webHidden/>
+              </w:rPr>
+              <w:fldChar w:fldCharType="begin"/>
+            </w:r>
+            <w:r>
+              <w:rPr>
+                <w:noProof/>
+                <w:webHidden/>
+              </w:rPr>
+              <w:instrText xml:space="preserve"> PAGEREF _Toc225242882 \h </w:instrText>
+            </w:r>
+            <w:r>
+              <w:rPr>
+                <w:noProof/>
+                <w:webHidden/>
+              </w:rPr>
+            </w:r>
+            <w:r>
+              <w:rPr>
+                <w:noProof/>
+                <w:webHidden/>
+              </w:rPr>
+              <w:fldChar w:fldCharType="separate"/>
+            </w:r>
+            <w:r>
+              <w:rPr>
+                <w:noProof/>
+                <w:webHidden/>
+              </w:rPr>
+              <w:t>3</w:t>
+            </w:r>
+            <w:r>
+              <w:rPr>
+                <w:noProof/>
+                <w:webHidden/>
+              </w:rPr>
+              <w:fldChar w:fldCharType="end"/>
+            </w:r>
+          </w:hyperlink>
+        </w:p>
+        <w:p>
+          <w:pPr>
+            <w:pStyle w:val="TDC1"/>
+            <w:tabs>
+              <w:tab w:val="left" w:pos="440"/>
+              <w:tab w:val="right" w:leader="dot" w:pos="9061"/>
+            </w:tabs>
+            <w:rPr>
+              <w:rFonts w:eastAsiaTheme="minorEastAsia" w:cstheme="minorBidi"/>
+              <w:b w:val="0"/>
+              <w:bCs w:val="0"/>
+              <w:caps w:val="0"/>
+              <w:noProof/>
+              <w:kern w:val="2"/>
+              <w:sz w:val="24"/>
+              <w:szCs w:val="24"/>
+              <w14:ligatures w14:val="standardContextual"/>
+            </w:rPr>
+          </w:pPr>
+          <w:hyperlink w:anchor="_Toc225242883" w:history="1">
+            <w:r>
+              <w:rPr>
+                <w:rStyle w:val="Hipervnculo"/>
+                <w:noProof/>
+              </w:rPr>
+              <w:t>8.</w:t>
+            </w:r>
+            <w:r>
+              <w:rPr>
+                <w:rFonts w:eastAsiaTheme="minorEastAsia" w:cstheme="minorBidi"/>
+                <w:b w:val="0"/>
+                <w:bCs w:val="0"/>
+                <w:caps w:val="0"/>
+                <w:noProof/>
+                <w:kern w:val="2"/>
+                <w:sz w:val="24"/>
+                <w:szCs w:val="24"/>
+                <w14:ligatures w14:val="standardContextual"/>
+              </w:rPr>
+              <w:tab/>
+            </w:r>
+            <w:r>
+              <w:rPr>
+                <w:rStyle w:val="Hipervnculo"/>
+                <w:noProof/>
+              </w:rPr>
+              <w:t>Definición y ejecución del marco experimental</w:t>
+            </w:r>
+            <w:r>
+              <w:rPr>
+                <w:noProof/>
+                <w:webHidden/>
+              </w:rPr>
+              <w:tab/>
+            </w:r>
+            <w:r>
+              <w:rPr>
+                <w:noProof/>
+                <w:webHidden/>
+              </w:rPr>
+              <w:fldChar w:fldCharType="begin"/>
+            </w:r>
+            <w:r>
+              <w:rPr>
+                <w:noProof/>
+                <w:webHidden/>
+              </w:rPr>
+              <w:instrText xml:space="preserve"> PAGEREF _Toc225242883 \h </w:instrText>
+            </w:r>
+            <w:r>
+              <w:rPr>
+                <w:noProof/>
+                <w:webHidden/>
+              </w:rPr>
+            </w:r>
+            <w:r>
+              <w:rPr>
+                <w:noProof/>
+                <w:webHidden/>
+              </w:rPr>
+              <w:fldChar w:fldCharType="separate"/>
+            </w:r>
+            <w:r>
+              <w:rPr>
+                <w:noProof/>
+                <w:webHidden/>
+              </w:rPr>
+              <w:t>3</w:t>
+            </w:r>
+            <w:r>
+              <w:rPr>
+                <w:noProof/>
+                <w:webHidden/>
+              </w:rPr>
+              <w:fldChar w:fldCharType="end"/>
+            </w:r>
+          </w:hyperlink>
+        </w:p>
+        <w:p>
+          <w:pPr>
+            <w:pStyle w:val="TDC1"/>
+            <w:tabs>
+              <w:tab w:val="left" w:pos="440"/>
+              <w:tab w:val="right" w:leader="dot" w:pos="9061"/>
+            </w:tabs>
+            <w:rPr>
+              <w:rFonts w:eastAsiaTheme="minorEastAsia" w:cstheme="minorBidi"/>
+              <w:b w:val="0"/>
+              <w:bCs w:val="0"/>
+              <w:caps w:val="0"/>
+              <w:noProof/>
+              <w:kern w:val="2"/>
+              <w:sz w:val="24"/>
+              <w:szCs w:val="24"/>
+              <w14:ligatures w14:val="standardContextual"/>
+            </w:rPr>
+          </w:pPr>
+          <w:hyperlink w:anchor="_Toc225242884" w:history="1">
+            <w:r>
+              <w:rPr>
+                <w:rStyle w:val="Hipervnculo"/>
+                <w:noProof/>
+              </w:rPr>
+              <w:t>9.</w:t>
+            </w:r>
+            <w:r>
+              <w:rPr>
+                <w:rFonts w:eastAsiaTheme="minorEastAsia" w:cstheme="minorBidi"/>
+                <w:b w:val="0"/>
+                <w:bCs w:val="0"/>
+                <w:caps w:val="0"/>
+                <w:noProof/>
+                <w:kern w:val="2"/>
+                <w:sz w:val="24"/>
+                <w:szCs w:val="24"/>
+                <w14:ligatures w14:val="standardContextual"/>
+              </w:rPr>
+              <w:tab/>
+            </w:r>
+            <w:r>
+              <w:rPr>
+                <w:rStyle w:val="Hipervnculo"/>
+                <w:noProof/>
+              </w:rPr>
+              <w:t>Evaluación y anlisis de los resultados</w:t>
+            </w:r>
+            <w:r>
+              <w:rPr>
+                <w:noProof/>
+                <w:webHidden/>
+              </w:rPr>
+              <w:tab/>
+            </w:r>
+            <w:r>
+              <w:rPr>
+                <w:noProof/>
+                <w:webHidden/>
+              </w:rPr>
+              <w:fldChar w:fldCharType="begin"/>
+            </w:r>
+            <w:r>
+              <w:rPr>
+                <w:noProof/>
+                <w:webHidden/>
+              </w:rPr>
+              <w:instrText xml:space="preserve"> PAGEREF _Toc225242884 \h </w:instrText>
+            </w:r>
+            <w:r>
+              <w:rPr>
+                <w:noProof/>
+                <w:webHidden/>
+              </w:rPr>
+            </w:r>
+            <w:r>
+              <w:rPr>
+                <w:noProof/>
+                <w:webHidden/>
+              </w:rPr>
+              <w:fldChar w:fldCharType="separate"/>
+            </w:r>
+            <w:r>
+              <w:rPr>
+                <w:noProof/>
+                <w:webHidden/>
+              </w:rPr>
+              <w:t>3</w:t>
+            </w:r>
+            <w:r>
+              <w:rPr>
+                <w:noProof/>
+                <w:webHidden/>
+              </w:rPr>
+              <w:fldChar w:fldCharType="end"/>
+            </w:r>
+          </w:hyperlink>
+        </w:p>
+        <w:p>
+          <w:pPr>
+            <w:pStyle w:val="TDC1"/>
+            <w:tabs>
+              <w:tab w:val="left" w:pos="660"/>
+              <w:tab w:val="right" w:leader="dot" w:pos="9061"/>
+            </w:tabs>
+            <w:rPr>
+              <w:rFonts w:eastAsiaTheme="minorEastAsia" w:cstheme="minorBidi"/>
+              <w:b w:val="0"/>
+              <w:bCs w:val="0"/>
+              <w:caps w:val="0"/>
+              <w:noProof/>
+              <w:kern w:val="2"/>
+              <w:sz w:val="24"/>
+              <w:szCs w:val="24"/>
+              <w14:ligatures w14:val="standardContextual"/>
+            </w:rPr>
+          </w:pPr>
+          <w:hyperlink w:anchor="_Toc225242885" w:history="1">
+            <w:r>
+              <w:rPr>
+                <w:rStyle w:val="Hipervnculo"/>
+                <w:noProof/>
+              </w:rPr>
+              <w:t>10.</w:t>
+            </w:r>
+            <w:r>
+              <w:rPr>
+                <w:rFonts w:eastAsiaTheme="minorEastAsia" w:cstheme="minorBidi"/>
+                <w:b w:val="0"/>
+                <w:bCs w:val="0"/>
+                <w:caps w:val="0"/>
+                <w:noProof/>
+                <w:kern w:val="2"/>
+                <w:sz w:val="24"/>
+                <w:szCs w:val="24"/>
+                <w14:ligatures w14:val="standardContextual"/>
+              </w:rPr>
+              <w:tab/>
+            </w:r>
+            <w:r>
+              <w:rPr>
+                <w:rStyle w:val="Hipervnculo"/>
+                <w:noProof/>
+              </w:rPr>
+              <w:t>Valoración Ética</w:t>
+            </w:r>
+            <w:r>
+              <w:rPr>
+                <w:noProof/>
+                <w:webHidden/>
+              </w:rPr>
+              <w:tab/>
+            </w:r>
+            <w:r>
+              <w:rPr>
+                <w:noProof/>
+                <w:webHidden/>
+              </w:rPr>
+              <w:fldChar w:fldCharType="begin"/>
+            </w:r>
+            <w:r>
+              <w:rPr>
+                <w:noProof/>
+                <w:webHidden/>
+              </w:rPr>
+              <w:instrText xml:space="preserve"> PAGEREF _Toc225242885 \h </w:instrText>
+            </w:r>
+            <w:r>
+              <w:rPr>
+                <w:noProof/>
+                <w:webHidden/>
+              </w:rPr>
+            </w:r>
+            <w:r>
+              <w:rPr>
+                <w:noProof/>
+                <w:webHidden/>
+              </w:rPr>
+              <w:fldChar w:fldCharType="separate"/>
+            </w:r>
+            <w:r>
+              <w:rPr>
+                <w:noProof/>
+                <w:webHidden/>
+              </w:rPr>
+              <w:t>3</w:t>
+            </w:r>
+            <w:r>
+              <w:rPr>
+                <w:noProof/>
+                <w:webHidden/>
+              </w:rPr>
+              <w:fldChar w:fldCharType="end"/>
+            </w:r>
+          </w:hyperlink>
+        </w:p>
+        <w:p>
+          <w:pPr>
+            <w:pStyle w:val="TDC1"/>
+            <w:tabs>
+              <w:tab w:val="left" w:pos="660"/>
+              <w:tab w:val="right" w:leader="dot" w:pos="9061"/>
+            </w:tabs>
+            <w:rPr>
+              <w:rFonts w:eastAsiaTheme="minorEastAsia" w:cstheme="minorBidi"/>
+              <w:b w:val="0"/>
+              <w:bCs w:val="0"/>
+              <w:caps w:val="0"/>
+              <w:noProof/>
+              <w:kern w:val="2"/>
+              <w:sz w:val="24"/>
+              <w:szCs w:val="24"/>
+              <w14:ligatures w14:val="standardContextual"/>
+            </w:rPr>
+          </w:pPr>
+          <w:hyperlink w:anchor="_Toc225242886" w:history="1">
+            <w:r>
+              <w:rPr>
+                <w:rStyle w:val="Hipervnculo"/>
+                <w:noProof/>
+              </w:rPr>
+              <w:t>11.</w:t>
+            </w:r>
+            <w:r>
+              <w:rPr>
+                <w:rFonts w:eastAsiaTheme="minorEastAsia" w:cstheme="minorBidi"/>
+                <w:b w:val="0"/>
+                <w:bCs w:val="0"/>
+                <w:caps w:val="0"/>
+                <w:noProof/>
+                <w:kern w:val="2"/>
+                <w:sz w:val="24"/>
+                <w:szCs w:val="24"/>
+                <w14:ligatures w14:val="standardContextual"/>
+              </w:rPr>
+              <w:tab/>
+            </w:r>
+            <w:r>
+              <w:rPr>
+                <w:rStyle w:val="Hipervnculo"/>
+                <w:noProof/>
+              </w:rPr>
+              <w:t>CONCLUSIONES</w:t>
+            </w:r>
+            <w:r>
+              <w:rPr>
+                <w:noProof/>
+                <w:webHidden/>
+              </w:rPr>
+              <w:tab/>
+            </w:r>
+            <w:r>
+              <w:rPr>
+                <w:noProof/>
+                <w:webHidden/>
+              </w:rPr>
+              <w:fldChar w:fldCharType="begin"/>
+            </w:r>
+            <w:r>
+              <w:rPr>
+                <w:noProof/>
+                <w:webHidden/>
+              </w:rPr>
+              <w:instrText xml:space="preserve"> PAGEREF _Toc225242886 \h </w:instrText>
+            </w:r>
+            <w:r>
+              <w:rPr>
+                <w:noProof/>
+                <w:webHidden/>
+              </w:rPr>
+            </w:r>
+            <w:r>
+              <w:rPr>
+                <w:noProof/>
+                <w:webHidden/>
+              </w:rPr>
+              <w:fldChar w:fldCharType="separate"/>
+            </w:r>
+            <w:r>
+              <w:rPr>
+                <w:noProof/>
+                <w:webHidden/>
+              </w:rPr>
+              <w:t>3</w:t>
+            </w:r>
+            <w:r>
+              <w:rPr>
+                <w:noProof/>
+                <w:webHidden/>
+              </w:rPr>
+              <w:fldChar w:fldCharType="end"/>
+            </w:r>
+          </w:hyperlink>
+        </w:p>
+        <w:p>
+          <w:pPr>
+            <w:pStyle w:val="TDC1"/>
+            <w:tabs>
+              <w:tab w:val="left" w:pos="660"/>
+              <w:tab w:val="right" w:leader="dot" w:pos="9061"/>
+            </w:tabs>
+            <w:rPr>
+              <w:rFonts w:eastAsiaTheme="minorEastAsia" w:cstheme="minorBidi"/>
+              <w:b w:val="0"/>
+              <w:bCs w:val="0"/>
+              <w:caps w:val="0"/>
+              <w:noProof/>
+              <w:kern w:val="2"/>
+              <w:sz w:val="24"/>
+              <w:szCs w:val="24"/>
+              <w14:ligatures w14:val="standardContextual"/>
+            </w:rPr>
+          </w:pPr>
+          <w:hyperlink w:anchor="_Toc225242887" w:history="1">
+            <w:r>
+              <w:rPr>
+                <w:rStyle w:val="Hipervnculo"/>
+                <w:noProof/>
+              </w:rPr>
+              <w:t>12.</w:t>
+            </w:r>
+            <w:r>
+              <w:rPr>
+                <w:rFonts w:eastAsiaTheme="minorEastAsia" w:cstheme="minorBidi"/>
+                <w:b w:val="0"/>
+                <w:bCs w:val="0"/>
+                <w:caps w:val="0"/>
+                <w:noProof/>
+                <w:kern w:val="2"/>
+                <w:sz w:val="24"/>
+                <w:szCs w:val="24"/>
+                <w14:ligatures w14:val="standardContextual"/>
+              </w:rPr>
+              <w:tab/>
+            </w:r>
+            <w:r>
+              <w:rPr>
+                <w:rStyle w:val="Hipervnculo"/>
+                <w:noProof/>
+              </w:rPr>
+              <w:t>BIBLIOGRAFÍA</w:t>
+            </w:r>
+            <w:r>
+              <w:rPr>
+                <w:noProof/>
+                <w:webHidden/>
+              </w:rPr>
+              <w:tab/>
+            </w:r>
+            <w:r>
+              <w:rPr>
+                <w:noProof/>
+                <w:webHidden/>
+              </w:rPr>
+              <w:fldChar w:fldCharType="begin"/>
+            </w:r>
+            <w:r>
+              <w:rPr>
+                <w:noProof/>
+                <w:webHidden/>
+              </w:rPr>
+              <w:instrText xml:space="preserve"> PAGEREF _Toc225242887 \h </w:instrText>
+            </w:r>
+            <w:r>
+              <w:rPr>
+                <w:noProof/>
+                <w:webHidden/>
+              </w:rPr>
+            </w:r>
+            <w:r>
+              <w:rPr>
+                <w:noProof/>
+                <w:webHidden/>
+              </w:rPr>
+              <w:fldChar w:fldCharType="separate"/>
+            </w:r>
+            <w:r>
+              <w:rPr>
+                <w:noProof/>
+                <w:webHidden/>
+              </w:rPr>
+              <w:t>4</w:t>
+            </w:r>
+            <w:r>
+              <w:rPr>
+                <w:noProof/>
+                <w:webHidden/>
+              </w:rPr>
+              <w:fldChar w:fldCharType="end"/>
+            </w:r>
+          </w:hyperlink>
+        </w:p>
+        <w:p>
+          <w:pPr>
+            <w:pStyle w:val="TDC1"/>
+            <w:tabs>
+              <w:tab w:val="left" w:pos="660"/>
+              <w:tab w:val="right" w:leader="dot" w:pos="9061"/>
+            </w:tabs>
+            <w:rPr>
+              <w:rFonts w:eastAsiaTheme="minorEastAsia" w:cstheme="minorBidi"/>
+              <w:b w:val="0"/>
+              <w:bCs w:val="0"/>
+              <w:caps w:val="0"/>
+              <w:noProof/>
+              <w:kern w:val="2"/>
+              <w:sz w:val="24"/>
+              <w:szCs w:val="24"/>
+              <w14:ligatures w14:val="standardContextual"/>
+            </w:rPr>
+          </w:pPr>
+          <w:hyperlink w:anchor="_Toc225242888" w:history="1">
+            <w:r>
+              <w:rPr>
+                <w:rStyle w:val="Hipervnculo"/>
+                <w:noProof/>
+              </w:rPr>
+              <w:t>13.</w:t>
+            </w:r>
+            <w:r>
+              <w:rPr>
+                <w:rFonts w:eastAsiaTheme="minorEastAsia" w:cstheme="minorBidi"/>
+                <w:b w:val="0"/>
+                <w:bCs w:val="0"/>
+                <w:caps w:val="0"/>
+                <w:noProof/>
+                <w:kern w:val="2"/>
+                <w:sz w:val="24"/>
+                <w:szCs w:val="24"/>
+                <w14:ligatures w14:val="standardContextual"/>
+              </w:rPr>
+              <w:tab/>
+            </w:r>
+            <w:r>
+              <w:rPr>
+                <w:rStyle w:val="Hipervnculo"/>
+                <w:noProof/>
+              </w:rPr>
+              <w:t>ANEXOS</w:t>
+            </w:r>
+            <w:r>
+              <w:rPr>
+                <w:noProof/>
+                <w:webHidden/>
+              </w:rPr>
+              <w:tab/>
+            </w:r>
+            <w:r>
+              <w:rPr>
+                <w:noProof/>
+                <w:webHidden/>
+              </w:rPr>
+              <w:fldChar w:fldCharType="begin"/>
+            </w:r>
+            <w:r>
+              <w:rPr>
+                <w:noProof/>
+                <w:webHidden/>
+              </w:rPr>
+              <w:instrText xml:space="preserve"> PAGEREF _Toc225242888 \h </w:instrText>
+            </w:r>
+            <w:r>
+              <w:rPr>
+                <w:noProof/>
+                <w:webHidden/>
+              </w:rPr>
+            </w:r>
+            <w:r>
+              <w:rPr>
+                <w:noProof/>
+                <w:webHidden/>
+              </w:rPr>
+              <w:fldChar w:fldCharType="separate"/>
+            </w:r>
+            <w:r>
+              <w:rPr>
+                <w:noProof/>
+                <w:webHidden/>
+              </w:rPr>
+              <w:t>4</w:t>
+            </w:r>
+            <w:r>
+              <w:rPr>
+                <w:noProof/>
+                <w:webHidden/>
+              </w:rPr>
+              <w:fldChar w:fldCharType="end"/>
+            </w:r>
+          </w:hyperlink>
+        </w:p>
+        <w:p>
+          <w:pPr>
+            <w:pStyle w:val="TDC3"/>
+            <w:tabs>
+              <w:tab w:val="left" w:pos="1320"/>
+              <w:tab w:val="right" w:leader="dot" w:pos="9061"/>
+            </w:tabs>
+            <w:rPr>
+              <w:rFonts w:eastAsiaTheme="minorEastAsia" w:cstheme="minorBidi"/>
+              <w:i w:val="0"/>
+              <w:iCs w:val="0"/>
+              <w:noProof/>
+              <w:kern w:val="2"/>
+              <w:sz w:val="24"/>
+              <w:szCs w:val="24"/>
+              <w14:ligatures w14:val="standardContextual"/>
+            </w:rPr>
+          </w:pPr>
+          <w:hyperlink w:anchor="_Toc225242889" w:history="1">
+            <w:r>
+              <w:rPr>
+                <w:rStyle w:val="Hipervnculo"/>
+                <w:noProof/>
+              </w:rPr>
+              <w:t>13.1.1</w:t>
+            </w:r>
+            <w:r>
+              <w:rPr>
+                <w:rFonts w:eastAsiaTheme="minorEastAsia" w:cstheme="minorBidi"/>
+                <w:i w:val="0"/>
+                <w:iCs w:val="0"/>
+                <w:noProof/>
+                <w:kern w:val="2"/>
+                <w:sz w:val="24"/>
+                <w:szCs w:val="24"/>
+                <w14:ligatures w14:val="standardContextual"/>
+              </w:rPr>
+              <w:tab/>
+            </w:r>
+            <w:r>
+              <w:rPr>
+                <w:rStyle w:val="Hipervnculo"/>
+                <w:noProof/>
+              </w:rPr>
+              <w:t>Estilo del Título 3</w:t>
+            </w:r>
+            <w:r>
+              <w:rPr>
+                <w:noProof/>
+                <w:webHidden/>
+              </w:rPr>
+              <w:tab/>
+            </w:r>
+            <w:r>
+              <w:rPr>
+                <w:noProof/>
+                <w:webHidden/>
+              </w:rPr>
+              <w:fldChar w:fldCharType="begin"/>
+            </w:r>
+            <w:r>
+              <w:rPr>
+                <w:noProof/>
+                <w:webHidden/>
+              </w:rPr>
+              <w:instrText xml:space="preserve"> PAGEREF _Toc225242889 \h </w:instrText>
+            </w:r>
+            <w:r>
+              <w:rPr>
+                <w:noProof/>
+                <w:webHidden/>
+              </w:rPr>
+            </w:r>
+            <w:r>
+              <w:rPr>
+                <w:noProof/>
+                <w:webHidden/>
+              </w:rPr>
+              <w:fldChar w:fldCharType="separate"/>
+            </w:r>
+            <w:r>
+              <w:rPr>
+                <w:noProof/>
+                <w:webHidden/>
+              </w:rPr>
+              <w:t>5</w:t>
+            </w:r>
+            <w:r>
+              <w:rPr>
+                <w:noProof/>
+                <w:webHidden/>
+              </w:rPr>
+              <w:fldChar w:fldCharType="end"/>
+            </w:r>
+          </w:hyperlink>
+        </w:p>
+        <w:p>
+          <w:pPr>
+            <w:pStyle w:val="TDC1"/>
+            <w:tabs>
+              <w:tab w:val="left" w:pos="660"/>
+              <w:tab w:val="right" w:leader="dot" w:pos="9061"/>
+            </w:tabs>
+            <w:rPr>
+              <w:rFonts w:eastAsiaTheme="minorEastAsia" w:cstheme="minorBidi"/>
+              <w:b w:val="0"/>
+              <w:bCs w:val="0"/>
+              <w:caps w:val="0"/>
+              <w:noProof/>
+              <w:kern w:val="2"/>
+              <w:sz w:val="24"/>
+              <w:szCs w:val="24"/>
+              <w14:ligatures w14:val="standardContextual"/>
+            </w:rPr>
+          </w:pPr>
+          <w:hyperlink w:anchor="_Toc225242890" w:history="1">
+            <w:r>
+              <w:rPr>
+                <w:rStyle w:val="Hipervnculo"/>
+                <w:noProof/>
+              </w:rPr>
+              <w:t>14.</w:t>
+            </w:r>
+            <w:r>
+              <w:rPr>
+                <w:rFonts w:eastAsiaTheme="minorEastAsia" w:cstheme="minorBidi"/>
+                <w:b w:val="0"/>
+                <w:bCs w:val="0"/>
+                <w:caps w:val="0"/>
+                <w:noProof/>
+                <w:kern w:val="2"/>
+                <w:sz w:val="24"/>
+                <w:szCs w:val="24"/>
+                <w14:ligatures w14:val="standardContextual"/>
+              </w:rPr>
+              <w:tab/>
+            </w:r>
+            <w:r>
+              <w:rPr>
+                <w:rStyle w:val="Hipervnculo"/>
+                <w:noProof/>
+              </w:rPr>
               <w:t>Bibliografía</w:t>
             </w:r>
             <w:r>
@@ -966,7 +2138,7 @@
                 <w:noProof/>
                 <w:webHidden/>
               </w:rPr>
-              <w:instrText xml:space="preserve"> PAGEREF _Toc225241969 \h </w:instrText>
+              <w:instrText xml:space="preserve"> PAGEREF _Toc225242890 \h </w:instrText>
             </w:r>
             <w:r>
               <w:rPr>
@@ -986,7 +2158,7 @@
                 <w:noProof/>
                 <w:webHidden/>
               </w:rPr>
-              <w:t>5</w:t>
+              <w:t>6</w:t>
             </w:r>
             <w:r>
               <w:rPr>
@@ -1140,7 +2312,7 @@
       <w:pPr>
         <w:pStyle w:val="Ttulo1"/>
       </w:pPr>
-      <w:bookmarkStart w:id="0" w:name="_Toc225241961"/>
+      <w:bookmarkStart w:id="0" w:name="_Toc225242870"/>
       <w:r>
         <w:lastRenderedPageBreak/>
         <w:t>Introduccion</w:t>
@@ -1188,7 +2360,7 @@
       <w:pPr>
         <w:pStyle w:val="Ttulo2"/>
       </w:pPr>
-      <w:bookmarkStart w:id="1" w:name="_Toc225241962"/>
+      <w:bookmarkStart w:id="1" w:name="_Toc225242871"/>
       <w:r>
         <w:t>Motivacion</w:t>
       </w:r>
@@ -1412,7 +2584,7 @@
       <w:pPr>
         <w:pStyle w:val="Ttulo2"/>
       </w:pPr>
-      <w:bookmarkStart w:id="2" w:name="_Toc225241963"/>
+      <w:bookmarkStart w:id="2" w:name="_Toc225242872"/>
       <w:r>
         <w:t>Estructura de la memoria</w:t>
       </w:r>
@@ -1636,7 +2808,21 @@
           <w:b/>
           <w:bCs/>
         </w:rPr>
-        <w:t xml:space="preserve">Definición y ejecución del marco experimenta: </w:t>
+        <w:t>Definición y ejecución del marco experimenta</w:t>
+      </w:r>
+      <w:r>
+        <w:rPr>
+          <w:b/>
+          <w:bCs/>
+        </w:rPr>
+        <w:t>l</w:t>
+      </w:r>
+      <w:r>
+        <w:rPr>
+          <w:b/>
+          <w:bCs/>
+        </w:rPr>
+        <w:t xml:space="preserve">: </w:t>
       </w:r>
       <w:r>
         <w:t>Se describe el proceso de entrenamiento, validación y ejecución de los modelos predictivos, así como la metodología empleada para garantizar la consistencia de los resultados.</w:t>
@@ -1777,7 +2963,7 @@
       <w:pPr>
         <w:pStyle w:val="Ttulo1"/>
       </w:pPr>
-      <w:bookmarkStart w:id="3" w:name="_Toc225241964"/>
+      <w:bookmarkStart w:id="3" w:name="_Toc225242873"/>
       <w:r>
         <w:lastRenderedPageBreak/>
         <w:t>Objetivos y Alcance</w:t>
@@ -1788,7 +2974,7 @@
       <w:pPr>
         <w:pStyle w:val="Ttulo2"/>
       </w:pPr>
-      <w:bookmarkStart w:id="4" w:name="_Toc225241965"/>
+      <w:bookmarkStart w:id="4" w:name="_Toc225242874"/>
       <w:r>
         <w:t>Objetivos</w:t>
       </w:r>
@@ -1796,28 +2982,166 @@
     </w:p>
     <w:p>
       <w:pPr>
+        <w:pStyle w:val="Ttulo3"/>
+      </w:pPr>
+      <w:bookmarkStart w:id="5" w:name="_Toc225242875"/>
+      <w:r>
+        <w:t>Objetivo general:</w:t>
+      </w:r>
+      <w:bookmarkEnd w:id="5"/>
+    </w:p>
+    <w:p>
+      <w:pPr>
+        <w:pStyle w:val="Ttulo3"/>
+      </w:pPr>
+      <w:bookmarkStart w:id="6" w:name="_Toc225242876"/>
+      <w:r>
+        <w:t>Objetivos específicos:</w:t>
+      </w:r>
+      <w:bookmarkEnd w:id="6"/>
+    </w:p>
+    <w:p/>
+    <w:p>
+      <w:pPr>
         <w:pStyle w:val="Ttulo2"/>
       </w:pPr>
-      <w:bookmarkStart w:id="5" w:name="_Toc225241966"/>
+      <w:bookmarkStart w:id="7" w:name="_Toc225242877"/>
       <w:r>
         <w:t>Alcance</w:t>
       </w:r>
-      <w:bookmarkEnd w:id="5"/>
+      <w:bookmarkEnd w:id="7"/>
     </w:p>
     <w:p>
       <w:pPr>
         <w:pStyle w:val="Ttulo1"/>
       </w:pPr>
-      <w:bookmarkStart w:id="6" w:name="_Toc225241967"/>
+      <w:bookmarkStart w:id="8" w:name="_Toc225242878"/>
       <w:r>
         <w:t>Marco teórico</w:t>
       </w:r>
-      <w:bookmarkEnd w:id="6"/>
+      <w:bookmarkEnd w:id="8"/>
+    </w:p>
+    <w:p/>
+    <w:p>
+      <w:pPr>
+        <w:pStyle w:val="Ttulo1"/>
+      </w:pPr>
+      <w:bookmarkStart w:id="9" w:name="_Toc225242879"/>
+      <w:r>
+        <w:t>Metodología de trabajo</w:t>
+      </w:r>
+      <w:bookmarkEnd w:id="9"/>
+    </w:p>
+    <w:p/>
+    <w:p>
+      <w:pPr>
+        <w:pStyle w:val="Ttulo1"/>
+      </w:pPr>
+      <w:bookmarkStart w:id="10" w:name="_Toc225242880"/>
+      <w:r>
+        <w:t>Presupuesto</w:t>
+      </w:r>
+      <w:bookmarkEnd w:id="10"/>
+    </w:p>
+    <w:p/>
+    <w:p>
+      <w:pPr>
+        <w:pStyle w:val="Ttulo1"/>
+      </w:pPr>
+      <w:bookmarkStart w:id="11" w:name="_Toc225242881"/>
+      <w:r>
+        <w:t>Recopilación y preparación de datos</w:t>
+      </w:r>
+      <w:bookmarkEnd w:id="11"/>
+    </w:p>
+    <w:p/>
+    <w:p>
+      <w:pPr>
+        <w:pStyle w:val="Ttulo1"/>
+      </w:pPr>
+      <w:bookmarkStart w:id="12" w:name="_Toc225242882"/>
+      <w:r>
+        <w:t>Diseño experimental</w:t>
+      </w:r>
+      <w:bookmarkEnd w:id="12"/>
+    </w:p>
+    <w:p/>
+    <w:p>
+      <w:pPr>
+        <w:pStyle w:val="Ttulo1"/>
+      </w:pPr>
+      <w:bookmarkStart w:id="13" w:name="_Toc225242883"/>
+      <w:r>
+        <w:t>Definición y ejecución del marco experimental</w:t>
+      </w:r>
+      <w:bookmarkEnd w:id="13"/>
+    </w:p>
+    <w:p/>
+    <w:p>
+      <w:pPr>
+        <w:pStyle w:val="Ttulo1"/>
+      </w:pPr>
+      <w:bookmarkStart w:id="14" w:name="_Toc225242884"/>
+      <w:r>
+        <w:t>Evaluación y anlisis de los resultados</w:t>
+      </w:r>
+      <w:bookmarkEnd w:id="14"/>
+    </w:p>
+    <w:p/>
+    <w:p>
+      <w:pPr>
+        <w:pStyle w:val="Ttulo1"/>
+      </w:pPr>
+      <w:bookmarkStart w:id="15" w:name="_Toc225242885"/>
+      <w:r>
+        <w:t>Valoración Ética</w:t>
+      </w:r>
+      <w:bookmarkEnd w:id="15"/>
+    </w:p>
+    <w:p/>
+    <w:p>
+      <w:pPr>
+        <w:pStyle w:val="Ttulo1"/>
+      </w:pPr>
+      <w:bookmarkStart w:id="16" w:name="_Toc225242886"/>
+      <w:r>
+        <w:t>CONCLUSIONES</w:t>
+      </w:r>
+      <w:bookmarkEnd w:id="16"/>
+    </w:p>
+    <w:p/>
+    <w:p>
+      <w:pPr>
+        <w:pStyle w:val="Ttulo1"/>
+      </w:pPr>
+      <w:bookmarkStart w:id="17" w:name="_Toc225242887"/>
+      <w:r>
+        <w:lastRenderedPageBreak/>
+        <w:t>BIBLIOGRAFÍA</w:t>
+      </w:r>
+      <w:bookmarkEnd w:id="17"/>
+    </w:p>
+    <w:p/>
+    <w:p>
+      <w:pPr>
+        <w:pStyle w:val="Ttulo1"/>
+      </w:pPr>
+      <w:bookmarkStart w:id="18" w:name="_Toc225242888"/>
+      <w:r>
+        <w:t>ANEXOS</w:t>
+      </w:r>
+      <w:bookmarkEnd w:id="18"/>
     </w:p>
     <w:p/>
     <w:p/>
     <w:p/>
     <w:p/>
+    <w:p/>
+    <w:p/>
+    <w:p/>
+    <w:p/>
+    <w:p/>
+    <w:p/>
     <w:p>
       <w:pPr>
         <w:rPr>
@@ -1853,7 +3177,7 @@
           <w:lang w:val="es-ES"/>
         </w:rPr>
       </w:pPr>
-      <w:bookmarkStart w:id="7" w:name="_Toc166857682"/>
+      <w:bookmarkStart w:id="19" w:name="_Toc166857682"/>
       <w:r>
         <w:rPr>
           <w:lang w:val="es-ES"/>
@@ -1907,7 +3231,7 @@
           </wp:inline>
         </w:drawing>
       </w:r>
-      <w:bookmarkEnd w:id="7"/>
+      <w:bookmarkEnd w:id="19"/>
     </w:p>
     <w:p>
       <w:pPr>
@@ -1919,9 +3243,9 @@
           <w:szCs w:val="20"/>
         </w:rPr>
       </w:pPr>
-      <w:bookmarkStart w:id="8" w:name="_Toc184130416"/>
-      <w:bookmarkStart w:id="9" w:name="_Toc166857683"/>
-      <w:bookmarkStart w:id="10" w:name="_Toc166858194"/>
+      <w:bookmarkStart w:id="20" w:name="_Toc184130416"/>
+      <w:bookmarkStart w:id="21" w:name="_Toc166857683"/>
+      <w:bookmarkStart w:id="22" w:name="_Toc166858194"/>
       <w:r>
         <w:rPr>
           <w:color w:val="000000" w:themeColor="text1"/>
@@ -1978,7 +3302,7 @@
         </w:rPr>
         <w:t xml:space="preserve"> Ejemplo de figura.</w:t>
       </w:r>
-      <w:bookmarkEnd w:id="8"/>
+      <w:bookmarkEnd w:id="20"/>
     </w:p>
     <w:p>
       <w:pPr>
@@ -1996,8 +3320,8 @@
         <w:t>Fuente: Universidad de Deusto</w:t>
       </w:r>
     </w:p>
-    <w:bookmarkEnd w:id="9"/>
-    <w:bookmarkEnd w:id="10"/>
+    <w:bookmarkEnd w:id="21"/>
+    <w:bookmarkEnd w:id="22"/>
     <w:p>
       <w:r>
         <w:t>Nótese que para el texto que acompaña a las figuras existe un estilo llamado ‘Figura’.  Si se utiliza, posteriormente será más fácil generar la tabla de ilustraciones.</w:t>
@@ -2007,17 +3331,18 @@
       <w:pPr>
         <w:pStyle w:val="Ttulo3"/>
       </w:pPr>
-      <w:bookmarkStart w:id="11" w:name="_Toc166857596"/>
-      <w:bookmarkStart w:id="12" w:name="_Toc166858259"/>
-      <w:bookmarkStart w:id="13" w:name="_Toc166858338"/>
-      <w:bookmarkStart w:id="14" w:name="_Toc225241968"/>
-      <w:r>
+      <w:bookmarkStart w:id="23" w:name="_Toc166857596"/>
+      <w:bookmarkStart w:id="24" w:name="_Toc166858259"/>
+      <w:bookmarkStart w:id="25" w:name="_Toc166858338"/>
+      <w:bookmarkStart w:id="26" w:name="_Toc225242889"/>
+      <w:r>
+        <w:lastRenderedPageBreak/>
         <w:t>Estilo del Título 3</w:t>
       </w:r>
-      <w:bookmarkEnd w:id="11"/>
-      <w:bookmarkEnd w:id="12"/>
-      <w:bookmarkEnd w:id="13"/>
-      <w:bookmarkEnd w:id="14"/>
+      <w:bookmarkEnd w:id="23"/>
+      <w:bookmarkEnd w:id="24"/>
+      <w:bookmarkEnd w:id="25"/>
+      <w:bookmarkEnd w:id="26"/>
     </w:p>
     <w:p>
       <w:r>
@@ -2034,15 +3359,15 @@
       <w:pPr>
         <w:pStyle w:val="Ttulo4"/>
       </w:pPr>
-      <w:bookmarkStart w:id="15" w:name="_Toc166857599"/>
-      <w:bookmarkStart w:id="16" w:name="_Toc166858262"/>
-      <w:bookmarkStart w:id="17" w:name="_Toc166858341"/>
+      <w:bookmarkStart w:id="27" w:name="_Toc166857599"/>
+      <w:bookmarkStart w:id="28" w:name="_Toc166858262"/>
+      <w:bookmarkStart w:id="29" w:name="_Toc166858341"/>
       <w:r>
         <w:t>Estilo de Título 4</w:t>
       </w:r>
-      <w:bookmarkEnd w:id="15"/>
-      <w:bookmarkEnd w:id="16"/>
-      <w:bookmarkEnd w:id="17"/>
+      <w:bookmarkEnd w:id="27"/>
+      <w:bookmarkEnd w:id="28"/>
+      <w:bookmarkEnd w:id="29"/>
     </w:p>
     <w:p>
       <w:r>
@@ -2062,7 +3387,6 @@
         <w:pStyle w:val="Ttulo5"/>
       </w:pPr>
       <w:r>
-        <w:lastRenderedPageBreak/>
         <w:t>Est</w:t>
       </w:r>
       <w:r>
@@ -2093,18 +3417,18 @@
       <w:pPr>
         <w:pStyle w:val="Ttulo1"/>
       </w:pPr>
-      <w:bookmarkStart w:id="18" w:name="_Toc166857603"/>
-      <w:bookmarkStart w:id="19" w:name="_Toc166858266"/>
-      <w:bookmarkStart w:id="20" w:name="_Toc166858345"/>
-      <w:bookmarkStart w:id="21" w:name="_Toc225241969"/>
+      <w:bookmarkStart w:id="30" w:name="_Toc166857603"/>
+      <w:bookmarkStart w:id="31" w:name="_Toc166858266"/>
+      <w:bookmarkStart w:id="32" w:name="_Toc166858345"/>
+      <w:bookmarkStart w:id="33" w:name="_Toc225242890"/>
       <w:r>
         <w:lastRenderedPageBreak/>
         <w:t>Bibliografía</w:t>
       </w:r>
-      <w:bookmarkEnd w:id="18"/>
-      <w:bookmarkEnd w:id="19"/>
-      <w:bookmarkEnd w:id="20"/>
-      <w:bookmarkEnd w:id="21"/>
+      <w:bookmarkEnd w:id="30"/>
+      <w:bookmarkEnd w:id="31"/>
+      <w:bookmarkEnd w:id="32"/>
+      <w:bookmarkEnd w:id="33"/>
     </w:p>
     <w:p>
       <w:pPr>
@@ -3978,6 +5302,7 @@
     <w:name w:val="heading 3"/>
     <w:basedOn w:val="Normal"/>
     <w:next w:val="Normal"/>
+    <w:link w:val="Ttulo3Car"/>
     <w:qFormat/>
     <w:rsid w:val="00034FD8"/>
     <w:pPr>
@@ -4634,6 +5959,17 @@
       <w:iCs/>
     </w:rPr>
   </w:style>
+  <w:style w:type="character" w:customStyle="1" w:styleId="Ttulo3Car">
+    <w:name w:val="Título 3 Car"/>
+    <w:basedOn w:val="Fuentedeprrafopredeter"/>
+    <w:link w:val="Ttulo3"/>
+    <w:rsid w:val="00414198"/>
+    <w:rPr>
+      <w:rFonts w:asciiTheme="minorHAnsi" w:hAnsiTheme="minorHAnsi"/>
+      <w:b/>
+      <w:sz w:val="24"/>
+    </w:rPr>
+  </w:style>
 </w:styles>
 </file>
 

--- a/MEMORIA/ejemplo_memoria_PFM.docx
+++ b/MEMORIA/ejemplo_memoria_PFM.docx
@@ -2321,13 +2321,7 @@
     </w:p>
     <w:p>
       <w:r>
-        <w:t>La creciente disponibilidad de datos en el ámbito del fútbol profesional ha permitido desarrollar modelos predictivos capaces de analizar patrones de rendimiento y estimar resultados de manera automatizada</w:t>
-      </w:r>
-      <w:r>
-        <w:t>. La</w:t>
-      </w:r>
-      <w:r>
-        <w:t xml:space="preserve"> recopilación y tratamiento de datos deportivos presentan desafíos importantes relacionados con la calidad, heterogeneidad y completitud de las fuentes, lo que puede afectar significativamente la precisión de los modelos de predicción [1]. Factores como discrepancias entre proveedores, temporadas incompletas o pérdidas de información condicionan la construcción de conjuntos de datos fiables, esenciales para obtener resultados consistentes.</w:t>
+        <w:t>La creciente disponibilidad de datos en el ámbito del fútbol profesional ha permitido desarrollar modelos predictivos capaces de analizar patrones de rendimiento y estimar resultados de manera automatizada. La recopilación y tratamiento de datos deportivos presentan desafíos importantes relacionados con la calidad, heterogeneidad y completitud de las fuentes, lo que puede afectar significativamente la precisión de los modelos de predicción [1]. Factores como discrepancias entre proveedores, temporadas incompletas o pérdidas de información condicionan la construcción de conjuntos de datos fiables, esenciales para obtener resultados consistentes.</w:t>
       </w:r>
     </w:p>
     <w:p>
@@ -2717,10 +2711,7 @@
         <w:t xml:space="preserve"> y </w:t>
       </w:r>
       <w:r>
-        <w:t>la</w:t>
-      </w:r>
-      <w:r>
-        <w:t xml:space="preserve"> planificación temporal de las distintas fases.</w:t>
+        <w:t>la planificación temporal de las distintas fases.</w:t>
       </w:r>
     </w:p>
     <w:p>
@@ -2844,10 +2835,7 @@
         <w:t>Evaluación y análisis de resultados</w:t>
       </w:r>
       <w:r>
-        <w:t xml:space="preserve">: </w:t>
-      </w:r>
-      <w:r>
-        <w:t>Se presentan los resultados obtenidos, las métricas de evaluación utilizadas y un análisis comparativo del rendimiento de los modelos.</w:t>
+        <w:t>: Se presentan los resultados obtenidos, las métricas de evaluación utilizadas y un análisis comparativo del rendimiento de los modelos.</w:t>
       </w:r>
     </w:p>
     <w:p>
@@ -2897,16 +2885,7 @@
         <w:t>:</w:t>
       </w:r>
       <w:r>
-        <w:t xml:space="preserve"> </w:t>
-      </w:r>
-      <w:r>
-        <w:t xml:space="preserve">Se exponen las </w:t>
-      </w:r>
-      <w:r>
-        <w:t>conclusiones</w:t>
-      </w:r>
-      <w:r>
-        <w:t xml:space="preserve"> del proyecto, incluyendo las limitaciones encontradas, las aportaciones realizadas y las líneas de trabajo futuro.</w:t>
+        <w:t xml:space="preserve"> Se exponen las conclusiones del proyecto, incluyendo las limitaciones encontradas, las aportaciones realizadas y las líneas de trabajo futuro.</w:t>
       </w:r>
     </w:p>
     <w:p>
@@ -2982,6 +2961,61 @@
     </w:p>
     <w:p>
       <w:pPr>
+        <w:spacing w:after="0" w:line="300" w:lineRule="atLeast"/>
+        <w:jc w:val="left"/>
+        <w:rPr>
+          <w:rFonts w:cstheme="minorHAnsi"/>
+          <w:szCs w:val="22"/>
+        </w:rPr>
+      </w:pPr>
+      <w:r>
+        <w:rPr>
+          <w:rFonts w:cstheme="minorHAnsi"/>
+          <w:szCs w:val="22"/>
+        </w:rPr>
+        <w:t>Los objetivos del proyecto permiten definir con claridad las metas que se persiguen y las acciones necesarias para</w:t>
+      </w:r>
+      <w:r>
+        <w:rPr>
+          <w:rFonts w:cstheme="minorHAnsi"/>
+          <w:szCs w:val="22"/>
+        </w:rPr>
+        <w:t xml:space="preserve"> poder</w:t>
+      </w:r>
+      <w:r>
+        <w:rPr>
+          <w:rFonts w:cstheme="minorHAnsi"/>
+          <w:szCs w:val="22"/>
+        </w:rPr>
+        <w:t xml:space="preserve"> alcanzarlas. En esta sección se establece, en primer lugar, el objetivo general que guía el desarrollo del trabajo, seguido de los objetivos específicos que desglosan las tareas fundamentales para </w:t>
+      </w:r>
+      <w:r>
+        <w:rPr>
+          <w:rFonts w:cstheme="minorHAnsi"/>
+          <w:szCs w:val="22"/>
+        </w:rPr>
+        <w:t>cumplir con el objetivo general</w:t>
+      </w:r>
+      <w:r>
+        <w:rPr>
+          <w:rFonts w:cstheme="minorHAnsi"/>
+          <w:szCs w:val="22"/>
+        </w:rPr>
+        <w:t>. Estos objetivos proporcionan una hoja de ruta estructurada que orienta las distintas fases del proyecto y garantizan un enfoque coherente durante todo el proceso.</w:t>
+      </w:r>
+    </w:p>
+    <w:p>
+      <w:pPr>
+        <w:spacing w:after="0" w:line="300" w:lineRule="atLeast"/>
+        <w:jc w:val="left"/>
+        <w:rPr>
+          <w:rFonts w:cstheme="minorHAnsi"/>
+          <w:szCs w:val="22"/>
+        </w:rPr>
+      </w:pPr>
+    </w:p>
+    <w:p>
+      <w:pPr>
         <w:pStyle w:val="Ttulo3"/>
       </w:pPr>
       <w:bookmarkStart w:id="5" w:name="_Toc225242875"/>
@@ -2992,6 +3026,76 @@
     </w:p>
     <w:p>
       <w:pPr>
+        <w:spacing w:after="0" w:line="300" w:lineRule="atLeast"/>
+        <w:jc w:val="left"/>
+        <w:rPr>
+          <w:rFonts w:cstheme="minorHAnsi"/>
+          <w:szCs w:val="22"/>
+        </w:rPr>
+      </w:pPr>
+      <w:r>
+        <w:rPr>
+          <w:rFonts w:cstheme="minorHAnsi"/>
+          <w:szCs w:val="22"/>
+        </w:rPr>
+        <w:t xml:space="preserve">Desarrollar un sistema de predicción de resultados de partidos de </w:t>
+      </w:r>
+      <w:proofErr w:type="spellStart"/>
+      <w:r>
+        <w:rPr>
+          <w:rFonts w:cstheme="minorHAnsi"/>
+          <w:szCs w:val="22"/>
+        </w:rPr>
+        <w:t>LaLiga</w:t>
+      </w:r>
+      <w:proofErr w:type="spellEnd"/>
+      <w:r>
+        <w:rPr>
+          <w:rFonts w:cstheme="minorHAnsi"/>
+          <w:szCs w:val="22"/>
+        </w:rPr>
+        <w:t xml:space="preserve"> mediante técnicas de </w:t>
+      </w:r>
+      <w:r>
+        <w:rPr>
+          <w:rFonts w:cstheme="minorHAnsi"/>
+          <w:i/>
+          <w:iCs/>
+          <w:szCs w:val="22"/>
+        </w:rPr>
+        <w:t xml:space="preserve">Machine </w:t>
+      </w:r>
+      <w:proofErr w:type="spellStart"/>
+      <w:r>
+        <w:rPr>
+          <w:rFonts w:cstheme="minorHAnsi"/>
+          <w:i/>
+          <w:iCs/>
+          <w:szCs w:val="22"/>
+        </w:rPr>
+        <w:t>Learning</w:t>
+      </w:r>
+      <w:proofErr w:type="spellEnd"/>
+      <w:r>
+        <w:rPr>
+          <w:rFonts w:cstheme="minorHAnsi"/>
+          <w:szCs w:val="22"/>
+        </w:rPr>
+        <w:t>, utilizando datos históricos del fútbol profesional. El desarrollo se basa en la recopilación, limpieza y preparación de datos provenientes de distintas fuentes, así como en el diseño, implementación y comparación de modelos predictivos capaces de estimar el resultado de un encuentro.</w:t>
+      </w:r>
+    </w:p>
+    <w:p>
+      <w:pPr>
+        <w:spacing w:after="0" w:line="300" w:lineRule="atLeast"/>
+        <w:jc w:val="left"/>
+        <w:rPr>
+          <w:rFonts w:cstheme="minorHAnsi"/>
+          <w:szCs w:val="22"/>
+        </w:rPr>
+      </w:pPr>
+    </w:p>
+    <w:p>
+      <w:pPr>
         <w:pStyle w:val="Ttulo3"/>
       </w:pPr>
       <w:bookmarkStart w:id="6" w:name="_Toc225242876"/>
@@ -3000,6 +3104,201 @@
       </w:r>
       <w:bookmarkEnd w:id="6"/>
     </w:p>
+    <w:p>
+      <w:pPr>
+        <w:spacing w:after="0" w:line="300" w:lineRule="atLeast"/>
+        <w:jc w:val="left"/>
+        <w:rPr>
+          <w:rFonts w:cstheme="minorHAnsi"/>
+          <w:szCs w:val="22"/>
+        </w:rPr>
+      </w:pPr>
+      <w:r>
+        <w:rPr>
+          <w:rFonts w:cstheme="minorHAnsi"/>
+          <w:szCs w:val="22"/>
+        </w:rPr>
+        <w:t xml:space="preserve">Para dar </w:t>
+      </w:r>
+      <w:r>
+        <w:rPr>
+          <w:rFonts w:cstheme="minorHAnsi"/>
+          <w:szCs w:val="22"/>
+        </w:rPr>
+        <w:t>por cumplido e</w:t>
+      </w:r>
+      <w:r>
+        <w:rPr>
+          <w:rFonts w:cstheme="minorHAnsi"/>
+          <w:szCs w:val="22"/>
+        </w:rPr>
+        <w:t>l objetivo general, se definen los siguientes objetivos específicos. Una vez alcanzados, se considera cumplido el objetivo principal del proyecto:</w:t>
+      </w:r>
+    </w:p>
+    <w:p>
+      <w:pPr>
+        <w:spacing w:after="0" w:line="300" w:lineRule="atLeast"/>
+        <w:jc w:val="left"/>
+        <w:rPr>
+          <w:rFonts w:cstheme="minorHAnsi"/>
+          <w:szCs w:val="22"/>
+          <w:u w:val="single"/>
+        </w:rPr>
+      </w:pPr>
+    </w:p>
+    <w:p>
+      <w:pPr>
+        <w:pStyle w:val="Prrafodelista"/>
+        <w:numPr>
+          <w:ilvl w:val="0"/>
+          <w:numId w:val="8"/>
+        </w:numPr>
+        <w:rPr>
+          <w:rFonts w:cstheme="minorHAnsi"/>
+          <w:szCs w:val="22"/>
+        </w:rPr>
+      </w:pPr>
+      <w:r>
+        <w:rPr>
+          <w:rFonts w:cstheme="minorHAnsi"/>
+          <w:szCs w:val="22"/>
+        </w:rPr>
+        <w:t xml:space="preserve">Recopilar y preparar los datos históricos de </w:t>
+      </w:r>
+      <w:proofErr w:type="spellStart"/>
+      <w:r>
+        <w:rPr>
+          <w:rFonts w:cstheme="minorHAnsi"/>
+          <w:szCs w:val="22"/>
+        </w:rPr>
+        <w:t>LaLiga</w:t>
+      </w:r>
+      <w:proofErr w:type="spellEnd"/>
+      <w:r>
+        <w:rPr>
+          <w:rFonts w:cstheme="minorHAnsi"/>
+          <w:szCs w:val="22"/>
+        </w:rPr>
+        <w:t xml:space="preserve">, </w:t>
+      </w:r>
+      <w:r>
+        <w:rPr>
+          <w:rFonts w:cstheme="minorHAnsi"/>
+          <w:szCs w:val="22"/>
+        </w:rPr>
+        <w:t>asegurando su limpieza, transformación y adecuación para el modelado predictivo.</w:t>
+      </w:r>
+    </w:p>
+    <w:p>
+      <w:pPr>
+        <w:pStyle w:val="Prrafodelista"/>
+        <w:numPr>
+          <w:ilvl w:val="0"/>
+          <w:numId w:val="8"/>
+        </w:numPr>
+        <w:spacing w:after="0" w:line="300" w:lineRule="atLeast"/>
+        <w:jc w:val="left"/>
+        <w:rPr>
+          <w:rFonts w:cstheme="minorHAnsi"/>
+          <w:szCs w:val="22"/>
+        </w:rPr>
+      </w:pPr>
+      <w:r>
+        <w:rPr>
+          <w:rFonts w:cstheme="minorHAnsi"/>
+          <w:szCs w:val="22"/>
+        </w:rPr>
+        <w:t xml:space="preserve">Diseñar, entrenar modelos de Machine </w:t>
+      </w:r>
+      <w:proofErr w:type="spellStart"/>
+      <w:r>
+        <w:rPr>
+          <w:rFonts w:cstheme="minorHAnsi"/>
+          <w:szCs w:val="22"/>
+        </w:rPr>
+        <w:t>Learning</w:t>
+      </w:r>
+      <w:proofErr w:type="spellEnd"/>
+      <w:r>
+        <w:rPr>
+          <w:rFonts w:cstheme="minorHAnsi"/>
+          <w:szCs w:val="22"/>
+        </w:rPr>
+        <w:t xml:space="preserve"> orientados a la</w:t>
+      </w:r>
+      <w:r>
+        <w:rPr>
+          <w:rFonts w:cstheme="minorHAnsi"/>
+          <w:szCs w:val="22"/>
+        </w:rPr>
+        <w:t xml:space="preserve"> predicción del resultado de los partidos.</w:t>
+      </w:r>
+    </w:p>
+    <w:p>
+      <w:pPr>
+        <w:pStyle w:val="Prrafodelista"/>
+        <w:numPr>
+          <w:ilvl w:val="0"/>
+          <w:numId w:val="8"/>
+        </w:numPr>
+        <w:spacing w:after="0" w:line="300" w:lineRule="atLeast"/>
+        <w:jc w:val="left"/>
+        <w:rPr>
+          <w:rFonts w:cstheme="minorHAnsi"/>
+          <w:szCs w:val="22"/>
+        </w:rPr>
+      </w:pPr>
+      <w:r>
+        <w:rPr>
+          <w:rFonts w:cstheme="minorHAnsi"/>
+          <w:szCs w:val="22"/>
+        </w:rPr>
+        <w:t xml:space="preserve">Comparar y evaluar los modelos desarrollados, utilizando métricas cuantitativas y </w:t>
+      </w:r>
+      <w:r>
+        <w:rPr>
+          <w:rFonts w:cstheme="minorHAnsi"/>
+          <w:szCs w:val="22"/>
+        </w:rPr>
+        <w:t>técnicas</w:t>
+      </w:r>
+      <w:r>
+        <w:rPr>
+          <w:rFonts w:cstheme="minorHAnsi"/>
+          <w:szCs w:val="22"/>
+        </w:rPr>
+        <w:t xml:space="preserve"> de interpretabilidad para analizar su rendimiento.</w:t>
+      </w:r>
+    </w:p>
+    <w:p>
+      <w:pPr>
+        <w:pStyle w:val="Prrafodelista"/>
+        <w:numPr>
+          <w:ilvl w:val="0"/>
+          <w:numId w:val="8"/>
+        </w:numPr>
+        <w:spacing w:after="0" w:line="300" w:lineRule="atLeast"/>
+        <w:jc w:val="left"/>
+        <w:rPr>
+          <w:rFonts w:cstheme="minorHAnsi"/>
+          <w:szCs w:val="22"/>
+        </w:rPr>
+      </w:pPr>
+      <w:r>
+        <w:rPr>
+          <w:rFonts w:cstheme="minorHAnsi"/>
+          <w:szCs w:val="22"/>
+        </w:rPr>
+        <w:t>Desarrollar una aplicación web que permita consultar predicciones</w:t>
+      </w:r>
+      <w:r>
+        <w:rPr>
+          <w:rFonts w:cstheme="minorHAnsi"/>
+          <w:szCs w:val="22"/>
+        </w:rPr>
+        <w:t xml:space="preserve"> y visualizar información relevante de una manera accesible.</w:t>
+      </w:r>
+    </w:p>
     <w:p/>
     <w:p>
       <w:pPr>
@@ -3013,17 +3312,1926 @@
     </w:p>
     <w:p>
       <w:pPr>
+        <w:spacing w:after="0" w:line="300" w:lineRule="atLeast"/>
+        <w:jc w:val="left"/>
+        <w:rPr>
+          <w:rFonts w:cstheme="minorHAnsi"/>
+          <w:szCs w:val="22"/>
+        </w:rPr>
+      </w:pPr>
+      <w:r>
+        <w:rPr>
+          <w:rFonts w:cstheme="minorHAnsi"/>
+          <w:szCs w:val="22"/>
+        </w:rPr>
+        <w:t>El alcance del proyecto constituye un elemento clave para comprender su propósito, los requerimientos que se abordan y la forma en que estos serán resueltos, permitiendo establecer expectativas claras y definir hasta dónde llegará el desarrollo del trabajo</w:t>
+      </w:r>
+      <w:r>
+        <w:rPr>
+          <w:rFonts w:cstheme="minorHAnsi"/>
+          <w:szCs w:val="22"/>
+        </w:rPr>
+        <w:t>.</w:t>
+      </w:r>
+    </w:p>
+    <w:p>
+      <w:pPr>
+        <w:spacing w:after="0" w:line="300" w:lineRule="atLeast"/>
+        <w:jc w:val="left"/>
+        <w:rPr>
+          <w:rFonts w:cstheme="minorHAnsi"/>
+          <w:szCs w:val="22"/>
+        </w:rPr>
+      </w:pPr>
+    </w:p>
+    <w:p>
+      <w:pPr>
+        <w:spacing w:after="0" w:line="300" w:lineRule="atLeast"/>
+        <w:jc w:val="left"/>
+        <w:rPr>
+          <w:rFonts w:cstheme="minorHAnsi"/>
+          <w:szCs w:val="22"/>
+        </w:rPr>
+      </w:pPr>
+      <w:r>
+        <w:rPr>
+          <w:rFonts w:cstheme="minorHAnsi"/>
+          <w:szCs w:val="22"/>
+        </w:rPr>
+        <w:t>El alcance propuesto incluye los siguientes puntos:</w:t>
+      </w:r>
+    </w:p>
+    <w:p>
+      <w:pPr>
+        <w:spacing w:after="0" w:line="300" w:lineRule="atLeast"/>
+        <w:jc w:val="left"/>
+        <w:rPr>
+          <w:rFonts w:cstheme="minorHAnsi"/>
+          <w:szCs w:val="22"/>
+        </w:rPr>
+      </w:pPr>
+    </w:p>
+    <w:p>
+      <w:pPr>
+        <w:pStyle w:val="Prrafodelista"/>
+        <w:numPr>
+          <w:ilvl w:val="0"/>
+          <w:numId w:val="9"/>
+        </w:numPr>
+        <w:spacing w:after="0" w:line="300" w:lineRule="atLeast"/>
+        <w:jc w:val="left"/>
+      </w:pPr>
+      <w:r>
+        <w:lastRenderedPageBreak/>
+        <w:t xml:space="preserve">Recopilar y preparar los datos históricos de </w:t>
+      </w:r>
+      <w:proofErr w:type="spellStart"/>
+      <w:r>
+        <w:t>LaLiga</w:t>
+      </w:r>
+      <w:proofErr w:type="spellEnd"/>
+      <w:r>
+        <w:t>, aplicando procesos de limpieza, transformación y selección de variables necesarias para el modelado.</w:t>
+      </w:r>
+    </w:p>
+    <w:p>
+      <w:pPr>
+        <w:pStyle w:val="Prrafodelista"/>
+        <w:numPr>
+          <w:ilvl w:val="0"/>
+          <w:numId w:val="9"/>
+        </w:numPr>
+        <w:spacing w:after="0" w:line="300" w:lineRule="atLeast"/>
+        <w:jc w:val="left"/>
+      </w:pPr>
+      <w:r>
+        <w:t xml:space="preserve">Diseñar, entrenar y comparar distintos modelos de Machine </w:t>
+      </w:r>
+      <w:proofErr w:type="spellStart"/>
+      <w:r>
+        <w:t>Learning</w:t>
+      </w:r>
+      <w:proofErr w:type="spellEnd"/>
+      <w:r>
+        <w:t xml:space="preserve"> orientados a la predicción del resultado de los partidos.</w:t>
+      </w:r>
+    </w:p>
+    <w:p>
+      <w:pPr>
+        <w:pStyle w:val="Prrafodelista"/>
+        <w:numPr>
+          <w:ilvl w:val="0"/>
+          <w:numId w:val="9"/>
+        </w:numPr>
+        <w:spacing w:after="0" w:line="300" w:lineRule="atLeast"/>
+        <w:jc w:val="left"/>
+      </w:pPr>
+      <w:r>
+        <w:t>Evaluar los modelos desarrollados mediante métricas adecuadas</w:t>
+      </w:r>
+      <w:r>
+        <w:t xml:space="preserve"> y</w:t>
+      </w:r>
+      <w:r>
+        <w:t xml:space="preserve"> técnicas de interpretabilidad que permitan comprender los factores que influyen en las predicciones</w:t>
+      </w:r>
+    </w:p>
+    <w:p>
+      <w:pPr>
+        <w:pStyle w:val="Prrafodelista"/>
+        <w:numPr>
+          <w:ilvl w:val="0"/>
+          <w:numId w:val="9"/>
+        </w:numPr>
+        <w:spacing w:after="0" w:line="300" w:lineRule="atLeast"/>
+        <w:jc w:val="left"/>
+      </w:pPr>
+      <w:r>
+        <w:t>Seleccionar el modelo con mejor rendimiento para su integración en una interfaz web.</w:t>
+      </w:r>
+    </w:p>
+    <w:p>
+      <w:pPr>
+        <w:pStyle w:val="Prrafodelista"/>
+        <w:numPr>
+          <w:ilvl w:val="0"/>
+          <w:numId w:val="9"/>
+        </w:numPr>
+        <w:spacing w:after="0" w:line="300" w:lineRule="atLeast"/>
+        <w:jc w:val="left"/>
+      </w:pPr>
+      <w:r>
+        <w:t>Desarrollar una aplicación web que permita consultar las predicciones generadas y visualizar información relevante del modelo.</w:t>
+      </w:r>
+    </w:p>
+    <w:p>
+      <w:pPr>
+        <w:spacing w:after="0" w:line="300" w:lineRule="atLeast"/>
+        <w:jc w:val="left"/>
+      </w:pPr>
+    </w:p>
+    <w:p>
+      <w:pPr>
+        <w:spacing w:after="0" w:line="300" w:lineRule="atLeast"/>
+        <w:jc w:val="left"/>
+      </w:pPr>
+    </w:p>
+    <w:p>
+      <w:pPr>
+        <w:spacing w:after="0" w:line="300" w:lineRule="atLeast"/>
+        <w:jc w:val="left"/>
+      </w:pPr>
+    </w:p>
+    <w:p>
+      <w:pPr>
+        <w:spacing w:after="0" w:line="300" w:lineRule="atLeast"/>
+        <w:jc w:val="left"/>
+      </w:pPr>
+    </w:p>
+    <w:p>
+      <w:pPr>
+        <w:spacing w:after="0" w:line="300" w:lineRule="atLeast"/>
+        <w:jc w:val="left"/>
+      </w:pPr>
+    </w:p>
+    <w:p>
+      <w:pPr>
+        <w:spacing w:after="0" w:line="300" w:lineRule="atLeast"/>
+        <w:jc w:val="left"/>
+      </w:pPr>
+    </w:p>
+    <w:p>
+      <w:pPr>
+        <w:spacing w:after="0" w:line="300" w:lineRule="atLeast"/>
+        <w:jc w:val="left"/>
+      </w:pPr>
+    </w:p>
+    <w:p>
+      <w:pPr>
+        <w:spacing w:after="0" w:line="300" w:lineRule="atLeast"/>
+        <w:jc w:val="left"/>
+      </w:pPr>
+    </w:p>
+    <w:p>
+      <w:pPr>
+        <w:spacing w:after="0" w:line="300" w:lineRule="atLeast"/>
+        <w:jc w:val="left"/>
+      </w:pPr>
+    </w:p>
+    <w:p>
+      <w:pPr>
+        <w:spacing w:after="0" w:line="300" w:lineRule="atLeast"/>
+        <w:jc w:val="left"/>
+      </w:pPr>
+    </w:p>
+    <w:p>
+      <w:pPr>
+        <w:spacing w:after="0" w:line="300" w:lineRule="atLeast"/>
+        <w:jc w:val="left"/>
+      </w:pPr>
+    </w:p>
+    <w:p>
+      <w:pPr>
+        <w:spacing w:after="0" w:line="300" w:lineRule="atLeast"/>
+        <w:jc w:val="left"/>
+      </w:pPr>
+    </w:p>
+    <w:p>
+      <w:pPr>
+        <w:spacing w:after="0" w:line="300" w:lineRule="atLeast"/>
+        <w:jc w:val="left"/>
+      </w:pPr>
+    </w:p>
+    <w:p>
+      <w:pPr>
+        <w:spacing w:after="0" w:line="300" w:lineRule="atLeast"/>
+        <w:jc w:val="left"/>
+      </w:pPr>
+    </w:p>
+    <w:p>
+      <w:pPr>
+        <w:spacing w:after="0" w:line="300" w:lineRule="atLeast"/>
+        <w:jc w:val="left"/>
+      </w:pPr>
+    </w:p>
+    <w:p>
+      <w:pPr>
+        <w:spacing w:after="0" w:line="300" w:lineRule="atLeast"/>
+        <w:jc w:val="left"/>
+      </w:pPr>
+    </w:p>
+    <w:p>
+      <w:pPr>
+        <w:spacing w:after="0" w:line="300" w:lineRule="atLeast"/>
+        <w:jc w:val="left"/>
+      </w:pPr>
+    </w:p>
+    <w:p>
+      <w:pPr>
+        <w:spacing w:after="0" w:line="300" w:lineRule="atLeast"/>
+        <w:jc w:val="left"/>
+      </w:pPr>
+    </w:p>
+    <w:p>
+      <w:pPr>
+        <w:spacing w:after="0" w:line="300" w:lineRule="atLeast"/>
+        <w:jc w:val="left"/>
+      </w:pPr>
+    </w:p>
+    <w:p>
+      <w:pPr>
+        <w:spacing w:after="0" w:line="300" w:lineRule="atLeast"/>
+        <w:jc w:val="left"/>
+      </w:pPr>
+    </w:p>
+    <w:p>
+      <w:pPr>
+        <w:spacing w:after="0" w:line="300" w:lineRule="atLeast"/>
+        <w:jc w:val="left"/>
+      </w:pPr>
+    </w:p>
+    <w:p>
+      <w:pPr>
+        <w:spacing w:after="0" w:line="300" w:lineRule="atLeast"/>
+        <w:jc w:val="left"/>
+      </w:pPr>
+    </w:p>
+    <w:p>
+      <w:pPr>
+        <w:spacing w:after="0" w:line="300" w:lineRule="atLeast"/>
+        <w:jc w:val="left"/>
+      </w:pPr>
+    </w:p>
+    <w:p>
+      <w:pPr>
+        <w:spacing w:after="0" w:line="300" w:lineRule="atLeast"/>
+        <w:jc w:val="left"/>
+      </w:pPr>
+    </w:p>
+    <w:p>
+      <w:pPr>
+        <w:spacing w:after="0" w:line="300" w:lineRule="atLeast"/>
+        <w:jc w:val="left"/>
+      </w:pPr>
+    </w:p>
+    <w:p>
+      <w:pPr>
+        <w:spacing w:after="0" w:line="300" w:lineRule="atLeast"/>
+        <w:jc w:val="left"/>
+      </w:pPr>
+    </w:p>
+    <w:p>
+      <w:pPr>
+        <w:spacing w:after="0" w:line="300" w:lineRule="atLeast"/>
+        <w:jc w:val="left"/>
+      </w:pPr>
+    </w:p>
+    <w:p>
+      <w:pPr>
+        <w:spacing w:after="0" w:line="300" w:lineRule="atLeast"/>
+        <w:jc w:val="left"/>
+      </w:pPr>
+    </w:p>
+    <w:p>
+      <w:pPr>
+        <w:spacing w:after="0" w:line="300" w:lineRule="atLeast"/>
+        <w:jc w:val="left"/>
+      </w:pPr>
+    </w:p>
+    <w:p>
+      <w:pPr>
+        <w:spacing w:after="0" w:line="300" w:lineRule="atLeast"/>
+        <w:jc w:val="left"/>
+      </w:pPr>
+    </w:p>
+    <w:p>
+      <w:pPr>
+        <w:spacing w:after="0" w:line="300" w:lineRule="atLeast"/>
+        <w:jc w:val="left"/>
+      </w:pPr>
+    </w:p>
+    <w:p>
+      <w:pPr>
+        <w:spacing w:after="0" w:line="300" w:lineRule="atLeast"/>
+        <w:jc w:val="left"/>
+      </w:pPr>
+    </w:p>
+    <w:p>
+      <w:pPr>
+        <w:spacing w:after="0" w:line="300" w:lineRule="atLeast"/>
+        <w:jc w:val="left"/>
+      </w:pPr>
+    </w:p>
+    <w:p>
+      <w:pPr>
+        <w:spacing w:after="0" w:line="300" w:lineRule="atLeast"/>
+        <w:jc w:val="left"/>
+      </w:pPr>
+    </w:p>
+    <w:p>
+      <w:pPr>
+        <w:spacing w:after="0" w:line="300" w:lineRule="atLeast"/>
+        <w:jc w:val="left"/>
+      </w:pPr>
+    </w:p>
+    <w:p>
+      <w:pPr>
         <w:pStyle w:val="Ttulo1"/>
       </w:pPr>
       <w:bookmarkStart w:id="8" w:name="_Toc225242878"/>
       <w:r>
+        <w:lastRenderedPageBreak/>
         <w:t>Marco teórico</w:t>
       </w:r>
       <w:bookmarkEnd w:id="8"/>
     </w:p>
+    <w:p>
+      <w:pPr>
+        <w:spacing w:after="0" w:line="300" w:lineRule="atLeast"/>
+        <w:jc w:val="left"/>
+        <w:rPr>
+          <w:rFonts w:cstheme="minorHAnsi"/>
+          <w:szCs w:val="22"/>
+        </w:rPr>
+      </w:pPr>
+      <w:r>
+        <w:rPr>
+          <w:rFonts w:cstheme="minorHAnsi"/>
+          <w:szCs w:val="22"/>
+        </w:rPr>
+        <w:t xml:space="preserve">En esta sección se describen los fundamentos teóricos relacionados con el proyecto. Se revisan conceptos esenciales de la analítica deportiva, el uso de técnicas de Machine </w:t>
+      </w:r>
+      <w:proofErr w:type="spellStart"/>
+      <w:r>
+        <w:rPr>
+          <w:rFonts w:cstheme="minorHAnsi"/>
+          <w:szCs w:val="22"/>
+        </w:rPr>
+        <w:t>Learning</w:t>
+      </w:r>
+      <w:proofErr w:type="spellEnd"/>
+      <w:r>
+        <w:rPr>
+          <w:rFonts w:cstheme="minorHAnsi"/>
+          <w:szCs w:val="22"/>
+        </w:rPr>
+        <w:t xml:space="preserve"> para la predicción de resultados, la construcción de características relevantes en el fútbol profesional, y los principales métodos de evaluación e interpretabilidad empleados en modelos predictivos.</w:t>
+      </w:r>
+    </w:p>
+    <w:p>
+      <w:pPr>
+        <w:pStyle w:val="Ttulo2"/>
+      </w:pPr>
+      <w:r>
+        <w:t>A</w:t>
+      </w:r>
+      <w:r>
+        <w:t>nalítica deportiva</w:t>
+      </w:r>
+    </w:p>
+    <w:p>
+      <w:pPr>
+        <w:pStyle w:val="NormalWeb"/>
+        <w:spacing w:line="300" w:lineRule="atLeast"/>
+        <w:rPr>
+          <w:rFonts w:asciiTheme="minorHAnsi" w:hAnsiTheme="minorHAnsi" w:cstheme="minorHAnsi"/>
+          <w:sz w:val="22"/>
+          <w:szCs w:val="22"/>
+        </w:rPr>
+      </w:pPr>
+      <w:r>
+        <w:rPr>
+          <w:rFonts w:asciiTheme="minorHAnsi" w:hAnsiTheme="minorHAnsi" w:cstheme="minorHAnsi"/>
+          <w:sz w:val="22"/>
+          <w:szCs w:val="22"/>
+        </w:rPr>
+        <w:t xml:space="preserve">La analítica deportiva se refiere al conjunto de técnicas y herramientas destinadas a extraer conocimiento a partir de datos generados en competiciones deportivas. En el ámbito del fútbol, este análisis abarca desde estadísticas tradicionales (goles, tiros, posesión) hasta métricas avanzadas como </w:t>
+      </w:r>
+      <w:proofErr w:type="spellStart"/>
+      <w:r>
+        <w:rPr>
+          <w:rStyle w:val="Textoennegrita"/>
+          <w:rFonts w:asciiTheme="minorHAnsi" w:hAnsiTheme="minorHAnsi" w:cstheme="minorHAnsi"/>
+          <w:b w:val="0"/>
+          <w:bCs w:val="0"/>
+          <w:sz w:val="22"/>
+          <w:szCs w:val="22"/>
+        </w:rPr>
+        <w:t>expected</w:t>
+      </w:r>
+      <w:proofErr w:type="spellEnd"/>
+      <w:r>
+        <w:rPr>
+          <w:rStyle w:val="Textoennegrita"/>
+          <w:rFonts w:asciiTheme="minorHAnsi" w:hAnsiTheme="minorHAnsi" w:cstheme="minorHAnsi"/>
+          <w:b w:val="0"/>
+          <w:bCs w:val="0"/>
+          <w:sz w:val="22"/>
+          <w:szCs w:val="22"/>
+        </w:rPr>
+        <w:t xml:space="preserve"> </w:t>
+      </w:r>
+      <w:proofErr w:type="spellStart"/>
+      <w:r>
+        <w:rPr>
+          <w:rStyle w:val="Textoennegrita"/>
+          <w:rFonts w:asciiTheme="minorHAnsi" w:hAnsiTheme="minorHAnsi" w:cstheme="minorHAnsi"/>
+          <w:b w:val="0"/>
+          <w:bCs w:val="0"/>
+          <w:sz w:val="22"/>
+          <w:szCs w:val="22"/>
+        </w:rPr>
+        <w:t>goals</w:t>
+      </w:r>
+      <w:proofErr w:type="spellEnd"/>
+      <w:r>
+        <w:rPr>
+          <w:rStyle w:val="Textoennegrita"/>
+          <w:rFonts w:asciiTheme="minorHAnsi" w:hAnsiTheme="minorHAnsi" w:cstheme="minorHAnsi"/>
+          <w:b w:val="0"/>
+          <w:bCs w:val="0"/>
+          <w:sz w:val="22"/>
+          <w:szCs w:val="22"/>
+        </w:rPr>
+        <w:t xml:space="preserve"> (</w:t>
+      </w:r>
+      <w:proofErr w:type="spellStart"/>
+      <w:r>
+        <w:rPr>
+          <w:rStyle w:val="Textoennegrita"/>
+          <w:rFonts w:asciiTheme="minorHAnsi" w:hAnsiTheme="minorHAnsi" w:cstheme="minorHAnsi"/>
+          <w:b w:val="0"/>
+          <w:bCs w:val="0"/>
+          <w:sz w:val="22"/>
+          <w:szCs w:val="22"/>
+        </w:rPr>
+        <w:t>xG</w:t>
+      </w:r>
+      <w:proofErr w:type="spellEnd"/>
+      <w:r>
+        <w:rPr>
+          <w:rStyle w:val="Textoennegrita"/>
+          <w:rFonts w:asciiTheme="minorHAnsi" w:hAnsiTheme="minorHAnsi" w:cstheme="minorHAnsi"/>
+          <w:b w:val="0"/>
+          <w:bCs w:val="0"/>
+          <w:sz w:val="22"/>
+          <w:szCs w:val="22"/>
+        </w:rPr>
+        <w:t>)</w:t>
+      </w:r>
+      <w:r>
+        <w:rPr>
+          <w:rFonts w:asciiTheme="minorHAnsi" w:hAnsiTheme="minorHAnsi" w:cstheme="minorHAnsi"/>
+          <w:sz w:val="22"/>
+          <w:szCs w:val="22"/>
+        </w:rPr>
+        <w:t>,</w:t>
+      </w:r>
+      <w:r>
+        <w:rPr>
+          <w:rFonts w:asciiTheme="minorHAnsi" w:hAnsiTheme="minorHAnsi" w:cstheme="minorHAnsi"/>
+          <w:b/>
+          <w:bCs/>
+          <w:sz w:val="22"/>
+          <w:szCs w:val="22"/>
+        </w:rPr>
+        <w:t xml:space="preserve"> </w:t>
+      </w:r>
+      <w:proofErr w:type="spellStart"/>
+      <w:r>
+        <w:rPr>
+          <w:rStyle w:val="Textoennegrita"/>
+          <w:rFonts w:asciiTheme="minorHAnsi" w:hAnsiTheme="minorHAnsi" w:cstheme="minorHAnsi"/>
+          <w:b w:val="0"/>
+          <w:bCs w:val="0"/>
+          <w:sz w:val="22"/>
+          <w:szCs w:val="22"/>
+        </w:rPr>
+        <w:t>expected</w:t>
+      </w:r>
+      <w:proofErr w:type="spellEnd"/>
+      <w:r>
+        <w:rPr>
+          <w:rStyle w:val="Textoennegrita"/>
+          <w:rFonts w:asciiTheme="minorHAnsi" w:hAnsiTheme="minorHAnsi" w:cstheme="minorHAnsi"/>
+          <w:b w:val="0"/>
+          <w:bCs w:val="0"/>
+          <w:sz w:val="22"/>
+          <w:szCs w:val="22"/>
+        </w:rPr>
+        <w:t xml:space="preserve"> </w:t>
+      </w:r>
+      <w:proofErr w:type="spellStart"/>
+      <w:r>
+        <w:rPr>
+          <w:rStyle w:val="Textoennegrita"/>
+          <w:rFonts w:asciiTheme="minorHAnsi" w:hAnsiTheme="minorHAnsi" w:cstheme="minorHAnsi"/>
+          <w:b w:val="0"/>
+          <w:bCs w:val="0"/>
+          <w:sz w:val="22"/>
+          <w:szCs w:val="22"/>
+        </w:rPr>
+        <w:t>assists</w:t>
+      </w:r>
+      <w:proofErr w:type="spellEnd"/>
+      <w:r>
+        <w:rPr>
+          <w:rStyle w:val="Textoennegrita"/>
+          <w:rFonts w:asciiTheme="minorHAnsi" w:hAnsiTheme="minorHAnsi" w:cstheme="minorHAnsi"/>
+          <w:b w:val="0"/>
+          <w:bCs w:val="0"/>
+          <w:sz w:val="22"/>
+          <w:szCs w:val="22"/>
+        </w:rPr>
+        <w:t xml:space="preserve"> (</w:t>
+      </w:r>
+      <w:proofErr w:type="spellStart"/>
+      <w:r>
+        <w:rPr>
+          <w:rStyle w:val="Textoennegrita"/>
+          <w:rFonts w:asciiTheme="minorHAnsi" w:hAnsiTheme="minorHAnsi" w:cstheme="minorHAnsi"/>
+          <w:b w:val="0"/>
+          <w:bCs w:val="0"/>
+          <w:sz w:val="22"/>
+          <w:szCs w:val="22"/>
+        </w:rPr>
+        <w:t>xA</w:t>
+      </w:r>
+      <w:proofErr w:type="spellEnd"/>
+      <w:r>
+        <w:rPr>
+          <w:rStyle w:val="Textoennegrita"/>
+          <w:rFonts w:asciiTheme="minorHAnsi" w:hAnsiTheme="minorHAnsi" w:cstheme="minorHAnsi"/>
+          <w:b w:val="0"/>
+          <w:bCs w:val="0"/>
+          <w:sz w:val="22"/>
+          <w:szCs w:val="22"/>
+        </w:rPr>
+        <w:t>)</w:t>
+      </w:r>
+      <w:r>
+        <w:rPr>
+          <w:rFonts w:asciiTheme="minorHAnsi" w:hAnsiTheme="minorHAnsi" w:cstheme="minorHAnsi"/>
+          <w:sz w:val="22"/>
+          <w:szCs w:val="22"/>
+        </w:rPr>
+        <w:t>,</w:t>
+      </w:r>
+      <w:r>
+        <w:rPr>
+          <w:rFonts w:asciiTheme="minorHAnsi" w:hAnsiTheme="minorHAnsi" w:cstheme="minorHAnsi"/>
+          <w:sz w:val="22"/>
+          <w:szCs w:val="22"/>
+        </w:rPr>
+        <w:t xml:space="preserve"> eficiencia ofensiva, presión, o rendimiento colectivo.</w:t>
+      </w:r>
+    </w:p>
+    <w:p>
+      <w:pPr>
+        <w:pStyle w:val="NormalWeb"/>
+        <w:spacing w:line="300" w:lineRule="atLeast"/>
+        <w:rPr>
+          <w:rFonts w:asciiTheme="minorHAnsi" w:hAnsiTheme="minorHAnsi" w:cstheme="minorHAnsi"/>
+          <w:sz w:val="22"/>
+          <w:szCs w:val="22"/>
+        </w:rPr>
+      </w:pPr>
+      <w:r>
+        <w:rPr>
+          <w:rFonts w:asciiTheme="minorHAnsi" w:hAnsiTheme="minorHAnsi" w:cstheme="minorHAnsi"/>
+          <w:sz w:val="22"/>
+          <w:szCs w:val="22"/>
+        </w:rPr>
+        <w:t xml:space="preserve">El objetivo principal de la analítica en fútbol es comprender el comportamiento de los equipos, identificar patrones de juego y generar información útil para la toma de decisiones tácticas, el </w:t>
+      </w:r>
+      <w:proofErr w:type="spellStart"/>
+      <w:proofErr w:type="gramStart"/>
+      <w:r>
+        <w:rPr>
+          <w:rFonts w:asciiTheme="minorHAnsi" w:hAnsiTheme="minorHAnsi" w:cstheme="minorHAnsi"/>
+          <w:sz w:val="22"/>
+          <w:szCs w:val="22"/>
+        </w:rPr>
+        <w:t>scouting</w:t>
+      </w:r>
+      <w:proofErr w:type="spellEnd"/>
+      <w:proofErr w:type="gramEnd"/>
+      <w:r>
+        <w:rPr>
+          <w:rFonts w:asciiTheme="minorHAnsi" w:hAnsiTheme="minorHAnsi" w:cstheme="minorHAnsi"/>
+          <w:sz w:val="22"/>
+          <w:szCs w:val="22"/>
+        </w:rPr>
+        <w:t xml:space="preserve"> o la valoración del rendimiento individual y colectivo. En los últimos años, la disponibilidad de datos estructurados ha impulsado el desarrollo de modelos capaces de predecir resultados, evaluar estrategias y anticipar comportamientos futuros en competiciones profesionales.</w:t>
+      </w:r>
+    </w:p>
+    <w:p>
+      <w:pPr>
+        <w:pStyle w:val="Ttulo2"/>
+      </w:pPr>
+      <w:r>
+        <w:t>Machine learning aplicado al deporte</w:t>
+      </w:r>
+    </w:p>
+    <w:p>
+      <w:pPr>
+        <w:rPr>
+          <w:rFonts w:cstheme="minorHAnsi"/>
+          <w:szCs w:val="22"/>
+        </w:rPr>
+      </w:pPr>
+      <w:r>
+        <w:rPr>
+          <w:rFonts w:cstheme="minorHAnsi"/>
+          <w:szCs w:val="22"/>
+        </w:rPr>
+        <w:t xml:space="preserve">Machine </w:t>
+      </w:r>
+      <w:proofErr w:type="spellStart"/>
+      <w:r>
+        <w:rPr>
+          <w:rFonts w:cstheme="minorHAnsi"/>
+          <w:szCs w:val="22"/>
+        </w:rPr>
+        <w:t>Learning</w:t>
+      </w:r>
+      <w:proofErr w:type="spellEnd"/>
+      <w:r>
+        <w:rPr>
+          <w:rFonts w:cstheme="minorHAnsi"/>
+          <w:szCs w:val="22"/>
+        </w:rPr>
+        <w:t xml:space="preserve"> (ML)</w:t>
+      </w:r>
+      <w:r>
+        <w:rPr>
+          <w:rFonts w:cstheme="minorHAnsi"/>
+          <w:szCs w:val="22"/>
+        </w:rPr>
+        <w:t xml:space="preserve"> ha adquirido una presencia cada vez mayor en el análisis futbolístico debido a su capacidad para aprender relaciones complejas a partir de conjuntos de datos históricos. Los modelos de ML permiten estimar la probabilidad de victoria, empate o derrota a partir de múltiples variables, entre las que se incluyen rendimiento previo, estadísticas acumuladas, factores contextuales o métricas avanzadas.</w:t>
+      </w:r>
+    </w:p>
+    <w:p>
+      <w:pPr>
+        <w:rPr>
+          <w:rFonts w:cstheme="minorHAnsi"/>
+          <w:szCs w:val="22"/>
+        </w:rPr>
+      </w:pPr>
+      <w:r>
+        <w:rPr>
+          <w:rFonts w:cstheme="minorHAnsi"/>
+          <w:szCs w:val="22"/>
+        </w:rPr>
+        <w:t>Entre los métodos más utilizados en la predicción de resultados se encuentran:</w:t>
+      </w:r>
+    </w:p>
+    <w:p>
+      <w:pPr>
+        <w:pStyle w:val="Prrafodelista"/>
+        <w:numPr>
+          <w:ilvl w:val="0"/>
+          <w:numId w:val="11"/>
+        </w:numPr>
+        <w:spacing w:after="0" w:line="300" w:lineRule="atLeast"/>
+        <w:jc w:val="left"/>
+        <w:rPr>
+          <w:rFonts w:cstheme="minorHAnsi"/>
+          <w:szCs w:val="22"/>
+        </w:rPr>
+      </w:pPr>
+      <w:r>
+        <w:rPr>
+          <w:rFonts w:cstheme="minorHAnsi"/>
+          <w:b/>
+          <w:bCs/>
+          <w:szCs w:val="22"/>
+        </w:rPr>
+        <w:t>Regresión logística</w:t>
+      </w:r>
+      <w:r>
+        <w:rPr>
+          <w:rFonts w:cstheme="minorHAnsi"/>
+          <w:szCs w:val="22"/>
+        </w:rPr>
+        <w:t>, un modelo estadístico ampliamente empleado en clasificación binaria o multiclase.</w:t>
+      </w:r>
+    </w:p>
+    <w:p>
+      <w:pPr>
+        <w:pStyle w:val="Prrafodelista"/>
+        <w:numPr>
+          <w:ilvl w:val="0"/>
+          <w:numId w:val="11"/>
+        </w:numPr>
+        <w:spacing w:after="0" w:line="300" w:lineRule="atLeast"/>
+        <w:jc w:val="left"/>
+        <w:rPr>
+          <w:rFonts w:cstheme="minorHAnsi"/>
+          <w:szCs w:val="22"/>
+        </w:rPr>
+      </w:pPr>
+      <w:r>
+        <w:rPr>
+          <w:rFonts w:cstheme="minorHAnsi"/>
+          <w:b/>
+          <w:bCs/>
+          <w:szCs w:val="22"/>
+        </w:rPr>
+        <w:t>Árboles de decisión</w:t>
+      </w:r>
+      <w:r>
+        <w:rPr>
+          <w:rFonts w:cstheme="minorHAnsi"/>
+          <w:szCs w:val="22"/>
+        </w:rPr>
+        <w:t>, permiten modelar relaciones no lineales de forma interpretativa</w:t>
+      </w:r>
+    </w:p>
+    <w:p>
+      <w:pPr>
+        <w:pStyle w:val="Prrafodelista"/>
+        <w:numPr>
+          <w:ilvl w:val="0"/>
+          <w:numId w:val="11"/>
+        </w:numPr>
+        <w:spacing w:after="0" w:line="300" w:lineRule="atLeast"/>
+        <w:jc w:val="left"/>
+        <w:rPr>
+          <w:rFonts w:cstheme="minorHAnsi"/>
+          <w:szCs w:val="22"/>
+        </w:rPr>
+      </w:pPr>
+      <w:proofErr w:type="spellStart"/>
+      <w:r>
+        <w:rPr>
+          <w:rFonts w:cstheme="minorHAnsi"/>
+          <w:b/>
+          <w:bCs/>
+          <w:szCs w:val="22"/>
+        </w:rPr>
+        <w:t>Random</w:t>
+      </w:r>
+      <w:proofErr w:type="spellEnd"/>
+      <w:r>
+        <w:rPr>
+          <w:rFonts w:cstheme="minorHAnsi"/>
+          <w:b/>
+          <w:bCs/>
+          <w:szCs w:val="22"/>
+        </w:rPr>
+        <w:t xml:space="preserve"> Forest</w:t>
+      </w:r>
+      <w:r>
+        <w:rPr>
+          <w:rFonts w:cstheme="minorHAnsi"/>
+          <w:szCs w:val="22"/>
+        </w:rPr>
+        <w:t>, mejora la estabilidad y precisión mediante la combinación de múltiples árboles.</w:t>
+      </w:r>
+    </w:p>
+    <w:p>
+      <w:pPr>
+        <w:pStyle w:val="Prrafodelista"/>
+        <w:numPr>
+          <w:ilvl w:val="0"/>
+          <w:numId w:val="11"/>
+        </w:numPr>
+        <w:spacing w:after="0" w:line="300" w:lineRule="atLeast"/>
+        <w:jc w:val="left"/>
+        <w:rPr>
+          <w:rFonts w:cstheme="minorHAnsi"/>
+          <w:szCs w:val="22"/>
+        </w:rPr>
+      </w:pPr>
+      <w:proofErr w:type="spellStart"/>
+      <w:r>
+        <w:rPr>
+          <w:rFonts w:cstheme="minorHAnsi"/>
+          <w:b/>
+          <w:bCs/>
+          <w:szCs w:val="22"/>
+        </w:rPr>
+        <w:t>XGBoost</w:t>
+      </w:r>
+      <w:proofErr w:type="spellEnd"/>
+      <w:r>
+        <w:rPr>
+          <w:rFonts w:cstheme="minorHAnsi"/>
+          <w:b/>
+          <w:bCs/>
+          <w:szCs w:val="22"/>
+        </w:rPr>
+        <w:t xml:space="preserve"> y </w:t>
+      </w:r>
+      <w:proofErr w:type="spellStart"/>
+      <w:r>
+        <w:rPr>
+          <w:rFonts w:cstheme="minorHAnsi"/>
+          <w:b/>
+          <w:bCs/>
+          <w:szCs w:val="22"/>
+        </w:rPr>
+        <w:t>Gradient</w:t>
+      </w:r>
+      <w:proofErr w:type="spellEnd"/>
+      <w:r>
+        <w:rPr>
+          <w:rFonts w:cstheme="minorHAnsi"/>
+          <w:b/>
+          <w:bCs/>
+          <w:szCs w:val="22"/>
+        </w:rPr>
+        <w:t xml:space="preserve"> </w:t>
+      </w:r>
+      <w:proofErr w:type="spellStart"/>
+      <w:r>
+        <w:rPr>
+          <w:rFonts w:cstheme="minorHAnsi"/>
+          <w:b/>
+          <w:bCs/>
+          <w:szCs w:val="22"/>
+        </w:rPr>
+        <w:t>Boosting</w:t>
+      </w:r>
+      <w:proofErr w:type="spellEnd"/>
+      <w:r>
+        <w:rPr>
+          <w:rFonts w:cstheme="minorHAnsi"/>
+          <w:szCs w:val="22"/>
+        </w:rPr>
+        <w:t>, algoritmos de ensamble altamente competitivos en tareas de predicción.</w:t>
+      </w:r>
+    </w:p>
+    <w:p>
+      <w:pPr>
+        <w:pStyle w:val="Prrafodelista"/>
+        <w:numPr>
+          <w:ilvl w:val="0"/>
+          <w:numId w:val="11"/>
+        </w:numPr>
+        <w:spacing w:after="0" w:line="300" w:lineRule="atLeast"/>
+        <w:jc w:val="left"/>
+        <w:rPr>
+          <w:rFonts w:cstheme="minorHAnsi"/>
+          <w:szCs w:val="22"/>
+        </w:rPr>
+      </w:pPr>
+      <w:proofErr w:type="spellStart"/>
+      <w:r>
+        <w:rPr>
+          <w:rFonts w:cstheme="minorHAnsi"/>
+          <w:b/>
+          <w:bCs/>
+          <w:szCs w:val="22"/>
+        </w:rPr>
+        <w:t>Support</w:t>
+      </w:r>
+      <w:proofErr w:type="spellEnd"/>
+      <w:r>
+        <w:rPr>
+          <w:rFonts w:cstheme="minorHAnsi"/>
+          <w:b/>
+          <w:bCs/>
+          <w:szCs w:val="22"/>
+        </w:rPr>
+        <w:t xml:space="preserve"> Vector Machines (SVM)</w:t>
+      </w:r>
+      <w:r>
+        <w:rPr>
+          <w:rFonts w:cstheme="minorHAnsi"/>
+          <w:szCs w:val="22"/>
+        </w:rPr>
+        <w:t>, especialmente útiles en espacios de características complejos.</w:t>
+      </w:r>
+    </w:p>
+    <w:p>
+      <w:pPr>
+        <w:spacing w:after="0" w:line="300" w:lineRule="atLeast"/>
+        <w:jc w:val="left"/>
+        <w:rPr>
+          <w:rFonts w:cstheme="minorHAnsi"/>
+          <w:szCs w:val="22"/>
+        </w:rPr>
+      </w:pPr>
+    </w:p>
+    <w:p>
+      <w:pPr>
+        <w:spacing w:after="0" w:line="300" w:lineRule="atLeast"/>
+        <w:jc w:val="left"/>
+        <w:rPr>
+          <w:rFonts w:cstheme="minorHAnsi"/>
+          <w:szCs w:val="22"/>
+        </w:rPr>
+      </w:pPr>
+      <w:r>
+        <w:rPr>
+          <w:rFonts w:cstheme="minorHAnsi"/>
+          <w:szCs w:val="22"/>
+        </w:rPr>
+        <w:t>La selección del modelo adecuado depende de factores como el tamaño del conjunto de datos, el número de características y la relación entre las variables.</w:t>
+      </w:r>
+    </w:p>
+    <w:p>
+      <w:pPr>
+        <w:pStyle w:val="Ttulo2"/>
+      </w:pPr>
+      <w:r>
+        <w:lastRenderedPageBreak/>
+        <w:t>Fuentes de datos y caracteristicas relevantes del fútbol</w:t>
+      </w:r>
+    </w:p>
+    <w:p>
+      <w:pPr>
+        <w:spacing w:after="0" w:line="300" w:lineRule="atLeast"/>
+        <w:jc w:val="left"/>
+        <w:rPr>
+          <w:rFonts w:cstheme="minorHAnsi"/>
+          <w:szCs w:val="22"/>
+        </w:rPr>
+      </w:pPr>
+      <w:r>
+        <w:rPr>
+          <w:rFonts w:cstheme="minorHAnsi"/>
+          <w:szCs w:val="22"/>
+        </w:rPr>
+        <w:t>La calidad del modelo predictivo depende en gran medida de las características utilizadas.</w:t>
+      </w:r>
+      <w:r>
+        <w:rPr>
+          <w:rFonts w:cstheme="minorHAnsi"/>
+          <w:szCs w:val="22"/>
+        </w:rPr>
+        <w:br/>
+        <w:t>En el contexto del fútbol profesional, los datos pueden incluir:</w:t>
+      </w:r>
+    </w:p>
+    <w:p>
+      <w:pPr>
+        <w:spacing w:after="0" w:line="300" w:lineRule="atLeast"/>
+        <w:jc w:val="left"/>
+        <w:rPr>
+          <w:rFonts w:cstheme="minorHAnsi"/>
+          <w:szCs w:val="22"/>
+        </w:rPr>
+      </w:pPr>
+    </w:p>
+    <w:p>
+      <w:pPr>
+        <w:pStyle w:val="Prrafodelista"/>
+        <w:numPr>
+          <w:ilvl w:val="0"/>
+          <w:numId w:val="12"/>
+        </w:numPr>
+        <w:spacing w:after="0" w:line="300" w:lineRule="atLeast"/>
+        <w:jc w:val="left"/>
+        <w:rPr>
+          <w:rFonts w:cstheme="minorHAnsi"/>
+          <w:szCs w:val="22"/>
+        </w:rPr>
+      </w:pPr>
+      <w:r>
+        <w:rPr>
+          <w:rFonts w:cstheme="minorHAnsi"/>
+          <w:b/>
+          <w:bCs/>
+          <w:szCs w:val="22"/>
+        </w:rPr>
+        <w:t xml:space="preserve">Estadísticas históricas de </w:t>
+      </w:r>
+      <w:proofErr w:type="spellStart"/>
+      <w:r>
+        <w:rPr>
+          <w:rFonts w:cstheme="minorHAnsi"/>
+          <w:b/>
+          <w:bCs/>
+          <w:szCs w:val="22"/>
+        </w:rPr>
+        <w:t>LaLiga</w:t>
+      </w:r>
+      <w:proofErr w:type="spellEnd"/>
+      <w:r>
+        <w:rPr>
+          <w:rFonts w:cstheme="minorHAnsi"/>
+          <w:szCs w:val="22"/>
+        </w:rPr>
+        <w:t xml:space="preserve"> (goles anotados, encajados, tiros, posesión, pases).</w:t>
+      </w:r>
+    </w:p>
+    <w:p>
+      <w:pPr>
+        <w:pStyle w:val="Prrafodelista"/>
+        <w:numPr>
+          <w:ilvl w:val="0"/>
+          <w:numId w:val="12"/>
+        </w:numPr>
+        <w:spacing w:after="0" w:line="300" w:lineRule="atLeast"/>
+        <w:jc w:val="left"/>
+        <w:rPr>
+          <w:rFonts w:cstheme="minorHAnsi"/>
+          <w:szCs w:val="22"/>
+        </w:rPr>
+      </w:pPr>
+      <w:r>
+        <w:rPr>
+          <w:rFonts w:cstheme="minorHAnsi"/>
+          <w:b/>
+          <w:bCs/>
+          <w:szCs w:val="22"/>
+        </w:rPr>
+        <w:t>Rendimiento reciente del equipo</w:t>
+      </w:r>
+      <w:r>
+        <w:rPr>
+          <w:rFonts w:cstheme="minorHAnsi"/>
+          <w:szCs w:val="22"/>
+        </w:rPr>
+        <w:t xml:space="preserve"> (rachas de victorias, goles por partido).</w:t>
+      </w:r>
+    </w:p>
+    <w:p>
+      <w:pPr>
+        <w:pStyle w:val="Prrafodelista"/>
+        <w:numPr>
+          <w:ilvl w:val="0"/>
+          <w:numId w:val="12"/>
+        </w:numPr>
+        <w:spacing w:after="0" w:line="300" w:lineRule="atLeast"/>
+        <w:jc w:val="left"/>
+        <w:rPr>
+          <w:rFonts w:cstheme="minorHAnsi"/>
+          <w:szCs w:val="22"/>
+        </w:rPr>
+      </w:pPr>
+      <w:r>
+        <w:rPr>
+          <w:rFonts w:cstheme="minorHAnsi"/>
+          <w:b/>
+          <w:bCs/>
+          <w:szCs w:val="22"/>
+        </w:rPr>
+        <w:t>Contexto del partido</w:t>
+      </w:r>
+      <w:r>
+        <w:rPr>
+          <w:rFonts w:cstheme="minorHAnsi"/>
+          <w:szCs w:val="22"/>
+        </w:rPr>
+        <w:t xml:space="preserve"> (localía, jornada, rival, clima si aplica).</w:t>
+      </w:r>
+    </w:p>
+    <w:p>
+      <w:pPr>
+        <w:pStyle w:val="Prrafodelista"/>
+        <w:numPr>
+          <w:ilvl w:val="0"/>
+          <w:numId w:val="12"/>
+        </w:numPr>
+        <w:spacing w:after="0" w:line="300" w:lineRule="atLeast"/>
+        <w:jc w:val="left"/>
+        <w:rPr>
+          <w:rFonts w:cstheme="minorHAnsi"/>
+          <w:szCs w:val="22"/>
+        </w:rPr>
+      </w:pPr>
+      <w:r>
+        <w:rPr>
+          <w:rFonts w:cstheme="minorHAnsi"/>
+          <w:b/>
+          <w:bCs/>
+          <w:szCs w:val="22"/>
+        </w:rPr>
+        <w:t>Variables avanzadas</w:t>
+      </w:r>
+      <w:r>
+        <w:rPr>
+          <w:rFonts w:cstheme="minorHAnsi"/>
+          <w:szCs w:val="22"/>
+        </w:rPr>
+        <w:t xml:space="preserve"> como </w:t>
+      </w:r>
+      <w:proofErr w:type="spellStart"/>
+      <w:r>
+        <w:rPr>
+          <w:rFonts w:cstheme="minorHAnsi"/>
+          <w:szCs w:val="22"/>
+        </w:rPr>
+        <w:t>xG</w:t>
+      </w:r>
+      <w:proofErr w:type="spellEnd"/>
+      <w:r>
+        <w:rPr>
+          <w:rFonts w:cstheme="minorHAnsi"/>
+          <w:szCs w:val="22"/>
+        </w:rPr>
+        <w:t xml:space="preserve">, </w:t>
+      </w:r>
+      <w:proofErr w:type="spellStart"/>
+      <w:r>
+        <w:rPr>
+          <w:rFonts w:cstheme="minorHAnsi"/>
+          <w:szCs w:val="22"/>
+        </w:rPr>
+        <w:t>xA</w:t>
+      </w:r>
+      <w:proofErr w:type="spellEnd"/>
+      <w:r>
+        <w:rPr>
+          <w:rFonts w:cstheme="minorHAnsi"/>
+          <w:szCs w:val="22"/>
+        </w:rPr>
+        <w:t>, presión, eficiencia ofensiva o progresión del balón.</w:t>
+      </w:r>
+    </w:p>
+    <w:p>
+      <w:pPr>
+        <w:spacing w:after="0" w:line="300" w:lineRule="atLeast"/>
+        <w:ind w:left="360"/>
+        <w:jc w:val="left"/>
+        <w:rPr>
+          <w:rFonts w:cstheme="minorHAnsi"/>
+          <w:szCs w:val="22"/>
+        </w:rPr>
+      </w:pPr>
+    </w:p>
+    <w:p>
+      <w:pPr>
+        <w:spacing w:after="0" w:line="300" w:lineRule="atLeast"/>
+        <w:jc w:val="left"/>
+        <w:rPr>
+          <w:rFonts w:cstheme="minorHAnsi"/>
+          <w:szCs w:val="22"/>
+        </w:rPr>
+      </w:pPr>
+      <w:r>
+        <w:rPr>
+          <w:rFonts w:cstheme="minorHAnsi"/>
+          <w:szCs w:val="22"/>
+        </w:rPr>
+        <w:t>El proceso de ingeniería de características incluye limpieza, selección y transformación de variables, así como la creación de nuevas métricas derivadas que mejoren la capacidad predictiva del modelo.</w:t>
+      </w:r>
+    </w:p>
+    <w:p>
+      <w:pPr>
+        <w:pStyle w:val="Ttulo2"/>
+      </w:pPr>
+      <w:r>
+        <w:t>diseño de modelos predictivos</w:t>
+      </w:r>
+    </w:p>
+    <w:p>
+      <w:pPr>
+        <w:spacing w:after="0" w:line="300" w:lineRule="atLeast"/>
+        <w:jc w:val="left"/>
+        <w:rPr>
+          <w:rFonts w:cstheme="minorHAnsi"/>
+          <w:szCs w:val="22"/>
+        </w:rPr>
+      </w:pPr>
+      <w:r>
+        <w:rPr>
+          <w:rFonts w:cstheme="minorHAnsi"/>
+          <w:szCs w:val="22"/>
+        </w:rPr>
+        <w:t>Una vez definido el conjunto de datos, se construyen modelos de ML capaces de aprender patrones relevantes para predecir el resultado del partido. El proceso incluye:</w:t>
+      </w:r>
+    </w:p>
+    <w:p>
+      <w:pPr>
+        <w:spacing w:after="0" w:line="300" w:lineRule="atLeast"/>
+        <w:jc w:val="left"/>
+        <w:rPr>
+          <w:rFonts w:cstheme="minorHAnsi"/>
+          <w:szCs w:val="22"/>
+        </w:rPr>
+      </w:pPr>
+    </w:p>
+    <w:p>
+      <w:pPr>
+        <w:pStyle w:val="Prrafodelista"/>
+        <w:numPr>
+          <w:ilvl w:val="0"/>
+          <w:numId w:val="13"/>
+        </w:numPr>
+        <w:spacing w:after="0" w:line="300" w:lineRule="atLeast"/>
+        <w:jc w:val="left"/>
+        <w:rPr>
+          <w:rFonts w:cstheme="minorHAnsi"/>
+          <w:szCs w:val="22"/>
+        </w:rPr>
+      </w:pPr>
+      <w:r>
+        <w:rPr>
+          <w:rFonts w:cstheme="minorHAnsi"/>
+          <w:szCs w:val="22"/>
+        </w:rPr>
+        <w:t>División del conjunto de datos (entrenamiento, validación y test).</w:t>
+      </w:r>
+    </w:p>
+    <w:p>
+      <w:pPr>
+        <w:pStyle w:val="Prrafodelista"/>
+        <w:numPr>
+          <w:ilvl w:val="0"/>
+          <w:numId w:val="13"/>
+        </w:numPr>
+        <w:spacing w:after="0" w:line="300" w:lineRule="atLeast"/>
+        <w:jc w:val="left"/>
+        <w:rPr>
+          <w:rFonts w:cstheme="minorHAnsi"/>
+          <w:szCs w:val="22"/>
+        </w:rPr>
+      </w:pPr>
+      <w:r>
+        <w:rPr>
+          <w:rFonts w:cstheme="minorHAnsi"/>
+          <w:szCs w:val="22"/>
+        </w:rPr>
+        <w:t>Entrenamiento de varios modelos con distintos parámetros.</w:t>
+      </w:r>
+    </w:p>
+    <w:p>
+      <w:pPr>
+        <w:pStyle w:val="Prrafodelista"/>
+        <w:numPr>
+          <w:ilvl w:val="0"/>
+          <w:numId w:val="13"/>
+        </w:numPr>
+        <w:spacing w:after="0" w:line="300" w:lineRule="atLeast"/>
+        <w:jc w:val="left"/>
+        <w:rPr>
+          <w:rFonts w:cstheme="minorHAnsi"/>
+          <w:szCs w:val="22"/>
+        </w:rPr>
+      </w:pPr>
+      <w:r>
+        <w:rPr>
+          <w:rFonts w:cstheme="minorHAnsi"/>
+          <w:szCs w:val="22"/>
+        </w:rPr>
+        <w:t xml:space="preserve">Optimización mediante búsqueda de </w:t>
+      </w:r>
+      <w:proofErr w:type="spellStart"/>
+      <w:r>
+        <w:rPr>
+          <w:rFonts w:cstheme="minorHAnsi"/>
+          <w:szCs w:val="22"/>
+        </w:rPr>
+        <w:t>hiperparámetros</w:t>
+      </w:r>
+      <w:proofErr w:type="spellEnd"/>
+      <w:r>
+        <w:rPr>
+          <w:rFonts w:cstheme="minorHAnsi"/>
+          <w:szCs w:val="22"/>
+        </w:rPr>
+        <w:t>.</w:t>
+      </w:r>
+    </w:p>
+    <w:p>
+      <w:pPr>
+        <w:pStyle w:val="Prrafodelista"/>
+        <w:numPr>
+          <w:ilvl w:val="0"/>
+          <w:numId w:val="13"/>
+        </w:numPr>
+        <w:spacing w:after="0" w:line="300" w:lineRule="atLeast"/>
+        <w:jc w:val="left"/>
+        <w:rPr>
+          <w:rFonts w:cstheme="minorHAnsi"/>
+          <w:szCs w:val="22"/>
+        </w:rPr>
+      </w:pPr>
+      <w:r>
+        <w:rPr>
+          <w:rFonts w:cstheme="minorHAnsi"/>
+          <w:szCs w:val="22"/>
+        </w:rPr>
+        <w:t>Comparación entre modelos utilizando métricas objetivas.</w:t>
+      </w:r>
+    </w:p>
+    <w:p>
+      <w:pPr>
+        <w:spacing w:after="0" w:line="300" w:lineRule="atLeast"/>
+        <w:ind w:left="360"/>
+        <w:jc w:val="left"/>
+        <w:rPr>
+          <w:rFonts w:cstheme="minorHAnsi"/>
+          <w:szCs w:val="22"/>
+        </w:rPr>
+      </w:pPr>
+    </w:p>
+    <w:p>
+      <w:pPr>
+        <w:spacing w:after="0" w:line="300" w:lineRule="atLeast"/>
+        <w:jc w:val="left"/>
+        <w:rPr>
+          <w:rFonts w:cstheme="minorHAnsi"/>
+          <w:szCs w:val="22"/>
+        </w:rPr>
+      </w:pPr>
+      <w:r>
+        <w:rPr>
+          <w:rFonts w:cstheme="minorHAnsi"/>
+          <w:szCs w:val="22"/>
+        </w:rPr>
+        <w:t>El objetivo es seleccionar el modelo con mejor rendimiento y estabilidad, que posteriormente se utilizará dentro de la aplicación web.</w:t>
+      </w:r>
+    </w:p>
+    <w:p>
+      <w:pPr>
+        <w:pStyle w:val="Ttulo2"/>
+      </w:pPr>
+      <w:r>
+        <w:t>métricas de evaluación</w:t>
+      </w:r>
+    </w:p>
+    <w:p>
+      <w:pPr>
+        <w:spacing w:after="0" w:line="300" w:lineRule="atLeast"/>
+        <w:jc w:val="left"/>
+        <w:rPr>
+          <w:rFonts w:cstheme="minorHAnsi"/>
+          <w:szCs w:val="22"/>
+        </w:rPr>
+      </w:pPr>
+      <w:r>
+        <w:rPr>
+          <w:rFonts w:cstheme="minorHAnsi"/>
+          <w:szCs w:val="22"/>
+        </w:rPr>
+        <w:t>En problemas de clasificación multiclase como la predicción de resultados (victoria–empate–derrota), las métricas más relevantes son:</w:t>
+      </w:r>
+    </w:p>
+    <w:p>
+      <w:pPr>
+        <w:spacing w:after="0" w:line="300" w:lineRule="atLeast"/>
+        <w:jc w:val="left"/>
+        <w:rPr>
+          <w:rFonts w:cstheme="minorHAnsi"/>
+          <w:szCs w:val="22"/>
+        </w:rPr>
+      </w:pPr>
+    </w:p>
+    <w:p>
+      <w:pPr>
+        <w:pStyle w:val="Prrafodelista"/>
+        <w:numPr>
+          <w:ilvl w:val="0"/>
+          <w:numId w:val="14"/>
+        </w:numPr>
+        <w:spacing w:after="0" w:line="300" w:lineRule="atLeast"/>
+        <w:jc w:val="left"/>
+        <w:rPr>
+          <w:rFonts w:cstheme="minorHAnsi"/>
+          <w:szCs w:val="22"/>
+        </w:rPr>
+      </w:pPr>
+      <w:proofErr w:type="spellStart"/>
+      <w:r>
+        <w:rPr>
+          <w:rFonts w:cstheme="minorHAnsi"/>
+          <w:b/>
+          <w:bCs/>
+          <w:szCs w:val="22"/>
+        </w:rPr>
+        <w:t>Accuracy</w:t>
+      </w:r>
+      <w:proofErr w:type="spellEnd"/>
+      <w:r>
+        <w:rPr>
+          <w:rFonts w:cstheme="minorHAnsi"/>
+          <w:szCs w:val="22"/>
+        </w:rPr>
+        <w:t>: mide la proporción de predicciones correctas.</w:t>
+      </w:r>
+    </w:p>
+    <w:p>
+      <w:pPr>
+        <w:pStyle w:val="Prrafodelista"/>
+        <w:numPr>
+          <w:ilvl w:val="0"/>
+          <w:numId w:val="14"/>
+        </w:numPr>
+        <w:spacing w:after="0" w:line="300" w:lineRule="atLeast"/>
+        <w:jc w:val="left"/>
+        <w:rPr>
+          <w:rFonts w:cstheme="minorHAnsi"/>
+          <w:szCs w:val="22"/>
+        </w:rPr>
+      </w:pPr>
+      <w:r>
+        <w:rPr>
+          <w:rFonts w:cstheme="minorHAnsi"/>
+          <w:b/>
+          <w:bCs/>
+          <w:szCs w:val="22"/>
+        </w:rPr>
+        <w:t xml:space="preserve">Precisión, </w:t>
+      </w:r>
+      <w:proofErr w:type="spellStart"/>
+      <w:r>
+        <w:rPr>
+          <w:rFonts w:cstheme="minorHAnsi"/>
+          <w:b/>
+          <w:bCs/>
+          <w:szCs w:val="22"/>
+        </w:rPr>
+        <w:t>Recall</w:t>
+      </w:r>
+      <w:proofErr w:type="spellEnd"/>
+      <w:r>
+        <w:rPr>
+          <w:rFonts w:cstheme="minorHAnsi"/>
+          <w:b/>
+          <w:bCs/>
+          <w:szCs w:val="22"/>
+        </w:rPr>
+        <w:t xml:space="preserve"> y F1-score</w:t>
+      </w:r>
+      <w:r>
+        <w:rPr>
+          <w:rFonts w:cstheme="minorHAnsi"/>
+          <w:szCs w:val="22"/>
+        </w:rPr>
+        <w:t>: fundamentales cuando existen clases desbalanceadas.</w:t>
+      </w:r>
+    </w:p>
+    <w:p>
+      <w:pPr>
+        <w:pStyle w:val="Prrafodelista"/>
+        <w:numPr>
+          <w:ilvl w:val="0"/>
+          <w:numId w:val="14"/>
+        </w:numPr>
+        <w:spacing w:after="0" w:line="300" w:lineRule="atLeast"/>
+        <w:jc w:val="left"/>
+        <w:rPr>
+          <w:rFonts w:cstheme="minorHAnsi"/>
+          <w:szCs w:val="22"/>
+        </w:rPr>
+      </w:pPr>
+      <w:r>
+        <w:rPr>
+          <w:rFonts w:cstheme="minorHAnsi"/>
+          <w:b/>
+          <w:bCs/>
+          <w:szCs w:val="22"/>
+        </w:rPr>
+        <w:t>Matriz de confusión</w:t>
+      </w:r>
+      <w:r>
+        <w:rPr>
+          <w:rFonts w:cstheme="minorHAnsi"/>
+          <w:szCs w:val="22"/>
+        </w:rPr>
+        <w:t>: permite visualizar errores por cada categoría.</w:t>
+      </w:r>
+    </w:p>
+    <w:p>
+      <w:pPr>
+        <w:pStyle w:val="Prrafodelista"/>
+        <w:numPr>
+          <w:ilvl w:val="0"/>
+          <w:numId w:val="14"/>
+        </w:numPr>
+        <w:spacing w:after="0" w:line="300" w:lineRule="atLeast"/>
+        <w:jc w:val="left"/>
+        <w:rPr>
+          <w:rFonts w:cstheme="minorHAnsi"/>
+          <w:szCs w:val="22"/>
+        </w:rPr>
+      </w:pPr>
+      <w:r>
+        <w:rPr>
+          <w:rFonts w:cstheme="minorHAnsi"/>
+          <w:b/>
+          <w:bCs/>
+          <w:szCs w:val="22"/>
+        </w:rPr>
+        <w:t>ROC-AUC por clase</w:t>
+      </w:r>
+      <w:r>
+        <w:rPr>
+          <w:rFonts w:cstheme="minorHAnsi"/>
+          <w:szCs w:val="22"/>
+        </w:rPr>
+        <w:t>: útil en escenarios probabilísticos.</w:t>
+      </w:r>
+    </w:p>
+    <w:p>
+      <w:pPr>
+        <w:spacing w:after="0" w:line="300" w:lineRule="atLeast"/>
+        <w:jc w:val="left"/>
+        <w:rPr>
+          <w:rFonts w:cstheme="minorHAnsi"/>
+          <w:szCs w:val="22"/>
+        </w:rPr>
+      </w:pPr>
+    </w:p>
+    <w:p>
+      <w:pPr>
+        <w:spacing w:after="0" w:line="300" w:lineRule="atLeast"/>
+        <w:jc w:val="left"/>
+        <w:rPr>
+          <w:rFonts w:cstheme="minorHAnsi"/>
+          <w:szCs w:val="22"/>
+        </w:rPr>
+      </w:pPr>
+      <w:r>
+        <w:rPr>
+          <w:rFonts w:cstheme="minorHAnsi"/>
+          <w:szCs w:val="22"/>
+        </w:rPr>
+        <w:t>Estas métricas permiten evaluar de manera objetiva el rendimiento del modelo y compararlo con alternativas desarrolladas en el marco experimental.</w:t>
+      </w:r>
+    </w:p>
+    <w:p>
+      <w:pPr>
+        <w:pStyle w:val="Ttulo2"/>
+      </w:pPr>
+      <w:r>
+        <w:lastRenderedPageBreak/>
+        <w:t>INTERPRETRABILIDAD EN MODELOS DEPORTIVOS</w:t>
+      </w:r>
+    </w:p>
+    <w:p>
+      <w:pPr>
+        <w:spacing w:after="0" w:line="300" w:lineRule="atLeast"/>
+        <w:jc w:val="left"/>
+        <w:rPr>
+          <w:rFonts w:cstheme="minorHAnsi"/>
+          <w:szCs w:val="22"/>
+        </w:rPr>
+      </w:pPr>
+      <w:r>
+        <w:rPr>
+          <w:rFonts w:cstheme="minorHAnsi"/>
+          <w:szCs w:val="22"/>
+        </w:rPr>
+        <w:t>La interpretabilidad es un aspecto clave en modelos aplicados al deporte, ya que permite comprender qué factores influyen en las predicciones generadas por el sistema. Entre las técnicas más utilizadas se encuentran:</w:t>
+      </w:r>
+    </w:p>
+    <w:p>
+      <w:pPr>
+        <w:spacing w:after="0" w:line="300" w:lineRule="atLeast"/>
+        <w:jc w:val="left"/>
+        <w:rPr>
+          <w:rFonts w:cstheme="minorHAnsi"/>
+          <w:szCs w:val="22"/>
+        </w:rPr>
+      </w:pPr>
+    </w:p>
+    <w:p>
+      <w:pPr>
+        <w:pStyle w:val="Prrafodelista"/>
+        <w:numPr>
+          <w:ilvl w:val="0"/>
+          <w:numId w:val="15"/>
+        </w:numPr>
+        <w:spacing w:after="0" w:line="300" w:lineRule="atLeast"/>
+        <w:jc w:val="left"/>
+        <w:rPr>
+          <w:rFonts w:cstheme="minorHAnsi"/>
+          <w:szCs w:val="22"/>
+        </w:rPr>
+      </w:pPr>
+      <w:proofErr w:type="spellStart"/>
+      <w:r>
+        <w:rPr>
+          <w:rFonts w:cstheme="minorHAnsi"/>
+          <w:b/>
+          <w:bCs/>
+          <w:szCs w:val="22"/>
+        </w:rPr>
+        <w:t>Feature</w:t>
+      </w:r>
+      <w:proofErr w:type="spellEnd"/>
+      <w:r>
+        <w:rPr>
+          <w:rFonts w:cstheme="minorHAnsi"/>
+          <w:b/>
+          <w:bCs/>
+          <w:szCs w:val="22"/>
+        </w:rPr>
+        <w:t xml:space="preserve"> </w:t>
+      </w:r>
+      <w:proofErr w:type="spellStart"/>
+      <w:r>
+        <w:rPr>
+          <w:rFonts w:cstheme="minorHAnsi"/>
+          <w:b/>
+          <w:bCs/>
+          <w:szCs w:val="22"/>
+        </w:rPr>
+        <w:t>Importance</w:t>
+      </w:r>
+      <w:proofErr w:type="spellEnd"/>
+      <w:r>
+        <w:rPr>
+          <w:rFonts w:cstheme="minorHAnsi"/>
+          <w:szCs w:val="22"/>
+        </w:rPr>
+        <w:t>, especialmente en modelos basados en árboles.</w:t>
+      </w:r>
+    </w:p>
+    <w:p>
+      <w:pPr>
+        <w:pStyle w:val="Prrafodelista"/>
+        <w:numPr>
+          <w:ilvl w:val="0"/>
+          <w:numId w:val="15"/>
+        </w:numPr>
+        <w:spacing w:after="0" w:line="300" w:lineRule="atLeast"/>
+        <w:jc w:val="left"/>
+        <w:rPr>
+          <w:rFonts w:cstheme="minorHAnsi"/>
+          <w:szCs w:val="22"/>
+        </w:rPr>
+      </w:pPr>
+      <w:r>
+        <w:rPr>
+          <w:rFonts w:cstheme="minorHAnsi"/>
+          <w:b/>
+          <w:bCs/>
+          <w:szCs w:val="22"/>
+        </w:rPr>
+        <w:t>SHAP (</w:t>
+      </w:r>
+      <w:proofErr w:type="spellStart"/>
+      <w:r>
+        <w:rPr>
+          <w:rFonts w:cstheme="minorHAnsi"/>
+          <w:b/>
+          <w:bCs/>
+          <w:szCs w:val="22"/>
+        </w:rPr>
+        <w:t>SHapley</w:t>
+      </w:r>
+      <w:proofErr w:type="spellEnd"/>
+      <w:r>
+        <w:rPr>
+          <w:rFonts w:cstheme="minorHAnsi"/>
+          <w:b/>
+          <w:bCs/>
+          <w:szCs w:val="22"/>
+        </w:rPr>
+        <w:t xml:space="preserve"> </w:t>
+      </w:r>
+      <w:proofErr w:type="spellStart"/>
+      <w:r>
+        <w:rPr>
+          <w:rFonts w:cstheme="minorHAnsi"/>
+          <w:b/>
+          <w:bCs/>
+          <w:szCs w:val="22"/>
+        </w:rPr>
+        <w:t>Additive</w:t>
+      </w:r>
+      <w:proofErr w:type="spellEnd"/>
+      <w:r>
+        <w:rPr>
+          <w:rFonts w:cstheme="minorHAnsi"/>
+          <w:b/>
+          <w:bCs/>
+          <w:szCs w:val="22"/>
+        </w:rPr>
+        <w:t xml:space="preserve"> </w:t>
+      </w:r>
+      <w:proofErr w:type="spellStart"/>
+      <w:r>
+        <w:rPr>
+          <w:rFonts w:cstheme="minorHAnsi"/>
+          <w:b/>
+          <w:bCs/>
+          <w:szCs w:val="22"/>
+        </w:rPr>
+        <w:t>exPlanations</w:t>
+      </w:r>
+      <w:proofErr w:type="spellEnd"/>
+      <w:r>
+        <w:rPr>
+          <w:rFonts w:cstheme="minorHAnsi"/>
+          <w:b/>
+          <w:bCs/>
+          <w:szCs w:val="22"/>
+        </w:rPr>
+        <w:t>)</w:t>
+      </w:r>
+      <w:r>
+        <w:rPr>
+          <w:rFonts w:cstheme="minorHAnsi"/>
+          <w:szCs w:val="22"/>
+        </w:rPr>
+        <w:t>, que explica predicciones individuales y globales.</w:t>
+      </w:r>
+    </w:p>
+    <w:p>
+      <w:pPr>
+        <w:pStyle w:val="Prrafodelista"/>
+        <w:numPr>
+          <w:ilvl w:val="0"/>
+          <w:numId w:val="15"/>
+        </w:numPr>
+        <w:spacing w:after="0" w:line="300" w:lineRule="atLeast"/>
+        <w:jc w:val="left"/>
+        <w:rPr>
+          <w:rFonts w:cstheme="minorHAnsi"/>
+          <w:szCs w:val="22"/>
+        </w:rPr>
+      </w:pPr>
+      <w:proofErr w:type="spellStart"/>
+      <w:r>
+        <w:rPr>
+          <w:rFonts w:cstheme="minorHAnsi"/>
+          <w:b/>
+          <w:bCs/>
+          <w:szCs w:val="22"/>
+        </w:rPr>
+        <w:t>Partial</w:t>
+      </w:r>
+      <w:proofErr w:type="spellEnd"/>
+      <w:r>
+        <w:rPr>
+          <w:rFonts w:cstheme="minorHAnsi"/>
+          <w:b/>
+          <w:bCs/>
+          <w:szCs w:val="22"/>
+        </w:rPr>
+        <w:t xml:space="preserve"> </w:t>
+      </w:r>
+      <w:proofErr w:type="spellStart"/>
+      <w:r>
+        <w:rPr>
+          <w:rFonts w:cstheme="minorHAnsi"/>
+          <w:b/>
+          <w:bCs/>
+          <w:szCs w:val="22"/>
+        </w:rPr>
+        <w:t>Dependence</w:t>
+      </w:r>
+      <w:proofErr w:type="spellEnd"/>
+      <w:r>
+        <w:rPr>
+          <w:rFonts w:cstheme="minorHAnsi"/>
+          <w:b/>
+          <w:bCs/>
+          <w:szCs w:val="22"/>
+        </w:rPr>
+        <w:t xml:space="preserve"> </w:t>
+      </w:r>
+      <w:proofErr w:type="spellStart"/>
+      <w:r>
+        <w:rPr>
+          <w:rFonts w:cstheme="minorHAnsi"/>
+          <w:b/>
+          <w:bCs/>
+          <w:szCs w:val="22"/>
+        </w:rPr>
+        <w:t>Plots</w:t>
+      </w:r>
+      <w:proofErr w:type="spellEnd"/>
+      <w:r>
+        <w:rPr>
+          <w:rFonts w:cstheme="minorHAnsi"/>
+          <w:b/>
+          <w:bCs/>
+          <w:szCs w:val="22"/>
+        </w:rPr>
+        <w:t xml:space="preserve"> (</w:t>
+      </w:r>
+      <w:proofErr w:type="spellStart"/>
+      <w:r>
+        <w:rPr>
+          <w:rFonts w:cstheme="minorHAnsi"/>
+          <w:b/>
+          <w:bCs/>
+          <w:szCs w:val="22"/>
+        </w:rPr>
+        <w:t>PDPs</w:t>
+      </w:r>
+      <w:proofErr w:type="spellEnd"/>
+      <w:r>
+        <w:rPr>
+          <w:rFonts w:cstheme="minorHAnsi"/>
+          <w:b/>
+          <w:bCs/>
+          <w:szCs w:val="22"/>
+        </w:rPr>
+        <w:t>)</w:t>
+      </w:r>
+      <w:r>
+        <w:rPr>
+          <w:rFonts w:cstheme="minorHAnsi"/>
+          <w:szCs w:val="22"/>
+        </w:rPr>
+        <w:t>, que muestran cómo varía la predicción al modificar una variable.</w:t>
+      </w:r>
+    </w:p>
+    <w:p>
+      <w:pPr>
+        <w:spacing w:after="0" w:line="300" w:lineRule="atLeast"/>
+        <w:ind w:left="360"/>
+        <w:jc w:val="left"/>
+        <w:rPr>
+          <w:rFonts w:cstheme="minorHAnsi"/>
+          <w:szCs w:val="22"/>
+        </w:rPr>
+      </w:pPr>
+    </w:p>
+    <w:p>
+      <w:pPr>
+        <w:spacing w:after="0" w:line="300" w:lineRule="atLeast"/>
+        <w:jc w:val="left"/>
+        <w:rPr>
+          <w:rFonts w:cstheme="minorHAnsi"/>
+          <w:szCs w:val="22"/>
+        </w:rPr>
+      </w:pPr>
+      <w:r>
+        <w:rPr>
+          <w:rFonts w:cstheme="minorHAnsi"/>
+          <w:szCs w:val="22"/>
+        </w:rPr>
+        <w:t>Estas herramientas aportan transparencia al proceso y permiten validar que el modelo toma decisiones coherentes desde el punto de vista futbolístico.</w:t>
+      </w:r>
+    </w:p>
+    <w:p>
+      <w:pPr>
+        <w:spacing w:after="0" w:line="300" w:lineRule="atLeast"/>
+        <w:jc w:val="left"/>
+        <w:rPr>
+          <w:rFonts w:ascii="Segoe UI" w:hAnsi="Segoe UI" w:cs="Segoe UI"/>
+          <w:sz w:val="21"/>
+          <w:szCs w:val="21"/>
+        </w:rPr>
+      </w:pPr>
+    </w:p>
     <w:p/>
     <w:p>
       <w:pPr>
+        <w:spacing w:after="0" w:line="300" w:lineRule="atLeast"/>
+        <w:jc w:val="left"/>
+        <w:rPr>
+          <w:rFonts w:cstheme="minorHAnsi"/>
+          <w:szCs w:val="22"/>
+        </w:rPr>
+      </w:pPr>
+    </w:p>
+    <w:p>
+      <w:pPr>
+        <w:spacing w:after="0" w:line="300" w:lineRule="atLeast"/>
+        <w:jc w:val="left"/>
+        <w:rPr>
+          <w:rFonts w:cstheme="minorHAnsi"/>
+          <w:szCs w:val="22"/>
+        </w:rPr>
+      </w:pPr>
+    </w:p>
+    <w:p/>
+    <w:p/>
+    <w:p>
+      <w:pPr>
         <w:pStyle w:val="Ttulo1"/>
       </w:pPr>
       <w:bookmarkStart w:id="9" w:name="_Toc225242879"/>
@@ -3105,6 +5313,7 @@
       </w:pPr>
       <w:bookmarkStart w:id="16" w:name="_Toc225242886"/>
       <w:r>
+        <w:lastRenderedPageBreak/>
         <w:t>CONCLUSIONES</w:t>
       </w:r>
       <w:bookmarkEnd w:id="16"/>
@@ -3116,7 +5325,6 @@
       </w:pPr>
       <w:bookmarkStart w:id="17" w:name="_Toc225242887"/>
       <w:r>
-        <w:lastRenderedPageBreak/>
         <w:t>BIBLIOGRAFÍA</w:t>
       </w:r>
       <w:bookmarkEnd w:id="17"/>
@@ -3180,6 +5388,7 @@
       <w:bookmarkStart w:id="19" w:name="_Toc166857682"/>
       <w:r>
         <w:rPr>
+          <w:noProof/>
           <w:lang w:val="es-ES"/>
         </w:rPr>
         <w:drawing>
@@ -3324,6 +5533,7 @@
     <w:bookmarkEnd w:id="22"/>
     <w:p>
       <w:r>
+        <w:lastRenderedPageBreak/>
         <w:t>Nótese que para el texto que acompaña a las figuras existe un estilo llamado ‘Figura’.  Si se utiliza, posteriormente será más fácil generar la tabla de ilustraciones.</w:t>
       </w:r>
     </w:p>
@@ -3336,7 +5546,6 @@
       <w:bookmarkStart w:id="25" w:name="_Toc166858338"/>
       <w:bookmarkStart w:id="26" w:name="_Toc225242889"/>
       <w:r>
-        <w:lastRenderedPageBreak/>
         <w:t>Estilo del Título 3</w:t>
       </w:r>
       <w:bookmarkEnd w:id="23"/>
@@ -3580,25 +5789,7 @@
             <w:szCs w:val="22"/>
             <w:lang w:val="en-US"/>
           </w:rPr>
-          <w:t>https://link.spri</w:t>
-        </w:r>
-        <w:r>
-          <w:rPr>
-            <w:rStyle w:val="Hipervnculo"/>
-            <w:rFonts w:cstheme="minorHAnsi"/>
-            <w:szCs w:val="22"/>
-            <w:lang w:val="en-US"/>
-          </w:rPr>
-          <w:t>n</w:t>
-        </w:r>
-        <w:r>
-          <w:rPr>
-            <w:rStyle w:val="Hipervnculo"/>
-            <w:rFonts w:cstheme="minorHAnsi"/>
-            <w:szCs w:val="22"/>
-            <w:lang w:val="en-US"/>
-          </w:rPr>
-          <w:t>ger.com/article/10.1186/s40537-024-01008-2</w:t>
+          <w:t>https://link.springer.com/article/10.1186/s40537-024-01008-2</w:t>
         </w:r>
       </w:hyperlink>
       <w:r>
@@ -4532,6 +6723,119 @@
     </w:lvl>
   </w:abstractNum>
   <w:abstractNum w:abstractNumId="3" w15:restartNumberingAfterBreak="0">
+    <w:nsid w:val="1E530407"/>
+    <w:multiLevelType w:val="hybridMultilevel"/>
+    <w:tmpl w:val="7C78AF72"/>
+    <w:lvl w:ilvl="0" w:tplc="0C0A0001">
+      <w:start w:val="1"/>
+      <w:numFmt w:val="bullet"/>
+      <w:lvlText w:val=""/>
+      <w:lvlJc w:val="left"/>
+      <w:pPr>
+        <w:ind w:left="720" w:hanging="360"/>
+      </w:pPr>
+      <w:rPr>
+        <w:rFonts w:ascii="Symbol" w:hAnsi="Symbol" w:hint="default"/>
+      </w:rPr>
+    </w:lvl>
+    <w:lvl w:ilvl="1" w:tplc="0C0A0003" w:tentative="1">
+      <w:start w:val="1"/>
+      <w:numFmt w:val="bullet"/>
+      <w:lvlText w:val="o"/>
+      <w:lvlJc w:val="left"/>
+      <w:pPr>
+        <w:ind w:left="1440" w:hanging="360"/>
+      </w:pPr>
+      <w:rPr>
+        <w:rFonts w:ascii="Courier New" w:hAnsi="Courier New" w:cs="Courier New" w:hint="default"/>
+      </w:rPr>
+    </w:lvl>
+    <w:lvl w:ilvl="2" w:tplc="0C0A0005" w:tentative="1">
+      <w:start w:val="1"/>
+      <w:numFmt w:val="bullet"/>
+      <w:lvlText w:val=""/>
+      <w:lvlJc w:val="left"/>
+      <w:pPr>
+        <w:ind w:left="2160" w:hanging="360"/>
+      </w:pPr>
+      <w:rPr>
+        <w:rFonts w:ascii="Wingdings" w:hAnsi="Wingdings" w:hint="default"/>
+      </w:rPr>
+    </w:lvl>
+    <w:lvl w:ilvl="3" w:tplc="0C0A0001" w:tentative="1">
+      <w:start w:val="1"/>
+      <w:numFmt w:val="bullet"/>
+      <w:lvlText w:val=""/>
+      <w:lvlJc w:val="left"/>
+      <w:pPr>
+        <w:ind w:left="2880" w:hanging="360"/>
+      </w:pPr>
+      <w:rPr>
+        <w:rFonts w:ascii="Symbol" w:hAnsi="Symbol" w:hint="default"/>
+      </w:rPr>
+    </w:lvl>
+    <w:lvl w:ilvl="4" w:tplc="0C0A0003" w:tentative="1">
+      <w:start w:val="1"/>
+      <w:numFmt w:val="bullet"/>
+      <w:lvlText w:val="o"/>
+      <w:lvlJc w:val="left"/>
+      <w:pPr>
+        <w:ind w:left="3600" w:hanging="360"/>
+      </w:pPr>
+      <w:rPr>
+        <w:rFonts w:ascii="Courier New" w:hAnsi="Courier New" w:cs="Courier New" w:hint="default"/>
+      </w:rPr>
+    </w:lvl>
+    <w:lvl w:ilvl="5" w:tplc="0C0A0005" w:tentative="1">
+      <w:start w:val="1"/>
+      <w:numFmt w:val="bullet"/>
+      <w:lvlText w:val=""/>
+      <w:lvlJc w:val="left"/>
+      <w:pPr>
+        <w:ind w:left="4320" w:hanging="360"/>
+      </w:pPr>
+      <w:rPr>
+        <w:rFonts w:ascii="Wingdings" w:hAnsi="Wingdings" w:hint="default"/>
+      </w:rPr>
+    </w:lvl>
+    <w:lvl w:ilvl="6" w:tplc="0C0A0001" w:tentative="1">
+      <w:start w:val="1"/>
+      <w:numFmt w:val="bullet"/>
+      <w:lvlText w:val=""/>
+      <w:lvlJc w:val="left"/>
+      <w:pPr>
+        <w:ind w:left="5040" w:hanging="360"/>
+      </w:pPr>
+      <w:rPr>
+        <w:rFonts w:ascii="Symbol" w:hAnsi="Symbol" w:hint="default"/>
+      </w:rPr>
+    </w:lvl>
+    <w:lvl w:ilvl="7" w:tplc="0C0A0003" w:tentative="1">
+      <w:start w:val="1"/>
+      <w:numFmt w:val="bullet"/>
+      <w:lvlText w:val="o"/>
+      <w:lvlJc w:val="left"/>
+      <w:pPr>
+        <w:ind w:left="5760" w:hanging="360"/>
+      </w:pPr>
+      <w:rPr>
+        <w:rFonts w:ascii="Courier New" w:hAnsi="Courier New" w:cs="Courier New" w:hint="default"/>
+      </w:rPr>
+    </w:lvl>
+    <w:lvl w:ilvl="8" w:tplc="0C0A0005" w:tentative="1">
+      <w:start w:val="1"/>
+      <w:numFmt w:val="bullet"/>
+      <w:lvlText w:val=""/>
+      <w:lvlJc w:val="left"/>
+      <w:pPr>
+        <w:ind w:left="6480" w:hanging="360"/>
+      </w:pPr>
+      <w:rPr>
+        <w:rFonts w:ascii="Wingdings" w:hAnsi="Wingdings" w:hint="default"/>
+      </w:rPr>
+    </w:lvl>
+  </w:abstractNum>
+  <w:abstractNum w:abstractNumId="4" w15:restartNumberingAfterBreak="0">
     <w:nsid w:val="36B03A4E"/>
     <w:multiLevelType w:val="hybridMultilevel"/>
     <w:tmpl w:val="1200DDC0"/>
@@ -4620,7 +6924,807 @@
       </w:pPr>
     </w:lvl>
   </w:abstractNum>
-  <w:abstractNum w:abstractNumId="4" w15:restartNumberingAfterBreak="0">
+  <w:abstractNum w:abstractNumId="5" w15:restartNumberingAfterBreak="0">
+    <w:nsid w:val="42CF4E7C"/>
+    <w:multiLevelType w:val="multilevel"/>
+    <w:tmpl w:val="494A1D18"/>
+    <w:lvl w:ilvl="0">
+      <w:start w:val="1"/>
+      <w:numFmt w:val="bullet"/>
+      <w:lvlText w:val=""/>
+      <w:lvlJc w:val="left"/>
+      <w:pPr>
+        <w:tabs>
+          <w:tab w:val="num" w:pos="720"/>
+        </w:tabs>
+        <w:ind w:left="720" w:hanging="360"/>
+      </w:pPr>
+      <w:rPr>
+        <w:rFonts w:ascii="Symbol" w:hAnsi="Symbol" w:hint="default"/>
+        <w:sz w:val="20"/>
+      </w:rPr>
+    </w:lvl>
+    <w:lvl w:ilvl="1" w:tentative="1">
+      <w:start w:val="1"/>
+      <w:numFmt w:val="bullet"/>
+      <w:lvlText w:val="o"/>
+      <w:lvlJc w:val="left"/>
+      <w:pPr>
+        <w:tabs>
+          <w:tab w:val="num" w:pos="1440"/>
+        </w:tabs>
+        <w:ind w:left="1440" w:hanging="360"/>
+      </w:pPr>
+      <w:rPr>
+        <w:rFonts w:ascii="Courier New" w:hAnsi="Courier New" w:hint="default"/>
+        <w:sz w:val="20"/>
+      </w:rPr>
+    </w:lvl>
+    <w:lvl w:ilvl="2" w:tentative="1">
+      <w:start w:val="1"/>
+      <w:numFmt w:val="bullet"/>
+      <w:lvlText w:val=""/>
+      <w:lvlJc w:val="left"/>
+      <w:pPr>
+        <w:tabs>
+          <w:tab w:val="num" w:pos="2160"/>
+        </w:tabs>
+        <w:ind w:left="2160" w:hanging="360"/>
+      </w:pPr>
+      <w:rPr>
+        <w:rFonts w:ascii="Wingdings" w:hAnsi="Wingdings" w:hint="default"/>
+        <w:sz w:val="20"/>
+      </w:rPr>
+    </w:lvl>
+    <w:lvl w:ilvl="3" w:tentative="1">
+      <w:start w:val="1"/>
+      <w:numFmt w:val="bullet"/>
+      <w:lvlText w:val=""/>
+      <w:lvlJc w:val="left"/>
+      <w:pPr>
+        <w:tabs>
+          <w:tab w:val="num" w:pos="2880"/>
+        </w:tabs>
+        <w:ind w:left="2880" w:hanging="360"/>
+      </w:pPr>
+      <w:rPr>
+        <w:rFonts w:ascii="Wingdings" w:hAnsi="Wingdings" w:hint="default"/>
+        <w:sz w:val="20"/>
+      </w:rPr>
+    </w:lvl>
+    <w:lvl w:ilvl="4" w:tentative="1">
+      <w:start w:val="1"/>
+      <w:numFmt w:val="bullet"/>
+      <w:lvlText w:val=""/>
+      <w:lvlJc w:val="left"/>
+      <w:pPr>
+        <w:tabs>
+          <w:tab w:val="num" w:pos="3600"/>
+        </w:tabs>
+        <w:ind w:left="3600" w:hanging="360"/>
+      </w:pPr>
+      <w:rPr>
+        <w:rFonts w:ascii="Wingdings" w:hAnsi="Wingdings" w:hint="default"/>
+        <w:sz w:val="20"/>
+      </w:rPr>
+    </w:lvl>
+    <w:lvl w:ilvl="5" w:tentative="1">
+      <w:start w:val="1"/>
+      <w:numFmt w:val="bullet"/>
+      <w:lvlText w:val=""/>
+      <w:lvlJc w:val="left"/>
+      <w:pPr>
+        <w:tabs>
+          <w:tab w:val="num" w:pos="4320"/>
+        </w:tabs>
+        <w:ind w:left="4320" w:hanging="360"/>
+      </w:pPr>
+      <w:rPr>
+        <w:rFonts w:ascii="Wingdings" w:hAnsi="Wingdings" w:hint="default"/>
+        <w:sz w:val="20"/>
+      </w:rPr>
+    </w:lvl>
+    <w:lvl w:ilvl="6" w:tentative="1">
+      <w:start w:val="1"/>
+      <w:numFmt w:val="bullet"/>
+      <w:lvlText w:val=""/>
+      <w:lvlJc w:val="left"/>
+      <w:pPr>
+        <w:tabs>
+          <w:tab w:val="num" w:pos="5040"/>
+        </w:tabs>
+        <w:ind w:left="5040" w:hanging="360"/>
+      </w:pPr>
+      <w:rPr>
+        <w:rFonts w:ascii="Wingdings" w:hAnsi="Wingdings" w:hint="default"/>
+        <w:sz w:val="20"/>
+      </w:rPr>
+    </w:lvl>
+    <w:lvl w:ilvl="7" w:tentative="1">
+      <w:start w:val="1"/>
+      <w:numFmt w:val="bullet"/>
+      <w:lvlText w:val=""/>
+      <w:lvlJc w:val="left"/>
+      <w:pPr>
+        <w:tabs>
+          <w:tab w:val="num" w:pos="5760"/>
+        </w:tabs>
+        <w:ind w:left="5760" w:hanging="360"/>
+      </w:pPr>
+      <w:rPr>
+        <w:rFonts w:ascii="Wingdings" w:hAnsi="Wingdings" w:hint="default"/>
+        <w:sz w:val="20"/>
+      </w:rPr>
+    </w:lvl>
+    <w:lvl w:ilvl="8" w:tentative="1">
+      <w:start w:val="1"/>
+      <w:numFmt w:val="bullet"/>
+      <w:lvlText w:val=""/>
+      <w:lvlJc w:val="left"/>
+      <w:pPr>
+        <w:tabs>
+          <w:tab w:val="num" w:pos="6480"/>
+        </w:tabs>
+        <w:ind w:left="6480" w:hanging="360"/>
+      </w:pPr>
+      <w:rPr>
+        <w:rFonts w:ascii="Wingdings" w:hAnsi="Wingdings" w:hint="default"/>
+        <w:sz w:val="20"/>
+      </w:rPr>
+    </w:lvl>
+  </w:abstractNum>
+  <w:abstractNum w:abstractNumId="6" w15:restartNumberingAfterBreak="0">
+    <w:nsid w:val="4A7B21A6"/>
+    <w:multiLevelType w:val="hybridMultilevel"/>
+    <w:tmpl w:val="4B7E8774"/>
+    <w:lvl w:ilvl="0" w:tplc="0C0A0001">
+      <w:start w:val="1"/>
+      <w:numFmt w:val="bullet"/>
+      <w:lvlText w:val=""/>
+      <w:lvlJc w:val="left"/>
+      <w:pPr>
+        <w:ind w:left="720" w:hanging="360"/>
+      </w:pPr>
+      <w:rPr>
+        <w:rFonts w:ascii="Symbol" w:hAnsi="Symbol" w:hint="default"/>
+      </w:rPr>
+    </w:lvl>
+    <w:lvl w:ilvl="1" w:tplc="0C0A0003" w:tentative="1">
+      <w:start w:val="1"/>
+      <w:numFmt w:val="bullet"/>
+      <w:lvlText w:val="o"/>
+      <w:lvlJc w:val="left"/>
+      <w:pPr>
+        <w:ind w:left="1440" w:hanging="360"/>
+      </w:pPr>
+      <w:rPr>
+        <w:rFonts w:ascii="Courier New" w:hAnsi="Courier New" w:cs="Courier New" w:hint="default"/>
+      </w:rPr>
+    </w:lvl>
+    <w:lvl w:ilvl="2" w:tplc="0C0A0005" w:tentative="1">
+      <w:start w:val="1"/>
+      <w:numFmt w:val="bullet"/>
+      <w:lvlText w:val=""/>
+      <w:lvlJc w:val="left"/>
+      <w:pPr>
+        <w:ind w:left="2160" w:hanging="360"/>
+      </w:pPr>
+      <w:rPr>
+        <w:rFonts w:ascii="Wingdings" w:hAnsi="Wingdings" w:hint="default"/>
+      </w:rPr>
+    </w:lvl>
+    <w:lvl w:ilvl="3" w:tplc="0C0A0001" w:tentative="1">
+      <w:start w:val="1"/>
+      <w:numFmt w:val="bullet"/>
+      <w:lvlText w:val=""/>
+      <w:lvlJc w:val="left"/>
+      <w:pPr>
+        <w:ind w:left="2880" w:hanging="360"/>
+      </w:pPr>
+      <w:rPr>
+        <w:rFonts w:ascii="Symbol" w:hAnsi="Symbol" w:hint="default"/>
+      </w:rPr>
+    </w:lvl>
+    <w:lvl w:ilvl="4" w:tplc="0C0A0003" w:tentative="1">
+      <w:start w:val="1"/>
+      <w:numFmt w:val="bullet"/>
+      <w:lvlText w:val="o"/>
+      <w:lvlJc w:val="left"/>
+      <w:pPr>
+        <w:ind w:left="3600" w:hanging="360"/>
+      </w:pPr>
+      <w:rPr>
+        <w:rFonts w:ascii="Courier New" w:hAnsi="Courier New" w:cs="Courier New" w:hint="default"/>
+      </w:rPr>
+    </w:lvl>
+    <w:lvl w:ilvl="5" w:tplc="0C0A0005" w:tentative="1">
+      <w:start w:val="1"/>
+      <w:numFmt w:val="bullet"/>
+      <w:lvlText w:val=""/>
+      <w:lvlJc w:val="left"/>
+      <w:pPr>
+        <w:ind w:left="4320" w:hanging="360"/>
+      </w:pPr>
+      <w:rPr>
+        <w:rFonts w:ascii="Wingdings" w:hAnsi="Wingdings" w:hint="default"/>
+      </w:rPr>
+    </w:lvl>
+    <w:lvl w:ilvl="6" w:tplc="0C0A0001" w:tentative="1">
+      <w:start w:val="1"/>
+      <w:numFmt w:val="bullet"/>
+      <w:lvlText w:val=""/>
+      <w:lvlJc w:val="left"/>
+      <w:pPr>
+        <w:ind w:left="5040" w:hanging="360"/>
+      </w:pPr>
+      <w:rPr>
+        <w:rFonts w:ascii="Symbol" w:hAnsi="Symbol" w:hint="default"/>
+      </w:rPr>
+    </w:lvl>
+    <w:lvl w:ilvl="7" w:tplc="0C0A0003" w:tentative="1">
+      <w:start w:val="1"/>
+      <w:numFmt w:val="bullet"/>
+      <w:lvlText w:val="o"/>
+      <w:lvlJc w:val="left"/>
+      <w:pPr>
+        <w:ind w:left="5760" w:hanging="360"/>
+      </w:pPr>
+      <w:rPr>
+        <w:rFonts w:ascii="Courier New" w:hAnsi="Courier New" w:cs="Courier New" w:hint="default"/>
+      </w:rPr>
+    </w:lvl>
+    <w:lvl w:ilvl="8" w:tplc="0C0A0005" w:tentative="1">
+      <w:start w:val="1"/>
+      <w:numFmt w:val="bullet"/>
+      <w:lvlText w:val=""/>
+      <w:lvlJc w:val="left"/>
+      <w:pPr>
+        <w:ind w:left="6480" w:hanging="360"/>
+      </w:pPr>
+      <w:rPr>
+        <w:rFonts w:ascii="Wingdings" w:hAnsi="Wingdings" w:hint="default"/>
+      </w:rPr>
+    </w:lvl>
+  </w:abstractNum>
+  <w:abstractNum w:abstractNumId="7" w15:restartNumberingAfterBreak="0">
+    <w:nsid w:val="538F5D95"/>
+    <w:multiLevelType w:val="hybridMultilevel"/>
+    <w:tmpl w:val="E43C584C"/>
+    <w:lvl w:ilvl="0" w:tplc="0C0A000F">
+      <w:start w:val="1"/>
+      <w:numFmt w:val="decimal"/>
+      <w:lvlText w:val="%1."/>
+      <w:lvlJc w:val="left"/>
+      <w:pPr>
+        <w:ind w:left="720" w:hanging="360"/>
+      </w:pPr>
+    </w:lvl>
+    <w:lvl w:ilvl="1" w:tplc="0C0A0019" w:tentative="1">
+      <w:start w:val="1"/>
+      <w:numFmt w:val="lowerLetter"/>
+      <w:lvlText w:val="%2."/>
+      <w:lvlJc w:val="left"/>
+      <w:pPr>
+        <w:ind w:left="1440" w:hanging="360"/>
+      </w:pPr>
+    </w:lvl>
+    <w:lvl w:ilvl="2" w:tplc="0C0A001B" w:tentative="1">
+      <w:start w:val="1"/>
+      <w:numFmt w:val="lowerRoman"/>
+      <w:lvlText w:val="%3."/>
+      <w:lvlJc w:val="right"/>
+      <w:pPr>
+        <w:ind w:left="2160" w:hanging="180"/>
+      </w:pPr>
+    </w:lvl>
+    <w:lvl w:ilvl="3" w:tplc="0C0A000F" w:tentative="1">
+      <w:start w:val="1"/>
+      <w:numFmt w:val="decimal"/>
+      <w:lvlText w:val="%4."/>
+      <w:lvlJc w:val="left"/>
+      <w:pPr>
+        <w:ind w:left="2880" w:hanging="360"/>
+      </w:pPr>
+    </w:lvl>
+    <w:lvl w:ilvl="4" w:tplc="0C0A0019" w:tentative="1">
+      <w:start w:val="1"/>
+      <w:numFmt w:val="lowerLetter"/>
+      <w:lvlText w:val="%5."/>
+      <w:lvlJc w:val="left"/>
+      <w:pPr>
+        <w:ind w:left="3600" w:hanging="360"/>
+      </w:pPr>
+    </w:lvl>
+    <w:lvl w:ilvl="5" w:tplc="0C0A001B" w:tentative="1">
+      <w:start w:val="1"/>
+      <w:numFmt w:val="lowerRoman"/>
+      <w:lvlText w:val="%6."/>
+      <w:lvlJc w:val="right"/>
+      <w:pPr>
+        <w:ind w:left="4320" w:hanging="180"/>
+      </w:pPr>
+    </w:lvl>
+    <w:lvl w:ilvl="6" w:tplc="0C0A000F" w:tentative="1">
+      <w:start w:val="1"/>
+      <w:numFmt w:val="decimal"/>
+      <w:lvlText w:val="%7."/>
+      <w:lvlJc w:val="left"/>
+      <w:pPr>
+        <w:ind w:left="5040" w:hanging="360"/>
+      </w:pPr>
+    </w:lvl>
+    <w:lvl w:ilvl="7" w:tplc="0C0A0019" w:tentative="1">
+      <w:start w:val="1"/>
+      <w:numFmt w:val="lowerLetter"/>
+      <w:lvlText w:val="%8."/>
+      <w:lvlJc w:val="left"/>
+      <w:pPr>
+        <w:ind w:left="5760" w:hanging="360"/>
+      </w:pPr>
+    </w:lvl>
+    <w:lvl w:ilvl="8" w:tplc="0C0A001B" w:tentative="1">
+      <w:start w:val="1"/>
+      <w:numFmt w:val="lowerRoman"/>
+      <w:lvlText w:val="%9."/>
+      <w:lvlJc w:val="right"/>
+      <w:pPr>
+        <w:ind w:left="6480" w:hanging="180"/>
+      </w:pPr>
+    </w:lvl>
+  </w:abstractNum>
+  <w:abstractNum w:abstractNumId="8" w15:restartNumberingAfterBreak="0">
+    <w:nsid w:val="58C42778"/>
+    <w:multiLevelType w:val="hybridMultilevel"/>
+    <w:tmpl w:val="D1182F26"/>
+    <w:lvl w:ilvl="0" w:tplc="0C0A0001">
+      <w:start w:val="1"/>
+      <w:numFmt w:val="bullet"/>
+      <w:lvlText w:val=""/>
+      <w:lvlJc w:val="left"/>
+      <w:pPr>
+        <w:ind w:left="720" w:hanging="360"/>
+      </w:pPr>
+      <w:rPr>
+        <w:rFonts w:ascii="Symbol" w:hAnsi="Symbol" w:hint="default"/>
+      </w:rPr>
+    </w:lvl>
+    <w:lvl w:ilvl="1" w:tplc="0C0A0003" w:tentative="1">
+      <w:start w:val="1"/>
+      <w:numFmt w:val="bullet"/>
+      <w:lvlText w:val="o"/>
+      <w:lvlJc w:val="left"/>
+      <w:pPr>
+        <w:ind w:left="1440" w:hanging="360"/>
+      </w:pPr>
+      <w:rPr>
+        <w:rFonts w:ascii="Courier New" w:hAnsi="Courier New" w:cs="Courier New" w:hint="default"/>
+      </w:rPr>
+    </w:lvl>
+    <w:lvl w:ilvl="2" w:tplc="0C0A0005" w:tentative="1">
+      <w:start w:val="1"/>
+      <w:numFmt w:val="bullet"/>
+      <w:lvlText w:val=""/>
+      <w:lvlJc w:val="left"/>
+      <w:pPr>
+        <w:ind w:left="2160" w:hanging="360"/>
+      </w:pPr>
+      <w:rPr>
+        <w:rFonts w:ascii="Wingdings" w:hAnsi="Wingdings" w:hint="default"/>
+      </w:rPr>
+    </w:lvl>
+    <w:lvl w:ilvl="3" w:tplc="0C0A0001" w:tentative="1">
+      <w:start w:val="1"/>
+      <w:numFmt w:val="bullet"/>
+      <w:lvlText w:val=""/>
+      <w:lvlJc w:val="left"/>
+      <w:pPr>
+        <w:ind w:left="2880" w:hanging="360"/>
+      </w:pPr>
+      <w:rPr>
+        <w:rFonts w:ascii="Symbol" w:hAnsi="Symbol" w:hint="default"/>
+      </w:rPr>
+    </w:lvl>
+    <w:lvl w:ilvl="4" w:tplc="0C0A0003" w:tentative="1">
+      <w:start w:val="1"/>
+      <w:numFmt w:val="bullet"/>
+      <w:lvlText w:val="o"/>
+      <w:lvlJc w:val="left"/>
+      <w:pPr>
+        <w:ind w:left="3600" w:hanging="360"/>
+      </w:pPr>
+      <w:rPr>
+        <w:rFonts w:ascii="Courier New" w:hAnsi="Courier New" w:cs="Courier New" w:hint="default"/>
+      </w:rPr>
+    </w:lvl>
+    <w:lvl w:ilvl="5" w:tplc="0C0A0005" w:tentative="1">
+      <w:start w:val="1"/>
+      <w:numFmt w:val="bullet"/>
+      <w:lvlText w:val=""/>
+      <w:lvlJc w:val="left"/>
+      <w:pPr>
+        <w:ind w:left="4320" w:hanging="360"/>
+      </w:pPr>
+      <w:rPr>
+        <w:rFonts w:ascii="Wingdings" w:hAnsi="Wingdings" w:hint="default"/>
+      </w:rPr>
+    </w:lvl>
+    <w:lvl w:ilvl="6" w:tplc="0C0A0001" w:tentative="1">
+      <w:start w:val="1"/>
+      <w:numFmt w:val="bullet"/>
+      <w:lvlText w:val=""/>
+      <w:lvlJc w:val="left"/>
+      <w:pPr>
+        <w:ind w:left="5040" w:hanging="360"/>
+      </w:pPr>
+      <w:rPr>
+        <w:rFonts w:ascii="Symbol" w:hAnsi="Symbol" w:hint="default"/>
+      </w:rPr>
+    </w:lvl>
+    <w:lvl w:ilvl="7" w:tplc="0C0A0003" w:tentative="1">
+      <w:start w:val="1"/>
+      <w:numFmt w:val="bullet"/>
+      <w:lvlText w:val="o"/>
+      <w:lvlJc w:val="left"/>
+      <w:pPr>
+        <w:ind w:left="5760" w:hanging="360"/>
+      </w:pPr>
+      <w:rPr>
+        <w:rFonts w:ascii="Courier New" w:hAnsi="Courier New" w:cs="Courier New" w:hint="default"/>
+      </w:rPr>
+    </w:lvl>
+    <w:lvl w:ilvl="8" w:tplc="0C0A0005" w:tentative="1">
+      <w:start w:val="1"/>
+      <w:numFmt w:val="bullet"/>
+      <w:lvlText w:val=""/>
+      <w:lvlJc w:val="left"/>
+      <w:pPr>
+        <w:ind w:left="6480" w:hanging="360"/>
+      </w:pPr>
+      <w:rPr>
+        <w:rFonts w:ascii="Wingdings" w:hAnsi="Wingdings" w:hint="default"/>
+      </w:rPr>
+    </w:lvl>
+  </w:abstractNum>
+  <w:abstractNum w:abstractNumId="9" w15:restartNumberingAfterBreak="0">
+    <w:nsid w:val="5C2306B9"/>
+    <w:multiLevelType w:val="hybridMultilevel"/>
+    <w:tmpl w:val="E85E1BC8"/>
+    <w:lvl w:ilvl="0" w:tplc="0C0A000F">
+      <w:start w:val="1"/>
+      <w:numFmt w:val="decimal"/>
+      <w:lvlText w:val="%1."/>
+      <w:lvlJc w:val="left"/>
+      <w:pPr>
+        <w:ind w:left="720" w:hanging="360"/>
+      </w:pPr>
+      <w:rPr>
+        <w:rFonts w:hint="default"/>
+      </w:rPr>
+    </w:lvl>
+    <w:lvl w:ilvl="1" w:tplc="FFFFFFFF" w:tentative="1">
+      <w:start w:val="1"/>
+      <w:numFmt w:val="bullet"/>
+      <w:lvlText w:val="o"/>
+      <w:lvlJc w:val="left"/>
+      <w:pPr>
+        <w:ind w:left="1440" w:hanging="360"/>
+      </w:pPr>
+      <w:rPr>
+        <w:rFonts w:ascii="Courier New" w:hAnsi="Courier New" w:cs="Courier New" w:hint="default"/>
+      </w:rPr>
+    </w:lvl>
+    <w:lvl w:ilvl="2" w:tplc="FFFFFFFF" w:tentative="1">
+      <w:start w:val="1"/>
+      <w:numFmt w:val="bullet"/>
+      <w:lvlText w:val=""/>
+      <w:lvlJc w:val="left"/>
+      <w:pPr>
+        <w:ind w:left="2160" w:hanging="360"/>
+      </w:pPr>
+      <w:rPr>
+        <w:rFonts w:ascii="Wingdings" w:hAnsi="Wingdings" w:hint="default"/>
+      </w:rPr>
+    </w:lvl>
+    <w:lvl w:ilvl="3" w:tplc="FFFFFFFF" w:tentative="1">
+      <w:start w:val="1"/>
+      <w:numFmt w:val="bullet"/>
+      <w:lvlText w:val=""/>
+      <w:lvlJc w:val="left"/>
+      <w:pPr>
+        <w:ind w:left="2880" w:hanging="360"/>
+      </w:pPr>
+      <w:rPr>
+        <w:rFonts w:ascii="Symbol" w:hAnsi="Symbol" w:hint="default"/>
+      </w:rPr>
+    </w:lvl>
+    <w:lvl w:ilvl="4" w:tplc="FFFFFFFF" w:tentative="1">
+      <w:start w:val="1"/>
+      <w:numFmt w:val="bullet"/>
+      <w:lvlText w:val="o"/>
+      <w:lvlJc w:val="left"/>
+      <w:pPr>
+        <w:ind w:left="3600" w:hanging="360"/>
+      </w:pPr>
+      <w:rPr>
+        <w:rFonts w:ascii="Courier New" w:hAnsi="Courier New" w:cs="Courier New" w:hint="default"/>
+      </w:rPr>
+    </w:lvl>
+    <w:lvl w:ilvl="5" w:tplc="FFFFFFFF" w:tentative="1">
+      <w:start w:val="1"/>
+      <w:numFmt w:val="bullet"/>
+      <w:lvlText w:val=""/>
+      <w:lvlJc w:val="left"/>
+      <w:pPr>
+        <w:ind w:left="4320" w:hanging="360"/>
+      </w:pPr>
+      <w:rPr>
+        <w:rFonts w:ascii="Wingdings" w:hAnsi="Wingdings" w:hint="default"/>
+      </w:rPr>
+    </w:lvl>
+    <w:lvl w:ilvl="6" w:tplc="FFFFFFFF" w:tentative="1">
+      <w:start w:val="1"/>
+      <w:numFmt w:val="bullet"/>
+      <w:lvlText w:val=""/>
+      <w:lvlJc w:val="left"/>
+      <w:pPr>
+        <w:ind w:left="5040" w:hanging="360"/>
+      </w:pPr>
+      <w:rPr>
+        <w:rFonts w:ascii="Symbol" w:hAnsi="Symbol" w:hint="default"/>
+      </w:rPr>
+    </w:lvl>
+    <w:lvl w:ilvl="7" w:tplc="FFFFFFFF" w:tentative="1">
+      <w:start w:val="1"/>
+      <w:numFmt w:val="bullet"/>
+      <w:lvlText w:val="o"/>
+      <w:lvlJc w:val="left"/>
+      <w:pPr>
+        <w:ind w:left="5760" w:hanging="360"/>
+      </w:pPr>
+      <w:rPr>
+        <w:rFonts w:ascii="Courier New" w:hAnsi="Courier New" w:cs="Courier New" w:hint="default"/>
+      </w:rPr>
+    </w:lvl>
+    <w:lvl w:ilvl="8" w:tplc="FFFFFFFF" w:tentative="1">
+      <w:start w:val="1"/>
+      <w:numFmt w:val="bullet"/>
+      <w:lvlText w:val=""/>
+      <w:lvlJc w:val="left"/>
+      <w:pPr>
+        <w:ind w:left="6480" w:hanging="360"/>
+      </w:pPr>
+      <w:rPr>
+        <w:rFonts w:ascii="Wingdings" w:hAnsi="Wingdings" w:hint="default"/>
+      </w:rPr>
+    </w:lvl>
+  </w:abstractNum>
+  <w:abstractNum w:abstractNumId="10" w15:restartNumberingAfterBreak="0">
+    <w:nsid w:val="73E913A8"/>
+    <w:multiLevelType w:val="hybridMultilevel"/>
+    <w:tmpl w:val="83A25456"/>
+    <w:lvl w:ilvl="0" w:tplc="0C0A0001">
+      <w:start w:val="1"/>
+      <w:numFmt w:val="bullet"/>
+      <w:lvlText w:val=""/>
+      <w:lvlJc w:val="left"/>
+      <w:pPr>
+        <w:ind w:left="720" w:hanging="360"/>
+      </w:pPr>
+      <w:rPr>
+        <w:rFonts w:ascii="Symbol" w:hAnsi="Symbol" w:hint="default"/>
+      </w:rPr>
+    </w:lvl>
+    <w:lvl w:ilvl="1" w:tplc="0C0A0003" w:tentative="1">
+      <w:start w:val="1"/>
+      <w:numFmt w:val="bullet"/>
+      <w:lvlText w:val="o"/>
+      <w:lvlJc w:val="left"/>
+      <w:pPr>
+        <w:ind w:left="1440" w:hanging="360"/>
+      </w:pPr>
+      <w:rPr>
+        <w:rFonts w:ascii="Courier New" w:hAnsi="Courier New" w:cs="Courier New" w:hint="default"/>
+      </w:rPr>
+    </w:lvl>
+    <w:lvl w:ilvl="2" w:tplc="0C0A0005" w:tentative="1">
+      <w:start w:val="1"/>
+      <w:numFmt w:val="bullet"/>
+      <w:lvlText w:val=""/>
+      <w:lvlJc w:val="left"/>
+      <w:pPr>
+        <w:ind w:left="2160" w:hanging="360"/>
+      </w:pPr>
+      <w:rPr>
+        <w:rFonts w:ascii="Wingdings" w:hAnsi="Wingdings" w:hint="default"/>
+      </w:rPr>
+    </w:lvl>
+    <w:lvl w:ilvl="3" w:tplc="0C0A0001" w:tentative="1">
+      <w:start w:val="1"/>
+      <w:numFmt w:val="bullet"/>
+      <w:lvlText w:val=""/>
+      <w:lvlJc w:val="left"/>
+      <w:pPr>
+        <w:ind w:left="2880" w:hanging="360"/>
+      </w:pPr>
+      <w:rPr>
+        <w:rFonts w:ascii="Symbol" w:hAnsi="Symbol" w:hint="default"/>
+      </w:rPr>
+    </w:lvl>
+    <w:lvl w:ilvl="4" w:tplc="0C0A0003" w:tentative="1">
+      <w:start w:val="1"/>
+      <w:numFmt w:val="bullet"/>
+      <w:lvlText w:val="o"/>
+      <w:lvlJc w:val="left"/>
+      <w:pPr>
+        <w:ind w:left="3600" w:hanging="360"/>
+      </w:pPr>
+      <w:rPr>
+        <w:rFonts w:ascii="Courier New" w:hAnsi="Courier New" w:cs="Courier New" w:hint="default"/>
+      </w:rPr>
+    </w:lvl>
+    <w:lvl w:ilvl="5" w:tplc="0C0A0005" w:tentative="1">
+      <w:start w:val="1"/>
+      <w:numFmt w:val="bullet"/>
+      <w:lvlText w:val=""/>
+      <w:lvlJc w:val="left"/>
+      <w:pPr>
+        <w:ind w:left="4320" w:hanging="360"/>
+      </w:pPr>
+      <w:rPr>
+        <w:rFonts w:ascii="Wingdings" w:hAnsi="Wingdings" w:hint="default"/>
+      </w:rPr>
+    </w:lvl>
+    <w:lvl w:ilvl="6" w:tplc="0C0A0001" w:tentative="1">
+      <w:start w:val="1"/>
+      <w:numFmt w:val="bullet"/>
+      <w:lvlText w:val=""/>
+      <w:lvlJc w:val="left"/>
+      <w:pPr>
+        <w:ind w:left="5040" w:hanging="360"/>
+      </w:pPr>
+      <w:rPr>
+        <w:rFonts w:ascii="Symbol" w:hAnsi="Symbol" w:hint="default"/>
+      </w:rPr>
+    </w:lvl>
+    <w:lvl w:ilvl="7" w:tplc="0C0A0003" w:tentative="1">
+      <w:start w:val="1"/>
+      <w:numFmt w:val="bullet"/>
+      <w:lvlText w:val="o"/>
+      <w:lvlJc w:val="left"/>
+      <w:pPr>
+        <w:ind w:left="5760" w:hanging="360"/>
+      </w:pPr>
+      <w:rPr>
+        <w:rFonts w:ascii="Courier New" w:hAnsi="Courier New" w:cs="Courier New" w:hint="default"/>
+      </w:rPr>
+    </w:lvl>
+    <w:lvl w:ilvl="8" w:tplc="0C0A0005" w:tentative="1">
+      <w:start w:val="1"/>
+      <w:numFmt w:val="bullet"/>
+      <w:lvlText w:val=""/>
+      <w:lvlJc w:val="left"/>
+      <w:pPr>
+        <w:ind w:left="6480" w:hanging="360"/>
+      </w:pPr>
+      <w:rPr>
+        <w:rFonts w:ascii="Wingdings" w:hAnsi="Wingdings" w:hint="default"/>
+      </w:rPr>
+    </w:lvl>
+  </w:abstractNum>
+  <w:abstractNum w:abstractNumId="11" w15:restartNumberingAfterBreak="0">
+    <w:nsid w:val="79F21CDB"/>
+    <w:multiLevelType w:val="hybridMultilevel"/>
+    <w:tmpl w:val="51826FF6"/>
+    <w:lvl w:ilvl="0" w:tplc="0C0A0001">
+      <w:start w:val="1"/>
+      <w:numFmt w:val="bullet"/>
+      <w:lvlText w:val=""/>
+      <w:lvlJc w:val="left"/>
+      <w:pPr>
+        <w:ind w:left="720" w:hanging="360"/>
+      </w:pPr>
+      <w:rPr>
+        <w:rFonts w:ascii="Symbol" w:hAnsi="Symbol" w:hint="default"/>
+      </w:rPr>
+    </w:lvl>
+    <w:lvl w:ilvl="1" w:tplc="0C0A0003" w:tentative="1">
+      <w:start w:val="1"/>
+      <w:numFmt w:val="bullet"/>
+      <w:lvlText w:val="o"/>
+      <w:lvlJc w:val="left"/>
+      <w:pPr>
+        <w:ind w:left="1440" w:hanging="360"/>
+      </w:pPr>
+      <w:rPr>
+        <w:rFonts w:ascii="Courier New" w:hAnsi="Courier New" w:cs="Courier New" w:hint="default"/>
+      </w:rPr>
+    </w:lvl>
+    <w:lvl w:ilvl="2" w:tplc="0C0A0005" w:tentative="1">
+      <w:start w:val="1"/>
+      <w:numFmt w:val="bullet"/>
+      <w:lvlText w:val=""/>
+      <w:lvlJc w:val="left"/>
+      <w:pPr>
+        <w:ind w:left="2160" w:hanging="360"/>
+      </w:pPr>
+      <w:rPr>
+        <w:rFonts w:ascii="Wingdings" w:hAnsi="Wingdings" w:hint="default"/>
+      </w:rPr>
+    </w:lvl>
+    <w:lvl w:ilvl="3" w:tplc="0C0A0001" w:tentative="1">
+      <w:start w:val="1"/>
+      <w:numFmt w:val="bullet"/>
+      <w:lvlText w:val=""/>
+      <w:lvlJc w:val="left"/>
+      <w:pPr>
+        <w:ind w:left="2880" w:hanging="360"/>
+      </w:pPr>
+      <w:rPr>
+        <w:rFonts w:ascii="Symbol" w:hAnsi="Symbol" w:hint="default"/>
+      </w:rPr>
+    </w:lvl>
+    <w:lvl w:ilvl="4" w:tplc="0C0A0003" w:tentative="1">
+      <w:start w:val="1"/>
+      <w:numFmt w:val="bullet"/>
+      <w:lvlText w:val="o"/>
+      <w:lvlJc w:val="left"/>
+      <w:pPr>
+        <w:ind w:left="3600" w:hanging="360"/>
+      </w:pPr>
+      <w:rPr>
+        <w:rFonts w:ascii="Courier New" w:hAnsi="Courier New" w:cs="Courier New" w:hint="default"/>
+      </w:rPr>
+    </w:lvl>
+    <w:lvl w:ilvl="5" w:tplc="0C0A0005" w:tentative="1">
+      <w:start w:val="1"/>
+      <w:numFmt w:val="bullet"/>
+      <w:lvlText w:val=""/>
+      <w:lvlJc w:val="left"/>
+      <w:pPr>
+        <w:ind w:left="4320" w:hanging="360"/>
+      </w:pPr>
+      <w:rPr>
+        <w:rFonts w:ascii="Wingdings" w:hAnsi="Wingdings" w:hint="default"/>
+      </w:rPr>
+    </w:lvl>
+    <w:lvl w:ilvl="6" w:tplc="0C0A0001" w:tentative="1">
+      <w:start w:val="1"/>
+      <w:numFmt w:val="bullet"/>
+      <w:lvlText w:val=""/>
+      <w:lvlJc w:val="left"/>
+      <w:pPr>
+        <w:ind w:left="5040" w:hanging="360"/>
+      </w:pPr>
+      <w:rPr>
+        <w:rFonts w:ascii="Symbol" w:hAnsi="Symbol" w:hint="default"/>
+      </w:rPr>
+    </w:lvl>
+    <w:lvl w:ilvl="7" w:tplc="0C0A0003" w:tentative="1">
+      <w:start w:val="1"/>
+      <w:numFmt w:val="bullet"/>
+      <w:lvlText w:val="o"/>
+      <w:lvlJc w:val="left"/>
+      <w:pPr>
+        <w:ind w:left="5760" w:hanging="360"/>
+      </w:pPr>
+      <w:rPr>
+        <w:rFonts w:ascii="Courier New" w:hAnsi="Courier New" w:cs="Courier New" w:hint="default"/>
+      </w:rPr>
+    </w:lvl>
+    <w:lvl w:ilvl="8" w:tplc="0C0A0005" w:tentative="1">
+      <w:start w:val="1"/>
+      <w:numFmt w:val="bullet"/>
+      <w:lvlText w:val=""/>
+      <w:lvlJc w:val="left"/>
+      <w:pPr>
+        <w:ind w:left="6480" w:hanging="360"/>
+      </w:pPr>
+      <w:rPr>
+        <w:rFonts w:ascii="Wingdings" w:hAnsi="Wingdings" w:hint="default"/>
+      </w:rPr>
+    </w:lvl>
+  </w:abstractNum>
+  <w:abstractNum w:abstractNumId="12" w15:restartNumberingAfterBreak="0">
     <w:nsid w:val="7DF57E12"/>
     <w:multiLevelType w:val="hybridMultilevel"/>
     <w:tmpl w:val="A5E01582"/>
@@ -4706,10 +7810,123 @@
       </w:pPr>
     </w:lvl>
   </w:abstractNum>
-  <w:abstractNum w:abstractNumId="5" w15:restartNumberingAfterBreak="0">
+  <w:abstractNum w:abstractNumId="13" w15:restartNumberingAfterBreak="0">
     <w:nsid w:val="7E3518E4"/>
     <w:multiLevelType w:val="hybridMultilevel"/>
     <w:tmpl w:val="2E1C576E"/>
+    <w:lvl w:ilvl="0" w:tplc="0C0A0001">
+      <w:start w:val="1"/>
+      <w:numFmt w:val="bullet"/>
+      <w:lvlText w:val=""/>
+      <w:lvlJc w:val="left"/>
+      <w:pPr>
+        <w:ind w:left="720" w:hanging="360"/>
+      </w:pPr>
+      <w:rPr>
+        <w:rFonts w:ascii="Symbol" w:hAnsi="Symbol" w:hint="default"/>
+      </w:rPr>
+    </w:lvl>
+    <w:lvl w:ilvl="1" w:tplc="0C0A0003" w:tentative="1">
+      <w:start w:val="1"/>
+      <w:numFmt w:val="bullet"/>
+      <w:lvlText w:val="o"/>
+      <w:lvlJc w:val="left"/>
+      <w:pPr>
+        <w:ind w:left="1440" w:hanging="360"/>
+      </w:pPr>
+      <w:rPr>
+        <w:rFonts w:ascii="Courier New" w:hAnsi="Courier New" w:cs="Courier New" w:hint="default"/>
+      </w:rPr>
+    </w:lvl>
+    <w:lvl w:ilvl="2" w:tplc="0C0A0005" w:tentative="1">
+      <w:start w:val="1"/>
+      <w:numFmt w:val="bullet"/>
+      <w:lvlText w:val=""/>
+      <w:lvlJc w:val="left"/>
+      <w:pPr>
+        <w:ind w:left="2160" w:hanging="360"/>
+      </w:pPr>
+      <w:rPr>
+        <w:rFonts w:ascii="Wingdings" w:hAnsi="Wingdings" w:hint="default"/>
+      </w:rPr>
+    </w:lvl>
+    <w:lvl w:ilvl="3" w:tplc="0C0A0001" w:tentative="1">
+      <w:start w:val="1"/>
+      <w:numFmt w:val="bullet"/>
+      <w:lvlText w:val=""/>
+      <w:lvlJc w:val="left"/>
+      <w:pPr>
+        <w:ind w:left="2880" w:hanging="360"/>
+      </w:pPr>
+      <w:rPr>
+        <w:rFonts w:ascii="Symbol" w:hAnsi="Symbol" w:hint="default"/>
+      </w:rPr>
+    </w:lvl>
+    <w:lvl w:ilvl="4" w:tplc="0C0A0003" w:tentative="1">
+      <w:start w:val="1"/>
+      <w:numFmt w:val="bullet"/>
+      <w:lvlText w:val="o"/>
+      <w:lvlJc w:val="left"/>
+      <w:pPr>
+        <w:ind w:left="3600" w:hanging="360"/>
+      </w:pPr>
+      <w:rPr>
+        <w:rFonts w:ascii="Courier New" w:hAnsi="Courier New" w:cs="Courier New" w:hint="default"/>
+      </w:rPr>
+    </w:lvl>
+    <w:lvl w:ilvl="5" w:tplc="0C0A0005" w:tentative="1">
+      <w:start w:val="1"/>
+      <w:numFmt w:val="bullet"/>
+      <w:lvlText w:val=""/>
+      <w:lvlJc w:val="left"/>
+      <w:pPr>
+        <w:ind w:left="4320" w:hanging="360"/>
+      </w:pPr>
+      <w:rPr>
+        <w:rFonts w:ascii="Wingdings" w:hAnsi="Wingdings" w:hint="default"/>
+      </w:rPr>
+    </w:lvl>
+    <w:lvl w:ilvl="6" w:tplc="0C0A0001" w:tentative="1">
+      <w:start w:val="1"/>
+      <w:numFmt w:val="bullet"/>
+      <w:lvlText w:val=""/>
+      <w:lvlJc w:val="left"/>
+      <w:pPr>
+        <w:ind w:left="5040" w:hanging="360"/>
+      </w:pPr>
+      <w:rPr>
+        <w:rFonts w:ascii="Symbol" w:hAnsi="Symbol" w:hint="default"/>
+      </w:rPr>
+    </w:lvl>
+    <w:lvl w:ilvl="7" w:tplc="0C0A0003" w:tentative="1">
+      <w:start w:val="1"/>
+      <w:numFmt w:val="bullet"/>
+      <w:lvlText w:val="o"/>
+      <w:lvlJc w:val="left"/>
+      <w:pPr>
+        <w:ind w:left="5760" w:hanging="360"/>
+      </w:pPr>
+      <w:rPr>
+        <w:rFonts w:ascii="Courier New" w:hAnsi="Courier New" w:cs="Courier New" w:hint="default"/>
+      </w:rPr>
+    </w:lvl>
+    <w:lvl w:ilvl="8" w:tplc="0C0A0005" w:tentative="1">
+      <w:start w:val="1"/>
+      <w:numFmt w:val="bullet"/>
+      <w:lvlText w:val=""/>
+      <w:lvlJc w:val="left"/>
+      <w:pPr>
+        <w:ind w:left="6480" w:hanging="360"/>
+      </w:pPr>
+      <w:rPr>
+        <w:rFonts w:ascii="Wingdings" w:hAnsi="Wingdings" w:hint="default"/>
+      </w:rPr>
+    </w:lvl>
+  </w:abstractNum>
+  <w:abstractNum w:abstractNumId="14" w15:restartNumberingAfterBreak="0">
+    <w:nsid w:val="7FD85F0D"/>
+    <w:multiLevelType w:val="hybridMultilevel"/>
+    <w:tmpl w:val="69C8BF0C"/>
     <w:lvl w:ilvl="0" w:tplc="0C0A0001">
       <w:start w:val="1"/>
       <w:numFmt w:val="bullet"/>
@@ -4823,19 +8040,46 @@
     <w:abstractNumId w:val="0"/>
   </w:num>
   <w:num w:numId="2" w16cid:durableId="158159721">
-    <w:abstractNumId w:val="3"/>
+    <w:abstractNumId w:val="4"/>
   </w:num>
   <w:num w:numId="3" w16cid:durableId="1946957389">
     <w:abstractNumId w:val="1"/>
   </w:num>
   <w:num w:numId="4" w16cid:durableId="2076774859">
-    <w:abstractNumId w:val="5"/>
+    <w:abstractNumId w:val="13"/>
   </w:num>
   <w:num w:numId="5" w16cid:durableId="959654137">
     <w:abstractNumId w:val="2"/>
   </w:num>
   <w:num w:numId="6" w16cid:durableId="1566187498">
-    <w:abstractNumId w:val="4"/>
+    <w:abstractNumId w:val="12"/>
+  </w:num>
+  <w:num w:numId="7" w16cid:durableId="893274557">
+    <w:abstractNumId w:val="3"/>
+  </w:num>
+  <w:num w:numId="8" w16cid:durableId="113646015">
+    <w:abstractNumId w:val="9"/>
+  </w:num>
+  <w:num w:numId="9" w16cid:durableId="1603948988">
+    <w:abstractNumId w:val="8"/>
+  </w:num>
+  <w:num w:numId="10" w16cid:durableId="1389694832">
+    <w:abstractNumId w:val="5"/>
+  </w:num>
+  <w:num w:numId="11" w16cid:durableId="770777558">
+    <w:abstractNumId w:val="6"/>
+  </w:num>
+  <w:num w:numId="12" w16cid:durableId="500046922">
+    <w:abstractNumId w:val="14"/>
+  </w:num>
+  <w:num w:numId="13" w16cid:durableId="1368064048">
+    <w:abstractNumId w:val="7"/>
+  </w:num>
+  <w:num w:numId="14" w16cid:durableId="420952857">
+    <w:abstractNumId w:val="11"/>
+  </w:num>
+  <w:num w:numId="15" w16cid:durableId="30347060">
+    <w:abstractNumId w:val="10"/>
   </w:num>
   <w:numIdMacAtCleanup w:val="1"/>
 </w:numbering>
@@ -5935,7 +9179,6 @@
     <w:name w:val="Normal (Web)"/>
     <w:basedOn w:val="Normal"/>
     <w:uiPriority w:val="99"/>
-    <w:semiHidden/>
     <w:unhideWhenUsed/>
     <w:rsid w:val="00E423D9"/>
     <w:pPr>
@@ -5968,6 +9211,17 @@
       <w:rFonts w:asciiTheme="minorHAnsi" w:hAnsiTheme="minorHAnsi"/>
       <w:b/>
       <w:sz w:val="24"/>
+    </w:rPr>
+  </w:style>
+  <w:style w:type="character" w:styleId="Textoennegrita">
+    <w:name w:val="Strong"/>
+    <w:basedOn w:val="Fuentedeprrafopredeter"/>
+    <w:uiPriority w:val="22"/>
+    <w:qFormat/>
+    <w:rsid w:val="00FB53B2"/>
+    <w:rPr>
+      <w:b/>
+      <w:bCs/>
     </w:rPr>
   </w:style>
 </w:styles>

--- a/MEMORIA/ejemplo_memoria_PFM.docx
+++ b/MEMORIA/ejemplo_memoria_PFM.docx
@@ -152,7 +152,7 @@
           <w:r>
             <w:fldChar w:fldCharType="separate"/>
           </w:r>
-          <w:hyperlink w:anchor="_Toc225242870" w:history="1">
+          <w:hyperlink w:anchor="_Toc225422133" w:history="1">
             <w:r>
               <w:rPr>
                 <w:rStyle w:val="Hipervnculo"/>
@@ -200,7 +200,7 @@
                 <w:noProof/>
                 <w:webHidden/>
               </w:rPr>
-              <w:instrText xml:space="preserve"> PAGEREF _Toc225242870 \h </w:instrText>
+              <w:instrText xml:space="preserve"> PAGEREF _Toc225422133 \h </w:instrText>
             </w:r>
             <w:r>
               <w:rPr>
@@ -248,7 +248,7 @@
               <w14:ligatures w14:val="standardContextual"/>
             </w:rPr>
           </w:pPr>
-          <w:hyperlink w:anchor="_Toc225242871" w:history="1">
+          <w:hyperlink w:anchor="_Toc225422134" w:history="1">
             <w:r>
               <w:rPr>
                 <w:rStyle w:val="Hipervnculo"/>
@@ -294,7 +294,7 @@
                 <w:noProof/>
                 <w:webHidden/>
               </w:rPr>
-              <w:instrText xml:space="preserve"> PAGEREF _Toc225242871 \h </w:instrText>
+              <w:instrText xml:space="preserve"> PAGEREF _Toc225422134 \h </w:instrText>
             </w:r>
             <w:r>
               <w:rPr>
@@ -342,7 +342,7 @@
               <w14:ligatures w14:val="standardContextual"/>
             </w:rPr>
           </w:pPr>
-          <w:hyperlink w:anchor="_Toc225242872" w:history="1">
+          <w:hyperlink w:anchor="_Toc225422135" w:history="1">
             <w:r>
               <w:rPr>
                 <w:rStyle w:val="Hipervnculo"/>
@@ -388,7 +388,7 @@
                 <w:noProof/>
                 <w:webHidden/>
               </w:rPr>
-              <w:instrText xml:space="preserve"> PAGEREF _Toc225242872 \h </w:instrText>
+              <w:instrText xml:space="preserve"> PAGEREF _Toc225422135 \h </w:instrText>
             </w:r>
             <w:r>
               <w:rPr>
@@ -438,7 +438,7 @@
               <w14:ligatures w14:val="standardContextual"/>
             </w:rPr>
           </w:pPr>
-          <w:hyperlink w:anchor="_Toc225242873" w:history="1">
+          <w:hyperlink w:anchor="_Toc225422136" w:history="1">
             <w:r>
               <w:rPr>
                 <w:rStyle w:val="Hipervnculo"/>
@@ -465,7 +465,7 @@
                 <w:rStyle w:val="Hipervnculo"/>
                 <w:noProof/>
               </w:rPr>
-              <w:t>Objetivos y Alcance</w:t>
+              <w:t>Objetivos, Alcance, antecedentes y PROCEDENTES</w:t>
             </w:r>
             <w:r>
               <w:rPr>
@@ -486,7 +486,7 @@
                 <w:noProof/>
                 <w:webHidden/>
               </w:rPr>
-              <w:instrText xml:space="preserve"> PAGEREF _Toc225242873 \h </w:instrText>
+              <w:instrText xml:space="preserve"> PAGEREF _Toc225422136 \h </w:instrText>
             </w:r>
             <w:r>
               <w:rPr>
@@ -534,7 +534,7 @@
               <w14:ligatures w14:val="standardContextual"/>
             </w:rPr>
           </w:pPr>
-          <w:hyperlink w:anchor="_Toc225242874" w:history="1">
+          <w:hyperlink w:anchor="_Toc225422137" w:history="1">
             <w:r>
               <w:rPr>
                 <w:rStyle w:val="Hipervnculo"/>
@@ -580,7 +580,7 @@
                 <w:noProof/>
                 <w:webHidden/>
               </w:rPr>
-              <w:instrText xml:space="preserve"> PAGEREF _Toc225242874 \h </w:instrText>
+              <w:instrText xml:space="preserve"> PAGEREF _Toc225422137 \h </w:instrText>
             </w:r>
             <w:r>
               <w:rPr>
@@ -629,7 +629,7 @@
               <w14:ligatures w14:val="standardContextual"/>
             </w:rPr>
           </w:pPr>
-          <w:hyperlink w:anchor="_Toc225242875" w:history="1">
+          <w:hyperlink w:anchor="_Toc225422138" w:history="1">
             <w:r>
               <w:rPr>
                 <w:rStyle w:val="Hipervnculo"/>
@@ -676,7 +676,7 @@
                 <w:noProof/>
                 <w:webHidden/>
               </w:rPr>
-              <w:instrText xml:space="preserve"> PAGEREF _Toc225242875 \h </w:instrText>
+              <w:instrText xml:space="preserve"> PAGEREF _Toc225422138 \h </w:instrText>
             </w:r>
             <w:r>
               <w:rPr>
@@ -725,7 +725,7 @@
               <w14:ligatures w14:val="standardContextual"/>
             </w:rPr>
           </w:pPr>
-          <w:hyperlink w:anchor="_Toc225242876" w:history="1">
+          <w:hyperlink w:anchor="_Toc225422139" w:history="1">
             <w:r>
               <w:rPr>
                 <w:rStyle w:val="Hipervnculo"/>
@@ -772,7 +772,7 @@
                 <w:noProof/>
                 <w:webHidden/>
               </w:rPr>
-              <w:instrText xml:space="preserve"> PAGEREF _Toc225242876 \h </w:instrText>
+              <w:instrText xml:space="preserve"> PAGEREF _Toc225422139 \h </w:instrText>
             </w:r>
             <w:r>
               <w:rPr>
@@ -820,7 +820,7 @@
               <w14:ligatures w14:val="standardContextual"/>
             </w:rPr>
           </w:pPr>
-          <w:hyperlink w:anchor="_Toc225242877" w:history="1">
+          <w:hyperlink w:anchor="_Toc225422140" w:history="1">
             <w:r>
               <w:rPr>
                 <w:rStyle w:val="Hipervnculo"/>
@@ -866,7 +866,7 @@
                 <w:noProof/>
                 <w:webHidden/>
               </w:rPr>
-              <w:instrText xml:space="preserve"> PAGEREF _Toc225242877 \h </w:instrText>
+              <w:instrText xml:space="preserve"> PAGEREF _Toc225422140 \h </w:instrText>
             </w:r>
             <w:r>
               <w:rPr>
@@ -887,6 +887,194 @@
                 <w:webHidden/>
               </w:rPr>
               <w:t>3</w:t>
+            </w:r>
+            <w:r>
+              <w:rPr>
+                <w:noProof/>
+                <w:webHidden/>
+              </w:rPr>
+              <w:fldChar w:fldCharType="end"/>
+            </w:r>
+          </w:hyperlink>
+        </w:p>
+        <w:p>
+          <w:pPr>
+            <w:pStyle w:val="TDC2"/>
+            <w:tabs>
+              <w:tab w:val="left" w:pos="880"/>
+              <w:tab w:val="right" w:leader="dot" w:pos="9061"/>
+            </w:tabs>
+            <w:rPr>
+              <w:rFonts w:eastAsiaTheme="minorEastAsia" w:cstheme="minorBidi"/>
+              <w:smallCaps w:val="0"/>
+              <w:noProof/>
+              <w:kern w:val="2"/>
+              <w:sz w:val="24"/>
+              <w:szCs w:val="24"/>
+              <w14:ligatures w14:val="standardContextual"/>
+            </w:rPr>
+          </w:pPr>
+          <w:hyperlink w:anchor="_Toc225422141" w:history="1">
+            <w:r>
+              <w:rPr>
+                <w:rStyle w:val="Hipervnculo"/>
+                <w:noProof/>
+              </w:rPr>
+              <w:t>2.3</w:t>
+            </w:r>
+            <w:r>
+              <w:rPr>
+                <w:rFonts w:eastAsiaTheme="minorEastAsia" w:cstheme="minorBidi"/>
+                <w:smallCaps w:val="0"/>
+                <w:noProof/>
+                <w:kern w:val="2"/>
+                <w:sz w:val="24"/>
+                <w:szCs w:val="24"/>
+                <w14:ligatures w14:val="standardContextual"/>
+              </w:rPr>
+              <w:tab/>
+            </w:r>
+            <w:r>
+              <w:rPr>
+                <w:rStyle w:val="Hipervnculo"/>
+                <w:noProof/>
+              </w:rPr>
+              <w:t>ANTECEDENTES</w:t>
+            </w:r>
+            <w:r>
+              <w:rPr>
+                <w:noProof/>
+                <w:webHidden/>
+              </w:rPr>
+              <w:tab/>
+            </w:r>
+            <w:r>
+              <w:rPr>
+                <w:noProof/>
+                <w:webHidden/>
+              </w:rPr>
+              <w:fldChar w:fldCharType="begin"/>
+            </w:r>
+            <w:r>
+              <w:rPr>
+                <w:noProof/>
+                <w:webHidden/>
+              </w:rPr>
+              <w:instrText xml:space="preserve"> PAGEREF _Toc225422141 \h </w:instrText>
+            </w:r>
+            <w:r>
+              <w:rPr>
+                <w:noProof/>
+                <w:webHidden/>
+              </w:rPr>
+            </w:r>
+            <w:r>
+              <w:rPr>
+                <w:noProof/>
+                <w:webHidden/>
+              </w:rPr>
+              <w:fldChar w:fldCharType="separate"/>
+            </w:r>
+            <w:r>
+              <w:rPr>
+                <w:noProof/>
+                <w:webHidden/>
+              </w:rPr>
+              <w:t>4</w:t>
+            </w:r>
+            <w:r>
+              <w:rPr>
+                <w:noProof/>
+                <w:webHidden/>
+              </w:rPr>
+              <w:fldChar w:fldCharType="end"/>
+            </w:r>
+          </w:hyperlink>
+        </w:p>
+        <w:p>
+          <w:pPr>
+            <w:pStyle w:val="TDC2"/>
+            <w:tabs>
+              <w:tab w:val="left" w:pos="880"/>
+              <w:tab w:val="right" w:leader="dot" w:pos="9061"/>
+            </w:tabs>
+            <w:rPr>
+              <w:rFonts w:eastAsiaTheme="minorEastAsia" w:cstheme="minorBidi"/>
+              <w:smallCaps w:val="0"/>
+              <w:noProof/>
+              <w:kern w:val="2"/>
+              <w:sz w:val="24"/>
+              <w:szCs w:val="24"/>
+              <w14:ligatures w14:val="standardContextual"/>
+            </w:rPr>
+          </w:pPr>
+          <w:hyperlink w:anchor="_Toc225422142" w:history="1">
+            <w:r>
+              <w:rPr>
+                <w:rStyle w:val="Hipervnculo"/>
+                <w:noProof/>
+              </w:rPr>
+              <w:t>2.4</w:t>
+            </w:r>
+            <w:r>
+              <w:rPr>
+                <w:rFonts w:eastAsiaTheme="minorEastAsia" w:cstheme="minorBidi"/>
+                <w:smallCaps w:val="0"/>
+                <w:noProof/>
+                <w:kern w:val="2"/>
+                <w:sz w:val="24"/>
+                <w:szCs w:val="24"/>
+                <w14:ligatures w14:val="standardContextual"/>
+              </w:rPr>
+              <w:tab/>
+            </w:r>
+            <w:r>
+              <w:rPr>
+                <w:rStyle w:val="Hipervnculo"/>
+                <w:noProof/>
+              </w:rPr>
+              <w:t>RPOCEDENTES</w:t>
+            </w:r>
+            <w:r>
+              <w:rPr>
+                <w:noProof/>
+                <w:webHidden/>
+              </w:rPr>
+              <w:tab/>
+            </w:r>
+            <w:r>
+              <w:rPr>
+                <w:noProof/>
+                <w:webHidden/>
+              </w:rPr>
+              <w:fldChar w:fldCharType="begin"/>
+            </w:r>
+            <w:r>
+              <w:rPr>
+                <w:noProof/>
+                <w:webHidden/>
+              </w:rPr>
+              <w:instrText xml:space="preserve"> PAGEREF _Toc225422142 \h </w:instrText>
+            </w:r>
+            <w:r>
+              <w:rPr>
+                <w:noProof/>
+                <w:webHidden/>
+              </w:rPr>
+            </w:r>
+            <w:r>
+              <w:rPr>
+                <w:noProof/>
+                <w:webHidden/>
+              </w:rPr>
+              <w:fldChar w:fldCharType="separate"/>
+            </w:r>
+            <w:r>
+              <w:rPr>
+                <w:noProof/>
+                <w:webHidden/>
+              </w:rPr>
+              <w:t>4</w:t>
             </w:r>
             <w:r>
               <w:rPr>
@@ -916,7 +1104,7 @@
               <w14:ligatures w14:val="standardContextual"/>
             </w:rPr>
           </w:pPr>
-          <w:hyperlink w:anchor="_Toc225242878" w:history="1">
+          <w:hyperlink w:anchor="_Toc225422143" w:history="1">
             <w:r>
               <w:rPr>
                 <w:rStyle w:val="Hipervnculo"/>
@@ -964,7 +1152,7 @@
                 <w:noProof/>
                 <w:webHidden/>
               </w:rPr>
-              <w:instrText xml:space="preserve"> PAGEREF _Toc225242878 \h </w:instrText>
+              <w:instrText xml:space="preserve"> PAGEREF _Toc225422143 \h </w:instrText>
             </w:r>
             <w:r>
               <w:rPr>
@@ -984,7 +1172,571 @@
                 <w:noProof/>
                 <w:webHidden/>
               </w:rPr>
-              <w:t>3</w:t>
+              <w:t>6</w:t>
+            </w:r>
+            <w:r>
+              <w:rPr>
+                <w:noProof/>
+                <w:webHidden/>
+              </w:rPr>
+              <w:fldChar w:fldCharType="end"/>
+            </w:r>
+          </w:hyperlink>
+        </w:p>
+        <w:p>
+          <w:pPr>
+            <w:pStyle w:val="TDC2"/>
+            <w:tabs>
+              <w:tab w:val="left" w:pos="880"/>
+              <w:tab w:val="right" w:leader="dot" w:pos="9061"/>
+            </w:tabs>
+            <w:rPr>
+              <w:rFonts w:eastAsiaTheme="minorEastAsia" w:cstheme="minorBidi"/>
+              <w:smallCaps w:val="0"/>
+              <w:noProof/>
+              <w:kern w:val="2"/>
+              <w:sz w:val="24"/>
+              <w:szCs w:val="24"/>
+              <w14:ligatures w14:val="standardContextual"/>
+            </w:rPr>
+          </w:pPr>
+          <w:hyperlink w:anchor="_Toc225422144" w:history="1">
+            <w:r>
+              <w:rPr>
+                <w:rStyle w:val="Hipervnculo"/>
+                <w:noProof/>
+              </w:rPr>
+              <w:t>3.1</w:t>
+            </w:r>
+            <w:r>
+              <w:rPr>
+                <w:rFonts w:eastAsiaTheme="minorEastAsia" w:cstheme="minorBidi"/>
+                <w:smallCaps w:val="0"/>
+                <w:noProof/>
+                <w:kern w:val="2"/>
+                <w:sz w:val="24"/>
+                <w:szCs w:val="24"/>
+                <w14:ligatures w14:val="standardContextual"/>
+              </w:rPr>
+              <w:tab/>
+            </w:r>
+            <w:r>
+              <w:rPr>
+                <w:rStyle w:val="Hipervnculo"/>
+                <w:noProof/>
+              </w:rPr>
+              <w:t>Analítica deportiva</w:t>
+            </w:r>
+            <w:r>
+              <w:rPr>
+                <w:noProof/>
+                <w:webHidden/>
+              </w:rPr>
+              <w:tab/>
+            </w:r>
+            <w:r>
+              <w:rPr>
+                <w:noProof/>
+                <w:webHidden/>
+              </w:rPr>
+              <w:fldChar w:fldCharType="begin"/>
+            </w:r>
+            <w:r>
+              <w:rPr>
+                <w:noProof/>
+                <w:webHidden/>
+              </w:rPr>
+              <w:instrText xml:space="preserve"> PAGEREF _Toc225422144 \h </w:instrText>
+            </w:r>
+            <w:r>
+              <w:rPr>
+                <w:noProof/>
+                <w:webHidden/>
+              </w:rPr>
+            </w:r>
+            <w:r>
+              <w:rPr>
+                <w:noProof/>
+                <w:webHidden/>
+              </w:rPr>
+              <w:fldChar w:fldCharType="separate"/>
+            </w:r>
+            <w:r>
+              <w:rPr>
+                <w:noProof/>
+                <w:webHidden/>
+              </w:rPr>
+              <w:t>6</w:t>
+            </w:r>
+            <w:r>
+              <w:rPr>
+                <w:noProof/>
+                <w:webHidden/>
+              </w:rPr>
+              <w:fldChar w:fldCharType="end"/>
+            </w:r>
+          </w:hyperlink>
+        </w:p>
+        <w:p>
+          <w:pPr>
+            <w:pStyle w:val="TDC2"/>
+            <w:tabs>
+              <w:tab w:val="left" w:pos="880"/>
+              <w:tab w:val="right" w:leader="dot" w:pos="9061"/>
+            </w:tabs>
+            <w:rPr>
+              <w:rFonts w:eastAsiaTheme="minorEastAsia" w:cstheme="minorBidi"/>
+              <w:smallCaps w:val="0"/>
+              <w:noProof/>
+              <w:kern w:val="2"/>
+              <w:sz w:val="24"/>
+              <w:szCs w:val="24"/>
+              <w14:ligatures w14:val="standardContextual"/>
+            </w:rPr>
+          </w:pPr>
+          <w:hyperlink w:anchor="_Toc225422145" w:history="1">
+            <w:r>
+              <w:rPr>
+                <w:rStyle w:val="Hipervnculo"/>
+                <w:noProof/>
+              </w:rPr>
+              <w:t>3.2</w:t>
+            </w:r>
+            <w:r>
+              <w:rPr>
+                <w:rFonts w:eastAsiaTheme="minorEastAsia" w:cstheme="minorBidi"/>
+                <w:smallCaps w:val="0"/>
+                <w:noProof/>
+                <w:kern w:val="2"/>
+                <w:sz w:val="24"/>
+                <w:szCs w:val="24"/>
+                <w14:ligatures w14:val="standardContextual"/>
+              </w:rPr>
+              <w:tab/>
+            </w:r>
+            <w:r>
+              <w:rPr>
+                <w:rStyle w:val="Hipervnculo"/>
+                <w:noProof/>
+              </w:rPr>
+              <w:t>Machine learning aplicado al deporte</w:t>
+            </w:r>
+            <w:r>
+              <w:rPr>
+                <w:noProof/>
+                <w:webHidden/>
+              </w:rPr>
+              <w:tab/>
+            </w:r>
+            <w:r>
+              <w:rPr>
+                <w:noProof/>
+                <w:webHidden/>
+              </w:rPr>
+              <w:fldChar w:fldCharType="begin"/>
+            </w:r>
+            <w:r>
+              <w:rPr>
+                <w:noProof/>
+                <w:webHidden/>
+              </w:rPr>
+              <w:instrText xml:space="preserve"> PAGEREF _Toc225422145 \h </w:instrText>
+            </w:r>
+            <w:r>
+              <w:rPr>
+                <w:noProof/>
+                <w:webHidden/>
+              </w:rPr>
+            </w:r>
+            <w:r>
+              <w:rPr>
+                <w:noProof/>
+                <w:webHidden/>
+              </w:rPr>
+              <w:fldChar w:fldCharType="separate"/>
+            </w:r>
+            <w:r>
+              <w:rPr>
+                <w:noProof/>
+                <w:webHidden/>
+              </w:rPr>
+              <w:t>6</w:t>
+            </w:r>
+            <w:r>
+              <w:rPr>
+                <w:noProof/>
+                <w:webHidden/>
+              </w:rPr>
+              <w:fldChar w:fldCharType="end"/>
+            </w:r>
+          </w:hyperlink>
+        </w:p>
+        <w:p>
+          <w:pPr>
+            <w:pStyle w:val="TDC2"/>
+            <w:tabs>
+              <w:tab w:val="left" w:pos="880"/>
+              <w:tab w:val="right" w:leader="dot" w:pos="9061"/>
+            </w:tabs>
+            <w:rPr>
+              <w:rFonts w:eastAsiaTheme="minorEastAsia" w:cstheme="minorBidi"/>
+              <w:smallCaps w:val="0"/>
+              <w:noProof/>
+              <w:kern w:val="2"/>
+              <w:sz w:val="24"/>
+              <w:szCs w:val="24"/>
+              <w14:ligatures w14:val="standardContextual"/>
+            </w:rPr>
+          </w:pPr>
+          <w:hyperlink w:anchor="_Toc225422146" w:history="1">
+            <w:r>
+              <w:rPr>
+                <w:rStyle w:val="Hipervnculo"/>
+                <w:noProof/>
+              </w:rPr>
+              <w:t>3.3</w:t>
+            </w:r>
+            <w:r>
+              <w:rPr>
+                <w:rFonts w:eastAsiaTheme="minorEastAsia" w:cstheme="minorBidi"/>
+                <w:smallCaps w:val="0"/>
+                <w:noProof/>
+                <w:kern w:val="2"/>
+                <w:sz w:val="24"/>
+                <w:szCs w:val="24"/>
+                <w14:ligatures w14:val="standardContextual"/>
+              </w:rPr>
+              <w:tab/>
+            </w:r>
+            <w:r>
+              <w:rPr>
+                <w:rStyle w:val="Hipervnculo"/>
+                <w:noProof/>
+              </w:rPr>
+              <w:t>Fuentes de datos y caracteristicas relevantes del fútbol</w:t>
+            </w:r>
+            <w:r>
+              <w:rPr>
+                <w:noProof/>
+                <w:webHidden/>
+              </w:rPr>
+              <w:tab/>
+            </w:r>
+            <w:r>
+              <w:rPr>
+                <w:noProof/>
+                <w:webHidden/>
+              </w:rPr>
+              <w:fldChar w:fldCharType="begin"/>
+            </w:r>
+            <w:r>
+              <w:rPr>
+                <w:noProof/>
+                <w:webHidden/>
+              </w:rPr>
+              <w:instrText xml:space="preserve"> PAGEREF _Toc225422146 \h </w:instrText>
+            </w:r>
+            <w:r>
+              <w:rPr>
+                <w:noProof/>
+                <w:webHidden/>
+              </w:rPr>
+            </w:r>
+            <w:r>
+              <w:rPr>
+                <w:noProof/>
+                <w:webHidden/>
+              </w:rPr>
+              <w:fldChar w:fldCharType="separate"/>
+            </w:r>
+            <w:r>
+              <w:rPr>
+                <w:noProof/>
+                <w:webHidden/>
+              </w:rPr>
+              <w:t>7</w:t>
+            </w:r>
+            <w:r>
+              <w:rPr>
+                <w:noProof/>
+                <w:webHidden/>
+              </w:rPr>
+              <w:fldChar w:fldCharType="end"/>
+            </w:r>
+          </w:hyperlink>
+        </w:p>
+        <w:p>
+          <w:pPr>
+            <w:pStyle w:val="TDC2"/>
+            <w:tabs>
+              <w:tab w:val="left" w:pos="880"/>
+              <w:tab w:val="right" w:leader="dot" w:pos="9061"/>
+            </w:tabs>
+            <w:rPr>
+              <w:rFonts w:eastAsiaTheme="minorEastAsia" w:cstheme="minorBidi"/>
+              <w:smallCaps w:val="0"/>
+              <w:noProof/>
+              <w:kern w:val="2"/>
+              <w:sz w:val="24"/>
+              <w:szCs w:val="24"/>
+              <w14:ligatures w14:val="standardContextual"/>
+            </w:rPr>
+          </w:pPr>
+          <w:hyperlink w:anchor="_Toc225422147" w:history="1">
+            <w:r>
+              <w:rPr>
+                <w:rStyle w:val="Hipervnculo"/>
+                <w:noProof/>
+              </w:rPr>
+              <w:t>3.4</w:t>
+            </w:r>
+            <w:r>
+              <w:rPr>
+                <w:rFonts w:eastAsiaTheme="minorEastAsia" w:cstheme="minorBidi"/>
+                <w:smallCaps w:val="0"/>
+                <w:noProof/>
+                <w:kern w:val="2"/>
+                <w:sz w:val="24"/>
+                <w:szCs w:val="24"/>
+                <w14:ligatures w14:val="standardContextual"/>
+              </w:rPr>
+              <w:tab/>
+            </w:r>
+            <w:r>
+              <w:rPr>
+                <w:rStyle w:val="Hipervnculo"/>
+                <w:noProof/>
+              </w:rPr>
+              <w:t>diseño de modelos predictivos</w:t>
+            </w:r>
+            <w:r>
+              <w:rPr>
+                <w:noProof/>
+                <w:webHidden/>
+              </w:rPr>
+              <w:tab/>
+            </w:r>
+            <w:r>
+              <w:rPr>
+                <w:noProof/>
+                <w:webHidden/>
+              </w:rPr>
+              <w:fldChar w:fldCharType="begin"/>
+            </w:r>
+            <w:r>
+              <w:rPr>
+                <w:noProof/>
+                <w:webHidden/>
+              </w:rPr>
+              <w:instrText xml:space="preserve"> PAGEREF _Toc225422147 \h </w:instrText>
+            </w:r>
+            <w:r>
+              <w:rPr>
+                <w:noProof/>
+                <w:webHidden/>
+              </w:rPr>
+            </w:r>
+            <w:r>
+              <w:rPr>
+                <w:noProof/>
+                <w:webHidden/>
+              </w:rPr>
+              <w:fldChar w:fldCharType="separate"/>
+            </w:r>
+            <w:r>
+              <w:rPr>
+                <w:noProof/>
+                <w:webHidden/>
+              </w:rPr>
+              <w:t>7</w:t>
+            </w:r>
+            <w:r>
+              <w:rPr>
+                <w:noProof/>
+                <w:webHidden/>
+              </w:rPr>
+              <w:fldChar w:fldCharType="end"/>
+            </w:r>
+          </w:hyperlink>
+        </w:p>
+        <w:p>
+          <w:pPr>
+            <w:pStyle w:val="TDC2"/>
+            <w:tabs>
+              <w:tab w:val="left" w:pos="880"/>
+              <w:tab w:val="right" w:leader="dot" w:pos="9061"/>
+            </w:tabs>
+            <w:rPr>
+              <w:rFonts w:eastAsiaTheme="minorEastAsia" w:cstheme="minorBidi"/>
+              <w:smallCaps w:val="0"/>
+              <w:noProof/>
+              <w:kern w:val="2"/>
+              <w:sz w:val="24"/>
+              <w:szCs w:val="24"/>
+              <w14:ligatures w14:val="standardContextual"/>
+            </w:rPr>
+          </w:pPr>
+          <w:hyperlink w:anchor="_Toc225422148" w:history="1">
+            <w:r>
+              <w:rPr>
+                <w:rStyle w:val="Hipervnculo"/>
+                <w:noProof/>
+              </w:rPr>
+              <w:t>3.5</w:t>
+            </w:r>
+            <w:r>
+              <w:rPr>
+                <w:rFonts w:eastAsiaTheme="minorEastAsia" w:cstheme="minorBidi"/>
+                <w:smallCaps w:val="0"/>
+                <w:noProof/>
+                <w:kern w:val="2"/>
+                <w:sz w:val="24"/>
+                <w:szCs w:val="24"/>
+                <w14:ligatures w14:val="standardContextual"/>
+              </w:rPr>
+              <w:tab/>
+            </w:r>
+            <w:r>
+              <w:rPr>
+                <w:rStyle w:val="Hipervnculo"/>
+                <w:noProof/>
+              </w:rPr>
+              <w:t>métricas de evaluación</w:t>
+            </w:r>
+            <w:r>
+              <w:rPr>
+                <w:noProof/>
+                <w:webHidden/>
+              </w:rPr>
+              <w:tab/>
+            </w:r>
+            <w:r>
+              <w:rPr>
+                <w:noProof/>
+                <w:webHidden/>
+              </w:rPr>
+              <w:fldChar w:fldCharType="begin"/>
+            </w:r>
+            <w:r>
+              <w:rPr>
+                <w:noProof/>
+                <w:webHidden/>
+              </w:rPr>
+              <w:instrText xml:space="preserve"> PAGEREF _Toc225422148 \h </w:instrText>
+            </w:r>
+            <w:r>
+              <w:rPr>
+                <w:noProof/>
+                <w:webHidden/>
+              </w:rPr>
+            </w:r>
+            <w:r>
+              <w:rPr>
+                <w:noProof/>
+                <w:webHidden/>
+              </w:rPr>
+              <w:fldChar w:fldCharType="separate"/>
+            </w:r>
+            <w:r>
+              <w:rPr>
+                <w:noProof/>
+                <w:webHidden/>
+              </w:rPr>
+              <w:t>7</w:t>
+            </w:r>
+            <w:r>
+              <w:rPr>
+                <w:noProof/>
+                <w:webHidden/>
+              </w:rPr>
+              <w:fldChar w:fldCharType="end"/>
+            </w:r>
+          </w:hyperlink>
+        </w:p>
+        <w:p>
+          <w:pPr>
+            <w:pStyle w:val="TDC2"/>
+            <w:tabs>
+              <w:tab w:val="left" w:pos="880"/>
+              <w:tab w:val="right" w:leader="dot" w:pos="9061"/>
+            </w:tabs>
+            <w:rPr>
+              <w:rFonts w:eastAsiaTheme="minorEastAsia" w:cstheme="minorBidi"/>
+              <w:smallCaps w:val="0"/>
+              <w:noProof/>
+              <w:kern w:val="2"/>
+              <w:sz w:val="24"/>
+              <w:szCs w:val="24"/>
+              <w14:ligatures w14:val="standardContextual"/>
+            </w:rPr>
+          </w:pPr>
+          <w:hyperlink w:anchor="_Toc225422149" w:history="1">
+            <w:r>
+              <w:rPr>
+                <w:rStyle w:val="Hipervnculo"/>
+                <w:noProof/>
+              </w:rPr>
+              <w:t>3.6</w:t>
+            </w:r>
+            <w:r>
+              <w:rPr>
+                <w:rFonts w:eastAsiaTheme="minorEastAsia" w:cstheme="minorBidi"/>
+                <w:smallCaps w:val="0"/>
+                <w:noProof/>
+                <w:kern w:val="2"/>
+                <w:sz w:val="24"/>
+                <w:szCs w:val="24"/>
+                <w14:ligatures w14:val="standardContextual"/>
+              </w:rPr>
+              <w:tab/>
+            </w:r>
+            <w:r>
+              <w:rPr>
+                <w:rStyle w:val="Hipervnculo"/>
+                <w:noProof/>
+              </w:rPr>
+              <w:t>INTERPRETRABILIDAD EN MODELOS DEPORTIVOS</w:t>
+            </w:r>
+            <w:r>
+              <w:rPr>
+                <w:noProof/>
+                <w:webHidden/>
+              </w:rPr>
+              <w:tab/>
+            </w:r>
+            <w:r>
+              <w:rPr>
+                <w:noProof/>
+                <w:webHidden/>
+              </w:rPr>
+              <w:fldChar w:fldCharType="begin"/>
+            </w:r>
+            <w:r>
+              <w:rPr>
+                <w:noProof/>
+                <w:webHidden/>
+              </w:rPr>
+              <w:instrText xml:space="preserve"> PAGEREF _Toc225422149 \h </w:instrText>
+            </w:r>
+            <w:r>
+              <w:rPr>
+                <w:noProof/>
+                <w:webHidden/>
+              </w:rPr>
+            </w:r>
+            <w:r>
+              <w:rPr>
+                <w:noProof/>
+                <w:webHidden/>
+              </w:rPr>
+              <w:fldChar w:fldCharType="separate"/>
+            </w:r>
+            <w:r>
+              <w:rPr>
+                <w:noProof/>
+                <w:webHidden/>
+              </w:rPr>
+              <w:t>8</w:t>
             </w:r>
             <w:r>
               <w:rPr>
@@ -1014,7 +1766,7 @@
               <w14:ligatures w14:val="standardContextual"/>
             </w:rPr>
           </w:pPr>
-          <w:hyperlink w:anchor="_Toc225242879" w:history="1">
+          <w:hyperlink w:anchor="_Toc225422150" w:history="1">
             <w:r>
               <w:rPr>
                 <w:rStyle w:val="Hipervnculo"/>
@@ -1062,7 +1814,7 @@
                 <w:noProof/>
                 <w:webHidden/>
               </w:rPr>
-              <w:instrText xml:space="preserve"> PAGEREF _Toc225242879 \h </w:instrText>
+              <w:instrText xml:space="preserve"> PAGEREF _Toc225422150 \h </w:instrText>
             </w:r>
             <w:r>
               <w:rPr>
@@ -1082,7 +1834,289 @@
                 <w:noProof/>
                 <w:webHidden/>
               </w:rPr>
-              <w:t>3</w:t>
+              <w:t>9</w:t>
+            </w:r>
+            <w:r>
+              <w:rPr>
+                <w:noProof/>
+                <w:webHidden/>
+              </w:rPr>
+              <w:fldChar w:fldCharType="end"/>
+            </w:r>
+          </w:hyperlink>
+        </w:p>
+        <w:p>
+          <w:pPr>
+            <w:pStyle w:val="TDC2"/>
+            <w:tabs>
+              <w:tab w:val="left" w:pos="880"/>
+              <w:tab w:val="right" w:leader="dot" w:pos="9061"/>
+            </w:tabs>
+            <w:rPr>
+              <w:rFonts w:eastAsiaTheme="minorEastAsia" w:cstheme="minorBidi"/>
+              <w:smallCaps w:val="0"/>
+              <w:noProof/>
+              <w:kern w:val="2"/>
+              <w:sz w:val="24"/>
+              <w:szCs w:val="24"/>
+              <w14:ligatures w14:val="standardContextual"/>
+            </w:rPr>
+          </w:pPr>
+          <w:hyperlink w:anchor="_Toc225422151" w:history="1">
+            <w:r>
+              <w:rPr>
+                <w:rStyle w:val="Hipervnculo"/>
+                <w:noProof/>
+              </w:rPr>
+              <w:t>4.1</w:t>
+            </w:r>
+            <w:r>
+              <w:rPr>
+                <w:rFonts w:eastAsiaTheme="minorEastAsia" w:cstheme="minorBidi"/>
+                <w:smallCaps w:val="0"/>
+                <w:noProof/>
+                <w:kern w:val="2"/>
+                <w:sz w:val="24"/>
+                <w:szCs w:val="24"/>
+                <w14:ligatures w14:val="standardContextual"/>
+              </w:rPr>
+              <w:tab/>
+            </w:r>
+            <w:r>
+              <w:rPr>
+                <w:rStyle w:val="Hipervnculo"/>
+                <w:noProof/>
+              </w:rPr>
+              <w:t>ENFOQUE ÁGIL PERSONALIZADO PARA UN DESARROLLO INDIVIDUAL</w:t>
+            </w:r>
+            <w:r>
+              <w:rPr>
+                <w:noProof/>
+                <w:webHidden/>
+              </w:rPr>
+              <w:tab/>
+            </w:r>
+            <w:r>
+              <w:rPr>
+                <w:noProof/>
+                <w:webHidden/>
+              </w:rPr>
+              <w:fldChar w:fldCharType="begin"/>
+            </w:r>
+            <w:r>
+              <w:rPr>
+                <w:noProof/>
+                <w:webHidden/>
+              </w:rPr>
+              <w:instrText xml:space="preserve"> PAGEREF _Toc225422151 \h </w:instrText>
+            </w:r>
+            <w:r>
+              <w:rPr>
+                <w:noProof/>
+                <w:webHidden/>
+              </w:rPr>
+            </w:r>
+            <w:r>
+              <w:rPr>
+                <w:noProof/>
+                <w:webHidden/>
+              </w:rPr>
+              <w:fldChar w:fldCharType="separate"/>
+            </w:r>
+            <w:r>
+              <w:rPr>
+                <w:noProof/>
+                <w:webHidden/>
+              </w:rPr>
+              <w:t>9</w:t>
+            </w:r>
+            <w:r>
+              <w:rPr>
+                <w:noProof/>
+                <w:webHidden/>
+              </w:rPr>
+              <w:fldChar w:fldCharType="end"/>
+            </w:r>
+          </w:hyperlink>
+        </w:p>
+        <w:p>
+          <w:pPr>
+            <w:pStyle w:val="TDC2"/>
+            <w:tabs>
+              <w:tab w:val="left" w:pos="880"/>
+              <w:tab w:val="right" w:leader="dot" w:pos="9061"/>
+            </w:tabs>
+            <w:rPr>
+              <w:rFonts w:eastAsiaTheme="minorEastAsia" w:cstheme="minorBidi"/>
+              <w:smallCaps w:val="0"/>
+              <w:noProof/>
+              <w:kern w:val="2"/>
+              <w:sz w:val="24"/>
+              <w:szCs w:val="24"/>
+              <w14:ligatures w14:val="standardContextual"/>
+            </w:rPr>
+          </w:pPr>
+          <w:hyperlink w:anchor="_Toc225422152" w:history="1">
+            <w:r>
+              <w:rPr>
+                <w:rStyle w:val="Hipervnculo"/>
+                <w:noProof/>
+              </w:rPr>
+              <w:t>4.2</w:t>
+            </w:r>
+            <w:r>
+              <w:rPr>
+                <w:rFonts w:eastAsiaTheme="minorEastAsia" w:cstheme="minorBidi"/>
+                <w:smallCaps w:val="0"/>
+                <w:noProof/>
+                <w:kern w:val="2"/>
+                <w:sz w:val="24"/>
+                <w:szCs w:val="24"/>
+                <w14:ligatures w14:val="standardContextual"/>
+              </w:rPr>
+              <w:tab/>
+            </w:r>
+            <w:r>
+              <w:rPr>
+                <w:rStyle w:val="Hipervnculo"/>
+                <w:noProof/>
+              </w:rPr>
+              <w:t>PLANIFICACIÓN Y ORGANIZACIÓN DEL TRABAJO</w:t>
+            </w:r>
+            <w:r>
+              <w:rPr>
+                <w:noProof/>
+                <w:webHidden/>
+              </w:rPr>
+              <w:tab/>
+            </w:r>
+            <w:r>
+              <w:rPr>
+                <w:noProof/>
+                <w:webHidden/>
+              </w:rPr>
+              <w:fldChar w:fldCharType="begin"/>
+            </w:r>
+            <w:r>
+              <w:rPr>
+                <w:noProof/>
+                <w:webHidden/>
+              </w:rPr>
+              <w:instrText xml:space="preserve"> PAGEREF _Toc225422152 \h </w:instrText>
+            </w:r>
+            <w:r>
+              <w:rPr>
+                <w:noProof/>
+                <w:webHidden/>
+              </w:rPr>
+            </w:r>
+            <w:r>
+              <w:rPr>
+                <w:noProof/>
+                <w:webHidden/>
+              </w:rPr>
+              <w:fldChar w:fldCharType="separate"/>
+            </w:r>
+            <w:r>
+              <w:rPr>
+                <w:noProof/>
+                <w:webHidden/>
+              </w:rPr>
+              <w:t>10</w:t>
+            </w:r>
+            <w:r>
+              <w:rPr>
+                <w:noProof/>
+                <w:webHidden/>
+              </w:rPr>
+              <w:fldChar w:fldCharType="end"/>
+            </w:r>
+          </w:hyperlink>
+        </w:p>
+        <w:p>
+          <w:pPr>
+            <w:pStyle w:val="TDC2"/>
+            <w:tabs>
+              <w:tab w:val="left" w:pos="880"/>
+              <w:tab w:val="right" w:leader="dot" w:pos="9061"/>
+            </w:tabs>
+            <w:rPr>
+              <w:rFonts w:eastAsiaTheme="minorEastAsia" w:cstheme="minorBidi"/>
+              <w:smallCaps w:val="0"/>
+              <w:noProof/>
+              <w:kern w:val="2"/>
+              <w:sz w:val="24"/>
+              <w:szCs w:val="24"/>
+              <w14:ligatures w14:val="standardContextual"/>
+            </w:rPr>
+          </w:pPr>
+          <w:hyperlink w:anchor="_Toc225422153" w:history="1">
+            <w:r>
+              <w:rPr>
+                <w:rStyle w:val="Hipervnculo"/>
+                <w:noProof/>
+              </w:rPr>
+              <w:t>4.3</w:t>
+            </w:r>
+            <w:r>
+              <w:rPr>
+                <w:rFonts w:eastAsiaTheme="minorEastAsia" w:cstheme="minorBidi"/>
+                <w:smallCaps w:val="0"/>
+                <w:noProof/>
+                <w:kern w:val="2"/>
+                <w:sz w:val="24"/>
+                <w:szCs w:val="24"/>
+                <w14:ligatures w14:val="standardContextual"/>
+              </w:rPr>
+              <w:tab/>
+            </w:r>
+            <w:r>
+              <w:rPr>
+                <w:rStyle w:val="Hipervnculo"/>
+                <w:noProof/>
+              </w:rPr>
+              <w:t>CONTROL DE VERSIONES</w:t>
+            </w:r>
+            <w:r>
+              <w:rPr>
+                <w:noProof/>
+                <w:webHidden/>
+              </w:rPr>
+              <w:tab/>
+            </w:r>
+            <w:r>
+              <w:rPr>
+                <w:noProof/>
+                <w:webHidden/>
+              </w:rPr>
+              <w:fldChar w:fldCharType="begin"/>
+            </w:r>
+            <w:r>
+              <w:rPr>
+                <w:noProof/>
+                <w:webHidden/>
+              </w:rPr>
+              <w:instrText xml:space="preserve"> PAGEREF _Toc225422153 \h </w:instrText>
+            </w:r>
+            <w:r>
+              <w:rPr>
+                <w:noProof/>
+                <w:webHidden/>
+              </w:rPr>
+            </w:r>
+            <w:r>
+              <w:rPr>
+                <w:noProof/>
+                <w:webHidden/>
+              </w:rPr>
+              <w:fldChar w:fldCharType="separate"/>
+            </w:r>
+            <w:r>
+              <w:rPr>
+                <w:noProof/>
+                <w:webHidden/>
+              </w:rPr>
+              <w:t>10</w:t>
             </w:r>
             <w:r>
               <w:rPr>
@@ -1112,7 +2146,7 @@
               <w14:ligatures w14:val="standardContextual"/>
             </w:rPr>
           </w:pPr>
-          <w:hyperlink w:anchor="_Toc225242880" w:history="1">
+          <w:hyperlink w:anchor="_Toc225422154" w:history="1">
             <w:r>
               <w:rPr>
                 <w:rStyle w:val="Hipervnculo"/>
@@ -1160,7 +2194,7 @@
                 <w:noProof/>
                 <w:webHidden/>
               </w:rPr>
-              <w:instrText xml:space="preserve"> PAGEREF _Toc225242880 \h </w:instrText>
+              <w:instrText xml:space="preserve"> PAGEREF _Toc225422154 \h </w:instrText>
             </w:r>
             <w:r>
               <w:rPr>
@@ -1180,7 +2214,7 @@
                 <w:noProof/>
                 <w:webHidden/>
               </w:rPr>
-              <w:t>3</w:t>
+              <w:t>11</w:t>
             </w:r>
             <w:r>
               <w:rPr>
@@ -1210,7 +2244,7 @@
               <w14:ligatures w14:val="standardContextual"/>
             </w:rPr>
           </w:pPr>
-          <w:hyperlink w:anchor="_Toc225242881" w:history="1">
+          <w:hyperlink w:anchor="_Toc225422155" w:history="1">
             <w:r>
               <w:rPr>
                 <w:rStyle w:val="Hipervnculo"/>
@@ -1258,7 +2292,7 @@
                 <w:noProof/>
                 <w:webHidden/>
               </w:rPr>
-              <w:instrText xml:space="preserve"> PAGEREF _Toc225242881 \h </w:instrText>
+              <w:instrText xml:space="preserve"> PAGEREF _Toc225422155 \h </w:instrText>
             </w:r>
             <w:r>
               <w:rPr>
@@ -1278,7 +2312,7 @@
                 <w:noProof/>
                 <w:webHidden/>
               </w:rPr>
-              <w:t>3</w:t>
+              <w:t>11</w:t>
             </w:r>
             <w:r>
               <w:rPr>
@@ -1308,7 +2342,7 @@
               <w14:ligatures w14:val="standardContextual"/>
             </w:rPr>
           </w:pPr>
-          <w:hyperlink w:anchor="_Toc225242882" w:history="1">
+          <w:hyperlink w:anchor="_Toc225422156" w:history="1">
             <w:r>
               <w:rPr>
                 <w:rStyle w:val="Hipervnculo"/>
@@ -1356,7 +2390,7 @@
                 <w:noProof/>
                 <w:webHidden/>
               </w:rPr>
-              <w:instrText xml:space="preserve"> PAGEREF _Toc225242882 \h </w:instrText>
+              <w:instrText xml:space="preserve"> PAGEREF _Toc225422156 \h </w:instrText>
             </w:r>
             <w:r>
               <w:rPr>
@@ -1376,7 +2410,7 @@
                 <w:noProof/>
                 <w:webHidden/>
               </w:rPr>
-              <w:t>3</w:t>
+              <w:t>11</w:t>
             </w:r>
             <w:r>
               <w:rPr>
@@ -1406,7 +2440,7 @@
               <w14:ligatures w14:val="standardContextual"/>
             </w:rPr>
           </w:pPr>
-          <w:hyperlink w:anchor="_Toc225242883" w:history="1">
+          <w:hyperlink w:anchor="_Toc225422157" w:history="1">
             <w:r>
               <w:rPr>
                 <w:rStyle w:val="Hipervnculo"/>
@@ -1454,7 +2488,7 @@
                 <w:noProof/>
                 <w:webHidden/>
               </w:rPr>
-              <w:instrText xml:space="preserve"> PAGEREF _Toc225242883 \h </w:instrText>
+              <w:instrText xml:space="preserve"> PAGEREF _Toc225422157 \h </w:instrText>
             </w:r>
             <w:r>
               <w:rPr>
@@ -1474,7 +2508,7 @@
                 <w:noProof/>
                 <w:webHidden/>
               </w:rPr>
-              <w:t>3</w:t>
+              <w:t>11</w:t>
             </w:r>
             <w:r>
               <w:rPr>
@@ -1504,7 +2538,7 @@
               <w14:ligatures w14:val="standardContextual"/>
             </w:rPr>
           </w:pPr>
-          <w:hyperlink w:anchor="_Toc225242884" w:history="1">
+          <w:hyperlink w:anchor="_Toc225422158" w:history="1">
             <w:r>
               <w:rPr>
                 <w:rStyle w:val="Hipervnculo"/>
@@ -1552,7 +2586,7 @@
                 <w:noProof/>
                 <w:webHidden/>
               </w:rPr>
-              <w:instrText xml:space="preserve"> PAGEREF _Toc225242884 \h </w:instrText>
+              <w:instrText xml:space="preserve"> PAGEREF _Toc225422158 \h </w:instrText>
             </w:r>
             <w:r>
               <w:rPr>
@@ -1572,7 +2606,7 @@
                 <w:noProof/>
                 <w:webHidden/>
               </w:rPr>
-              <w:t>3</w:t>
+              <w:t>11</w:t>
             </w:r>
             <w:r>
               <w:rPr>
@@ -1602,7 +2636,7 @@
               <w14:ligatures w14:val="standardContextual"/>
             </w:rPr>
           </w:pPr>
-          <w:hyperlink w:anchor="_Toc225242885" w:history="1">
+          <w:hyperlink w:anchor="_Toc225422159" w:history="1">
             <w:r>
               <w:rPr>
                 <w:rStyle w:val="Hipervnculo"/>
@@ -1650,7 +2684,7 @@
                 <w:noProof/>
                 <w:webHidden/>
               </w:rPr>
-              <w:instrText xml:space="preserve"> PAGEREF _Toc225242885 \h </w:instrText>
+              <w:instrText xml:space="preserve"> PAGEREF _Toc225422159 \h </w:instrText>
             </w:r>
             <w:r>
               <w:rPr>
@@ -1670,7 +2704,7 @@
                 <w:noProof/>
                 <w:webHidden/>
               </w:rPr>
-              <w:t>3</w:t>
+              <w:t>11</w:t>
             </w:r>
             <w:r>
               <w:rPr>
@@ -1700,7 +2734,7 @@
               <w14:ligatures w14:val="standardContextual"/>
             </w:rPr>
           </w:pPr>
-          <w:hyperlink w:anchor="_Toc225242886" w:history="1">
+          <w:hyperlink w:anchor="_Toc225422160" w:history="1">
             <w:r>
               <w:rPr>
                 <w:rStyle w:val="Hipervnculo"/>
@@ -1748,7 +2782,7 @@
                 <w:noProof/>
                 <w:webHidden/>
               </w:rPr>
-              <w:instrText xml:space="preserve"> PAGEREF _Toc225242886 \h </w:instrText>
+              <w:instrText xml:space="preserve"> PAGEREF _Toc225422160 \h </w:instrText>
             </w:r>
             <w:r>
               <w:rPr>
@@ -1768,7 +2802,103 @@
                 <w:noProof/>
                 <w:webHidden/>
               </w:rPr>
-              <w:t>3</w:t>
+              <w:t>11</w:t>
+            </w:r>
+            <w:r>
+              <w:rPr>
+                <w:noProof/>
+                <w:webHidden/>
+              </w:rPr>
+              <w:fldChar w:fldCharType="end"/>
+            </w:r>
+          </w:hyperlink>
+        </w:p>
+        <w:p>
+          <w:pPr>
+            <w:pStyle w:val="TDC3"/>
+            <w:tabs>
+              <w:tab w:val="left" w:pos="1320"/>
+              <w:tab w:val="right" w:leader="dot" w:pos="9061"/>
+            </w:tabs>
+            <w:rPr>
+              <w:rFonts w:eastAsiaTheme="minorEastAsia" w:cstheme="minorBidi"/>
+              <w:i w:val="0"/>
+              <w:iCs w:val="0"/>
+              <w:noProof/>
+              <w:kern w:val="2"/>
+              <w:sz w:val="24"/>
+              <w:szCs w:val="24"/>
+              <w14:ligatures w14:val="standardContextual"/>
+            </w:rPr>
+          </w:pPr>
+          <w:hyperlink w:anchor="_Toc225422161" w:history="1">
+            <w:r>
+              <w:rPr>
+                <w:rStyle w:val="Hipervnculo"/>
+                <w:noProof/>
+              </w:rPr>
+              <w:t>11.1.1</w:t>
+            </w:r>
+            <w:r>
+              <w:rPr>
+                <w:rFonts w:eastAsiaTheme="minorEastAsia" w:cstheme="minorBidi"/>
+                <w:i w:val="0"/>
+                <w:iCs w:val="0"/>
+                <w:noProof/>
+                <w:kern w:val="2"/>
+                <w:sz w:val="24"/>
+                <w:szCs w:val="24"/>
+                <w14:ligatures w14:val="standardContextual"/>
+              </w:rPr>
+              <w:tab/>
+            </w:r>
+            <w:r>
+              <w:rPr>
+                <w:rStyle w:val="Hipervnculo"/>
+                <w:noProof/>
+              </w:rPr>
+              <w:t>Estilo del Título 3</w:t>
+            </w:r>
+            <w:r>
+              <w:rPr>
+                <w:noProof/>
+                <w:webHidden/>
+              </w:rPr>
+              <w:tab/>
+            </w:r>
+            <w:r>
+              <w:rPr>
+                <w:noProof/>
+                <w:webHidden/>
+              </w:rPr>
+              <w:fldChar w:fldCharType="begin"/>
+            </w:r>
+            <w:r>
+              <w:rPr>
+                <w:noProof/>
+                <w:webHidden/>
+              </w:rPr>
+              <w:instrText xml:space="preserve"> PAGEREF _Toc225422161 \h </w:instrText>
+            </w:r>
+            <w:r>
+              <w:rPr>
+                <w:noProof/>
+                <w:webHidden/>
+              </w:rPr>
+            </w:r>
+            <w:r>
+              <w:rPr>
+                <w:noProof/>
+                <w:webHidden/>
+              </w:rPr>
+              <w:fldChar w:fldCharType="separate"/>
+            </w:r>
+            <w:r>
+              <w:rPr>
+                <w:noProof/>
+                <w:webHidden/>
+              </w:rPr>
+              <w:t>12</w:t>
             </w:r>
             <w:r>
               <w:rPr>
@@ -1798,7 +2928,7 @@
               <w14:ligatures w14:val="standardContextual"/>
             </w:rPr>
           </w:pPr>
-          <w:hyperlink w:anchor="_Toc225242887" w:history="1">
+          <w:hyperlink w:anchor="_Toc225422162" w:history="1">
             <w:r>
               <w:rPr>
                 <w:rStyle w:val="Hipervnculo"/>
@@ -1825,7 +2955,7 @@
                 <w:rStyle w:val="Hipervnculo"/>
                 <w:noProof/>
               </w:rPr>
-              <w:t>BIBLIOGRAFÍA</w:t>
+              <w:t>Bibliografía</w:t>
             </w:r>
             <w:r>
               <w:rPr>
@@ -1846,7 +2976,7 @@
                 <w:noProof/>
                 <w:webHidden/>
               </w:rPr>
-              <w:instrText xml:space="preserve"> PAGEREF _Toc225242887 \h </w:instrText>
+              <w:instrText xml:space="preserve"> PAGEREF _Toc225422162 \h </w:instrText>
             </w:r>
             <w:r>
               <w:rPr>
@@ -1866,7 +2996,7 @@
                 <w:noProof/>
                 <w:webHidden/>
               </w:rPr>
-              <w:t>4</w:t>
+              <w:t>14</w:t>
             </w:r>
             <w:r>
               <w:rPr>
@@ -1896,7 +3026,7 @@
               <w14:ligatures w14:val="standardContextual"/>
             </w:rPr>
           </w:pPr>
-          <w:hyperlink w:anchor="_Toc225242888" w:history="1">
+          <w:hyperlink w:anchor="_Toc225422163" w:history="1">
             <w:r>
               <w:rPr>
                 <w:rStyle w:val="Hipervnculo"/>
@@ -1944,7 +3074,7 @@
                 <w:noProof/>
                 <w:webHidden/>
               </w:rPr>
-              <w:instrText xml:space="preserve"> PAGEREF _Toc225242888 \h </w:instrText>
+              <w:instrText xml:space="preserve"> PAGEREF _Toc225422163 \h </w:instrText>
             </w:r>
             <w:r>
               <w:rPr>
@@ -1964,201 +3094,7 @@
                 <w:noProof/>
                 <w:webHidden/>
               </w:rPr>
-              <w:t>4</w:t>
-            </w:r>
-            <w:r>
-              <w:rPr>
-                <w:noProof/>
-                <w:webHidden/>
-              </w:rPr>
-              <w:fldChar w:fldCharType="end"/>
-            </w:r>
-          </w:hyperlink>
-        </w:p>
-        <w:p>
-          <w:pPr>
-            <w:pStyle w:val="TDC3"/>
-            <w:tabs>
-              <w:tab w:val="left" w:pos="1320"/>
-              <w:tab w:val="right" w:leader="dot" w:pos="9061"/>
-            </w:tabs>
-            <w:rPr>
-              <w:rFonts w:eastAsiaTheme="minorEastAsia" w:cstheme="minorBidi"/>
-              <w:i w:val="0"/>
-              <w:iCs w:val="0"/>
-              <w:noProof/>
-              <w:kern w:val="2"/>
-              <w:sz w:val="24"/>
-              <w:szCs w:val="24"/>
-              <w14:ligatures w14:val="standardContextual"/>
-            </w:rPr>
-          </w:pPr>
-          <w:hyperlink w:anchor="_Toc225242889" w:history="1">
-            <w:r>
-              <w:rPr>
-                <w:rStyle w:val="Hipervnculo"/>
-                <w:noProof/>
-              </w:rPr>
-              <w:t>13.1.1</w:t>
-            </w:r>
-            <w:r>
-              <w:rPr>
-                <w:rFonts w:eastAsiaTheme="minorEastAsia" w:cstheme="minorBidi"/>
-                <w:i w:val="0"/>
-                <w:iCs w:val="0"/>
-                <w:noProof/>
-                <w:kern w:val="2"/>
-                <w:sz w:val="24"/>
-                <w:szCs w:val="24"/>
-                <w14:ligatures w14:val="standardContextual"/>
-              </w:rPr>
-              <w:tab/>
-            </w:r>
-            <w:r>
-              <w:rPr>
-                <w:rStyle w:val="Hipervnculo"/>
-                <w:noProof/>
-              </w:rPr>
-              <w:t>Estilo del Título 3</w:t>
-            </w:r>
-            <w:r>
-              <w:rPr>
-                <w:noProof/>
-                <w:webHidden/>
-              </w:rPr>
-              <w:tab/>
-            </w:r>
-            <w:r>
-              <w:rPr>
-                <w:noProof/>
-                <w:webHidden/>
-              </w:rPr>
-              <w:fldChar w:fldCharType="begin"/>
-            </w:r>
-            <w:r>
-              <w:rPr>
-                <w:noProof/>
-                <w:webHidden/>
-              </w:rPr>
-              <w:instrText xml:space="preserve"> PAGEREF _Toc225242889 \h </w:instrText>
-            </w:r>
-            <w:r>
-              <w:rPr>
-                <w:noProof/>
-                <w:webHidden/>
-              </w:rPr>
-            </w:r>
-            <w:r>
-              <w:rPr>
-                <w:noProof/>
-                <w:webHidden/>
-              </w:rPr>
-              <w:fldChar w:fldCharType="separate"/>
-            </w:r>
-            <w:r>
-              <w:rPr>
-                <w:noProof/>
-                <w:webHidden/>
-              </w:rPr>
-              <w:t>5</w:t>
-            </w:r>
-            <w:r>
-              <w:rPr>
-                <w:noProof/>
-                <w:webHidden/>
-              </w:rPr>
-              <w:fldChar w:fldCharType="end"/>
-            </w:r>
-          </w:hyperlink>
-        </w:p>
-        <w:p>
-          <w:pPr>
-            <w:pStyle w:val="TDC1"/>
-            <w:tabs>
-              <w:tab w:val="left" w:pos="660"/>
-              <w:tab w:val="right" w:leader="dot" w:pos="9061"/>
-            </w:tabs>
-            <w:rPr>
-              <w:rFonts w:eastAsiaTheme="minorEastAsia" w:cstheme="minorBidi"/>
-              <w:b w:val="0"/>
-              <w:bCs w:val="0"/>
-              <w:caps w:val="0"/>
-              <w:noProof/>
-              <w:kern w:val="2"/>
-              <w:sz w:val="24"/>
-              <w:szCs w:val="24"/>
-              <w14:ligatures w14:val="standardContextual"/>
-            </w:rPr>
-          </w:pPr>
-          <w:hyperlink w:anchor="_Toc225242890" w:history="1">
-            <w:r>
-              <w:rPr>
-                <w:rStyle w:val="Hipervnculo"/>
-                <w:noProof/>
-              </w:rPr>
-              <w:t>14.</w:t>
-            </w:r>
-            <w:r>
-              <w:rPr>
-                <w:rFonts w:eastAsiaTheme="minorEastAsia" w:cstheme="minorBidi"/>
-                <w:b w:val="0"/>
-                <w:bCs w:val="0"/>
-                <w:caps w:val="0"/>
-                <w:noProof/>
-                <w:kern w:val="2"/>
-                <w:sz w:val="24"/>
-                <w:szCs w:val="24"/>
-                <w14:ligatures w14:val="standardContextual"/>
-              </w:rPr>
-              <w:tab/>
-            </w:r>
-            <w:r>
-              <w:rPr>
-                <w:rStyle w:val="Hipervnculo"/>
-                <w:noProof/>
-              </w:rPr>
-              <w:t>Bibliografía</w:t>
-            </w:r>
-            <w:r>
-              <w:rPr>
-                <w:noProof/>
-                <w:webHidden/>
-              </w:rPr>
-              <w:tab/>
-            </w:r>
-            <w:r>
-              <w:rPr>
-                <w:noProof/>
-                <w:webHidden/>
-              </w:rPr>
-              <w:fldChar w:fldCharType="begin"/>
-            </w:r>
-            <w:r>
-              <w:rPr>
-                <w:noProof/>
-                <w:webHidden/>
-              </w:rPr>
-              <w:instrText xml:space="preserve"> PAGEREF _Toc225242890 \h </w:instrText>
-            </w:r>
-            <w:r>
-              <w:rPr>
-                <w:noProof/>
-                <w:webHidden/>
-              </w:rPr>
-            </w:r>
-            <w:r>
-              <w:rPr>
-                <w:noProof/>
-                <w:webHidden/>
-              </w:rPr>
-              <w:fldChar w:fldCharType="separate"/>
-            </w:r>
-            <w:r>
-              <w:rPr>
-                <w:noProof/>
-                <w:webHidden/>
-              </w:rPr>
-              <w:t>6</w:t>
+              <w:t>14</w:t>
             </w:r>
             <w:r>
               <w:rPr>
@@ -2176,19 +3112,6 @@
         </w:p>
       </w:sdtContent>
     </w:sdt>
-    <w:p>
-      <w:r>
-        <w:t xml:space="preserve">En este punto debe aparecer el índice de los apartados de los que consta la memoria, con un índice de figuras y/o tablas, en caso de que exista. La paginación del índice será en números romanos en minúsculas (comenzando en la página </w:t>
-      </w:r>
-      <w:proofErr w:type="spellStart"/>
-      <w:r>
-        <w:t>ii</w:t>
-      </w:r>
-      <w:proofErr w:type="spellEnd"/>
-      <w:r>
-        <w:t>).</w:t>
-      </w:r>
-    </w:p>
     <w:p>
       <w:r>
         <w:br w:type="page"/>
@@ -2312,7 +3235,7 @@
       <w:pPr>
         <w:pStyle w:val="Ttulo1"/>
       </w:pPr>
-      <w:bookmarkStart w:id="0" w:name="_Toc225242870"/>
+      <w:bookmarkStart w:id="0" w:name="_Toc225422133"/>
       <w:r>
         <w:lastRenderedPageBreak/>
         <w:t>Introduccion</w:t>
@@ -2354,36 +3277,21 @@
       <w:pPr>
         <w:pStyle w:val="Ttulo2"/>
       </w:pPr>
-      <w:bookmarkStart w:id="1" w:name="_Toc225242871"/>
+      <w:bookmarkStart w:id="1" w:name="_Toc225422134"/>
       <w:r>
         <w:t>Motivacion</w:t>
       </w:r>
       <w:bookmarkEnd w:id="1"/>
     </w:p>
     <w:p>
-      <w:pPr>
-        <w:pStyle w:val="NormalWeb"/>
-        <w:spacing w:line="300" w:lineRule="atLeast"/>
-        <w:rPr>
-          <w:rFonts w:asciiTheme="minorHAnsi" w:hAnsiTheme="minorHAnsi" w:cstheme="minorHAnsi"/>
-          <w:sz w:val="22"/>
-          <w:szCs w:val="22"/>
-        </w:rPr>
-      </w:pPr>
-      <w:r>
-        <w:rPr>
-          <w:rFonts w:asciiTheme="minorHAnsi" w:hAnsiTheme="minorHAnsi" w:cstheme="minorHAnsi"/>
-          <w:sz w:val="22"/>
-          <w:szCs w:val="22"/>
-        </w:rPr>
+      <w:r>
         <w:t xml:space="preserve">Contar con datos futbolísticos de alta calidad es fundamental para el desarrollo de sistemas de predicción fiables en el ámbito del deporte profesional. Investigaciones recientes señalan que uno de los principales retos del </w:t>
       </w:r>
       <w:proofErr w:type="spellStart"/>
       <w:r>
         <w:rPr>
           <w:rStyle w:val="nfasis"/>
-          <w:rFonts w:asciiTheme="minorHAnsi" w:hAnsiTheme="minorHAnsi" w:cstheme="minorHAnsi"/>
-          <w:sz w:val="22"/>
+          <w:rFonts w:cstheme="minorHAnsi"/>
           <w:szCs w:val="22"/>
         </w:rPr>
         <w:t>sports</w:t>
@@ -2392,8 +3300,7 @@
       <w:r>
         <w:rPr>
           <w:rStyle w:val="nfasis"/>
-          <w:rFonts w:asciiTheme="minorHAnsi" w:hAnsiTheme="minorHAnsi" w:cstheme="minorHAnsi"/>
-          <w:sz w:val="22"/>
+          <w:rFonts w:cstheme="minorHAnsi"/>
           <w:szCs w:val="22"/>
         </w:rPr>
         <w:t xml:space="preserve"> </w:t>
@@ -2402,183 +3309,78 @@
       <w:r>
         <w:rPr>
           <w:rStyle w:val="nfasis"/>
-          <w:rFonts w:asciiTheme="minorHAnsi" w:hAnsiTheme="minorHAnsi" w:cstheme="minorHAnsi"/>
-          <w:sz w:val="22"/>
+          <w:rFonts w:cstheme="minorHAnsi"/>
           <w:szCs w:val="22"/>
         </w:rPr>
         <w:t>analytics</w:t>
       </w:r>
       <w:proofErr w:type="spellEnd"/>
       <w:r>
-        <w:rPr>
-          <w:rFonts w:asciiTheme="minorHAnsi" w:hAnsiTheme="minorHAnsi" w:cstheme="minorHAnsi"/>
-          <w:sz w:val="22"/>
-          <w:szCs w:val="22"/>
-        </w:rPr>
         <w:t xml:space="preserve"> es la disponibilidad desigual de datos, la falta de estandarización entre proveedores y las limitaciones derivadas del acceso a métricas avanzadas, factores que afectan directamente a la precisión de los modelos predictivos [</w:t>
       </w:r>
       <w:r>
-        <w:rPr>
-          <w:rFonts w:asciiTheme="minorHAnsi" w:hAnsiTheme="minorHAnsi" w:cstheme="minorHAnsi"/>
-          <w:sz w:val="22"/>
-          <w:szCs w:val="22"/>
-        </w:rPr>
         <w:t>3</w:t>
       </w:r>
       <w:r>
-        <w:rPr>
-          <w:rFonts w:asciiTheme="minorHAnsi" w:hAnsiTheme="minorHAnsi" w:cstheme="minorHAnsi"/>
-          <w:sz w:val="22"/>
-          <w:szCs w:val="22"/>
-        </w:rPr>
         <w:t>]. Esta situación dificulta la obtención de información consistente y limita la capacidad de entrenar algoritmos que capturen de forma rigurosa el rendimiento real de los equipos.</w:t>
       </w:r>
     </w:p>
     <w:p>
-      <w:pPr>
-        <w:pStyle w:val="NormalWeb"/>
-        <w:spacing w:line="300" w:lineRule="atLeast"/>
-        <w:rPr>
-          <w:rFonts w:asciiTheme="minorHAnsi" w:hAnsiTheme="minorHAnsi" w:cstheme="minorHAnsi"/>
-          <w:sz w:val="22"/>
-          <w:szCs w:val="22"/>
-        </w:rPr>
-      </w:pPr>
-      <w:r>
-        <w:rPr>
-          <w:rFonts w:asciiTheme="minorHAnsi" w:hAnsiTheme="minorHAnsi" w:cstheme="minorHAnsi"/>
-          <w:sz w:val="22"/>
-          <w:szCs w:val="22"/>
-        </w:rPr>
+      <w:r>
         <w:t>La</w:t>
       </w:r>
       <w:r>
-        <w:rPr>
-          <w:rFonts w:asciiTheme="minorHAnsi" w:hAnsiTheme="minorHAnsi" w:cstheme="minorHAnsi"/>
-          <w:sz w:val="22"/>
-          <w:szCs w:val="22"/>
-        </w:rPr>
         <w:t xml:space="preserve"> analítica futbolística moderna requiere integrar múltiples fuentes </w:t>
       </w:r>
       <w:r>
-        <w:rPr>
-          <w:rFonts w:asciiTheme="minorHAnsi" w:hAnsiTheme="minorHAnsi" w:cstheme="minorHAnsi"/>
-          <w:sz w:val="22"/>
-          <w:szCs w:val="22"/>
-        </w:rPr>
         <w:t xml:space="preserve">como </w:t>
       </w:r>
       <w:r>
-        <w:rPr>
-          <w:rFonts w:asciiTheme="minorHAnsi" w:hAnsiTheme="minorHAnsi" w:cstheme="minorHAnsi"/>
-          <w:sz w:val="22"/>
-          <w:szCs w:val="22"/>
-        </w:rPr>
         <w:t xml:space="preserve">estadísticas históricas, métricas derivadas y datos contextuales cuyo tratamiento adecuado resulta indispensable para generar modelos robustos. En estudios recientes sobre predicción de resultados se observa que la ingeniería de características, junto con técnicas de limpieza y preprocesamiento, son elementos determinantes para mejorar el rendimiento de modelos como </w:t>
       </w:r>
       <w:proofErr w:type="spellStart"/>
       <w:r>
-        <w:rPr>
-          <w:rFonts w:asciiTheme="minorHAnsi" w:hAnsiTheme="minorHAnsi" w:cstheme="minorHAnsi"/>
-          <w:sz w:val="22"/>
-          <w:szCs w:val="22"/>
-        </w:rPr>
         <w:t>XGBoost</w:t>
       </w:r>
       <w:proofErr w:type="spellEnd"/>
       <w:r>
-        <w:rPr>
-          <w:rFonts w:asciiTheme="minorHAnsi" w:hAnsiTheme="minorHAnsi" w:cstheme="minorHAnsi"/>
-          <w:sz w:val="22"/>
-          <w:szCs w:val="22"/>
-        </w:rPr>
         <w:t xml:space="preserve">, </w:t>
       </w:r>
       <w:proofErr w:type="spellStart"/>
       <w:r>
-        <w:rPr>
-          <w:rFonts w:asciiTheme="minorHAnsi" w:hAnsiTheme="minorHAnsi" w:cstheme="minorHAnsi"/>
-          <w:sz w:val="22"/>
-          <w:szCs w:val="22"/>
-        </w:rPr>
         <w:t>Random</w:t>
       </w:r>
       <w:proofErr w:type="spellEnd"/>
       <w:r>
-        <w:rPr>
-          <w:rFonts w:asciiTheme="minorHAnsi" w:hAnsiTheme="minorHAnsi" w:cstheme="minorHAnsi"/>
-          <w:sz w:val="22"/>
-          <w:szCs w:val="22"/>
-        </w:rPr>
         <w:t xml:space="preserve"> Forest </w:t>
       </w:r>
       <w:r>
-        <w:rPr>
-          <w:rFonts w:asciiTheme="minorHAnsi" w:hAnsiTheme="minorHAnsi" w:cstheme="minorHAnsi"/>
-          <w:sz w:val="22"/>
-          <w:szCs w:val="22"/>
-        </w:rPr>
         <w:t>entre otro</w:t>
       </w:r>
       <w:r>
-        <w:rPr>
-          <w:rFonts w:asciiTheme="minorHAnsi" w:hAnsiTheme="minorHAnsi" w:cstheme="minorHAnsi"/>
-          <w:sz w:val="22"/>
-          <w:szCs w:val="22"/>
-        </w:rPr>
         <w:t>s [</w:t>
       </w:r>
       <w:r>
-        <w:rPr>
-          <w:rFonts w:asciiTheme="minorHAnsi" w:hAnsiTheme="minorHAnsi" w:cstheme="minorHAnsi"/>
-          <w:sz w:val="22"/>
-          <w:szCs w:val="22"/>
-        </w:rPr>
         <w:t>4</w:t>
       </w:r>
       <w:r>
-        <w:rPr>
-          <w:rFonts w:asciiTheme="minorHAnsi" w:hAnsiTheme="minorHAnsi" w:cstheme="minorHAnsi"/>
-          <w:sz w:val="22"/>
-          <w:szCs w:val="22"/>
-        </w:rPr>
         <w:t>]. Sin una base de datos consistente, incluso los algoritmos más avanzados producen predicciones inestables o poco generalizables.</w:t>
       </w:r>
     </w:p>
     <w:p>
-      <w:pPr>
-        <w:pStyle w:val="NormalWeb"/>
-        <w:spacing w:line="300" w:lineRule="atLeast"/>
-        <w:rPr>
-          <w:rFonts w:asciiTheme="minorHAnsi" w:hAnsiTheme="minorHAnsi" w:cstheme="minorHAnsi"/>
-          <w:sz w:val="22"/>
-          <w:szCs w:val="22"/>
-        </w:rPr>
-      </w:pPr>
-      <w:r>
-        <w:rPr>
-          <w:rFonts w:asciiTheme="minorHAnsi" w:hAnsiTheme="minorHAnsi" w:cstheme="minorHAnsi"/>
-          <w:sz w:val="22"/>
-          <w:szCs w:val="22"/>
-        </w:rPr>
+      <w:r>
         <w:t xml:space="preserve">La importancia de garantizar la calidad de los datos radica también en su impacto sobre la toma de decisiones estratégicas dentro del fútbol profesional. Sistemas predictivos fiables pueden aportar valor en la planificación de partidos, la evaluación del rendimiento y el análisis táctico, contribuyendo al desarrollo de herramientas inteligentes cada vez más presentes en clubes y organizaciones deportivas. Por todo ello, este trabajo pone énfasis tanto en el diseño del modelo predictivo como en </w:t>
       </w:r>
       <w:r>
-        <w:rPr>
-          <w:rFonts w:asciiTheme="minorHAnsi" w:hAnsiTheme="minorHAnsi" w:cstheme="minorHAnsi"/>
-          <w:sz w:val="22"/>
-          <w:szCs w:val="22"/>
-        </w:rPr>
         <w:lastRenderedPageBreak/>
         <w:t>la construcción de un conjunto de datos sólido que permita obtener resultados consistentes y útiles para la analítica futbolística.</w:t>
       </w:r>
     </w:p>
-    <w:p/>
     <w:p>
       <w:pPr>
         <w:pStyle w:val="Ttulo2"/>
       </w:pPr>
-      <w:bookmarkStart w:id="2" w:name="_Toc225242872"/>
+      <w:bookmarkStart w:id="2" w:name="_Toc225422135"/>
       <w:r>
         <w:t>Estructura de la memoria</w:t>
       </w:r>
@@ -2641,19 +3443,34 @@
           <w:b/>
           <w:bCs/>
         </w:rPr>
-        <w:t>Objetivos y alcance</w:t>
+        <w:t>Objetivos</w:t>
+      </w:r>
+      <w:r>
+        <w:rPr>
+          <w:b/>
+          <w:bCs/>
+        </w:rPr>
+        <w:t>,</w:t>
+      </w:r>
+      <w:r>
+        <w:rPr>
+          <w:b/>
+          <w:bCs/>
+        </w:rPr>
+        <w:t xml:space="preserve"> alcance</w:t>
+      </w:r>
+      <w:r>
+        <w:rPr>
+          <w:b/>
+          <w:bCs/>
+        </w:rPr>
+        <w:t>, antecedentes y procedentes</w:t>
       </w:r>
       <w:r>
         <w:t xml:space="preserve">: </w:t>
       </w:r>
       <w:r>
-        <w:t xml:space="preserve">Este apartado recoge el objetivo general del proyecto junto con los objetivos específicos necesarios para su consecución. </w:t>
-      </w:r>
-      <w:r>
-        <w:t>También</w:t>
-      </w:r>
-      <w:r>
-        <w:t>, se define el alcance del trabajo, detallando los límites, entregables y aspectos que quedan fuera del desarrollo.</w:t>
+        <w:t>En este apartado se presentan los objetivos generales y específicos del proyecto, junto con el alcance definido para su desarrollo. Además, se incluyen los antecedentes que permiten contextualizar el trabajo dentro del ámbito de la analítica futbolística y los modelos predictivos, así como los aspectos que justifican la pertinencia del proyecto dentro del marco del máster y de la disciplina de la inteligencia artificial.</w:t>
       </w:r>
     </w:p>
     <w:p>
@@ -2942,10 +3759,19 @@
       <w:pPr>
         <w:pStyle w:val="Ttulo1"/>
       </w:pPr>
-      <w:bookmarkStart w:id="3" w:name="_Toc225242873"/>
+      <w:bookmarkStart w:id="3" w:name="_Toc225422136"/>
       <w:r>
         <w:lastRenderedPageBreak/>
-        <w:t>Objetivos y Alcance</w:t>
+        <w:t>Objetivos</w:t>
+      </w:r>
+      <w:r>
+        <w:t>,</w:t>
+      </w:r>
+      <w:r>
+        <w:t xml:space="preserve"> Alcance</w:t>
+      </w:r>
+      <w:r>
+        <w:t>, antecedentes y PROCEDENTES</w:t>
       </w:r>
       <w:bookmarkEnd w:id="3"/>
     </w:p>
@@ -2953,11 +3779,28 @@
       <w:pPr>
         <w:pStyle w:val="Ttulo2"/>
       </w:pPr>
-      <w:bookmarkStart w:id="4" w:name="_Toc225242874"/>
+      <w:bookmarkStart w:id="4" w:name="_Toc225422137"/>
       <w:r>
         <w:t>Objetivos</w:t>
       </w:r>
       <w:bookmarkEnd w:id="4"/>
+    </w:p>
+    <w:p>
+      <w:r>
+        <w:t>Los objetivos del proyecto permiten definir con claridad las metas que se persiguen y las acciones necesarias para</w:t>
+      </w:r>
+      <w:r>
+        <w:t xml:space="preserve"> poder</w:t>
+      </w:r>
+      <w:r>
+        <w:t xml:space="preserve"> alcanzarlas. En esta sección se establece, en primer lugar, el objetivo general que guía el desarrollo del trabajo, seguido de los objetivos específicos que desglosan las tareas fundamentales para </w:t>
+      </w:r>
+      <w:r>
+        <w:t>cumplir con el objetivo general</w:t>
+      </w:r>
+      <w:r>
+        <w:t>. Estos objetivos proporcionan una hoja de ruta estructurada que orienta las distintas fases del proyecto y garantizan un enfoque coherente durante todo el proceso.</w:t>
+      </w:r>
     </w:p>
     <w:p>
       <w:pPr>
@@ -2968,40 +3811,47 @@
           <w:szCs w:val="22"/>
         </w:rPr>
       </w:pPr>
-      <w:r>
-        <w:rPr>
-          <w:rFonts w:cstheme="minorHAnsi"/>
-          <w:szCs w:val="22"/>
-        </w:rPr>
-        <w:t>Los objetivos del proyecto permiten definir con claridad las metas que se persiguen y las acciones necesarias para</w:t>
-      </w:r>
-      <w:r>
-        <w:rPr>
-          <w:rFonts w:cstheme="minorHAnsi"/>
-          <w:szCs w:val="22"/>
-        </w:rPr>
-        <w:t xml:space="preserve"> poder</w:t>
-      </w:r>
-      <w:r>
-        <w:rPr>
-          <w:rFonts w:cstheme="minorHAnsi"/>
-          <w:szCs w:val="22"/>
-        </w:rPr>
-        <w:t xml:space="preserve"> alcanzarlas. En esta sección se establece, en primer lugar, el objetivo general que guía el desarrollo del trabajo, seguido de los objetivos específicos que desglosan las tareas fundamentales para </w:t>
-      </w:r>
-      <w:r>
-        <w:rPr>
-          <w:rFonts w:cstheme="minorHAnsi"/>
-          <w:szCs w:val="22"/>
-        </w:rPr>
-        <w:t>cumplir con el objetivo general</w:t>
-      </w:r>
-      <w:r>
-        <w:rPr>
-          <w:rFonts w:cstheme="minorHAnsi"/>
-          <w:szCs w:val="22"/>
-        </w:rPr>
-        <w:t>. Estos objetivos proporcionan una hoja de ruta estructurada que orienta las distintas fases del proyecto y garantizan un enfoque coherente durante todo el proceso.</w:t>
+    </w:p>
+    <w:p>
+      <w:pPr>
+        <w:pStyle w:val="Ttulo3"/>
+      </w:pPr>
+      <w:bookmarkStart w:id="5" w:name="_Toc225422138"/>
+      <w:r>
+        <w:t>Objetivo general:</w:t>
+      </w:r>
+      <w:bookmarkEnd w:id="5"/>
+    </w:p>
+    <w:p>
+      <w:r>
+        <w:t xml:space="preserve">Desarrollar un sistema de predicción de resultados de partidos de </w:t>
+      </w:r>
+      <w:proofErr w:type="spellStart"/>
+      <w:r>
+        <w:t>LaLiga</w:t>
+      </w:r>
+      <w:proofErr w:type="spellEnd"/>
+      <w:r>
+        <w:t xml:space="preserve"> mediante técnicas de </w:t>
+      </w:r>
+      <w:r>
+        <w:rPr>
+          <w:i/>
+          <w:iCs/>
+        </w:rPr>
+        <w:t xml:space="preserve">Machine </w:t>
+      </w:r>
+      <w:proofErr w:type="spellStart"/>
+      <w:r>
+        <w:rPr>
+          <w:i/>
+          <w:iCs/>
+        </w:rPr>
+        <w:t>Learning</w:t>
+      </w:r>
+      <w:proofErr w:type="spellEnd"/>
+      <w:r>
+        <w:t>, utilizando datos históricos del fútbol profesional. El desarrollo se basa en la recopilación, limpieza y preparación de datos provenientes de distintas fuentes, así como en el diseño, implementación y comparación de modelos predictivos capaces de estimar el resultado de un encuentro.</w:t>
       </w:r>
     </w:p>
     <w:p>
@@ -3018,11 +3868,11 @@
       <w:pPr>
         <w:pStyle w:val="Ttulo3"/>
       </w:pPr>
-      <w:bookmarkStart w:id="5" w:name="_Toc225242875"/>
-      <w:r>
-        <w:t>Objetivo general:</w:t>
-      </w:r>
-      <w:bookmarkEnd w:id="5"/>
+      <w:bookmarkStart w:id="6" w:name="_Toc225422139"/>
+      <w:r>
+        <w:t>Objetivos específicos:</w:t>
+      </w:r>
+      <w:bookmarkEnd w:id="6"/>
     </w:p>
     <w:p>
       <w:pPr>
@@ -3034,105 +3884,14 @@
         </w:rPr>
       </w:pPr>
       <w:r>
-        <w:rPr>
-          <w:rFonts w:cstheme="minorHAnsi"/>
-          <w:szCs w:val="22"/>
-        </w:rPr>
-        <w:t xml:space="preserve">Desarrollar un sistema de predicción de resultados de partidos de </w:t>
-      </w:r>
-      <w:proofErr w:type="spellStart"/>
-      <w:r>
-        <w:rPr>
-          <w:rFonts w:cstheme="minorHAnsi"/>
-          <w:szCs w:val="22"/>
-        </w:rPr>
-        <w:t>LaLiga</w:t>
-      </w:r>
-      <w:proofErr w:type="spellEnd"/>
-      <w:r>
-        <w:rPr>
-          <w:rFonts w:cstheme="minorHAnsi"/>
-          <w:szCs w:val="22"/>
-        </w:rPr>
-        <w:t xml:space="preserve"> mediante técnicas de </w:t>
-      </w:r>
-      <w:r>
-        <w:rPr>
-          <w:rFonts w:cstheme="minorHAnsi"/>
-          <w:i/>
-          <w:iCs/>
-          <w:szCs w:val="22"/>
-        </w:rPr>
-        <w:t xml:space="preserve">Machine </w:t>
-      </w:r>
-      <w:proofErr w:type="spellStart"/>
-      <w:r>
-        <w:rPr>
-          <w:rFonts w:cstheme="minorHAnsi"/>
-          <w:i/>
-          <w:iCs/>
-          <w:szCs w:val="22"/>
-        </w:rPr>
-        <w:t>Learning</w:t>
-      </w:r>
-      <w:proofErr w:type="spellEnd"/>
-      <w:r>
-        <w:rPr>
-          <w:rFonts w:cstheme="minorHAnsi"/>
-          <w:szCs w:val="22"/>
-        </w:rPr>
-        <w:t>, utilizando datos históricos del fútbol profesional. El desarrollo se basa en la recopilación, limpieza y preparación de datos provenientes de distintas fuentes, así como en el diseño, implementación y comparación de modelos predictivos capaces de estimar el resultado de un encuentro.</w:t>
-      </w:r>
-    </w:p>
-    <w:p>
-      <w:pPr>
-        <w:spacing w:after="0" w:line="300" w:lineRule="atLeast"/>
-        <w:jc w:val="left"/>
-        <w:rPr>
-          <w:rFonts w:cstheme="minorHAnsi"/>
-          <w:szCs w:val="22"/>
-        </w:rPr>
-      </w:pPr>
-    </w:p>
-    <w:p>
-      <w:pPr>
-        <w:pStyle w:val="Ttulo3"/>
-      </w:pPr>
-      <w:bookmarkStart w:id="6" w:name="_Toc225242876"/>
-      <w:r>
-        <w:t>Objetivos específicos:</w:t>
-      </w:r>
-      <w:bookmarkEnd w:id="6"/>
-    </w:p>
-    <w:p>
-      <w:pPr>
-        <w:spacing w:after="0" w:line="300" w:lineRule="atLeast"/>
-        <w:jc w:val="left"/>
-        <w:rPr>
-          <w:rFonts w:cstheme="minorHAnsi"/>
-          <w:szCs w:val="22"/>
-        </w:rPr>
-      </w:pPr>
-      <w:r>
-        <w:rPr>
-          <w:rFonts w:cstheme="minorHAnsi"/>
-          <w:szCs w:val="22"/>
-        </w:rPr>
-        <w:t xml:space="preserve">Para dar </w:t>
-      </w:r>
-      <w:r>
-        <w:rPr>
-          <w:rFonts w:cstheme="minorHAnsi"/>
-          <w:szCs w:val="22"/>
-        </w:rPr>
-        <w:t>por cumplido e</w:t>
-      </w:r>
-      <w:r>
-        <w:rPr>
-          <w:rFonts w:cstheme="minorHAnsi"/>
-          <w:szCs w:val="22"/>
-        </w:rPr>
-        <w:t>l objetivo general, se definen los siguientes objetivos específicos. Una vez alcanzados, se considera cumplido el objetivo principal del proyecto:</w:t>
+        <w:t>Para dar por cumplido el objetivo general, se definen los siguientes objetivos específicos. Una vez alcanzados, se considera cumplido el objetivo principal del proyecto</w:t>
+      </w:r>
+      <w:r>
+        <w:rPr>
+          <w:rFonts w:cstheme="minorHAnsi"/>
+          <w:szCs w:val="22"/>
+        </w:rPr>
+        <w:t>:</w:t>
       </w:r>
     </w:p>
     <w:p>
@@ -3304,45 +4063,19 @@
       <w:pPr>
         <w:pStyle w:val="Ttulo2"/>
       </w:pPr>
-      <w:bookmarkStart w:id="7" w:name="_Toc225242877"/>
+      <w:bookmarkStart w:id="7" w:name="_Toc225422140"/>
       <w:r>
         <w:t>Alcance</w:t>
       </w:r>
       <w:bookmarkEnd w:id="7"/>
     </w:p>
     <w:p>
-      <w:pPr>
-        <w:spacing w:after="0" w:line="300" w:lineRule="atLeast"/>
-        <w:jc w:val="left"/>
-        <w:rPr>
-          <w:rFonts w:cstheme="minorHAnsi"/>
-          <w:szCs w:val="22"/>
-        </w:rPr>
-      </w:pPr>
-      <w:r>
-        <w:rPr>
-          <w:rFonts w:cstheme="minorHAnsi"/>
-          <w:szCs w:val="22"/>
-        </w:rPr>
+      <w:r>
         <w:t>El alcance del proyecto constituye un elemento clave para comprender su propósito, los requerimientos que se abordan y la forma en que estos serán resueltos, permitiendo establecer expectativas claras y definir hasta dónde llegará el desarrollo del trabajo</w:t>
       </w:r>
       <w:r>
-        <w:rPr>
-          <w:rFonts w:cstheme="minorHAnsi"/>
-          <w:szCs w:val="22"/>
-        </w:rPr>
         <w:t>.</w:t>
       </w:r>
-    </w:p>
-    <w:p>
-      <w:pPr>
-        <w:spacing w:after="0" w:line="300" w:lineRule="atLeast"/>
-        <w:jc w:val="left"/>
-        <w:rPr>
-          <w:rFonts w:cstheme="minorHAnsi"/>
-          <w:szCs w:val="22"/>
-        </w:rPr>
-      </w:pPr>
     </w:p>
     <w:p>
       <w:pPr>
@@ -3382,7 +4115,6 @@
         <w:jc w:val="left"/>
       </w:pPr>
       <w:r>
-        <w:lastRenderedPageBreak/>
         <w:t xml:space="preserve">Recopilar y preparar los datos históricos de </w:t>
       </w:r>
       <w:proofErr w:type="spellStart"/>
@@ -3466,6 +4198,148 @@
     </w:p>
     <w:p>
       <w:pPr>
+        <w:pStyle w:val="Ttulo2"/>
+      </w:pPr>
+      <w:bookmarkStart w:id="8" w:name="_Toc225422141"/>
+      <w:r>
+        <w:t>ANTECEDENTES</w:t>
+      </w:r>
+      <w:bookmarkEnd w:id="8"/>
+    </w:p>
+    <w:p>
+      <w:r>
+        <w:t>El interés por aplicar técnicas de análisis de datos y modelos predictivos al ámbito deportivo ha crecido de forma significativa en la última década. En el caso del fútbol profesional, la disponibilidad cada vez mayor de estadísticas estructuradas, bases de datos históricas y métricas avanzadas ha permitido el desarrollo de sistemas capaces de analizar patrones de rendimiento y estimar resultados futuros. Este avance ha sido impulsado tanto por la profesionalización de los departamentos de analítica en clubes como por la aparición de plataformas públicas que ofrecen datos detallados de competiciones nacionales e internacionales.</w:t>
+      </w:r>
+    </w:p>
+    <w:p>
+      <w:r>
+        <w:t>La</w:t>
+      </w:r>
+      <w:r>
+        <w:t xml:space="preserve"> adopción de técnicas de </w:t>
+      </w:r>
+      <w:r>
+        <w:rPr>
+          <w:rStyle w:val="nfasis"/>
+          <w:rFonts w:cstheme="minorHAnsi"/>
+          <w:szCs w:val="22"/>
+        </w:rPr>
+        <w:t xml:space="preserve">Machine </w:t>
+      </w:r>
+      <w:proofErr w:type="spellStart"/>
+      <w:r>
+        <w:rPr>
+          <w:rStyle w:val="nfasis"/>
+          <w:rFonts w:cstheme="minorHAnsi"/>
+          <w:szCs w:val="22"/>
+        </w:rPr>
+        <w:t>Learning</w:t>
+      </w:r>
+      <w:proofErr w:type="spellEnd"/>
+      <w:r>
+        <w:t xml:space="preserve"> y métodos estadísticos ha mostrado resultados prometedores en tareas como predicción de resultados, estimación de probabilidades de victoria y análisis de tendencias competitivas. Aunque estos enfoques han demostrado su utilidad, también han puesto de manifiesto desafíos importantes relacionados con la calidad de los datos, la selección de variables relevantes y la capacidad de los modelos para generalizar entre temporadas o contextos competitivos.</w:t>
+      </w:r>
+    </w:p>
+    <w:p>
+      <w:r>
+        <w:t>En este marco, surge la necesidad de explorar metodologías que permitan mejorar la precisión de las predicciones, comprender mejor los factores que influyen en el rendimiento de los equipos y evaluar la aplicabilidad real de estas herramientas en escenarios prácticos. Este proyecto se desarrolla dentro de esta tendencia creciente, tomando como referencia la evolución del análisis futbolístico y el uso de la inteligencia artificial en el deporte profesional.</w:t>
+      </w:r>
+    </w:p>
+    <w:p>
+      <w:pPr>
+        <w:pStyle w:val="Ttulo2"/>
+      </w:pPr>
+      <w:bookmarkStart w:id="9" w:name="_Toc225422142"/>
+      <w:r>
+        <w:t>PR</w:t>
+      </w:r>
+      <w:r>
+        <w:t>OCEDENTES</w:t>
+      </w:r>
+      <w:bookmarkEnd w:id="9"/>
+    </w:p>
+    <w:p>
+      <w:pPr>
+        <w:rPr>
+          <w:rFonts w:ascii="Segoe UI" w:hAnsi="Segoe UI" w:cs="Segoe UI"/>
+          <w:sz w:val="21"/>
+          <w:szCs w:val="21"/>
+        </w:rPr>
+      </w:pPr>
+      <w:r>
+        <w:t xml:space="preserve">La relevancia de este proyecto se debe a que combina tres aspectos </w:t>
+      </w:r>
+      <w:r>
+        <w:t>clave:</w:t>
+      </w:r>
+      <w:r>
+        <w:t xml:space="preserve"> el crecimiento de la analítica deportiva, el avance de los modelos predictivos basados en inteligencia artificial y la disponibilidad de datos históricos detallados de competiciones como </w:t>
+      </w:r>
+      <w:proofErr w:type="spellStart"/>
+      <w:r>
+        <w:t>LaLiga</w:t>
+      </w:r>
+      <w:proofErr w:type="spellEnd"/>
+      <w:r>
+        <w:t>. En el contexto académico, este trabajo es especialmente adecuado dentro del Máster en Inteligencia Artificial e Ingeniería Informática, ya que combina aspectos fundamentales de ambas disciplinas: ingeniería de datos, aprendizaje automático, experimentación, evaluación de modelos y desarrollo de aplicaciones digitales.</w:t>
+      </w:r>
+    </w:p>
+    <w:p>
+      <w:r>
+        <w:lastRenderedPageBreak/>
+        <w:t xml:space="preserve">Además, la predicción de resultados deportivos </w:t>
+      </w:r>
+      <w:r>
+        <w:t xml:space="preserve">es </w:t>
+      </w:r>
+      <w:r>
+        <w:t xml:space="preserve">un caso de estudio idóneo para analizar problemas reales que presentan complejidad, incertidumbre y múltiples variables influyentes. El proyecto permite aplicar distintas metodologías de </w:t>
+      </w:r>
+      <w:r>
+        <w:rPr>
+          <w:rStyle w:val="nfasis"/>
+          <w:rFonts w:cstheme="minorHAnsi"/>
+          <w:szCs w:val="22"/>
+        </w:rPr>
+        <w:t xml:space="preserve">Machine </w:t>
+      </w:r>
+      <w:proofErr w:type="spellStart"/>
+      <w:r>
+        <w:rPr>
+          <w:rStyle w:val="nfasis"/>
+          <w:rFonts w:cstheme="minorHAnsi"/>
+          <w:szCs w:val="22"/>
+        </w:rPr>
+        <w:t>Learning</w:t>
+      </w:r>
+      <w:proofErr w:type="spellEnd"/>
+      <w:r>
+        <w:t>, comparar su rendimiento y estudiar su interpretabilidad, aspectos clave en la investigación actual sobre modelos de IA responsables y transparentes.</w:t>
+      </w:r>
+    </w:p>
+    <w:p>
+      <w:pPr>
+        <w:rPr>
+          <w:rFonts w:ascii="Segoe UI" w:hAnsi="Segoe UI" w:cs="Segoe UI"/>
+          <w:sz w:val="21"/>
+          <w:szCs w:val="21"/>
+        </w:rPr>
+      </w:pPr>
+      <w:r>
+        <w:t>Por otro lado, la construcción de una aplicación web para visualizar predicciones y métricas añade un componente práctico que facilita la transferencia de los resultados a usuarios no especializados, demostrando el valor de integrar modelos inteligentes en herramientas interactivas. Todo ello convierte este trabajo en una propuesta procedente y alineada con las competencias del programa formativo, aportando además un ejemplo aplicable a futuros desarrollos dentro del ámbito de la analítica deportiva y la inteligencia artificial</w:t>
+      </w:r>
+      <w:r>
+        <w:rPr>
+          <w:rFonts w:ascii="Segoe UI" w:hAnsi="Segoe UI" w:cs="Segoe UI"/>
+          <w:sz w:val="21"/>
+          <w:szCs w:val="21"/>
+        </w:rPr>
+        <w:t>.</w:t>
+      </w:r>
+    </w:p>
+    <w:p/>
+    <w:p>
+      <w:pPr>
         <w:spacing w:after="0" w:line="300" w:lineRule="atLeast"/>
         <w:jc w:val="left"/>
       </w:pPr>
@@ -3640,81 +4514,25 @@
     </w:p>
     <w:p>
       <w:pPr>
-        <w:spacing w:after="0" w:line="300" w:lineRule="atLeast"/>
-        <w:jc w:val="left"/>
-      </w:pPr>
-    </w:p>
-    <w:p>
-      <w:pPr>
-        <w:spacing w:after="0" w:line="300" w:lineRule="atLeast"/>
-        <w:jc w:val="left"/>
-      </w:pPr>
-    </w:p>
-    <w:p>
-      <w:pPr>
-        <w:spacing w:after="0" w:line="300" w:lineRule="atLeast"/>
-        <w:jc w:val="left"/>
-      </w:pPr>
-    </w:p>
-    <w:p>
-      <w:pPr>
-        <w:spacing w:after="0" w:line="300" w:lineRule="atLeast"/>
-        <w:jc w:val="left"/>
-      </w:pPr>
-    </w:p>
-    <w:p>
-      <w:pPr>
-        <w:spacing w:after="0" w:line="300" w:lineRule="atLeast"/>
-        <w:jc w:val="left"/>
-      </w:pPr>
-    </w:p>
-    <w:p>
-      <w:pPr>
-        <w:spacing w:after="0" w:line="300" w:lineRule="atLeast"/>
-        <w:jc w:val="left"/>
-      </w:pPr>
-    </w:p>
-    <w:p>
-      <w:pPr>
         <w:pStyle w:val="Ttulo1"/>
       </w:pPr>
-      <w:bookmarkStart w:id="8" w:name="_Toc225242878"/>
+      <w:bookmarkStart w:id="10" w:name="_Toc225422143"/>
       <w:r>
         <w:lastRenderedPageBreak/>
         <w:t>Marco teórico</w:t>
       </w:r>
-      <w:bookmarkEnd w:id="8"/>
-    </w:p>
-    <w:p>
-      <w:pPr>
-        <w:spacing w:after="0" w:line="300" w:lineRule="atLeast"/>
-        <w:jc w:val="left"/>
-        <w:rPr>
-          <w:rFonts w:cstheme="minorHAnsi"/>
-          <w:szCs w:val="22"/>
-        </w:rPr>
-      </w:pPr>
-      <w:r>
-        <w:rPr>
-          <w:rFonts w:cstheme="minorHAnsi"/>
-          <w:szCs w:val="22"/>
-        </w:rPr>
+      <w:bookmarkEnd w:id="10"/>
+    </w:p>
+    <w:p>
+      <w:r>
         <w:t xml:space="preserve">En esta sección se describen los fundamentos teóricos relacionados con el proyecto. Se revisan conceptos esenciales de la analítica deportiva, el uso de técnicas de Machine </w:t>
       </w:r>
       <w:proofErr w:type="spellStart"/>
       <w:r>
-        <w:rPr>
-          <w:rFonts w:cstheme="minorHAnsi"/>
-          <w:szCs w:val="22"/>
-        </w:rPr>
         <w:t>Learning</w:t>
       </w:r>
       <w:proofErr w:type="spellEnd"/>
       <w:r>
-        <w:rPr>
-          <w:rFonts w:cstheme="minorHAnsi"/>
-          <w:szCs w:val="22"/>
-        </w:rPr>
         <w:t xml:space="preserve"> para la predicción de resultados, la construcción de características relevantes en el fútbol profesional, y los principales métodos de evaluación e interpretabilidad empleados en modelos predictivos.</w:t>
       </w:r>
     </w:p>
@@ -3722,39 +4540,23 @@
       <w:pPr>
         <w:pStyle w:val="Ttulo2"/>
       </w:pPr>
-      <w:r>
-        <w:t>A</w:t>
-      </w:r>
-      <w:r>
-        <w:t>nalítica deportiva</w:t>
-      </w:r>
-    </w:p>
-    <w:p>
-      <w:pPr>
-        <w:pStyle w:val="NormalWeb"/>
-        <w:spacing w:line="300" w:lineRule="atLeast"/>
-        <w:rPr>
-          <w:rFonts w:asciiTheme="minorHAnsi" w:hAnsiTheme="minorHAnsi" w:cstheme="minorHAnsi"/>
-          <w:sz w:val="22"/>
-          <w:szCs w:val="22"/>
-        </w:rPr>
-      </w:pPr>
-      <w:r>
-        <w:rPr>
-          <w:rFonts w:asciiTheme="minorHAnsi" w:hAnsiTheme="minorHAnsi" w:cstheme="minorHAnsi"/>
-          <w:sz w:val="22"/>
-          <w:szCs w:val="22"/>
-        </w:rPr>
+      <w:bookmarkStart w:id="11" w:name="_Toc225422144"/>
+      <w:r>
+        <w:t>Analítica deportiva</w:t>
+      </w:r>
+      <w:bookmarkEnd w:id="11"/>
+    </w:p>
+    <w:p>
+      <w:r>
         <w:t xml:space="preserve">La analítica deportiva se refiere al conjunto de técnicas y herramientas destinadas a extraer conocimiento a partir de datos generados en competiciones deportivas. En el ámbito del fútbol, este análisis abarca desde estadísticas tradicionales (goles, tiros, posesión) hasta métricas avanzadas como </w:t>
       </w:r>
       <w:proofErr w:type="spellStart"/>
       <w:r>
         <w:rPr>
           <w:rStyle w:val="Textoennegrita"/>
-          <w:rFonts w:asciiTheme="minorHAnsi" w:hAnsiTheme="minorHAnsi" w:cstheme="minorHAnsi"/>
+          <w:rFonts w:cstheme="minorHAnsi"/>
           <w:b w:val="0"/>
           <w:bCs w:val="0"/>
-          <w:sz w:val="22"/>
           <w:szCs w:val="22"/>
         </w:rPr>
         <w:t>expected</w:t>
@@ -3763,10 +4565,9 @@
       <w:r>
         <w:rPr>
           <w:rStyle w:val="Textoennegrita"/>
-          <w:rFonts w:asciiTheme="minorHAnsi" w:hAnsiTheme="minorHAnsi" w:cstheme="minorHAnsi"/>
+          <w:rFonts w:cstheme="minorHAnsi"/>
           <w:b w:val="0"/>
           <w:bCs w:val="0"/>
-          <w:sz w:val="22"/>
           <w:szCs w:val="22"/>
         </w:rPr>
         <w:t xml:space="preserve"> </w:t>
@@ -3775,10 +4576,9 @@
       <w:r>
         <w:rPr>
           <w:rStyle w:val="Textoennegrita"/>
-          <w:rFonts w:asciiTheme="minorHAnsi" w:hAnsiTheme="minorHAnsi" w:cstheme="minorHAnsi"/>
+          <w:rFonts w:cstheme="minorHAnsi"/>
           <w:b w:val="0"/>
           <w:bCs w:val="0"/>
-          <w:sz w:val="22"/>
           <w:szCs w:val="22"/>
         </w:rPr>
         <w:t>goals</w:t>
@@ -3787,10 +4587,9 @@
       <w:r>
         <w:rPr>
           <w:rStyle w:val="Textoennegrita"/>
-          <w:rFonts w:asciiTheme="minorHAnsi" w:hAnsiTheme="minorHAnsi" w:cstheme="minorHAnsi"/>
+          <w:rFonts w:cstheme="minorHAnsi"/>
           <w:b w:val="0"/>
           <w:bCs w:val="0"/>
-          <w:sz w:val="22"/>
           <w:szCs w:val="22"/>
         </w:rPr>
         <w:t xml:space="preserve"> (</w:t>
@@ -3799,10 +4598,9 @@
       <w:r>
         <w:rPr>
           <w:rStyle w:val="Textoennegrita"/>
-          <w:rFonts w:asciiTheme="minorHAnsi" w:hAnsiTheme="minorHAnsi" w:cstheme="minorHAnsi"/>
+          <w:rFonts w:cstheme="minorHAnsi"/>
           <w:b w:val="0"/>
           <w:bCs w:val="0"/>
-          <w:sz w:val="22"/>
           <w:szCs w:val="22"/>
         </w:rPr>
         <w:t>xG</w:t>
@@ -3811,29 +4609,20 @@
       <w:r>
         <w:rPr>
           <w:rStyle w:val="Textoennegrita"/>
-          <w:rFonts w:asciiTheme="minorHAnsi" w:hAnsiTheme="minorHAnsi" w:cstheme="minorHAnsi"/>
+          <w:rFonts w:cstheme="minorHAnsi"/>
           <w:b w:val="0"/>
           <w:bCs w:val="0"/>
-          <w:sz w:val="22"/>
           <w:szCs w:val="22"/>
         </w:rPr>
         <w:t>)</w:t>
       </w:r>
       <w:r>
-        <w:rPr>
-          <w:rFonts w:asciiTheme="minorHAnsi" w:hAnsiTheme="minorHAnsi" w:cstheme="minorHAnsi"/>
-          <w:sz w:val="22"/>
-          <w:szCs w:val="22"/>
-        </w:rPr>
         <w:t>,</w:t>
       </w:r>
       <w:r>
         <w:rPr>
-          <w:rFonts w:asciiTheme="minorHAnsi" w:hAnsiTheme="minorHAnsi" w:cstheme="minorHAnsi"/>
           <w:b/>
           <w:bCs/>
-          <w:sz w:val="22"/>
-          <w:szCs w:val="22"/>
         </w:rPr>
         <w:t xml:space="preserve"> </w:t>
       </w:r>
@@ -3841,10 +4630,9 @@
       <w:r>
         <w:rPr>
           <w:rStyle w:val="Textoennegrita"/>
-          <w:rFonts w:asciiTheme="minorHAnsi" w:hAnsiTheme="minorHAnsi" w:cstheme="minorHAnsi"/>
+          <w:rFonts w:cstheme="minorHAnsi"/>
           <w:b w:val="0"/>
           <w:bCs w:val="0"/>
-          <w:sz w:val="22"/>
           <w:szCs w:val="22"/>
         </w:rPr>
         <w:t>expected</w:t>
@@ -3853,10 +4641,9 @@
       <w:r>
         <w:rPr>
           <w:rStyle w:val="Textoennegrita"/>
-          <w:rFonts w:asciiTheme="minorHAnsi" w:hAnsiTheme="minorHAnsi" w:cstheme="minorHAnsi"/>
+          <w:rFonts w:cstheme="minorHAnsi"/>
           <w:b w:val="0"/>
           <w:bCs w:val="0"/>
-          <w:sz w:val="22"/>
           <w:szCs w:val="22"/>
         </w:rPr>
         <w:t xml:space="preserve"> </w:t>
@@ -3865,10 +4652,9 @@
       <w:r>
         <w:rPr>
           <w:rStyle w:val="Textoennegrita"/>
-          <w:rFonts w:asciiTheme="minorHAnsi" w:hAnsiTheme="minorHAnsi" w:cstheme="minorHAnsi"/>
+          <w:rFonts w:cstheme="minorHAnsi"/>
           <w:b w:val="0"/>
           <w:bCs w:val="0"/>
-          <w:sz w:val="22"/>
           <w:szCs w:val="22"/>
         </w:rPr>
         <w:t>assists</w:t>
@@ -3877,10 +4663,9 @@
       <w:r>
         <w:rPr>
           <w:rStyle w:val="Textoennegrita"/>
-          <w:rFonts w:asciiTheme="minorHAnsi" w:hAnsiTheme="minorHAnsi" w:cstheme="minorHAnsi"/>
+          <w:rFonts w:cstheme="minorHAnsi"/>
           <w:b w:val="0"/>
           <w:bCs w:val="0"/>
-          <w:sz w:val="22"/>
           <w:szCs w:val="22"/>
         </w:rPr>
         <w:t xml:space="preserve"> (</w:t>
@@ -3889,10 +4674,9 @@
       <w:r>
         <w:rPr>
           <w:rStyle w:val="Textoennegrita"/>
-          <w:rFonts w:asciiTheme="minorHAnsi" w:hAnsiTheme="minorHAnsi" w:cstheme="minorHAnsi"/>
+          <w:rFonts w:cstheme="minorHAnsi"/>
           <w:b w:val="0"/>
           <w:bCs w:val="0"/>
-          <w:sz w:val="22"/>
           <w:szCs w:val="22"/>
         </w:rPr>
         <w:t>xA</w:t>
@@ -3901,67 +4685,32 @@
       <w:r>
         <w:rPr>
           <w:rStyle w:val="Textoennegrita"/>
-          <w:rFonts w:asciiTheme="minorHAnsi" w:hAnsiTheme="minorHAnsi" w:cstheme="minorHAnsi"/>
+          <w:rFonts w:cstheme="minorHAnsi"/>
           <w:b w:val="0"/>
           <w:bCs w:val="0"/>
-          <w:sz w:val="22"/>
           <w:szCs w:val="22"/>
         </w:rPr>
         <w:t>)</w:t>
       </w:r>
       <w:r>
-        <w:rPr>
-          <w:rFonts w:asciiTheme="minorHAnsi" w:hAnsiTheme="minorHAnsi" w:cstheme="minorHAnsi"/>
-          <w:sz w:val="22"/>
-          <w:szCs w:val="22"/>
-        </w:rPr>
         <w:t>,</w:t>
       </w:r>
       <w:r>
-        <w:rPr>
-          <w:rFonts w:asciiTheme="minorHAnsi" w:hAnsiTheme="minorHAnsi" w:cstheme="minorHAnsi"/>
-          <w:sz w:val="22"/>
-          <w:szCs w:val="22"/>
-        </w:rPr>
         <w:t xml:space="preserve"> eficiencia ofensiva, presión, o rendimiento colectivo.</w:t>
       </w:r>
     </w:p>
     <w:p>
-      <w:pPr>
-        <w:pStyle w:val="NormalWeb"/>
-        <w:spacing w:line="300" w:lineRule="atLeast"/>
-        <w:rPr>
-          <w:rFonts w:asciiTheme="minorHAnsi" w:hAnsiTheme="minorHAnsi" w:cstheme="minorHAnsi"/>
-          <w:sz w:val="22"/>
-          <w:szCs w:val="22"/>
-        </w:rPr>
-      </w:pPr>
-      <w:r>
-        <w:rPr>
-          <w:rFonts w:asciiTheme="minorHAnsi" w:hAnsiTheme="minorHAnsi" w:cstheme="minorHAnsi"/>
-          <w:sz w:val="22"/>
-          <w:szCs w:val="22"/>
-        </w:rPr>
+      <w:r>
         <w:t xml:space="preserve">El objetivo principal de la analítica en fútbol es comprender el comportamiento de los equipos, identificar patrones de juego y generar información útil para la toma de decisiones tácticas, el </w:t>
       </w:r>
       <w:proofErr w:type="spellStart"/>
       <w:proofErr w:type="gramStart"/>
       <w:r>
-        <w:rPr>
-          <w:rFonts w:asciiTheme="minorHAnsi" w:hAnsiTheme="minorHAnsi" w:cstheme="minorHAnsi"/>
-          <w:sz w:val="22"/>
-          <w:szCs w:val="22"/>
-        </w:rPr>
         <w:t>scouting</w:t>
       </w:r>
       <w:proofErr w:type="spellEnd"/>
       <w:proofErr w:type="gramEnd"/>
       <w:r>
-        <w:rPr>
-          <w:rFonts w:asciiTheme="minorHAnsi" w:hAnsiTheme="minorHAnsi" w:cstheme="minorHAnsi"/>
-          <w:sz w:val="22"/>
-          <w:szCs w:val="22"/>
-        </w:rPr>
         <w:t xml:space="preserve"> o la valoración del rendimiento individual y colectivo. En los últimos años, la disponibilidad de datos estructurados ha impulsado el desarrollo de modelos capaces de predecir resultados, evaluar estrategias y anticipar comportamientos futuros en competiciones profesionales.</w:t>
       </w:r>
     </w:p>
@@ -3969,60 +4718,27 @@
       <w:pPr>
         <w:pStyle w:val="Ttulo2"/>
       </w:pPr>
+      <w:bookmarkStart w:id="12" w:name="_Toc225422145"/>
       <w:r>
         <w:t>Machine learning aplicado al deporte</w:t>
       </w:r>
-    </w:p>
-    <w:p>
-      <w:pPr>
-        <w:rPr>
-          <w:rFonts w:cstheme="minorHAnsi"/>
-          <w:szCs w:val="22"/>
-        </w:rPr>
-      </w:pPr>
-      <w:r>
-        <w:rPr>
-          <w:rFonts w:cstheme="minorHAnsi"/>
-          <w:szCs w:val="22"/>
-        </w:rPr>
+      <w:bookmarkEnd w:id="12"/>
+    </w:p>
+    <w:p>
+      <w:r>
         <w:t xml:space="preserve">Machine </w:t>
       </w:r>
       <w:proofErr w:type="spellStart"/>
       <w:r>
-        <w:rPr>
-          <w:rFonts w:cstheme="minorHAnsi"/>
-          <w:szCs w:val="22"/>
-        </w:rPr>
         <w:t>Learning</w:t>
       </w:r>
       <w:proofErr w:type="spellEnd"/>
       <w:r>
-        <w:rPr>
-          <w:rFonts w:cstheme="minorHAnsi"/>
-          <w:szCs w:val="22"/>
-        </w:rPr>
-        <w:t xml:space="preserve"> (ML)</w:t>
-      </w:r>
-      <w:r>
-        <w:rPr>
-          <w:rFonts w:cstheme="minorHAnsi"/>
-          <w:szCs w:val="22"/>
-        </w:rPr>
-        <w:t xml:space="preserve"> ha adquirido una presencia cada vez mayor en el análisis futbolístico debido a su capacidad para aprender relaciones complejas a partir de conjuntos de datos históricos. Los modelos de ML permiten estimar la probabilidad de victoria, empate o derrota a partir de múltiples variables, entre las que se incluyen rendimiento previo, estadísticas acumuladas, factores contextuales o métricas avanzadas.</w:t>
-      </w:r>
-    </w:p>
-    <w:p>
-      <w:pPr>
-        <w:rPr>
-          <w:rFonts w:cstheme="minorHAnsi"/>
-          <w:szCs w:val="22"/>
-        </w:rPr>
-      </w:pPr>
-      <w:r>
-        <w:rPr>
-          <w:rFonts w:cstheme="minorHAnsi"/>
-          <w:szCs w:val="22"/>
-        </w:rPr>
+        <w:t xml:space="preserve"> (ML) ha adquirido una presencia cada vez mayor en el análisis futbolístico debido a su capacidad para aprender relaciones complejas a partir de conjuntos de datos históricos. Los modelos de ML permiten estimar la probabilidad de victoria, empate o derrota a partir de múltiples variables, entre las que se incluyen rendimiento previo, estadísticas acumuladas, factores contextuales o métricas avanzadas.</w:t>
+      </w:r>
+    </w:p>
+    <w:p>
+      <w:r>
         <w:t>Entre los métodos más utilizados en la predicción de resultados se encuentran:</w:t>
       </w:r>
     </w:p>
@@ -4276,15 +4992,16 @@
       <w:pPr>
         <w:pStyle w:val="Ttulo2"/>
       </w:pPr>
+      <w:bookmarkStart w:id="13" w:name="_Toc225422146"/>
       <w:r>
         <w:lastRenderedPageBreak/>
         <w:t>Fuentes de datos y caracteristicas relevantes del fútbol</w:t>
       </w:r>
+      <w:bookmarkEnd w:id="13"/>
     </w:p>
     <w:p>
       <w:pPr>
         <w:spacing w:after="0" w:line="300" w:lineRule="atLeast"/>
-        <w:jc w:val="left"/>
         <w:rPr>
           <w:rFonts w:cstheme="minorHAnsi"/>
           <w:szCs w:val="22"/>
@@ -4497,7 +5214,6 @@
     <w:p>
       <w:pPr>
         <w:spacing w:after="0" w:line="300" w:lineRule="atLeast"/>
-        <w:jc w:val="left"/>
         <w:rPr>
           <w:rFonts w:cstheme="minorHAnsi"/>
           <w:szCs w:val="22"/>
@@ -4515,14 +5231,15 @@
       <w:pPr>
         <w:pStyle w:val="Ttulo2"/>
       </w:pPr>
+      <w:bookmarkStart w:id="14" w:name="_Toc225422147"/>
       <w:r>
         <w:t>diseño de modelos predictivos</w:t>
       </w:r>
+      <w:bookmarkEnd w:id="14"/>
     </w:p>
     <w:p>
       <w:pPr>
         <w:spacing w:after="0" w:line="300" w:lineRule="atLeast"/>
-        <w:jc w:val="left"/>
         <w:rPr>
           <w:rFonts w:cstheme="minorHAnsi"/>
           <w:szCs w:val="22"/>
@@ -4664,7 +5381,6 @@
     <w:p>
       <w:pPr>
         <w:spacing w:after="0" w:line="300" w:lineRule="atLeast"/>
-        <w:jc w:val="left"/>
         <w:rPr>
           <w:rFonts w:cstheme="minorHAnsi"/>
           <w:szCs w:val="22"/>
@@ -4682,14 +5398,15 @@
       <w:pPr>
         <w:pStyle w:val="Ttulo2"/>
       </w:pPr>
+      <w:bookmarkStart w:id="15" w:name="_Toc225422148"/>
       <w:r>
         <w:t>métricas de evaluación</w:t>
       </w:r>
+      <w:bookmarkEnd w:id="15"/>
     </w:p>
     <w:p>
       <w:pPr>
         <w:spacing w:after="0" w:line="300" w:lineRule="atLeast"/>
-        <w:jc w:val="left"/>
         <w:rPr>
           <w:rFonts w:cstheme="minorHAnsi"/>
           <w:szCs w:val="22"/>
@@ -4872,7 +5589,6 @@
     <w:p>
       <w:pPr>
         <w:spacing w:after="0" w:line="300" w:lineRule="atLeast"/>
-        <w:jc w:val="left"/>
         <w:rPr>
           <w:rFonts w:cstheme="minorHAnsi"/>
           <w:szCs w:val="22"/>
@@ -4890,15 +5606,16 @@
       <w:pPr>
         <w:pStyle w:val="Ttulo2"/>
       </w:pPr>
+      <w:bookmarkStart w:id="16" w:name="_Toc225422149"/>
       <w:r>
         <w:lastRenderedPageBreak/>
         <w:t>INTERPRETRABILIDAD EN MODELOS DEPORTIVOS</w:t>
       </w:r>
+      <w:bookmarkEnd w:id="16"/>
     </w:p>
     <w:p>
       <w:pPr>
         <w:spacing w:after="0" w:line="300" w:lineRule="atLeast"/>
-        <w:jc w:val="left"/>
         <w:rPr>
           <w:rFonts w:cstheme="minorHAnsi"/>
           <w:szCs w:val="22"/>
@@ -5182,7 +5899,6 @@
     <w:p>
       <w:pPr>
         <w:spacing w:after="0" w:line="300" w:lineRule="atLeast"/>
-        <w:jc w:val="left"/>
         <w:rPr>
           <w:rFonts w:cstheme="minorHAnsi"/>
           <w:szCs w:val="22"/>
@@ -5199,7 +5915,6 @@
     <w:p>
       <w:pPr>
         <w:spacing w:after="0" w:line="300" w:lineRule="atLeast"/>
-        <w:jc w:val="left"/>
         <w:rPr>
           <w:rFonts w:ascii="Segoe UI" w:hAnsi="Segoe UI" w:cs="Segoe UI"/>
           <w:sz w:val="21"/>
@@ -5227,118 +5942,6 @@
           <w:szCs w:val="22"/>
         </w:rPr>
       </w:pPr>
-    </w:p>
-    <w:p/>
-    <w:p/>
-    <w:p>
-      <w:pPr>
-        <w:pStyle w:val="Ttulo1"/>
-      </w:pPr>
-      <w:bookmarkStart w:id="9" w:name="_Toc225242879"/>
-      <w:r>
-        <w:t>Metodología de trabajo</w:t>
-      </w:r>
-      <w:bookmarkEnd w:id="9"/>
-    </w:p>
-    <w:p/>
-    <w:p>
-      <w:pPr>
-        <w:pStyle w:val="Ttulo1"/>
-      </w:pPr>
-      <w:bookmarkStart w:id="10" w:name="_Toc225242880"/>
-      <w:r>
-        <w:t>Presupuesto</w:t>
-      </w:r>
-      <w:bookmarkEnd w:id="10"/>
-    </w:p>
-    <w:p/>
-    <w:p>
-      <w:pPr>
-        <w:pStyle w:val="Ttulo1"/>
-      </w:pPr>
-      <w:bookmarkStart w:id="11" w:name="_Toc225242881"/>
-      <w:r>
-        <w:t>Recopilación y preparación de datos</w:t>
-      </w:r>
-      <w:bookmarkEnd w:id="11"/>
-    </w:p>
-    <w:p/>
-    <w:p>
-      <w:pPr>
-        <w:pStyle w:val="Ttulo1"/>
-      </w:pPr>
-      <w:bookmarkStart w:id="12" w:name="_Toc225242882"/>
-      <w:r>
-        <w:t>Diseño experimental</w:t>
-      </w:r>
-      <w:bookmarkEnd w:id="12"/>
-    </w:p>
-    <w:p/>
-    <w:p>
-      <w:pPr>
-        <w:pStyle w:val="Ttulo1"/>
-      </w:pPr>
-      <w:bookmarkStart w:id="13" w:name="_Toc225242883"/>
-      <w:r>
-        <w:t>Definición y ejecución del marco experimental</w:t>
-      </w:r>
-      <w:bookmarkEnd w:id="13"/>
-    </w:p>
-    <w:p/>
-    <w:p>
-      <w:pPr>
-        <w:pStyle w:val="Ttulo1"/>
-      </w:pPr>
-      <w:bookmarkStart w:id="14" w:name="_Toc225242884"/>
-      <w:r>
-        <w:t>Evaluación y anlisis de los resultados</w:t>
-      </w:r>
-      <w:bookmarkEnd w:id="14"/>
-    </w:p>
-    <w:p/>
-    <w:p>
-      <w:pPr>
-        <w:pStyle w:val="Ttulo1"/>
-      </w:pPr>
-      <w:bookmarkStart w:id="15" w:name="_Toc225242885"/>
-      <w:r>
-        <w:t>Valoración Ética</w:t>
-      </w:r>
-      <w:bookmarkEnd w:id="15"/>
-    </w:p>
-    <w:p/>
-    <w:p>
-      <w:pPr>
-        <w:pStyle w:val="Ttulo1"/>
-      </w:pPr>
-      <w:bookmarkStart w:id="16" w:name="_Toc225242886"/>
-      <w:r>
-        <w:lastRenderedPageBreak/>
-        <w:t>CONCLUSIONES</w:t>
-      </w:r>
-      <w:bookmarkEnd w:id="16"/>
-    </w:p>
-    <w:p/>
-    <w:p>
-      <w:pPr>
-        <w:pStyle w:val="Ttulo1"/>
-      </w:pPr>
-      <w:bookmarkStart w:id="17" w:name="_Toc225242887"/>
-      <w:r>
-        <w:t>BIBLIOGRAFÍA</w:t>
-      </w:r>
-      <w:bookmarkEnd w:id="17"/>
-    </w:p>
-    <w:p/>
-    <w:p>
-      <w:pPr>
-        <w:pStyle w:val="Ttulo1"/>
-      </w:pPr>
-      <w:bookmarkStart w:id="18" w:name="_Toc225242888"/>
-      <w:r>
-        <w:t>ANEXOS</w:t>
-      </w:r>
-      <w:bookmarkEnd w:id="18"/>
     </w:p>
     <w:p/>
     <w:p/>
@@ -5350,6 +5953,1103 @@
     <w:p/>
     <w:p/>
     <w:p/>
+    <w:p/>
+    <w:p/>
+    <w:p/>
+    <w:p/>
+    <w:p>
+      <w:pPr>
+        <w:pStyle w:val="Ttulo1"/>
+      </w:pPr>
+      <w:bookmarkStart w:id="17" w:name="_Toc225422150"/>
+      <w:r>
+        <w:lastRenderedPageBreak/>
+        <w:t>Metodología de trabajo</w:t>
+      </w:r>
+      <w:bookmarkEnd w:id="17"/>
+    </w:p>
+    <w:p>
+      <w:pPr>
+        <w:spacing w:after="0" w:line="300" w:lineRule="atLeast"/>
+        <w:rPr>
+          <w:rFonts w:cstheme="minorHAnsi"/>
+          <w:szCs w:val="22"/>
+        </w:rPr>
+      </w:pPr>
+      <w:r>
+        <w:rPr>
+          <w:rFonts w:cstheme="minorHAnsi"/>
+          <w:szCs w:val="22"/>
+        </w:rPr>
+        <w:t xml:space="preserve">Durante el desarrollo de este proyecto se ha seguido un enfoque metodológico flexible, inspirado en los principios de las metodologías ágiles, pero adaptado a un entorno de trabajo individual y centrado en tareas de análisis de datos, experimentación con modelos de Machine </w:t>
+      </w:r>
+      <w:proofErr w:type="spellStart"/>
+      <w:r>
+        <w:rPr>
+          <w:rFonts w:cstheme="minorHAnsi"/>
+          <w:szCs w:val="22"/>
+        </w:rPr>
+        <w:t>Learning</w:t>
+      </w:r>
+      <w:proofErr w:type="spellEnd"/>
+      <w:r>
+        <w:rPr>
+          <w:rFonts w:cstheme="minorHAnsi"/>
+          <w:szCs w:val="22"/>
+        </w:rPr>
+        <w:t xml:space="preserve"> y desarrollo web. En este capítulo se describe dicha metodología, junto con las herramientas empleadas para la planificación y organización de las tareas, así como el sistema de control de versiones utilizado durante el proceso.</w:t>
+      </w:r>
+    </w:p>
+    <w:p>
+      <w:pPr>
+        <w:pStyle w:val="Ttulo2"/>
+      </w:pPr>
+      <w:bookmarkStart w:id="18" w:name="_Toc225422151"/>
+      <w:r>
+        <w:t>ENFOQUE ÁGIL PERSONALIZADO PARA UN DESARROLLO INDIVIDUAL</w:t>
+      </w:r>
+      <w:bookmarkEnd w:id="18"/>
+    </w:p>
+    <w:p>
+      <w:r>
+        <w:rPr>
+          <w:noProof/>
+        </w:rPr>
+        <w:drawing>
+          <wp:anchor distT="0" distB="0" distL="114300" distR="114300" simplePos="0" relativeHeight="251659776" behindDoc="0" locked="0" layoutInCell="1" allowOverlap="1" wp14:anchorId="2384ED20" wp14:editId="76F59976">
+            <wp:simplePos x="0" y="0"/>
+            <wp:positionH relativeFrom="column">
+              <wp:posOffset>1246678</wp:posOffset>
+            </wp:positionH>
+            <wp:positionV relativeFrom="paragraph">
+              <wp:posOffset>1166611</wp:posOffset>
+            </wp:positionV>
+            <wp:extent cx="2800350" cy="1885950"/>
+            <wp:effectExtent l="0" t="0" r="0" b="0"/>
+            <wp:wrapTopAndBottom/>
+            <wp:docPr id="707290470" name="Imagen 1"/>
+            <wp:cNvGraphicFramePr>
+              <a:graphicFrameLocks xmlns:a="http://schemas.openxmlformats.org/drawingml/2006/main" noChangeAspect="1"/>
+            </wp:cNvGraphicFramePr>
+            <a:graphic xmlns:a="http://schemas.openxmlformats.org/drawingml/2006/main">
+              <a:graphicData uri="http://schemas.openxmlformats.org/drawingml/2006/picture">
+                <pic:pic xmlns:pic="http://schemas.openxmlformats.org/drawingml/2006/picture">
+                  <pic:nvPicPr>
+                    <pic:cNvPr id="0" name="Picture 2"/>
+                    <pic:cNvPicPr>
+                      <a:picLocks noChangeAspect="1" noChangeArrowheads="1"/>
+                    </pic:cNvPicPr>
+                  </pic:nvPicPr>
+                  <pic:blipFill>
+                    <a:blip r:embed="rId11">
+                      <a:extLst>
+                        <a:ext uri="{28A0092B-C50C-407E-A947-70E740481C1C}">
+                          <a14:useLocalDpi xmlns:a14="http://schemas.microsoft.com/office/drawing/2010/main" val="0"/>
+                        </a:ext>
+                      </a:extLst>
+                    </a:blip>
+                    <a:srcRect/>
+                    <a:stretch>
+                      <a:fillRect/>
+                    </a:stretch>
+                  </pic:blipFill>
+                  <pic:spPr bwMode="auto">
+                    <a:xfrm>
+                      <a:off x="0" y="0"/>
+                      <a:ext cx="2800350" cy="1885950"/>
+                    </a:xfrm>
+                    <a:prstGeom prst="rect">
+                      <a:avLst/>
+                    </a:prstGeom>
+                    <a:noFill/>
+                  </pic:spPr>
+                </pic:pic>
+              </a:graphicData>
+            </a:graphic>
+          </wp:anchor>
+        </w:drawing>
+      </w:r>
+      <w:r>
+        <w:t>Las metodologías ágiles promueven un enfoque iterativo, incremental y orientado a la entrega continua de valor [</w:t>
+      </w:r>
+      <w:r>
+        <w:t>5</w:t>
+      </w:r>
+      <w:r>
+        <w:t xml:space="preserve">]. Aunque </w:t>
+      </w:r>
+      <w:proofErr w:type="spellStart"/>
+      <w:r>
+        <w:t>frameworks</w:t>
+      </w:r>
+      <w:proofErr w:type="spellEnd"/>
+      <w:r>
+        <w:t xml:space="preserve"> como Scrum contemplan roles específicos, como el </w:t>
+      </w:r>
+      <w:r>
+        <w:rPr>
+          <w:rStyle w:val="nfasis"/>
+          <w:rFonts w:cstheme="minorHAnsi"/>
+          <w:szCs w:val="22"/>
+        </w:rPr>
+        <w:t xml:space="preserve">Scrum </w:t>
+      </w:r>
+      <w:proofErr w:type="gramStart"/>
+      <w:r>
+        <w:rPr>
+          <w:rStyle w:val="nfasis"/>
+          <w:rFonts w:cstheme="minorHAnsi"/>
+          <w:szCs w:val="22"/>
+        </w:rPr>
+        <w:t>Master</w:t>
+      </w:r>
+      <w:proofErr w:type="gramEnd"/>
+      <w:r>
+        <w:t xml:space="preserve"> [</w:t>
+      </w:r>
+      <w:r>
+        <w:t>6</w:t>
+      </w:r>
+      <w:r>
+        <w:t xml:space="preserve">] o el </w:t>
+      </w:r>
+      <w:proofErr w:type="spellStart"/>
+      <w:r>
+        <w:rPr>
+          <w:rStyle w:val="nfasis"/>
+          <w:rFonts w:cstheme="minorHAnsi"/>
+          <w:szCs w:val="22"/>
+        </w:rPr>
+        <w:t>Product</w:t>
+      </w:r>
+      <w:proofErr w:type="spellEnd"/>
+      <w:r>
+        <w:rPr>
+          <w:rStyle w:val="nfasis"/>
+          <w:rFonts w:cstheme="minorHAnsi"/>
+          <w:szCs w:val="22"/>
+        </w:rPr>
+        <w:t xml:space="preserve"> </w:t>
+      </w:r>
+      <w:proofErr w:type="spellStart"/>
+      <w:r>
+        <w:rPr>
+          <w:rStyle w:val="nfasis"/>
+          <w:rFonts w:cstheme="minorHAnsi"/>
+          <w:szCs w:val="22"/>
+        </w:rPr>
+        <w:t>Owner</w:t>
+      </w:r>
+      <w:proofErr w:type="spellEnd"/>
+      <w:r>
+        <w:t xml:space="preserve"> [</w:t>
+      </w:r>
+      <w:r>
+        <w:t>7</w:t>
+      </w:r>
+      <w:r>
+        <w:t>], y eventos formales como reuniones diarias o retrospectivas, este tipo de estructura no resulta adecuada cuando el proyecto es desarrollado por una sola persona.</w:t>
+      </w:r>
+    </w:p>
+    <w:p>
+      <w:pPr>
+        <w:pStyle w:val="NormalWeb"/>
+        <w:spacing w:line="300" w:lineRule="atLeast"/>
+        <w:rPr>
+          <w:rFonts w:asciiTheme="minorHAnsi" w:hAnsiTheme="minorHAnsi" w:cstheme="minorHAnsi"/>
+          <w:sz w:val="22"/>
+          <w:szCs w:val="22"/>
+        </w:rPr>
+      </w:pPr>
+    </w:p>
+    <w:p>
+      <w:r>
+        <w:t>Asimismo, herramientas asociadas a metodologías visuales como Kanban, normalmente implementadas en plataformas como Trello [</w:t>
+      </w:r>
+      <w:r>
+        <w:t>8</w:t>
+      </w:r>
+      <w:r>
+        <w:t xml:space="preserve">] o </w:t>
+      </w:r>
+      <w:proofErr w:type="spellStart"/>
+      <w:r>
+        <w:t>Notion</w:t>
+      </w:r>
+      <w:proofErr w:type="spellEnd"/>
+      <w:r>
+        <w:t xml:space="preserve"> [</w:t>
+      </w:r>
+      <w:r>
+        <w:t>9</w:t>
+      </w:r>
+      <w:r>
+        <w:t>], pueden ser útiles para la gestión de tareas, aunque en este proyecto se ha optado por un enfoque más simple.</w:t>
+      </w:r>
+    </w:p>
+    <w:p>
+      <w:r>
+        <w:t>El desarrollo se ha llevado a cabo mediante una metodología ágil informal, centrada en mantener un flujo de trabajo flexible sin la rigidez de los marcos tradicionales. Este enfoque se ha basado en los siguientes principios:</w:t>
+      </w:r>
+    </w:p>
+    <w:p>
+      <w:pPr>
+        <w:pStyle w:val="Prrafodelista"/>
+        <w:numPr>
+          <w:ilvl w:val="0"/>
+          <w:numId w:val="16"/>
+        </w:numPr>
+        <w:spacing w:after="0" w:line="300" w:lineRule="atLeast"/>
+        <w:jc w:val="left"/>
+        <w:rPr>
+          <w:rFonts w:cstheme="minorHAnsi"/>
+          <w:szCs w:val="22"/>
+        </w:rPr>
+      </w:pPr>
+      <w:r>
+        <w:rPr>
+          <w:rFonts w:cstheme="minorHAnsi"/>
+          <w:b/>
+          <w:bCs/>
+          <w:szCs w:val="22"/>
+        </w:rPr>
+        <w:t>Iteración continua:</w:t>
+      </w:r>
+      <w:r>
+        <w:rPr>
+          <w:rFonts w:cstheme="minorHAnsi"/>
+          <w:szCs w:val="22"/>
+        </w:rPr>
+        <w:t xml:space="preserve"> el proyecto se dividió en ciclos breves dedicados a implementar y validar funcionalidades concretas.</w:t>
+      </w:r>
+    </w:p>
+    <w:p>
+      <w:pPr>
+        <w:pStyle w:val="Prrafodelista"/>
+        <w:numPr>
+          <w:ilvl w:val="0"/>
+          <w:numId w:val="16"/>
+        </w:numPr>
+        <w:spacing w:after="0" w:line="300" w:lineRule="atLeast"/>
+        <w:jc w:val="left"/>
+        <w:rPr>
+          <w:rFonts w:cstheme="minorHAnsi"/>
+          <w:szCs w:val="22"/>
+        </w:rPr>
+      </w:pPr>
+      <w:r>
+        <w:rPr>
+          <w:rFonts w:cstheme="minorHAnsi"/>
+          <w:b/>
+          <w:bCs/>
+          <w:szCs w:val="22"/>
+        </w:rPr>
+        <w:t>Descomposición en tareas pequeñas:</w:t>
+      </w:r>
+      <w:r>
+        <w:rPr>
+          <w:rFonts w:cstheme="minorHAnsi"/>
+          <w:szCs w:val="22"/>
+        </w:rPr>
+        <w:t xml:space="preserve"> cada módulo del sistema (datos, modelos, interfaz web) se fragmentó en subtareas manejables y abordables en sesiones cortas.</w:t>
+      </w:r>
+    </w:p>
+    <w:p>
+      <w:pPr>
+        <w:pStyle w:val="Prrafodelista"/>
+        <w:numPr>
+          <w:ilvl w:val="0"/>
+          <w:numId w:val="16"/>
+        </w:numPr>
+        <w:spacing w:after="0" w:line="300" w:lineRule="atLeast"/>
+        <w:jc w:val="left"/>
+        <w:rPr>
+          <w:rFonts w:cstheme="minorHAnsi"/>
+          <w:szCs w:val="22"/>
+        </w:rPr>
+      </w:pPr>
+      <w:r>
+        <w:rPr>
+          <w:rFonts w:cstheme="minorHAnsi"/>
+          <w:b/>
+          <w:bCs/>
+          <w:szCs w:val="22"/>
+        </w:rPr>
+        <w:t>Adaptación constante:</w:t>
+      </w:r>
+      <w:r>
+        <w:rPr>
+          <w:rFonts w:cstheme="minorHAnsi"/>
+          <w:szCs w:val="22"/>
+        </w:rPr>
+        <w:t xml:space="preserve"> se permitió reordenar prioridades o modificar decisiones técnicas según avanzaba el análisis o aparecían nuevas necesidades.</w:t>
+      </w:r>
+    </w:p>
+    <w:p>
+      <w:pPr>
+        <w:pStyle w:val="Prrafodelista"/>
+        <w:numPr>
+          <w:ilvl w:val="0"/>
+          <w:numId w:val="16"/>
+        </w:numPr>
+        <w:spacing w:after="0" w:line="300" w:lineRule="atLeast"/>
+        <w:jc w:val="left"/>
+        <w:rPr>
+          <w:rFonts w:cstheme="minorHAnsi"/>
+          <w:szCs w:val="22"/>
+        </w:rPr>
+      </w:pPr>
+      <w:r>
+        <w:rPr>
+          <w:rFonts w:cstheme="minorHAnsi"/>
+          <w:b/>
+          <w:bCs/>
+          <w:szCs w:val="22"/>
+        </w:rPr>
+        <w:lastRenderedPageBreak/>
+        <w:t>Validación manual y prueba continua:</w:t>
+      </w:r>
+      <w:r>
+        <w:rPr>
+          <w:rFonts w:cstheme="minorHAnsi"/>
+          <w:szCs w:val="22"/>
+        </w:rPr>
+        <w:t xml:space="preserve"> aunque no se aplicaron sistemas de </w:t>
+      </w:r>
+      <w:proofErr w:type="spellStart"/>
+      <w:r>
+        <w:rPr>
+          <w:rFonts w:cstheme="minorHAnsi"/>
+          <w:i/>
+          <w:iCs/>
+          <w:szCs w:val="22"/>
+        </w:rPr>
+        <w:t>testing</w:t>
+      </w:r>
+      <w:proofErr w:type="spellEnd"/>
+      <w:r>
+        <w:rPr>
+          <w:rFonts w:cstheme="minorHAnsi"/>
+          <w:szCs w:val="22"/>
+        </w:rPr>
+        <w:t xml:space="preserve"> automatizado, se realizaron pruebas manuales de forma frecuente para detectar errores tempranos.</w:t>
+      </w:r>
+    </w:p>
+    <w:p>
+      <w:pPr>
+        <w:spacing w:after="0" w:line="300" w:lineRule="atLeast"/>
+        <w:ind w:left="360"/>
+        <w:jc w:val="left"/>
+        <w:rPr>
+          <w:rFonts w:cstheme="minorHAnsi"/>
+          <w:szCs w:val="22"/>
+        </w:rPr>
+      </w:pPr>
+    </w:p>
+    <w:p>
+      <w:pPr>
+        <w:spacing w:after="0" w:line="300" w:lineRule="atLeast"/>
+        <w:rPr>
+          <w:rFonts w:cstheme="minorHAnsi"/>
+          <w:szCs w:val="22"/>
+        </w:rPr>
+      </w:pPr>
+      <w:r>
+        <w:rPr>
+          <w:rFonts w:cstheme="minorHAnsi"/>
+          <w:szCs w:val="22"/>
+        </w:rPr>
+        <w:t>Este enfoque ha permitido mantener un desarrollo ágil, ajustado al ritmo de trabajo individual, y orientado a la obtención de resultados de manera progresiva.</w:t>
+      </w:r>
+    </w:p>
+    <w:p>
+      <w:pPr>
+        <w:pStyle w:val="Ttulo2"/>
+      </w:pPr>
+      <w:bookmarkStart w:id="19" w:name="_Toc225422152"/>
+      <w:r>
+        <w:t>PLANIFICACIÓN Y ORGANIZACIÓN DEL TRABAJO</w:t>
+      </w:r>
+      <w:bookmarkEnd w:id="19"/>
+    </w:p>
+    <w:p>
+      <w:r>
+        <w:t xml:space="preserve">En lugar de emplear herramientas especializadas de gestión de proyectos como </w:t>
+      </w:r>
+      <w:proofErr w:type="spellStart"/>
+      <w:r>
+        <w:t>Notion</w:t>
+      </w:r>
+      <w:proofErr w:type="spellEnd"/>
+      <w:r>
+        <w:t>, Trello</w:t>
+      </w:r>
+      <w:r>
+        <w:t xml:space="preserve"> </w:t>
+      </w:r>
+      <w:r>
+        <w:t>o Jira [</w:t>
+      </w:r>
+      <w:r>
+        <w:t>1</w:t>
+      </w:r>
+      <w:r>
+        <w:t>0], se optó por un sistema sencillo basado en listas estructuradas y documentos organizados. Este método ha sido suficiente para mantener una visión clara del avance del proyecto, registrar tareas pendientes y documentar errores o mejoras a implementar.</w:t>
+      </w:r>
+    </w:p>
+    <w:p>
+      <w:pPr>
+        <w:spacing w:after="0" w:line="300" w:lineRule="atLeast"/>
+        <w:jc w:val="left"/>
+        <w:rPr>
+          <w:rFonts w:cstheme="minorHAnsi"/>
+          <w:szCs w:val="22"/>
+        </w:rPr>
+      </w:pPr>
+      <w:r>
+        <w:rPr>
+          <w:rFonts w:cstheme="minorHAnsi"/>
+          <w:szCs w:val="22"/>
+        </w:rPr>
+        <w:t>Estas listas incluían:</w:t>
+      </w:r>
+    </w:p>
+    <w:p>
+      <w:pPr>
+        <w:pStyle w:val="Prrafodelista"/>
+        <w:numPr>
+          <w:ilvl w:val="0"/>
+          <w:numId w:val="18"/>
+        </w:numPr>
+        <w:spacing w:after="0" w:line="300" w:lineRule="atLeast"/>
+        <w:jc w:val="left"/>
+        <w:rPr>
+          <w:rFonts w:cstheme="minorHAnsi"/>
+          <w:szCs w:val="22"/>
+        </w:rPr>
+      </w:pPr>
+      <w:r>
+        <w:rPr>
+          <w:rFonts w:cstheme="minorHAnsi"/>
+          <w:szCs w:val="22"/>
+        </w:rPr>
+        <w:t>Funcionalidades principales agrupadas por módulos.</w:t>
+      </w:r>
+    </w:p>
+    <w:p>
+      <w:pPr>
+        <w:pStyle w:val="Prrafodelista"/>
+        <w:numPr>
+          <w:ilvl w:val="0"/>
+          <w:numId w:val="18"/>
+        </w:numPr>
+        <w:spacing w:after="0" w:line="300" w:lineRule="atLeast"/>
+        <w:jc w:val="left"/>
+        <w:rPr>
+          <w:rFonts w:cstheme="minorHAnsi"/>
+          <w:szCs w:val="22"/>
+        </w:rPr>
+      </w:pPr>
+      <w:r>
+        <w:rPr>
+          <w:rFonts w:cstheme="minorHAnsi"/>
+          <w:szCs w:val="22"/>
+        </w:rPr>
+        <w:t>Subtareas específicas asociadas a cada funcionalidad.</w:t>
+      </w:r>
+    </w:p>
+    <w:p>
+      <w:pPr>
+        <w:pStyle w:val="Prrafodelista"/>
+        <w:numPr>
+          <w:ilvl w:val="0"/>
+          <w:numId w:val="18"/>
+        </w:numPr>
+        <w:spacing w:after="0" w:line="300" w:lineRule="atLeast"/>
+        <w:jc w:val="left"/>
+        <w:rPr>
+          <w:rFonts w:cstheme="minorHAnsi"/>
+          <w:szCs w:val="22"/>
+        </w:rPr>
+      </w:pPr>
+      <w:r>
+        <w:rPr>
+          <w:rFonts w:cstheme="minorHAnsi"/>
+          <w:szCs w:val="22"/>
+        </w:rPr>
+        <w:t>Registro de incidencias detectadas durante el desarrollo.</w:t>
+      </w:r>
+    </w:p>
+    <w:p>
+      <w:pPr>
+        <w:pStyle w:val="Prrafodelista"/>
+        <w:numPr>
+          <w:ilvl w:val="0"/>
+          <w:numId w:val="18"/>
+        </w:numPr>
+        <w:spacing w:after="0" w:line="300" w:lineRule="atLeast"/>
+        <w:jc w:val="left"/>
+        <w:rPr>
+          <w:rFonts w:cstheme="minorHAnsi"/>
+          <w:szCs w:val="22"/>
+        </w:rPr>
+      </w:pPr>
+      <w:r>
+        <w:rPr>
+          <w:rFonts w:cstheme="minorHAnsi"/>
+          <w:szCs w:val="22"/>
+        </w:rPr>
+        <w:t>Ideas futuras o ampliaciones opcionales para fases posteriores.</w:t>
+      </w:r>
+    </w:p>
+    <w:p>
+      <w:pPr>
+        <w:pStyle w:val="Prrafodelista"/>
+        <w:spacing w:after="0" w:line="300" w:lineRule="atLeast"/>
+        <w:jc w:val="left"/>
+        <w:rPr>
+          <w:rFonts w:cstheme="minorHAnsi"/>
+          <w:szCs w:val="22"/>
+        </w:rPr>
+      </w:pPr>
+    </w:p>
+    <w:p>
+      <w:pPr>
+        <w:spacing w:after="0" w:line="300" w:lineRule="atLeast"/>
+        <w:jc w:val="left"/>
+        <w:rPr>
+          <w:rFonts w:cstheme="minorHAnsi"/>
+          <w:szCs w:val="22"/>
+        </w:rPr>
+      </w:pPr>
+      <w:r>
+        <w:rPr>
+          <w:rFonts w:cstheme="minorHAnsi"/>
+          <w:szCs w:val="22"/>
+        </w:rPr>
+        <w:t>El enfoque, aunque manual, ha permitido organizar las tareas de forma eficaz y priorizar aquellas con mayor impacto en el comportamiento del sistema.</w:t>
+      </w:r>
+    </w:p>
+    <w:p>
+      <w:pPr>
+        <w:pStyle w:val="Ttulo2"/>
+      </w:pPr>
+      <w:bookmarkStart w:id="20" w:name="_Toc225422153"/>
+      <w:r>
+        <w:t>C</w:t>
+      </w:r>
+      <w:r>
+        <w:t>O</w:t>
+      </w:r>
+      <w:r>
+        <w:t>NTROL DE VERSIONES</w:t>
+      </w:r>
+      <w:bookmarkEnd w:id="20"/>
+    </w:p>
+    <w:p>
+      <w:r>
+        <w:t>Para garantizar la trazabilidad y seguridad del código fuente, se ha utilizado un sistema de control de versiones basado en Git [</w:t>
+      </w:r>
+      <w:r>
+        <w:t>11</w:t>
+      </w:r>
+      <w:r>
+        <w:t xml:space="preserve">], realizando </w:t>
+      </w:r>
+      <w:proofErr w:type="spellStart"/>
+      <w:r>
+        <w:rPr>
+          <w:i/>
+          <w:iCs/>
+        </w:rPr>
+        <w:t>commits</w:t>
+      </w:r>
+      <w:proofErr w:type="spellEnd"/>
+      <w:r>
+        <w:t xml:space="preserve"> frecuentes tras cada sesión de desarrollo o al completar hitos relevantes del proyecto. El repositorio ha sido alojado en </w:t>
+      </w:r>
+      <w:r>
+        <w:t>GitHub</w:t>
+      </w:r>
+      <w:r>
+        <w:t xml:space="preserve"> [</w:t>
+      </w:r>
+      <w:r>
+        <w:t>12</w:t>
+      </w:r>
+      <w:r>
+        <w:t>]</w:t>
+      </w:r>
+      <w:r>
+        <w:t>, lo que permite disponer de una copia remota actualizada del código y un historial accesible en cualquier momento.</w:t>
+      </w:r>
+    </w:p>
+    <w:p>
+      <w:pPr>
+        <w:spacing w:after="0" w:line="300" w:lineRule="atLeast"/>
+        <w:jc w:val="left"/>
+        <w:rPr>
+          <w:rFonts w:cstheme="minorHAnsi"/>
+          <w:szCs w:val="22"/>
+        </w:rPr>
+      </w:pPr>
+      <w:r>
+        <w:rPr>
+          <w:rFonts w:cstheme="minorHAnsi"/>
+          <w:szCs w:val="22"/>
+        </w:rPr>
+        <w:t>El control de versiones se ha utilizado de la siguiente manera:</w:t>
+      </w:r>
+    </w:p>
+    <w:p>
+      <w:pPr>
+        <w:pStyle w:val="Prrafodelista"/>
+        <w:numPr>
+          <w:ilvl w:val="0"/>
+          <w:numId w:val="19"/>
+        </w:numPr>
+        <w:spacing w:after="0" w:line="300" w:lineRule="atLeast"/>
+        <w:jc w:val="left"/>
+        <w:rPr>
+          <w:rFonts w:cstheme="minorHAnsi"/>
+          <w:szCs w:val="22"/>
+        </w:rPr>
+      </w:pPr>
+      <w:r>
+        <w:rPr>
+          <w:rFonts w:cstheme="minorHAnsi"/>
+          <w:szCs w:val="22"/>
+        </w:rPr>
+        <w:t xml:space="preserve">Realización de </w:t>
+      </w:r>
+      <w:proofErr w:type="spellStart"/>
+      <w:r>
+        <w:rPr>
+          <w:rFonts w:cstheme="minorHAnsi"/>
+          <w:i/>
+          <w:iCs/>
+          <w:szCs w:val="22"/>
+        </w:rPr>
+        <w:t>commits</w:t>
+      </w:r>
+      <w:proofErr w:type="spellEnd"/>
+      <w:r>
+        <w:rPr>
+          <w:rFonts w:cstheme="minorHAnsi"/>
+          <w:szCs w:val="22"/>
+        </w:rPr>
+        <w:t xml:space="preserve"> frecuentes con mensajes descriptivos y organizados cronológicamente.</w:t>
+      </w:r>
+    </w:p>
+    <w:p>
+      <w:pPr>
+        <w:pStyle w:val="Prrafodelista"/>
+        <w:numPr>
+          <w:ilvl w:val="0"/>
+          <w:numId w:val="19"/>
+        </w:numPr>
+        <w:spacing w:after="0" w:line="300" w:lineRule="atLeast"/>
+        <w:jc w:val="left"/>
+        <w:rPr>
+          <w:rFonts w:cstheme="minorHAnsi"/>
+          <w:szCs w:val="22"/>
+        </w:rPr>
+      </w:pPr>
+      <w:r>
+        <w:rPr>
+          <w:rFonts w:cstheme="minorHAnsi"/>
+          <w:szCs w:val="22"/>
+        </w:rPr>
+        <w:t>Sincronización continua del repositorio local con GitHub, asegurando copias de seguridad en un entorno remoto.</w:t>
+      </w:r>
+    </w:p>
+    <w:p>
+      <w:pPr>
+        <w:pStyle w:val="Prrafodelista"/>
+        <w:numPr>
+          <w:ilvl w:val="0"/>
+          <w:numId w:val="19"/>
+        </w:numPr>
+        <w:spacing w:after="0" w:line="300" w:lineRule="atLeast"/>
+        <w:jc w:val="left"/>
+        <w:rPr>
+          <w:rFonts w:cstheme="minorHAnsi"/>
+          <w:szCs w:val="22"/>
+        </w:rPr>
+      </w:pPr>
+      <w:r>
+        <w:rPr>
+          <w:rFonts w:cstheme="minorHAnsi"/>
+          <w:szCs w:val="22"/>
+        </w:rPr>
+        <w:t>Organización del código en una única rama principal, sin necesidad de flujos complejos, dada la naturaleza individual del proyecto.</w:t>
+      </w:r>
+    </w:p>
+    <w:p>
+      <w:pPr>
+        <w:spacing w:after="0" w:line="300" w:lineRule="atLeast"/>
+        <w:ind w:left="360"/>
+        <w:jc w:val="left"/>
+        <w:rPr>
+          <w:rFonts w:cstheme="minorHAnsi"/>
+          <w:szCs w:val="22"/>
+        </w:rPr>
+      </w:pPr>
+    </w:p>
+    <w:p>
+      <w:pPr>
+        <w:spacing w:after="0" w:line="300" w:lineRule="atLeast"/>
+        <w:jc w:val="left"/>
+        <w:rPr>
+          <w:rFonts w:cstheme="minorHAnsi"/>
+          <w:szCs w:val="22"/>
+        </w:rPr>
+      </w:pPr>
+      <w:r>
+        <w:rPr>
+          <w:rFonts w:cstheme="minorHAnsi"/>
+          <w:szCs w:val="22"/>
+        </w:rPr>
+        <w:t>El uso sistemático de Git y GitHub ha permitido:</w:t>
+      </w:r>
+    </w:p>
+    <w:p>
+      <w:pPr>
+        <w:pStyle w:val="Prrafodelista"/>
+        <w:numPr>
+          <w:ilvl w:val="0"/>
+          <w:numId w:val="20"/>
+        </w:numPr>
+        <w:spacing w:after="0" w:line="300" w:lineRule="atLeast"/>
+        <w:jc w:val="left"/>
+        <w:rPr>
+          <w:rFonts w:cstheme="minorHAnsi"/>
+          <w:szCs w:val="22"/>
+        </w:rPr>
+      </w:pPr>
+      <w:r>
+        <w:rPr>
+          <w:rFonts w:cstheme="minorHAnsi"/>
+          <w:szCs w:val="22"/>
+        </w:rPr>
+        <w:t>Mantener un historial completo y ordenado de cambios.</w:t>
+      </w:r>
+    </w:p>
+    <w:p>
+      <w:pPr>
+        <w:pStyle w:val="Prrafodelista"/>
+        <w:numPr>
+          <w:ilvl w:val="0"/>
+          <w:numId w:val="20"/>
+        </w:numPr>
+        <w:spacing w:after="0" w:line="300" w:lineRule="atLeast"/>
+        <w:jc w:val="left"/>
+        <w:rPr>
+          <w:rFonts w:cstheme="minorHAnsi"/>
+          <w:szCs w:val="22"/>
+        </w:rPr>
+      </w:pPr>
+      <w:r>
+        <w:rPr>
+          <w:rFonts w:cstheme="minorHAnsi"/>
+          <w:szCs w:val="22"/>
+        </w:rPr>
+        <w:t>Recuperar fácilmente estados previos del proyecto en caso de errores.</w:t>
+      </w:r>
+    </w:p>
+    <w:p>
+      <w:pPr>
+        <w:pStyle w:val="Prrafodelista"/>
+        <w:numPr>
+          <w:ilvl w:val="0"/>
+          <w:numId w:val="20"/>
+        </w:numPr>
+        <w:spacing w:after="0" w:line="300" w:lineRule="atLeast"/>
+        <w:jc w:val="left"/>
+        <w:rPr>
+          <w:rFonts w:cstheme="minorHAnsi"/>
+          <w:szCs w:val="22"/>
+        </w:rPr>
+      </w:pPr>
+      <w:r>
+        <w:rPr>
+          <w:rFonts w:cstheme="minorHAnsi"/>
+          <w:szCs w:val="22"/>
+        </w:rPr>
+        <w:t>Documentar el avance del desarrollo de manera clara y estructurada.</w:t>
+      </w:r>
+    </w:p>
+    <w:p>
+      <w:pPr>
+        <w:pStyle w:val="Prrafodelista"/>
+        <w:spacing w:after="0" w:line="300" w:lineRule="atLeast"/>
+        <w:jc w:val="left"/>
+        <w:rPr>
+          <w:rFonts w:cstheme="minorHAnsi"/>
+          <w:szCs w:val="22"/>
+        </w:rPr>
+      </w:pPr>
+    </w:p>
+    <w:p>
+      <w:r>
+        <w:lastRenderedPageBreak/>
+        <w:t xml:space="preserve">Cabe destacar que, aunque el uso de una única rama y un flujo sencillo de </w:t>
+      </w:r>
+      <w:proofErr w:type="spellStart"/>
+      <w:r>
+        <w:rPr>
+          <w:i/>
+          <w:iCs/>
+        </w:rPr>
+        <w:t>commits</w:t>
+      </w:r>
+      <w:proofErr w:type="spellEnd"/>
+      <w:r>
+        <w:t xml:space="preserve"> ha sido adecuado para un desarrollo individual, en entornos profesionales o colaborativos resulta recomendable adoptar estrategias más avanzadas de control de versiones. En estos casos, es habitual emplear ramas separadas para nuevas funcionalidades (</w:t>
+      </w:r>
+      <w:proofErr w:type="spellStart"/>
+      <w:r>
+        <w:rPr>
+          <w:i/>
+          <w:iCs/>
+        </w:rPr>
+        <w:t>feature</w:t>
+      </w:r>
+      <w:proofErr w:type="spellEnd"/>
+      <w:r>
+        <w:rPr>
+          <w:i/>
+          <w:iCs/>
+        </w:rPr>
+        <w:t xml:space="preserve"> </w:t>
+      </w:r>
+      <w:proofErr w:type="spellStart"/>
+      <w:r>
+        <w:rPr>
+          <w:i/>
+          <w:iCs/>
+        </w:rPr>
+        <w:t>branches</w:t>
+      </w:r>
+      <w:proofErr w:type="spellEnd"/>
+      <w:r>
+        <w:t xml:space="preserve">), revisión mediante </w:t>
+      </w:r>
+      <w:proofErr w:type="spellStart"/>
+      <w:r>
+        <w:rPr>
+          <w:i/>
+          <w:iCs/>
+        </w:rPr>
+        <w:t>pull</w:t>
+      </w:r>
+      <w:proofErr w:type="spellEnd"/>
+      <w:r>
+        <w:rPr>
+          <w:i/>
+          <w:iCs/>
+        </w:rPr>
+        <w:t xml:space="preserve"> </w:t>
+      </w:r>
+      <w:proofErr w:type="spellStart"/>
+      <w:r>
+        <w:rPr>
+          <w:i/>
+          <w:iCs/>
+        </w:rPr>
+        <w:t>requests</w:t>
+      </w:r>
+      <w:proofErr w:type="spellEnd"/>
+      <w:r>
+        <w:t xml:space="preserve">, y flujos de trabajo más estructurados como </w:t>
+      </w:r>
+      <w:proofErr w:type="spellStart"/>
+      <w:r>
+        <w:t>GitFlow</w:t>
+      </w:r>
+      <w:proofErr w:type="spellEnd"/>
+      <w:r>
+        <w:t xml:space="preserve"> [13]</w:t>
+      </w:r>
+      <w:r>
+        <w:t xml:space="preserve">, junto con herramientas de coordinación como GitHub </w:t>
+      </w:r>
+      <w:proofErr w:type="spellStart"/>
+      <w:r>
+        <w:t>Projects</w:t>
+      </w:r>
+      <w:proofErr w:type="spellEnd"/>
+      <w:r>
+        <w:t>, que facilitan la gestión de tareas y la integración continua. Este tipo de prácticas permiten trabajar de manera ordenada entre varios desarrolladores, evitar conflictos, y garantizar la calidad del código en proyectos más complejos o desplegados en producción.</w:t>
+      </w:r>
+    </w:p>
+    <w:p>
+      <w:pPr>
+        <w:spacing w:after="0" w:line="300" w:lineRule="atLeast"/>
+        <w:jc w:val="left"/>
+        <w:rPr>
+          <w:rFonts w:cstheme="minorHAnsi"/>
+          <w:szCs w:val="22"/>
+        </w:rPr>
+      </w:pPr>
+    </w:p>
+    <w:p>
+      <w:pPr>
+        <w:spacing w:after="0" w:line="300" w:lineRule="atLeast"/>
+        <w:jc w:val="left"/>
+        <w:rPr>
+          <w:rFonts w:ascii="Segoe UI" w:hAnsi="Segoe UI" w:cs="Segoe UI"/>
+          <w:sz w:val="21"/>
+          <w:szCs w:val="21"/>
+        </w:rPr>
+      </w:pPr>
+    </w:p>
+    <w:p>
+      <w:pPr>
+        <w:spacing w:after="0" w:line="300" w:lineRule="atLeast"/>
+        <w:jc w:val="left"/>
+        <w:rPr>
+          <w:rFonts w:ascii="Segoe UI" w:hAnsi="Segoe UI" w:cs="Segoe UI"/>
+          <w:sz w:val="21"/>
+          <w:szCs w:val="21"/>
+        </w:rPr>
+      </w:pPr>
+    </w:p>
+    <w:p>
+      <w:pPr>
+        <w:spacing w:after="0" w:line="300" w:lineRule="atLeast"/>
+        <w:jc w:val="left"/>
+        <w:rPr>
+          <w:rFonts w:ascii="Segoe UI" w:hAnsi="Segoe UI" w:cs="Segoe UI"/>
+          <w:sz w:val="21"/>
+          <w:szCs w:val="21"/>
+        </w:rPr>
+      </w:pPr>
+    </w:p>
+    <w:p/>
+    <w:p/>
+    <w:p>
+      <w:pPr>
+        <w:pStyle w:val="Ttulo1"/>
+      </w:pPr>
+      <w:bookmarkStart w:id="21" w:name="_Toc225422154"/>
+      <w:r>
+        <w:t>Presupuesto</w:t>
+      </w:r>
+      <w:bookmarkEnd w:id="21"/>
+    </w:p>
+    <w:p>
+      <w:pPr>
+        <w:pStyle w:val="Ttulo2"/>
+      </w:pPr>
+      <w:r>
+        <w:t>SOFTWARE</w:t>
+      </w:r>
+    </w:p>
+    <w:p>
+      <w:pPr>
+        <w:pStyle w:val="Ttulo2"/>
+      </w:pPr>
+      <w:r>
+        <w:t>HARDWARE</w:t>
+      </w:r>
+    </w:p>
+    <w:p>
+      <w:pPr>
+        <w:pStyle w:val="Ttulo2"/>
+      </w:pPr>
+      <w:r>
+        <w:t>PERSONAL</w:t>
+      </w:r>
+    </w:p>
+    <w:p>
+      <w:pPr>
+        <w:pStyle w:val="Ttulo2"/>
+        <w:ind w:left="720" w:hanging="720"/>
+      </w:pPr>
+      <w:r>
+        <w:t>TOTAL</w:t>
+      </w:r>
+    </w:p>
+    <w:p/>
+    <w:p>
+      <w:pPr>
+        <w:pStyle w:val="Ttulo1"/>
+      </w:pPr>
+      <w:bookmarkStart w:id="22" w:name="_Toc225422155"/>
+      <w:r>
+        <w:t>Recopilación y preparación de datos</w:t>
+      </w:r>
+      <w:bookmarkEnd w:id="22"/>
+    </w:p>
+    <w:p/>
+    <w:p>
+      <w:pPr>
+        <w:pStyle w:val="Ttulo1"/>
+      </w:pPr>
+      <w:bookmarkStart w:id="23" w:name="_Toc225422156"/>
+      <w:r>
+        <w:t>Diseño experimental</w:t>
+      </w:r>
+      <w:bookmarkEnd w:id="23"/>
+    </w:p>
+    <w:p/>
+    <w:p>
+      <w:pPr>
+        <w:pStyle w:val="Ttulo1"/>
+      </w:pPr>
+      <w:bookmarkStart w:id="24" w:name="_Toc225422157"/>
+      <w:r>
+        <w:t>Definición y ejecución del marco experimental</w:t>
+      </w:r>
+      <w:bookmarkEnd w:id="24"/>
+    </w:p>
+    <w:p/>
+    <w:p>
+      <w:pPr>
+        <w:pStyle w:val="Ttulo1"/>
+      </w:pPr>
+      <w:bookmarkStart w:id="25" w:name="_Toc225422158"/>
+      <w:r>
+        <w:lastRenderedPageBreak/>
+        <w:t>Evaluación y anlisis de los resultados</w:t>
+      </w:r>
+      <w:bookmarkEnd w:id="25"/>
+    </w:p>
+    <w:p/>
+    <w:p>
+      <w:pPr>
+        <w:pStyle w:val="Ttulo1"/>
+      </w:pPr>
+      <w:bookmarkStart w:id="26" w:name="_Toc225422159"/>
+      <w:r>
+        <w:t>Valoración Ética</w:t>
+      </w:r>
+      <w:bookmarkEnd w:id="26"/>
+    </w:p>
+    <w:p/>
+    <w:p>
+      <w:pPr>
+        <w:pStyle w:val="Ttulo1"/>
+      </w:pPr>
+      <w:bookmarkStart w:id="27" w:name="_Toc225422160"/>
+      <w:r>
+        <w:t>CONCLUSIONES</w:t>
+      </w:r>
+      <w:bookmarkEnd w:id="27"/>
+    </w:p>
+    <w:p/>
+    <w:p/>
+    <w:p/>
+    <w:p/>
+    <w:p/>
+    <w:p/>
+    <w:p/>
+    <w:p/>
+    <w:p/>
+    <w:p/>
+    <w:p/>
+    <w:p/>
     <w:p>
       <w:pPr>
         <w:rPr>
@@ -5385,7 +7085,7 @@
           <w:lang w:val="es-ES"/>
         </w:rPr>
       </w:pPr>
-      <w:bookmarkStart w:id="19" w:name="_Toc166857682"/>
+      <w:bookmarkStart w:id="28" w:name="_Toc166857682"/>
       <w:r>
         <w:rPr>
           <w:noProof/>
@@ -5409,7 +7109,7 @@
                     </pic:cNvPicPr>
                   </pic:nvPicPr>
                   <pic:blipFill>
-                    <a:blip r:embed="rId11" cstate="print">
+                    <a:blip r:embed="rId12" cstate="print">
                       <a:extLst>
                         <a:ext uri="{28A0092B-C50C-407E-A947-70E740481C1C}">
                           <a14:useLocalDpi xmlns:a14="http://schemas.microsoft.com/office/drawing/2010/main" val="0"/>
@@ -5440,7 +7140,7 @@
           </wp:inline>
         </w:drawing>
       </w:r>
-      <w:bookmarkEnd w:id="19"/>
+      <w:bookmarkEnd w:id="28"/>
     </w:p>
     <w:p>
       <w:pPr>
@@ -5452,9 +7152,9 @@
           <w:szCs w:val="20"/>
         </w:rPr>
       </w:pPr>
-      <w:bookmarkStart w:id="20" w:name="_Toc184130416"/>
-      <w:bookmarkStart w:id="21" w:name="_Toc166857683"/>
-      <w:bookmarkStart w:id="22" w:name="_Toc166858194"/>
+      <w:bookmarkStart w:id="29" w:name="_Toc184130416"/>
+      <w:bookmarkStart w:id="30" w:name="_Toc166857683"/>
+      <w:bookmarkStart w:id="31" w:name="_Toc166858194"/>
       <w:r>
         <w:rPr>
           <w:color w:val="000000" w:themeColor="text1"/>
@@ -5511,7 +7211,7 @@
         </w:rPr>
         <w:t xml:space="preserve"> Ejemplo de figura.</w:t>
       </w:r>
-      <w:bookmarkEnd w:id="20"/>
+      <w:bookmarkEnd w:id="29"/>
     </w:p>
     <w:p>
       <w:pPr>
@@ -5526,14 +7226,14 @@
           <w:sz w:val="21"/>
           <w:szCs w:val="18"/>
         </w:rPr>
+        <w:lastRenderedPageBreak/>
         <w:t>Fuente: Universidad de Deusto</w:t>
       </w:r>
     </w:p>
-    <w:bookmarkEnd w:id="21"/>
-    <w:bookmarkEnd w:id="22"/>
-    <w:p>
-      <w:r>
-        <w:lastRenderedPageBreak/>
+    <w:bookmarkEnd w:id="30"/>
+    <w:bookmarkEnd w:id="31"/>
+    <w:p>
+      <w:r>
         <w:t>Nótese que para el texto que acompaña a las figuras existe un estilo llamado ‘Figura’.  Si se utiliza, posteriormente será más fácil generar la tabla de ilustraciones.</w:t>
       </w:r>
     </w:p>
@@ -5541,17 +7241,17 @@
       <w:pPr>
         <w:pStyle w:val="Ttulo3"/>
       </w:pPr>
-      <w:bookmarkStart w:id="23" w:name="_Toc166857596"/>
-      <w:bookmarkStart w:id="24" w:name="_Toc166858259"/>
-      <w:bookmarkStart w:id="25" w:name="_Toc166858338"/>
-      <w:bookmarkStart w:id="26" w:name="_Toc225242889"/>
+      <w:bookmarkStart w:id="32" w:name="_Toc166857596"/>
+      <w:bookmarkStart w:id="33" w:name="_Toc166858259"/>
+      <w:bookmarkStart w:id="34" w:name="_Toc166858338"/>
+      <w:bookmarkStart w:id="35" w:name="_Toc225422161"/>
       <w:r>
         <w:t>Estilo del Título 3</w:t>
       </w:r>
-      <w:bookmarkEnd w:id="23"/>
-      <w:bookmarkEnd w:id="24"/>
-      <w:bookmarkEnd w:id="25"/>
-      <w:bookmarkEnd w:id="26"/>
+      <w:bookmarkEnd w:id="32"/>
+      <w:bookmarkEnd w:id="33"/>
+      <w:bookmarkEnd w:id="34"/>
+      <w:bookmarkEnd w:id="35"/>
     </w:p>
     <w:p>
       <w:r>
@@ -5568,15 +7268,15 @@
       <w:pPr>
         <w:pStyle w:val="Ttulo4"/>
       </w:pPr>
-      <w:bookmarkStart w:id="27" w:name="_Toc166857599"/>
-      <w:bookmarkStart w:id="28" w:name="_Toc166858262"/>
-      <w:bookmarkStart w:id="29" w:name="_Toc166858341"/>
+      <w:bookmarkStart w:id="36" w:name="_Toc166857599"/>
+      <w:bookmarkStart w:id="37" w:name="_Toc166858262"/>
+      <w:bookmarkStart w:id="38" w:name="_Toc166858341"/>
       <w:r>
         <w:t>Estilo de Título 4</w:t>
       </w:r>
-      <w:bookmarkEnd w:id="27"/>
-      <w:bookmarkEnd w:id="28"/>
-      <w:bookmarkEnd w:id="29"/>
+      <w:bookmarkEnd w:id="36"/>
+      <w:bookmarkEnd w:id="37"/>
+      <w:bookmarkEnd w:id="38"/>
     </w:p>
     <w:p>
       <w:r>
@@ -5626,18 +7326,18 @@
       <w:pPr>
         <w:pStyle w:val="Ttulo1"/>
       </w:pPr>
-      <w:bookmarkStart w:id="30" w:name="_Toc166857603"/>
-      <w:bookmarkStart w:id="31" w:name="_Toc166858266"/>
-      <w:bookmarkStart w:id="32" w:name="_Toc166858345"/>
-      <w:bookmarkStart w:id="33" w:name="_Toc225242890"/>
+      <w:bookmarkStart w:id="39" w:name="_Toc166857603"/>
+      <w:bookmarkStart w:id="40" w:name="_Toc166858266"/>
+      <w:bookmarkStart w:id="41" w:name="_Toc166858345"/>
+      <w:bookmarkStart w:id="42" w:name="_Toc225422162"/>
       <w:r>
         <w:lastRenderedPageBreak/>
         <w:t>Bibliografía</w:t>
       </w:r>
-      <w:bookmarkEnd w:id="30"/>
-      <w:bookmarkEnd w:id="31"/>
-      <w:bookmarkEnd w:id="32"/>
-      <w:bookmarkEnd w:id="33"/>
+      <w:bookmarkEnd w:id="39"/>
+      <w:bookmarkEnd w:id="40"/>
+      <w:bookmarkEnd w:id="41"/>
+      <w:bookmarkEnd w:id="42"/>
     </w:p>
     <w:p>
       <w:pPr>
@@ -5660,17 +7360,9 @@
           <w:szCs w:val="22"/>
           <w:lang w:val="en-US"/>
         </w:rPr>
-        <w:t>“Machine Learning Applied to Professional Football: Performance Improvement and Results Prediction – MDPI”,</w:t>
-      </w:r>
-      <w:r>
-        <w:rPr>
-          <w:rFonts w:cstheme="minorHAnsi"/>
-          <w:szCs w:val="22"/>
-          <w:lang w:val="en-US"/>
-        </w:rPr>
-        <w:t xml:space="preserve"> </w:t>
-      </w:r>
-      <w:hyperlink r:id="rId12" w:history="1">
+        <w:t xml:space="preserve">“Machine Learning Applied to Professional Football: Performance Improvement and Results Prediction – MDPI”, </w:t>
+      </w:r>
+      <w:hyperlink r:id="rId13" w:history="1">
         <w:r>
           <w:rPr>
             <w:rStyle w:val="Hipervnculo"/>
@@ -5687,31 +7379,7 @@
           <w:szCs w:val="22"/>
           <w:lang w:val="en-US"/>
         </w:rPr>
-        <w:t xml:space="preserve"> </w:t>
-      </w:r>
-      <w:r>
-        <w:rPr>
-          <w:rFonts w:cstheme="minorHAnsi"/>
-          <w:szCs w:val="22"/>
-          <w:lang w:val="en-US"/>
-        </w:rPr>
-        <w:t>,</w:t>
-      </w:r>
-      <w:r>
-        <w:rPr>
-          <w:rFonts w:cstheme="minorHAnsi"/>
-          <w:szCs w:val="22"/>
-          <w:lang w:val="en-US"/>
-        </w:rPr>
-        <w:t xml:space="preserve"> </w:t>
-      </w:r>
-      <w:r>
-        <w:rPr>
-          <w:rFonts w:cstheme="minorHAnsi"/>
-          <w:szCs w:val="22"/>
-          <w:lang w:val="en-US"/>
-        </w:rPr>
-        <w:t>(</w:t>
+        <w:t xml:space="preserve"> , (</w:t>
       </w:r>
       <w:proofErr w:type="spellStart"/>
       <w:r>
@@ -5771,17 +7439,9 @@
           <w:szCs w:val="22"/>
           <w:lang w:val="en-US"/>
         </w:rPr>
-        <w:t>“Data-driven prediction of soccer outcomes using enhanced machine and deep learning techniques – Springer Nature”,</w:t>
-      </w:r>
-      <w:r>
-        <w:rPr>
-          <w:rFonts w:cstheme="minorHAnsi"/>
-          <w:szCs w:val="22"/>
-          <w:lang w:val="en-US"/>
-        </w:rPr>
-        <w:t xml:space="preserve"> </w:t>
-      </w:r>
-      <w:hyperlink r:id="rId13" w:history="1">
+        <w:t xml:space="preserve">“Data-driven prediction of soccer outcomes using enhanced machine and deep learning techniques – Springer Nature”, </w:t>
+      </w:r>
+      <w:hyperlink r:id="rId14" w:history="1">
         <w:r>
           <w:rPr>
             <w:rStyle w:val="Hipervnculo"/>
@@ -5798,31 +7458,7 @@
           <w:szCs w:val="22"/>
           <w:lang w:val="en-US"/>
         </w:rPr>
-        <w:t xml:space="preserve"> </w:t>
-      </w:r>
-      <w:r>
-        <w:rPr>
-          <w:rFonts w:cstheme="minorHAnsi"/>
-          <w:szCs w:val="22"/>
-          <w:lang w:val="en-US"/>
-        </w:rPr>
-        <w:t>,</w:t>
-      </w:r>
-      <w:r>
-        <w:rPr>
-          <w:rFonts w:cstheme="minorHAnsi"/>
-          <w:szCs w:val="22"/>
-          <w:lang w:val="en-US"/>
-        </w:rPr>
-        <w:t xml:space="preserve"> </w:t>
-      </w:r>
-      <w:r>
-        <w:rPr>
-          <w:rFonts w:cstheme="minorHAnsi"/>
-          <w:szCs w:val="22"/>
-          <w:lang w:val="en-US"/>
-        </w:rPr>
-        <w:t>(</w:t>
+        <w:t xml:space="preserve"> , (</w:t>
       </w:r>
       <w:proofErr w:type="spellStart"/>
       <w:r>
@@ -5871,37 +7507,25 @@
         <w:spacing w:after="0" w:line="300" w:lineRule="atLeast"/>
         <w:jc w:val="left"/>
         <w:rPr>
-          <w:rFonts w:ascii="Segoe UI" w:hAnsi="Segoe UI" w:cs="Segoe UI"/>
-          <w:sz w:val="21"/>
-          <w:szCs w:val="21"/>
+          <w:rFonts w:cstheme="minorHAnsi"/>
+          <w:szCs w:val="22"/>
           <w:lang w:val="en-US"/>
         </w:rPr>
       </w:pPr>
       <w:r>
         <w:rPr>
-          <w:rFonts w:ascii="Segoe UI" w:hAnsi="Segoe UI" w:cs="Segoe UI"/>
-          <w:sz w:val="21"/>
-          <w:szCs w:val="21"/>
+          <w:rFonts w:cstheme="minorHAnsi"/>
+          <w:szCs w:val="22"/>
           <w:lang w:val="en-US"/>
         </w:rPr>
-        <w:t>“Machine Learning Applied to Professional Football: Performance Improvement and Results Prediction – MDPI”,</w:t>
-      </w:r>
-      <w:r>
-        <w:rPr>
-          <w:rFonts w:ascii="Segoe UI" w:hAnsi="Segoe UI" w:cs="Segoe UI"/>
-          <w:sz w:val="21"/>
-          <w:szCs w:val="21"/>
-          <w:lang w:val="en-US"/>
-        </w:rPr>
-        <w:t xml:space="preserve"> </w:t>
-      </w:r>
-      <w:hyperlink r:id="rId14" w:history="1">
+        <w:t xml:space="preserve">“Machine Learning Applied to Professional Football: Performance Improvement and Results Prediction – MDPI”, </w:t>
+      </w:r>
+      <w:hyperlink r:id="rId15" w:history="1">
         <w:r>
           <w:rPr>
             <w:rStyle w:val="Hipervnculo"/>
-            <w:rFonts w:ascii="Segoe UI" w:hAnsi="Segoe UI" w:cs="Segoe UI"/>
-            <w:sz w:val="21"/>
-            <w:szCs w:val="21"/>
+            <w:rFonts w:cstheme="minorHAnsi"/>
+            <w:szCs w:val="22"/>
             <w:lang w:val="en-US"/>
           </w:rPr>
           <w:t>https://www.mdpi.com/2504-4990/7/3/85</w:t>
@@ -5909,88 +7533,47 @@
       </w:hyperlink>
       <w:r>
         <w:rPr>
-          <w:rFonts w:ascii="Segoe UI" w:hAnsi="Segoe UI" w:cs="Segoe UI"/>
-          <w:sz w:val="21"/>
-          <w:szCs w:val="21"/>
+          <w:rFonts w:cstheme="minorHAnsi"/>
+          <w:szCs w:val="22"/>
           <w:lang w:val="en-US"/>
         </w:rPr>
-        <w:t>,</w:t>
-      </w:r>
-      <w:r>
-        <w:rPr>
-          <w:rFonts w:ascii="Segoe UI" w:hAnsi="Segoe UI" w:cs="Segoe UI"/>
-          <w:sz w:val="21"/>
-          <w:szCs w:val="21"/>
+        <w:t>, (</w:t>
+      </w:r>
+      <w:proofErr w:type="spellStart"/>
+      <w:r>
+        <w:rPr>
+          <w:rFonts w:cstheme="minorHAnsi"/>
+          <w:szCs w:val="22"/>
           <w:lang w:val="en-US"/>
         </w:rPr>
+        <w:t>consultado</w:t>
+      </w:r>
+      <w:proofErr w:type="spellEnd"/>
+      <w:r>
+        <w:rPr>
+          <w:rFonts w:cstheme="minorHAnsi"/>
+          <w:szCs w:val="22"/>
+          <w:lang w:val="en-US"/>
+        </w:rPr>
         <w:t xml:space="preserve"> </w:t>
       </w:r>
-      <w:r>
-        <w:rPr>
-          <w:rFonts w:ascii="Segoe UI" w:hAnsi="Segoe UI" w:cs="Segoe UI"/>
-          <w:sz w:val="21"/>
-          <w:szCs w:val="21"/>
+      <w:proofErr w:type="spellStart"/>
+      <w:r>
+        <w:rPr>
+          <w:rFonts w:cstheme="minorHAnsi"/>
+          <w:szCs w:val="22"/>
           <w:lang w:val="en-US"/>
         </w:rPr>
-        <w:t>(</w:t>
-      </w:r>
-      <w:proofErr w:type="spellStart"/>
-      <w:r>
-        <w:rPr>
-          <w:rFonts w:ascii="Segoe UI" w:hAnsi="Segoe UI" w:cs="Segoe UI"/>
-          <w:sz w:val="21"/>
-          <w:szCs w:val="21"/>
+        <w:t>el</w:t>
+      </w:r>
+      <w:proofErr w:type="spellEnd"/>
+      <w:r>
+        <w:rPr>
+          <w:rFonts w:cstheme="minorHAnsi"/>
+          <w:szCs w:val="22"/>
           <w:lang w:val="en-US"/>
         </w:rPr>
-        <w:t>consultado</w:t>
-      </w:r>
-      <w:proofErr w:type="spellEnd"/>
-      <w:r>
-        <w:rPr>
-          <w:rFonts w:ascii="Segoe UI" w:hAnsi="Segoe UI" w:cs="Segoe UI"/>
-          <w:sz w:val="21"/>
-          <w:szCs w:val="21"/>
-          <w:lang w:val="en-US"/>
-        </w:rPr>
-        <w:t xml:space="preserve"> </w:t>
-      </w:r>
-      <w:proofErr w:type="spellStart"/>
-      <w:r>
-        <w:rPr>
-          <w:rFonts w:ascii="Segoe UI" w:hAnsi="Segoe UI" w:cs="Segoe UI"/>
-          <w:sz w:val="21"/>
-          <w:szCs w:val="21"/>
-          <w:lang w:val="en-US"/>
-        </w:rPr>
-        <w:t>el</w:t>
-      </w:r>
-      <w:proofErr w:type="spellEnd"/>
-      <w:r>
-        <w:rPr>
-          <w:rFonts w:ascii="Segoe UI" w:hAnsi="Segoe UI" w:cs="Segoe UI"/>
-          <w:sz w:val="21"/>
-          <w:szCs w:val="21"/>
-          <w:lang w:val="en-US"/>
-        </w:rPr>
-        <w:t xml:space="preserve"> 2</w:t>
-      </w:r>
-      <w:r>
-        <w:rPr>
-          <w:rFonts w:ascii="Segoe UI" w:hAnsi="Segoe UI" w:cs="Segoe UI"/>
-          <w:sz w:val="21"/>
-          <w:szCs w:val="21"/>
-          <w:lang w:val="en-US"/>
-        </w:rPr>
-        <w:t>5</w:t>
-      </w:r>
-      <w:r>
-        <w:rPr>
-          <w:rFonts w:ascii="Segoe UI" w:hAnsi="Segoe UI" w:cs="Segoe UI"/>
-          <w:sz w:val="21"/>
-          <w:szCs w:val="21"/>
-          <w:lang w:val="en-US"/>
-        </w:rPr>
-        <w:t>/03/2026).</w:t>
+        <w:t xml:space="preserve"> 25/03/2026).</w:t>
       </w:r>
     </w:p>
     <w:p>
@@ -6003,37 +7586,25 @@
         <w:spacing w:after="0" w:line="300" w:lineRule="atLeast"/>
         <w:jc w:val="left"/>
         <w:rPr>
-          <w:rFonts w:ascii="Segoe UI" w:hAnsi="Segoe UI" w:cs="Segoe UI"/>
-          <w:sz w:val="21"/>
-          <w:szCs w:val="21"/>
+          <w:rFonts w:cstheme="minorHAnsi"/>
+          <w:szCs w:val="22"/>
           <w:lang w:val="en-US"/>
         </w:rPr>
       </w:pPr>
       <w:r>
         <w:rPr>
-          <w:rFonts w:ascii="Segoe UI" w:hAnsi="Segoe UI" w:cs="Segoe UI"/>
-          <w:sz w:val="21"/>
-          <w:szCs w:val="21"/>
+          <w:rFonts w:cstheme="minorHAnsi"/>
+          <w:szCs w:val="22"/>
           <w:lang w:val="en-US"/>
         </w:rPr>
-        <w:t>“Data-driven prediction of soccer outcomes using enhanced machine and deep learning techniques – Springer Nature”,</w:t>
-      </w:r>
-      <w:r>
-        <w:rPr>
-          <w:rFonts w:ascii="Segoe UI" w:hAnsi="Segoe UI" w:cs="Segoe UI"/>
-          <w:sz w:val="21"/>
-          <w:szCs w:val="21"/>
-          <w:lang w:val="en-US"/>
-        </w:rPr>
-        <w:t xml:space="preserve"> </w:t>
-      </w:r>
-      <w:hyperlink r:id="rId15" w:history="1">
+        <w:t xml:space="preserve">“Data-driven prediction of soccer outcomes using enhanced machine and deep learning techniques – Springer Nature”, </w:t>
+      </w:r>
+      <w:hyperlink r:id="rId16" w:history="1">
         <w:r>
           <w:rPr>
             <w:rStyle w:val="Hipervnculo"/>
-            <w:rFonts w:ascii="Segoe UI" w:hAnsi="Segoe UI" w:cs="Segoe UI"/>
-            <w:sz w:val="21"/>
-            <w:szCs w:val="21"/>
+            <w:rFonts w:cstheme="minorHAnsi"/>
+            <w:szCs w:val="22"/>
             <w:lang w:val="en-US"/>
           </w:rPr>
           <w:t>https://link.springer.com/article/10.1186/s40537-024-01008-2</w:t>
@@ -6041,88 +7612,47 @@
       </w:hyperlink>
       <w:r>
         <w:rPr>
-          <w:rFonts w:ascii="Segoe UI" w:hAnsi="Segoe UI" w:cs="Segoe UI"/>
-          <w:sz w:val="21"/>
-          <w:szCs w:val="21"/>
+          <w:rFonts w:cstheme="minorHAnsi"/>
+          <w:szCs w:val="22"/>
           <w:lang w:val="en-US"/>
         </w:rPr>
-        <w:t>,</w:t>
-      </w:r>
-      <w:r>
-        <w:rPr>
-          <w:rFonts w:ascii="Segoe UI" w:hAnsi="Segoe UI" w:cs="Segoe UI"/>
-          <w:sz w:val="21"/>
-          <w:szCs w:val="21"/>
+        <w:t>, (</w:t>
+      </w:r>
+      <w:proofErr w:type="spellStart"/>
+      <w:r>
+        <w:rPr>
+          <w:rFonts w:cstheme="minorHAnsi"/>
+          <w:szCs w:val="22"/>
           <w:lang w:val="en-US"/>
         </w:rPr>
+        <w:t>consultado</w:t>
+      </w:r>
+      <w:proofErr w:type="spellEnd"/>
+      <w:r>
+        <w:rPr>
+          <w:rFonts w:cstheme="minorHAnsi"/>
+          <w:szCs w:val="22"/>
+          <w:lang w:val="en-US"/>
+        </w:rPr>
         <w:t xml:space="preserve"> </w:t>
       </w:r>
-      <w:r>
-        <w:rPr>
-          <w:rFonts w:ascii="Segoe UI" w:hAnsi="Segoe UI" w:cs="Segoe UI"/>
-          <w:sz w:val="21"/>
-          <w:szCs w:val="21"/>
+      <w:proofErr w:type="spellStart"/>
+      <w:r>
+        <w:rPr>
+          <w:rFonts w:cstheme="minorHAnsi"/>
+          <w:szCs w:val="22"/>
           <w:lang w:val="en-US"/>
         </w:rPr>
-        <w:t>(</w:t>
-      </w:r>
-      <w:proofErr w:type="spellStart"/>
-      <w:r>
-        <w:rPr>
-          <w:rFonts w:ascii="Segoe UI" w:hAnsi="Segoe UI" w:cs="Segoe UI"/>
-          <w:sz w:val="21"/>
-          <w:szCs w:val="21"/>
+        <w:t>el</w:t>
+      </w:r>
+      <w:proofErr w:type="spellEnd"/>
+      <w:r>
+        <w:rPr>
+          <w:rFonts w:cstheme="minorHAnsi"/>
+          <w:szCs w:val="22"/>
           <w:lang w:val="en-US"/>
         </w:rPr>
-        <w:t>consultado</w:t>
-      </w:r>
-      <w:proofErr w:type="spellEnd"/>
-      <w:r>
-        <w:rPr>
-          <w:rFonts w:ascii="Segoe UI" w:hAnsi="Segoe UI" w:cs="Segoe UI"/>
-          <w:sz w:val="21"/>
-          <w:szCs w:val="21"/>
-          <w:lang w:val="en-US"/>
-        </w:rPr>
-        <w:t xml:space="preserve"> </w:t>
-      </w:r>
-      <w:proofErr w:type="spellStart"/>
-      <w:r>
-        <w:rPr>
-          <w:rFonts w:ascii="Segoe UI" w:hAnsi="Segoe UI" w:cs="Segoe UI"/>
-          <w:sz w:val="21"/>
-          <w:szCs w:val="21"/>
-          <w:lang w:val="en-US"/>
-        </w:rPr>
-        <w:t>el</w:t>
-      </w:r>
-      <w:proofErr w:type="spellEnd"/>
-      <w:r>
-        <w:rPr>
-          <w:rFonts w:ascii="Segoe UI" w:hAnsi="Segoe UI" w:cs="Segoe UI"/>
-          <w:sz w:val="21"/>
-          <w:szCs w:val="21"/>
-          <w:lang w:val="en-US"/>
-        </w:rPr>
-        <w:t xml:space="preserve"> 2</w:t>
-      </w:r>
-      <w:r>
-        <w:rPr>
-          <w:rFonts w:ascii="Segoe UI" w:hAnsi="Segoe UI" w:cs="Segoe UI"/>
-          <w:sz w:val="21"/>
-          <w:szCs w:val="21"/>
-          <w:lang w:val="en-US"/>
-        </w:rPr>
-        <w:t>5</w:t>
-      </w:r>
-      <w:r>
-        <w:rPr>
-          <w:rFonts w:ascii="Segoe UI" w:hAnsi="Segoe UI" w:cs="Segoe UI"/>
-          <w:sz w:val="21"/>
-          <w:szCs w:val="21"/>
-          <w:lang w:val="en-US"/>
-        </w:rPr>
-        <w:t>/03/2026).</w:t>
+        <w:t xml:space="preserve"> 25/03/2026).</w:t>
       </w:r>
     </w:p>
     <w:p>
@@ -6132,10 +7662,994 @@
           <w:ilvl w:val="0"/>
           <w:numId w:val="2"/>
         </w:numPr>
-        <w:rPr>
+        <w:spacing w:after="0" w:line="300" w:lineRule="atLeast"/>
+        <w:jc w:val="left"/>
+        <w:rPr>
+          <w:rFonts w:cstheme="minorHAnsi"/>
+          <w:szCs w:val="22"/>
+        </w:rPr>
+      </w:pPr>
+      <w:r>
+        <w:rPr>
+          <w:rFonts w:cstheme="minorHAnsi"/>
+          <w:szCs w:val="22"/>
+        </w:rPr>
+        <w:t>“</w:t>
+      </w:r>
+      <w:r>
+        <w:rPr>
+          <w:rFonts w:cstheme="minorHAnsi"/>
+          <w:szCs w:val="22"/>
+        </w:rPr>
+        <w:t xml:space="preserve">Manifiesto </w:t>
+      </w:r>
+      <w:proofErr w:type="gramStart"/>
+      <w:r>
+        <w:rPr>
+          <w:rFonts w:cstheme="minorHAnsi"/>
+          <w:szCs w:val="22"/>
+        </w:rPr>
+        <w:t>Ágil</w:t>
+      </w:r>
+      <w:r>
+        <w:rPr>
+          <w:rFonts w:cstheme="minorHAnsi"/>
+          <w:szCs w:val="22"/>
+        </w:rPr>
+        <w:t>“</w:t>
+      </w:r>
+      <w:proofErr w:type="gramEnd"/>
+      <w:r>
+        <w:rPr>
+          <w:rFonts w:cstheme="minorHAnsi"/>
+          <w:szCs w:val="22"/>
+        </w:rPr>
+        <w:t xml:space="preserve">, </w:t>
+      </w:r>
+      <w:hyperlink r:id="rId17" w:history="1">
+        <w:r>
+          <w:rPr>
+            <w:rStyle w:val="Hipervnculo"/>
+            <w:rFonts w:cstheme="minorHAnsi"/>
+            <w:szCs w:val="22"/>
+          </w:rPr>
+          <w:t>https://agilemanifesto.org/iso/es/manifesto.html</w:t>
+        </w:r>
+      </w:hyperlink>
+      <w:r>
+        <w:rPr>
+          <w:rFonts w:cstheme="minorHAnsi"/>
+          <w:szCs w:val="22"/>
+        </w:rPr>
+        <w:t xml:space="preserve"> </w:t>
+      </w:r>
+      <w:r>
+        <w:rPr>
+          <w:rFonts w:cstheme="minorHAnsi"/>
+          <w:szCs w:val="22"/>
+        </w:rPr>
+        <w:t xml:space="preserve">, (consultado el </w:t>
+      </w:r>
+      <w:r>
+        <w:rPr>
+          <w:rFonts w:cstheme="minorHAnsi"/>
+          <w:szCs w:val="22"/>
+        </w:rPr>
+        <w:t>26</w:t>
+      </w:r>
+      <w:r>
+        <w:rPr>
+          <w:rFonts w:cstheme="minorHAnsi"/>
+          <w:szCs w:val="22"/>
+        </w:rPr>
+        <w:t>/0</w:t>
+      </w:r>
+      <w:r>
+        <w:rPr>
+          <w:rFonts w:cstheme="minorHAnsi"/>
+          <w:szCs w:val="22"/>
+        </w:rPr>
+        <w:t>3</w:t>
+      </w:r>
+      <w:r>
+        <w:rPr>
+          <w:rFonts w:cstheme="minorHAnsi"/>
+          <w:szCs w:val="22"/>
+        </w:rPr>
+        <w:t>/202</w:t>
+      </w:r>
+      <w:r>
+        <w:rPr>
+          <w:rFonts w:cstheme="minorHAnsi"/>
+          <w:szCs w:val="22"/>
+        </w:rPr>
+        <w:t>6</w:t>
+      </w:r>
+      <w:r>
+        <w:rPr>
+          <w:rFonts w:cstheme="minorHAnsi"/>
+          <w:szCs w:val="22"/>
+        </w:rPr>
+        <w:t>)</w:t>
+      </w:r>
+    </w:p>
+    <w:p>
+      <w:pPr>
+        <w:pStyle w:val="Prrafodelista"/>
+        <w:numPr>
+          <w:ilvl w:val="0"/>
+          <w:numId w:val="2"/>
+        </w:numPr>
+        <w:spacing w:after="0" w:line="300" w:lineRule="atLeast"/>
+        <w:jc w:val="left"/>
+        <w:rPr>
+          <w:rFonts w:cstheme="minorHAnsi"/>
+          <w:szCs w:val="22"/>
+        </w:rPr>
+      </w:pPr>
+      <w:r>
+        <w:rPr>
+          <w:rFonts w:cstheme="minorHAnsi"/>
+          <w:szCs w:val="22"/>
+        </w:rPr>
+        <w:t>“</w:t>
+      </w:r>
+      <w:r>
+        <w:rPr>
+          <w:rFonts w:cstheme="minorHAnsi"/>
+          <w:szCs w:val="22"/>
+        </w:rPr>
+        <w:t xml:space="preserve">Scrum </w:t>
+      </w:r>
+      <w:proofErr w:type="gramStart"/>
+      <w:r>
+        <w:rPr>
+          <w:rFonts w:cstheme="minorHAnsi"/>
+          <w:szCs w:val="22"/>
+        </w:rPr>
+        <w:t>Master</w:t>
+      </w:r>
+      <w:proofErr w:type="gramEnd"/>
+      <w:r>
+        <w:rPr>
+          <w:rFonts w:cstheme="minorHAnsi"/>
+          <w:szCs w:val="22"/>
+        </w:rPr>
+        <w:t xml:space="preserve">”, </w:t>
+      </w:r>
+      <w:hyperlink r:id="rId18" w:history="1">
+        <w:r>
+          <w:rPr>
+            <w:rStyle w:val="Hipervnculo"/>
+            <w:rFonts w:cstheme="minorHAnsi"/>
+            <w:szCs w:val="22"/>
+          </w:rPr>
+          <w:t>https://www.scrum.org/resources/what</w:t>
+        </w:r>
+        <w:r>
+          <w:rPr>
+            <w:rStyle w:val="Hipervnculo"/>
+            <w:rFonts w:cstheme="minorHAnsi"/>
+            <w:szCs w:val="22"/>
+          </w:rPr>
+          <w:t>-</w:t>
+        </w:r>
+        <w:r>
+          <w:rPr>
+            <w:rStyle w:val="Hipervnculo"/>
+            <w:rFonts w:cstheme="minorHAnsi"/>
+            <w:szCs w:val="22"/>
+          </w:rPr>
+          <w:t>is-</w:t>
+        </w:r>
+        <w:r>
+          <w:rPr>
+            <w:rStyle w:val="Hipervnculo"/>
+            <w:rFonts w:cstheme="minorHAnsi"/>
+            <w:szCs w:val="22"/>
+          </w:rPr>
+          <w:t>a</w:t>
+        </w:r>
+        <w:r>
+          <w:rPr>
+            <w:rStyle w:val="Hipervnculo"/>
+            <w:rFonts w:cstheme="minorHAnsi"/>
+            <w:szCs w:val="22"/>
+          </w:rPr>
+          <w:t>-scrum-</w:t>
+        </w:r>
+        <w:r>
+          <w:rPr>
+            <w:rStyle w:val="Hipervnculo"/>
+            <w:rFonts w:cstheme="minorHAnsi"/>
+            <w:szCs w:val="22"/>
+          </w:rPr>
+          <w:t>master</w:t>
+        </w:r>
+      </w:hyperlink>
+      <w:r>
+        <w:rPr>
+          <w:rFonts w:cstheme="minorHAnsi"/>
+          <w:szCs w:val="22"/>
+        </w:rPr>
+        <w:t xml:space="preserve"> </w:t>
+      </w:r>
+      <w:r>
+        <w:rPr>
+          <w:rFonts w:cstheme="minorHAnsi"/>
+          <w:szCs w:val="22"/>
+        </w:rPr>
+        <w:t>,</w:t>
+      </w:r>
+      <w:r>
+        <w:rPr>
+          <w:rFonts w:cstheme="minorHAnsi"/>
+          <w:szCs w:val="22"/>
+        </w:rPr>
+        <w:t xml:space="preserve"> (consultado el 26/03/2026)</w:t>
+      </w:r>
+    </w:p>
+    <w:p>
+      <w:pPr>
+        <w:pStyle w:val="Prrafodelista"/>
+        <w:numPr>
+          <w:ilvl w:val="0"/>
+          <w:numId w:val="2"/>
+        </w:numPr>
+        <w:spacing w:after="0" w:line="300" w:lineRule="atLeast"/>
+        <w:jc w:val="left"/>
+        <w:rPr>
+          <w:rFonts w:cstheme="minorHAnsi"/>
+          <w:szCs w:val="22"/>
+        </w:rPr>
+      </w:pPr>
+      <w:r>
+        <w:rPr>
+          <w:rFonts w:cstheme="minorHAnsi"/>
+          <w:szCs w:val="22"/>
+        </w:rPr>
+        <w:t>“</w:t>
+      </w:r>
+      <w:proofErr w:type="spellStart"/>
+      <w:r>
+        <w:rPr>
+          <w:rFonts w:cstheme="minorHAnsi"/>
+          <w:szCs w:val="22"/>
+        </w:rPr>
+        <w:t>Product</w:t>
+      </w:r>
+      <w:proofErr w:type="spellEnd"/>
+      <w:r>
+        <w:rPr>
+          <w:rFonts w:cstheme="minorHAnsi"/>
+          <w:szCs w:val="22"/>
+        </w:rPr>
+        <w:t xml:space="preserve"> </w:t>
+      </w:r>
+      <w:proofErr w:type="spellStart"/>
+      <w:r>
+        <w:rPr>
+          <w:rFonts w:cstheme="minorHAnsi"/>
+          <w:szCs w:val="22"/>
+        </w:rPr>
+        <w:t>Owner</w:t>
+      </w:r>
+      <w:proofErr w:type="spellEnd"/>
+      <w:r>
+        <w:rPr>
+          <w:rFonts w:cstheme="minorHAnsi"/>
+          <w:szCs w:val="22"/>
+        </w:rPr>
+        <w:t xml:space="preserve">”, </w:t>
+      </w:r>
+      <w:hyperlink r:id="rId19" w:history="1">
+        <w:r>
+          <w:rPr>
+            <w:rStyle w:val="Hipervnculo"/>
+            <w:rFonts w:cstheme="minorHAnsi"/>
+            <w:szCs w:val="22"/>
+          </w:rPr>
+          <w:t>https://www.scrum.org/res</w:t>
+        </w:r>
+        <w:r>
+          <w:rPr>
+            <w:rStyle w:val="Hipervnculo"/>
+            <w:rFonts w:cstheme="minorHAnsi"/>
+            <w:szCs w:val="22"/>
+          </w:rPr>
+          <w:t>o</w:t>
+        </w:r>
+        <w:r>
+          <w:rPr>
+            <w:rStyle w:val="Hipervnculo"/>
+            <w:rFonts w:cstheme="minorHAnsi"/>
+            <w:szCs w:val="22"/>
+          </w:rPr>
+          <w:t>urces/what</w:t>
+        </w:r>
+        <w:r>
+          <w:rPr>
+            <w:rStyle w:val="Hipervnculo"/>
+            <w:rFonts w:cstheme="minorHAnsi"/>
+            <w:szCs w:val="22"/>
+          </w:rPr>
+          <w:t>-</w:t>
+        </w:r>
+        <w:r>
+          <w:rPr>
+            <w:rStyle w:val="Hipervnculo"/>
+            <w:rFonts w:cstheme="minorHAnsi"/>
+            <w:szCs w:val="22"/>
+          </w:rPr>
+          <w:t>is-a-product-owner</w:t>
+        </w:r>
+      </w:hyperlink>
+      <w:r>
+        <w:rPr>
+          <w:rFonts w:cstheme="minorHAnsi"/>
+          <w:szCs w:val="22"/>
+        </w:rPr>
+        <w:t xml:space="preserve"> </w:t>
+      </w:r>
+      <w:r>
+        <w:rPr>
+          <w:rFonts w:cstheme="minorHAnsi"/>
+          <w:szCs w:val="22"/>
+        </w:rPr>
+        <w:t>, (consultado el 26/03/2026)</w:t>
+      </w:r>
+    </w:p>
+    <w:p>
+      <w:pPr>
+        <w:pStyle w:val="Prrafodelista"/>
+        <w:numPr>
+          <w:ilvl w:val="0"/>
+          <w:numId w:val="2"/>
+        </w:numPr>
+        <w:spacing w:after="0" w:line="300" w:lineRule="atLeast"/>
+        <w:jc w:val="left"/>
+        <w:rPr>
+          <w:rFonts w:cstheme="minorHAnsi"/>
+          <w:szCs w:val="22"/>
+        </w:rPr>
+      </w:pPr>
+      <w:r>
+        <w:rPr>
+          <w:rFonts w:cstheme="minorHAnsi"/>
+          <w:szCs w:val="22"/>
+        </w:rPr>
+        <w:t>“T</w:t>
+      </w:r>
+      <w:r>
+        <w:rPr>
+          <w:rFonts w:cstheme="minorHAnsi"/>
+          <w:szCs w:val="22"/>
+        </w:rPr>
+        <w:t>rello</w:t>
+      </w:r>
+      <w:r>
+        <w:rPr>
+          <w:rFonts w:cstheme="minorHAnsi"/>
+          <w:szCs w:val="22"/>
+        </w:rPr>
+        <w:t xml:space="preserve">”, </w:t>
+      </w:r>
+      <w:hyperlink r:id="rId20" w:history="1">
+        <w:r>
+          <w:rPr>
+            <w:rStyle w:val="Hipervnculo"/>
+            <w:rFonts w:cstheme="minorHAnsi"/>
+            <w:szCs w:val="22"/>
+          </w:rPr>
+          <w:t>https://</w:t>
+        </w:r>
+        <w:r>
+          <w:rPr>
+            <w:rStyle w:val="Hipervnculo"/>
+            <w:rFonts w:cstheme="minorHAnsi"/>
+            <w:szCs w:val="22"/>
+          </w:rPr>
+          <w:t>t</w:t>
+        </w:r>
+        <w:r>
+          <w:rPr>
+            <w:rStyle w:val="Hipervnculo"/>
+            <w:rFonts w:cstheme="minorHAnsi"/>
+            <w:szCs w:val="22"/>
+          </w:rPr>
+          <w:t>rello.com</w:t>
+        </w:r>
+      </w:hyperlink>
+      <w:r>
+        <w:rPr>
+          <w:rFonts w:cstheme="minorHAnsi"/>
+          <w:szCs w:val="22"/>
+        </w:rPr>
+        <w:t xml:space="preserve"> </w:t>
+      </w:r>
+      <w:r>
+        <w:rPr>
+          <w:rFonts w:cstheme="minorHAnsi"/>
+          <w:szCs w:val="22"/>
+        </w:rPr>
+        <w:t>, (consultado el 26/03/2026)</w:t>
+      </w:r>
+    </w:p>
+    <w:p>
+      <w:pPr>
+        <w:pStyle w:val="Prrafodelista"/>
+        <w:numPr>
+          <w:ilvl w:val="0"/>
+          <w:numId w:val="2"/>
+        </w:numPr>
+        <w:spacing w:after="0" w:line="300" w:lineRule="atLeast"/>
+        <w:jc w:val="left"/>
+        <w:rPr>
+          <w:rFonts w:cstheme="minorHAnsi"/>
+          <w:szCs w:val="22"/>
+        </w:rPr>
+      </w:pPr>
+      <w:r>
+        <w:rPr>
+          <w:rFonts w:cstheme="minorHAnsi"/>
+          <w:szCs w:val="22"/>
+        </w:rPr>
+        <w:t>“</w:t>
+      </w:r>
+      <w:proofErr w:type="spellStart"/>
+      <w:r>
+        <w:rPr>
+          <w:rFonts w:cstheme="minorHAnsi"/>
+          <w:szCs w:val="22"/>
+        </w:rPr>
+        <w:t>Notion</w:t>
+      </w:r>
+      <w:proofErr w:type="spellEnd"/>
+      <w:r>
+        <w:rPr>
+          <w:rFonts w:cstheme="minorHAnsi"/>
+          <w:szCs w:val="22"/>
+        </w:rPr>
+        <w:t xml:space="preserve">”, </w:t>
+      </w:r>
+      <w:hyperlink r:id="rId21" w:history="1">
+        <w:r>
+          <w:rPr>
+            <w:rStyle w:val="Hipervnculo"/>
+            <w:rFonts w:cstheme="minorHAnsi"/>
+            <w:szCs w:val="22"/>
+          </w:rPr>
+          <w:t>https://www.no</w:t>
+        </w:r>
+        <w:r>
+          <w:rPr>
+            <w:rStyle w:val="Hipervnculo"/>
+            <w:rFonts w:cstheme="minorHAnsi"/>
+            <w:szCs w:val="22"/>
+          </w:rPr>
+          <w:t>t</w:t>
+        </w:r>
+        <w:r>
+          <w:rPr>
+            <w:rStyle w:val="Hipervnculo"/>
+            <w:rFonts w:cstheme="minorHAnsi"/>
+            <w:szCs w:val="22"/>
+          </w:rPr>
+          <w:t>ion.so/</w:t>
+        </w:r>
+      </w:hyperlink>
+      <w:r>
+        <w:rPr>
+          <w:rFonts w:cstheme="minorHAnsi"/>
+          <w:szCs w:val="22"/>
+        </w:rPr>
+        <w:t xml:space="preserve"> </w:t>
+      </w:r>
+      <w:r>
+        <w:rPr>
+          <w:rFonts w:cstheme="minorHAnsi"/>
+          <w:szCs w:val="22"/>
+        </w:rPr>
+        <w:t>, (consultado el 26/03/2026)</w:t>
+      </w:r>
+    </w:p>
+    <w:p>
+      <w:pPr>
+        <w:pStyle w:val="Prrafodelista"/>
+        <w:numPr>
+          <w:ilvl w:val="0"/>
+          <w:numId w:val="2"/>
+        </w:numPr>
+        <w:spacing w:after="0" w:line="300" w:lineRule="atLeast"/>
+        <w:jc w:val="left"/>
+        <w:rPr>
+          <w:rFonts w:cstheme="minorHAnsi"/>
+          <w:szCs w:val="22"/>
+        </w:rPr>
+      </w:pPr>
+      <w:r>
+        <w:rPr>
+          <w:rFonts w:cstheme="minorHAnsi"/>
+          <w:szCs w:val="22"/>
+        </w:rPr>
+        <w:t>“</w:t>
+      </w:r>
+      <w:r>
+        <w:rPr>
+          <w:rFonts w:cstheme="minorHAnsi"/>
+          <w:szCs w:val="22"/>
+        </w:rPr>
+        <w:t>Jira Software</w:t>
+      </w:r>
+      <w:r>
+        <w:rPr>
+          <w:rFonts w:cstheme="minorHAnsi"/>
+          <w:szCs w:val="22"/>
+        </w:rPr>
+        <w:t xml:space="preserve">”, </w:t>
+      </w:r>
+      <w:hyperlink r:id="rId22" w:history="1">
+        <w:r>
+          <w:rPr>
+            <w:rStyle w:val="Hipervnculo"/>
+            <w:rFonts w:cstheme="minorHAnsi"/>
+            <w:szCs w:val="22"/>
+          </w:rPr>
+          <w:t>https://www.atlassian.com/sof</w:t>
+        </w:r>
+        <w:r>
+          <w:rPr>
+            <w:rStyle w:val="Hipervnculo"/>
+            <w:rFonts w:cstheme="minorHAnsi"/>
+            <w:szCs w:val="22"/>
+          </w:rPr>
+          <w:t>t</w:t>
+        </w:r>
+        <w:r>
+          <w:rPr>
+            <w:rStyle w:val="Hipervnculo"/>
+            <w:rFonts w:cstheme="minorHAnsi"/>
+            <w:szCs w:val="22"/>
+          </w:rPr>
+          <w:t>ware/jira</w:t>
+        </w:r>
+      </w:hyperlink>
+      <w:r>
+        <w:rPr>
+          <w:rFonts w:cstheme="minorHAnsi"/>
+          <w:szCs w:val="22"/>
+        </w:rPr>
+        <w:t xml:space="preserve"> </w:t>
+      </w:r>
+      <w:r>
+        <w:rPr>
+          <w:rFonts w:cstheme="minorHAnsi"/>
+          <w:szCs w:val="22"/>
+        </w:rPr>
+        <w:t>, (consultado el 26/03/2026)</w:t>
+      </w:r>
+    </w:p>
+    <w:p>
+      <w:pPr>
+        <w:pStyle w:val="Prrafodelista"/>
+        <w:numPr>
+          <w:ilvl w:val="0"/>
+          <w:numId w:val="2"/>
+        </w:numPr>
+        <w:spacing w:after="0" w:line="300" w:lineRule="atLeast"/>
+        <w:jc w:val="left"/>
+        <w:rPr>
+          <w:rFonts w:cstheme="minorHAnsi"/>
+          <w:szCs w:val="22"/>
+        </w:rPr>
+      </w:pPr>
+      <w:r>
+        <w:rPr>
+          <w:rFonts w:cstheme="minorHAnsi"/>
+          <w:szCs w:val="22"/>
+        </w:rPr>
+        <w:t>“</w:t>
+      </w:r>
+      <w:r>
+        <w:rPr>
+          <w:rFonts w:cstheme="minorHAnsi"/>
+          <w:szCs w:val="22"/>
+        </w:rPr>
+        <w:t xml:space="preserve">Git - </w:t>
+      </w:r>
+      <w:proofErr w:type="spellStart"/>
+      <w:r>
+        <w:rPr>
+          <w:rFonts w:cstheme="minorHAnsi"/>
+          <w:szCs w:val="22"/>
+        </w:rPr>
+        <w:t>About</w:t>
+      </w:r>
+      <w:proofErr w:type="spellEnd"/>
+      <w:r>
+        <w:rPr>
+          <w:rFonts w:cstheme="minorHAnsi"/>
+          <w:szCs w:val="22"/>
+        </w:rPr>
+        <w:t xml:space="preserve"> </w:t>
+      </w:r>
+      <w:proofErr w:type="spellStart"/>
+      <w:r>
+        <w:rPr>
+          <w:rFonts w:cstheme="minorHAnsi"/>
+          <w:szCs w:val="22"/>
+        </w:rPr>
+        <w:t>Version</w:t>
+      </w:r>
+      <w:proofErr w:type="spellEnd"/>
+      <w:r>
+        <w:rPr>
+          <w:rFonts w:cstheme="minorHAnsi"/>
+          <w:szCs w:val="22"/>
+        </w:rPr>
+        <w:t xml:space="preserve"> Control</w:t>
+      </w:r>
+      <w:r>
+        <w:rPr>
+          <w:rFonts w:cstheme="minorHAnsi"/>
+          <w:szCs w:val="22"/>
+        </w:rPr>
+        <w:t>2”,</w:t>
+      </w:r>
+      <w:r>
+        <w:rPr>
+          <w:rFonts w:cstheme="minorHAnsi"/>
+          <w:szCs w:val="22"/>
+        </w:rPr>
+        <w:t xml:space="preserve"> </w:t>
+      </w:r>
+      <w:hyperlink r:id="rId23" w:history="1">
+        <w:r>
+          <w:rPr>
+            <w:rStyle w:val="Hipervnculo"/>
+            <w:rFonts w:cstheme="minorHAnsi"/>
+            <w:szCs w:val="22"/>
+          </w:rPr>
+          <w:t>https://git-scm.com/about</w:t>
+        </w:r>
+      </w:hyperlink>
+      <w:r>
+        <w:rPr>
+          <w:rFonts w:cstheme="minorHAnsi"/>
+          <w:szCs w:val="22"/>
+        </w:rPr>
+        <w:t xml:space="preserve"> </w:t>
+      </w:r>
+      <w:r>
+        <w:rPr>
+          <w:rFonts w:cstheme="minorHAnsi"/>
+          <w:szCs w:val="22"/>
+        </w:rPr>
+        <w:t>, (consultado el 12/05/2025)</w:t>
+      </w:r>
+    </w:p>
+    <w:p>
+      <w:pPr>
+        <w:pStyle w:val="Prrafodelista"/>
+        <w:numPr>
+          <w:ilvl w:val="0"/>
+          <w:numId w:val="2"/>
+        </w:numPr>
+        <w:spacing w:after="0" w:line="300" w:lineRule="atLeast"/>
+        <w:jc w:val="left"/>
+        <w:rPr>
+          <w:rFonts w:cstheme="minorHAnsi"/>
+          <w:szCs w:val="22"/>
           <w:lang w:val="en-US"/>
         </w:rPr>
       </w:pPr>
+      <w:r>
+        <w:rPr>
+          <w:rFonts w:cstheme="minorHAnsi"/>
+          <w:szCs w:val="22"/>
+          <w:lang w:val="en-US"/>
+        </w:rPr>
+        <w:t>“GitHub Docs – Get started with GitHub”</w:t>
+      </w:r>
+      <w:r>
+        <w:rPr>
+          <w:rFonts w:cstheme="minorHAnsi"/>
+          <w:szCs w:val="22"/>
+          <w:lang w:val="en-US"/>
+        </w:rPr>
+        <w:t xml:space="preserve">, </w:t>
+      </w:r>
+      <w:hyperlink r:id="rId24" w:history="1">
+        <w:r>
+          <w:rPr>
+            <w:rStyle w:val="Hipervnculo"/>
+            <w:rFonts w:cstheme="minorHAnsi"/>
+            <w:szCs w:val="22"/>
+            <w:lang w:val="en-US"/>
+          </w:rPr>
+          <w:t>https://</w:t>
+        </w:r>
+        <w:r>
+          <w:rPr>
+            <w:rStyle w:val="Hipervnculo"/>
+            <w:rFonts w:cstheme="minorHAnsi"/>
+            <w:szCs w:val="22"/>
+            <w:lang w:val="en-US"/>
+          </w:rPr>
+          <w:t>d</w:t>
+        </w:r>
+        <w:r>
+          <w:rPr>
+            <w:rStyle w:val="Hipervnculo"/>
+            <w:rFonts w:cstheme="minorHAnsi"/>
+            <w:szCs w:val="22"/>
+            <w:lang w:val="en-US"/>
+          </w:rPr>
+          <w:t>ocs</w:t>
+        </w:r>
+        <w:r>
+          <w:rPr>
+            <w:rStyle w:val="Hipervnculo"/>
+            <w:rFonts w:cstheme="minorHAnsi"/>
+            <w:szCs w:val="22"/>
+            <w:lang w:val="en-US"/>
+          </w:rPr>
+          <w:t>.</w:t>
+        </w:r>
+        <w:r>
+          <w:rPr>
+            <w:rStyle w:val="Hipervnculo"/>
+            <w:rFonts w:cstheme="minorHAnsi"/>
+            <w:szCs w:val="22"/>
+            <w:lang w:val="en-US"/>
+          </w:rPr>
+          <w:t>github.com/en/get-started</w:t>
+        </w:r>
+      </w:hyperlink>
+      <w:r>
+        <w:rPr>
+          <w:rFonts w:cstheme="minorHAnsi"/>
+          <w:szCs w:val="22"/>
+          <w:lang w:val="en-US"/>
+        </w:rPr>
+        <w:t xml:space="preserve"> </w:t>
+      </w:r>
+      <w:r>
+        <w:rPr>
+          <w:rFonts w:cstheme="minorHAnsi"/>
+          <w:szCs w:val="22"/>
+          <w:lang w:val="en-US"/>
+        </w:rPr>
+        <w:t>,</w:t>
+      </w:r>
+      <w:r>
+        <w:rPr>
+          <w:rFonts w:cstheme="minorHAnsi"/>
+          <w:szCs w:val="22"/>
+          <w:lang w:val="en-US"/>
+        </w:rPr>
+        <w:br/>
+        <w:t>(</w:t>
+      </w:r>
+      <w:proofErr w:type="spellStart"/>
+      <w:r>
+        <w:rPr>
+          <w:rFonts w:cstheme="minorHAnsi"/>
+          <w:szCs w:val="22"/>
+          <w:lang w:val="en-US"/>
+        </w:rPr>
+        <w:t>consultado</w:t>
+      </w:r>
+      <w:proofErr w:type="spellEnd"/>
+      <w:r>
+        <w:rPr>
+          <w:rFonts w:cstheme="minorHAnsi"/>
+          <w:szCs w:val="22"/>
+          <w:lang w:val="en-US"/>
+        </w:rPr>
+        <w:t xml:space="preserve"> </w:t>
+      </w:r>
+      <w:proofErr w:type="spellStart"/>
+      <w:r>
+        <w:rPr>
+          <w:rFonts w:cstheme="minorHAnsi"/>
+          <w:szCs w:val="22"/>
+          <w:lang w:val="en-US"/>
+        </w:rPr>
+        <w:t>el</w:t>
+      </w:r>
+      <w:proofErr w:type="spellEnd"/>
+      <w:r>
+        <w:rPr>
+          <w:rFonts w:cstheme="minorHAnsi"/>
+          <w:szCs w:val="22"/>
+          <w:lang w:val="en-US"/>
+        </w:rPr>
+        <w:t xml:space="preserve"> 2</w:t>
+      </w:r>
+      <w:r>
+        <w:rPr>
+          <w:rFonts w:cstheme="minorHAnsi"/>
+          <w:szCs w:val="22"/>
+          <w:lang w:val="en-US"/>
+        </w:rPr>
+        <w:t>6</w:t>
+      </w:r>
+      <w:r>
+        <w:rPr>
+          <w:rFonts w:cstheme="minorHAnsi"/>
+          <w:szCs w:val="22"/>
+          <w:lang w:val="en-US"/>
+        </w:rPr>
+        <w:t>/03/2026).</w:t>
+      </w:r>
+    </w:p>
+    <w:p>
+      <w:pPr>
+        <w:pStyle w:val="Prrafodelista"/>
+        <w:numPr>
+          <w:ilvl w:val="0"/>
+          <w:numId w:val="2"/>
+        </w:numPr>
+        <w:spacing w:after="0" w:line="300" w:lineRule="atLeast"/>
+        <w:jc w:val="left"/>
+        <w:rPr>
+          <w:rFonts w:cstheme="minorHAnsi"/>
+          <w:szCs w:val="22"/>
+          <w:lang w:val="en-US"/>
+        </w:rPr>
+      </w:pPr>
+      <w:r>
+        <w:rPr>
+          <w:rFonts w:cstheme="minorHAnsi"/>
+          <w:szCs w:val="22"/>
+          <w:lang w:val="en-US"/>
+        </w:rPr>
+        <w:t>“</w:t>
+      </w:r>
+      <w:r>
+        <w:rPr>
+          <w:rFonts w:cstheme="minorHAnsi"/>
+          <w:szCs w:val="22"/>
+          <w:lang w:val="en-US"/>
+        </w:rPr>
+        <w:t>Git</w:t>
+      </w:r>
+      <w:r>
+        <w:rPr>
+          <w:rFonts w:cstheme="minorHAnsi"/>
+          <w:szCs w:val="22"/>
+          <w:lang w:val="en-US"/>
+        </w:rPr>
+        <w:t>-flow ch</w:t>
+      </w:r>
+      <w:proofErr w:type="spellStart"/>
+      <w:r>
+        <w:rPr>
+          <w:rFonts w:cstheme="minorHAnsi"/>
+          <w:szCs w:val="22"/>
+          <w:lang w:val="en-US"/>
+        </w:rPr>
+        <w:t>eatsheet</w:t>
+      </w:r>
+      <w:proofErr w:type="spellEnd"/>
+      <w:r>
+        <w:rPr>
+          <w:rFonts w:cstheme="minorHAnsi"/>
+          <w:szCs w:val="22"/>
+          <w:lang w:val="en-US"/>
+        </w:rPr>
+        <w:t xml:space="preserve"> – Daniel Kummer”,</w:t>
+      </w:r>
+      <w:r>
+        <w:rPr>
+          <w:rFonts w:cstheme="minorHAnsi"/>
+          <w:szCs w:val="22"/>
+          <w:lang w:val="en-US"/>
+        </w:rPr>
+        <w:t xml:space="preserve"> </w:t>
+      </w:r>
+      <w:hyperlink r:id="rId25" w:history="1">
+        <w:r>
+          <w:rPr>
+            <w:rStyle w:val="Hipervnculo"/>
+            <w:rFonts w:cstheme="minorHAnsi"/>
+            <w:szCs w:val="22"/>
+            <w:lang w:val="en-US"/>
+          </w:rPr>
+          <w:t>https://da</w:t>
+        </w:r>
+        <w:r>
+          <w:rPr>
+            <w:rStyle w:val="Hipervnculo"/>
+            <w:rFonts w:cstheme="minorHAnsi"/>
+            <w:szCs w:val="22"/>
+            <w:lang w:val="en-US"/>
+          </w:rPr>
+          <w:t>n</w:t>
+        </w:r>
+        <w:r>
+          <w:rPr>
+            <w:rStyle w:val="Hipervnculo"/>
+            <w:rFonts w:cstheme="minorHAnsi"/>
+            <w:szCs w:val="22"/>
+            <w:lang w:val="en-US"/>
+          </w:rPr>
+          <w:t>ielkummer.github.io/git-flow-cheatsheet/</w:t>
+        </w:r>
+      </w:hyperlink>
+      <w:r>
+        <w:rPr>
+          <w:rFonts w:cstheme="minorHAnsi"/>
+          <w:szCs w:val="22"/>
+          <w:lang w:val="en-US"/>
+        </w:rPr>
+        <w:t>,</w:t>
+      </w:r>
+      <w:r>
+        <w:rPr>
+          <w:rFonts w:cstheme="minorHAnsi"/>
+          <w:szCs w:val="22"/>
+          <w:lang w:val="en-US"/>
+        </w:rPr>
+        <w:t xml:space="preserve"> </w:t>
+      </w:r>
+      <w:r>
+        <w:rPr>
+          <w:rFonts w:cstheme="minorHAnsi"/>
+          <w:szCs w:val="22"/>
+          <w:lang w:val="en-US"/>
+        </w:rPr>
+        <w:t>(</w:t>
+      </w:r>
+      <w:proofErr w:type="spellStart"/>
+      <w:r>
+        <w:rPr>
+          <w:rFonts w:cstheme="minorHAnsi"/>
+          <w:szCs w:val="22"/>
+          <w:lang w:val="en-US"/>
+        </w:rPr>
+        <w:t>consultado</w:t>
+      </w:r>
+      <w:proofErr w:type="spellEnd"/>
+      <w:r>
+        <w:rPr>
+          <w:rFonts w:cstheme="minorHAnsi"/>
+          <w:szCs w:val="22"/>
+          <w:lang w:val="en-US"/>
+        </w:rPr>
+        <w:t xml:space="preserve"> </w:t>
+      </w:r>
+      <w:proofErr w:type="spellStart"/>
+      <w:r>
+        <w:rPr>
+          <w:rFonts w:cstheme="minorHAnsi"/>
+          <w:szCs w:val="22"/>
+          <w:lang w:val="en-US"/>
+        </w:rPr>
+        <w:t>el</w:t>
+      </w:r>
+      <w:proofErr w:type="spellEnd"/>
+      <w:r>
+        <w:rPr>
+          <w:rFonts w:cstheme="minorHAnsi"/>
+          <w:szCs w:val="22"/>
+          <w:lang w:val="en-US"/>
+        </w:rPr>
+        <w:t xml:space="preserve"> 24/03/2026).</w:t>
+      </w:r>
+    </w:p>
+    <w:p>
+      <w:pPr>
+        <w:pStyle w:val="Prrafodelista"/>
+        <w:numPr>
+          <w:ilvl w:val="0"/>
+          <w:numId w:val="2"/>
+        </w:numPr>
+        <w:rPr>
+          <w:lang w:val="en-US"/>
+        </w:rPr>
+      </w:pPr>
     </w:p>
     <w:p>
       <w:r>
@@ -6151,66 +8665,22 @@
         <w:t xml:space="preserve"> Así, su numeración no sigue un orden alfabético, sino de aparición a lo largo de la memoria. </w:t>
       </w:r>
     </w:p>
+    <w:p>
+      <w:pPr>
+        <w:pStyle w:val="Ttulo1"/>
+      </w:pPr>
+      <w:r>
+        <w:t xml:space="preserve"> </w:t>
+      </w:r>
+      <w:bookmarkStart w:id="43" w:name="_Toc225422163"/>
+      <w:r>
+        <w:t>ANEXOS</w:t>
+      </w:r>
+      <w:bookmarkEnd w:id="43"/>
+    </w:p>
     <w:p/>
-    <w:p>
-      <w:pPr>
-        <w:rPr>
-          <w:b/>
-          <w:bCs/>
-          <w:color w:val="000000" w:themeColor="text1"/>
-          <w:sz w:val="28"/>
-          <w:szCs w:val="22"/>
-        </w:rPr>
-      </w:pPr>
-      <w:r>
-        <w:rPr>
-          <w:b/>
-          <w:bCs/>
-          <w:color w:val="000000" w:themeColor="text1"/>
-          <w:sz w:val="28"/>
-          <w:szCs w:val="22"/>
-        </w:rPr>
-        <w:t>Ejemplo</w:t>
-      </w:r>
-      <w:r>
-        <w:rPr>
-          <w:b/>
-          <w:bCs/>
-          <w:color w:val="000000" w:themeColor="text1"/>
-          <w:sz w:val="28"/>
-          <w:szCs w:val="22"/>
-        </w:rPr>
-        <w:t xml:space="preserve"> de referencia en el texto de la memoria</w:t>
-      </w:r>
-    </w:p>
-    <w:p>
-      <w:r>
-        <w:t xml:space="preserve">El proyecto realizado comparte características con </w:t>
-      </w:r>
-      <w:r>
-        <w:t>otros</w:t>
-      </w:r>
-      <w:r>
-        <w:t xml:space="preserve"> existentes </w:t>
-      </w:r>
-      <w:r>
-        <w:rPr>
-          <w:b/>
-        </w:rPr>
-        <w:t>[6]</w:t>
-      </w:r>
-      <w:r>
-        <w:t>,</w:t>
-      </w:r>
-      <w:r>
-        <w:t xml:space="preserve"> si bien se han añadido…</w:t>
-      </w:r>
-      <w:r>
-        <w:t xml:space="preserve"> </w:t>
-      </w:r>
-    </w:p>
     <w:sectPr>
-      <w:footerReference w:type="default" r:id="rId16"/>
+      <w:footerReference w:type="default" r:id="rId26"/>
       <w:pgSz w:w="11907" w:h="16840" w:code="9"/>
       <w:pgMar w:top="1985" w:right="1418" w:bottom="1418" w:left="1418" w:header="567" w:footer="283" w:gutter="0"/>
       <w:pgNumType w:start="1"/>
@@ -6610,6 +9080,119 @@
     </w:lvl>
   </w:abstractNum>
   <w:abstractNum w:abstractNumId="2" w15:restartNumberingAfterBreak="0">
+    <w:nsid w:val="0A2C65F2"/>
+    <w:multiLevelType w:val="hybridMultilevel"/>
+    <w:tmpl w:val="8FC62C58"/>
+    <w:lvl w:ilvl="0" w:tplc="0C0A0001">
+      <w:start w:val="1"/>
+      <w:numFmt w:val="bullet"/>
+      <w:lvlText w:val=""/>
+      <w:lvlJc w:val="left"/>
+      <w:pPr>
+        <w:ind w:left="720" w:hanging="360"/>
+      </w:pPr>
+      <w:rPr>
+        <w:rFonts w:ascii="Symbol" w:hAnsi="Symbol" w:hint="default"/>
+      </w:rPr>
+    </w:lvl>
+    <w:lvl w:ilvl="1" w:tplc="0C0A0003" w:tentative="1">
+      <w:start w:val="1"/>
+      <w:numFmt w:val="bullet"/>
+      <w:lvlText w:val="o"/>
+      <w:lvlJc w:val="left"/>
+      <w:pPr>
+        <w:ind w:left="1440" w:hanging="360"/>
+      </w:pPr>
+      <w:rPr>
+        <w:rFonts w:ascii="Courier New" w:hAnsi="Courier New" w:cs="Courier New" w:hint="default"/>
+      </w:rPr>
+    </w:lvl>
+    <w:lvl w:ilvl="2" w:tplc="0C0A0005" w:tentative="1">
+      <w:start w:val="1"/>
+      <w:numFmt w:val="bullet"/>
+      <w:lvlText w:val=""/>
+      <w:lvlJc w:val="left"/>
+      <w:pPr>
+        <w:ind w:left="2160" w:hanging="360"/>
+      </w:pPr>
+      <w:rPr>
+        <w:rFonts w:ascii="Wingdings" w:hAnsi="Wingdings" w:hint="default"/>
+      </w:rPr>
+    </w:lvl>
+    <w:lvl w:ilvl="3" w:tplc="0C0A0001" w:tentative="1">
+      <w:start w:val="1"/>
+      <w:numFmt w:val="bullet"/>
+      <w:lvlText w:val=""/>
+      <w:lvlJc w:val="left"/>
+      <w:pPr>
+        <w:ind w:left="2880" w:hanging="360"/>
+      </w:pPr>
+      <w:rPr>
+        <w:rFonts w:ascii="Symbol" w:hAnsi="Symbol" w:hint="default"/>
+      </w:rPr>
+    </w:lvl>
+    <w:lvl w:ilvl="4" w:tplc="0C0A0003" w:tentative="1">
+      <w:start w:val="1"/>
+      <w:numFmt w:val="bullet"/>
+      <w:lvlText w:val="o"/>
+      <w:lvlJc w:val="left"/>
+      <w:pPr>
+        <w:ind w:left="3600" w:hanging="360"/>
+      </w:pPr>
+      <w:rPr>
+        <w:rFonts w:ascii="Courier New" w:hAnsi="Courier New" w:cs="Courier New" w:hint="default"/>
+      </w:rPr>
+    </w:lvl>
+    <w:lvl w:ilvl="5" w:tplc="0C0A0005" w:tentative="1">
+      <w:start w:val="1"/>
+      <w:numFmt w:val="bullet"/>
+      <w:lvlText w:val=""/>
+      <w:lvlJc w:val="left"/>
+      <w:pPr>
+        <w:ind w:left="4320" w:hanging="360"/>
+      </w:pPr>
+      <w:rPr>
+        <w:rFonts w:ascii="Wingdings" w:hAnsi="Wingdings" w:hint="default"/>
+      </w:rPr>
+    </w:lvl>
+    <w:lvl w:ilvl="6" w:tplc="0C0A0001" w:tentative="1">
+      <w:start w:val="1"/>
+      <w:numFmt w:val="bullet"/>
+      <w:lvlText w:val=""/>
+      <w:lvlJc w:val="left"/>
+      <w:pPr>
+        <w:ind w:left="5040" w:hanging="360"/>
+      </w:pPr>
+      <w:rPr>
+        <w:rFonts w:ascii="Symbol" w:hAnsi="Symbol" w:hint="default"/>
+      </w:rPr>
+    </w:lvl>
+    <w:lvl w:ilvl="7" w:tplc="0C0A0003" w:tentative="1">
+      <w:start w:val="1"/>
+      <w:numFmt w:val="bullet"/>
+      <w:lvlText w:val="o"/>
+      <w:lvlJc w:val="left"/>
+      <w:pPr>
+        <w:ind w:left="5760" w:hanging="360"/>
+      </w:pPr>
+      <w:rPr>
+        <w:rFonts w:ascii="Courier New" w:hAnsi="Courier New" w:cs="Courier New" w:hint="default"/>
+      </w:rPr>
+    </w:lvl>
+    <w:lvl w:ilvl="8" w:tplc="0C0A0005" w:tentative="1">
+      <w:start w:val="1"/>
+      <w:numFmt w:val="bullet"/>
+      <w:lvlText w:val=""/>
+      <w:lvlJc w:val="left"/>
+      <w:pPr>
+        <w:ind w:left="6480" w:hanging="360"/>
+      </w:pPr>
+      <w:rPr>
+        <w:rFonts w:ascii="Wingdings" w:hAnsi="Wingdings" w:hint="default"/>
+      </w:rPr>
+    </w:lvl>
+  </w:abstractNum>
+  <w:abstractNum w:abstractNumId="3" w15:restartNumberingAfterBreak="0">
     <w:nsid w:val="14F242ED"/>
     <w:multiLevelType w:val="hybridMultilevel"/>
     <w:tmpl w:val="6E2064E8"/>
@@ -6722,7 +9305,7 @@
       </w:rPr>
     </w:lvl>
   </w:abstractNum>
-  <w:abstractNum w:abstractNumId="3" w15:restartNumberingAfterBreak="0">
+  <w:abstractNum w:abstractNumId="4" w15:restartNumberingAfterBreak="0">
     <w:nsid w:val="1E530407"/>
     <w:multiLevelType w:val="hybridMultilevel"/>
     <w:tmpl w:val="7C78AF72"/>
@@ -6835,7 +9418,7 @@
       </w:rPr>
     </w:lvl>
   </w:abstractNum>
-  <w:abstractNum w:abstractNumId="4" w15:restartNumberingAfterBreak="0">
+  <w:abstractNum w:abstractNumId="5" w15:restartNumberingAfterBreak="0">
     <w:nsid w:val="36B03A4E"/>
     <w:multiLevelType w:val="hybridMultilevel"/>
     <w:tmpl w:val="1200DDC0"/>
@@ -6924,7 +9507,7 @@
       </w:pPr>
     </w:lvl>
   </w:abstractNum>
-  <w:abstractNum w:abstractNumId="5" w15:restartNumberingAfterBreak="0">
+  <w:abstractNum w:abstractNumId="6" w15:restartNumberingAfterBreak="0">
     <w:nsid w:val="42CF4E7C"/>
     <w:multiLevelType w:val="multilevel"/>
     <w:tmpl w:val="494A1D18"/>
@@ -7073,7 +9656,120 @@
       </w:rPr>
     </w:lvl>
   </w:abstractNum>
-  <w:abstractNum w:abstractNumId="6" w15:restartNumberingAfterBreak="0">
+  <w:abstractNum w:abstractNumId="7" w15:restartNumberingAfterBreak="0">
+    <w:nsid w:val="43030C27"/>
+    <w:multiLevelType w:val="hybridMultilevel"/>
+    <w:tmpl w:val="C1FA2D82"/>
+    <w:lvl w:ilvl="0" w:tplc="0C0A0001">
+      <w:start w:val="1"/>
+      <w:numFmt w:val="bullet"/>
+      <w:lvlText w:val=""/>
+      <w:lvlJc w:val="left"/>
+      <w:pPr>
+        <w:ind w:left="720" w:hanging="360"/>
+      </w:pPr>
+      <w:rPr>
+        <w:rFonts w:ascii="Symbol" w:hAnsi="Symbol" w:hint="default"/>
+      </w:rPr>
+    </w:lvl>
+    <w:lvl w:ilvl="1" w:tplc="0C0A0003" w:tentative="1">
+      <w:start w:val="1"/>
+      <w:numFmt w:val="bullet"/>
+      <w:lvlText w:val="o"/>
+      <w:lvlJc w:val="left"/>
+      <w:pPr>
+        <w:ind w:left="1440" w:hanging="360"/>
+      </w:pPr>
+      <w:rPr>
+        <w:rFonts w:ascii="Courier New" w:hAnsi="Courier New" w:cs="Courier New" w:hint="default"/>
+      </w:rPr>
+    </w:lvl>
+    <w:lvl w:ilvl="2" w:tplc="0C0A0005" w:tentative="1">
+      <w:start w:val="1"/>
+      <w:numFmt w:val="bullet"/>
+      <w:lvlText w:val=""/>
+      <w:lvlJc w:val="left"/>
+      <w:pPr>
+        <w:ind w:left="2160" w:hanging="360"/>
+      </w:pPr>
+      <w:rPr>
+        <w:rFonts w:ascii="Wingdings" w:hAnsi="Wingdings" w:hint="default"/>
+      </w:rPr>
+    </w:lvl>
+    <w:lvl w:ilvl="3" w:tplc="0C0A0001" w:tentative="1">
+      <w:start w:val="1"/>
+      <w:numFmt w:val="bullet"/>
+      <w:lvlText w:val=""/>
+      <w:lvlJc w:val="left"/>
+      <w:pPr>
+        <w:ind w:left="2880" w:hanging="360"/>
+      </w:pPr>
+      <w:rPr>
+        <w:rFonts w:ascii="Symbol" w:hAnsi="Symbol" w:hint="default"/>
+      </w:rPr>
+    </w:lvl>
+    <w:lvl w:ilvl="4" w:tplc="0C0A0003" w:tentative="1">
+      <w:start w:val="1"/>
+      <w:numFmt w:val="bullet"/>
+      <w:lvlText w:val="o"/>
+      <w:lvlJc w:val="left"/>
+      <w:pPr>
+        <w:ind w:left="3600" w:hanging="360"/>
+      </w:pPr>
+      <w:rPr>
+        <w:rFonts w:ascii="Courier New" w:hAnsi="Courier New" w:cs="Courier New" w:hint="default"/>
+      </w:rPr>
+    </w:lvl>
+    <w:lvl w:ilvl="5" w:tplc="0C0A0005" w:tentative="1">
+      <w:start w:val="1"/>
+      <w:numFmt w:val="bullet"/>
+      <w:lvlText w:val=""/>
+      <w:lvlJc w:val="left"/>
+      <w:pPr>
+        <w:ind w:left="4320" w:hanging="360"/>
+      </w:pPr>
+      <w:rPr>
+        <w:rFonts w:ascii="Wingdings" w:hAnsi="Wingdings" w:hint="default"/>
+      </w:rPr>
+    </w:lvl>
+    <w:lvl w:ilvl="6" w:tplc="0C0A0001" w:tentative="1">
+      <w:start w:val="1"/>
+      <w:numFmt w:val="bullet"/>
+      <w:lvlText w:val=""/>
+      <w:lvlJc w:val="left"/>
+      <w:pPr>
+        <w:ind w:left="5040" w:hanging="360"/>
+      </w:pPr>
+      <w:rPr>
+        <w:rFonts w:ascii="Symbol" w:hAnsi="Symbol" w:hint="default"/>
+      </w:rPr>
+    </w:lvl>
+    <w:lvl w:ilvl="7" w:tplc="0C0A0003" w:tentative="1">
+      <w:start w:val="1"/>
+      <w:numFmt w:val="bullet"/>
+      <w:lvlText w:val="o"/>
+      <w:lvlJc w:val="left"/>
+      <w:pPr>
+        <w:ind w:left="5760" w:hanging="360"/>
+      </w:pPr>
+      <w:rPr>
+        <w:rFonts w:ascii="Courier New" w:hAnsi="Courier New" w:cs="Courier New" w:hint="default"/>
+      </w:rPr>
+    </w:lvl>
+    <w:lvl w:ilvl="8" w:tplc="0C0A0005" w:tentative="1">
+      <w:start w:val="1"/>
+      <w:numFmt w:val="bullet"/>
+      <w:lvlText w:val=""/>
+      <w:lvlJc w:val="left"/>
+      <w:pPr>
+        <w:ind w:left="6480" w:hanging="360"/>
+      </w:pPr>
+      <w:rPr>
+        <w:rFonts w:ascii="Wingdings" w:hAnsi="Wingdings" w:hint="default"/>
+      </w:rPr>
+    </w:lvl>
+  </w:abstractNum>
+  <w:abstractNum w:abstractNumId="8" w15:restartNumberingAfterBreak="0">
     <w:nsid w:val="4A7B21A6"/>
     <w:multiLevelType w:val="hybridMultilevel"/>
     <w:tmpl w:val="4B7E8774"/>
@@ -7186,7 +9882,7 @@
       </w:rPr>
     </w:lvl>
   </w:abstractNum>
-  <w:abstractNum w:abstractNumId="7" w15:restartNumberingAfterBreak="0">
+  <w:abstractNum w:abstractNumId="9" w15:restartNumberingAfterBreak="0">
     <w:nsid w:val="538F5D95"/>
     <w:multiLevelType w:val="hybridMultilevel"/>
     <w:tmpl w:val="E43C584C"/>
@@ -7272,7 +9968,120 @@
       </w:pPr>
     </w:lvl>
   </w:abstractNum>
-  <w:abstractNum w:abstractNumId="8" w15:restartNumberingAfterBreak="0">
+  <w:abstractNum w:abstractNumId="10" w15:restartNumberingAfterBreak="0">
+    <w:nsid w:val="57D55392"/>
+    <w:multiLevelType w:val="hybridMultilevel"/>
+    <w:tmpl w:val="C4A44BB6"/>
+    <w:lvl w:ilvl="0" w:tplc="0C0A0001">
+      <w:start w:val="1"/>
+      <w:numFmt w:val="bullet"/>
+      <w:lvlText w:val=""/>
+      <w:lvlJc w:val="left"/>
+      <w:pPr>
+        <w:ind w:left="720" w:hanging="360"/>
+      </w:pPr>
+      <w:rPr>
+        <w:rFonts w:ascii="Symbol" w:hAnsi="Symbol" w:hint="default"/>
+      </w:rPr>
+    </w:lvl>
+    <w:lvl w:ilvl="1" w:tplc="0C0A0003" w:tentative="1">
+      <w:start w:val="1"/>
+      <w:numFmt w:val="bullet"/>
+      <w:lvlText w:val="o"/>
+      <w:lvlJc w:val="left"/>
+      <w:pPr>
+        <w:ind w:left="1440" w:hanging="360"/>
+      </w:pPr>
+      <w:rPr>
+        <w:rFonts w:ascii="Courier New" w:hAnsi="Courier New" w:cs="Courier New" w:hint="default"/>
+      </w:rPr>
+    </w:lvl>
+    <w:lvl w:ilvl="2" w:tplc="0C0A0005" w:tentative="1">
+      <w:start w:val="1"/>
+      <w:numFmt w:val="bullet"/>
+      <w:lvlText w:val=""/>
+      <w:lvlJc w:val="left"/>
+      <w:pPr>
+        <w:ind w:left="2160" w:hanging="360"/>
+      </w:pPr>
+      <w:rPr>
+        <w:rFonts w:ascii="Wingdings" w:hAnsi="Wingdings" w:hint="default"/>
+      </w:rPr>
+    </w:lvl>
+    <w:lvl w:ilvl="3" w:tplc="0C0A0001" w:tentative="1">
+      <w:start w:val="1"/>
+      <w:numFmt w:val="bullet"/>
+      <w:lvlText w:val=""/>
+      <w:lvlJc w:val="left"/>
+      <w:pPr>
+        <w:ind w:left="2880" w:hanging="360"/>
+      </w:pPr>
+      <w:rPr>
+        <w:rFonts w:ascii="Symbol" w:hAnsi="Symbol" w:hint="default"/>
+      </w:rPr>
+    </w:lvl>
+    <w:lvl w:ilvl="4" w:tplc="0C0A0003" w:tentative="1">
+      <w:start w:val="1"/>
+      <w:numFmt w:val="bullet"/>
+      <w:lvlText w:val="o"/>
+      <w:lvlJc w:val="left"/>
+      <w:pPr>
+        <w:ind w:left="3600" w:hanging="360"/>
+      </w:pPr>
+      <w:rPr>
+        <w:rFonts w:ascii="Courier New" w:hAnsi="Courier New" w:cs="Courier New" w:hint="default"/>
+      </w:rPr>
+    </w:lvl>
+    <w:lvl w:ilvl="5" w:tplc="0C0A0005" w:tentative="1">
+      <w:start w:val="1"/>
+      <w:numFmt w:val="bullet"/>
+      <w:lvlText w:val=""/>
+      <w:lvlJc w:val="left"/>
+      <w:pPr>
+        <w:ind w:left="4320" w:hanging="360"/>
+      </w:pPr>
+      <w:rPr>
+        <w:rFonts w:ascii="Wingdings" w:hAnsi="Wingdings" w:hint="default"/>
+      </w:rPr>
+    </w:lvl>
+    <w:lvl w:ilvl="6" w:tplc="0C0A0001" w:tentative="1">
+      <w:start w:val="1"/>
+      <w:numFmt w:val="bullet"/>
+      <w:lvlText w:val=""/>
+      <w:lvlJc w:val="left"/>
+      <w:pPr>
+        <w:ind w:left="5040" w:hanging="360"/>
+      </w:pPr>
+      <w:rPr>
+        <w:rFonts w:ascii="Symbol" w:hAnsi="Symbol" w:hint="default"/>
+      </w:rPr>
+    </w:lvl>
+    <w:lvl w:ilvl="7" w:tplc="0C0A0003" w:tentative="1">
+      <w:start w:val="1"/>
+      <w:numFmt w:val="bullet"/>
+      <w:lvlText w:val="o"/>
+      <w:lvlJc w:val="left"/>
+      <w:pPr>
+        <w:ind w:left="5760" w:hanging="360"/>
+      </w:pPr>
+      <w:rPr>
+        <w:rFonts w:ascii="Courier New" w:hAnsi="Courier New" w:cs="Courier New" w:hint="default"/>
+      </w:rPr>
+    </w:lvl>
+    <w:lvl w:ilvl="8" w:tplc="0C0A0005" w:tentative="1">
+      <w:start w:val="1"/>
+      <w:numFmt w:val="bullet"/>
+      <w:lvlText w:val=""/>
+      <w:lvlJc w:val="left"/>
+      <w:pPr>
+        <w:ind w:left="6480" w:hanging="360"/>
+      </w:pPr>
+      <w:rPr>
+        <w:rFonts w:ascii="Wingdings" w:hAnsi="Wingdings" w:hint="default"/>
+      </w:rPr>
+    </w:lvl>
+  </w:abstractNum>
+  <w:abstractNum w:abstractNumId="11" w15:restartNumberingAfterBreak="0">
     <w:nsid w:val="58C42778"/>
     <w:multiLevelType w:val="hybridMultilevel"/>
     <w:tmpl w:val="D1182F26"/>
@@ -7385,7 +10194,7 @@
       </w:rPr>
     </w:lvl>
   </w:abstractNum>
-  <w:abstractNum w:abstractNumId="9" w15:restartNumberingAfterBreak="0">
+  <w:abstractNum w:abstractNumId="12" w15:restartNumberingAfterBreak="0">
     <w:nsid w:val="5C2306B9"/>
     <w:multiLevelType w:val="hybridMultilevel"/>
     <w:tmpl w:val="E85E1BC8"/>
@@ -7498,7 +10307,233 @@
       </w:rPr>
     </w:lvl>
   </w:abstractNum>
-  <w:abstractNum w:abstractNumId="10" w15:restartNumberingAfterBreak="0">
+  <w:abstractNum w:abstractNumId="13" w15:restartNumberingAfterBreak="0">
+    <w:nsid w:val="608C23A4"/>
+    <w:multiLevelType w:val="hybridMultilevel"/>
+    <w:tmpl w:val="2214D6E8"/>
+    <w:lvl w:ilvl="0" w:tplc="0C0A0001">
+      <w:start w:val="1"/>
+      <w:numFmt w:val="bullet"/>
+      <w:lvlText w:val=""/>
+      <w:lvlJc w:val="left"/>
+      <w:pPr>
+        <w:ind w:left="720" w:hanging="360"/>
+      </w:pPr>
+      <w:rPr>
+        <w:rFonts w:ascii="Symbol" w:hAnsi="Symbol" w:hint="default"/>
+      </w:rPr>
+    </w:lvl>
+    <w:lvl w:ilvl="1" w:tplc="0C0A0003" w:tentative="1">
+      <w:start w:val="1"/>
+      <w:numFmt w:val="bullet"/>
+      <w:lvlText w:val="o"/>
+      <w:lvlJc w:val="left"/>
+      <w:pPr>
+        <w:ind w:left="1440" w:hanging="360"/>
+      </w:pPr>
+      <w:rPr>
+        <w:rFonts w:ascii="Courier New" w:hAnsi="Courier New" w:cs="Courier New" w:hint="default"/>
+      </w:rPr>
+    </w:lvl>
+    <w:lvl w:ilvl="2" w:tplc="0C0A0005" w:tentative="1">
+      <w:start w:val="1"/>
+      <w:numFmt w:val="bullet"/>
+      <w:lvlText w:val=""/>
+      <w:lvlJc w:val="left"/>
+      <w:pPr>
+        <w:ind w:left="2160" w:hanging="360"/>
+      </w:pPr>
+      <w:rPr>
+        <w:rFonts w:ascii="Wingdings" w:hAnsi="Wingdings" w:hint="default"/>
+      </w:rPr>
+    </w:lvl>
+    <w:lvl w:ilvl="3" w:tplc="0C0A0001" w:tentative="1">
+      <w:start w:val="1"/>
+      <w:numFmt w:val="bullet"/>
+      <w:lvlText w:val=""/>
+      <w:lvlJc w:val="left"/>
+      <w:pPr>
+        <w:ind w:left="2880" w:hanging="360"/>
+      </w:pPr>
+      <w:rPr>
+        <w:rFonts w:ascii="Symbol" w:hAnsi="Symbol" w:hint="default"/>
+      </w:rPr>
+    </w:lvl>
+    <w:lvl w:ilvl="4" w:tplc="0C0A0003" w:tentative="1">
+      <w:start w:val="1"/>
+      <w:numFmt w:val="bullet"/>
+      <w:lvlText w:val="o"/>
+      <w:lvlJc w:val="left"/>
+      <w:pPr>
+        <w:ind w:left="3600" w:hanging="360"/>
+      </w:pPr>
+      <w:rPr>
+        <w:rFonts w:ascii="Courier New" w:hAnsi="Courier New" w:cs="Courier New" w:hint="default"/>
+      </w:rPr>
+    </w:lvl>
+    <w:lvl w:ilvl="5" w:tplc="0C0A0005" w:tentative="1">
+      <w:start w:val="1"/>
+      <w:numFmt w:val="bullet"/>
+      <w:lvlText w:val=""/>
+      <w:lvlJc w:val="left"/>
+      <w:pPr>
+        <w:ind w:left="4320" w:hanging="360"/>
+      </w:pPr>
+      <w:rPr>
+        <w:rFonts w:ascii="Wingdings" w:hAnsi="Wingdings" w:hint="default"/>
+      </w:rPr>
+    </w:lvl>
+    <w:lvl w:ilvl="6" w:tplc="0C0A0001" w:tentative="1">
+      <w:start w:val="1"/>
+      <w:numFmt w:val="bullet"/>
+      <w:lvlText w:val=""/>
+      <w:lvlJc w:val="left"/>
+      <w:pPr>
+        <w:ind w:left="5040" w:hanging="360"/>
+      </w:pPr>
+      <w:rPr>
+        <w:rFonts w:ascii="Symbol" w:hAnsi="Symbol" w:hint="default"/>
+      </w:rPr>
+    </w:lvl>
+    <w:lvl w:ilvl="7" w:tplc="0C0A0003" w:tentative="1">
+      <w:start w:val="1"/>
+      <w:numFmt w:val="bullet"/>
+      <w:lvlText w:val="o"/>
+      <w:lvlJc w:val="left"/>
+      <w:pPr>
+        <w:ind w:left="5760" w:hanging="360"/>
+      </w:pPr>
+      <w:rPr>
+        <w:rFonts w:ascii="Courier New" w:hAnsi="Courier New" w:cs="Courier New" w:hint="default"/>
+      </w:rPr>
+    </w:lvl>
+    <w:lvl w:ilvl="8" w:tplc="0C0A0005" w:tentative="1">
+      <w:start w:val="1"/>
+      <w:numFmt w:val="bullet"/>
+      <w:lvlText w:val=""/>
+      <w:lvlJc w:val="left"/>
+      <w:pPr>
+        <w:ind w:left="6480" w:hanging="360"/>
+      </w:pPr>
+      <w:rPr>
+        <w:rFonts w:ascii="Wingdings" w:hAnsi="Wingdings" w:hint="default"/>
+      </w:rPr>
+    </w:lvl>
+  </w:abstractNum>
+  <w:abstractNum w:abstractNumId="14" w15:restartNumberingAfterBreak="0">
+    <w:nsid w:val="70A125F9"/>
+    <w:multiLevelType w:val="hybridMultilevel"/>
+    <w:tmpl w:val="147633DE"/>
+    <w:lvl w:ilvl="0" w:tplc="0C0A0001">
+      <w:start w:val="1"/>
+      <w:numFmt w:val="bullet"/>
+      <w:lvlText w:val=""/>
+      <w:lvlJc w:val="left"/>
+      <w:pPr>
+        <w:ind w:left="720" w:hanging="360"/>
+      </w:pPr>
+      <w:rPr>
+        <w:rFonts w:ascii="Symbol" w:hAnsi="Symbol" w:hint="default"/>
+      </w:rPr>
+    </w:lvl>
+    <w:lvl w:ilvl="1" w:tplc="0C0A0003" w:tentative="1">
+      <w:start w:val="1"/>
+      <w:numFmt w:val="bullet"/>
+      <w:lvlText w:val="o"/>
+      <w:lvlJc w:val="left"/>
+      <w:pPr>
+        <w:ind w:left="1440" w:hanging="360"/>
+      </w:pPr>
+      <w:rPr>
+        <w:rFonts w:ascii="Courier New" w:hAnsi="Courier New" w:cs="Courier New" w:hint="default"/>
+      </w:rPr>
+    </w:lvl>
+    <w:lvl w:ilvl="2" w:tplc="0C0A0005" w:tentative="1">
+      <w:start w:val="1"/>
+      <w:numFmt w:val="bullet"/>
+      <w:lvlText w:val=""/>
+      <w:lvlJc w:val="left"/>
+      <w:pPr>
+        <w:ind w:left="2160" w:hanging="360"/>
+      </w:pPr>
+      <w:rPr>
+        <w:rFonts w:ascii="Wingdings" w:hAnsi="Wingdings" w:hint="default"/>
+      </w:rPr>
+    </w:lvl>
+    <w:lvl w:ilvl="3" w:tplc="0C0A0001" w:tentative="1">
+      <w:start w:val="1"/>
+      <w:numFmt w:val="bullet"/>
+      <w:lvlText w:val=""/>
+      <w:lvlJc w:val="left"/>
+      <w:pPr>
+        <w:ind w:left="2880" w:hanging="360"/>
+      </w:pPr>
+      <w:rPr>
+        <w:rFonts w:ascii="Symbol" w:hAnsi="Symbol" w:hint="default"/>
+      </w:rPr>
+    </w:lvl>
+    <w:lvl w:ilvl="4" w:tplc="0C0A0003" w:tentative="1">
+      <w:start w:val="1"/>
+      <w:numFmt w:val="bullet"/>
+      <w:lvlText w:val="o"/>
+      <w:lvlJc w:val="left"/>
+      <w:pPr>
+        <w:ind w:left="3600" w:hanging="360"/>
+      </w:pPr>
+      <w:rPr>
+        <w:rFonts w:ascii="Courier New" w:hAnsi="Courier New" w:cs="Courier New" w:hint="default"/>
+      </w:rPr>
+    </w:lvl>
+    <w:lvl w:ilvl="5" w:tplc="0C0A0005" w:tentative="1">
+      <w:start w:val="1"/>
+      <w:numFmt w:val="bullet"/>
+      <w:lvlText w:val=""/>
+      <w:lvlJc w:val="left"/>
+      <w:pPr>
+        <w:ind w:left="4320" w:hanging="360"/>
+      </w:pPr>
+      <w:rPr>
+        <w:rFonts w:ascii="Wingdings" w:hAnsi="Wingdings" w:hint="default"/>
+      </w:rPr>
+    </w:lvl>
+    <w:lvl w:ilvl="6" w:tplc="0C0A0001" w:tentative="1">
+      <w:start w:val="1"/>
+      <w:numFmt w:val="bullet"/>
+      <w:lvlText w:val=""/>
+      <w:lvlJc w:val="left"/>
+      <w:pPr>
+        <w:ind w:left="5040" w:hanging="360"/>
+      </w:pPr>
+      <w:rPr>
+        <w:rFonts w:ascii="Symbol" w:hAnsi="Symbol" w:hint="default"/>
+      </w:rPr>
+    </w:lvl>
+    <w:lvl w:ilvl="7" w:tplc="0C0A0003" w:tentative="1">
+      <w:start w:val="1"/>
+      <w:numFmt w:val="bullet"/>
+      <w:lvlText w:val="o"/>
+      <w:lvlJc w:val="left"/>
+      <w:pPr>
+        <w:ind w:left="5760" w:hanging="360"/>
+      </w:pPr>
+      <w:rPr>
+        <w:rFonts w:ascii="Courier New" w:hAnsi="Courier New" w:cs="Courier New" w:hint="default"/>
+      </w:rPr>
+    </w:lvl>
+    <w:lvl w:ilvl="8" w:tplc="0C0A0005" w:tentative="1">
+      <w:start w:val="1"/>
+      <w:numFmt w:val="bullet"/>
+      <w:lvlText w:val=""/>
+      <w:lvlJc w:val="left"/>
+      <w:pPr>
+        <w:ind w:left="6480" w:hanging="360"/>
+      </w:pPr>
+      <w:rPr>
+        <w:rFonts w:ascii="Wingdings" w:hAnsi="Wingdings" w:hint="default"/>
+      </w:rPr>
+    </w:lvl>
+  </w:abstractNum>
+  <w:abstractNum w:abstractNumId="15" w15:restartNumberingAfterBreak="0">
     <w:nsid w:val="73E913A8"/>
     <w:multiLevelType w:val="hybridMultilevel"/>
     <w:tmpl w:val="83A25456"/>
@@ -7611,7 +10646,7 @@
       </w:rPr>
     </w:lvl>
   </w:abstractNum>
-  <w:abstractNum w:abstractNumId="11" w15:restartNumberingAfterBreak="0">
+  <w:abstractNum w:abstractNumId="16" w15:restartNumberingAfterBreak="0">
     <w:nsid w:val="79F21CDB"/>
     <w:multiLevelType w:val="hybridMultilevel"/>
     <w:tmpl w:val="51826FF6"/>
@@ -7724,7 +10759,7 @@
       </w:rPr>
     </w:lvl>
   </w:abstractNum>
-  <w:abstractNum w:abstractNumId="12" w15:restartNumberingAfterBreak="0">
+  <w:abstractNum w:abstractNumId="17" w15:restartNumberingAfterBreak="0">
     <w:nsid w:val="7DF57E12"/>
     <w:multiLevelType w:val="hybridMultilevel"/>
     <w:tmpl w:val="A5E01582"/>
@@ -7810,7 +10845,7 @@
       </w:pPr>
     </w:lvl>
   </w:abstractNum>
-  <w:abstractNum w:abstractNumId="13" w15:restartNumberingAfterBreak="0">
+  <w:abstractNum w:abstractNumId="18" w15:restartNumberingAfterBreak="0">
     <w:nsid w:val="7E3518E4"/>
     <w:multiLevelType w:val="hybridMultilevel"/>
     <w:tmpl w:val="2E1C576E"/>
@@ -7923,7 +10958,7 @@
       </w:rPr>
     </w:lvl>
   </w:abstractNum>
-  <w:abstractNum w:abstractNumId="14" w15:restartNumberingAfterBreak="0">
+  <w:abstractNum w:abstractNumId="19" w15:restartNumberingAfterBreak="0">
     <w:nsid w:val="7FD85F0D"/>
     <w:multiLevelType w:val="hybridMultilevel"/>
     <w:tmpl w:val="69C8BF0C"/>
@@ -8040,46 +11075,61 @@
     <w:abstractNumId w:val="0"/>
   </w:num>
   <w:num w:numId="2" w16cid:durableId="158159721">
-    <w:abstractNumId w:val="4"/>
+    <w:abstractNumId w:val="5"/>
   </w:num>
   <w:num w:numId="3" w16cid:durableId="1946957389">
     <w:abstractNumId w:val="1"/>
   </w:num>
   <w:num w:numId="4" w16cid:durableId="2076774859">
+    <w:abstractNumId w:val="18"/>
+  </w:num>
+  <w:num w:numId="5" w16cid:durableId="959654137">
+    <w:abstractNumId w:val="3"/>
+  </w:num>
+  <w:num w:numId="6" w16cid:durableId="1566187498">
+    <w:abstractNumId w:val="17"/>
+  </w:num>
+  <w:num w:numId="7" w16cid:durableId="893274557">
+    <w:abstractNumId w:val="4"/>
+  </w:num>
+  <w:num w:numId="8" w16cid:durableId="113646015">
+    <w:abstractNumId w:val="12"/>
+  </w:num>
+  <w:num w:numId="9" w16cid:durableId="1603948988">
+    <w:abstractNumId w:val="11"/>
+  </w:num>
+  <w:num w:numId="10" w16cid:durableId="1389694832">
+    <w:abstractNumId w:val="6"/>
+  </w:num>
+  <w:num w:numId="11" w16cid:durableId="770777558">
+    <w:abstractNumId w:val="8"/>
+  </w:num>
+  <w:num w:numId="12" w16cid:durableId="500046922">
+    <w:abstractNumId w:val="19"/>
+  </w:num>
+  <w:num w:numId="13" w16cid:durableId="1368064048">
+    <w:abstractNumId w:val="9"/>
+  </w:num>
+  <w:num w:numId="14" w16cid:durableId="420952857">
+    <w:abstractNumId w:val="16"/>
+  </w:num>
+  <w:num w:numId="15" w16cid:durableId="30347060">
+    <w:abstractNumId w:val="15"/>
+  </w:num>
+  <w:num w:numId="16" w16cid:durableId="1859007303">
+    <w:abstractNumId w:val="10"/>
+  </w:num>
+  <w:num w:numId="17" w16cid:durableId="1313829780">
+    <w:abstractNumId w:val="7"/>
+  </w:num>
+  <w:num w:numId="18" w16cid:durableId="1245643998">
     <w:abstractNumId w:val="13"/>
   </w:num>
-  <w:num w:numId="5" w16cid:durableId="959654137">
-    <w:abstractNumId w:val="2"/>
-  </w:num>
-  <w:num w:numId="6" w16cid:durableId="1566187498">
-    <w:abstractNumId w:val="12"/>
-  </w:num>
-  <w:num w:numId="7" w16cid:durableId="893274557">
-    <w:abstractNumId w:val="3"/>
-  </w:num>
-  <w:num w:numId="8" w16cid:durableId="113646015">
-    <w:abstractNumId w:val="9"/>
-  </w:num>
-  <w:num w:numId="9" w16cid:durableId="1603948988">
-    <w:abstractNumId w:val="8"/>
-  </w:num>
-  <w:num w:numId="10" w16cid:durableId="1389694832">
-    <w:abstractNumId w:val="5"/>
-  </w:num>
-  <w:num w:numId="11" w16cid:durableId="770777558">
-    <w:abstractNumId w:val="6"/>
-  </w:num>
-  <w:num w:numId="12" w16cid:durableId="500046922">
+  <w:num w:numId="19" w16cid:durableId="1003514466">
     <w:abstractNumId w:val="14"/>
   </w:num>
-  <w:num w:numId="13" w16cid:durableId="1368064048">
-    <w:abstractNumId w:val="7"/>
-  </w:num>
-  <w:num w:numId="14" w16cid:durableId="420952857">
-    <w:abstractNumId w:val="11"/>
-  </w:num>
-  <w:num w:numId="15" w16cid:durableId="30347060">
-    <w:abstractNumId w:val="10"/>
+  <w:num w:numId="20" w16cid:durableId="2011248933">
+    <w:abstractNumId w:val="2"/>
   </w:num>
   <w:numIdMacAtCleanup w:val="1"/>
 </w:numbering>

--- a/MEMORIA/ejemplo_memoria_PFM.docx
+++ b/MEMORIA/ejemplo_memoria_PFM.docx
@@ -23,23 +23,7 @@
     </w:p>
     <w:p>
       <w:r>
-        <w:t xml:space="preserve">El proyecto tiene como objetivo desarrollar un sistema capaz de predecir los resultados de los partidos de </w:t>
-      </w:r>
-      <w:proofErr w:type="spellStart"/>
-      <w:r>
-        <w:t>LaLiga</w:t>
-      </w:r>
-      <w:proofErr w:type="spellEnd"/>
-      <w:r>
-        <w:t xml:space="preserve"> mediante el uso de técnicas de Machine </w:t>
-      </w:r>
-      <w:proofErr w:type="spellStart"/>
-      <w:r>
-        <w:t>Learning</w:t>
-      </w:r>
-      <w:proofErr w:type="spellEnd"/>
-      <w:r>
-        <w:t xml:space="preserve"> aplicadas a datos históricos del fútbol profesional. Para ello, se recopilarán, limpiarán y estructurarán datos de múltiples temporadas que incluyan resultados, estadísticas de equipos, métricas avanzadas y variables contextuales relevantes. A partir de este conjunto de datos, se entrenarán diferentes modelos predictivos y se comparará su rendimiento con el fin de identificar el enfoque más adecuado. </w:t>
+        <w:t xml:space="preserve">El proyecto tiene como objetivo desarrollar un sistema capaz de predecir los resultados de los partidos de LaLiga mediante el uso de técnicas de Machine Learning aplicadas a datos históricos del fútbol profesional. Para ello, se recopilarán, limpiarán y estructurarán datos de múltiples temporadas que incluyan resultados, estadísticas de equipos, métricas avanzadas y variables contextuales relevantes. A partir de este conjunto de datos, se entrenarán diferentes modelos predictivos y se comparará su rendimiento con el fin de identificar el enfoque más adecuado. </w:t>
       </w:r>
     </w:p>
     <w:p>
@@ -60,15 +44,7 @@
     </w:p>
     <w:p>
       <w:r>
-        <w:t xml:space="preserve">Machine </w:t>
-      </w:r>
-      <w:proofErr w:type="spellStart"/>
-      <w:r>
-        <w:t>Learning</w:t>
-      </w:r>
-      <w:proofErr w:type="spellEnd"/>
-      <w:r>
-        <w:t>, Analítica futbolística</w:t>
+        <w:t>Machine Learning, Analítica futbolística</w:t>
       </w:r>
       <w:r>
         <w:t>, Modelado predictivo, Ingeniería de Datos</w:t>
@@ -3249,28 +3225,12 @@
     </w:p>
     <w:p>
       <w:r>
-        <w:t xml:space="preserve">El uso de técnicas de Machine </w:t>
-      </w:r>
-      <w:proofErr w:type="spellStart"/>
-      <w:r>
-        <w:t>Learning</w:t>
-      </w:r>
-      <w:proofErr w:type="spellEnd"/>
-      <w:r>
-        <w:t xml:space="preserve"> ofrece un enfoque sólido para abordar este tipo de problemas, ya que permite entrenar algoritmos capaces de aprender relaciones complejas entre múltiples variables, desde estadísticas básicas hasta métricas avanzadas [2]. Además, la incorporación de métodos de interpretabilidad contribuye a comprender qué factores influyen en las predicciones, mejorando la transparencia y utilidad del sistema dentro del análisis deportivo.</w:t>
-      </w:r>
-    </w:p>
-    <w:p>
-      <w:r>
-        <w:t xml:space="preserve">En este Trabajo Fin de Máster se desarrolla un sistema de predicción de resultados para </w:t>
-      </w:r>
-      <w:proofErr w:type="spellStart"/>
-      <w:r>
-        <w:t>LaLiga</w:t>
-      </w:r>
-      <w:proofErr w:type="spellEnd"/>
-      <w:r>
-        <w:t xml:space="preserve"> basado en datos históricos, que incluye la recopilación y preparación de la información, el entrenamiento y comparación de distintos modelos predictivos y el diseño de una aplicación web interactiva para la consulta y visualización de resultados.</w:t>
+        <w:t>El uso de técnicas de Machine Learning ofrece un enfoque sólido para abordar este tipo de problemas, ya que permite entrenar algoritmos capaces de aprender relaciones complejas entre múltiples variables, desde estadísticas básicas hasta métricas avanzadas [2]. Además, la incorporación de métodos de interpretabilidad contribuye a comprender qué factores influyen en las predicciones, mejorando la transparencia y utilidad del sistema dentro del análisis deportivo.</w:t>
+      </w:r>
+    </w:p>
+    <w:p>
+      <w:r>
+        <w:t>En este Trabajo Fin de Máster se desarrolla un sistema de predicción de resultados para LaLiga basado en datos históricos, que incluye la recopilación y preparación de la información, el entrenamiento y comparación de distintos modelos predictivos y el diseño de una aplicación web interactiva para la consulta y visualización de resultados.</w:t>
       </w:r>
     </w:p>
     <w:p>
@@ -3287,34 +3247,14 @@
       <w:r>
         <w:t xml:space="preserve">Contar con datos futbolísticos de alta calidad es fundamental para el desarrollo de sistemas de predicción fiables en el ámbito del deporte profesional. Investigaciones recientes señalan que uno de los principales retos del </w:t>
       </w:r>
-      <w:proofErr w:type="spellStart"/>
       <w:r>
         <w:rPr>
           <w:rStyle w:val="nfasis"/>
           <w:rFonts w:cstheme="minorHAnsi"/>
           <w:szCs w:val="22"/>
         </w:rPr>
-        <w:t>sports</w:t>
-      </w:r>
-      <w:proofErr w:type="spellEnd"/>
-      <w:r>
-        <w:rPr>
-          <w:rStyle w:val="nfasis"/>
-          <w:rFonts w:cstheme="minorHAnsi"/>
-          <w:szCs w:val="22"/>
-        </w:rPr>
-        <w:t xml:space="preserve"> </w:t>
-      </w:r>
-      <w:proofErr w:type="spellStart"/>
-      <w:r>
-        <w:rPr>
-          <w:rStyle w:val="nfasis"/>
-          <w:rFonts w:cstheme="minorHAnsi"/>
-          <w:szCs w:val="22"/>
-        </w:rPr>
-        <w:t>analytics</w:t>
-      </w:r>
-      <w:proofErr w:type="spellEnd"/>
+        <w:t>sports analytics</w:t>
+      </w:r>
       <w:r>
         <w:t xml:space="preserve"> es la disponibilidad desigual de datos, la falta de estandarización entre proveedores y las limitaciones derivadas del acceso a métricas avanzadas, factores que afectan directamente a la precisión de los modelos predictivos [</w:t>
       </w:r>
@@ -3336,23 +3276,7 @@
         <w:t xml:space="preserve">como </w:t>
       </w:r>
       <w:r>
-        <w:t xml:space="preserve">estadísticas históricas, métricas derivadas y datos contextuales cuyo tratamiento adecuado resulta indispensable para generar modelos robustos. En estudios recientes sobre predicción de resultados se observa que la ingeniería de características, junto con técnicas de limpieza y preprocesamiento, son elementos determinantes para mejorar el rendimiento de modelos como </w:t>
-      </w:r>
-      <w:proofErr w:type="spellStart"/>
-      <w:r>
-        <w:t>XGBoost</w:t>
-      </w:r>
-      <w:proofErr w:type="spellEnd"/>
-      <w:r>
-        <w:t xml:space="preserve">, </w:t>
-      </w:r>
-      <w:proofErr w:type="spellStart"/>
-      <w:r>
-        <w:t>Random</w:t>
-      </w:r>
-      <w:proofErr w:type="spellEnd"/>
-      <w:r>
-        <w:t xml:space="preserve"> Forest </w:t>
+        <w:t xml:space="preserve">estadísticas históricas, métricas derivadas y datos contextuales cuyo tratamiento adecuado resulta indispensable para generar modelos robustos. En estudios recientes sobre predicción de resultados se observa que la ingeniería de características, junto con técnicas de limpieza y preprocesamiento, son elementos determinantes para mejorar el rendimiento de modelos como XGBoost, Random Forest </w:t>
       </w:r>
       <w:r>
         <w:t>entre otro</w:t>
@@ -3419,15 +3343,7 @@
         <w:t xml:space="preserve">, </w:t>
       </w:r>
       <w:r>
-        <w:t xml:space="preserve">así como la motivación que justifica el desarrollo de un sistema predictivo basado en técnicas de Machine </w:t>
-      </w:r>
-      <w:proofErr w:type="spellStart"/>
-      <w:r>
-        <w:t>Learning</w:t>
-      </w:r>
-      <w:proofErr w:type="spellEnd"/>
-      <w:r>
-        <w:t>.</w:t>
+        <w:t>así como la motivación que justifica el desarrollo de un sistema predictivo basado en técnicas de Machine Learning.</w:t>
       </w:r>
     </w:p>
     <w:p>
@@ -3824,32 +3740,15 @@
     </w:p>
     <w:p>
       <w:r>
-        <w:t xml:space="preserve">Desarrollar un sistema de predicción de resultados de partidos de </w:t>
-      </w:r>
-      <w:proofErr w:type="spellStart"/>
-      <w:r>
-        <w:t>LaLiga</w:t>
-      </w:r>
-      <w:proofErr w:type="spellEnd"/>
-      <w:r>
-        <w:t xml:space="preserve"> mediante técnicas de </w:t>
+        <w:t xml:space="preserve">Desarrollar un sistema de predicción de resultados de partidos de LaLiga mediante técnicas de </w:t>
       </w:r>
       <w:r>
         <w:rPr>
           <w:i/>
           <w:iCs/>
         </w:rPr>
-        <w:t xml:space="preserve">Machine </w:t>
-      </w:r>
-      <w:proofErr w:type="spellStart"/>
-      <w:r>
-        <w:rPr>
-          <w:i/>
-          <w:iCs/>
-        </w:rPr>
-        <w:t>Learning</w:t>
-      </w:r>
-      <w:proofErr w:type="spellEnd"/>
+        <w:t>Machine Learning</w:t>
+      </w:r>
       <w:r>
         <w:t>, utilizando datos históricos del fútbol profesional. El desarrollo se basa en la recopilación, limpieza y preparación de datos provenientes de distintas fuentes, así como en el diseño, implementación y comparación de modelos predictivos capaces de estimar el resultado de un encuentro.</w:t>
       </w:r>
@@ -3924,21 +3823,12 @@
         </w:rPr>
         <w:t xml:space="preserve">Recopilar y preparar los datos históricos de </w:t>
       </w:r>
-      <w:proofErr w:type="spellStart"/>
-      <w:r>
-        <w:rPr>
-          <w:rFonts w:cstheme="minorHAnsi"/>
-          <w:szCs w:val="22"/>
-        </w:rPr>
-        <w:t>LaLiga</w:t>
-      </w:r>
-      <w:proofErr w:type="spellEnd"/>
-      <w:r>
-        <w:rPr>
-          <w:rFonts w:cstheme="minorHAnsi"/>
-          <w:szCs w:val="22"/>
-        </w:rPr>
-        <w:t xml:space="preserve">, </w:t>
+      <w:r>
+        <w:rPr>
+          <w:rFonts w:cstheme="minorHAnsi"/>
+          <w:szCs w:val="22"/>
+        </w:rPr>
+        <w:t xml:space="preserve">LaLiga, </w:t>
       </w:r>
       <w:r>
         <w:rPr>
@@ -3969,21 +3859,12 @@
         </w:rPr>
         <w:t xml:space="preserve">Diseñar, entrenar modelos de Machine </w:t>
       </w:r>
-      <w:proofErr w:type="spellStart"/>
-      <w:r>
-        <w:rPr>
-          <w:rFonts w:cstheme="minorHAnsi"/>
-          <w:szCs w:val="22"/>
-        </w:rPr>
-        <w:t>Learning</w:t>
-      </w:r>
-      <w:proofErr w:type="spellEnd"/>
-      <w:r>
-        <w:rPr>
-          <w:rFonts w:cstheme="minorHAnsi"/>
-          <w:szCs w:val="22"/>
-        </w:rPr>
-        <w:t xml:space="preserve"> orientados a la</w:t>
+      <w:r>
+        <w:rPr>
+          <w:rFonts w:cstheme="minorHAnsi"/>
+          <w:szCs w:val="22"/>
+        </w:rPr>
+        <w:t>Learning orientados a la</w:t>
       </w:r>
       <w:r>
         <w:rPr>
@@ -4115,15 +3996,7 @@
         <w:jc w:val="left"/>
       </w:pPr>
       <w:r>
-        <w:t xml:space="preserve">Recopilar y preparar los datos históricos de </w:t>
-      </w:r>
-      <w:proofErr w:type="spellStart"/>
-      <w:r>
-        <w:t>LaLiga</w:t>
-      </w:r>
-      <w:proofErr w:type="spellEnd"/>
-      <w:r>
-        <w:t>, aplicando procesos de limpieza, transformación y selección de variables necesarias para el modelado.</w:t>
+        <w:t>Recopilar y preparar los datos históricos de LaLiga, aplicando procesos de limpieza, transformación y selección de variables necesarias para el modelado.</w:t>
       </w:r>
     </w:p>
     <w:p>
@@ -4137,15 +4010,7 @@
         <w:jc w:val="left"/>
       </w:pPr>
       <w:r>
-        <w:t xml:space="preserve">Diseñar, entrenar y comparar distintos modelos de Machine </w:t>
-      </w:r>
-      <w:proofErr w:type="spellStart"/>
-      <w:r>
-        <w:t>Learning</w:t>
-      </w:r>
-      <w:proofErr w:type="spellEnd"/>
-      <w:r>
-        <w:t xml:space="preserve"> orientados a la predicción del resultado de los partidos.</w:t>
+        <w:t>Diseñar, entrenar y comparar distintos modelos de Machine Learning orientados a la predicción del resultado de los partidos.</w:t>
       </w:r>
     </w:p>
     <w:p>
@@ -4224,18 +4089,8 @@
           <w:rFonts w:cstheme="minorHAnsi"/>
           <w:szCs w:val="22"/>
         </w:rPr>
-        <w:t xml:space="preserve">Machine </w:t>
-      </w:r>
-      <w:proofErr w:type="spellStart"/>
-      <w:r>
-        <w:rPr>
-          <w:rStyle w:val="nfasis"/>
-          <w:rFonts w:cstheme="minorHAnsi"/>
-          <w:szCs w:val="22"/>
-        </w:rPr>
-        <w:t>Learning</w:t>
-      </w:r>
-      <w:proofErr w:type="spellEnd"/>
+        <w:t>Machine Learning</w:t>
+      </w:r>
       <w:r>
         <w:t xml:space="preserve"> y métodos estadísticos ha mostrado resultados prometedores en tareas como predicción de resultados, estimación de probabilidades de victoria y análisis de tendencias competitivas. Aunque estos enfoques han demostrado su utilidad, también han puesto de manifiesto desafíos importantes relacionados con la calidad de los datos, la selección de variables relevantes y la capacidad de los modelos para generalizar entre temporadas o contextos competitivos.</w:t>
       </w:r>
@@ -4267,21 +4122,7 @@
         </w:rPr>
       </w:pPr>
       <w:r>
-        <w:t xml:space="preserve">La relevancia de este proyecto se debe a que combina tres aspectos </w:t>
-      </w:r>
-      <w:r>
-        <w:t>clave:</w:t>
-      </w:r>
-      <w:r>
-        <w:t xml:space="preserve"> el crecimiento de la analítica deportiva, el avance de los modelos predictivos basados en inteligencia artificial y la disponibilidad de datos históricos detallados de competiciones como </w:t>
-      </w:r>
-      <w:proofErr w:type="spellStart"/>
-      <w:r>
-        <w:t>LaLiga</w:t>
-      </w:r>
-      <w:proofErr w:type="spellEnd"/>
-      <w:r>
-        <w:t>. En el contexto académico, este trabajo es especialmente adecuado dentro del Máster en Inteligencia Artificial e Ingeniería Informática, ya que combina aspectos fundamentales de ambas disciplinas: ingeniería de datos, aprendizaje automático, experimentación, evaluación de modelos y desarrollo de aplicaciones digitales.</w:t>
+        <w:t>La relevancia de este proyecto se debe a que combina tres aspectos clave: el crecimiento de la analítica deportiva, el avance de los modelos predictivos basados en inteligencia artificial y la disponibilidad de datos históricos detallados de competiciones como LaLiga. En el contexto académico, este trabajo es especialmente adecuado dentro del Máster en Inteligencia Artificial e Ingeniería Informática, ya que combina aspectos fundamentales de ambas disciplinas: ingeniería de datos, aprendizaje automático, experimentación, evaluación de modelos y desarrollo de aplicaciones digitales.</w:t>
       </w:r>
     </w:p>
     <w:p>
@@ -4301,18 +4142,8 @@
           <w:rFonts w:cstheme="minorHAnsi"/>
           <w:szCs w:val="22"/>
         </w:rPr>
-        <w:t xml:space="preserve">Machine </w:t>
-      </w:r>
-      <w:proofErr w:type="spellStart"/>
-      <w:r>
-        <w:rPr>
-          <w:rStyle w:val="nfasis"/>
-          <w:rFonts w:cstheme="minorHAnsi"/>
-          <w:szCs w:val="22"/>
-        </w:rPr>
-        <w:t>Learning</w:t>
-      </w:r>
-      <w:proofErr w:type="spellEnd"/>
+        <w:t>Machine Learning</w:t>
+      </w:r>
       <w:r>
         <w:t>, comparar su rendimiento y estudiar su interpretabilidad, aspectos clave en la investigación actual sobre modelos de IA responsables y transparentes.</w:t>
       </w:r>
@@ -4525,15 +4356,7 @@
     </w:p>
     <w:p>
       <w:r>
-        <w:t xml:space="preserve">En esta sección se describen los fundamentos teóricos relacionados con el proyecto. Se revisan conceptos esenciales de la analítica deportiva, el uso de técnicas de Machine </w:t>
-      </w:r>
-      <w:proofErr w:type="spellStart"/>
-      <w:r>
-        <w:t>Learning</w:t>
-      </w:r>
-      <w:proofErr w:type="spellEnd"/>
-      <w:r>
-        <w:t xml:space="preserve"> para la predicción de resultados, la construcción de características relevantes en el fútbol profesional, y los principales métodos de evaluación e interpretabilidad empleados en modelos predictivos.</w:t>
+        <w:t>En esta sección se describen los fundamentos teóricos relacionados con el proyecto. Se revisan conceptos esenciales de la analítica deportiva, el uso de técnicas de Machine Learning para la predicción de resultados, la construcción de características relevantes en el fútbol profesional, y los principales métodos de evaluación e interpretabilidad empleados en modelos predictivos.</w:t>
       </w:r>
     </w:p>
     <w:p>
@@ -4550,7 +4373,6 @@
       <w:r>
         <w:t xml:space="preserve">La analítica deportiva se refiere al conjunto de técnicas y herramientas destinadas a extraer conocimiento a partir de datos generados en competiciones deportivas. En el ámbito del fútbol, este análisis abarca desde estadísticas tradicionales (goles, tiros, posesión) hasta métricas avanzadas como </w:t>
       </w:r>
-      <w:proofErr w:type="spellStart"/>
       <w:r>
         <w:rPr>
           <w:rStyle w:val="Textoennegrita"/>
@@ -4559,9 +4381,18 @@
           <w:bCs w:val="0"/>
           <w:szCs w:val="22"/>
         </w:rPr>
-        <w:t>expected</w:t>
-      </w:r>
-      <w:proofErr w:type="spellEnd"/>
+        <w:t>expected goals (xG)</w:t>
+      </w:r>
+      <w:r>
+        <w:t>,</w:t>
+      </w:r>
+      <w:r>
+        <w:rPr>
+          <w:b/>
+          <w:bCs/>
+        </w:rPr>
+        <w:t xml:space="preserve"> </w:t>
+      </w:r>
       <w:r>
         <w:rPr>
           <w:rStyle w:val="Textoennegrita"/>
@@ -4570,148 +4401,18 @@
           <w:bCs w:val="0"/>
           <w:szCs w:val="22"/>
         </w:rPr>
-        <w:t xml:space="preserve"> </w:t>
-      </w:r>
-      <w:proofErr w:type="spellStart"/>
-      <w:r>
-        <w:rPr>
-          <w:rStyle w:val="Textoennegrita"/>
-          <w:rFonts w:cstheme="minorHAnsi"/>
-          <w:b w:val="0"/>
-          <w:bCs w:val="0"/>
-          <w:szCs w:val="22"/>
-        </w:rPr>
-        <w:t>goals</w:t>
-      </w:r>
-      <w:proofErr w:type="spellEnd"/>
-      <w:r>
-        <w:rPr>
-          <w:rStyle w:val="Textoennegrita"/>
-          <w:rFonts w:cstheme="minorHAnsi"/>
-          <w:b w:val="0"/>
-          <w:bCs w:val="0"/>
-          <w:szCs w:val="22"/>
-        </w:rPr>
-        <w:t xml:space="preserve"> (</w:t>
-      </w:r>
-      <w:proofErr w:type="spellStart"/>
-      <w:r>
-        <w:rPr>
-          <w:rStyle w:val="Textoennegrita"/>
-          <w:rFonts w:cstheme="minorHAnsi"/>
-          <w:b w:val="0"/>
-          <w:bCs w:val="0"/>
-          <w:szCs w:val="22"/>
-        </w:rPr>
-        <w:t>xG</w:t>
-      </w:r>
-      <w:proofErr w:type="spellEnd"/>
-      <w:r>
-        <w:rPr>
-          <w:rStyle w:val="Textoennegrita"/>
-          <w:rFonts w:cstheme="minorHAnsi"/>
-          <w:b w:val="0"/>
-          <w:bCs w:val="0"/>
-          <w:szCs w:val="22"/>
-        </w:rPr>
-        <w:t>)</w:t>
+        <w:t>expected assists (xA)</w:t>
       </w:r>
       <w:r>
         <w:t>,</w:t>
       </w:r>
       <w:r>
-        <w:rPr>
-          <w:b/>
-          <w:bCs/>
-        </w:rPr>
-        <w:t xml:space="preserve"> </w:t>
-      </w:r>
-      <w:proofErr w:type="spellStart"/>
-      <w:r>
-        <w:rPr>
-          <w:rStyle w:val="Textoennegrita"/>
-          <w:rFonts w:cstheme="minorHAnsi"/>
-          <w:b w:val="0"/>
-          <w:bCs w:val="0"/>
-          <w:szCs w:val="22"/>
-        </w:rPr>
-        <w:t>expected</w:t>
-      </w:r>
-      <w:proofErr w:type="spellEnd"/>
-      <w:r>
-        <w:rPr>
-          <w:rStyle w:val="Textoennegrita"/>
-          <w:rFonts w:cstheme="minorHAnsi"/>
-          <w:b w:val="0"/>
-          <w:bCs w:val="0"/>
-          <w:szCs w:val="22"/>
-        </w:rPr>
-        <w:t xml:space="preserve"> </w:t>
-      </w:r>
-      <w:proofErr w:type="spellStart"/>
-      <w:r>
-        <w:rPr>
-          <w:rStyle w:val="Textoennegrita"/>
-          <w:rFonts w:cstheme="minorHAnsi"/>
-          <w:b w:val="0"/>
-          <w:bCs w:val="0"/>
-          <w:szCs w:val="22"/>
-        </w:rPr>
-        <w:t>assists</w:t>
-      </w:r>
-      <w:proofErr w:type="spellEnd"/>
-      <w:r>
-        <w:rPr>
-          <w:rStyle w:val="Textoennegrita"/>
-          <w:rFonts w:cstheme="minorHAnsi"/>
-          <w:b w:val="0"/>
-          <w:bCs w:val="0"/>
-          <w:szCs w:val="22"/>
-        </w:rPr>
-        <w:t xml:space="preserve"> (</w:t>
-      </w:r>
-      <w:proofErr w:type="spellStart"/>
-      <w:r>
-        <w:rPr>
-          <w:rStyle w:val="Textoennegrita"/>
-          <w:rFonts w:cstheme="minorHAnsi"/>
-          <w:b w:val="0"/>
-          <w:bCs w:val="0"/>
-          <w:szCs w:val="22"/>
-        </w:rPr>
-        <w:t>xA</w:t>
-      </w:r>
-      <w:proofErr w:type="spellEnd"/>
-      <w:r>
-        <w:rPr>
-          <w:rStyle w:val="Textoennegrita"/>
-          <w:rFonts w:cstheme="minorHAnsi"/>
-          <w:b w:val="0"/>
-          <w:bCs w:val="0"/>
-          <w:szCs w:val="22"/>
-        </w:rPr>
-        <w:t>)</w:t>
-      </w:r>
-      <w:r>
-        <w:t>,</w:t>
-      </w:r>
-      <w:r>
         <w:t xml:space="preserve"> eficiencia ofensiva, presión, o rendimiento colectivo.</w:t>
       </w:r>
     </w:p>
     <w:p>
       <w:r>
-        <w:t xml:space="preserve">El objetivo principal de la analítica en fútbol es comprender el comportamiento de los equipos, identificar patrones de juego y generar información útil para la toma de decisiones tácticas, el </w:t>
-      </w:r>
-      <w:proofErr w:type="spellStart"/>
-      <w:proofErr w:type="gramStart"/>
-      <w:r>
-        <w:t>scouting</w:t>
-      </w:r>
-      <w:proofErr w:type="spellEnd"/>
-      <w:proofErr w:type="gramEnd"/>
-      <w:r>
-        <w:t xml:space="preserve"> o la valoración del rendimiento individual y colectivo. En los últimos años, la disponibilidad de datos estructurados ha impulsado el desarrollo de modelos capaces de predecir resultados, evaluar estrategias y anticipar comportamientos futuros en competiciones profesionales.</w:t>
+        <w:t>El objetivo principal de la analítica en fútbol es comprender el comportamiento de los equipos, identificar patrones de juego y generar información útil para la toma de decisiones tácticas, el scouting o la valoración del rendimiento individual y colectivo. En los últimos años, la disponibilidad de datos estructurados ha impulsado el desarrollo de modelos capaces de predecir resultados, evaluar estrategias y anticipar comportamientos futuros en competiciones profesionales.</w:t>
       </w:r>
     </w:p>
     <w:p>
@@ -4726,15 +4427,7 @@
     </w:p>
     <w:p>
       <w:r>
-        <w:t xml:space="preserve">Machine </w:t>
-      </w:r>
-      <w:proofErr w:type="spellStart"/>
-      <w:r>
-        <w:t>Learning</w:t>
-      </w:r>
-      <w:proofErr w:type="spellEnd"/>
-      <w:r>
-        <w:t xml:space="preserve"> (ML) ha adquirido una presencia cada vez mayor en el análisis futbolístico debido a su capacidad para aprender relaciones complejas a partir de conjuntos de datos históricos. Los modelos de ML permiten estimar la probabilidad de victoria, empate o derrota a partir de múltiples variables, entre las que se incluyen rendimiento previo, estadísticas acumuladas, factores contextuales o métricas avanzadas.</w:t>
+        <w:t>Machine Learning (ML) ha adquirido una presencia cada vez mayor en el análisis futbolístico debido a su capacidad para aprender relaciones complejas a partir de conjuntos de datos históricos. Los modelos de ML permiten estimar la probabilidad de victoria, empate o derrota a partir de múltiples variables, entre las que se incluyen rendimiento previo, estadísticas acumuladas, factores contextuales o métricas avanzadas.</w:t>
       </w:r>
     </w:p>
     <w:p>
@@ -4818,7 +4511,6 @@
           <w:szCs w:val="22"/>
         </w:rPr>
       </w:pPr>
-      <w:proofErr w:type="spellStart"/>
       <w:r>
         <w:rPr>
           <w:rFonts w:cstheme="minorHAnsi"/>
@@ -4826,17 +4518,7 @@
           <w:bCs/>
           <w:szCs w:val="22"/>
         </w:rPr>
-        <w:t>Random</w:t>
-      </w:r>
-      <w:proofErr w:type="spellEnd"/>
-      <w:r>
-        <w:rPr>
-          <w:rFonts w:cstheme="minorHAnsi"/>
-          <w:b/>
-          <w:bCs/>
-          <w:szCs w:val="22"/>
-        </w:rPr>
-        <w:t xml:space="preserve"> Forest</w:t>
+        <w:t>Random Forest</w:t>
       </w:r>
       <w:r>
         <w:rPr>
@@ -4860,7 +4542,6 @@
           <w:szCs w:val="22"/>
         </w:rPr>
       </w:pPr>
-      <w:proofErr w:type="spellStart"/>
       <w:r>
         <w:rPr>
           <w:rFonts w:cstheme="minorHAnsi"/>
@@ -4868,49 +4549,8 @@
           <w:bCs/>
           <w:szCs w:val="22"/>
         </w:rPr>
-        <w:t>XGBoost</w:t>
-      </w:r>
-      <w:proofErr w:type="spellEnd"/>
-      <w:r>
-        <w:rPr>
-          <w:rFonts w:cstheme="minorHAnsi"/>
-          <w:b/>
-          <w:bCs/>
-          <w:szCs w:val="22"/>
-        </w:rPr>
-        <w:t xml:space="preserve"> y </w:t>
-      </w:r>
-      <w:proofErr w:type="spellStart"/>
-      <w:r>
-        <w:rPr>
-          <w:rFonts w:cstheme="minorHAnsi"/>
-          <w:b/>
-          <w:bCs/>
-          <w:szCs w:val="22"/>
-        </w:rPr>
-        <w:t>Gradient</w:t>
-      </w:r>
-      <w:proofErr w:type="spellEnd"/>
-      <w:r>
-        <w:rPr>
-          <w:rFonts w:cstheme="minorHAnsi"/>
-          <w:b/>
-          <w:bCs/>
-          <w:szCs w:val="22"/>
-        </w:rPr>
-        <w:t xml:space="preserve"> </w:t>
-      </w:r>
-      <w:proofErr w:type="spellStart"/>
-      <w:r>
-        <w:rPr>
-          <w:rFonts w:cstheme="minorHAnsi"/>
-          <w:b/>
-          <w:bCs/>
-          <w:szCs w:val="22"/>
-        </w:rPr>
-        <w:t>Boosting</w:t>
-      </w:r>
-      <w:proofErr w:type="spellEnd"/>
+        <w:t>XGBoost y Gradient Boosting</w:t>
+      </w:r>
       <w:r>
         <w:rPr>
           <w:rFonts w:cstheme="minorHAnsi"/>
@@ -4933,7 +4573,6 @@
           <w:szCs w:val="22"/>
         </w:rPr>
       </w:pPr>
-      <w:proofErr w:type="spellStart"/>
       <w:r>
         <w:rPr>
           <w:rFonts w:cstheme="minorHAnsi"/>
@@ -4941,17 +4580,7 @@
           <w:bCs/>
           <w:szCs w:val="22"/>
         </w:rPr>
-        <w:t>Support</w:t>
-      </w:r>
-      <w:proofErr w:type="spellEnd"/>
-      <w:r>
-        <w:rPr>
-          <w:rFonts w:cstheme="minorHAnsi"/>
-          <w:b/>
-          <w:bCs/>
-          <w:szCs w:val="22"/>
-        </w:rPr>
-        <w:t xml:space="preserve"> Vector Machines (SVM)</w:t>
+        <w:t>Support Vector Machines (SVM)</w:t>
       </w:r>
       <w:r>
         <w:rPr>
@@ -5054,19 +4683,8 @@
           <w:bCs/>
           <w:szCs w:val="22"/>
         </w:rPr>
-        <w:t xml:space="preserve">Estadísticas históricas de </w:t>
-      </w:r>
-      <w:proofErr w:type="spellStart"/>
-      <w:r>
-        <w:rPr>
-          <w:rFonts w:cstheme="minorHAnsi"/>
-          <w:b/>
-          <w:bCs/>
-          <w:szCs w:val="22"/>
-        </w:rPr>
-        <w:t>LaLiga</w:t>
-      </w:r>
-      <w:proofErr w:type="spellEnd"/>
+        <w:t>Estadísticas históricas de LaLiga</w:t>
+      </w:r>
       <w:r>
         <w:rPr>
           <w:rFonts w:cstheme="minorHAnsi"/>
@@ -5165,39 +4783,7 @@
           <w:rFonts w:cstheme="minorHAnsi"/>
           <w:szCs w:val="22"/>
         </w:rPr>
-        <w:t xml:space="preserve"> como </w:t>
-      </w:r>
-      <w:proofErr w:type="spellStart"/>
-      <w:r>
-        <w:rPr>
-          <w:rFonts w:cstheme="minorHAnsi"/>
-          <w:szCs w:val="22"/>
-        </w:rPr>
-        <w:t>xG</w:t>
-      </w:r>
-      <w:proofErr w:type="spellEnd"/>
-      <w:r>
-        <w:rPr>
-          <w:rFonts w:cstheme="minorHAnsi"/>
-          <w:szCs w:val="22"/>
-        </w:rPr>
-        <w:t xml:space="preserve">, </w:t>
-      </w:r>
-      <w:proofErr w:type="spellStart"/>
-      <w:r>
-        <w:rPr>
-          <w:rFonts w:cstheme="minorHAnsi"/>
-          <w:szCs w:val="22"/>
-        </w:rPr>
-        <w:t>xA</w:t>
-      </w:r>
-      <w:proofErr w:type="spellEnd"/>
-      <w:r>
-        <w:rPr>
-          <w:rFonts w:cstheme="minorHAnsi"/>
-          <w:szCs w:val="22"/>
-        </w:rPr>
-        <w:t>, presión, eficiencia ofensiva o progresión del balón.</w:t>
+        <w:t xml:space="preserve"> como xG, xA, presión, eficiencia ofensiva o progresión del balón.</w:t>
       </w:r>
     </w:p>
     <w:p>
@@ -5326,23 +4912,7 @@
           <w:rFonts w:cstheme="minorHAnsi"/>
           <w:szCs w:val="22"/>
         </w:rPr>
-        <w:t xml:space="preserve">Optimización mediante búsqueda de </w:t>
-      </w:r>
-      <w:proofErr w:type="spellStart"/>
-      <w:r>
-        <w:rPr>
-          <w:rFonts w:cstheme="minorHAnsi"/>
-          <w:szCs w:val="22"/>
-        </w:rPr>
-        <w:t>hiperparámetros</w:t>
-      </w:r>
-      <w:proofErr w:type="spellEnd"/>
-      <w:r>
-        <w:rPr>
-          <w:rFonts w:cstheme="minorHAnsi"/>
-          <w:szCs w:val="22"/>
-        </w:rPr>
-        <w:t>.</w:t>
+        <w:t>Optimización mediante búsqueda de hiperparámetros.</w:t>
       </w:r>
     </w:p>
     <w:p>
@@ -5444,7 +5014,6 @@
           <w:szCs w:val="22"/>
         </w:rPr>
       </w:pPr>
-      <w:proofErr w:type="spellStart"/>
       <w:r>
         <w:rPr>
           <w:rFonts w:cstheme="minorHAnsi"/>
@@ -5454,7 +5023,6 @@
         </w:rPr>
         <w:t>Accuracy</w:t>
       </w:r>
-      <w:proofErr w:type="spellEnd"/>
       <w:r>
         <w:rPr>
           <w:rFonts w:cstheme="minorHAnsi"/>
@@ -5484,27 +5052,7 @@
           <w:bCs/>
           <w:szCs w:val="22"/>
         </w:rPr>
-        <w:t xml:space="preserve">Precisión, </w:t>
-      </w:r>
-      <w:proofErr w:type="spellStart"/>
-      <w:r>
-        <w:rPr>
-          <w:rFonts w:cstheme="minorHAnsi"/>
-          <w:b/>
-          <w:bCs/>
-          <w:szCs w:val="22"/>
-        </w:rPr>
-        <w:t>Recall</w:t>
-      </w:r>
-      <w:proofErr w:type="spellEnd"/>
-      <w:r>
-        <w:rPr>
-          <w:rFonts w:cstheme="minorHAnsi"/>
-          <w:b/>
-          <w:bCs/>
-          <w:szCs w:val="22"/>
-        </w:rPr>
-        <w:t xml:space="preserve"> y F1-score</w:t>
+        <w:t>Precisión, Recall y F1-score</w:t>
       </w:r>
       <w:r>
         <w:rPr>
@@ -5585,6 +5133,13 @@
           <w:szCs w:val="22"/>
         </w:rPr>
       </w:pPr>
+      <w:r>
+        <w:rPr>
+          <w:rFonts w:cstheme="minorHAnsi"/>
+          <w:szCs w:val="22"/>
+        </w:rPr>
+        <w:t>AÑADIR LOGLOSS</w:t>
+      </w:r>
     </w:p>
     <w:p>
       <w:pPr>
@@ -5653,7 +5208,6 @@
           <w:szCs w:val="22"/>
         </w:rPr>
       </w:pPr>
-      <w:proofErr w:type="spellStart"/>
       <w:r>
         <w:rPr>
           <w:rFonts w:cstheme="minorHAnsi"/>
@@ -5661,29 +5215,8 @@
           <w:bCs/>
           <w:szCs w:val="22"/>
         </w:rPr>
-        <w:t>Feature</w:t>
-      </w:r>
-      <w:proofErr w:type="spellEnd"/>
-      <w:r>
-        <w:rPr>
-          <w:rFonts w:cstheme="minorHAnsi"/>
-          <w:b/>
-          <w:bCs/>
-          <w:szCs w:val="22"/>
-        </w:rPr>
-        <w:t xml:space="preserve"> </w:t>
-      </w:r>
-      <w:proofErr w:type="spellStart"/>
-      <w:r>
-        <w:rPr>
-          <w:rFonts w:cstheme="minorHAnsi"/>
-          <w:b/>
-          <w:bCs/>
-          <w:szCs w:val="22"/>
-        </w:rPr>
-        <w:t>Importance</w:t>
-      </w:r>
-      <w:proofErr w:type="spellEnd"/>
+        <w:t>Feature Importance</w:t>
+      </w:r>
       <w:r>
         <w:rPr>
           <w:rFonts w:cstheme="minorHAnsi"/>
@@ -5713,67 +5246,7 @@
           <w:bCs/>
           <w:szCs w:val="22"/>
         </w:rPr>
-        <w:t>SHAP (</w:t>
-      </w:r>
-      <w:proofErr w:type="spellStart"/>
-      <w:r>
-        <w:rPr>
-          <w:rFonts w:cstheme="minorHAnsi"/>
-          <w:b/>
-          <w:bCs/>
-          <w:szCs w:val="22"/>
-        </w:rPr>
-        <w:t>SHapley</w:t>
-      </w:r>
-      <w:proofErr w:type="spellEnd"/>
-      <w:r>
-        <w:rPr>
-          <w:rFonts w:cstheme="minorHAnsi"/>
-          <w:b/>
-          <w:bCs/>
-          <w:szCs w:val="22"/>
-        </w:rPr>
-        <w:t xml:space="preserve"> </w:t>
-      </w:r>
-      <w:proofErr w:type="spellStart"/>
-      <w:r>
-        <w:rPr>
-          <w:rFonts w:cstheme="minorHAnsi"/>
-          <w:b/>
-          <w:bCs/>
-          <w:szCs w:val="22"/>
-        </w:rPr>
-        <w:t>Additive</w:t>
-      </w:r>
-      <w:proofErr w:type="spellEnd"/>
-      <w:r>
-        <w:rPr>
-          <w:rFonts w:cstheme="minorHAnsi"/>
-          <w:b/>
-          <w:bCs/>
-          <w:szCs w:val="22"/>
-        </w:rPr>
-        <w:t xml:space="preserve"> </w:t>
-      </w:r>
-      <w:proofErr w:type="spellStart"/>
-      <w:r>
-        <w:rPr>
-          <w:rFonts w:cstheme="minorHAnsi"/>
-          <w:b/>
-          <w:bCs/>
-          <w:szCs w:val="22"/>
-        </w:rPr>
-        <w:t>exPlanations</w:t>
-      </w:r>
-      <w:proofErr w:type="spellEnd"/>
-      <w:r>
-        <w:rPr>
-          <w:rFonts w:cstheme="minorHAnsi"/>
-          <w:b/>
-          <w:bCs/>
-          <w:szCs w:val="22"/>
-        </w:rPr>
-        <w:t>)</w:t>
+        <w:t>SHAP (SHapley Additive exPlanations)</w:t>
       </w:r>
       <w:r>
         <w:rPr>
@@ -5797,7 +5270,6 @@
           <w:szCs w:val="22"/>
         </w:rPr>
       </w:pPr>
-      <w:proofErr w:type="spellStart"/>
       <w:r>
         <w:rPr>
           <w:rFonts w:cstheme="minorHAnsi"/>
@@ -5805,77 +5277,7 @@
           <w:bCs/>
           <w:szCs w:val="22"/>
         </w:rPr>
-        <w:t>Partial</w:t>
-      </w:r>
-      <w:proofErr w:type="spellEnd"/>
-      <w:r>
-        <w:rPr>
-          <w:rFonts w:cstheme="minorHAnsi"/>
-          <w:b/>
-          <w:bCs/>
-          <w:szCs w:val="22"/>
-        </w:rPr>
-        <w:t xml:space="preserve"> </w:t>
-      </w:r>
-      <w:proofErr w:type="spellStart"/>
-      <w:r>
-        <w:rPr>
-          <w:rFonts w:cstheme="minorHAnsi"/>
-          <w:b/>
-          <w:bCs/>
-          <w:szCs w:val="22"/>
-        </w:rPr>
-        <w:t>Dependence</w:t>
-      </w:r>
-      <w:proofErr w:type="spellEnd"/>
-      <w:r>
-        <w:rPr>
-          <w:rFonts w:cstheme="minorHAnsi"/>
-          <w:b/>
-          <w:bCs/>
-          <w:szCs w:val="22"/>
-        </w:rPr>
-        <w:t xml:space="preserve"> </w:t>
-      </w:r>
-      <w:proofErr w:type="spellStart"/>
-      <w:r>
-        <w:rPr>
-          <w:rFonts w:cstheme="minorHAnsi"/>
-          <w:b/>
-          <w:bCs/>
-          <w:szCs w:val="22"/>
-        </w:rPr>
-        <w:t>Plots</w:t>
-      </w:r>
-      <w:proofErr w:type="spellEnd"/>
-      <w:r>
-        <w:rPr>
-          <w:rFonts w:cstheme="minorHAnsi"/>
-          <w:b/>
-          <w:bCs/>
-          <w:szCs w:val="22"/>
-        </w:rPr>
-        <w:t xml:space="preserve"> (</w:t>
-      </w:r>
-      <w:proofErr w:type="spellStart"/>
-      <w:r>
-        <w:rPr>
-          <w:rFonts w:cstheme="minorHAnsi"/>
-          <w:b/>
-          <w:bCs/>
-          <w:szCs w:val="22"/>
-        </w:rPr>
-        <w:t>PDPs</w:t>
-      </w:r>
-      <w:proofErr w:type="spellEnd"/>
-      <w:r>
-        <w:rPr>
-          <w:rFonts w:cstheme="minorHAnsi"/>
-          <w:b/>
-          <w:bCs/>
-          <w:szCs w:val="22"/>
-        </w:rPr>
-        <w:t>)</w:t>
+        <w:t>Partial Dependence Plots (PDPs)</w:t>
       </w:r>
       <w:r>
         <w:rPr>
@@ -5981,23 +5383,7 @@
           <w:rFonts w:cstheme="minorHAnsi"/>
           <w:szCs w:val="22"/>
         </w:rPr>
-        <w:t xml:space="preserve">Durante el desarrollo de este proyecto se ha seguido un enfoque metodológico flexible, inspirado en los principios de las metodologías ágiles, pero adaptado a un entorno de trabajo individual y centrado en tareas de análisis de datos, experimentación con modelos de Machine </w:t>
-      </w:r>
-      <w:proofErr w:type="spellStart"/>
-      <w:r>
-        <w:rPr>
-          <w:rFonts w:cstheme="minorHAnsi"/>
-          <w:szCs w:val="22"/>
-        </w:rPr>
-        <w:t>Learning</w:t>
-      </w:r>
-      <w:proofErr w:type="spellEnd"/>
-      <w:r>
-        <w:rPr>
-          <w:rFonts w:cstheme="minorHAnsi"/>
-          <w:szCs w:val="22"/>
-        </w:rPr>
-        <w:t xml:space="preserve"> y desarrollo web. En este capítulo se describe dicha metodología, junto con las herramientas empleadas para la planificación y organización de las tareas, así como el sistema de control de versiones utilizado durante el proceso.</w:t>
+        <w:t>Durante el desarrollo de este proyecto se ha seguido un enfoque metodológico flexible, inspirado en los principios de las metodologías ágiles, pero adaptado a un entorno de trabajo individual y centrado en tareas de análisis de datos, experimentación con modelos de Machine Learning y desarrollo web. En este capítulo se describe dicha metodología, junto con las herramientas empleadas para la planificación y organización de las tareas, así como el sistema de control de versiones utilizado durante el proceso.</w:t>
       </w:r>
     </w:p>
     <w:p>
@@ -6076,15 +5462,7 @@
         <w:t>5</w:t>
       </w:r>
       <w:r>
-        <w:t xml:space="preserve">]. Aunque </w:t>
-      </w:r>
-      <w:proofErr w:type="spellStart"/>
-      <w:r>
-        <w:t>frameworks</w:t>
-      </w:r>
-      <w:proofErr w:type="spellEnd"/>
-      <w:r>
-        <w:t xml:space="preserve"> como Scrum contemplan roles específicos, como el </w:t>
+        <w:t xml:space="preserve">]. Aunque frameworks como Scrum contemplan roles específicos, como el </w:t>
       </w:r>
       <w:r>
         <w:rPr>
@@ -6092,55 +5470,25 @@
           <w:rFonts w:cstheme="minorHAnsi"/>
           <w:szCs w:val="22"/>
         </w:rPr>
-        <w:t xml:space="preserve">Scrum </w:t>
-      </w:r>
-      <w:proofErr w:type="gramStart"/>
+        <w:t>Scrum Master</w:t>
+      </w:r>
+      <w:r>
+        <w:t xml:space="preserve"> [</w:t>
+      </w:r>
+      <w:r>
+        <w:t>6</w:t>
+      </w:r>
+      <w:r>
+        <w:t xml:space="preserve">] o el </w:t>
+      </w:r>
       <w:r>
         <w:rPr>
           <w:rStyle w:val="nfasis"/>
           <w:rFonts w:cstheme="minorHAnsi"/>
           <w:szCs w:val="22"/>
         </w:rPr>
-        <w:t>Master</w:t>
-      </w:r>
-      <w:proofErr w:type="gramEnd"/>
-      <w:r>
-        <w:t xml:space="preserve"> [</w:t>
-      </w:r>
-      <w:r>
-        <w:t>6</w:t>
-      </w:r>
-      <w:r>
-        <w:t xml:space="preserve">] o el </w:t>
-      </w:r>
-      <w:proofErr w:type="spellStart"/>
-      <w:r>
-        <w:rPr>
-          <w:rStyle w:val="nfasis"/>
-          <w:rFonts w:cstheme="minorHAnsi"/>
-          <w:szCs w:val="22"/>
-        </w:rPr>
-        <w:t>Product</w:t>
-      </w:r>
-      <w:proofErr w:type="spellEnd"/>
-      <w:r>
-        <w:rPr>
-          <w:rStyle w:val="nfasis"/>
-          <w:rFonts w:cstheme="minorHAnsi"/>
-          <w:szCs w:val="22"/>
-        </w:rPr>
-        <w:t xml:space="preserve"> </w:t>
-      </w:r>
-      <w:proofErr w:type="spellStart"/>
-      <w:r>
-        <w:rPr>
-          <w:rStyle w:val="nfasis"/>
-          <w:rFonts w:cstheme="minorHAnsi"/>
-          <w:szCs w:val="22"/>
-        </w:rPr>
-        <w:t>Owner</w:t>
-      </w:r>
-      <w:proofErr w:type="spellEnd"/>
+        <w:t>Product Owner</w:t>
+      </w:r>
       <w:r>
         <w:t xml:space="preserve"> [</w:t>
       </w:r>
@@ -6170,15 +5518,7 @@
         <w:t>8</w:t>
       </w:r>
       <w:r>
-        <w:t xml:space="preserve">] o </w:t>
-      </w:r>
-      <w:proofErr w:type="spellStart"/>
-      <w:r>
-        <w:t>Notion</w:t>
-      </w:r>
-      <w:proofErr w:type="spellEnd"/>
-      <w:r>
-        <w:t xml:space="preserve"> [</w:t>
+        <w:t>] o Notion [</w:t>
       </w:r>
       <w:r>
         <w:t>9</w:t>
@@ -6316,7 +5656,6 @@
         </w:rPr>
         <w:t xml:space="preserve"> aunque no se aplicaron sistemas de </w:t>
       </w:r>
-      <w:proofErr w:type="spellStart"/>
       <w:r>
         <w:rPr>
           <w:rFonts w:cstheme="minorHAnsi"/>
@@ -6326,7 +5665,6 @@
         </w:rPr>
         <w:t>testing</w:t>
       </w:r>
-      <w:proofErr w:type="spellEnd"/>
       <w:r>
         <w:rPr>
           <w:rFonts w:cstheme="minorHAnsi"/>
@@ -6374,15 +5712,7 @@
     </w:p>
     <w:p>
       <w:r>
-        <w:t xml:space="preserve">En lugar de emplear herramientas especializadas de gestión de proyectos como </w:t>
-      </w:r>
-      <w:proofErr w:type="spellStart"/>
-      <w:r>
-        <w:t>Notion</w:t>
-      </w:r>
-      <w:proofErr w:type="spellEnd"/>
-      <w:r>
-        <w:t>, Trello</w:t>
+        <w:t>En lugar de emplear herramientas especializadas de gestión de proyectos como Notion, Trello</w:t>
       </w:r>
       <w:r>
         <w:t xml:space="preserve"> </w:t>
@@ -6556,7 +5886,6 @@
       <w:r>
         <w:t xml:space="preserve">], realizando </w:t>
       </w:r>
-      <w:proofErr w:type="spellStart"/>
       <w:r>
         <w:rPr>
           <w:i/>
@@ -6564,7 +5893,6 @@
         </w:rPr>
         <w:t>commits</w:t>
       </w:r>
-      <w:proofErr w:type="spellEnd"/>
       <w:r>
         <w:t xml:space="preserve"> frecuentes tras cada sesión de desarrollo o al completar hitos relevantes del proyecto. El repositorio ha sido alojado en </w:t>
       </w:r>
@@ -6582,6 +5910,45 @@
       </w:r>
       <w:r>
         <w:t>, lo que permite disponer de una copia remota actualizada del código y un historial accesible en cualquier momento.</w:t>
+      </w:r>
+    </w:p>
+    <w:p>
+      <w:r>
+        <w:drawing>
+          <wp:inline distT="0" distB="0" distL="0" distR="0" wp14:anchorId="3935A372" wp14:editId="2DE74D00">
+            <wp:extent cx="5760085" cy="964565"/>
+            <wp:effectExtent l="0" t="0" r="0" b="0"/>
+            <wp:docPr id="908664514" name="Imagen 1" descr="Imagen que contiene Interfaz de usuario gráfica&#10;&#10;El contenido generado por IA puede ser incorrecto."/>
+            <wp:cNvGraphicFramePr>
+              <a:graphicFrameLocks xmlns:a="http://schemas.openxmlformats.org/drawingml/2006/main" noChangeAspect="1"/>
+            </wp:cNvGraphicFramePr>
+            <a:graphic xmlns:a="http://schemas.openxmlformats.org/drawingml/2006/main">
+              <a:graphicData uri="http://schemas.openxmlformats.org/drawingml/2006/picture">
+                <pic:pic xmlns:pic="http://schemas.openxmlformats.org/drawingml/2006/picture">
+                  <pic:nvPicPr>
+                    <pic:cNvPr id="908664514" name="Imagen 1" descr="Imagen que contiene Interfaz de usuario gráfica&#10;&#10;El contenido generado por IA puede ser incorrecto."/>
+                    <pic:cNvPicPr/>
+                  </pic:nvPicPr>
+                  <pic:blipFill>
+                    <a:blip r:embed="rId12"/>
+                    <a:stretch>
+                      <a:fillRect/>
+                    </a:stretch>
+                  </pic:blipFill>
+                  <pic:spPr>
+                    <a:xfrm>
+                      <a:off x="0" y="0"/>
+                      <a:ext cx="5760085" cy="964565"/>
+                    </a:xfrm>
+                    <a:prstGeom prst="rect">
+                      <a:avLst/>
+                    </a:prstGeom>
+                  </pic:spPr>
+                </pic:pic>
+              </a:graphicData>
+            </a:graphic>
+          </wp:inline>
+        </w:drawing>
       </w:r>
     </w:p>
     <w:p>
@@ -6622,7 +5989,6 @@
         </w:rPr>
         <w:t xml:space="preserve">Realización de </w:t>
       </w:r>
-      <w:proofErr w:type="spellStart"/>
       <w:r>
         <w:rPr>
           <w:rFonts w:cstheme="minorHAnsi"/>
@@ -6632,7 +5998,6 @@
         </w:rPr>
         <w:t>commits</w:t>
       </w:r>
-      <w:proofErr w:type="spellEnd"/>
       <w:r>
         <w:rPr>
           <w:rFonts w:cstheme="minorHAnsi"/>
@@ -6792,10 +6157,8 @@
     </w:p>
     <w:p>
       <w:r>
-        <w:lastRenderedPageBreak/>
         <w:t xml:space="preserve">Cabe destacar que, aunque el uso de una única rama y un flujo sencillo de </w:t>
       </w:r>
-      <w:proofErr w:type="spellStart"/>
       <w:r>
         <w:rPr>
           <w:i/>
@@ -6803,84 +6166,34 @@
         </w:rPr>
         <w:t>commits</w:t>
       </w:r>
-      <w:proofErr w:type="spellEnd"/>
       <w:r>
         <w:t xml:space="preserve"> ha sido adecuado para un desarrollo individual, en entornos profesionales o colaborativos resulta recomendable adoptar estrategias más avanzadas de control de versiones. En estos casos, es habitual emplear ramas separadas para nuevas funcionalidades (</w:t>
       </w:r>
-      <w:proofErr w:type="spellStart"/>
       <w:r>
         <w:rPr>
           <w:i/>
           <w:iCs/>
         </w:rPr>
-        <w:t>feature</w:t>
-      </w:r>
-      <w:proofErr w:type="spellEnd"/>
+        <w:t>feature branches</w:t>
+      </w:r>
+      <w:r>
+        <w:t xml:space="preserve">), revisión mediante </w:t>
+      </w:r>
       <w:r>
         <w:rPr>
           <w:i/>
           <w:iCs/>
         </w:rPr>
-        <w:t xml:space="preserve"> </w:t>
-      </w:r>
-      <w:proofErr w:type="spellStart"/>
-      <w:r>
-        <w:rPr>
-          <w:i/>
-          <w:iCs/>
-        </w:rPr>
-        <w:t>branches</w:t>
-      </w:r>
-      <w:proofErr w:type="spellEnd"/>
-      <w:r>
-        <w:t xml:space="preserve">), revisión mediante </w:t>
-      </w:r>
-      <w:proofErr w:type="spellStart"/>
-      <w:r>
-        <w:rPr>
-          <w:i/>
-          <w:iCs/>
-        </w:rPr>
-        <w:t>pull</w:t>
-      </w:r>
-      <w:proofErr w:type="spellEnd"/>
-      <w:r>
-        <w:rPr>
-          <w:i/>
-          <w:iCs/>
-        </w:rPr>
-        <w:t xml:space="preserve"> </w:t>
-      </w:r>
-      <w:proofErr w:type="spellStart"/>
-      <w:r>
-        <w:rPr>
-          <w:i/>
-          <w:iCs/>
-        </w:rPr>
-        <w:t>requests</w:t>
-      </w:r>
-      <w:proofErr w:type="spellEnd"/>
-      <w:r>
-        <w:t xml:space="preserve">, y flujos de trabajo más estructurados como </w:t>
-      </w:r>
-      <w:proofErr w:type="spellStart"/>
-      <w:r>
-        <w:t>GitFlow</w:t>
-      </w:r>
-      <w:proofErr w:type="spellEnd"/>
+        <w:t>pull requests</w:t>
+      </w:r>
+      <w:r>
+        <w:t>, y flujos de trabajo más estructurados como GitFlow</w:t>
+      </w:r>
       <w:r>
         <w:t xml:space="preserve"> [13]</w:t>
       </w:r>
       <w:r>
-        <w:t xml:space="preserve">, junto con herramientas de coordinación como GitHub </w:t>
-      </w:r>
-      <w:proofErr w:type="spellStart"/>
-      <w:r>
-        <w:t>Projects</w:t>
-      </w:r>
-      <w:proofErr w:type="spellEnd"/>
-      <w:r>
-        <w:t>, que facilitan la gestión de tareas y la integración continua. Este tipo de prácticas permiten trabajar de manera ordenada entre varios desarrolladores, evitar conflictos, y garantizar la calidad del código en proyectos más complejos o desplegados en producción.</w:t>
+        <w:t>, junto con herramientas de coordinación como GitHub Projects, que facilitan la gestión de tareas y la integración continua. Este tipo de prácticas permiten trabajar de manera ordenada entre varios desarrolladores, evitar conflictos, y garantizar la calidad del código en proyectos más complejos o desplegados en producción.</w:t>
       </w:r>
     </w:p>
     <w:p>
@@ -7000,6 +6313,7 @@
       </w:pPr>
       <w:bookmarkStart w:id="24" w:name="_Toc225422157"/>
       <w:r>
+        <w:lastRenderedPageBreak/>
         <w:t>Definición y ejecución del marco experimental</w:t>
       </w:r>
       <w:bookmarkEnd w:id="24"/>
@@ -7011,7 +6325,6 @@
       </w:pPr>
       <w:bookmarkStart w:id="25" w:name="_Toc225422158"/>
       <w:r>
-        <w:lastRenderedPageBreak/>
         <w:t>Evaluación y anlisis de los resultados</w:t>
       </w:r>
       <w:bookmarkEnd w:id="25"/>
@@ -7091,6 +6404,7 @@
           <w:noProof/>
           <w:lang w:val="es-ES"/>
         </w:rPr>
+        <w:lastRenderedPageBreak/>
         <w:drawing>
           <wp:inline distT="0" distB="0" distL="0" distR="0" wp14:anchorId="777A8417" wp14:editId="322A5600">
             <wp:extent cx="1504950" cy="647700"/>
@@ -7109,7 +6423,7 @@
                     </pic:cNvPicPr>
                   </pic:nvPicPr>
                   <pic:blipFill>
-                    <a:blip r:embed="rId12" cstate="print">
+                    <a:blip r:embed="rId13" cstate="print">
                       <a:extLst>
                         <a:ext uri="{28A0092B-C50C-407E-A947-70E740481C1C}">
                           <a14:useLocalDpi xmlns:a14="http://schemas.microsoft.com/office/drawing/2010/main" val="0"/>
@@ -7226,7 +6540,6 @@
           <w:sz w:val="21"/>
           <w:szCs w:val="18"/>
         </w:rPr>
-        <w:lastRenderedPageBreak/>
         <w:t>Fuente: Universidad de Deusto</w:t>
       </w:r>
     </w:p>
@@ -7280,15 +6593,7 @@
     </w:p>
     <w:p>
       <w:r>
-        <w:t xml:space="preserve">Este es el estilo de título de nivel 4 por si es </w:t>
-      </w:r>
-      <w:proofErr w:type="spellStart"/>
-      <w:r>
-        <w:t>es</w:t>
-      </w:r>
-      <w:proofErr w:type="spellEnd"/>
-      <w:r>
-        <w:t xml:space="preserve"> necesario desarrollar algún punto con más detalle.</w:t>
+        <w:t>Este es el estilo de título de nivel 4 por si es es necesario desarrollar algún punto con más detalle.</w:t>
       </w:r>
     </w:p>
     <w:p>
@@ -7362,7 +6667,7 @@
         </w:rPr>
         <w:t xml:space="preserve">“Machine Learning Applied to Professional Football: Performance Improvement and Results Prediction – MDPI”, </w:t>
       </w:r>
-      <w:hyperlink r:id="rId13" w:history="1">
+      <w:hyperlink r:id="rId14" w:history="1">
         <w:r>
           <w:rPr>
             <w:rStyle w:val="Hipervnculo"/>
@@ -7379,43 +6684,7 @@
           <w:szCs w:val="22"/>
           <w:lang w:val="en-US"/>
         </w:rPr>
-        <w:t xml:space="preserve"> , (</w:t>
-      </w:r>
-      <w:proofErr w:type="spellStart"/>
-      <w:r>
-        <w:rPr>
-          <w:rFonts w:cstheme="minorHAnsi"/>
-          <w:szCs w:val="22"/>
-          <w:lang w:val="en-US"/>
-        </w:rPr>
-        <w:t>consultado</w:t>
-      </w:r>
-      <w:proofErr w:type="spellEnd"/>
-      <w:r>
-        <w:rPr>
-          <w:rFonts w:cstheme="minorHAnsi"/>
-          <w:szCs w:val="22"/>
-          <w:lang w:val="en-US"/>
-        </w:rPr>
-        <w:t xml:space="preserve"> </w:t>
-      </w:r>
-      <w:proofErr w:type="spellStart"/>
-      <w:r>
-        <w:rPr>
-          <w:rFonts w:cstheme="minorHAnsi"/>
-          <w:szCs w:val="22"/>
-          <w:lang w:val="en-US"/>
-        </w:rPr>
-        <w:t>el</w:t>
-      </w:r>
-      <w:proofErr w:type="spellEnd"/>
-      <w:r>
-        <w:rPr>
-          <w:rFonts w:cstheme="minorHAnsi"/>
-          <w:szCs w:val="22"/>
-          <w:lang w:val="en-US"/>
-        </w:rPr>
-        <w:t xml:space="preserve"> 24/03/2026).</w:t>
+        <w:t xml:space="preserve"> , (consultado el 24/03/2026).</w:t>
       </w:r>
     </w:p>
     <w:p>
@@ -7441,7 +6710,7 @@
         </w:rPr>
         <w:t xml:space="preserve">“Data-driven prediction of soccer outcomes using enhanced machine and deep learning techniques – Springer Nature”, </w:t>
       </w:r>
-      <w:hyperlink r:id="rId14" w:history="1">
+      <w:hyperlink r:id="rId15" w:history="1">
         <w:r>
           <w:rPr>
             <w:rStyle w:val="Hipervnculo"/>
@@ -7458,43 +6727,7 @@
           <w:szCs w:val="22"/>
           <w:lang w:val="en-US"/>
         </w:rPr>
-        <w:t xml:space="preserve"> , (</w:t>
-      </w:r>
-      <w:proofErr w:type="spellStart"/>
-      <w:r>
-        <w:rPr>
-          <w:rFonts w:cstheme="minorHAnsi"/>
-          <w:szCs w:val="22"/>
-          <w:lang w:val="en-US"/>
-        </w:rPr>
-        <w:t>consultado</w:t>
-      </w:r>
-      <w:proofErr w:type="spellEnd"/>
-      <w:r>
-        <w:rPr>
-          <w:rFonts w:cstheme="minorHAnsi"/>
-          <w:szCs w:val="22"/>
-          <w:lang w:val="en-US"/>
-        </w:rPr>
-        <w:t xml:space="preserve"> </w:t>
-      </w:r>
-      <w:proofErr w:type="spellStart"/>
-      <w:r>
-        <w:rPr>
-          <w:rFonts w:cstheme="minorHAnsi"/>
-          <w:szCs w:val="22"/>
-          <w:lang w:val="en-US"/>
-        </w:rPr>
-        <w:t>el</w:t>
-      </w:r>
-      <w:proofErr w:type="spellEnd"/>
-      <w:r>
-        <w:rPr>
-          <w:rFonts w:cstheme="minorHAnsi"/>
-          <w:szCs w:val="22"/>
-          <w:lang w:val="en-US"/>
-        </w:rPr>
-        <w:t xml:space="preserve"> 24/03/2026).</w:t>
+        <w:t xml:space="preserve"> , (consultado el 24/03/2026).</w:t>
       </w:r>
     </w:p>
     <w:p>
@@ -7520,7 +6753,7 @@
         </w:rPr>
         <w:t xml:space="preserve">“Machine Learning Applied to Professional Football: Performance Improvement and Results Prediction – MDPI”, </w:t>
       </w:r>
-      <w:hyperlink r:id="rId15" w:history="1">
+      <w:hyperlink r:id="rId16" w:history="1">
         <w:r>
           <w:rPr>
             <w:rStyle w:val="Hipervnculo"/>
@@ -7537,43 +6770,7 @@
           <w:szCs w:val="22"/>
           <w:lang w:val="en-US"/>
         </w:rPr>
-        <w:t>, (</w:t>
-      </w:r>
-      <w:proofErr w:type="spellStart"/>
-      <w:r>
-        <w:rPr>
-          <w:rFonts w:cstheme="minorHAnsi"/>
-          <w:szCs w:val="22"/>
-          <w:lang w:val="en-US"/>
-        </w:rPr>
-        <w:t>consultado</w:t>
-      </w:r>
-      <w:proofErr w:type="spellEnd"/>
-      <w:r>
-        <w:rPr>
-          <w:rFonts w:cstheme="minorHAnsi"/>
-          <w:szCs w:val="22"/>
-          <w:lang w:val="en-US"/>
-        </w:rPr>
-        <w:t xml:space="preserve"> </w:t>
-      </w:r>
-      <w:proofErr w:type="spellStart"/>
-      <w:r>
-        <w:rPr>
-          <w:rFonts w:cstheme="minorHAnsi"/>
-          <w:szCs w:val="22"/>
-          <w:lang w:val="en-US"/>
-        </w:rPr>
-        <w:t>el</w:t>
-      </w:r>
-      <w:proofErr w:type="spellEnd"/>
-      <w:r>
-        <w:rPr>
-          <w:rFonts w:cstheme="minorHAnsi"/>
-          <w:szCs w:val="22"/>
-          <w:lang w:val="en-US"/>
-        </w:rPr>
-        <w:t xml:space="preserve"> 25/03/2026).</w:t>
+        <w:t>, (consultado el 25/03/2026).</w:t>
       </w:r>
     </w:p>
     <w:p>
@@ -7599,7 +6796,7 @@
         </w:rPr>
         <w:t xml:space="preserve">“Data-driven prediction of soccer outcomes using enhanced machine and deep learning techniques – Springer Nature”, </w:t>
       </w:r>
-      <w:hyperlink r:id="rId16" w:history="1">
+      <w:hyperlink r:id="rId17" w:history="1">
         <w:r>
           <w:rPr>
             <w:rStyle w:val="Hipervnculo"/>
@@ -7616,43 +6813,7 @@
           <w:szCs w:val="22"/>
           <w:lang w:val="en-US"/>
         </w:rPr>
-        <w:t>, (</w:t>
-      </w:r>
-      <w:proofErr w:type="spellStart"/>
-      <w:r>
-        <w:rPr>
-          <w:rFonts w:cstheme="minorHAnsi"/>
-          <w:szCs w:val="22"/>
-          <w:lang w:val="en-US"/>
-        </w:rPr>
-        <w:t>consultado</w:t>
-      </w:r>
-      <w:proofErr w:type="spellEnd"/>
-      <w:r>
-        <w:rPr>
-          <w:rFonts w:cstheme="minorHAnsi"/>
-          <w:szCs w:val="22"/>
-          <w:lang w:val="en-US"/>
-        </w:rPr>
-        <w:t xml:space="preserve"> </w:t>
-      </w:r>
-      <w:proofErr w:type="spellStart"/>
-      <w:r>
-        <w:rPr>
-          <w:rFonts w:cstheme="minorHAnsi"/>
-          <w:szCs w:val="22"/>
-          <w:lang w:val="en-US"/>
-        </w:rPr>
-        <w:t>el</w:t>
-      </w:r>
-      <w:proofErr w:type="spellEnd"/>
-      <w:r>
-        <w:rPr>
-          <w:rFonts w:cstheme="minorHAnsi"/>
-          <w:szCs w:val="22"/>
-          <w:lang w:val="en-US"/>
-        </w:rPr>
-        <w:t xml:space="preserve"> 25/03/2026).</w:t>
+        <w:t>, (consultado el 25/03/2026).</w:t>
       </w:r>
     </w:p>
     <w:p>
@@ -7674,39 +6835,16 @@
           <w:rFonts w:cstheme="minorHAnsi"/>
           <w:szCs w:val="22"/>
         </w:rPr>
-        <w:t>“</w:t>
-      </w:r>
-      <w:r>
-        <w:rPr>
-          <w:rFonts w:cstheme="minorHAnsi"/>
-          <w:szCs w:val="22"/>
-        </w:rPr>
-        <w:t xml:space="preserve">Manifiesto </w:t>
-      </w:r>
-      <w:proofErr w:type="gramStart"/>
-      <w:r>
-        <w:rPr>
-          <w:rFonts w:cstheme="minorHAnsi"/>
-          <w:szCs w:val="22"/>
-        </w:rPr>
-        <w:t>Ágil</w:t>
-      </w:r>
-      <w:r>
-        <w:rPr>
-          <w:rFonts w:cstheme="minorHAnsi"/>
-          <w:szCs w:val="22"/>
-        </w:rPr>
-        <w:t>“</w:t>
-      </w:r>
-      <w:proofErr w:type="gramEnd"/>
-      <w:r>
-        <w:rPr>
-          <w:rFonts w:cstheme="minorHAnsi"/>
-          <w:szCs w:val="22"/>
-        </w:rPr>
-        <w:t xml:space="preserve">, </w:t>
-      </w:r>
-      <w:hyperlink r:id="rId17" w:history="1">
+        <w:t>“Manifiesto Ágil</w:t>
+      </w:r>
+      <w:r>
+        <w:rPr>
+          <w:rFonts w:cstheme="minorHAnsi"/>
+          <w:szCs w:val="22"/>
+        </w:rPr>
+        <w:t xml:space="preserve">“, </w:t>
+      </w:r>
+      <w:hyperlink r:id="rId18" w:history="1">
         <w:r>
           <w:rPr>
             <w:rStyle w:val="Hipervnculo"/>
@@ -7792,155 +6930,7 @@
           <w:rFonts w:cstheme="minorHAnsi"/>
           <w:szCs w:val="22"/>
         </w:rPr>
-        <w:t>“</w:t>
-      </w:r>
-      <w:r>
-        <w:rPr>
-          <w:rFonts w:cstheme="minorHAnsi"/>
-          <w:szCs w:val="22"/>
-        </w:rPr>
-        <w:t xml:space="preserve">Scrum </w:t>
-      </w:r>
-      <w:proofErr w:type="gramStart"/>
-      <w:r>
-        <w:rPr>
-          <w:rFonts w:cstheme="minorHAnsi"/>
-          <w:szCs w:val="22"/>
-        </w:rPr>
-        <w:t>Master</w:t>
-      </w:r>
-      <w:proofErr w:type="gramEnd"/>
-      <w:r>
-        <w:rPr>
-          <w:rFonts w:cstheme="minorHAnsi"/>
-          <w:szCs w:val="22"/>
-        </w:rPr>
-        <w:t xml:space="preserve">”, </w:t>
-      </w:r>
-      <w:hyperlink r:id="rId18" w:history="1">
-        <w:r>
-          <w:rPr>
-            <w:rStyle w:val="Hipervnculo"/>
-            <w:rFonts w:cstheme="minorHAnsi"/>
-            <w:szCs w:val="22"/>
-          </w:rPr>
-          <w:t>https://www.scrum.org/resources/what</w:t>
-        </w:r>
-        <w:r>
-          <w:rPr>
-            <w:rStyle w:val="Hipervnculo"/>
-            <w:rFonts w:cstheme="minorHAnsi"/>
-            <w:szCs w:val="22"/>
-          </w:rPr>
-          <w:t>-</w:t>
-        </w:r>
-        <w:r>
-          <w:rPr>
-            <w:rStyle w:val="Hipervnculo"/>
-            <w:rFonts w:cstheme="minorHAnsi"/>
-            <w:szCs w:val="22"/>
-          </w:rPr>
-          <w:t>is-</w:t>
-        </w:r>
-        <w:r>
-          <w:rPr>
-            <w:rStyle w:val="Hipervnculo"/>
-            <w:rFonts w:cstheme="minorHAnsi"/>
-            <w:szCs w:val="22"/>
-          </w:rPr>
-          <w:t>a</w:t>
-        </w:r>
-        <w:r>
-          <w:rPr>
-            <w:rStyle w:val="Hipervnculo"/>
-            <w:rFonts w:cstheme="minorHAnsi"/>
-            <w:szCs w:val="22"/>
-          </w:rPr>
-          <w:t>-scrum-</w:t>
-        </w:r>
-        <w:r>
-          <w:rPr>
-            <w:rStyle w:val="Hipervnculo"/>
-            <w:rFonts w:cstheme="minorHAnsi"/>
-            <w:szCs w:val="22"/>
-          </w:rPr>
-          <w:t>master</w:t>
-        </w:r>
-      </w:hyperlink>
-      <w:r>
-        <w:rPr>
-          <w:rFonts w:cstheme="minorHAnsi"/>
-          <w:szCs w:val="22"/>
-        </w:rPr>
-        <w:t xml:space="preserve"> </w:t>
-      </w:r>
-      <w:r>
-        <w:rPr>
-          <w:rFonts w:cstheme="minorHAnsi"/>
-          <w:szCs w:val="22"/>
-        </w:rPr>
-        <w:t>,</w:t>
-      </w:r>
-      <w:r>
-        <w:rPr>
-          <w:rFonts w:cstheme="minorHAnsi"/>
-          <w:szCs w:val="22"/>
-        </w:rPr>
-        <w:t xml:space="preserve"> (consultado el 26/03/2026)</w:t>
-      </w:r>
-    </w:p>
-    <w:p>
-      <w:pPr>
-        <w:pStyle w:val="Prrafodelista"/>
-        <w:numPr>
-          <w:ilvl w:val="0"/>
-          <w:numId w:val="2"/>
-        </w:numPr>
-        <w:spacing w:after="0" w:line="300" w:lineRule="atLeast"/>
-        <w:jc w:val="left"/>
-        <w:rPr>
-          <w:rFonts w:cstheme="minorHAnsi"/>
-          <w:szCs w:val="22"/>
-        </w:rPr>
-      </w:pPr>
-      <w:r>
-        <w:rPr>
-          <w:rFonts w:cstheme="minorHAnsi"/>
-          <w:szCs w:val="22"/>
-        </w:rPr>
-        <w:t>“</w:t>
-      </w:r>
-      <w:proofErr w:type="spellStart"/>
-      <w:r>
-        <w:rPr>
-          <w:rFonts w:cstheme="minorHAnsi"/>
-          <w:szCs w:val="22"/>
-        </w:rPr>
-        <w:t>Product</w:t>
-      </w:r>
-      <w:proofErr w:type="spellEnd"/>
-      <w:r>
-        <w:rPr>
-          <w:rFonts w:cstheme="minorHAnsi"/>
-          <w:szCs w:val="22"/>
-        </w:rPr>
-        <w:t xml:space="preserve"> </w:t>
-      </w:r>
-      <w:proofErr w:type="spellStart"/>
-      <w:r>
-        <w:rPr>
-          <w:rFonts w:cstheme="minorHAnsi"/>
-          <w:szCs w:val="22"/>
-        </w:rPr>
-        <w:t>Owner</w:t>
-      </w:r>
-      <w:proofErr w:type="spellEnd"/>
-      <w:r>
-        <w:rPr>
-          <w:rFonts w:cstheme="minorHAnsi"/>
-          <w:szCs w:val="22"/>
-        </w:rPr>
-        <w:t xml:space="preserve">”, </w:t>
+        <w:t xml:space="preserve">“Scrum Master”, </w:t>
       </w:r>
       <w:hyperlink r:id="rId19" w:history="1">
         <w:r>
@@ -7949,39 +6939,7 @@
             <w:rFonts w:cstheme="minorHAnsi"/>
             <w:szCs w:val="22"/>
           </w:rPr>
-          <w:t>https://www.scrum.org/res</w:t>
-        </w:r>
-        <w:r>
-          <w:rPr>
-            <w:rStyle w:val="Hipervnculo"/>
-            <w:rFonts w:cstheme="minorHAnsi"/>
-            <w:szCs w:val="22"/>
-          </w:rPr>
-          <w:t>o</w:t>
-        </w:r>
-        <w:r>
-          <w:rPr>
-            <w:rStyle w:val="Hipervnculo"/>
-            <w:rFonts w:cstheme="minorHAnsi"/>
-            <w:szCs w:val="22"/>
-          </w:rPr>
-          <w:t>urces/what</w:t>
-        </w:r>
-        <w:r>
-          <w:rPr>
-            <w:rStyle w:val="Hipervnculo"/>
-            <w:rFonts w:cstheme="minorHAnsi"/>
-            <w:szCs w:val="22"/>
-          </w:rPr>
-          <w:t>-</w:t>
-        </w:r>
-        <w:r>
-          <w:rPr>
-            <w:rStyle w:val="Hipervnculo"/>
-            <w:rFonts w:cstheme="minorHAnsi"/>
-            <w:szCs w:val="22"/>
-          </w:rPr>
-          <w:t>is-a-product-owner</w:t>
+          <w:t>https://www.scrum.org/resources/what-is-a-scrum-master</w:t>
         </w:r>
       </w:hyperlink>
       <w:r>
@@ -8018,21 +6976,7 @@
           <w:rFonts w:cstheme="minorHAnsi"/>
           <w:szCs w:val="22"/>
         </w:rPr>
-        <w:t>“T</w:t>
-      </w:r>
-      <w:r>
-        <w:rPr>
-          <w:rFonts w:cstheme="minorHAnsi"/>
-          <w:szCs w:val="22"/>
-        </w:rPr>
-        <w:t>rello</w:t>
-      </w:r>
-      <w:r>
-        <w:rPr>
-          <w:rFonts w:cstheme="minorHAnsi"/>
-          <w:szCs w:val="22"/>
-        </w:rPr>
-        <w:t xml:space="preserve">”, </w:t>
+        <w:t xml:space="preserve">“Product Owner”, </w:t>
       </w:r>
       <w:hyperlink r:id="rId20" w:history="1">
         <w:r>
@@ -8041,23 +6985,7 @@
             <w:rFonts w:cstheme="minorHAnsi"/>
             <w:szCs w:val="22"/>
           </w:rPr>
-          <w:t>https://</w:t>
-        </w:r>
-        <w:r>
-          <w:rPr>
-            <w:rStyle w:val="Hipervnculo"/>
-            <w:rFonts w:cstheme="minorHAnsi"/>
-            <w:szCs w:val="22"/>
-          </w:rPr>
-          <w:t>t</w:t>
-        </w:r>
-        <w:r>
-          <w:rPr>
-            <w:rStyle w:val="Hipervnculo"/>
-            <w:rFonts w:cstheme="minorHAnsi"/>
-            <w:szCs w:val="22"/>
-          </w:rPr>
-          <w:t>rello.com</w:t>
+          <w:t>https://www.scrum.org/resources/what-is-a-product-owner</w:t>
         </w:r>
       </w:hyperlink>
       <w:r>
@@ -8094,17 +7022,15 @@
           <w:rFonts w:cstheme="minorHAnsi"/>
           <w:szCs w:val="22"/>
         </w:rPr>
-        <w:t>“</w:t>
-      </w:r>
-      <w:proofErr w:type="spellStart"/>
-      <w:r>
-        <w:rPr>
-          <w:rFonts w:cstheme="minorHAnsi"/>
-          <w:szCs w:val="22"/>
-        </w:rPr>
-        <w:t>Notion</w:t>
-      </w:r>
-      <w:proofErr w:type="spellEnd"/>
+        <w:t>“T</w:t>
+      </w:r>
+      <w:r>
+        <w:rPr>
+          <w:rFonts w:cstheme="minorHAnsi"/>
+          <w:szCs w:val="22"/>
+        </w:rPr>
+        <w:t>rello</w:t>
+      </w:r>
       <w:r>
         <w:rPr>
           <w:rFonts w:cstheme="minorHAnsi"/>
@@ -8119,23 +7045,7 @@
             <w:rFonts w:cstheme="minorHAnsi"/>
             <w:szCs w:val="22"/>
           </w:rPr>
-          <w:t>https://www.no</w:t>
-        </w:r>
-        <w:r>
-          <w:rPr>
-            <w:rStyle w:val="Hipervnculo"/>
-            <w:rFonts w:cstheme="minorHAnsi"/>
-            <w:szCs w:val="22"/>
-          </w:rPr>
-          <w:t>t</w:t>
-        </w:r>
-        <w:r>
-          <w:rPr>
-            <w:rStyle w:val="Hipervnculo"/>
-            <w:rFonts w:cstheme="minorHAnsi"/>
-            <w:szCs w:val="22"/>
-          </w:rPr>
-          <w:t>ion.so/</w:t>
+          <w:t>https://trello.com</w:t>
         </w:r>
       </w:hyperlink>
       <w:r>
@@ -8179,7 +7089,7 @@
           <w:rFonts w:cstheme="minorHAnsi"/>
           <w:szCs w:val="22"/>
         </w:rPr>
-        <w:t>Jira Software</w:t>
+        <w:t>Notion</w:t>
       </w:r>
       <w:r>
         <w:rPr>
@@ -8195,23 +7105,67 @@
             <w:rFonts w:cstheme="minorHAnsi"/>
             <w:szCs w:val="22"/>
           </w:rPr>
-          <w:t>https://www.atlassian.com/sof</w:t>
+          <w:t>https://www.notion.so/</w:t>
         </w:r>
+      </w:hyperlink>
+      <w:r>
+        <w:rPr>
+          <w:rFonts w:cstheme="minorHAnsi"/>
+          <w:szCs w:val="22"/>
+        </w:rPr>
+        <w:t xml:space="preserve"> </w:t>
+      </w:r>
+      <w:r>
+        <w:rPr>
+          <w:rFonts w:cstheme="minorHAnsi"/>
+          <w:szCs w:val="22"/>
+        </w:rPr>
+        <w:t>, (consultado el 26/03/2026)</w:t>
+      </w:r>
+    </w:p>
+    <w:p>
+      <w:pPr>
+        <w:pStyle w:val="Prrafodelista"/>
+        <w:numPr>
+          <w:ilvl w:val="0"/>
+          <w:numId w:val="2"/>
+        </w:numPr>
+        <w:spacing w:after="0" w:line="300" w:lineRule="atLeast"/>
+        <w:jc w:val="left"/>
+        <w:rPr>
+          <w:rFonts w:cstheme="minorHAnsi"/>
+          <w:szCs w:val="22"/>
+        </w:rPr>
+      </w:pPr>
+      <w:r>
+        <w:rPr>
+          <w:rFonts w:cstheme="minorHAnsi"/>
+          <w:szCs w:val="22"/>
+        </w:rPr>
+        <w:t>“</w:t>
+      </w:r>
+      <w:r>
+        <w:rPr>
+          <w:rFonts w:cstheme="minorHAnsi"/>
+          <w:szCs w:val="22"/>
+        </w:rPr>
+        <w:t>Jira Software</w:t>
+      </w:r>
+      <w:r>
+        <w:rPr>
+          <w:rFonts w:cstheme="minorHAnsi"/>
+          <w:szCs w:val="22"/>
+        </w:rPr>
+        <w:t xml:space="preserve">”, </w:t>
+      </w:r>
+      <w:hyperlink r:id="rId23" w:history="1">
         <w:r>
           <w:rPr>
             <w:rStyle w:val="Hipervnculo"/>
             <w:rFonts w:cstheme="minorHAnsi"/>
             <w:szCs w:val="22"/>
           </w:rPr>
-          <w:t>t</w:t>
-        </w:r>
-        <w:r>
-          <w:rPr>
-            <w:rStyle w:val="Hipervnculo"/>
-            <w:rFonts w:cstheme="minorHAnsi"/>
-            <w:szCs w:val="22"/>
-          </w:rPr>
-          <w:t>ware/jira</w:t>
+          <w:t>https://www.atlassian.com/software/jira</w:t>
         </w:r>
       </w:hyperlink>
       <w:r>
@@ -8248,24 +7202,15 @@
           <w:rFonts w:cstheme="minorHAnsi"/>
           <w:szCs w:val="22"/>
         </w:rPr>
-        <w:t>“</w:t>
-      </w:r>
-      <w:r>
-        <w:rPr>
-          <w:rFonts w:cstheme="minorHAnsi"/>
-          <w:szCs w:val="22"/>
-        </w:rPr>
-        <w:t xml:space="preserve">Git - </w:t>
-      </w:r>
-      <w:proofErr w:type="spellStart"/>
-      <w:r>
-        <w:rPr>
-          <w:rFonts w:cstheme="minorHAnsi"/>
-          <w:szCs w:val="22"/>
-        </w:rPr>
-        <w:t>About</w:t>
-      </w:r>
-      <w:proofErr w:type="spellEnd"/>
+        <w:t>“Git - About Version Control</w:t>
+      </w:r>
+      <w:r>
+        <w:rPr>
+          <w:rFonts w:cstheme="minorHAnsi"/>
+          <w:szCs w:val="22"/>
+        </w:rPr>
+        <w:t>2”,</w:t>
+      </w:r>
       <w:r>
         <w:rPr>
           <w:rFonts w:cstheme="minorHAnsi"/>
@@ -8273,37 +7218,7 @@
         </w:rPr>
         <w:t xml:space="preserve"> </w:t>
       </w:r>
-      <w:proofErr w:type="spellStart"/>
-      <w:r>
-        <w:rPr>
-          <w:rFonts w:cstheme="minorHAnsi"/>
-          <w:szCs w:val="22"/>
-        </w:rPr>
-        <w:t>Version</w:t>
-      </w:r>
-      <w:proofErr w:type="spellEnd"/>
-      <w:r>
-        <w:rPr>
-          <w:rFonts w:cstheme="minorHAnsi"/>
-          <w:szCs w:val="22"/>
-        </w:rPr>
-        <w:t xml:space="preserve"> Control</w:t>
-      </w:r>
-      <w:r>
-        <w:rPr>
-          <w:rFonts w:cstheme="minorHAnsi"/>
-          <w:szCs w:val="22"/>
-        </w:rPr>
-        <w:t>2”,</w:t>
-      </w:r>
-      <w:r>
-        <w:rPr>
-          <w:rFonts w:cstheme="minorHAnsi"/>
-          <w:szCs w:val="22"/>
-        </w:rPr>
-        <w:t xml:space="preserve"> </w:t>
-      </w:r>
-      <w:hyperlink r:id="rId23" w:history="1">
+      <w:hyperlink r:id="rId24" w:history="1">
         <w:r>
           <w:rPr>
             <w:rStyle w:val="Hipervnculo"/>
@@ -8349,205 +7264,7 @@
           <w:szCs w:val="22"/>
           <w:lang w:val="en-US"/>
         </w:rPr>
-        <w:t>“GitHub Docs – Get started with GitHub”</w:t>
-      </w:r>
-      <w:r>
-        <w:rPr>
-          <w:rFonts w:cstheme="minorHAnsi"/>
-          <w:szCs w:val="22"/>
-          <w:lang w:val="en-US"/>
-        </w:rPr>
-        <w:t xml:space="preserve">, </w:t>
-      </w:r>
-      <w:hyperlink r:id="rId24" w:history="1">
-        <w:r>
-          <w:rPr>
-            <w:rStyle w:val="Hipervnculo"/>
-            <w:rFonts w:cstheme="minorHAnsi"/>
-            <w:szCs w:val="22"/>
-            <w:lang w:val="en-US"/>
-          </w:rPr>
-          <w:t>https://</w:t>
-        </w:r>
-        <w:r>
-          <w:rPr>
-            <w:rStyle w:val="Hipervnculo"/>
-            <w:rFonts w:cstheme="minorHAnsi"/>
-            <w:szCs w:val="22"/>
-            <w:lang w:val="en-US"/>
-          </w:rPr>
-          <w:t>d</w:t>
-        </w:r>
-        <w:r>
-          <w:rPr>
-            <w:rStyle w:val="Hipervnculo"/>
-            <w:rFonts w:cstheme="minorHAnsi"/>
-            <w:szCs w:val="22"/>
-            <w:lang w:val="en-US"/>
-          </w:rPr>
-          <w:t>ocs</w:t>
-        </w:r>
-        <w:r>
-          <w:rPr>
-            <w:rStyle w:val="Hipervnculo"/>
-            <w:rFonts w:cstheme="minorHAnsi"/>
-            <w:szCs w:val="22"/>
-            <w:lang w:val="en-US"/>
-          </w:rPr>
-          <w:t>.</w:t>
-        </w:r>
-        <w:r>
-          <w:rPr>
-            <w:rStyle w:val="Hipervnculo"/>
-            <w:rFonts w:cstheme="minorHAnsi"/>
-            <w:szCs w:val="22"/>
-            <w:lang w:val="en-US"/>
-          </w:rPr>
-          <w:t>github.com/en/get-started</w:t>
-        </w:r>
-      </w:hyperlink>
-      <w:r>
-        <w:rPr>
-          <w:rFonts w:cstheme="minorHAnsi"/>
-          <w:szCs w:val="22"/>
-          <w:lang w:val="en-US"/>
-        </w:rPr>
-        <w:t xml:space="preserve"> </w:t>
-      </w:r>
-      <w:r>
-        <w:rPr>
-          <w:rFonts w:cstheme="minorHAnsi"/>
-          <w:szCs w:val="22"/>
-          <w:lang w:val="en-US"/>
-        </w:rPr>
-        <w:t>,</w:t>
-      </w:r>
-      <w:r>
-        <w:rPr>
-          <w:rFonts w:cstheme="minorHAnsi"/>
-          <w:szCs w:val="22"/>
-          <w:lang w:val="en-US"/>
-        </w:rPr>
-        <w:br/>
-        <w:t>(</w:t>
-      </w:r>
-      <w:proofErr w:type="spellStart"/>
-      <w:r>
-        <w:rPr>
-          <w:rFonts w:cstheme="minorHAnsi"/>
-          <w:szCs w:val="22"/>
-          <w:lang w:val="en-US"/>
-        </w:rPr>
-        <w:t>consultado</w:t>
-      </w:r>
-      <w:proofErr w:type="spellEnd"/>
-      <w:r>
-        <w:rPr>
-          <w:rFonts w:cstheme="minorHAnsi"/>
-          <w:szCs w:val="22"/>
-          <w:lang w:val="en-US"/>
-        </w:rPr>
-        <w:t xml:space="preserve"> </w:t>
-      </w:r>
-      <w:proofErr w:type="spellStart"/>
-      <w:r>
-        <w:rPr>
-          <w:rFonts w:cstheme="minorHAnsi"/>
-          <w:szCs w:val="22"/>
-          <w:lang w:val="en-US"/>
-        </w:rPr>
-        <w:t>el</w:t>
-      </w:r>
-      <w:proofErr w:type="spellEnd"/>
-      <w:r>
-        <w:rPr>
-          <w:rFonts w:cstheme="minorHAnsi"/>
-          <w:szCs w:val="22"/>
-          <w:lang w:val="en-US"/>
-        </w:rPr>
-        <w:t xml:space="preserve"> 2</w:t>
-      </w:r>
-      <w:r>
-        <w:rPr>
-          <w:rFonts w:cstheme="minorHAnsi"/>
-          <w:szCs w:val="22"/>
-          <w:lang w:val="en-US"/>
-        </w:rPr>
-        <w:t>6</w:t>
-      </w:r>
-      <w:r>
-        <w:rPr>
-          <w:rFonts w:cstheme="minorHAnsi"/>
-          <w:szCs w:val="22"/>
-          <w:lang w:val="en-US"/>
-        </w:rPr>
-        <w:t>/03/2026).</w:t>
-      </w:r>
-    </w:p>
-    <w:p>
-      <w:pPr>
-        <w:pStyle w:val="Prrafodelista"/>
-        <w:numPr>
-          <w:ilvl w:val="0"/>
-          <w:numId w:val="2"/>
-        </w:numPr>
-        <w:spacing w:after="0" w:line="300" w:lineRule="atLeast"/>
-        <w:jc w:val="left"/>
-        <w:rPr>
-          <w:rFonts w:cstheme="minorHAnsi"/>
-          <w:szCs w:val="22"/>
-          <w:lang w:val="en-US"/>
-        </w:rPr>
-      </w:pPr>
-      <w:r>
-        <w:rPr>
-          <w:rFonts w:cstheme="minorHAnsi"/>
-          <w:szCs w:val="22"/>
-          <w:lang w:val="en-US"/>
-        </w:rPr>
-        <w:t>“</w:t>
-      </w:r>
-      <w:r>
-        <w:rPr>
-          <w:rFonts w:cstheme="minorHAnsi"/>
-          <w:szCs w:val="22"/>
-          <w:lang w:val="en-US"/>
-        </w:rPr>
-        <w:t>Git</w:t>
-      </w:r>
-      <w:r>
-        <w:rPr>
-          <w:rFonts w:cstheme="minorHAnsi"/>
-          <w:szCs w:val="22"/>
-          <w:lang w:val="en-US"/>
-        </w:rPr>
-        <w:t>-flow ch</w:t>
-      </w:r>
-      <w:proofErr w:type="spellStart"/>
-      <w:r>
-        <w:rPr>
-          <w:rFonts w:cstheme="minorHAnsi"/>
-          <w:szCs w:val="22"/>
-          <w:lang w:val="en-US"/>
-        </w:rPr>
-        <w:t>eatsheet</w:t>
-      </w:r>
-      <w:proofErr w:type="spellEnd"/>
-      <w:r>
-        <w:rPr>
-          <w:rFonts w:cstheme="minorHAnsi"/>
-          <w:szCs w:val="22"/>
-          <w:lang w:val="en-US"/>
-        </w:rPr>
-        <w:t xml:space="preserve"> – Daniel Kummer”,</w:t>
-      </w:r>
-      <w:r>
-        <w:rPr>
-          <w:rFonts w:cstheme="minorHAnsi"/>
-          <w:szCs w:val="22"/>
-          <w:lang w:val="en-US"/>
-        </w:rPr>
-        <w:t xml:space="preserve"> </w:t>
+        <w:t xml:space="preserve">“GitHub Docs – Get started with GitHub”, </w:t>
       </w:r>
       <w:hyperlink r:id="rId25" w:history="1">
         <w:r>
@@ -8557,8 +7274,51 @@
             <w:szCs w:val="22"/>
             <w:lang w:val="en-US"/>
           </w:rPr>
-          <w:t>https://da</w:t>
+          <w:t>https://docs.github.com/en/get-started</w:t>
         </w:r>
+      </w:hyperlink>
+      <w:r>
+        <w:rPr>
+          <w:rFonts w:cstheme="minorHAnsi"/>
+          <w:szCs w:val="22"/>
+          <w:lang w:val="en-US"/>
+        </w:rPr>
+        <w:t xml:space="preserve"> ,</w:t>
+      </w:r>
+      <w:r>
+        <w:rPr>
+          <w:rFonts w:cstheme="minorHAnsi"/>
+          <w:szCs w:val="22"/>
+          <w:lang w:val="en-US"/>
+        </w:rPr>
+        <w:br/>
+        <w:t>(consultado el 26/03/2026).</w:t>
+      </w:r>
+    </w:p>
+    <w:p>
+      <w:pPr>
+        <w:pStyle w:val="Prrafodelista"/>
+        <w:numPr>
+          <w:ilvl w:val="0"/>
+          <w:numId w:val="2"/>
+        </w:numPr>
+        <w:spacing w:after="0" w:line="300" w:lineRule="atLeast"/>
+        <w:jc w:val="left"/>
+        <w:rPr>
+          <w:rFonts w:cstheme="minorHAnsi"/>
+          <w:szCs w:val="22"/>
+          <w:lang w:val="en-US"/>
+        </w:rPr>
+      </w:pPr>
+      <w:r>
+        <w:rPr>
+          <w:rFonts w:cstheme="minorHAnsi"/>
+          <w:szCs w:val="22"/>
+          <w:lang w:val="en-US"/>
+        </w:rPr>
+        <w:t xml:space="preserve">“Git-flow cheatsheet – Daniel Kummer”, </w:t>
+      </w:r>
+      <w:hyperlink r:id="rId26" w:history="1">
         <w:r>
           <w:rPr>
             <w:rStyle w:val="Hipervnculo"/>
@@ -8566,16 +7326,7 @@
             <w:szCs w:val="22"/>
             <w:lang w:val="en-US"/>
           </w:rPr>
-          <w:t>n</w:t>
-        </w:r>
-        <w:r>
-          <w:rPr>
-            <w:rStyle w:val="Hipervnculo"/>
-            <w:rFonts w:cstheme="minorHAnsi"/>
-            <w:szCs w:val="22"/>
-            <w:lang w:val="en-US"/>
-          </w:rPr>
-          <w:t>ielkummer.github.io/git-flow-cheatsheet/</w:t>
+          <w:t>https://danielkummer.github.io/git-flow-cheatsheet/</w:t>
         </w:r>
       </w:hyperlink>
       <w:r>
@@ -8584,59 +7335,7 @@
           <w:szCs w:val="22"/>
           <w:lang w:val="en-US"/>
         </w:rPr>
-        <w:t>,</w:t>
-      </w:r>
-      <w:r>
-        <w:rPr>
-          <w:rFonts w:cstheme="minorHAnsi"/>
-          <w:szCs w:val="22"/>
-          <w:lang w:val="en-US"/>
-        </w:rPr>
-        <w:t xml:space="preserve"> </w:t>
-      </w:r>
-      <w:r>
-        <w:rPr>
-          <w:rFonts w:cstheme="minorHAnsi"/>
-          <w:szCs w:val="22"/>
-          <w:lang w:val="en-US"/>
-        </w:rPr>
-        <w:t>(</w:t>
-      </w:r>
-      <w:proofErr w:type="spellStart"/>
-      <w:r>
-        <w:rPr>
-          <w:rFonts w:cstheme="minorHAnsi"/>
-          <w:szCs w:val="22"/>
-          <w:lang w:val="en-US"/>
-        </w:rPr>
-        <w:t>consultado</w:t>
-      </w:r>
-      <w:proofErr w:type="spellEnd"/>
-      <w:r>
-        <w:rPr>
-          <w:rFonts w:cstheme="minorHAnsi"/>
-          <w:szCs w:val="22"/>
-          <w:lang w:val="en-US"/>
-        </w:rPr>
-        <w:t xml:space="preserve"> </w:t>
-      </w:r>
-      <w:proofErr w:type="spellStart"/>
-      <w:r>
-        <w:rPr>
-          <w:rFonts w:cstheme="minorHAnsi"/>
-          <w:szCs w:val="22"/>
-          <w:lang w:val="en-US"/>
-        </w:rPr>
-        <w:t>el</w:t>
-      </w:r>
-      <w:proofErr w:type="spellEnd"/>
-      <w:r>
-        <w:rPr>
-          <w:rFonts w:cstheme="minorHAnsi"/>
-          <w:szCs w:val="22"/>
-          <w:lang w:val="en-US"/>
-        </w:rPr>
-        <w:t xml:space="preserve"> 24/03/2026).</w:t>
+        <w:t>, (consultado el 24/03/2026).</w:t>
       </w:r>
     </w:p>
     <w:p>
@@ -8680,7 +7379,7 @@
     </w:p>
     <w:p/>
     <w:sectPr>
-      <w:footerReference w:type="default" r:id="rId26"/>
+      <w:footerReference w:type="default" r:id="rId27"/>
       <w:pgSz w:w="11907" w:h="16840" w:code="9"/>
       <w:pgMar w:top="1985" w:right="1418" w:bottom="1418" w:left="1418" w:header="567" w:footer="283" w:gutter="0"/>
       <w:pgNumType w:start="1"/>
@@ -11726,6 +10425,7 @@
   <w:style w:type="character" w:default="1" w:styleId="Fuentedeprrafopredeter">
     <w:name w:val="Default Paragraph Font"/>
     <w:uiPriority w:val="1"/>
+    <w:semiHidden/>
     <w:unhideWhenUsed/>
   </w:style>
   <w:style w:type="table" w:default="1" w:styleId="Tablanormal">

--- a/MEMORIA/ejemplo_memoria_PFM.docx
+++ b/MEMORIA/ejemplo_memoria_PFM.docx
@@ -23,7 +23,23 @@
     </w:p>
     <w:p>
       <w:r>
-        <w:t xml:space="preserve">El proyecto tiene como objetivo desarrollar un sistema capaz de predecir los resultados de los partidos de LaLiga mediante el uso de técnicas de Machine Learning aplicadas a datos históricos del fútbol profesional. Para ello, se recopilarán, limpiarán y estructurarán datos de múltiples temporadas que incluyan resultados, estadísticas de equipos, métricas avanzadas y variables contextuales relevantes. A partir de este conjunto de datos, se entrenarán diferentes modelos predictivos y se comparará su rendimiento con el fin de identificar el enfoque más adecuado. </w:t>
+        <w:t xml:space="preserve">El proyecto tiene como objetivo desarrollar un sistema capaz de predecir los resultados de los partidos de </w:t>
+      </w:r>
+      <w:proofErr w:type="spellStart"/>
+      <w:r>
+        <w:t>LaLiga</w:t>
+      </w:r>
+      <w:proofErr w:type="spellEnd"/>
+      <w:r>
+        <w:t xml:space="preserve"> mediante el uso de técnicas de Machine </w:t>
+      </w:r>
+      <w:proofErr w:type="spellStart"/>
+      <w:r>
+        <w:t>Learning</w:t>
+      </w:r>
+      <w:proofErr w:type="spellEnd"/>
+      <w:r>
+        <w:t xml:space="preserve"> aplicadas a datos históricos del fútbol profesional. Para ello, se recopilarán, limpiarán y estructurarán datos de múltiples temporadas que incluyan resultados, estadísticas de equipos, métricas avanzadas y variables contextuales relevantes. A partir de este conjunto de datos, se entrenarán diferentes modelos predictivos y se comparará su rendimiento con el fin de identificar el enfoque más adecuado. </w:t>
       </w:r>
     </w:p>
     <w:p>
@@ -44,7 +60,15 @@
     </w:p>
     <w:p>
       <w:r>
-        <w:t>Machine Learning, Analítica futbolística</w:t>
+        <w:t xml:space="preserve">Machine </w:t>
+      </w:r>
+      <w:proofErr w:type="spellStart"/>
+      <w:r>
+        <w:t>Learning</w:t>
+      </w:r>
+      <w:proofErr w:type="spellEnd"/>
+      <w:r>
+        <w:t>, Analítica futbolística</w:t>
       </w:r>
       <w:r>
         <w:t>, Modelado predictivo, Ingeniería de Datos</w:t>
@@ -3225,12 +3249,28 @@
     </w:p>
     <w:p>
       <w:r>
-        <w:t>El uso de técnicas de Machine Learning ofrece un enfoque sólido para abordar este tipo de problemas, ya que permite entrenar algoritmos capaces de aprender relaciones complejas entre múltiples variables, desde estadísticas básicas hasta métricas avanzadas [2]. Además, la incorporación de métodos de interpretabilidad contribuye a comprender qué factores influyen en las predicciones, mejorando la transparencia y utilidad del sistema dentro del análisis deportivo.</w:t>
-      </w:r>
-    </w:p>
-    <w:p>
-      <w:r>
-        <w:t>En este Trabajo Fin de Máster se desarrolla un sistema de predicción de resultados para LaLiga basado en datos históricos, que incluye la recopilación y preparación de la información, el entrenamiento y comparación de distintos modelos predictivos y el diseño de una aplicación web interactiva para la consulta y visualización de resultados.</w:t>
+        <w:t xml:space="preserve">El uso de técnicas de Machine </w:t>
+      </w:r>
+      <w:proofErr w:type="spellStart"/>
+      <w:r>
+        <w:t>Learning</w:t>
+      </w:r>
+      <w:proofErr w:type="spellEnd"/>
+      <w:r>
+        <w:t xml:space="preserve"> ofrece un enfoque sólido para abordar este tipo de problemas, ya que permite entrenar algoritmos capaces de aprender relaciones complejas entre múltiples variables, desde estadísticas básicas hasta métricas avanzadas [2]. Además, la incorporación de métodos de interpretabilidad contribuye a comprender qué factores influyen en las predicciones, mejorando la transparencia y utilidad del sistema dentro del análisis deportivo.</w:t>
+      </w:r>
+    </w:p>
+    <w:p>
+      <w:r>
+        <w:t xml:space="preserve">En este Trabajo Fin de Máster se desarrolla un sistema de predicción de resultados para </w:t>
+      </w:r>
+      <w:proofErr w:type="spellStart"/>
+      <w:r>
+        <w:t>LaLiga</w:t>
+      </w:r>
+      <w:proofErr w:type="spellEnd"/>
+      <w:r>
+        <w:t xml:space="preserve"> basado en datos históricos, que incluye la recopilación y preparación de la información, el entrenamiento y comparación de distintos modelos predictivos y el diseño de una aplicación web interactiva para la consulta y visualización de resultados.</w:t>
       </w:r>
     </w:p>
     <w:p>
@@ -3247,14 +3287,34 @@
       <w:r>
         <w:t xml:space="preserve">Contar con datos futbolísticos de alta calidad es fundamental para el desarrollo de sistemas de predicción fiables en el ámbito del deporte profesional. Investigaciones recientes señalan que uno de los principales retos del </w:t>
       </w:r>
+      <w:proofErr w:type="spellStart"/>
       <w:r>
         <w:rPr>
           <w:rStyle w:val="nfasis"/>
           <w:rFonts w:cstheme="minorHAnsi"/>
           <w:szCs w:val="22"/>
         </w:rPr>
-        <w:t>sports analytics</w:t>
-      </w:r>
+        <w:t>sports</w:t>
+      </w:r>
+      <w:proofErr w:type="spellEnd"/>
+      <w:r>
+        <w:rPr>
+          <w:rStyle w:val="nfasis"/>
+          <w:rFonts w:cstheme="minorHAnsi"/>
+          <w:szCs w:val="22"/>
+        </w:rPr>
+        <w:t xml:space="preserve"> </w:t>
+      </w:r>
+      <w:proofErr w:type="spellStart"/>
+      <w:r>
+        <w:rPr>
+          <w:rStyle w:val="nfasis"/>
+          <w:rFonts w:cstheme="minorHAnsi"/>
+          <w:szCs w:val="22"/>
+        </w:rPr>
+        <w:t>analytics</w:t>
+      </w:r>
+      <w:proofErr w:type="spellEnd"/>
       <w:r>
         <w:t xml:space="preserve"> es la disponibilidad desigual de datos, la falta de estandarización entre proveedores y las limitaciones derivadas del acceso a métricas avanzadas, factores que afectan directamente a la precisión de los modelos predictivos [</w:t>
       </w:r>
@@ -3276,7 +3336,23 @@
         <w:t xml:space="preserve">como </w:t>
       </w:r>
       <w:r>
-        <w:t xml:space="preserve">estadísticas históricas, métricas derivadas y datos contextuales cuyo tratamiento adecuado resulta indispensable para generar modelos robustos. En estudios recientes sobre predicción de resultados se observa que la ingeniería de características, junto con técnicas de limpieza y preprocesamiento, son elementos determinantes para mejorar el rendimiento de modelos como XGBoost, Random Forest </w:t>
+        <w:t xml:space="preserve">estadísticas históricas, métricas derivadas y datos contextuales cuyo tratamiento adecuado resulta indispensable para generar modelos robustos. En estudios recientes sobre predicción de resultados se observa que la ingeniería de características, junto con técnicas de limpieza y preprocesamiento, son elementos determinantes para mejorar el rendimiento de modelos como </w:t>
+      </w:r>
+      <w:proofErr w:type="spellStart"/>
+      <w:r>
+        <w:t>XGBoost</w:t>
+      </w:r>
+      <w:proofErr w:type="spellEnd"/>
+      <w:r>
+        <w:t xml:space="preserve">, </w:t>
+      </w:r>
+      <w:proofErr w:type="spellStart"/>
+      <w:r>
+        <w:t>Random</w:t>
+      </w:r>
+      <w:proofErr w:type="spellEnd"/>
+      <w:r>
+        <w:t xml:space="preserve"> Forest </w:t>
       </w:r>
       <w:r>
         <w:t>entre otro</w:t>
@@ -3343,7 +3419,15 @@
         <w:t xml:space="preserve">, </w:t>
       </w:r>
       <w:r>
-        <w:t>así como la motivación que justifica el desarrollo de un sistema predictivo basado en técnicas de Machine Learning.</w:t>
+        <w:t xml:space="preserve">así como la motivación que justifica el desarrollo de un sistema predictivo basado en técnicas de Machine </w:t>
+      </w:r>
+      <w:proofErr w:type="spellStart"/>
+      <w:r>
+        <w:t>Learning</w:t>
+      </w:r>
+      <w:proofErr w:type="spellEnd"/>
+      <w:r>
+        <w:t>.</w:t>
       </w:r>
     </w:p>
     <w:p>
@@ -3740,15 +3824,32 @@
     </w:p>
     <w:p>
       <w:r>
-        <w:t xml:space="preserve">Desarrollar un sistema de predicción de resultados de partidos de LaLiga mediante técnicas de </w:t>
+        <w:t xml:space="preserve">Desarrollar un sistema de predicción de resultados de partidos de </w:t>
+      </w:r>
+      <w:proofErr w:type="spellStart"/>
+      <w:r>
+        <w:t>LaLiga</w:t>
+      </w:r>
+      <w:proofErr w:type="spellEnd"/>
+      <w:r>
+        <w:t xml:space="preserve"> mediante técnicas de </w:t>
       </w:r>
       <w:r>
         <w:rPr>
           <w:i/>
           <w:iCs/>
         </w:rPr>
-        <w:t>Machine Learning</w:t>
-      </w:r>
+        <w:t xml:space="preserve">Machine </w:t>
+      </w:r>
+      <w:proofErr w:type="spellStart"/>
+      <w:r>
+        <w:rPr>
+          <w:i/>
+          <w:iCs/>
+        </w:rPr>
+        <w:t>Learning</w:t>
+      </w:r>
+      <w:proofErr w:type="spellEnd"/>
       <w:r>
         <w:t>, utilizando datos históricos del fútbol profesional. El desarrollo se basa en la recopilación, limpieza y preparación de datos provenientes de distintas fuentes, así como en el diseño, implementación y comparación de modelos predictivos capaces de estimar el resultado de un encuentro.</w:t>
       </w:r>
@@ -3823,12 +3924,21 @@
         </w:rPr>
         <w:t xml:space="preserve">Recopilar y preparar los datos históricos de </w:t>
       </w:r>
-      <w:r>
-        <w:rPr>
-          <w:rFonts w:cstheme="minorHAnsi"/>
-          <w:szCs w:val="22"/>
-        </w:rPr>
-        <w:t xml:space="preserve">LaLiga, </w:t>
+      <w:proofErr w:type="spellStart"/>
+      <w:r>
+        <w:rPr>
+          <w:rFonts w:cstheme="minorHAnsi"/>
+          <w:szCs w:val="22"/>
+        </w:rPr>
+        <w:t>LaLiga</w:t>
+      </w:r>
+      <w:proofErr w:type="spellEnd"/>
+      <w:r>
+        <w:rPr>
+          <w:rFonts w:cstheme="minorHAnsi"/>
+          <w:szCs w:val="22"/>
+        </w:rPr>
+        <w:t xml:space="preserve">, </w:t>
       </w:r>
       <w:r>
         <w:rPr>
@@ -3859,12 +3969,21 @@
         </w:rPr>
         <w:t xml:space="preserve">Diseñar, entrenar modelos de Machine </w:t>
       </w:r>
-      <w:r>
-        <w:rPr>
-          <w:rFonts w:cstheme="minorHAnsi"/>
-          <w:szCs w:val="22"/>
-        </w:rPr>
-        <w:t>Learning orientados a la</w:t>
+      <w:proofErr w:type="spellStart"/>
+      <w:r>
+        <w:rPr>
+          <w:rFonts w:cstheme="minorHAnsi"/>
+          <w:szCs w:val="22"/>
+        </w:rPr>
+        <w:t>Learning</w:t>
+      </w:r>
+      <w:proofErr w:type="spellEnd"/>
+      <w:r>
+        <w:rPr>
+          <w:rFonts w:cstheme="minorHAnsi"/>
+          <w:szCs w:val="22"/>
+        </w:rPr>
+        <w:t xml:space="preserve"> orientados a la</w:t>
       </w:r>
       <w:r>
         <w:rPr>
@@ -3996,7 +4115,15 @@
         <w:jc w:val="left"/>
       </w:pPr>
       <w:r>
-        <w:t>Recopilar y preparar los datos históricos de LaLiga, aplicando procesos de limpieza, transformación y selección de variables necesarias para el modelado.</w:t>
+        <w:t xml:space="preserve">Recopilar y preparar los datos históricos de </w:t>
+      </w:r>
+      <w:proofErr w:type="spellStart"/>
+      <w:r>
+        <w:t>LaLiga</w:t>
+      </w:r>
+      <w:proofErr w:type="spellEnd"/>
+      <w:r>
+        <w:t>, aplicando procesos de limpieza, transformación y selección de variables necesarias para el modelado.</w:t>
       </w:r>
     </w:p>
     <w:p>
@@ -4010,7 +4137,15 @@
         <w:jc w:val="left"/>
       </w:pPr>
       <w:r>
-        <w:t>Diseñar, entrenar y comparar distintos modelos de Machine Learning orientados a la predicción del resultado de los partidos.</w:t>
+        <w:t xml:space="preserve">Diseñar, entrenar y comparar distintos modelos de Machine </w:t>
+      </w:r>
+      <w:proofErr w:type="spellStart"/>
+      <w:r>
+        <w:t>Learning</w:t>
+      </w:r>
+      <w:proofErr w:type="spellEnd"/>
+      <w:r>
+        <w:t xml:space="preserve"> orientados a la predicción del resultado de los partidos.</w:t>
       </w:r>
     </w:p>
     <w:p>
@@ -4089,8 +4224,18 @@
           <w:rFonts w:cstheme="minorHAnsi"/>
           <w:szCs w:val="22"/>
         </w:rPr>
-        <w:t>Machine Learning</w:t>
-      </w:r>
+        <w:t xml:space="preserve">Machine </w:t>
+      </w:r>
+      <w:proofErr w:type="spellStart"/>
+      <w:r>
+        <w:rPr>
+          <w:rStyle w:val="nfasis"/>
+          <w:rFonts w:cstheme="minorHAnsi"/>
+          <w:szCs w:val="22"/>
+        </w:rPr>
+        <w:t>Learning</w:t>
+      </w:r>
+      <w:proofErr w:type="spellEnd"/>
       <w:r>
         <w:t xml:space="preserve"> y métodos estadísticos ha mostrado resultados prometedores en tareas como predicción de resultados, estimación de probabilidades de victoria y análisis de tendencias competitivas. Aunque estos enfoques han demostrado su utilidad, también han puesto de manifiesto desafíos importantes relacionados con la calidad de los datos, la selección de variables relevantes y la capacidad de los modelos para generalizar entre temporadas o contextos competitivos.</w:t>
       </w:r>
@@ -4122,7 +4267,15 @@
         </w:rPr>
       </w:pPr>
       <w:r>
-        <w:t>La relevancia de este proyecto se debe a que combina tres aspectos clave: el crecimiento de la analítica deportiva, el avance de los modelos predictivos basados en inteligencia artificial y la disponibilidad de datos históricos detallados de competiciones como LaLiga. En el contexto académico, este trabajo es especialmente adecuado dentro del Máster en Inteligencia Artificial e Ingeniería Informática, ya que combina aspectos fundamentales de ambas disciplinas: ingeniería de datos, aprendizaje automático, experimentación, evaluación de modelos y desarrollo de aplicaciones digitales.</w:t>
+        <w:t xml:space="preserve">La relevancia de este proyecto se debe a que combina tres aspectos clave: el crecimiento de la analítica deportiva, el avance de los modelos predictivos basados en inteligencia artificial y la disponibilidad de datos históricos detallados de competiciones como </w:t>
+      </w:r>
+      <w:proofErr w:type="spellStart"/>
+      <w:r>
+        <w:t>LaLiga</w:t>
+      </w:r>
+      <w:proofErr w:type="spellEnd"/>
+      <w:r>
+        <w:t>. En el contexto académico, este trabajo es especialmente adecuado dentro del Máster en Inteligencia Artificial e Ingeniería Informática, ya que combina aspectos fundamentales de ambas disciplinas: ingeniería de datos, aprendizaje automático, experimentación, evaluación de modelos y desarrollo de aplicaciones digitales.</w:t>
       </w:r>
     </w:p>
     <w:p>
@@ -4142,8 +4295,18 @@
           <w:rFonts w:cstheme="minorHAnsi"/>
           <w:szCs w:val="22"/>
         </w:rPr>
-        <w:t>Machine Learning</w:t>
-      </w:r>
+        <w:t xml:space="preserve">Machine </w:t>
+      </w:r>
+      <w:proofErr w:type="spellStart"/>
+      <w:r>
+        <w:rPr>
+          <w:rStyle w:val="nfasis"/>
+          <w:rFonts w:cstheme="minorHAnsi"/>
+          <w:szCs w:val="22"/>
+        </w:rPr>
+        <w:t>Learning</w:t>
+      </w:r>
+      <w:proofErr w:type="spellEnd"/>
       <w:r>
         <w:t>, comparar su rendimiento y estudiar su interpretabilidad, aspectos clave en la investigación actual sobre modelos de IA responsables y transparentes.</w:t>
       </w:r>
@@ -4356,7 +4519,15 @@
     </w:p>
     <w:p>
       <w:r>
-        <w:t>En esta sección se describen los fundamentos teóricos relacionados con el proyecto. Se revisan conceptos esenciales de la analítica deportiva, el uso de técnicas de Machine Learning para la predicción de resultados, la construcción de características relevantes en el fútbol profesional, y los principales métodos de evaluación e interpretabilidad empleados en modelos predictivos.</w:t>
+        <w:t xml:space="preserve">En esta sección se describen los fundamentos teóricos relacionados con el proyecto. Se revisan conceptos esenciales de la analítica deportiva, el uso de técnicas de Machine </w:t>
+      </w:r>
+      <w:proofErr w:type="spellStart"/>
+      <w:r>
+        <w:t>Learning</w:t>
+      </w:r>
+      <w:proofErr w:type="spellEnd"/>
+      <w:r>
+        <w:t xml:space="preserve"> para la predicción de resultados, la construcción de características relevantes en el fútbol profesional, y los principales métodos de evaluación e interpretabilidad empleados en modelos predictivos.</w:t>
       </w:r>
     </w:p>
     <w:p>
@@ -4373,6 +4544,7 @@
       <w:r>
         <w:t xml:space="preserve">La analítica deportiva se refiere al conjunto de técnicas y herramientas destinadas a extraer conocimiento a partir de datos generados en competiciones deportivas. En el ámbito del fútbol, este análisis abarca desde estadísticas tradicionales (goles, tiros, posesión) hasta métricas avanzadas como </w:t>
       </w:r>
+      <w:proofErr w:type="spellStart"/>
       <w:r>
         <w:rPr>
           <w:rStyle w:val="Textoennegrita"/>
@@ -4381,7 +4553,62 @@
           <w:bCs w:val="0"/>
           <w:szCs w:val="22"/>
         </w:rPr>
-        <w:t>expected goals (xG)</w:t>
+        <w:t>expected</w:t>
+      </w:r>
+      <w:proofErr w:type="spellEnd"/>
+      <w:r>
+        <w:rPr>
+          <w:rStyle w:val="Textoennegrita"/>
+          <w:rFonts w:cstheme="minorHAnsi"/>
+          <w:b w:val="0"/>
+          <w:bCs w:val="0"/>
+          <w:szCs w:val="22"/>
+        </w:rPr>
+        <w:t xml:space="preserve"> </w:t>
+      </w:r>
+      <w:proofErr w:type="spellStart"/>
+      <w:r>
+        <w:rPr>
+          <w:rStyle w:val="Textoennegrita"/>
+          <w:rFonts w:cstheme="minorHAnsi"/>
+          <w:b w:val="0"/>
+          <w:bCs w:val="0"/>
+          <w:szCs w:val="22"/>
+        </w:rPr>
+        <w:t>goals</w:t>
+      </w:r>
+      <w:proofErr w:type="spellEnd"/>
+      <w:r>
+        <w:rPr>
+          <w:rStyle w:val="Textoennegrita"/>
+          <w:rFonts w:cstheme="minorHAnsi"/>
+          <w:b w:val="0"/>
+          <w:bCs w:val="0"/>
+          <w:szCs w:val="22"/>
+        </w:rPr>
+        <w:t xml:space="preserve"> (</w:t>
+      </w:r>
+      <w:proofErr w:type="spellStart"/>
+      <w:r>
+        <w:rPr>
+          <w:rStyle w:val="Textoennegrita"/>
+          <w:rFonts w:cstheme="minorHAnsi"/>
+          <w:b w:val="0"/>
+          <w:bCs w:val="0"/>
+          <w:szCs w:val="22"/>
+        </w:rPr>
+        <w:t>xG</w:t>
+      </w:r>
+      <w:proofErr w:type="spellEnd"/>
+      <w:r>
+        <w:rPr>
+          <w:rStyle w:val="Textoennegrita"/>
+          <w:rFonts w:cstheme="minorHAnsi"/>
+          <w:b w:val="0"/>
+          <w:bCs w:val="0"/>
+          <w:szCs w:val="22"/>
+        </w:rPr>
+        <w:t>)</w:t>
       </w:r>
       <w:r>
         <w:t>,</w:t>
@@ -4393,6 +4620,7 @@
         </w:rPr>
         <w:t xml:space="preserve"> </w:t>
       </w:r>
+      <w:proofErr w:type="spellStart"/>
       <w:r>
         <w:rPr>
           <w:rStyle w:val="Textoennegrita"/>
@@ -4401,7 +4629,62 @@
           <w:bCs w:val="0"/>
           <w:szCs w:val="22"/>
         </w:rPr>
-        <w:t>expected assists (xA)</w:t>
+        <w:t>expected</w:t>
+      </w:r>
+      <w:proofErr w:type="spellEnd"/>
+      <w:r>
+        <w:rPr>
+          <w:rStyle w:val="Textoennegrita"/>
+          <w:rFonts w:cstheme="minorHAnsi"/>
+          <w:b w:val="0"/>
+          <w:bCs w:val="0"/>
+          <w:szCs w:val="22"/>
+        </w:rPr>
+        <w:t xml:space="preserve"> </w:t>
+      </w:r>
+      <w:proofErr w:type="spellStart"/>
+      <w:r>
+        <w:rPr>
+          <w:rStyle w:val="Textoennegrita"/>
+          <w:rFonts w:cstheme="minorHAnsi"/>
+          <w:b w:val="0"/>
+          <w:bCs w:val="0"/>
+          <w:szCs w:val="22"/>
+        </w:rPr>
+        <w:t>assists</w:t>
+      </w:r>
+      <w:proofErr w:type="spellEnd"/>
+      <w:r>
+        <w:rPr>
+          <w:rStyle w:val="Textoennegrita"/>
+          <w:rFonts w:cstheme="minorHAnsi"/>
+          <w:b w:val="0"/>
+          <w:bCs w:val="0"/>
+          <w:szCs w:val="22"/>
+        </w:rPr>
+        <w:t xml:space="preserve"> (</w:t>
+      </w:r>
+      <w:proofErr w:type="spellStart"/>
+      <w:r>
+        <w:rPr>
+          <w:rStyle w:val="Textoennegrita"/>
+          <w:rFonts w:cstheme="minorHAnsi"/>
+          <w:b w:val="0"/>
+          <w:bCs w:val="0"/>
+          <w:szCs w:val="22"/>
+        </w:rPr>
+        <w:t>xA</w:t>
+      </w:r>
+      <w:proofErr w:type="spellEnd"/>
+      <w:r>
+        <w:rPr>
+          <w:rStyle w:val="Textoennegrita"/>
+          <w:rFonts w:cstheme="minorHAnsi"/>
+          <w:b w:val="0"/>
+          <w:bCs w:val="0"/>
+          <w:szCs w:val="22"/>
+        </w:rPr>
+        <w:t>)</w:t>
       </w:r>
       <w:r>
         <w:t>,</w:t>
@@ -4412,7 +4695,17 @@
     </w:p>
     <w:p>
       <w:r>
-        <w:t>El objetivo principal de la analítica en fútbol es comprender el comportamiento de los equipos, identificar patrones de juego y generar información útil para la toma de decisiones tácticas, el scouting o la valoración del rendimiento individual y colectivo. En los últimos años, la disponibilidad de datos estructurados ha impulsado el desarrollo de modelos capaces de predecir resultados, evaluar estrategias y anticipar comportamientos futuros en competiciones profesionales.</w:t>
+        <w:t xml:space="preserve">El objetivo principal de la analítica en fútbol es comprender el comportamiento de los equipos, identificar patrones de juego y generar información útil para la toma de decisiones tácticas, el </w:t>
+      </w:r>
+      <w:proofErr w:type="spellStart"/>
+      <w:proofErr w:type="gramStart"/>
+      <w:r>
+        <w:t>scouting</w:t>
+      </w:r>
+      <w:proofErr w:type="spellEnd"/>
+      <w:proofErr w:type="gramEnd"/>
+      <w:r>
+        <w:t xml:space="preserve"> o la valoración del rendimiento individual y colectivo. En los últimos años, la disponibilidad de datos estructurados ha impulsado el desarrollo de modelos capaces de predecir resultados, evaluar estrategias y anticipar comportamientos futuros en competiciones profesionales.</w:t>
       </w:r>
     </w:p>
     <w:p>
@@ -4427,7 +4720,15 @@
     </w:p>
     <w:p>
       <w:r>
-        <w:t>Machine Learning (ML) ha adquirido una presencia cada vez mayor en el análisis futbolístico debido a su capacidad para aprender relaciones complejas a partir de conjuntos de datos históricos. Los modelos de ML permiten estimar la probabilidad de victoria, empate o derrota a partir de múltiples variables, entre las que se incluyen rendimiento previo, estadísticas acumuladas, factores contextuales o métricas avanzadas.</w:t>
+        <w:t xml:space="preserve">Machine </w:t>
+      </w:r>
+      <w:proofErr w:type="spellStart"/>
+      <w:r>
+        <w:t>Learning</w:t>
+      </w:r>
+      <w:proofErr w:type="spellEnd"/>
+      <w:r>
+        <w:t xml:space="preserve"> (ML) ha adquirido una presencia cada vez mayor en el análisis futbolístico debido a su capacidad para aprender relaciones complejas a partir de conjuntos de datos históricos. Los modelos de ML permiten estimar la probabilidad de victoria, empate o derrota a partir de múltiples variables, entre las que se incluyen rendimiento previo, estadísticas acumuladas, factores contextuales o métricas avanzadas.</w:t>
       </w:r>
     </w:p>
     <w:p>
@@ -4511,6 +4812,7 @@
           <w:szCs w:val="22"/>
         </w:rPr>
       </w:pPr>
+      <w:proofErr w:type="spellStart"/>
       <w:r>
         <w:rPr>
           <w:rFonts w:cstheme="minorHAnsi"/>
@@ -4518,7 +4820,17 @@
           <w:bCs/>
           <w:szCs w:val="22"/>
         </w:rPr>
-        <w:t>Random Forest</w:t>
+        <w:t>Random</w:t>
+      </w:r>
+      <w:proofErr w:type="spellEnd"/>
+      <w:r>
+        <w:rPr>
+          <w:rFonts w:cstheme="minorHAnsi"/>
+          <w:b/>
+          <w:bCs/>
+          <w:szCs w:val="22"/>
+        </w:rPr>
+        <w:t xml:space="preserve"> Forest</w:t>
       </w:r>
       <w:r>
         <w:rPr>
@@ -4542,6 +4854,7 @@
           <w:szCs w:val="22"/>
         </w:rPr>
       </w:pPr>
+      <w:proofErr w:type="spellStart"/>
       <w:r>
         <w:rPr>
           <w:rFonts w:cstheme="minorHAnsi"/>
@@ -4549,8 +4862,49 @@
           <w:bCs/>
           <w:szCs w:val="22"/>
         </w:rPr>
-        <w:t>XGBoost y Gradient Boosting</w:t>
-      </w:r>
+        <w:t>XGBoost</w:t>
+      </w:r>
+      <w:proofErr w:type="spellEnd"/>
+      <w:r>
+        <w:rPr>
+          <w:rFonts w:cstheme="minorHAnsi"/>
+          <w:b/>
+          <w:bCs/>
+          <w:szCs w:val="22"/>
+        </w:rPr>
+        <w:t xml:space="preserve"> y </w:t>
+      </w:r>
+      <w:proofErr w:type="spellStart"/>
+      <w:r>
+        <w:rPr>
+          <w:rFonts w:cstheme="minorHAnsi"/>
+          <w:b/>
+          <w:bCs/>
+          <w:szCs w:val="22"/>
+        </w:rPr>
+        <w:t>Gradient</w:t>
+      </w:r>
+      <w:proofErr w:type="spellEnd"/>
+      <w:r>
+        <w:rPr>
+          <w:rFonts w:cstheme="minorHAnsi"/>
+          <w:b/>
+          <w:bCs/>
+          <w:szCs w:val="22"/>
+        </w:rPr>
+        <w:t xml:space="preserve"> </w:t>
+      </w:r>
+      <w:proofErr w:type="spellStart"/>
+      <w:r>
+        <w:rPr>
+          <w:rFonts w:cstheme="minorHAnsi"/>
+          <w:b/>
+          <w:bCs/>
+          <w:szCs w:val="22"/>
+        </w:rPr>
+        <w:t>Boosting</w:t>
+      </w:r>
+      <w:proofErr w:type="spellEnd"/>
       <w:r>
         <w:rPr>
           <w:rFonts w:cstheme="minorHAnsi"/>
@@ -4573,6 +4927,7 @@
           <w:szCs w:val="22"/>
         </w:rPr>
       </w:pPr>
+      <w:proofErr w:type="spellStart"/>
       <w:r>
         <w:rPr>
           <w:rFonts w:cstheme="minorHAnsi"/>
@@ -4580,7 +4935,17 @@
           <w:bCs/>
           <w:szCs w:val="22"/>
         </w:rPr>
-        <w:t>Support Vector Machines (SVM)</w:t>
+        <w:t>Support</w:t>
+      </w:r>
+      <w:proofErr w:type="spellEnd"/>
+      <w:r>
+        <w:rPr>
+          <w:rFonts w:cstheme="minorHAnsi"/>
+          <w:b/>
+          <w:bCs/>
+          <w:szCs w:val="22"/>
+        </w:rPr>
+        <w:t xml:space="preserve"> Vector Machines (SVM)</w:t>
       </w:r>
       <w:r>
         <w:rPr>
@@ -4683,8 +5048,19 @@
           <w:bCs/>
           <w:szCs w:val="22"/>
         </w:rPr>
-        <w:t>Estadísticas históricas de LaLiga</w:t>
-      </w:r>
+        <w:t xml:space="preserve">Estadísticas históricas de </w:t>
+      </w:r>
+      <w:proofErr w:type="spellStart"/>
+      <w:r>
+        <w:rPr>
+          <w:rFonts w:cstheme="minorHAnsi"/>
+          <w:b/>
+          <w:bCs/>
+          <w:szCs w:val="22"/>
+        </w:rPr>
+        <w:t>LaLiga</w:t>
+      </w:r>
+      <w:proofErr w:type="spellEnd"/>
       <w:r>
         <w:rPr>
           <w:rFonts w:cstheme="minorHAnsi"/>
@@ -4752,7 +5128,7 @@
           <w:rFonts w:cstheme="minorHAnsi"/>
           <w:szCs w:val="22"/>
         </w:rPr>
-        <w:t xml:space="preserve"> (localía, jornada, rival, clima si aplica).</w:t>
+        <w:t xml:space="preserve"> (localía, jornada, rival).</w:t>
       </w:r>
     </w:p>
     <w:p>
@@ -4783,7 +5159,39 @@
           <w:rFonts w:cstheme="minorHAnsi"/>
           <w:szCs w:val="22"/>
         </w:rPr>
-        <w:t xml:space="preserve"> como xG, xA, presión, eficiencia ofensiva o progresión del balón.</w:t>
+        <w:t xml:space="preserve"> como </w:t>
+      </w:r>
+      <w:proofErr w:type="spellStart"/>
+      <w:r>
+        <w:rPr>
+          <w:rFonts w:cstheme="minorHAnsi"/>
+          <w:szCs w:val="22"/>
+        </w:rPr>
+        <w:t>xG</w:t>
+      </w:r>
+      <w:proofErr w:type="spellEnd"/>
+      <w:r>
+        <w:rPr>
+          <w:rFonts w:cstheme="minorHAnsi"/>
+          <w:szCs w:val="22"/>
+        </w:rPr>
+        <w:t xml:space="preserve">, </w:t>
+      </w:r>
+      <w:proofErr w:type="spellStart"/>
+      <w:r>
+        <w:rPr>
+          <w:rFonts w:cstheme="minorHAnsi"/>
+          <w:szCs w:val="22"/>
+        </w:rPr>
+        <w:t>xA</w:t>
+      </w:r>
+      <w:proofErr w:type="spellEnd"/>
+      <w:r>
+        <w:rPr>
+          <w:rFonts w:cstheme="minorHAnsi"/>
+          <w:szCs w:val="22"/>
+        </w:rPr>
+        <w:t>, presión, eficiencia ofensiva o progresión del balón.</w:t>
       </w:r>
     </w:p>
     <w:p>
@@ -4912,7 +5320,23 @@
           <w:rFonts w:cstheme="minorHAnsi"/>
           <w:szCs w:val="22"/>
         </w:rPr>
-        <w:t>Optimización mediante búsqueda de hiperparámetros.</w:t>
+        <w:t xml:space="preserve">Optimización mediante búsqueda de </w:t>
+      </w:r>
+      <w:proofErr w:type="spellStart"/>
+      <w:r>
+        <w:rPr>
+          <w:rFonts w:cstheme="minorHAnsi"/>
+          <w:szCs w:val="22"/>
+        </w:rPr>
+        <w:t>hiperparámetros</w:t>
+      </w:r>
+      <w:proofErr w:type="spellEnd"/>
+      <w:r>
+        <w:rPr>
+          <w:rFonts w:cstheme="minorHAnsi"/>
+          <w:szCs w:val="22"/>
+        </w:rPr>
+        <w:t>.</w:t>
       </w:r>
     </w:p>
     <w:p>
@@ -5014,6 +5438,7 @@
           <w:szCs w:val="22"/>
         </w:rPr>
       </w:pPr>
+      <w:proofErr w:type="spellStart"/>
       <w:r>
         <w:rPr>
           <w:rFonts w:cstheme="minorHAnsi"/>
@@ -5023,12 +5448,27 @@
         </w:rPr>
         <w:t>Accuracy</w:t>
       </w:r>
-      <w:r>
-        <w:rPr>
-          <w:rFonts w:cstheme="minorHAnsi"/>
-          <w:szCs w:val="22"/>
-        </w:rPr>
-        <w:t>: mide la proporción de predicciones correctas.</w:t>
+      <w:proofErr w:type="spellEnd"/>
+      <w:r>
+        <w:rPr>
+          <w:rFonts w:cstheme="minorHAnsi"/>
+          <w:szCs w:val="22"/>
+        </w:rPr>
+        <w:t xml:space="preserve">: </w:t>
+      </w:r>
+      <w:r>
+        <w:rPr>
+          <w:rFonts w:cstheme="minorHAnsi"/>
+          <w:szCs w:val="22"/>
+        </w:rPr>
+        <w:t>M</w:t>
+      </w:r>
+      <w:r>
+        <w:rPr>
+          <w:rFonts w:cstheme="minorHAnsi"/>
+          <w:szCs w:val="22"/>
+        </w:rPr>
+        <w:t>ide la proporción de predicciones correctas.</w:t>
       </w:r>
     </w:p>
     <w:p>
@@ -5052,7 +5492,27 @@
           <w:bCs/>
           <w:szCs w:val="22"/>
         </w:rPr>
-        <w:t>Precisión, Recall y F1-score</w:t>
+        <w:t xml:space="preserve">Precisión, </w:t>
+      </w:r>
+      <w:proofErr w:type="spellStart"/>
+      <w:r>
+        <w:rPr>
+          <w:rFonts w:cstheme="minorHAnsi"/>
+          <w:b/>
+          <w:bCs/>
+          <w:szCs w:val="22"/>
+        </w:rPr>
+        <w:t>Recall</w:t>
+      </w:r>
+      <w:proofErr w:type="spellEnd"/>
+      <w:r>
+        <w:rPr>
+          <w:rFonts w:cstheme="minorHAnsi"/>
+          <w:b/>
+          <w:bCs/>
+          <w:szCs w:val="22"/>
+        </w:rPr>
+        <w:t xml:space="preserve"> y F1-score</w:t>
       </w:r>
       <w:r>
         <w:rPr>
@@ -5121,11 +5581,30 @@
           <w:rFonts w:cstheme="minorHAnsi"/>
           <w:szCs w:val="22"/>
         </w:rPr>
-        <w:t>: útil en escenarios probabilísticos.</w:t>
-      </w:r>
-    </w:p>
-    <w:p>
-      <w:pPr>
+        <w:t xml:space="preserve">: </w:t>
+      </w:r>
+      <w:r>
+        <w:rPr>
+          <w:rFonts w:cstheme="minorHAnsi"/>
+          <w:szCs w:val="22"/>
+        </w:rPr>
+        <w:t>ú</w:t>
+      </w:r>
+      <w:r>
+        <w:rPr>
+          <w:rFonts w:cstheme="minorHAnsi"/>
+          <w:szCs w:val="22"/>
+        </w:rPr>
+        <w:t>til en escenarios probabilísticos</w:t>
+      </w:r>
+    </w:p>
+    <w:p>
+      <w:pPr>
+        <w:pStyle w:val="Prrafodelista"/>
+        <w:numPr>
+          <w:ilvl w:val="0"/>
+          <w:numId w:val="14"/>
+        </w:numPr>
         <w:spacing w:after="0" w:line="300" w:lineRule="atLeast"/>
         <w:jc w:val="left"/>
         <w:rPr>
@@ -5136,9 +5615,105 @@
       <w:r>
         <w:rPr>
           <w:rFonts w:cstheme="minorHAnsi"/>
-          <w:szCs w:val="22"/>
-        </w:rPr>
-        <w:t>AÑADIR LOGLOSS</w:t>
+          <w:b/>
+          <w:bCs/>
+          <w:szCs w:val="22"/>
+        </w:rPr>
+        <w:t xml:space="preserve">Log </w:t>
+      </w:r>
+      <w:proofErr w:type="spellStart"/>
+      <w:r>
+        <w:rPr>
+          <w:rFonts w:cstheme="minorHAnsi"/>
+          <w:b/>
+          <w:bCs/>
+          <w:szCs w:val="22"/>
+        </w:rPr>
+        <w:t>Loss</w:t>
+      </w:r>
+      <w:proofErr w:type="spellEnd"/>
+      <w:r>
+        <w:rPr>
+          <w:rFonts w:cstheme="minorHAnsi"/>
+          <w:b/>
+          <w:bCs/>
+          <w:szCs w:val="22"/>
+        </w:rPr>
+        <w:t xml:space="preserve"> (</w:t>
+      </w:r>
+      <w:proofErr w:type="spellStart"/>
+      <w:r>
+        <w:rPr>
+          <w:rFonts w:cstheme="minorHAnsi"/>
+          <w:b/>
+          <w:bCs/>
+          <w:szCs w:val="22"/>
+        </w:rPr>
+        <w:t>Logarithmic</w:t>
+      </w:r>
+      <w:proofErr w:type="spellEnd"/>
+      <w:r>
+        <w:rPr>
+          <w:rFonts w:cstheme="minorHAnsi"/>
+          <w:b/>
+          <w:bCs/>
+          <w:szCs w:val="22"/>
+        </w:rPr>
+        <w:t xml:space="preserve"> </w:t>
+      </w:r>
+      <w:proofErr w:type="spellStart"/>
+      <w:r>
+        <w:rPr>
+          <w:rFonts w:cstheme="minorHAnsi"/>
+          <w:b/>
+          <w:bCs/>
+          <w:szCs w:val="22"/>
+        </w:rPr>
+        <w:t>Loss</w:t>
+      </w:r>
+      <w:proofErr w:type="spellEnd"/>
+      <w:r>
+        <w:rPr>
+          <w:rFonts w:cstheme="minorHAnsi"/>
+          <w:b/>
+          <w:bCs/>
+          <w:szCs w:val="22"/>
+        </w:rPr>
+        <w:t>):</w:t>
+      </w:r>
+      <w:r>
+        <w:rPr>
+          <w:rFonts w:cstheme="minorHAnsi"/>
+          <w:szCs w:val="22"/>
+        </w:rPr>
+        <w:t xml:space="preserve"> mide la calidad de las probabilidades estimadas por el modelo, penalizando aquellas predicciones que asignan una alta probabilidad a resultados incorrectos. Esta métrica es especialmente relevante en este proyecto, ya que permite evaluar hasta qué punto las probabilidades predichas se aproximan a la probabilidad real de cada resultado. Un valor menor de </w:t>
+      </w:r>
+      <w:r>
+        <w:rPr>
+          <w:rFonts w:cstheme="minorHAnsi"/>
+          <w:i/>
+          <w:iCs/>
+          <w:szCs w:val="22"/>
+        </w:rPr>
+        <w:t xml:space="preserve">Log </w:t>
+      </w:r>
+      <w:proofErr w:type="spellStart"/>
+      <w:r>
+        <w:rPr>
+          <w:rFonts w:cstheme="minorHAnsi"/>
+          <w:i/>
+          <w:iCs/>
+          <w:szCs w:val="22"/>
+        </w:rPr>
+        <w:t>Loss</w:t>
+      </w:r>
+      <w:proofErr w:type="spellEnd"/>
+      <w:r>
+        <w:rPr>
+          <w:rFonts w:cstheme="minorHAnsi"/>
+          <w:szCs w:val="22"/>
+        </w:rPr>
+        <w:t xml:space="preserve"> indica un modelo mejor calibrado y con estimaciones probabilísticas más fiables.</w:t>
       </w:r>
     </w:p>
     <w:p>
@@ -5208,6 +5783,7 @@
           <w:szCs w:val="22"/>
         </w:rPr>
       </w:pPr>
+      <w:proofErr w:type="spellStart"/>
       <w:r>
         <w:rPr>
           <w:rFonts w:cstheme="minorHAnsi"/>
@@ -5215,8 +5791,29 @@
           <w:bCs/>
           <w:szCs w:val="22"/>
         </w:rPr>
-        <w:t>Feature Importance</w:t>
-      </w:r>
+        <w:t>Feature</w:t>
+      </w:r>
+      <w:proofErr w:type="spellEnd"/>
+      <w:r>
+        <w:rPr>
+          <w:rFonts w:cstheme="minorHAnsi"/>
+          <w:b/>
+          <w:bCs/>
+          <w:szCs w:val="22"/>
+        </w:rPr>
+        <w:t xml:space="preserve"> </w:t>
+      </w:r>
+      <w:proofErr w:type="spellStart"/>
+      <w:r>
+        <w:rPr>
+          <w:rFonts w:cstheme="minorHAnsi"/>
+          <w:b/>
+          <w:bCs/>
+          <w:szCs w:val="22"/>
+        </w:rPr>
+        <w:t>Importance</w:t>
+      </w:r>
+      <w:proofErr w:type="spellEnd"/>
       <w:r>
         <w:rPr>
           <w:rFonts w:cstheme="minorHAnsi"/>
@@ -5246,7 +5843,67 @@
           <w:bCs/>
           <w:szCs w:val="22"/>
         </w:rPr>
-        <w:t>SHAP (SHapley Additive exPlanations)</w:t>
+        <w:t>SHAP (</w:t>
+      </w:r>
+      <w:proofErr w:type="spellStart"/>
+      <w:r>
+        <w:rPr>
+          <w:rFonts w:cstheme="minorHAnsi"/>
+          <w:b/>
+          <w:bCs/>
+          <w:szCs w:val="22"/>
+        </w:rPr>
+        <w:t>SHapley</w:t>
+      </w:r>
+      <w:proofErr w:type="spellEnd"/>
+      <w:r>
+        <w:rPr>
+          <w:rFonts w:cstheme="minorHAnsi"/>
+          <w:b/>
+          <w:bCs/>
+          <w:szCs w:val="22"/>
+        </w:rPr>
+        <w:t xml:space="preserve"> </w:t>
+      </w:r>
+      <w:proofErr w:type="spellStart"/>
+      <w:r>
+        <w:rPr>
+          <w:rFonts w:cstheme="minorHAnsi"/>
+          <w:b/>
+          <w:bCs/>
+          <w:szCs w:val="22"/>
+        </w:rPr>
+        <w:t>Additive</w:t>
+      </w:r>
+      <w:proofErr w:type="spellEnd"/>
+      <w:r>
+        <w:rPr>
+          <w:rFonts w:cstheme="minorHAnsi"/>
+          <w:b/>
+          <w:bCs/>
+          <w:szCs w:val="22"/>
+        </w:rPr>
+        <w:t xml:space="preserve"> </w:t>
+      </w:r>
+      <w:proofErr w:type="spellStart"/>
+      <w:r>
+        <w:rPr>
+          <w:rFonts w:cstheme="minorHAnsi"/>
+          <w:b/>
+          <w:bCs/>
+          <w:szCs w:val="22"/>
+        </w:rPr>
+        <w:t>exPlanations</w:t>
+      </w:r>
+      <w:proofErr w:type="spellEnd"/>
+      <w:r>
+        <w:rPr>
+          <w:rFonts w:cstheme="minorHAnsi"/>
+          <w:b/>
+          <w:bCs/>
+          <w:szCs w:val="22"/>
+        </w:rPr>
+        <w:t>)</w:t>
       </w:r>
       <w:r>
         <w:rPr>
@@ -5270,6 +5927,7 @@
           <w:szCs w:val="22"/>
         </w:rPr>
       </w:pPr>
+      <w:proofErr w:type="spellStart"/>
       <w:r>
         <w:rPr>
           <w:rFonts w:cstheme="minorHAnsi"/>
@@ -5277,7 +5935,77 @@
           <w:bCs/>
           <w:szCs w:val="22"/>
         </w:rPr>
-        <w:t>Partial Dependence Plots (PDPs)</w:t>
+        <w:t>Partial</w:t>
+      </w:r>
+      <w:proofErr w:type="spellEnd"/>
+      <w:r>
+        <w:rPr>
+          <w:rFonts w:cstheme="minorHAnsi"/>
+          <w:b/>
+          <w:bCs/>
+          <w:szCs w:val="22"/>
+        </w:rPr>
+        <w:t xml:space="preserve"> </w:t>
+      </w:r>
+      <w:proofErr w:type="spellStart"/>
+      <w:r>
+        <w:rPr>
+          <w:rFonts w:cstheme="minorHAnsi"/>
+          <w:b/>
+          <w:bCs/>
+          <w:szCs w:val="22"/>
+        </w:rPr>
+        <w:t>Dependence</w:t>
+      </w:r>
+      <w:proofErr w:type="spellEnd"/>
+      <w:r>
+        <w:rPr>
+          <w:rFonts w:cstheme="minorHAnsi"/>
+          <w:b/>
+          <w:bCs/>
+          <w:szCs w:val="22"/>
+        </w:rPr>
+        <w:t xml:space="preserve"> </w:t>
+      </w:r>
+      <w:proofErr w:type="spellStart"/>
+      <w:r>
+        <w:rPr>
+          <w:rFonts w:cstheme="minorHAnsi"/>
+          <w:b/>
+          <w:bCs/>
+          <w:szCs w:val="22"/>
+        </w:rPr>
+        <w:t>Plots</w:t>
+      </w:r>
+      <w:proofErr w:type="spellEnd"/>
+      <w:r>
+        <w:rPr>
+          <w:rFonts w:cstheme="minorHAnsi"/>
+          <w:b/>
+          <w:bCs/>
+          <w:szCs w:val="22"/>
+        </w:rPr>
+        <w:t xml:space="preserve"> (</w:t>
+      </w:r>
+      <w:proofErr w:type="spellStart"/>
+      <w:r>
+        <w:rPr>
+          <w:rFonts w:cstheme="minorHAnsi"/>
+          <w:b/>
+          <w:bCs/>
+          <w:szCs w:val="22"/>
+        </w:rPr>
+        <w:t>PDPs</w:t>
+      </w:r>
+      <w:proofErr w:type="spellEnd"/>
+      <w:r>
+        <w:rPr>
+          <w:rFonts w:cstheme="minorHAnsi"/>
+          <w:b/>
+          <w:bCs/>
+          <w:szCs w:val="22"/>
+        </w:rPr>
+        <w:t>)</w:t>
       </w:r>
       <w:r>
         <w:rPr>
@@ -5383,7 +6111,23 @@
           <w:rFonts w:cstheme="minorHAnsi"/>
           <w:szCs w:val="22"/>
         </w:rPr>
-        <w:t>Durante el desarrollo de este proyecto se ha seguido un enfoque metodológico flexible, inspirado en los principios de las metodologías ágiles, pero adaptado a un entorno de trabajo individual y centrado en tareas de análisis de datos, experimentación con modelos de Machine Learning y desarrollo web. En este capítulo se describe dicha metodología, junto con las herramientas empleadas para la planificación y organización de las tareas, así como el sistema de control de versiones utilizado durante el proceso.</w:t>
+        <w:t xml:space="preserve">Durante el desarrollo de este proyecto se ha seguido un enfoque metodológico flexible, inspirado en los principios de las metodologías ágiles, pero adaptado a un entorno de trabajo individual y centrado en tareas de análisis de datos, experimentación con modelos de Machine </w:t>
+      </w:r>
+      <w:proofErr w:type="spellStart"/>
+      <w:r>
+        <w:rPr>
+          <w:rFonts w:cstheme="minorHAnsi"/>
+          <w:szCs w:val="22"/>
+        </w:rPr>
+        <w:t>Learning</w:t>
+      </w:r>
+      <w:proofErr w:type="spellEnd"/>
+      <w:r>
+        <w:rPr>
+          <w:rFonts w:cstheme="minorHAnsi"/>
+          <w:szCs w:val="22"/>
+        </w:rPr>
+        <w:t xml:space="preserve"> y desarrollo web. En este capítulo se describe dicha metodología, junto con las herramientas empleadas para la planificación y organización de las tareas, así como el sistema de control de versiones utilizado durante el proceso.</w:t>
       </w:r>
     </w:p>
     <w:p>
@@ -5462,7 +6206,15 @@
         <w:t>5</w:t>
       </w:r>
       <w:r>
-        <w:t xml:space="preserve">]. Aunque frameworks como Scrum contemplan roles específicos, como el </w:t>
+        <w:t xml:space="preserve">]. Aunque </w:t>
+      </w:r>
+      <w:proofErr w:type="spellStart"/>
+      <w:r>
+        <w:t>frameworks</w:t>
+      </w:r>
+      <w:proofErr w:type="spellEnd"/>
+      <w:r>
+        <w:t xml:space="preserve"> como Scrum contemplan roles específicos, como el </w:t>
       </w:r>
       <w:r>
         <w:rPr>
@@ -5470,8 +6222,18 @@
           <w:rFonts w:cstheme="minorHAnsi"/>
           <w:szCs w:val="22"/>
         </w:rPr>
-        <w:t>Scrum Master</w:t>
-      </w:r>
+        <w:t xml:space="preserve">Scrum </w:t>
+      </w:r>
+      <w:proofErr w:type="gramStart"/>
+      <w:r>
+        <w:rPr>
+          <w:rStyle w:val="nfasis"/>
+          <w:rFonts w:cstheme="minorHAnsi"/>
+          <w:szCs w:val="22"/>
+        </w:rPr>
+        <w:t>Master</w:t>
+      </w:r>
+      <w:proofErr w:type="gramEnd"/>
       <w:r>
         <w:t xml:space="preserve"> [</w:t>
       </w:r>
@@ -5481,14 +6243,34 @@
       <w:r>
         <w:t xml:space="preserve">] o el </w:t>
       </w:r>
+      <w:proofErr w:type="spellStart"/>
       <w:r>
         <w:rPr>
           <w:rStyle w:val="nfasis"/>
           <w:rFonts w:cstheme="minorHAnsi"/>
           <w:szCs w:val="22"/>
         </w:rPr>
-        <w:t>Product Owner</w:t>
-      </w:r>
+        <w:t>Product</w:t>
+      </w:r>
+      <w:proofErr w:type="spellEnd"/>
+      <w:r>
+        <w:rPr>
+          <w:rStyle w:val="nfasis"/>
+          <w:rFonts w:cstheme="minorHAnsi"/>
+          <w:szCs w:val="22"/>
+        </w:rPr>
+        <w:t xml:space="preserve"> </w:t>
+      </w:r>
+      <w:proofErr w:type="spellStart"/>
+      <w:r>
+        <w:rPr>
+          <w:rStyle w:val="nfasis"/>
+          <w:rFonts w:cstheme="minorHAnsi"/>
+          <w:szCs w:val="22"/>
+        </w:rPr>
+        <w:t>Owner</w:t>
+      </w:r>
+      <w:proofErr w:type="spellEnd"/>
       <w:r>
         <w:t xml:space="preserve"> [</w:t>
       </w:r>
@@ -5518,7 +6300,15 @@
         <w:t>8</w:t>
       </w:r>
       <w:r>
-        <w:t>] o Notion [</w:t>
+        <w:t xml:space="preserve">] o </w:t>
+      </w:r>
+      <w:proofErr w:type="spellStart"/>
+      <w:r>
+        <w:t>Notion</w:t>
+      </w:r>
+      <w:proofErr w:type="spellEnd"/>
+      <w:r>
+        <w:t xml:space="preserve"> [</w:t>
       </w:r>
       <w:r>
         <w:t>9</w:t>
@@ -5656,6 +6446,7 @@
         </w:rPr>
         <w:t xml:space="preserve"> aunque no se aplicaron sistemas de </w:t>
       </w:r>
+      <w:proofErr w:type="spellStart"/>
       <w:r>
         <w:rPr>
           <w:rFonts w:cstheme="minorHAnsi"/>
@@ -5665,6 +6456,7 @@
         </w:rPr>
         <w:t>testing</w:t>
       </w:r>
+      <w:proofErr w:type="spellEnd"/>
       <w:r>
         <w:rPr>
           <w:rFonts w:cstheme="minorHAnsi"/>
@@ -5712,7 +6504,15 @@
     </w:p>
     <w:p>
       <w:r>
-        <w:t>En lugar de emplear herramientas especializadas de gestión de proyectos como Notion, Trello</w:t>
+        <w:t xml:space="preserve">En lugar de emplear herramientas especializadas de gestión de proyectos como </w:t>
+      </w:r>
+      <w:proofErr w:type="spellStart"/>
+      <w:r>
+        <w:t>Notion</w:t>
+      </w:r>
+      <w:proofErr w:type="spellEnd"/>
+      <w:r>
+        <w:t>, Trello</w:t>
       </w:r>
       <w:r>
         <w:t xml:space="preserve"> </w:t>
@@ -5886,6 +6686,7 @@
       <w:r>
         <w:t xml:space="preserve">], realizando </w:t>
       </w:r>
+      <w:proofErr w:type="spellStart"/>
       <w:r>
         <w:rPr>
           <w:i/>
@@ -5893,6 +6694,7 @@
         </w:rPr>
         <w:t>commits</w:t>
       </w:r>
+      <w:proofErr w:type="spellEnd"/>
       <w:r>
         <w:t xml:space="preserve"> frecuentes tras cada sesión de desarrollo o al completar hitos relevantes del proyecto. El repositorio ha sido alojado en </w:t>
       </w:r>
@@ -5914,6 +6716,9 @@
     </w:p>
     <w:p>
       <w:r>
+        <w:rPr>
+          <w:noProof/>
+        </w:rPr>
         <w:drawing>
           <wp:inline distT="0" distB="0" distL="0" distR="0" wp14:anchorId="3935A372" wp14:editId="2DE74D00">
             <wp:extent cx="5760085" cy="964565"/>
@@ -5989,6 +6794,7 @@
         </w:rPr>
         <w:t xml:space="preserve">Realización de </w:t>
       </w:r>
+      <w:proofErr w:type="spellStart"/>
       <w:r>
         <w:rPr>
           <w:rFonts w:cstheme="minorHAnsi"/>
@@ -5998,6 +6804,7 @@
         </w:rPr>
         <w:t>commits</w:t>
       </w:r>
+      <w:proofErr w:type="spellEnd"/>
       <w:r>
         <w:rPr>
           <w:rFonts w:cstheme="minorHAnsi"/>
@@ -6159,6 +6966,7 @@
       <w:r>
         <w:t xml:space="preserve">Cabe destacar que, aunque el uso de una única rama y un flujo sencillo de </w:t>
       </w:r>
+      <w:proofErr w:type="spellStart"/>
       <w:r>
         <w:rPr>
           <w:i/>
@@ -6166,34 +6974,84 @@
         </w:rPr>
         <w:t>commits</w:t>
       </w:r>
+      <w:proofErr w:type="spellEnd"/>
       <w:r>
         <w:t xml:space="preserve"> ha sido adecuado para un desarrollo individual, en entornos profesionales o colaborativos resulta recomendable adoptar estrategias más avanzadas de control de versiones. En estos casos, es habitual emplear ramas separadas para nuevas funcionalidades (</w:t>
       </w:r>
+      <w:proofErr w:type="spellStart"/>
       <w:r>
         <w:rPr>
           <w:i/>
           <w:iCs/>
         </w:rPr>
-        <w:t>feature branches</w:t>
-      </w:r>
-      <w:r>
-        <w:t xml:space="preserve">), revisión mediante </w:t>
-      </w:r>
+        <w:t>feature</w:t>
+      </w:r>
+      <w:proofErr w:type="spellEnd"/>
       <w:r>
         <w:rPr>
           <w:i/>
           <w:iCs/>
         </w:rPr>
-        <w:t>pull requests</w:t>
-      </w:r>
-      <w:r>
-        <w:t>, y flujos de trabajo más estructurados como GitFlow</w:t>
-      </w:r>
+        <w:t xml:space="preserve"> </w:t>
+      </w:r>
+      <w:proofErr w:type="spellStart"/>
+      <w:r>
+        <w:rPr>
+          <w:i/>
+          <w:iCs/>
+        </w:rPr>
+        <w:t>branches</w:t>
+      </w:r>
+      <w:proofErr w:type="spellEnd"/>
+      <w:r>
+        <w:t xml:space="preserve">), revisión mediante </w:t>
+      </w:r>
+      <w:proofErr w:type="spellStart"/>
+      <w:r>
+        <w:rPr>
+          <w:i/>
+          <w:iCs/>
+        </w:rPr>
+        <w:t>pull</w:t>
+      </w:r>
+      <w:proofErr w:type="spellEnd"/>
+      <w:r>
+        <w:rPr>
+          <w:i/>
+          <w:iCs/>
+        </w:rPr>
+        <w:t xml:space="preserve"> </w:t>
+      </w:r>
+      <w:proofErr w:type="spellStart"/>
+      <w:r>
+        <w:rPr>
+          <w:i/>
+          <w:iCs/>
+        </w:rPr>
+        <w:t>requests</w:t>
+      </w:r>
+      <w:proofErr w:type="spellEnd"/>
+      <w:r>
+        <w:t xml:space="preserve">, y flujos de trabajo más estructurados como </w:t>
+      </w:r>
+      <w:proofErr w:type="spellStart"/>
+      <w:r>
+        <w:t>GitFlow</w:t>
+      </w:r>
+      <w:proofErr w:type="spellEnd"/>
       <w:r>
         <w:t xml:space="preserve"> [13]</w:t>
       </w:r>
       <w:r>
-        <w:t>, junto con herramientas de coordinación como GitHub Projects, que facilitan la gestión de tareas y la integración continua. Este tipo de prácticas permiten trabajar de manera ordenada entre varios desarrolladores, evitar conflictos, y garantizar la calidad del código en proyectos más complejos o desplegados en producción.</w:t>
+        <w:t xml:space="preserve">, junto con herramientas de coordinación como GitHub </w:t>
+      </w:r>
+      <w:proofErr w:type="spellStart"/>
+      <w:r>
+        <w:t>Projects</w:t>
+      </w:r>
+      <w:proofErr w:type="spellEnd"/>
+      <w:r>
+        <w:t>, que facilitan la gestión de tareas y la integración continua. Este tipo de prácticas permiten trabajar de manera ordenada entre varios desarrolladores, evitar conflictos, y garantizar la calidad del código en proyectos más complejos o desplegados en producción.</w:t>
       </w:r>
     </w:p>
     <w:p>
@@ -6285,17 +7143,90 @@
       </w:r>
     </w:p>
     <w:p/>
+    <w:p/>
+    <w:p/>
     <w:p>
       <w:pPr>
         <w:pStyle w:val="Ttulo1"/>
       </w:pPr>
       <w:bookmarkStart w:id="22" w:name="_Toc225422155"/>
       <w:r>
+        <w:lastRenderedPageBreak/>
         <w:t>Recopilación y preparación de datos</w:t>
       </w:r>
       <w:bookmarkEnd w:id="22"/>
     </w:p>
+    <w:p>
+      <w:r>
+        <w:t xml:space="preserve">En este apartado se describe el proceso seguido para la recopilación y el tratamiento de los datos utilizados en el proyecto. Se detallan las fuentes de información empleadas, así como las tareas de limpieza, transformación y selección necesarias para construir un conjunto de datos consistente y adecuado para el modelado predictivo. Esta fase resulta fundamental, ya que la calidad de los datos condiciona directamente el rendimiento y la fiabilidad de los modelos de Machine </w:t>
+      </w:r>
+      <w:proofErr w:type="spellStart"/>
+      <w:r>
+        <w:t>Learning</w:t>
+      </w:r>
+      <w:proofErr w:type="spellEnd"/>
+      <w:r>
+        <w:t xml:space="preserve"> desarrollados.</w:t>
+      </w:r>
+    </w:p>
+    <w:p>
+      <w:pPr>
+        <w:pStyle w:val="Ttulo2"/>
+      </w:pPr>
+      <w:r>
+        <w:t>FUENTES DE DATOS</w:t>
+      </w:r>
+    </w:p>
+    <w:p>
+      <w:pPr>
+        <w:pStyle w:val="Ttulo2"/>
+      </w:pPr>
+      <w:r>
+        <w:t>DESCRIPCIÓN DEL CONJUNTO DE DATOS</w:t>
+      </w:r>
+    </w:p>
+    <w:p>
+      <w:pPr>
+        <w:pStyle w:val="Ttulo2"/>
+      </w:pPr>
+      <w:r>
+        <w:t>ANALISIS EXPLORATORIO DE DATOS (EDA)</w:t>
+      </w:r>
+    </w:p>
+    <w:p>
+      <w:pPr>
+        <w:pStyle w:val="Ttulo2"/>
+      </w:pPr>
+      <w:r>
+        <w:t>LIMPIEZA DE DATOS</w:t>
+      </w:r>
+    </w:p>
+    <w:p>
+      <w:pPr>
+        <w:pStyle w:val="Ttulo2"/>
+      </w:pPr>
+      <w:r>
+        <w:t>INGENIERIA DE CARACTERISTICAS</w:t>
+      </w:r>
+    </w:p>
+    <w:p>
+      <w:pPr>
+        <w:pStyle w:val="Ttulo2"/>
+      </w:pPr>
+      <w:r>
+        <w:t>CODIFICACIÓN Y NORMALIZACIÓN</w:t>
+      </w:r>
+    </w:p>
+    <w:p>
+      <w:pPr>
+        <w:pStyle w:val="Ttulo2"/>
+      </w:pPr>
+      <w:r>
+        <w:t>PREPARACIÓN FINAL PARA EL MODELADO</w:t>
+      </w:r>
+    </w:p>
     <w:p/>
+    <w:p/>
     <w:p>
       <w:pPr>
         <w:pStyle w:val="Ttulo1"/>
@@ -6313,29 +7244,29 @@
       </w:pPr>
       <w:bookmarkStart w:id="24" w:name="_Toc225422157"/>
       <w:r>
+        <w:t>Definición y ejecución del marco experimental</w:t>
+      </w:r>
+      <w:bookmarkEnd w:id="24"/>
+    </w:p>
+    <w:p/>
+    <w:p>
+      <w:pPr>
+        <w:pStyle w:val="Ttulo1"/>
+      </w:pPr>
+      <w:bookmarkStart w:id="25" w:name="_Toc225422158"/>
+      <w:r>
+        <w:t>Evaluación y anlisis de los resultados</w:t>
+      </w:r>
+      <w:bookmarkEnd w:id="25"/>
+    </w:p>
+    <w:p/>
+    <w:p>
+      <w:pPr>
+        <w:pStyle w:val="Ttulo1"/>
+      </w:pPr>
+      <w:bookmarkStart w:id="26" w:name="_Toc225422159"/>
+      <w:r>
         <w:lastRenderedPageBreak/>
-        <w:t>Definición y ejecución del marco experimental</w:t>
-      </w:r>
-      <w:bookmarkEnd w:id="24"/>
-    </w:p>
-    <w:p/>
-    <w:p>
-      <w:pPr>
-        <w:pStyle w:val="Ttulo1"/>
-      </w:pPr>
-      <w:bookmarkStart w:id="25" w:name="_Toc225422158"/>
-      <w:r>
-        <w:t>Evaluación y anlisis de los resultados</w:t>
-      </w:r>
-      <w:bookmarkEnd w:id="25"/>
-    </w:p>
-    <w:p/>
-    <w:p>
-      <w:pPr>
-        <w:pStyle w:val="Ttulo1"/>
-      </w:pPr>
-      <w:bookmarkStart w:id="26" w:name="_Toc225422159"/>
-      <w:r>
         <w:t>Valoración Ética</w:t>
       </w:r>
       <w:bookmarkEnd w:id="26"/>
@@ -6404,7 +7335,6 @@
           <w:noProof/>
           <w:lang w:val="es-ES"/>
         </w:rPr>
-        <w:lastRenderedPageBreak/>
         <w:drawing>
           <wp:inline distT="0" distB="0" distL="0" distR="0" wp14:anchorId="777A8417" wp14:editId="322A5600">
             <wp:extent cx="1504950" cy="647700"/>
@@ -6547,6 +7477,7 @@
     <w:bookmarkEnd w:id="31"/>
     <w:p>
       <w:r>
+        <w:lastRenderedPageBreak/>
         <w:t>Nótese que para el texto que acompaña a las figuras existe un estilo llamado ‘Figura’.  Si se utiliza, posteriormente será más fácil generar la tabla de ilustraciones.</w:t>
       </w:r>
     </w:p>
@@ -6593,7 +7524,15 @@
     </w:p>
     <w:p>
       <w:r>
-        <w:t>Este es el estilo de título de nivel 4 por si es es necesario desarrollar algún punto con más detalle.</w:t>
+        <w:t xml:space="preserve">Este es el estilo de título de nivel 4 por si es </w:t>
+      </w:r>
+      <w:proofErr w:type="spellStart"/>
+      <w:r>
+        <w:t>es</w:t>
+      </w:r>
+      <w:proofErr w:type="spellEnd"/>
+      <w:r>
+        <w:t xml:space="preserve"> necesario desarrollar algún punto con más detalle.</w:t>
       </w:r>
     </w:p>
     <w:p>
@@ -6684,7 +7623,43 @@
           <w:szCs w:val="22"/>
           <w:lang w:val="en-US"/>
         </w:rPr>
-        <w:t xml:space="preserve"> , (consultado el 24/03/2026).</w:t>
+        <w:t xml:space="preserve"> , (</w:t>
+      </w:r>
+      <w:proofErr w:type="spellStart"/>
+      <w:r>
+        <w:rPr>
+          <w:rFonts w:cstheme="minorHAnsi"/>
+          <w:szCs w:val="22"/>
+          <w:lang w:val="en-US"/>
+        </w:rPr>
+        <w:t>consultado</w:t>
+      </w:r>
+      <w:proofErr w:type="spellEnd"/>
+      <w:r>
+        <w:rPr>
+          <w:rFonts w:cstheme="minorHAnsi"/>
+          <w:szCs w:val="22"/>
+          <w:lang w:val="en-US"/>
+        </w:rPr>
+        <w:t xml:space="preserve"> </w:t>
+      </w:r>
+      <w:proofErr w:type="spellStart"/>
+      <w:r>
+        <w:rPr>
+          <w:rFonts w:cstheme="minorHAnsi"/>
+          <w:szCs w:val="22"/>
+          <w:lang w:val="en-US"/>
+        </w:rPr>
+        <w:t>el</w:t>
+      </w:r>
+      <w:proofErr w:type="spellEnd"/>
+      <w:r>
+        <w:rPr>
+          <w:rFonts w:cstheme="minorHAnsi"/>
+          <w:szCs w:val="22"/>
+          <w:lang w:val="en-US"/>
+        </w:rPr>
+        <w:t xml:space="preserve"> 24/03/2026).</w:t>
       </w:r>
     </w:p>
     <w:p>
@@ -6727,7 +7702,43 @@
           <w:szCs w:val="22"/>
           <w:lang w:val="en-US"/>
         </w:rPr>
-        <w:t xml:space="preserve"> , (consultado el 24/03/2026).</w:t>
+        <w:t xml:space="preserve"> , (</w:t>
+      </w:r>
+      <w:proofErr w:type="spellStart"/>
+      <w:r>
+        <w:rPr>
+          <w:rFonts w:cstheme="minorHAnsi"/>
+          <w:szCs w:val="22"/>
+          <w:lang w:val="en-US"/>
+        </w:rPr>
+        <w:t>consultado</w:t>
+      </w:r>
+      <w:proofErr w:type="spellEnd"/>
+      <w:r>
+        <w:rPr>
+          <w:rFonts w:cstheme="minorHAnsi"/>
+          <w:szCs w:val="22"/>
+          <w:lang w:val="en-US"/>
+        </w:rPr>
+        <w:t xml:space="preserve"> </w:t>
+      </w:r>
+      <w:proofErr w:type="spellStart"/>
+      <w:r>
+        <w:rPr>
+          <w:rFonts w:cstheme="minorHAnsi"/>
+          <w:szCs w:val="22"/>
+          <w:lang w:val="en-US"/>
+        </w:rPr>
+        <w:t>el</w:t>
+      </w:r>
+      <w:proofErr w:type="spellEnd"/>
+      <w:r>
+        <w:rPr>
+          <w:rFonts w:cstheme="minorHAnsi"/>
+          <w:szCs w:val="22"/>
+          <w:lang w:val="en-US"/>
+        </w:rPr>
+        <w:t xml:space="preserve"> 24/03/2026).</w:t>
       </w:r>
     </w:p>
     <w:p>
@@ -6770,7 +7781,43 @@
           <w:szCs w:val="22"/>
           <w:lang w:val="en-US"/>
         </w:rPr>
-        <w:t>, (consultado el 25/03/2026).</w:t>
+        <w:t>, (</w:t>
+      </w:r>
+      <w:proofErr w:type="spellStart"/>
+      <w:r>
+        <w:rPr>
+          <w:rFonts w:cstheme="minorHAnsi"/>
+          <w:szCs w:val="22"/>
+          <w:lang w:val="en-US"/>
+        </w:rPr>
+        <w:t>consultado</w:t>
+      </w:r>
+      <w:proofErr w:type="spellEnd"/>
+      <w:r>
+        <w:rPr>
+          <w:rFonts w:cstheme="minorHAnsi"/>
+          <w:szCs w:val="22"/>
+          <w:lang w:val="en-US"/>
+        </w:rPr>
+        <w:t xml:space="preserve"> </w:t>
+      </w:r>
+      <w:proofErr w:type="spellStart"/>
+      <w:r>
+        <w:rPr>
+          <w:rFonts w:cstheme="minorHAnsi"/>
+          <w:szCs w:val="22"/>
+          <w:lang w:val="en-US"/>
+        </w:rPr>
+        <w:t>el</w:t>
+      </w:r>
+      <w:proofErr w:type="spellEnd"/>
+      <w:r>
+        <w:rPr>
+          <w:rFonts w:cstheme="minorHAnsi"/>
+          <w:szCs w:val="22"/>
+          <w:lang w:val="en-US"/>
+        </w:rPr>
+        <w:t xml:space="preserve"> 25/03/2026).</w:t>
       </w:r>
     </w:p>
     <w:p>
@@ -6813,7 +7860,43 @@
           <w:szCs w:val="22"/>
           <w:lang w:val="en-US"/>
         </w:rPr>
-        <w:t>, (consultado el 25/03/2026).</w:t>
+        <w:t>, (</w:t>
+      </w:r>
+      <w:proofErr w:type="spellStart"/>
+      <w:r>
+        <w:rPr>
+          <w:rFonts w:cstheme="minorHAnsi"/>
+          <w:szCs w:val="22"/>
+          <w:lang w:val="en-US"/>
+        </w:rPr>
+        <w:t>consultado</w:t>
+      </w:r>
+      <w:proofErr w:type="spellEnd"/>
+      <w:r>
+        <w:rPr>
+          <w:rFonts w:cstheme="minorHAnsi"/>
+          <w:szCs w:val="22"/>
+          <w:lang w:val="en-US"/>
+        </w:rPr>
+        <w:t xml:space="preserve"> </w:t>
+      </w:r>
+      <w:proofErr w:type="spellStart"/>
+      <w:r>
+        <w:rPr>
+          <w:rFonts w:cstheme="minorHAnsi"/>
+          <w:szCs w:val="22"/>
+          <w:lang w:val="en-US"/>
+        </w:rPr>
+        <w:t>el</w:t>
+      </w:r>
+      <w:proofErr w:type="spellEnd"/>
+      <w:r>
+        <w:rPr>
+          <w:rFonts w:cstheme="minorHAnsi"/>
+          <w:szCs w:val="22"/>
+          <w:lang w:val="en-US"/>
+        </w:rPr>
+        <w:t xml:space="preserve"> 25/03/2026).</w:t>
       </w:r>
     </w:p>
     <w:p>
@@ -6835,14 +7918,30 @@
           <w:rFonts w:cstheme="minorHAnsi"/>
           <w:szCs w:val="22"/>
         </w:rPr>
-        <w:t>“Manifiesto Ágil</w:t>
-      </w:r>
-      <w:r>
-        <w:rPr>
-          <w:rFonts w:cstheme="minorHAnsi"/>
-          <w:szCs w:val="22"/>
-        </w:rPr>
-        <w:t xml:space="preserve">“, </w:t>
+        <w:t xml:space="preserve">“Manifiesto </w:t>
+      </w:r>
+      <w:proofErr w:type="gramStart"/>
+      <w:r>
+        <w:rPr>
+          <w:rFonts w:cstheme="minorHAnsi"/>
+          <w:szCs w:val="22"/>
+        </w:rPr>
+        <w:t>Ágil</w:t>
+      </w:r>
+      <w:r>
+        <w:rPr>
+          <w:rFonts w:cstheme="minorHAnsi"/>
+          <w:szCs w:val="22"/>
+        </w:rPr>
+        <w:t>“</w:t>
+      </w:r>
+      <w:proofErr w:type="gramEnd"/>
+      <w:r>
+        <w:rPr>
+          <w:rFonts w:cstheme="minorHAnsi"/>
+          <w:szCs w:val="22"/>
+        </w:rPr>
+        <w:t xml:space="preserve">, </w:t>
       </w:r>
       <w:hyperlink r:id="rId18" w:history="1">
         <w:r>
@@ -6930,7 +8029,23 @@
           <w:rFonts w:cstheme="minorHAnsi"/>
           <w:szCs w:val="22"/>
         </w:rPr>
-        <w:t xml:space="preserve">“Scrum Master”, </w:t>
+        <w:t xml:space="preserve">“Scrum </w:t>
+      </w:r>
+      <w:proofErr w:type="gramStart"/>
+      <w:r>
+        <w:rPr>
+          <w:rFonts w:cstheme="minorHAnsi"/>
+          <w:szCs w:val="22"/>
+        </w:rPr>
+        <w:t>Master</w:t>
+      </w:r>
+      <w:proofErr w:type="gramEnd"/>
+      <w:r>
+        <w:rPr>
+          <w:rFonts w:cstheme="minorHAnsi"/>
+          <w:szCs w:val="22"/>
+        </w:rPr>
+        <w:t xml:space="preserve">”, </w:t>
       </w:r>
       <w:hyperlink r:id="rId19" w:history="1">
         <w:r>
@@ -6976,7 +8091,39 @@
           <w:rFonts w:cstheme="minorHAnsi"/>
           <w:szCs w:val="22"/>
         </w:rPr>
-        <w:t xml:space="preserve">“Product Owner”, </w:t>
+        <w:t>“</w:t>
+      </w:r>
+      <w:proofErr w:type="spellStart"/>
+      <w:r>
+        <w:rPr>
+          <w:rFonts w:cstheme="minorHAnsi"/>
+          <w:szCs w:val="22"/>
+        </w:rPr>
+        <w:t>Product</w:t>
+      </w:r>
+      <w:proofErr w:type="spellEnd"/>
+      <w:r>
+        <w:rPr>
+          <w:rFonts w:cstheme="minorHAnsi"/>
+          <w:szCs w:val="22"/>
+        </w:rPr>
+        <w:t xml:space="preserve"> </w:t>
+      </w:r>
+      <w:proofErr w:type="spellStart"/>
+      <w:r>
+        <w:rPr>
+          <w:rFonts w:cstheme="minorHAnsi"/>
+          <w:szCs w:val="22"/>
+        </w:rPr>
+        <w:t>Owner</w:t>
+      </w:r>
+      <w:proofErr w:type="spellEnd"/>
+      <w:r>
+        <w:rPr>
+          <w:rFonts w:cstheme="minorHAnsi"/>
+          <w:szCs w:val="22"/>
+        </w:rPr>
+        <w:t xml:space="preserve">”, </w:t>
       </w:r>
       <w:hyperlink r:id="rId20" w:history="1">
         <w:r>
@@ -7084,6 +8231,7 @@
         </w:rPr>
         <w:t>“</w:t>
       </w:r>
+      <w:proofErr w:type="spellStart"/>
       <w:r>
         <w:rPr>
           <w:rFonts w:cstheme="minorHAnsi"/>
@@ -7091,6 +8239,7 @@
         </w:rPr>
         <w:t>Notion</w:t>
       </w:r>
+      <w:proofErr w:type="spellEnd"/>
       <w:r>
         <w:rPr>
           <w:rFonts w:cstheme="minorHAnsi"/>
@@ -7202,7 +8351,39 @@
           <w:rFonts w:cstheme="minorHAnsi"/>
           <w:szCs w:val="22"/>
         </w:rPr>
-        <w:t>“Git - About Version Control</w:t>
+        <w:t xml:space="preserve">“Git - </w:t>
+      </w:r>
+      <w:proofErr w:type="spellStart"/>
+      <w:r>
+        <w:rPr>
+          <w:rFonts w:cstheme="minorHAnsi"/>
+          <w:szCs w:val="22"/>
+        </w:rPr>
+        <w:t>About</w:t>
+      </w:r>
+      <w:proofErr w:type="spellEnd"/>
+      <w:r>
+        <w:rPr>
+          <w:rFonts w:cstheme="minorHAnsi"/>
+          <w:szCs w:val="22"/>
+        </w:rPr>
+        <w:t xml:space="preserve"> </w:t>
+      </w:r>
+      <w:proofErr w:type="spellStart"/>
+      <w:r>
+        <w:rPr>
+          <w:rFonts w:cstheme="minorHAnsi"/>
+          <w:szCs w:val="22"/>
+        </w:rPr>
+        <w:t>Version</w:t>
+      </w:r>
+      <w:proofErr w:type="spellEnd"/>
+      <w:r>
+        <w:rPr>
+          <w:rFonts w:cstheme="minorHAnsi"/>
+          <w:szCs w:val="22"/>
+        </w:rPr>
+        <w:t xml:space="preserve"> Control</w:t>
       </w:r>
       <w:r>
         <w:rPr>
@@ -7292,7 +8473,43 @@
           <w:lang w:val="en-US"/>
         </w:rPr>
         <w:br/>
-        <w:t>(consultado el 26/03/2026).</w:t>
+        <w:t>(</w:t>
+      </w:r>
+      <w:proofErr w:type="spellStart"/>
+      <w:r>
+        <w:rPr>
+          <w:rFonts w:cstheme="minorHAnsi"/>
+          <w:szCs w:val="22"/>
+          <w:lang w:val="en-US"/>
+        </w:rPr>
+        <w:t>consultado</w:t>
+      </w:r>
+      <w:proofErr w:type="spellEnd"/>
+      <w:r>
+        <w:rPr>
+          <w:rFonts w:cstheme="minorHAnsi"/>
+          <w:szCs w:val="22"/>
+          <w:lang w:val="en-US"/>
+        </w:rPr>
+        <w:t xml:space="preserve"> </w:t>
+      </w:r>
+      <w:proofErr w:type="spellStart"/>
+      <w:r>
+        <w:rPr>
+          <w:rFonts w:cstheme="minorHAnsi"/>
+          <w:szCs w:val="22"/>
+          <w:lang w:val="en-US"/>
+        </w:rPr>
+        <w:t>el</w:t>
+      </w:r>
+      <w:proofErr w:type="spellEnd"/>
+      <w:r>
+        <w:rPr>
+          <w:rFonts w:cstheme="minorHAnsi"/>
+          <w:szCs w:val="22"/>
+          <w:lang w:val="en-US"/>
+        </w:rPr>
+        <w:t xml:space="preserve"> 26/03/2026).</w:t>
       </w:r>
     </w:p>
     <w:p>
@@ -7316,7 +8533,25 @@
           <w:szCs w:val="22"/>
           <w:lang w:val="en-US"/>
         </w:rPr>
-        <w:t xml:space="preserve">“Git-flow cheatsheet – Daniel Kummer”, </w:t>
+        <w:t xml:space="preserve">“Git-flow </w:t>
+      </w:r>
+      <w:proofErr w:type="spellStart"/>
+      <w:r>
+        <w:rPr>
+          <w:rFonts w:cstheme="minorHAnsi"/>
+          <w:szCs w:val="22"/>
+          <w:lang w:val="en-US"/>
+        </w:rPr>
+        <w:t>cheatsheet</w:t>
+      </w:r>
+      <w:proofErr w:type="spellEnd"/>
+      <w:r>
+        <w:rPr>
+          <w:rFonts w:cstheme="minorHAnsi"/>
+          <w:szCs w:val="22"/>
+          <w:lang w:val="en-US"/>
+        </w:rPr>
+        <w:t xml:space="preserve"> – Daniel Kummer”, </w:t>
       </w:r>
       <w:hyperlink r:id="rId26" w:history="1">
         <w:r>
@@ -7335,7 +8570,43 @@
           <w:szCs w:val="22"/>
           <w:lang w:val="en-US"/>
         </w:rPr>
-        <w:t>, (consultado el 24/03/2026).</w:t>
+        <w:t>, (</w:t>
+      </w:r>
+      <w:proofErr w:type="spellStart"/>
+      <w:r>
+        <w:rPr>
+          <w:rFonts w:cstheme="minorHAnsi"/>
+          <w:szCs w:val="22"/>
+          <w:lang w:val="en-US"/>
+        </w:rPr>
+        <w:t>consultado</w:t>
+      </w:r>
+      <w:proofErr w:type="spellEnd"/>
+      <w:r>
+        <w:rPr>
+          <w:rFonts w:cstheme="minorHAnsi"/>
+          <w:szCs w:val="22"/>
+          <w:lang w:val="en-US"/>
+        </w:rPr>
+        <w:t xml:space="preserve"> </w:t>
+      </w:r>
+      <w:proofErr w:type="spellStart"/>
+      <w:r>
+        <w:rPr>
+          <w:rFonts w:cstheme="minorHAnsi"/>
+          <w:szCs w:val="22"/>
+          <w:lang w:val="en-US"/>
+        </w:rPr>
+        <w:t>el</w:t>
+      </w:r>
+      <w:proofErr w:type="spellEnd"/>
+      <w:r>
+        <w:rPr>
+          <w:rFonts w:cstheme="minorHAnsi"/>
+          <w:szCs w:val="22"/>
+          <w:lang w:val="en-US"/>
+        </w:rPr>
+        <w:t xml:space="preserve"> 24/03/2026).</w:t>
       </w:r>
     </w:p>
     <w:p>
@@ -9829,6 +11100,36 @@
   </w:num>
   <w:num w:numId="20" w16cid:durableId="2011248933">
     <w:abstractNumId w:val="2"/>
+  </w:num>
+  <w:num w:numId="21" w16cid:durableId="829639309">
+    <w:abstractNumId w:val="0"/>
+    <w:lvlOverride w:ilvl="0">
+      <w:startOverride w:val="1"/>
+    </w:lvlOverride>
+    <w:lvlOverride w:ilvl="1">
+      <w:startOverride w:val="1"/>
+    </w:lvlOverride>
+    <w:lvlOverride w:ilvl="2">
+      <w:startOverride w:val="1"/>
+    </w:lvlOverride>
+    <w:lvlOverride w:ilvl="3">
+      <w:startOverride w:val="1"/>
+    </w:lvlOverride>
+    <w:lvlOverride w:ilvl="4">
+      <w:startOverride w:val="1"/>
+    </w:lvlOverride>
+    <w:lvlOverride w:ilvl="5">
+      <w:startOverride w:val="1"/>
+    </w:lvlOverride>
+    <w:lvlOverride w:ilvl="6">
+      <w:startOverride w:val="1"/>
+    </w:lvlOverride>
+    <w:lvlOverride w:ilvl="7">
+      <w:startOverride w:val="1"/>
+    </w:lvlOverride>
+    <w:lvlOverride w:ilvl="8">
+      <w:startOverride w:val="1"/>
+    </w:lvlOverride>
   </w:num>
   <w:numIdMacAtCleanup w:val="1"/>
 </w:numbering>

--- a/MEMORIA/ejemplo_memoria_PFM.docx
+++ b/MEMORIA/ejemplo_memoria_PFM.docx
@@ -4698,12 +4698,10 @@
         <w:t xml:space="preserve">El objetivo principal de la analítica en fútbol es comprender el comportamiento de los equipos, identificar patrones de juego y generar información útil para la toma de decisiones tácticas, el </w:t>
       </w:r>
       <w:proofErr w:type="spellStart"/>
-      <w:proofErr w:type="gramStart"/>
       <w:r>
         <w:t>scouting</w:t>
       </w:r>
       <w:proofErr w:type="spellEnd"/>
-      <w:proofErr w:type="gramEnd"/>
       <w:r>
         <w:t xml:space="preserve"> o la valoración del rendimiento individual y colectivo. En los últimos años, la disponibilidad de datos estructurados ha impulsado el desarrollo de modelos capaces de predecir resultados, evaluar estrategias y anticipar comportamientos futuros en competiciones profesionales.</w:t>
       </w:r>
@@ -6222,18 +6220,8 @@
           <w:rFonts w:cstheme="minorHAnsi"/>
           <w:szCs w:val="22"/>
         </w:rPr>
-        <w:t xml:space="preserve">Scrum </w:t>
-      </w:r>
-      <w:proofErr w:type="gramStart"/>
-      <w:r>
-        <w:rPr>
-          <w:rStyle w:val="nfasis"/>
-          <w:rFonts w:cstheme="minorHAnsi"/>
-          <w:szCs w:val="22"/>
-        </w:rPr>
-        <w:t>Master</w:t>
-      </w:r>
-      <w:proofErr w:type="gramEnd"/>
+        <w:t>Scrum Master</w:t>
+      </w:r>
       <w:r>
         <w:t xml:space="preserve"> [</w:t>
       </w:r>
@@ -7176,20 +7164,606 @@
       <w:r>
         <w:t>FUENTES DE DATOS</w:t>
       </w:r>
+      <w:r>
+        <w:t xml:space="preserve"> (REVISAR)</w:t>
+      </w:r>
+    </w:p>
+    <w:p>
+      <w:pPr>
+        <w:pStyle w:val="NormalWeb"/>
+        <w:spacing w:line="300" w:lineRule="atLeast"/>
+        <w:rPr>
+          <w:rFonts w:asciiTheme="minorHAnsi" w:hAnsiTheme="minorHAnsi" w:cstheme="minorHAnsi"/>
+          <w:sz w:val="22"/>
+          <w:szCs w:val="22"/>
+        </w:rPr>
+      </w:pPr>
+      <w:r>
+        <w:rPr>
+          <w:rFonts w:asciiTheme="minorHAnsi" w:hAnsiTheme="minorHAnsi" w:cstheme="minorHAnsi"/>
+          <w:sz w:val="22"/>
+          <w:szCs w:val="22"/>
+        </w:rPr>
+        <w:t>Los datos utilizados en este proyecto proceden de distintas fuentes externas especializadas en estadística deportiva y competiciones de fútbol profesional. Todas ellas aportan información disponible públicamente antes de la celebración de los partidos, lo que permite construir un conjunto de datos coherente y realista para el entrenamiento y evaluación de modelos predictivos.</w:t>
+      </w:r>
+    </w:p>
+    <w:p>
+      <w:pPr>
+        <w:pStyle w:val="NormalWeb"/>
+        <w:spacing w:line="300" w:lineRule="atLeast"/>
+        <w:rPr>
+          <w:rFonts w:asciiTheme="minorHAnsi" w:hAnsiTheme="minorHAnsi" w:cstheme="minorHAnsi"/>
+          <w:sz w:val="22"/>
+          <w:szCs w:val="22"/>
+        </w:rPr>
+      </w:pPr>
+      <w:r>
+        <w:rPr>
+          <w:rFonts w:asciiTheme="minorHAnsi" w:hAnsiTheme="minorHAnsi" w:cstheme="minorHAnsi"/>
+          <w:sz w:val="22"/>
+          <w:szCs w:val="22"/>
+        </w:rPr>
+        <w:t xml:space="preserve">La base principal del sistema está formada por un histórico consolidado de partidos de </w:t>
+      </w:r>
+      <w:proofErr w:type="spellStart"/>
+      <w:r>
+        <w:rPr>
+          <w:rFonts w:asciiTheme="minorHAnsi" w:hAnsiTheme="minorHAnsi" w:cstheme="minorHAnsi"/>
+          <w:sz w:val="22"/>
+          <w:szCs w:val="22"/>
+        </w:rPr>
+        <w:t>LaLiga</w:t>
+      </w:r>
+      <w:proofErr w:type="spellEnd"/>
+      <w:r>
+        <w:rPr>
+          <w:rFonts w:asciiTheme="minorHAnsi" w:hAnsiTheme="minorHAnsi" w:cstheme="minorHAnsi"/>
+          <w:sz w:val="22"/>
+          <w:szCs w:val="22"/>
+        </w:rPr>
+        <w:t>, que recoge resultados finales y estadísticas asociadas a cada encuentro. Este histórico se ha construido a partir de archivos estructurados en formato CSV, que contienen información agregada a nivel equipo</w:t>
+      </w:r>
+      <w:r>
+        <w:rPr>
+          <w:rFonts w:asciiTheme="minorHAnsi" w:hAnsiTheme="minorHAnsi" w:cstheme="minorHAnsi"/>
+          <w:sz w:val="22"/>
+          <w:szCs w:val="22"/>
+        </w:rPr>
+        <w:noBreakHyphen/>
+        <w:t>partido, e incluye resultados, métricas básicas de rendimiento y variables contextuales.</w:t>
+      </w:r>
+    </w:p>
+    <w:p>
+      <w:pPr>
+        <w:pStyle w:val="NormalWeb"/>
+        <w:spacing w:line="300" w:lineRule="atLeast"/>
+        <w:rPr>
+          <w:rFonts w:asciiTheme="minorHAnsi" w:hAnsiTheme="minorHAnsi" w:cstheme="minorHAnsi"/>
+          <w:sz w:val="22"/>
+          <w:szCs w:val="22"/>
+        </w:rPr>
+      </w:pPr>
+      <w:r>
+        <w:rPr>
+          <w:rFonts w:asciiTheme="minorHAnsi" w:hAnsiTheme="minorHAnsi" w:cstheme="minorHAnsi"/>
+          <w:sz w:val="22"/>
+          <w:szCs w:val="22"/>
+        </w:rPr>
+        <w:t xml:space="preserve">Para complementar el histórico base, se han incorporado datos procedentes del portal </w:t>
+      </w:r>
+      <w:r>
+        <w:rPr>
+          <w:rStyle w:val="Textoennegrita"/>
+          <w:rFonts w:asciiTheme="minorHAnsi" w:hAnsiTheme="minorHAnsi" w:cstheme="minorHAnsi"/>
+          <w:b w:val="0"/>
+          <w:bCs w:val="0"/>
+          <w:sz w:val="22"/>
+          <w:szCs w:val="22"/>
+        </w:rPr>
+        <w:t>Football</w:t>
+      </w:r>
+      <w:r>
+        <w:rPr>
+          <w:rStyle w:val="Textoennegrita"/>
+          <w:rFonts w:asciiTheme="minorHAnsi" w:hAnsiTheme="minorHAnsi" w:cstheme="minorHAnsi"/>
+          <w:b w:val="0"/>
+          <w:bCs w:val="0"/>
+          <w:sz w:val="22"/>
+          <w:szCs w:val="22"/>
+        </w:rPr>
+        <w:noBreakHyphen/>
+        <w:t>Data.co.uk []</w:t>
+      </w:r>
+      <w:r>
+        <w:rPr>
+          <w:rFonts w:asciiTheme="minorHAnsi" w:hAnsiTheme="minorHAnsi" w:cstheme="minorHAnsi"/>
+          <w:sz w:val="22"/>
+          <w:szCs w:val="22"/>
+        </w:rPr>
+        <w:t xml:space="preserve">, que proporciona estadísticas detalladas por temporada y metadatos del partido, como tiros, tarjetas, </w:t>
+      </w:r>
+      <w:proofErr w:type="spellStart"/>
+      <w:r>
+        <w:rPr>
+          <w:rFonts w:asciiTheme="minorHAnsi" w:hAnsiTheme="minorHAnsi" w:cstheme="minorHAnsi"/>
+          <w:sz w:val="22"/>
+          <w:szCs w:val="22"/>
+        </w:rPr>
+        <w:t>corners</w:t>
+      </w:r>
+      <w:proofErr w:type="spellEnd"/>
+      <w:r>
+        <w:rPr>
+          <w:rFonts w:asciiTheme="minorHAnsi" w:hAnsiTheme="minorHAnsi" w:cstheme="minorHAnsi"/>
+          <w:sz w:val="22"/>
+          <w:szCs w:val="22"/>
+        </w:rPr>
+        <w:t xml:space="preserve"> y otra información relevante del contexto competitivo. El tratamiento de estas variables se ha realizado conforme a la documentación oficial de la fuente, garantizando la correcta interpretación semántica de cada campo.</w:t>
+      </w:r>
+    </w:p>
+    <w:p>
+      <w:pPr>
+        <w:pStyle w:val="NormalWeb"/>
+        <w:spacing w:line="300" w:lineRule="atLeast"/>
+        <w:rPr>
+          <w:rFonts w:asciiTheme="minorHAnsi" w:hAnsiTheme="minorHAnsi" w:cstheme="minorHAnsi"/>
+          <w:sz w:val="22"/>
+          <w:szCs w:val="22"/>
+        </w:rPr>
+      </w:pPr>
+      <w:r>
+        <w:rPr>
+          <w:rFonts w:asciiTheme="minorHAnsi" w:hAnsiTheme="minorHAnsi" w:cstheme="minorHAnsi"/>
+          <w:sz w:val="22"/>
+          <w:szCs w:val="22"/>
+        </w:rPr>
+        <w:t xml:space="preserve">Adicionalmente, el sistema contempla el uso de </w:t>
+      </w:r>
+      <w:r>
+        <w:rPr>
+          <w:rStyle w:val="Textoennegrita"/>
+          <w:rFonts w:asciiTheme="minorHAnsi" w:hAnsiTheme="minorHAnsi" w:cstheme="minorHAnsi"/>
+          <w:b w:val="0"/>
+          <w:bCs w:val="0"/>
+          <w:sz w:val="22"/>
+          <w:szCs w:val="22"/>
+        </w:rPr>
+        <w:t>api-</w:t>
+      </w:r>
+      <w:proofErr w:type="spellStart"/>
+      <w:r>
+        <w:rPr>
+          <w:rStyle w:val="Textoennegrita"/>
+          <w:rFonts w:asciiTheme="minorHAnsi" w:hAnsiTheme="minorHAnsi" w:cstheme="minorHAnsi"/>
+          <w:b w:val="0"/>
+          <w:bCs w:val="0"/>
+          <w:sz w:val="22"/>
+          <w:szCs w:val="22"/>
+        </w:rPr>
+        <w:t>footbal</w:t>
+      </w:r>
+      <w:proofErr w:type="spellEnd"/>
+      <w:r>
+        <w:rPr>
+          <w:rStyle w:val="Textoennegrita"/>
+          <w:rFonts w:asciiTheme="minorHAnsi" w:hAnsiTheme="minorHAnsi" w:cstheme="minorHAnsi"/>
+          <w:b w:val="0"/>
+          <w:bCs w:val="0"/>
+          <w:sz w:val="22"/>
+          <w:szCs w:val="22"/>
+        </w:rPr>
+        <w:t xml:space="preserve"> []</w:t>
+      </w:r>
+      <w:r>
+        <w:rPr>
+          <w:rStyle w:val="Textoennegrita"/>
+          <w:rFonts w:asciiTheme="minorHAnsi" w:hAnsiTheme="minorHAnsi" w:cstheme="minorHAnsi"/>
+          <w:sz w:val="22"/>
+          <w:szCs w:val="22"/>
+        </w:rPr>
+        <w:t xml:space="preserve"> </w:t>
+      </w:r>
+      <w:r>
+        <w:rPr>
+          <w:rFonts w:asciiTheme="minorHAnsi" w:hAnsiTheme="minorHAnsi" w:cstheme="minorHAnsi"/>
+          <w:sz w:val="22"/>
+          <w:szCs w:val="22"/>
+        </w:rPr>
+        <w:t>para la obtención de calendarios de partidos futuros</w:t>
+      </w:r>
+      <w:r>
+        <w:rPr>
+          <w:rFonts w:asciiTheme="minorHAnsi" w:hAnsiTheme="minorHAnsi" w:cstheme="minorHAnsi"/>
+          <w:sz w:val="22"/>
+          <w:szCs w:val="22"/>
+        </w:rPr>
+        <w:t>, permitiendo</w:t>
+      </w:r>
+      <w:r>
+        <w:rPr>
+          <w:rFonts w:asciiTheme="minorHAnsi" w:hAnsiTheme="minorHAnsi" w:cstheme="minorHAnsi"/>
+          <w:sz w:val="22"/>
+          <w:szCs w:val="22"/>
+        </w:rPr>
+        <w:t xml:space="preserve"> generar predicciones sobre encuentros aún no disputados. </w:t>
+      </w:r>
+    </w:p>
+    <w:p>
+      <w:pPr>
+        <w:pStyle w:val="NormalWeb"/>
+        <w:spacing w:line="300" w:lineRule="atLeast"/>
+        <w:rPr>
+          <w:rFonts w:asciiTheme="minorHAnsi" w:hAnsiTheme="minorHAnsi" w:cstheme="minorHAnsi"/>
+          <w:sz w:val="22"/>
+          <w:szCs w:val="22"/>
+        </w:rPr>
+      </w:pPr>
+      <w:r>
+        <w:rPr>
+          <w:rFonts w:asciiTheme="minorHAnsi" w:hAnsiTheme="minorHAnsi" w:cstheme="minorHAnsi"/>
+          <w:sz w:val="22"/>
+          <w:szCs w:val="22"/>
+        </w:rPr>
+        <w:t xml:space="preserve">Se emplean datos de </w:t>
+      </w:r>
+      <w:r>
+        <w:rPr>
+          <w:rStyle w:val="Textoennegrita"/>
+          <w:rFonts w:asciiTheme="minorHAnsi" w:hAnsiTheme="minorHAnsi" w:cstheme="minorHAnsi"/>
+          <w:b w:val="0"/>
+          <w:bCs w:val="0"/>
+          <w:sz w:val="22"/>
+          <w:szCs w:val="22"/>
+        </w:rPr>
+        <w:t>cuotas de mercado</w:t>
+      </w:r>
+      <w:r>
+        <w:rPr>
+          <w:rFonts w:asciiTheme="minorHAnsi" w:hAnsiTheme="minorHAnsi" w:cstheme="minorHAnsi"/>
+          <w:sz w:val="22"/>
+          <w:szCs w:val="22"/>
+        </w:rPr>
+        <w:t xml:space="preserve"> procedentes de </w:t>
+      </w:r>
+      <w:proofErr w:type="spellStart"/>
+      <w:r>
+        <w:rPr>
+          <w:rStyle w:val="Textoennegrita"/>
+          <w:rFonts w:asciiTheme="minorHAnsi" w:hAnsiTheme="minorHAnsi" w:cstheme="minorHAnsi"/>
+          <w:b w:val="0"/>
+          <w:bCs w:val="0"/>
+          <w:sz w:val="22"/>
+          <w:szCs w:val="22"/>
+        </w:rPr>
+        <w:t>The</w:t>
+      </w:r>
+      <w:proofErr w:type="spellEnd"/>
+      <w:r>
+        <w:rPr>
+          <w:rStyle w:val="Textoennegrita"/>
+          <w:rFonts w:asciiTheme="minorHAnsi" w:hAnsiTheme="minorHAnsi" w:cstheme="minorHAnsi"/>
+          <w:b w:val="0"/>
+          <w:bCs w:val="0"/>
+          <w:sz w:val="22"/>
+          <w:szCs w:val="22"/>
+        </w:rPr>
+        <w:t xml:space="preserve"> </w:t>
+      </w:r>
+      <w:proofErr w:type="spellStart"/>
+      <w:r>
+        <w:rPr>
+          <w:rStyle w:val="Textoennegrita"/>
+          <w:rFonts w:asciiTheme="minorHAnsi" w:hAnsiTheme="minorHAnsi" w:cstheme="minorHAnsi"/>
+          <w:b w:val="0"/>
+          <w:bCs w:val="0"/>
+          <w:sz w:val="22"/>
+          <w:szCs w:val="22"/>
+        </w:rPr>
+        <w:t>Odds</w:t>
+      </w:r>
+      <w:proofErr w:type="spellEnd"/>
+      <w:r>
+        <w:rPr>
+          <w:rStyle w:val="Textoennegrita"/>
+          <w:rFonts w:asciiTheme="minorHAnsi" w:hAnsiTheme="minorHAnsi" w:cstheme="minorHAnsi"/>
+          <w:b w:val="0"/>
+          <w:bCs w:val="0"/>
+          <w:sz w:val="22"/>
+          <w:szCs w:val="22"/>
+        </w:rPr>
+        <w:t xml:space="preserve"> API []</w:t>
+      </w:r>
+      <w:r>
+        <w:rPr>
+          <w:rFonts w:asciiTheme="minorHAnsi" w:hAnsiTheme="minorHAnsi" w:cstheme="minorHAnsi"/>
+          <w:sz w:val="22"/>
+          <w:szCs w:val="22"/>
+        </w:rPr>
+        <w:t>, que proporcionan probabilidades implícitas asociadas a los resultados 1X2.</w:t>
+      </w:r>
+      <w:r>
+        <w:rPr>
+          <w:rFonts w:asciiTheme="minorHAnsi" w:hAnsiTheme="minorHAnsi" w:cstheme="minorHAnsi"/>
+          <w:sz w:val="22"/>
+          <w:szCs w:val="22"/>
+        </w:rPr>
+        <w:t xml:space="preserve"> </w:t>
+      </w:r>
+    </w:p>
+    <w:p>
+      <w:pPr>
+        <w:pStyle w:val="NormalWeb"/>
+        <w:spacing w:line="300" w:lineRule="atLeast"/>
+        <w:rPr>
+          <w:rFonts w:asciiTheme="minorHAnsi" w:hAnsiTheme="minorHAnsi" w:cstheme="minorHAnsi"/>
+          <w:sz w:val="22"/>
+          <w:szCs w:val="22"/>
+        </w:rPr>
+      </w:pPr>
+      <w:r>
+        <w:rPr>
+          <w:rFonts w:asciiTheme="minorHAnsi" w:hAnsiTheme="minorHAnsi" w:cstheme="minorHAnsi"/>
+          <w:sz w:val="22"/>
+          <w:szCs w:val="22"/>
+        </w:rPr>
+        <w:t>Finalmente, se incorporan resultados finales de partidos recientes en formato estructurado, utilizados como apoyo para completar marcadores pendientes o integrar encuentros ya disputados que todavía no estaban consolidados en el histórico principal. Estos datos se someten a validaciones de coherencia e integridad antes de su integración</w:t>
+      </w:r>
+      <w:r>
+        <w:rPr>
+          <w:rFonts w:asciiTheme="minorHAnsi" w:hAnsiTheme="minorHAnsi" w:cstheme="minorHAnsi"/>
+          <w:sz w:val="22"/>
+          <w:szCs w:val="22"/>
+        </w:rPr>
+        <w:t xml:space="preserve"> y son utilizados para comparar que tan bueno es nuestro modelo como bien es explicado </w:t>
+      </w:r>
+      <w:r>
+        <w:rPr>
+          <w:rFonts w:asciiTheme="minorHAnsi" w:hAnsiTheme="minorHAnsi" w:cstheme="minorHAnsi"/>
+          <w:sz w:val="22"/>
+          <w:szCs w:val="22"/>
+        </w:rPr>
+        <w:t>más</w:t>
+      </w:r>
+      <w:r>
+        <w:rPr>
+          <w:rFonts w:asciiTheme="minorHAnsi" w:hAnsiTheme="minorHAnsi" w:cstheme="minorHAnsi"/>
+          <w:sz w:val="22"/>
+          <w:szCs w:val="22"/>
+        </w:rPr>
+        <w:t xml:space="preserve"> adelante.</w:t>
+      </w:r>
+    </w:p>
+    <w:p>
+      <w:pPr>
+        <w:pStyle w:val="NormalWeb"/>
+        <w:spacing w:line="300" w:lineRule="atLeast"/>
+        <w:rPr>
+          <w:rFonts w:asciiTheme="minorHAnsi" w:hAnsiTheme="minorHAnsi" w:cstheme="minorHAnsi"/>
+          <w:sz w:val="22"/>
+          <w:szCs w:val="22"/>
+        </w:rPr>
+      </w:pPr>
+      <w:r>
+        <w:rPr>
+          <w:rFonts w:asciiTheme="minorHAnsi" w:hAnsiTheme="minorHAnsi" w:cstheme="minorHAnsi"/>
+          <w:sz w:val="22"/>
+          <w:szCs w:val="22"/>
+        </w:rPr>
+        <w:t>Cabe destacar que las variables derivadas y métricas calculadas internamente —como ratings de fortaleza</w:t>
+      </w:r>
+      <w:r>
+        <w:rPr>
+          <w:rFonts w:asciiTheme="minorHAnsi" w:hAnsiTheme="minorHAnsi" w:cstheme="minorHAnsi"/>
+          <w:sz w:val="22"/>
+          <w:szCs w:val="22"/>
+        </w:rPr>
+        <w:t xml:space="preserve"> (</w:t>
+      </w:r>
+      <w:proofErr w:type="spellStart"/>
+      <w:r>
+        <w:rPr>
+          <w:rFonts w:asciiTheme="minorHAnsi" w:hAnsiTheme="minorHAnsi" w:cstheme="minorHAnsi"/>
+          <w:sz w:val="22"/>
+          <w:szCs w:val="22"/>
+        </w:rPr>
+        <w:t>elo</w:t>
+      </w:r>
+      <w:proofErr w:type="spellEnd"/>
+      <w:r>
+        <w:rPr>
+          <w:rFonts w:asciiTheme="minorHAnsi" w:hAnsiTheme="minorHAnsi" w:cstheme="minorHAnsi"/>
+          <w:sz w:val="22"/>
+          <w:szCs w:val="22"/>
+        </w:rPr>
+        <w:t>)</w:t>
+      </w:r>
+      <w:r>
+        <w:rPr>
+          <w:rFonts w:asciiTheme="minorHAnsi" w:hAnsiTheme="minorHAnsi" w:cstheme="minorHAnsi"/>
+          <w:sz w:val="22"/>
+          <w:szCs w:val="22"/>
+        </w:rPr>
+        <w:t>— no forman parte de las fuentes de datos originales y se describen de manera específica en los apartados posteriores dedicados a la ingeniería de características.</w:t>
+      </w:r>
     </w:p>
     <w:p>
       <w:pPr>
         <w:pStyle w:val="Ttulo2"/>
       </w:pPr>
       <w:r>
+        <w:lastRenderedPageBreak/>
         <w:t>DESCRIPCIÓN DEL CONJUNTO DE DATOS</w:t>
       </w:r>
+      <w:r>
+        <w:t xml:space="preserve"> (REVISAR)</w:t>
+      </w:r>
+    </w:p>
+    <w:p>
+      <w:r>
+        <w:t>El proceso de ingestión y consolidación de fuentes descrito en el apartado anterior da lugar a varios conjuntos de datos intermedios y finales, diseñados para cubrir tanto las necesidades de análisis como las de modelado predictivo. Todos ellos se organizan de manera coherente a lo largo del pipeline, manteniendo una clara separación entre información histórica, datos preparados para entrenamiento y conjuntos destinados a inferencia.</w:t>
+      </w:r>
+    </w:p>
+    <w:p>
+      <w:r>
+        <w:t xml:space="preserve">El resultado principal de esta fase es un conjunto de datos histórico enriquecido, que recoge información de partidos de </w:t>
+      </w:r>
+      <w:proofErr w:type="spellStart"/>
+      <w:r>
+        <w:t>LaLiga</w:t>
+      </w:r>
+      <w:proofErr w:type="spellEnd"/>
+      <w:r>
+        <w:t xml:space="preserve"> con una granularidad a nivel equipo</w:t>
+      </w:r>
+      <w:r>
+        <w:rPr>
+          <w:rFonts w:ascii="Cambria Math" w:hAnsi="Cambria Math" w:cs="Cambria Math"/>
+        </w:rPr>
+        <w:t>‑</w:t>
+      </w:r>
+      <w:r>
+        <w:t>partido. Cada registro representa la participaci</w:t>
+      </w:r>
+      <w:r>
+        <w:rPr>
+          <w:rFonts w:ascii="Calibri" w:hAnsi="Calibri" w:cs="Calibri"/>
+        </w:rPr>
+        <w:t>ó</w:t>
+      </w:r>
+      <w:r>
+        <w:t>n de un equipo en un encuentro determinado, incluyendo tanto variables descriptivas del partido como la informaci</w:t>
+      </w:r>
+      <w:r>
+        <w:rPr>
+          <w:rFonts w:ascii="Calibri" w:hAnsi="Calibri" w:cs="Calibri"/>
+        </w:rPr>
+        <w:t>ó</w:t>
+      </w:r>
+      <w:r>
+        <w:t>n necesaria para definir la variable objetivo del problema de clasificaci</w:t>
+      </w:r>
+      <w:r>
+        <w:rPr>
+          <w:rFonts w:ascii="Calibri" w:hAnsi="Calibri" w:cs="Calibri"/>
+        </w:rPr>
+        <w:t>ó</w:t>
+      </w:r>
+      <w:r>
+        <w:t>n.</w:t>
+      </w:r>
+    </w:p>
+    <w:p>
+      <w:r>
+        <w:t xml:space="preserve">A partir de este conjunto completo se derivan dos </w:t>
+      </w:r>
+      <w:proofErr w:type="spellStart"/>
+      <w:r>
+        <w:t>datasets</w:t>
+      </w:r>
+      <w:proofErr w:type="spellEnd"/>
+      <w:r>
+        <w:t xml:space="preserve"> principales. Por un lado, un </w:t>
+      </w:r>
+      <w:proofErr w:type="spellStart"/>
+      <w:r>
+        <w:t>dataset</w:t>
+      </w:r>
+      <w:proofErr w:type="spellEnd"/>
+      <w:r>
+        <w:t xml:space="preserve"> enriquecido global, que contiene todas las variables disponibles tras la integración y el preprocesamiento inicial, y que se utiliza como base para análisis exploratorios y validaciones de calidad del dato. Por otro lado, se genera un subconjunto específicamente orientado al modelado, en el que se excluyen aquellas variables que no son válidas en un contexto </w:t>
+      </w:r>
+      <w:proofErr w:type="spellStart"/>
+      <w:r>
+        <w:t>pre</w:t>
+      </w:r>
+      <w:r>
+        <w:rPr>
+          <w:rFonts w:ascii="Cambria Math" w:hAnsi="Cambria Math" w:cs="Cambria Math"/>
+        </w:rPr>
+        <w:t>‑</w:t>
+      </w:r>
+      <w:r>
+        <w:t>partido</w:t>
+      </w:r>
+      <w:proofErr w:type="spellEnd"/>
+      <w:r>
+        <w:t xml:space="preserve"> o que podr</w:t>
+      </w:r>
+      <w:r>
+        <w:rPr>
+          <w:rFonts w:ascii="Calibri" w:hAnsi="Calibri" w:cs="Calibri"/>
+        </w:rPr>
+        <w:t>í</w:t>
+      </w:r>
+      <w:r>
+        <w:t>an introducir fuga de informaci</w:t>
+      </w:r>
+      <w:r>
+        <w:rPr>
+          <w:rFonts w:ascii="Calibri" w:hAnsi="Calibri" w:cs="Calibri"/>
+        </w:rPr>
+        <w:t>ó</w:t>
+      </w:r>
+      <w:r>
+        <w:t>n temporal. Esta separación permite garantizar que los modelos se entrenan exclusivamente con información que habría estado disponible antes de la celebración de cada encuentro.</w:t>
+      </w:r>
+    </w:p>
+    <w:p>
+      <w:r>
+        <w:t xml:space="preserve">De forma adicional, el pipeline produce un conjunto de datos específico para partidos futuros, estructurado de manera análoga al </w:t>
+      </w:r>
+      <w:proofErr w:type="spellStart"/>
+      <w:r>
+        <w:t>dataset</w:t>
+      </w:r>
+      <w:proofErr w:type="spellEnd"/>
+      <w:r>
+        <w:t xml:space="preserve"> de </w:t>
+      </w:r>
+      <w:r>
+        <w:t>entrenamiento,</w:t>
+      </w:r>
+      <w:r>
+        <w:t xml:space="preserve"> pero sin variables de resultado final. Este conjunto se emplea durante la fase de inferencia, asegurando que las predicciones se generan bajo las mismas condiciones que se asumieron durante el entrenamiento.</w:t>
+      </w:r>
+    </w:p>
+    <w:p>
+      <w:r>
+        <w:t>Desde el punto de vista estructural, el conjunto de datos consolidado incluye varios bloques de variables claramente diferenciados. En primer lugar, variables de identificación y contexto del partido, como fecha, temporada y equipos enfrentados. En segundo lugar, variables relacionadas con el resultado final y la clase objetivo, que permiten definir el problema como una tarea de clasificación multiclase (victoria local, empate o victoria visitante). Finalmente, se incorporan variables descriptivas adicionales de carácter estadístico y contextual, que sirven como base para la posterior construcción de características derivadas.</w:t>
+      </w:r>
+    </w:p>
+    <w:p>
+      <w:r>
+        <w:t xml:space="preserve">La variable objetivo se define como una clasificación multiclase con tres posibles valores, correspondientes al resultado final del partido desde la perspectiva del equipo local. Esta etiqueta se codifica de manera numérica para facilitar su uso en los modelos de Machine </w:t>
+      </w:r>
+      <w:proofErr w:type="spellStart"/>
+      <w:r>
+        <w:t>Learning</w:t>
+      </w:r>
+      <w:proofErr w:type="spellEnd"/>
+      <w:r>
+        <w:t>, manteniendo siempre una correspondencia explícita con la interpretación futbolística del resultado.</w:t>
+      </w:r>
+    </w:p>
+    <w:p>
+      <w:r>
+        <w:t xml:space="preserve">En conjunto, la estructura del </w:t>
+      </w:r>
+      <w:proofErr w:type="spellStart"/>
+      <w:r>
+        <w:t>dataset</w:t>
+      </w:r>
+      <w:proofErr w:type="spellEnd"/>
+      <w:r>
+        <w:t xml:space="preserve"> final permite trabajar de forma consistente tanto en la fase de análisis como en las etapas posteriores de entrenamiento, evaluación y despliegue del sistema predictivo, manteniendo un control estricto sobre la información utilizada en cada fase del proceso.</w:t>
+      </w:r>
     </w:p>
     <w:p>
       <w:pPr>
         <w:pStyle w:val="Ttulo2"/>
       </w:pPr>
       <w:r>
+        <w:lastRenderedPageBreak/>
         <w:t>ANALISIS EXPLORATORIO DE DATOS (EDA)</w:t>
       </w:r>
     </w:p>
@@ -7266,7 +7840,6 @@
       </w:pPr>
       <w:bookmarkStart w:id="26" w:name="_Toc225422159"/>
       <w:r>
-        <w:lastRenderedPageBreak/>
         <w:t>Valoración Ética</w:t>
       </w:r>
       <w:bookmarkEnd w:id="26"/>
@@ -7477,7 +8050,6 @@
     <w:bookmarkEnd w:id="31"/>
     <w:p>
       <w:r>
-        <w:lastRenderedPageBreak/>
         <w:t>Nótese que para el texto que acompaña a las figuras existe un estilo llamado ‘Figura’.  Si se utiliza, posteriormente será más fácil generar la tabla de ilustraciones.</w:t>
       </w:r>
     </w:p>
@@ -7563,6 +8135,7 @@
     <w:p/>
     <w:p>
       <w:r>
+        <w:lastRenderedPageBreak/>
         <w:br w:type="page"/>
       </w:r>
     </w:p>
@@ -7918,30 +8491,14 @@
           <w:rFonts w:cstheme="minorHAnsi"/>
           <w:szCs w:val="22"/>
         </w:rPr>
-        <w:t xml:space="preserve">“Manifiesto </w:t>
-      </w:r>
-      <w:proofErr w:type="gramStart"/>
-      <w:r>
-        <w:rPr>
-          <w:rFonts w:cstheme="minorHAnsi"/>
-          <w:szCs w:val="22"/>
-        </w:rPr>
-        <w:t>Ágil</w:t>
-      </w:r>
-      <w:r>
-        <w:rPr>
-          <w:rFonts w:cstheme="minorHAnsi"/>
-          <w:szCs w:val="22"/>
-        </w:rPr>
-        <w:t>“</w:t>
-      </w:r>
-      <w:proofErr w:type="gramEnd"/>
-      <w:r>
-        <w:rPr>
-          <w:rFonts w:cstheme="minorHAnsi"/>
-          <w:szCs w:val="22"/>
-        </w:rPr>
-        <w:t xml:space="preserve">, </w:t>
+        <w:t>“Manifiesto Ágil</w:t>
+      </w:r>
+      <w:r>
+        <w:rPr>
+          <w:rFonts w:cstheme="minorHAnsi"/>
+          <w:szCs w:val="22"/>
+        </w:rPr>
+        <w:t xml:space="preserve">“, </w:t>
       </w:r>
       <w:hyperlink r:id="rId18" w:history="1">
         <w:r>
@@ -8029,23 +8586,7 @@
           <w:rFonts w:cstheme="minorHAnsi"/>
           <w:szCs w:val="22"/>
         </w:rPr>
-        <w:t xml:space="preserve">“Scrum </w:t>
-      </w:r>
-      <w:proofErr w:type="gramStart"/>
-      <w:r>
-        <w:rPr>
-          <w:rFonts w:cstheme="minorHAnsi"/>
-          <w:szCs w:val="22"/>
-        </w:rPr>
-        <w:t>Master</w:t>
-      </w:r>
-      <w:proofErr w:type="gramEnd"/>
-      <w:r>
-        <w:rPr>
-          <w:rFonts w:cstheme="minorHAnsi"/>
-          <w:szCs w:val="22"/>
-        </w:rPr>
-        <w:t xml:space="preserve">”, </w:t>
+        <w:t xml:space="preserve">“Scrum Master”, </w:t>
       </w:r>
       <w:hyperlink r:id="rId19" w:history="1">
         <w:r>

--- a/MEMORIA/ejemplo_memoria_PFM.docx
+++ b/MEMORIA/ejemplo_memoria_PFM.docx
@@ -23,23 +23,7 @@
     </w:p>
     <w:p>
       <w:r>
-        <w:t xml:space="preserve">El proyecto tiene como objetivo desarrollar un sistema capaz de predecir los resultados de los partidos de </w:t>
-      </w:r>
-      <w:proofErr w:type="spellStart"/>
-      <w:r>
-        <w:t>LaLiga</w:t>
-      </w:r>
-      <w:proofErr w:type="spellEnd"/>
-      <w:r>
-        <w:t xml:space="preserve"> mediante el uso de técnicas de Machine </w:t>
-      </w:r>
-      <w:proofErr w:type="spellStart"/>
-      <w:r>
-        <w:t>Learning</w:t>
-      </w:r>
-      <w:proofErr w:type="spellEnd"/>
-      <w:r>
-        <w:t xml:space="preserve"> aplicadas a datos históricos del fútbol profesional. Para ello, se recopilarán, limpiarán y estructurarán datos de múltiples temporadas que incluyan resultados, estadísticas de equipos, métricas avanzadas y variables contextuales relevantes. A partir de este conjunto de datos, se entrenarán diferentes modelos predictivos y se comparará su rendimiento con el fin de identificar el enfoque más adecuado. </w:t>
+        <w:t xml:space="preserve">El proyecto tiene como objetivo desarrollar un sistema capaz de predecir los resultados de los partidos de LaLiga mediante el uso de técnicas de Machine Learning aplicadas a datos históricos del fútbol profesional. Para ello, se recopilarán, limpiarán y estructurarán datos de múltiples temporadas que incluyan resultados, estadísticas de equipos, métricas avanzadas y variables contextuales relevantes. A partir de este conjunto de datos, se entrenarán diferentes modelos predictivos y se comparará su rendimiento con el fin de identificar el enfoque más adecuado. </w:t>
       </w:r>
     </w:p>
     <w:p>
@@ -60,15 +44,7 @@
     </w:p>
     <w:p>
       <w:r>
-        <w:t xml:space="preserve">Machine </w:t>
-      </w:r>
-      <w:proofErr w:type="spellStart"/>
-      <w:r>
-        <w:t>Learning</w:t>
-      </w:r>
-      <w:proofErr w:type="spellEnd"/>
-      <w:r>
-        <w:t>, Analítica futbolística</w:t>
+        <w:t>Machine Learning, Analítica futbolística</w:t>
       </w:r>
       <w:r>
         <w:t>, Modelado predictivo, Ingeniería de Datos</w:t>
@@ -3249,28 +3225,12 @@
     </w:p>
     <w:p>
       <w:r>
-        <w:t xml:space="preserve">El uso de técnicas de Machine </w:t>
-      </w:r>
-      <w:proofErr w:type="spellStart"/>
-      <w:r>
-        <w:t>Learning</w:t>
-      </w:r>
-      <w:proofErr w:type="spellEnd"/>
-      <w:r>
-        <w:t xml:space="preserve"> ofrece un enfoque sólido para abordar este tipo de problemas, ya que permite entrenar algoritmos capaces de aprender relaciones complejas entre múltiples variables, desde estadísticas básicas hasta métricas avanzadas [2]. Además, la incorporación de métodos de interpretabilidad contribuye a comprender qué factores influyen en las predicciones, mejorando la transparencia y utilidad del sistema dentro del análisis deportivo.</w:t>
-      </w:r>
-    </w:p>
-    <w:p>
-      <w:r>
-        <w:t xml:space="preserve">En este Trabajo Fin de Máster se desarrolla un sistema de predicción de resultados para </w:t>
-      </w:r>
-      <w:proofErr w:type="spellStart"/>
-      <w:r>
-        <w:t>LaLiga</w:t>
-      </w:r>
-      <w:proofErr w:type="spellEnd"/>
-      <w:r>
-        <w:t xml:space="preserve"> basado en datos históricos, que incluye la recopilación y preparación de la información, el entrenamiento y comparación de distintos modelos predictivos y el diseño de una aplicación web interactiva para la consulta y visualización de resultados.</w:t>
+        <w:t>El uso de técnicas de Machine Learning ofrece un enfoque sólido para abordar este tipo de problemas, ya que permite entrenar algoritmos capaces de aprender relaciones complejas entre múltiples variables, desde estadísticas básicas hasta métricas avanzadas [2]. Además, la incorporación de métodos de interpretabilidad contribuye a comprender qué factores influyen en las predicciones, mejorando la transparencia y utilidad del sistema dentro del análisis deportivo.</w:t>
+      </w:r>
+    </w:p>
+    <w:p>
+      <w:r>
+        <w:t>En este Trabajo Fin de Máster se desarrolla un sistema de predicción de resultados para LaLiga basado en datos históricos, que incluye la recopilación y preparación de la información, el entrenamiento y comparación de distintos modelos predictivos y el diseño de una aplicación web interactiva para la consulta y visualización de resultados.</w:t>
       </w:r>
     </w:p>
     <w:p>
@@ -3287,34 +3247,14 @@
       <w:r>
         <w:t xml:space="preserve">Contar con datos futbolísticos de alta calidad es fundamental para el desarrollo de sistemas de predicción fiables en el ámbito del deporte profesional. Investigaciones recientes señalan que uno de los principales retos del </w:t>
       </w:r>
-      <w:proofErr w:type="spellStart"/>
       <w:r>
         <w:rPr>
           <w:rStyle w:val="nfasis"/>
           <w:rFonts w:cstheme="minorHAnsi"/>
           <w:szCs w:val="22"/>
         </w:rPr>
-        <w:t>sports</w:t>
-      </w:r>
-      <w:proofErr w:type="spellEnd"/>
-      <w:r>
-        <w:rPr>
-          <w:rStyle w:val="nfasis"/>
-          <w:rFonts w:cstheme="minorHAnsi"/>
-          <w:szCs w:val="22"/>
-        </w:rPr>
-        <w:t xml:space="preserve"> </w:t>
-      </w:r>
-      <w:proofErr w:type="spellStart"/>
-      <w:r>
-        <w:rPr>
-          <w:rStyle w:val="nfasis"/>
-          <w:rFonts w:cstheme="minorHAnsi"/>
-          <w:szCs w:val="22"/>
-        </w:rPr>
-        <w:t>analytics</w:t>
-      </w:r>
-      <w:proofErr w:type="spellEnd"/>
+        <w:t>sports analytics</w:t>
+      </w:r>
       <w:r>
         <w:t xml:space="preserve"> es la disponibilidad desigual de datos, la falta de estandarización entre proveedores y las limitaciones derivadas del acceso a métricas avanzadas, factores que afectan directamente a la precisión de los modelos predictivos [</w:t>
       </w:r>
@@ -3336,23 +3276,7 @@
         <w:t xml:space="preserve">como </w:t>
       </w:r>
       <w:r>
-        <w:t xml:space="preserve">estadísticas históricas, métricas derivadas y datos contextuales cuyo tratamiento adecuado resulta indispensable para generar modelos robustos. En estudios recientes sobre predicción de resultados se observa que la ingeniería de características, junto con técnicas de limpieza y preprocesamiento, son elementos determinantes para mejorar el rendimiento de modelos como </w:t>
-      </w:r>
-      <w:proofErr w:type="spellStart"/>
-      <w:r>
-        <w:t>XGBoost</w:t>
-      </w:r>
-      <w:proofErr w:type="spellEnd"/>
-      <w:r>
-        <w:t xml:space="preserve">, </w:t>
-      </w:r>
-      <w:proofErr w:type="spellStart"/>
-      <w:r>
-        <w:t>Random</w:t>
-      </w:r>
-      <w:proofErr w:type="spellEnd"/>
-      <w:r>
-        <w:t xml:space="preserve"> Forest </w:t>
+        <w:t xml:space="preserve">estadísticas históricas, métricas derivadas y datos contextuales cuyo tratamiento adecuado resulta indispensable para generar modelos robustos. En estudios recientes sobre predicción de resultados se observa que la ingeniería de características, junto con técnicas de limpieza y preprocesamiento, son elementos determinantes para mejorar el rendimiento de modelos como XGBoost, Random Forest </w:t>
       </w:r>
       <w:r>
         <w:t>entre otro</w:t>
@@ -3419,15 +3343,7 @@
         <w:t xml:space="preserve">, </w:t>
       </w:r>
       <w:r>
-        <w:t xml:space="preserve">así como la motivación que justifica el desarrollo de un sistema predictivo basado en técnicas de Machine </w:t>
-      </w:r>
-      <w:proofErr w:type="spellStart"/>
-      <w:r>
-        <w:t>Learning</w:t>
-      </w:r>
-      <w:proofErr w:type="spellEnd"/>
-      <w:r>
-        <w:t>.</w:t>
+        <w:t>así como la motivación que justifica el desarrollo de un sistema predictivo basado en técnicas de Machine Learning.</w:t>
       </w:r>
     </w:p>
     <w:p>
@@ -3824,32 +3740,15 @@
     </w:p>
     <w:p>
       <w:r>
-        <w:t xml:space="preserve">Desarrollar un sistema de predicción de resultados de partidos de </w:t>
-      </w:r>
-      <w:proofErr w:type="spellStart"/>
-      <w:r>
-        <w:t>LaLiga</w:t>
-      </w:r>
-      <w:proofErr w:type="spellEnd"/>
-      <w:r>
-        <w:t xml:space="preserve"> mediante técnicas de </w:t>
+        <w:t xml:space="preserve">Desarrollar un sistema de predicción de resultados de partidos de LaLiga mediante técnicas de </w:t>
       </w:r>
       <w:r>
         <w:rPr>
           <w:i/>
           <w:iCs/>
         </w:rPr>
-        <w:t xml:space="preserve">Machine </w:t>
-      </w:r>
-      <w:proofErr w:type="spellStart"/>
-      <w:r>
-        <w:rPr>
-          <w:i/>
-          <w:iCs/>
-        </w:rPr>
-        <w:t>Learning</w:t>
-      </w:r>
-      <w:proofErr w:type="spellEnd"/>
+        <w:t>Machine Learning</w:t>
+      </w:r>
       <w:r>
         <w:t>, utilizando datos históricos del fútbol profesional. El desarrollo se basa en la recopilación, limpieza y preparación de datos provenientes de distintas fuentes, así como en el diseño, implementación y comparación de modelos predictivos capaces de estimar el resultado de un encuentro.</w:t>
       </w:r>
@@ -3924,21 +3823,12 @@
         </w:rPr>
         <w:t xml:space="preserve">Recopilar y preparar los datos históricos de </w:t>
       </w:r>
-      <w:proofErr w:type="spellStart"/>
-      <w:r>
-        <w:rPr>
-          <w:rFonts w:cstheme="minorHAnsi"/>
-          <w:szCs w:val="22"/>
-        </w:rPr>
-        <w:t>LaLiga</w:t>
-      </w:r>
-      <w:proofErr w:type="spellEnd"/>
-      <w:r>
-        <w:rPr>
-          <w:rFonts w:cstheme="minorHAnsi"/>
-          <w:szCs w:val="22"/>
-        </w:rPr>
-        <w:t xml:space="preserve">, </w:t>
+      <w:r>
+        <w:rPr>
+          <w:rFonts w:cstheme="minorHAnsi"/>
+          <w:szCs w:val="22"/>
+        </w:rPr>
+        <w:t xml:space="preserve">LaLiga, </w:t>
       </w:r>
       <w:r>
         <w:rPr>
@@ -3969,21 +3859,12 @@
         </w:rPr>
         <w:t xml:space="preserve">Diseñar, entrenar modelos de Machine </w:t>
       </w:r>
-      <w:proofErr w:type="spellStart"/>
-      <w:r>
-        <w:rPr>
-          <w:rFonts w:cstheme="minorHAnsi"/>
-          <w:szCs w:val="22"/>
-        </w:rPr>
-        <w:t>Learning</w:t>
-      </w:r>
-      <w:proofErr w:type="spellEnd"/>
-      <w:r>
-        <w:rPr>
-          <w:rFonts w:cstheme="minorHAnsi"/>
-          <w:szCs w:val="22"/>
-        </w:rPr>
-        <w:t xml:space="preserve"> orientados a la</w:t>
+      <w:r>
+        <w:rPr>
+          <w:rFonts w:cstheme="minorHAnsi"/>
+          <w:szCs w:val="22"/>
+        </w:rPr>
+        <w:t>Learning orientados a la</w:t>
       </w:r>
       <w:r>
         <w:rPr>
@@ -4115,15 +3996,7 @@
         <w:jc w:val="left"/>
       </w:pPr>
       <w:r>
-        <w:t xml:space="preserve">Recopilar y preparar los datos históricos de </w:t>
-      </w:r>
-      <w:proofErr w:type="spellStart"/>
-      <w:r>
-        <w:t>LaLiga</w:t>
-      </w:r>
-      <w:proofErr w:type="spellEnd"/>
-      <w:r>
-        <w:t>, aplicando procesos de limpieza, transformación y selección de variables necesarias para el modelado.</w:t>
+        <w:t>Recopilar y preparar los datos históricos de LaLiga, aplicando procesos de limpieza, transformación y selección de variables necesarias para el modelado.</w:t>
       </w:r>
     </w:p>
     <w:p>
@@ -4137,15 +4010,7 @@
         <w:jc w:val="left"/>
       </w:pPr>
       <w:r>
-        <w:t xml:space="preserve">Diseñar, entrenar y comparar distintos modelos de Machine </w:t>
-      </w:r>
-      <w:proofErr w:type="spellStart"/>
-      <w:r>
-        <w:t>Learning</w:t>
-      </w:r>
-      <w:proofErr w:type="spellEnd"/>
-      <w:r>
-        <w:t xml:space="preserve"> orientados a la predicción del resultado de los partidos.</w:t>
+        <w:t>Diseñar, entrenar y comparar distintos modelos de Machine Learning orientados a la predicción del resultado de los partidos.</w:t>
       </w:r>
     </w:p>
     <w:p>
@@ -4224,18 +4089,8 @@
           <w:rFonts w:cstheme="minorHAnsi"/>
           <w:szCs w:val="22"/>
         </w:rPr>
-        <w:t xml:space="preserve">Machine </w:t>
-      </w:r>
-      <w:proofErr w:type="spellStart"/>
-      <w:r>
-        <w:rPr>
-          <w:rStyle w:val="nfasis"/>
-          <w:rFonts w:cstheme="minorHAnsi"/>
-          <w:szCs w:val="22"/>
-        </w:rPr>
-        <w:t>Learning</w:t>
-      </w:r>
-      <w:proofErr w:type="spellEnd"/>
+        <w:t>Machine Learning</w:t>
+      </w:r>
       <w:r>
         <w:t xml:space="preserve"> y métodos estadísticos ha mostrado resultados prometedores en tareas como predicción de resultados, estimación de probabilidades de victoria y análisis de tendencias competitivas. Aunque estos enfoques han demostrado su utilidad, también han puesto de manifiesto desafíos importantes relacionados con la calidad de los datos, la selección de variables relevantes y la capacidad de los modelos para generalizar entre temporadas o contextos competitivos.</w:t>
       </w:r>
@@ -4267,15 +4122,7 @@
         </w:rPr>
       </w:pPr>
       <w:r>
-        <w:t xml:space="preserve">La relevancia de este proyecto se debe a que combina tres aspectos clave: el crecimiento de la analítica deportiva, el avance de los modelos predictivos basados en inteligencia artificial y la disponibilidad de datos históricos detallados de competiciones como </w:t>
-      </w:r>
-      <w:proofErr w:type="spellStart"/>
-      <w:r>
-        <w:t>LaLiga</w:t>
-      </w:r>
-      <w:proofErr w:type="spellEnd"/>
-      <w:r>
-        <w:t>. En el contexto académico, este trabajo es especialmente adecuado dentro del Máster en Inteligencia Artificial e Ingeniería Informática, ya que combina aspectos fundamentales de ambas disciplinas: ingeniería de datos, aprendizaje automático, experimentación, evaluación de modelos y desarrollo de aplicaciones digitales.</w:t>
+        <w:t>La relevancia de este proyecto se debe a que combina tres aspectos clave: el crecimiento de la analítica deportiva, el avance de los modelos predictivos basados en inteligencia artificial y la disponibilidad de datos históricos detallados de competiciones como LaLiga. En el contexto académico, este trabajo es especialmente adecuado dentro del Máster en Inteligencia Artificial e Ingeniería Informática, ya que combina aspectos fundamentales de ambas disciplinas: ingeniería de datos, aprendizaje automático, experimentación, evaluación de modelos y desarrollo de aplicaciones digitales.</w:t>
       </w:r>
     </w:p>
     <w:p>
@@ -4295,18 +4142,8 @@
           <w:rFonts w:cstheme="minorHAnsi"/>
           <w:szCs w:val="22"/>
         </w:rPr>
-        <w:t xml:space="preserve">Machine </w:t>
-      </w:r>
-      <w:proofErr w:type="spellStart"/>
-      <w:r>
-        <w:rPr>
-          <w:rStyle w:val="nfasis"/>
-          <w:rFonts w:cstheme="minorHAnsi"/>
-          <w:szCs w:val="22"/>
-        </w:rPr>
-        <w:t>Learning</w:t>
-      </w:r>
-      <w:proofErr w:type="spellEnd"/>
+        <w:t>Machine Learning</w:t>
+      </w:r>
       <w:r>
         <w:t>, comparar su rendimiento y estudiar su interpretabilidad, aspectos clave en la investigación actual sobre modelos de IA responsables y transparentes.</w:t>
       </w:r>
@@ -4519,15 +4356,7 @@
     </w:p>
     <w:p>
       <w:r>
-        <w:t xml:space="preserve">En esta sección se describen los fundamentos teóricos relacionados con el proyecto. Se revisan conceptos esenciales de la analítica deportiva, el uso de técnicas de Machine </w:t>
-      </w:r>
-      <w:proofErr w:type="spellStart"/>
-      <w:r>
-        <w:t>Learning</w:t>
-      </w:r>
-      <w:proofErr w:type="spellEnd"/>
-      <w:r>
-        <w:t xml:space="preserve"> para la predicción de resultados, la construcción de características relevantes en el fútbol profesional, y los principales métodos de evaluación e interpretabilidad empleados en modelos predictivos.</w:t>
+        <w:t>En esta sección se describen los fundamentos teóricos relacionados con el proyecto. Se revisan conceptos esenciales de la analítica deportiva, el uso de técnicas de Machine Learning para la predicción de resultados, la construcción de características relevantes en el fútbol profesional, y los principales métodos de evaluación e interpretabilidad empleados en modelos predictivos.</w:t>
       </w:r>
     </w:p>
     <w:p>
@@ -4544,7 +4373,6 @@
       <w:r>
         <w:t xml:space="preserve">La analítica deportiva se refiere al conjunto de técnicas y herramientas destinadas a extraer conocimiento a partir de datos generados en competiciones deportivas. En el ámbito del fútbol, este análisis abarca desde estadísticas tradicionales (goles, tiros, posesión) hasta métricas avanzadas como </w:t>
       </w:r>
-      <w:proofErr w:type="spellStart"/>
       <w:r>
         <w:rPr>
           <w:rStyle w:val="Textoennegrita"/>
@@ -4553,9 +4381,18 @@
           <w:bCs w:val="0"/>
           <w:szCs w:val="22"/>
         </w:rPr>
-        <w:t>expected</w:t>
-      </w:r>
-      <w:proofErr w:type="spellEnd"/>
+        <w:t>expected goals (xG)</w:t>
+      </w:r>
+      <w:r>
+        <w:t>,</w:t>
+      </w:r>
+      <w:r>
+        <w:rPr>
+          <w:b/>
+          <w:bCs/>
+        </w:rPr>
+        <w:t xml:space="preserve"> </w:t>
+      </w:r>
       <w:r>
         <w:rPr>
           <w:rStyle w:val="Textoennegrita"/>
@@ -4564,146 +4401,18 @@
           <w:bCs w:val="0"/>
           <w:szCs w:val="22"/>
         </w:rPr>
-        <w:t xml:space="preserve"> </w:t>
-      </w:r>
-      <w:proofErr w:type="spellStart"/>
-      <w:r>
-        <w:rPr>
-          <w:rStyle w:val="Textoennegrita"/>
-          <w:rFonts w:cstheme="minorHAnsi"/>
-          <w:b w:val="0"/>
-          <w:bCs w:val="0"/>
-          <w:szCs w:val="22"/>
-        </w:rPr>
-        <w:t>goals</w:t>
-      </w:r>
-      <w:proofErr w:type="spellEnd"/>
-      <w:r>
-        <w:rPr>
-          <w:rStyle w:val="Textoennegrita"/>
-          <w:rFonts w:cstheme="minorHAnsi"/>
-          <w:b w:val="0"/>
-          <w:bCs w:val="0"/>
-          <w:szCs w:val="22"/>
-        </w:rPr>
-        <w:t xml:space="preserve"> (</w:t>
-      </w:r>
-      <w:proofErr w:type="spellStart"/>
-      <w:r>
-        <w:rPr>
-          <w:rStyle w:val="Textoennegrita"/>
-          <w:rFonts w:cstheme="minorHAnsi"/>
-          <w:b w:val="0"/>
-          <w:bCs w:val="0"/>
-          <w:szCs w:val="22"/>
-        </w:rPr>
-        <w:t>xG</w:t>
-      </w:r>
-      <w:proofErr w:type="spellEnd"/>
-      <w:r>
-        <w:rPr>
-          <w:rStyle w:val="Textoennegrita"/>
-          <w:rFonts w:cstheme="minorHAnsi"/>
-          <w:b w:val="0"/>
-          <w:bCs w:val="0"/>
-          <w:szCs w:val="22"/>
-        </w:rPr>
-        <w:t>)</w:t>
+        <w:t>expected assists (xA)</w:t>
       </w:r>
       <w:r>
         <w:t>,</w:t>
       </w:r>
       <w:r>
-        <w:rPr>
-          <w:b/>
-          <w:bCs/>
-        </w:rPr>
-        <w:t xml:space="preserve"> </w:t>
-      </w:r>
-      <w:proofErr w:type="spellStart"/>
-      <w:r>
-        <w:rPr>
-          <w:rStyle w:val="Textoennegrita"/>
-          <w:rFonts w:cstheme="minorHAnsi"/>
-          <w:b w:val="0"/>
-          <w:bCs w:val="0"/>
-          <w:szCs w:val="22"/>
-        </w:rPr>
-        <w:t>expected</w:t>
-      </w:r>
-      <w:proofErr w:type="spellEnd"/>
-      <w:r>
-        <w:rPr>
-          <w:rStyle w:val="Textoennegrita"/>
-          <w:rFonts w:cstheme="minorHAnsi"/>
-          <w:b w:val="0"/>
-          <w:bCs w:val="0"/>
-          <w:szCs w:val="22"/>
-        </w:rPr>
-        <w:t xml:space="preserve"> </w:t>
-      </w:r>
-      <w:proofErr w:type="spellStart"/>
-      <w:r>
-        <w:rPr>
-          <w:rStyle w:val="Textoennegrita"/>
-          <w:rFonts w:cstheme="minorHAnsi"/>
-          <w:b w:val="0"/>
-          <w:bCs w:val="0"/>
-          <w:szCs w:val="22"/>
-        </w:rPr>
-        <w:t>assists</w:t>
-      </w:r>
-      <w:proofErr w:type="spellEnd"/>
-      <w:r>
-        <w:rPr>
-          <w:rStyle w:val="Textoennegrita"/>
-          <w:rFonts w:cstheme="minorHAnsi"/>
-          <w:b w:val="0"/>
-          <w:bCs w:val="0"/>
-          <w:szCs w:val="22"/>
-        </w:rPr>
-        <w:t xml:space="preserve"> (</w:t>
-      </w:r>
-      <w:proofErr w:type="spellStart"/>
-      <w:r>
-        <w:rPr>
-          <w:rStyle w:val="Textoennegrita"/>
-          <w:rFonts w:cstheme="minorHAnsi"/>
-          <w:b w:val="0"/>
-          <w:bCs w:val="0"/>
-          <w:szCs w:val="22"/>
-        </w:rPr>
-        <w:t>xA</w:t>
-      </w:r>
-      <w:proofErr w:type="spellEnd"/>
-      <w:r>
-        <w:rPr>
-          <w:rStyle w:val="Textoennegrita"/>
-          <w:rFonts w:cstheme="minorHAnsi"/>
-          <w:b w:val="0"/>
-          <w:bCs w:val="0"/>
-          <w:szCs w:val="22"/>
-        </w:rPr>
-        <w:t>)</w:t>
-      </w:r>
-      <w:r>
-        <w:t>,</w:t>
-      </w:r>
-      <w:r>
         <w:t xml:space="preserve"> eficiencia ofensiva, presión, o rendimiento colectivo.</w:t>
       </w:r>
     </w:p>
     <w:p>
       <w:r>
-        <w:t xml:space="preserve">El objetivo principal de la analítica en fútbol es comprender el comportamiento de los equipos, identificar patrones de juego y generar información útil para la toma de decisiones tácticas, el </w:t>
-      </w:r>
-      <w:proofErr w:type="spellStart"/>
-      <w:r>
-        <w:t>scouting</w:t>
-      </w:r>
-      <w:proofErr w:type="spellEnd"/>
-      <w:r>
-        <w:t xml:space="preserve"> o la valoración del rendimiento individual y colectivo. En los últimos años, la disponibilidad de datos estructurados ha impulsado el desarrollo de modelos capaces de predecir resultados, evaluar estrategias y anticipar comportamientos futuros en competiciones profesionales.</w:t>
+        <w:t>El objetivo principal de la analítica en fútbol es comprender el comportamiento de los equipos, identificar patrones de juego y generar información útil para la toma de decisiones tácticas, el scouting o la valoración del rendimiento individual y colectivo. En los últimos años, la disponibilidad de datos estructurados ha impulsado el desarrollo de modelos capaces de predecir resultados, evaluar estrategias y anticipar comportamientos futuros en competiciones profesionales.</w:t>
       </w:r>
     </w:p>
     <w:p>
@@ -4718,15 +4427,7 @@
     </w:p>
     <w:p>
       <w:r>
-        <w:t xml:space="preserve">Machine </w:t>
-      </w:r>
-      <w:proofErr w:type="spellStart"/>
-      <w:r>
-        <w:t>Learning</w:t>
-      </w:r>
-      <w:proofErr w:type="spellEnd"/>
-      <w:r>
-        <w:t xml:space="preserve"> (ML) ha adquirido una presencia cada vez mayor en el análisis futbolístico debido a su capacidad para aprender relaciones complejas a partir de conjuntos de datos históricos. Los modelos de ML permiten estimar la probabilidad de victoria, empate o derrota a partir de múltiples variables, entre las que se incluyen rendimiento previo, estadísticas acumuladas, factores contextuales o métricas avanzadas.</w:t>
+        <w:t>Machine Learning (ML) ha adquirido una presencia cada vez mayor en el análisis futbolístico debido a su capacidad para aprender relaciones complejas a partir de conjuntos de datos históricos. Los modelos de ML permiten estimar la probabilidad de victoria, empate o derrota a partir de múltiples variables, entre las que se incluyen rendimiento previo, estadísticas acumuladas, factores contextuales o métricas avanzadas.</w:t>
       </w:r>
     </w:p>
     <w:p>
@@ -4810,7 +4511,6 @@
           <w:szCs w:val="22"/>
         </w:rPr>
       </w:pPr>
-      <w:proofErr w:type="spellStart"/>
       <w:r>
         <w:rPr>
           <w:rFonts w:cstheme="minorHAnsi"/>
@@ -4818,17 +4518,7 @@
           <w:bCs/>
           <w:szCs w:val="22"/>
         </w:rPr>
-        <w:t>Random</w:t>
-      </w:r>
-      <w:proofErr w:type="spellEnd"/>
-      <w:r>
-        <w:rPr>
-          <w:rFonts w:cstheme="minorHAnsi"/>
-          <w:b/>
-          <w:bCs/>
-          <w:szCs w:val="22"/>
-        </w:rPr>
-        <w:t xml:space="preserve"> Forest</w:t>
+        <w:t>Random Forest</w:t>
       </w:r>
       <w:r>
         <w:rPr>
@@ -4852,7 +4542,6 @@
           <w:szCs w:val="22"/>
         </w:rPr>
       </w:pPr>
-      <w:proofErr w:type="spellStart"/>
       <w:r>
         <w:rPr>
           <w:rFonts w:cstheme="minorHAnsi"/>
@@ -4860,49 +4549,8 @@
           <w:bCs/>
           <w:szCs w:val="22"/>
         </w:rPr>
-        <w:t>XGBoost</w:t>
-      </w:r>
-      <w:proofErr w:type="spellEnd"/>
-      <w:r>
-        <w:rPr>
-          <w:rFonts w:cstheme="minorHAnsi"/>
-          <w:b/>
-          <w:bCs/>
-          <w:szCs w:val="22"/>
-        </w:rPr>
-        <w:t xml:space="preserve"> y </w:t>
-      </w:r>
-      <w:proofErr w:type="spellStart"/>
-      <w:r>
-        <w:rPr>
-          <w:rFonts w:cstheme="minorHAnsi"/>
-          <w:b/>
-          <w:bCs/>
-          <w:szCs w:val="22"/>
-        </w:rPr>
-        <w:t>Gradient</w:t>
-      </w:r>
-      <w:proofErr w:type="spellEnd"/>
-      <w:r>
-        <w:rPr>
-          <w:rFonts w:cstheme="minorHAnsi"/>
-          <w:b/>
-          <w:bCs/>
-          <w:szCs w:val="22"/>
-        </w:rPr>
-        <w:t xml:space="preserve"> </w:t>
-      </w:r>
-      <w:proofErr w:type="spellStart"/>
-      <w:r>
-        <w:rPr>
-          <w:rFonts w:cstheme="minorHAnsi"/>
-          <w:b/>
-          <w:bCs/>
-          <w:szCs w:val="22"/>
-        </w:rPr>
-        <w:t>Boosting</w:t>
-      </w:r>
-      <w:proofErr w:type="spellEnd"/>
+        <w:t>XGBoost y Gradient Boosting</w:t>
+      </w:r>
       <w:r>
         <w:rPr>
           <w:rFonts w:cstheme="minorHAnsi"/>
@@ -4925,7 +4573,6 @@
           <w:szCs w:val="22"/>
         </w:rPr>
       </w:pPr>
-      <w:proofErr w:type="spellStart"/>
       <w:r>
         <w:rPr>
           <w:rFonts w:cstheme="minorHAnsi"/>
@@ -4933,17 +4580,7 @@
           <w:bCs/>
           <w:szCs w:val="22"/>
         </w:rPr>
-        <w:t>Support</w:t>
-      </w:r>
-      <w:proofErr w:type="spellEnd"/>
-      <w:r>
-        <w:rPr>
-          <w:rFonts w:cstheme="minorHAnsi"/>
-          <w:b/>
-          <w:bCs/>
-          <w:szCs w:val="22"/>
-        </w:rPr>
-        <w:t xml:space="preserve"> Vector Machines (SVM)</w:t>
+        <w:t>Support Vector Machines (SVM)</w:t>
       </w:r>
       <w:r>
         <w:rPr>
@@ -5046,19 +4683,8 @@
           <w:bCs/>
           <w:szCs w:val="22"/>
         </w:rPr>
-        <w:t xml:space="preserve">Estadísticas históricas de </w:t>
-      </w:r>
-      <w:proofErr w:type="spellStart"/>
-      <w:r>
-        <w:rPr>
-          <w:rFonts w:cstheme="minorHAnsi"/>
-          <w:b/>
-          <w:bCs/>
-          <w:szCs w:val="22"/>
-        </w:rPr>
-        <w:t>LaLiga</w:t>
-      </w:r>
-      <w:proofErr w:type="spellEnd"/>
+        <w:t>Estadísticas históricas de LaLiga</w:t>
+      </w:r>
       <w:r>
         <w:rPr>
           <w:rFonts w:cstheme="minorHAnsi"/>
@@ -5157,39 +4783,7 @@
           <w:rFonts w:cstheme="minorHAnsi"/>
           <w:szCs w:val="22"/>
         </w:rPr>
-        <w:t xml:space="preserve"> como </w:t>
-      </w:r>
-      <w:proofErr w:type="spellStart"/>
-      <w:r>
-        <w:rPr>
-          <w:rFonts w:cstheme="minorHAnsi"/>
-          <w:szCs w:val="22"/>
-        </w:rPr>
-        <w:t>xG</w:t>
-      </w:r>
-      <w:proofErr w:type="spellEnd"/>
-      <w:r>
-        <w:rPr>
-          <w:rFonts w:cstheme="minorHAnsi"/>
-          <w:szCs w:val="22"/>
-        </w:rPr>
-        <w:t xml:space="preserve">, </w:t>
-      </w:r>
-      <w:proofErr w:type="spellStart"/>
-      <w:r>
-        <w:rPr>
-          <w:rFonts w:cstheme="minorHAnsi"/>
-          <w:szCs w:val="22"/>
-        </w:rPr>
-        <w:t>xA</w:t>
-      </w:r>
-      <w:proofErr w:type="spellEnd"/>
-      <w:r>
-        <w:rPr>
-          <w:rFonts w:cstheme="minorHAnsi"/>
-          <w:szCs w:val="22"/>
-        </w:rPr>
-        <w:t>, presión, eficiencia ofensiva o progresión del balón.</w:t>
+        <w:t xml:space="preserve"> como xG, xA, presión, eficiencia ofensiva o progresión del balón.</w:t>
       </w:r>
     </w:p>
     <w:p>
@@ -5318,23 +4912,7 @@
           <w:rFonts w:cstheme="minorHAnsi"/>
           <w:szCs w:val="22"/>
         </w:rPr>
-        <w:t xml:space="preserve">Optimización mediante búsqueda de </w:t>
-      </w:r>
-      <w:proofErr w:type="spellStart"/>
-      <w:r>
-        <w:rPr>
-          <w:rFonts w:cstheme="minorHAnsi"/>
-          <w:szCs w:val="22"/>
-        </w:rPr>
-        <w:t>hiperparámetros</w:t>
-      </w:r>
-      <w:proofErr w:type="spellEnd"/>
-      <w:r>
-        <w:rPr>
-          <w:rFonts w:cstheme="minorHAnsi"/>
-          <w:szCs w:val="22"/>
-        </w:rPr>
-        <w:t>.</w:t>
+        <w:t>Optimización mediante búsqueda de hiperparámetros.</w:t>
       </w:r>
     </w:p>
     <w:p>
@@ -5436,7 +5014,6 @@
           <w:szCs w:val="22"/>
         </w:rPr>
       </w:pPr>
-      <w:proofErr w:type="spellStart"/>
       <w:r>
         <w:rPr>
           <w:rFonts w:cstheme="minorHAnsi"/>
@@ -5446,7 +5023,6 @@
         </w:rPr>
         <w:t>Accuracy</w:t>
       </w:r>
-      <w:proofErr w:type="spellEnd"/>
       <w:r>
         <w:rPr>
           <w:rFonts w:cstheme="minorHAnsi"/>
@@ -5490,27 +5066,7 @@
           <w:bCs/>
           <w:szCs w:val="22"/>
         </w:rPr>
-        <w:t xml:space="preserve">Precisión, </w:t>
-      </w:r>
-      <w:proofErr w:type="spellStart"/>
-      <w:r>
-        <w:rPr>
-          <w:rFonts w:cstheme="minorHAnsi"/>
-          <w:b/>
-          <w:bCs/>
-          <w:szCs w:val="22"/>
-        </w:rPr>
-        <w:t>Recall</w:t>
-      </w:r>
-      <w:proofErr w:type="spellEnd"/>
-      <w:r>
-        <w:rPr>
-          <w:rFonts w:cstheme="minorHAnsi"/>
-          <w:b/>
-          <w:bCs/>
-          <w:szCs w:val="22"/>
-        </w:rPr>
-        <w:t xml:space="preserve"> y F1-score</w:t>
+        <w:t>Precisión, Recall y F1-score</w:t>
       </w:r>
       <w:r>
         <w:rPr>
@@ -5617,67 +5173,7 @@
           <w:bCs/>
           <w:szCs w:val="22"/>
         </w:rPr>
-        <w:t xml:space="preserve">Log </w:t>
-      </w:r>
-      <w:proofErr w:type="spellStart"/>
-      <w:r>
-        <w:rPr>
-          <w:rFonts w:cstheme="minorHAnsi"/>
-          <w:b/>
-          <w:bCs/>
-          <w:szCs w:val="22"/>
-        </w:rPr>
-        <w:t>Loss</w:t>
-      </w:r>
-      <w:proofErr w:type="spellEnd"/>
-      <w:r>
-        <w:rPr>
-          <w:rFonts w:cstheme="minorHAnsi"/>
-          <w:b/>
-          <w:bCs/>
-          <w:szCs w:val="22"/>
-        </w:rPr>
-        <w:t xml:space="preserve"> (</w:t>
-      </w:r>
-      <w:proofErr w:type="spellStart"/>
-      <w:r>
-        <w:rPr>
-          <w:rFonts w:cstheme="minorHAnsi"/>
-          <w:b/>
-          <w:bCs/>
-          <w:szCs w:val="22"/>
-        </w:rPr>
-        <w:t>Logarithmic</w:t>
-      </w:r>
-      <w:proofErr w:type="spellEnd"/>
-      <w:r>
-        <w:rPr>
-          <w:rFonts w:cstheme="minorHAnsi"/>
-          <w:b/>
-          <w:bCs/>
-          <w:szCs w:val="22"/>
-        </w:rPr>
-        <w:t xml:space="preserve"> </w:t>
-      </w:r>
-      <w:proofErr w:type="spellStart"/>
-      <w:r>
-        <w:rPr>
-          <w:rFonts w:cstheme="minorHAnsi"/>
-          <w:b/>
-          <w:bCs/>
-          <w:szCs w:val="22"/>
-        </w:rPr>
-        <w:t>Loss</w:t>
-      </w:r>
-      <w:proofErr w:type="spellEnd"/>
-      <w:r>
-        <w:rPr>
-          <w:rFonts w:cstheme="minorHAnsi"/>
-          <w:b/>
-          <w:bCs/>
-          <w:szCs w:val="22"/>
-        </w:rPr>
-        <w:t>):</w:t>
+        <w:t>Log Loss (Logarithmic Loss):</w:t>
       </w:r>
       <w:r>
         <w:rPr>
@@ -5693,19 +5189,8 @@
           <w:iCs/>
           <w:szCs w:val="22"/>
         </w:rPr>
-        <w:t xml:space="preserve">Log </w:t>
-      </w:r>
-      <w:proofErr w:type="spellStart"/>
-      <w:r>
-        <w:rPr>
-          <w:rFonts w:cstheme="minorHAnsi"/>
-          <w:i/>
-          <w:iCs/>
-          <w:szCs w:val="22"/>
-        </w:rPr>
-        <w:t>Loss</w:t>
-      </w:r>
-      <w:proofErr w:type="spellEnd"/>
+        <w:t>Log Loss</w:t>
+      </w:r>
       <w:r>
         <w:rPr>
           <w:rFonts w:cstheme="minorHAnsi"/>
@@ -5781,7 +5266,6 @@
           <w:szCs w:val="22"/>
         </w:rPr>
       </w:pPr>
-      <w:proofErr w:type="spellStart"/>
       <w:r>
         <w:rPr>
           <w:rFonts w:cstheme="minorHAnsi"/>
@@ -5789,29 +5273,8 @@
           <w:bCs/>
           <w:szCs w:val="22"/>
         </w:rPr>
-        <w:t>Feature</w:t>
-      </w:r>
-      <w:proofErr w:type="spellEnd"/>
-      <w:r>
-        <w:rPr>
-          <w:rFonts w:cstheme="minorHAnsi"/>
-          <w:b/>
-          <w:bCs/>
-          <w:szCs w:val="22"/>
-        </w:rPr>
-        <w:t xml:space="preserve"> </w:t>
-      </w:r>
-      <w:proofErr w:type="spellStart"/>
-      <w:r>
-        <w:rPr>
-          <w:rFonts w:cstheme="minorHAnsi"/>
-          <w:b/>
-          <w:bCs/>
-          <w:szCs w:val="22"/>
-        </w:rPr>
-        <w:t>Importance</w:t>
-      </w:r>
-      <w:proofErr w:type="spellEnd"/>
+        <w:t>Feature Importance</w:t>
+      </w:r>
       <w:r>
         <w:rPr>
           <w:rFonts w:cstheme="minorHAnsi"/>
@@ -5841,67 +5304,7 @@
           <w:bCs/>
           <w:szCs w:val="22"/>
         </w:rPr>
-        <w:t>SHAP (</w:t>
-      </w:r>
-      <w:proofErr w:type="spellStart"/>
-      <w:r>
-        <w:rPr>
-          <w:rFonts w:cstheme="minorHAnsi"/>
-          <w:b/>
-          <w:bCs/>
-          <w:szCs w:val="22"/>
-        </w:rPr>
-        <w:t>SHapley</w:t>
-      </w:r>
-      <w:proofErr w:type="spellEnd"/>
-      <w:r>
-        <w:rPr>
-          <w:rFonts w:cstheme="minorHAnsi"/>
-          <w:b/>
-          <w:bCs/>
-          <w:szCs w:val="22"/>
-        </w:rPr>
-        <w:t xml:space="preserve"> </w:t>
-      </w:r>
-      <w:proofErr w:type="spellStart"/>
-      <w:r>
-        <w:rPr>
-          <w:rFonts w:cstheme="minorHAnsi"/>
-          <w:b/>
-          <w:bCs/>
-          <w:szCs w:val="22"/>
-        </w:rPr>
-        <w:t>Additive</w:t>
-      </w:r>
-      <w:proofErr w:type="spellEnd"/>
-      <w:r>
-        <w:rPr>
-          <w:rFonts w:cstheme="minorHAnsi"/>
-          <w:b/>
-          <w:bCs/>
-          <w:szCs w:val="22"/>
-        </w:rPr>
-        <w:t xml:space="preserve"> </w:t>
-      </w:r>
-      <w:proofErr w:type="spellStart"/>
-      <w:r>
-        <w:rPr>
-          <w:rFonts w:cstheme="minorHAnsi"/>
-          <w:b/>
-          <w:bCs/>
-          <w:szCs w:val="22"/>
-        </w:rPr>
-        <w:t>exPlanations</w:t>
-      </w:r>
-      <w:proofErr w:type="spellEnd"/>
-      <w:r>
-        <w:rPr>
-          <w:rFonts w:cstheme="minorHAnsi"/>
-          <w:b/>
-          <w:bCs/>
-          <w:szCs w:val="22"/>
-        </w:rPr>
-        <w:t>)</w:t>
+        <w:t>SHAP (SHapley Additive exPlanations)</w:t>
       </w:r>
       <w:r>
         <w:rPr>
@@ -5925,7 +5328,6 @@
           <w:szCs w:val="22"/>
         </w:rPr>
       </w:pPr>
-      <w:proofErr w:type="spellStart"/>
       <w:r>
         <w:rPr>
           <w:rFonts w:cstheme="minorHAnsi"/>
@@ -5933,77 +5335,7 @@
           <w:bCs/>
           <w:szCs w:val="22"/>
         </w:rPr>
-        <w:t>Partial</w:t>
-      </w:r>
-      <w:proofErr w:type="spellEnd"/>
-      <w:r>
-        <w:rPr>
-          <w:rFonts w:cstheme="minorHAnsi"/>
-          <w:b/>
-          <w:bCs/>
-          <w:szCs w:val="22"/>
-        </w:rPr>
-        <w:t xml:space="preserve"> </w:t>
-      </w:r>
-      <w:proofErr w:type="spellStart"/>
-      <w:r>
-        <w:rPr>
-          <w:rFonts w:cstheme="minorHAnsi"/>
-          <w:b/>
-          <w:bCs/>
-          <w:szCs w:val="22"/>
-        </w:rPr>
-        <w:t>Dependence</w:t>
-      </w:r>
-      <w:proofErr w:type="spellEnd"/>
-      <w:r>
-        <w:rPr>
-          <w:rFonts w:cstheme="minorHAnsi"/>
-          <w:b/>
-          <w:bCs/>
-          <w:szCs w:val="22"/>
-        </w:rPr>
-        <w:t xml:space="preserve"> </w:t>
-      </w:r>
-      <w:proofErr w:type="spellStart"/>
-      <w:r>
-        <w:rPr>
-          <w:rFonts w:cstheme="minorHAnsi"/>
-          <w:b/>
-          <w:bCs/>
-          <w:szCs w:val="22"/>
-        </w:rPr>
-        <w:t>Plots</w:t>
-      </w:r>
-      <w:proofErr w:type="spellEnd"/>
-      <w:r>
-        <w:rPr>
-          <w:rFonts w:cstheme="minorHAnsi"/>
-          <w:b/>
-          <w:bCs/>
-          <w:szCs w:val="22"/>
-        </w:rPr>
-        <w:t xml:space="preserve"> (</w:t>
-      </w:r>
-      <w:proofErr w:type="spellStart"/>
-      <w:r>
-        <w:rPr>
-          <w:rFonts w:cstheme="minorHAnsi"/>
-          <w:b/>
-          <w:bCs/>
-          <w:szCs w:val="22"/>
-        </w:rPr>
-        <w:t>PDPs</w:t>
-      </w:r>
-      <w:proofErr w:type="spellEnd"/>
-      <w:r>
-        <w:rPr>
-          <w:rFonts w:cstheme="minorHAnsi"/>
-          <w:b/>
-          <w:bCs/>
-          <w:szCs w:val="22"/>
-        </w:rPr>
-        <w:t>)</w:t>
+        <w:t>Partial Dependence Plots (PDPs)</w:t>
       </w:r>
       <w:r>
         <w:rPr>
@@ -6109,23 +5441,7 @@
           <w:rFonts w:cstheme="minorHAnsi"/>
           <w:szCs w:val="22"/>
         </w:rPr>
-        <w:t xml:space="preserve">Durante el desarrollo de este proyecto se ha seguido un enfoque metodológico flexible, inspirado en los principios de las metodologías ágiles, pero adaptado a un entorno de trabajo individual y centrado en tareas de análisis de datos, experimentación con modelos de Machine </w:t>
-      </w:r>
-      <w:proofErr w:type="spellStart"/>
-      <w:r>
-        <w:rPr>
-          <w:rFonts w:cstheme="minorHAnsi"/>
-          <w:szCs w:val="22"/>
-        </w:rPr>
-        <w:t>Learning</w:t>
-      </w:r>
-      <w:proofErr w:type="spellEnd"/>
-      <w:r>
-        <w:rPr>
-          <w:rFonts w:cstheme="minorHAnsi"/>
-          <w:szCs w:val="22"/>
-        </w:rPr>
-        <w:t xml:space="preserve"> y desarrollo web. En este capítulo se describe dicha metodología, junto con las herramientas empleadas para la planificación y organización de las tareas, así como el sistema de control de versiones utilizado durante el proceso.</w:t>
+        <w:t>Durante el desarrollo de este proyecto se ha seguido un enfoque metodológico flexible, inspirado en los principios de las metodologías ágiles, pero adaptado a un entorno de trabajo individual y centrado en tareas de análisis de datos, experimentación con modelos de Machine Learning y desarrollo web. En este capítulo se describe dicha metodología, junto con las herramientas empleadas para la planificación y organización de las tareas, así como el sistema de control de versiones utilizado durante el proceso.</w:t>
       </w:r>
     </w:p>
     <w:p>
@@ -6204,15 +5520,7 @@
         <w:t>5</w:t>
       </w:r>
       <w:r>
-        <w:t xml:space="preserve">]. Aunque </w:t>
-      </w:r>
-      <w:proofErr w:type="spellStart"/>
-      <w:r>
-        <w:t>frameworks</w:t>
-      </w:r>
-      <w:proofErr w:type="spellEnd"/>
-      <w:r>
-        <w:t xml:space="preserve"> como Scrum contemplan roles específicos, como el </w:t>
+        <w:t xml:space="preserve">]. Aunque frameworks como Scrum contemplan roles específicos, como el </w:t>
       </w:r>
       <w:r>
         <w:rPr>
@@ -6231,34 +5539,14 @@
       <w:r>
         <w:t xml:space="preserve">] o el </w:t>
       </w:r>
-      <w:proofErr w:type="spellStart"/>
       <w:r>
         <w:rPr>
           <w:rStyle w:val="nfasis"/>
           <w:rFonts w:cstheme="minorHAnsi"/>
           <w:szCs w:val="22"/>
         </w:rPr>
-        <w:t>Product</w:t>
-      </w:r>
-      <w:proofErr w:type="spellEnd"/>
-      <w:r>
-        <w:rPr>
-          <w:rStyle w:val="nfasis"/>
-          <w:rFonts w:cstheme="minorHAnsi"/>
-          <w:szCs w:val="22"/>
-        </w:rPr>
-        <w:t xml:space="preserve"> </w:t>
-      </w:r>
-      <w:proofErr w:type="spellStart"/>
-      <w:r>
-        <w:rPr>
-          <w:rStyle w:val="nfasis"/>
-          <w:rFonts w:cstheme="minorHAnsi"/>
-          <w:szCs w:val="22"/>
-        </w:rPr>
-        <w:t>Owner</w:t>
-      </w:r>
-      <w:proofErr w:type="spellEnd"/>
+        <w:t>Product Owner</w:t>
+      </w:r>
       <w:r>
         <w:t xml:space="preserve"> [</w:t>
       </w:r>
@@ -6288,15 +5576,7 @@
         <w:t>8</w:t>
       </w:r>
       <w:r>
-        <w:t xml:space="preserve">] o </w:t>
-      </w:r>
-      <w:proofErr w:type="spellStart"/>
-      <w:r>
-        <w:t>Notion</w:t>
-      </w:r>
-      <w:proofErr w:type="spellEnd"/>
-      <w:r>
-        <w:t xml:space="preserve"> [</w:t>
+        <w:t>] o Notion [</w:t>
       </w:r>
       <w:r>
         <w:t>9</w:t>
@@ -6434,7 +5714,6 @@
         </w:rPr>
         <w:t xml:space="preserve"> aunque no se aplicaron sistemas de </w:t>
       </w:r>
-      <w:proofErr w:type="spellStart"/>
       <w:r>
         <w:rPr>
           <w:rFonts w:cstheme="minorHAnsi"/>
@@ -6444,7 +5723,6 @@
         </w:rPr>
         <w:t>testing</w:t>
       </w:r>
-      <w:proofErr w:type="spellEnd"/>
       <w:r>
         <w:rPr>
           <w:rFonts w:cstheme="minorHAnsi"/>
@@ -6492,15 +5770,7 @@
     </w:p>
     <w:p>
       <w:r>
-        <w:t xml:space="preserve">En lugar de emplear herramientas especializadas de gestión de proyectos como </w:t>
-      </w:r>
-      <w:proofErr w:type="spellStart"/>
-      <w:r>
-        <w:t>Notion</w:t>
-      </w:r>
-      <w:proofErr w:type="spellEnd"/>
-      <w:r>
-        <w:t>, Trello</w:t>
+        <w:t>En lugar de emplear herramientas especializadas de gestión de proyectos como Notion, Trello</w:t>
       </w:r>
       <w:r>
         <w:t xml:space="preserve"> </w:t>
@@ -6674,7 +5944,6 @@
       <w:r>
         <w:t xml:space="preserve">], realizando </w:t>
       </w:r>
-      <w:proofErr w:type="spellStart"/>
       <w:r>
         <w:rPr>
           <w:i/>
@@ -6682,7 +5951,6 @@
         </w:rPr>
         <w:t>commits</w:t>
       </w:r>
-      <w:proofErr w:type="spellEnd"/>
       <w:r>
         <w:t xml:space="preserve"> frecuentes tras cada sesión de desarrollo o al completar hitos relevantes del proyecto. El repositorio ha sido alojado en </w:t>
       </w:r>
@@ -6782,7 +6050,6 @@
         </w:rPr>
         <w:t xml:space="preserve">Realización de </w:t>
       </w:r>
-      <w:proofErr w:type="spellStart"/>
       <w:r>
         <w:rPr>
           <w:rFonts w:cstheme="minorHAnsi"/>
@@ -6792,7 +6059,6 @@
         </w:rPr>
         <w:t>commits</w:t>
       </w:r>
-      <w:proofErr w:type="spellEnd"/>
       <w:r>
         <w:rPr>
           <w:rFonts w:cstheme="minorHAnsi"/>
@@ -6954,7 +6220,6 @@
       <w:r>
         <w:t xml:space="preserve">Cabe destacar que, aunque el uso de una única rama y un flujo sencillo de </w:t>
       </w:r>
-      <w:proofErr w:type="spellStart"/>
       <w:r>
         <w:rPr>
           <w:i/>
@@ -6962,84 +6227,34 @@
         </w:rPr>
         <w:t>commits</w:t>
       </w:r>
-      <w:proofErr w:type="spellEnd"/>
       <w:r>
         <w:t xml:space="preserve"> ha sido adecuado para un desarrollo individual, en entornos profesionales o colaborativos resulta recomendable adoptar estrategias más avanzadas de control de versiones. En estos casos, es habitual emplear ramas separadas para nuevas funcionalidades (</w:t>
       </w:r>
-      <w:proofErr w:type="spellStart"/>
       <w:r>
         <w:rPr>
           <w:i/>
           <w:iCs/>
         </w:rPr>
-        <w:t>feature</w:t>
-      </w:r>
-      <w:proofErr w:type="spellEnd"/>
+        <w:t>feature branches</w:t>
+      </w:r>
+      <w:r>
+        <w:t xml:space="preserve">), revisión mediante </w:t>
+      </w:r>
       <w:r>
         <w:rPr>
           <w:i/>
           <w:iCs/>
         </w:rPr>
-        <w:t xml:space="preserve"> </w:t>
-      </w:r>
-      <w:proofErr w:type="spellStart"/>
-      <w:r>
-        <w:rPr>
-          <w:i/>
-          <w:iCs/>
-        </w:rPr>
-        <w:t>branches</w:t>
-      </w:r>
-      <w:proofErr w:type="spellEnd"/>
-      <w:r>
-        <w:t xml:space="preserve">), revisión mediante </w:t>
-      </w:r>
-      <w:proofErr w:type="spellStart"/>
-      <w:r>
-        <w:rPr>
-          <w:i/>
-          <w:iCs/>
-        </w:rPr>
-        <w:t>pull</w:t>
-      </w:r>
-      <w:proofErr w:type="spellEnd"/>
-      <w:r>
-        <w:rPr>
-          <w:i/>
-          <w:iCs/>
-        </w:rPr>
-        <w:t xml:space="preserve"> </w:t>
-      </w:r>
-      <w:proofErr w:type="spellStart"/>
-      <w:r>
-        <w:rPr>
-          <w:i/>
-          <w:iCs/>
-        </w:rPr>
-        <w:t>requests</w:t>
-      </w:r>
-      <w:proofErr w:type="spellEnd"/>
-      <w:r>
-        <w:t xml:space="preserve">, y flujos de trabajo más estructurados como </w:t>
-      </w:r>
-      <w:proofErr w:type="spellStart"/>
-      <w:r>
-        <w:t>GitFlow</w:t>
-      </w:r>
-      <w:proofErr w:type="spellEnd"/>
+        <w:t>pull requests</w:t>
+      </w:r>
+      <w:r>
+        <w:t>, y flujos de trabajo más estructurados como GitFlow</w:t>
+      </w:r>
       <w:r>
         <w:t xml:space="preserve"> [13]</w:t>
       </w:r>
       <w:r>
-        <w:t xml:space="preserve">, junto con herramientas de coordinación como GitHub </w:t>
-      </w:r>
-      <w:proofErr w:type="spellStart"/>
-      <w:r>
-        <w:t>Projects</w:t>
-      </w:r>
-      <w:proofErr w:type="spellEnd"/>
-      <w:r>
-        <w:t>, que facilitan la gestión de tareas y la integración continua. Este tipo de prácticas permiten trabajar de manera ordenada entre varios desarrolladores, evitar conflictos, y garantizar la calidad del código en proyectos más complejos o desplegados en producción.</w:t>
+        <w:t>, junto con herramientas de coordinación como GitHub Projects, que facilitan la gestión de tareas y la integración continua. Este tipo de prácticas permiten trabajar de manera ordenada entre varios desarrolladores, evitar conflictos, y garantizar la calidad del código en proyectos más complejos o desplegados en producción.</w:t>
       </w:r>
     </w:p>
     <w:p>
@@ -7146,15 +6361,7 @@
     </w:p>
     <w:p>
       <w:r>
-        <w:t xml:space="preserve">En este apartado se describe el proceso seguido para la recopilación y el tratamiento de los datos utilizados en el proyecto. Se detallan las fuentes de información empleadas, así como las tareas de limpieza, transformación y selección necesarias para construir un conjunto de datos consistente y adecuado para el modelado predictivo. Esta fase resulta fundamental, ya que la calidad de los datos condiciona directamente el rendimiento y la fiabilidad de los modelos de Machine </w:t>
-      </w:r>
-      <w:proofErr w:type="spellStart"/>
-      <w:r>
-        <w:t>Learning</w:t>
-      </w:r>
-      <w:proofErr w:type="spellEnd"/>
-      <w:r>
-        <w:t xml:space="preserve"> desarrollados.</w:t>
+        <w:t>En este apartado se describe el proceso seguido para la recopilación y el tratamiento de los datos utilizados en el proyecto. Se detallan las fuentes de información empleadas, así como las tareas de limpieza, transformación y selección necesarias para construir un conjunto de datos consistente y adecuado para el modelado predictivo. Esta fase resulta fundamental, ya que la calidad de los datos condiciona directamente el rendimiento y la fiabilidad de los modelos de Machine Learning desarrollados.</w:t>
       </w:r>
     </w:p>
     <w:p>
@@ -7184,7 +6391,7 @@
           <w:sz w:val="22"/>
           <w:szCs w:val="22"/>
         </w:rPr>
-        <w:t>Los datos utilizados en este proyecto proceden de distintas fuentes externas especializadas en estadística deportiva y competiciones de fútbol profesional. Todas ellas aportan información disponible públicamente antes de la celebración de los partidos, lo que permite construir un conjunto de datos coherente y realista para el entrenamiento y evaluación de modelos predictivos.</w:t>
+        <w:t>Los datos utilizados en este proyecto proceden de distintas fuentes externas especializadas en estadística deportiva y competiciones de fútbol profesional. Todas ellas aportan información disponible públicamente antes de la celebración de los partidos, lo que permite construir un conjunto de datos coherente y realista para el entrenamiento y la evaluación de modelos predictivos.</w:t>
       </w:r>
     </w:p>
     <w:p>
@@ -7203,25 +6410,26 @@
           <w:sz w:val="22"/>
           <w:szCs w:val="22"/>
         </w:rPr>
-        <w:t xml:space="preserve">La base principal del sistema está formada por un histórico consolidado de partidos de </w:t>
-      </w:r>
-      <w:proofErr w:type="spellStart"/>
-      <w:r>
-        <w:rPr>
+        <w:t xml:space="preserve">La base principal del sistema está formada por un histórico consolidado de partidos de LaLiga, que recoge resultados finales y estadísticas asociadas a cada encuentro. Este histórico se ha construido a partir de archivos estructurados en formato CSV, que contienen información agregada a nivel </w:t>
+      </w:r>
+      <w:r>
+        <w:rPr>
+          <w:rStyle w:val="Textoennegrita"/>
           <w:rFonts w:asciiTheme="minorHAnsi" w:hAnsiTheme="minorHAnsi" w:cstheme="minorHAnsi"/>
           <w:sz w:val="22"/>
           <w:szCs w:val="22"/>
         </w:rPr>
-        <w:t>LaLiga</w:t>
-      </w:r>
-      <w:proofErr w:type="spellEnd"/>
-      <w:r>
-        <w:rPr>
+        <w:t>equipo</w:t>
+      </w:r>
+      <w:r>
+        <w:rPr>
+          <w:rStyle w:val="Textoennegrita"/>
           <w:rFonts w:asciiTheme="minorHAnsi" w:hAnsiTheme="minorHAnsi" w:cstheme="minorHAnsi"/>
           <w:sz w:val="22"/>
           <w:szCs w:val="22"/>
         </w:rPr>
-        <w:t>, que recoge resultados finales y estadísticas asociadas a cada encuentro. Este histórico se ha construido a partir de archivos estructurados en formato CSV, que contienen información agregada a nivel equipo</w:t>
+        <w:noBreakHyphen/>
+        <w:t>partido</w:t>
       </w:r>
       <w:r>
         <w:rPr>
@@ -7229,8 +6437,7 @@
           <w:sz w:val="22"/>
           <w:szCs w:val="22"/>
         </w:rPr>
-        <w:noBreakHyphen/>
-        <w:t>partido, e incluye resultados, métricas básicas de rendimiento y variables contextuales.</w:t>
+        <w:t>, e incluye resultados, métricas básicas de rendimiento y variables contextuales.</w:t>
       </w:r>
     </w:p>
     <w:p>
@@ -7250,6 +6457,381 @@
           <w:szCs w:val="22"/>
         </w:rPr>
         <w:t xml:space="preserve">Para complementar el histórico base, se han incorporado datos procedentes del portal </w:t>
+      </w:r>
+      <w:r>
+        <w:rPr>
+          <w:rStyle w:val="Textoennegrita"/>
+          <w:rFonts w:asciiTheme="minorHAnsi" w:hAnsiTheme="minorHAnsi" w:cstheme="minorHAnsi"/>
+          <w:sz w:val="22"/>
+          <w:szCs w:val="22"/>
+        </w:rPr>
+        <w:t>Football</w:t>
+      </w:r>
+      <w:r>
+        <w:rPr>
+          <w:rStyle w:val="Textoennegrita"/>
+          <w:rFonts w:asciiTheme="minorHAnsi" w:hAnsiTheme="minorHAnsi" w:cstheme="minorHAnsi"/>
+          <w:sz w:val="22"/>
+          <w:szCs w:val="22"/>
+        </w:rPr>
+        <w:noBreakHyphen/>
+        <w:t>Data.co.uk</w:t>
+      </w:r>
+      <w:r>
+        <w:rPr>
+          <w:rFonts w:asciiTheme="minorHAnsi" w:hAnsiTheme="minorHAnsi" w:cstheme="minorHAnsi"/>
+          <w:sz w:val="22"/>
+          <w:szCs w:val="22"/>
+        </w:rPr>
+        <w:t xml:space="preserve"> [ ], que proporciona estadísticas detalladas por temporada y metadatos del partido, como tiros, tarjetas, corners y otra información relevante del contexto competitivo. El tratamiento de estas variables se ha realizado conforme a la documentación oficial de la fuente, garantizando la correcta interpretación semántica de cada campo.</w:t>
+      </w:r>
+    </w:p>
+    <w:p>
+      <w:pPr>
+        <w:pStyle w:val="NormalWeb"/>
+        <w:spacing w:line="300" w:lineRule="atLeast"/>
+        <w:rPr>
+          <w:rFonts w:asciiTheme="minorHAnsi" w:hAnsiTheme="minorHAnsi" w:cstheme="minorHAnsi"/>
+          <w:sz w:val="22"/>
+          <w:szCs w:val="22"/>
+        </w:rPr>
+      </w:pPr>
+      <w:r>
+        <w:rPr>
+          <w:rFonts w:asciiTheme="minorHAnsi" w:hAnsiTheme="minorHAnsi" w:cstheme="minorHAnsi"/>
+          <w:sz w:val="22"/>
+          <w:szCs w:val="22"/>
+        </w:rPr>
+        <w:t xml:space="preserve">Adicionalmente, el sistema contempla el uso de </w:t>
+      </w:r>
+      <w:r>
+        <w:rPr>
+          <w:rStyle w:val="Textoennegrita"/>
+          <w:rFonts w:asciiTheme="minorHAnsi" w:hAnsiTheme="minorHAnsi" w:cstheme="minorHAnsi"/>
+          <w:sz w:val="22"/>
+          <w:szCs w:val="22"/>
+        </w:rPr>
+        <w:t>api</w:t>
+      </w:r>
+      <w:r>
+        <w:rPr>
+          <w:rStyle w:val="Textoennegrita"/>
+          <w:rFonts w:asciiTheme="minorHAnsi" w:hAnsiTheme="minorHAnsi" w:cstheme="minorHAnsi"/>
+          <w:sz w:val="22"/>
+          <w:szCs w:val="22"/>
+        </w:rPr>
+        <w:noBreakHyphen/>
+        <w:t>football</w:t>
+      </w:r>
+      <w:r>
+        <w:rPr>
+          <w:rFonts w:asciiTheme="minorHAnsi" w:hAnsiTheme="minorHAnsi" w:cstheme="minorHAnsi"/>
+          <w:sz w:val="22"/>
+          <w:szCs w:val="22"/>
+        </w:rPr>
+        <w:t xml:space="preserve"> [ ] para la obtención de calendarios de partidos futuros (</w:t>
+      </w:r>
+      <w:r>
+        <w:rPr>
+          <w:rStyle w:val="nfasis"/>
+          <w:rFonts w:asciiTheme="minorHAnsi" w:hAnsiTheme="minorHAnsi" w:cstheme="minorHAnsi"/>
+          <w:sz w:val="22"/>
+          <w:szCs w:val="22"/>
+        </w:rPr>
+        <w:t>fixtures</w:t>
+      </w:r>
+      <w:r>
+        <w:rPr>
+          <w:rFonts w:asciiTheme="minorHAnsi" w:hAnsiTheme="minorHAnsi" w:cstheme="minorHAnsi"/>
+          <w:sz w:val="22"/>
+          <w:szCs w:val="22"/>
+        </w:rPr>
+        <w:t>), lo que permite generar predicciones sobre encuentros aún no disputados.</w:t>
+      </w:r>
+    </w:p>
+    <w:p>
+      <w:pPr>
+        <w:pStyle w:val="NormalWeb"/>
+        <w:spacing w:line="300" w:lineRule="atLeast"/>
+        <w:rPr>
+          <w:rFonts w:asciiTheme="minorHAnsi" w:hAnsiTheme="minorHAnsi" w:cstheme="minorHAnsi"/>
+          <w:sz w:val="22"/>
+          <w:szCs w:val="22"/>
+        </w:rPr>
+      </w:pPr>
+      <w:r>
+        <w:rPr>
+          <w:rFonts w:asciiTheme="minorHAnsi" w:hAnsiTheme="minorHAnsi" w:cstheme="minorHAnsi"/>
+          <w:sz w:val="22"/>
+          <w:szCs w:val="22"/>
+        </w:rPr>
+        <w:t xml:space="preserve">Asimismo, se emplean datos de cuotas de mercado procedentes de </w:t>
+      </w:r>
+      <w:r>
+        <w:rPr>
+          <w:rStyle w:val="Textoennegrita"/>
+          <w:rFonts w:asciiTheme="minorHAnsi" w:hAnsiTheme="minorHAnsi" w:cstheme="minorHAnsi"/>
+          <w:sz w:val="22"/>
+          <w:szCs w:val="22"/>
+        </w:rPr>
+        <w:t>The Odds API</w:t>
+      </w:r>
+      <w:r>
+        <w:rPr>
+          <w:rFonts w:asciiTheme="minorHAnsi" w:hAnsiTheme="minorHAnsi" w:cstheme="minorHAnsi"/>
+          <w:sz w:val="22"/>
+          <w:szCs w:val="22"/>
+        </w:rPr>
+        <w:t xml:space="preserve"> [ ], que proporcionan probabilidades implícitas asociadas a los resultados 1X2.</w:t>
+      </w:r>
+    </w:p>
+    <w:p>
+      <w:pPr>
+        <w:pStyle w:val="NormalWeb"/>
+        <w:spacing w:line="300" w:lineRule="atLeast"/>
+        <w:rPr>
+          <w:rFonts w:asciiTheme="minorHAnsi" w:hAnsiTheme="minorHAnsi" w:cstheme="minorHAnsi"/>
+          <w:sz w:val="22"/>
+          <w:szCs w:val="22"/>
+        </w:rPr>
+      </w:pPr>
+      <w:r>
+        <w:rPr>
+          <w:rFonts w:asciiTheme="minorHAnsi" w:hAnsiTheme="minorHAnsi" w:cstheme="minorHAnsi"/>
+          <w:sz w:val="22"/>
+          <w:szCs w:val="22"/>
+        </w:rPr>
+        <w:t>Finalmente, se incorporan resultados finales de partidos recientes en formato estructurado, utilizados como apoyo para completar marcadores pendientes o integrar encuentros ya disputados que todavía no estaban consolidados en el histórico principal. Estos datos se someten a validaciones de coherencia e integridad antes de su integración y se utilizan como referencia para el análisis posterior del rendimiento del modelo, tal y como se describe en capítulos posteriores.</w:t>
+      </w:r>
+    </w:p>
+    <w:p>
+      <w:pPr>
+        <w:pStyle w:val="NormalWeb"/>
+        <w:spacing w:line="300" w:lineRule="atLeast"/>
+        <w:rPr>
+          <w:rFonts w:asciiTheme="minorHAnsi" w:hAnsiTheme="minorHAnsi" w:cstheme="minorHAnsi"/>
+          <w:sz w:val="22"/>
+          <w:szCs w:val="22"/>
+        </w:rPr>
+      </w:pPr>
+      <w:r>
+        <w:rPr>
+          <w:rFonts w:asciiTheme="minorHAnsi" w:hAnsiTheme="minorHAnsi" w:cstheme="minorHAnsi"/>
+          <w:sz w:val="22"/>
+          <w:szCs w:val="22"/>
+        </w:rPr>
+        <w:t>Cabe destacar que las variables derivadas y métricas calculadas internamente —como los ratings de fortaleza (ELO)— no forman parte de las fuentes de datos originales y se describen de manera específica en los apartados dedicados a la ingeniería de características.</w:t>
+      </w:r>
+    </w:p>
+    <w:p>
+      <w:pPr>
+        <w:pStyle w:val="Ttulo2"/>
+      </w:pPr>
+      <w:r>
+        <w:lastRenderedPageBreak/>
+        <w:t>DESCRIPCIÓN DEL CONJUNTO DE DATOS</w:t>
+      </w:r>
+      <w:r>
+        <w:t xml:space="preserve"> (REVISAR)</w:t>
+      </w:r>
+    </w:p>
+    <w:p>
+      <w:r>
+        <w:t>El proceso de ingestión y consolidación de fuentes descrito en el apartado anterior da lugar a varios conjuntos de datos intermedios y finales, diseñados para cubrir tanto las necesidades de análisis como las de modelado predictivo. Todos ellos se organizan de manera coherente a lo largo del pipeline, manteniendo una clara separación entre información histórica, datos preparados para entrenamiento y conjuntos destinados a inferencia.</w:t>
+      </w:r>
+    </w:p>
+    <w:p>
+      <w:r>
+        <w:t>El resultado principal de esta fase es un conjunto de datos histórico enriquecido, que recoge información de partidos de LaLiga. Cada registro representa la participaci</w:t>
+      </w:r>
+      <w:r>
+        <w:rPr>
+          <w:rFonts w:ascii="Calibri" w:hAnsi="Calibri" w:cs="Calibri"/>
+        </w:rPr>
+        <w:t>ó</w:t>
+      </w:r>
+      <w:r>
+        <w:t>n de un equipo en un encuentro determinado, incluyendo tanto variables descriptivas del partido como la informaci</w:t>
+      </w:r>
+      <w:r>
+        <w:rPr>
+          <w:rFonts w:ascii="Calibri" w:hAnsi="Calibri" w:cs="Calibri"/>
+        </w:rPr>
+        <w:t>ó</w:t>
+      </w:r>
+      <w:r>
+        <w:t>n necesaria para definir la variable objetivo del problema de clasificaci</w:t>
+      </w:r>
+      <w:r>
+        <w:rPr>
+          <w:rFonts w:ascii="Calibri" w:hAnsi="Calibri" w:cs="Calibri"/>
+        </w:rPr>
+        <w:t>ó</w:t>
+      </w:r>
+      <w:r>
+        <w:t>n.</w:t>
+      </w:r>
+    </w:p>
+    <w:p>
+      <w:r>
+        <w:t>A partir de este conjunto completo se derivan dos datasets principales. Por un lado, un dataset enriquecido global, que contiene todas las variables disponibles tras la integración y el preprocesamiento inicial, y que se utiliza como base para análisis exploratorios y validaciones de calidad del dato. Por otro lado, se genera un subconjunto específicamente orientado al modelado, en el que se excluyen aquellas variables que no son válidas en un contexto pre</w:t>
+      </w:r>
+      <w:r>
+        <w:rPr>
+          <w:rFonts w:ascii="Cambria Math" w:hAnsi="Cambria Math" w:cs="Cambria Math"/>
+        </w:rPr>
+        <w:t>‑</w:t>
+      </w:r>
+      <w:r>
+        <w:t>partido o que podr</w:t>
+      </w:r>
+      <w:r>
+        <w:rPr>
+          <w:rFonts w:ascii="Calibri" w:hAnsi="Calibri" w:cs="Calibri"/>
+        </w:rPr>
+        <w:t>í</w:t>
+      </w:r>
+      <w:r>
+        <w:t>an introducir fuga de informaci</w:t>
+      </w:r>
+      <w:r>
+        <w:rPr>
+          <w:rFonts w:ascii="Calibri" w:hAnsi="Calibri" w:cs="Calibri"/>
+        </w:rPr>
+        <w:t>ó</w:t>
+      </w:r>
+      <w:r>
+        <w:t>n temporal. Esta separación permite garantizar que los modelos se entrenan exclusivamente con información que habría estado disponible antes de la celebración de cada encuentro.</w:t>
+      </w:r>
+    </w:p>
+    <w:p>
+      <w:r>
+        <w:t xml:space="preserve">De forma adicional, el pipeline produce un conjunto de datos específico para partidos futuros, estructurado de manera análoga al dataset de </w:t>
+      </w:r>
+      <w:r>
+        <w:t>entrenamiento,</w:t>
+      </w:r>
+      <w:r>
+        <w:t xml:space="preserve"> pero sin variables de resultado final. Este conjunto se emplea durante la fase de inferencia, asegurando que las predicciones se generan bajo las mismas condiciones que se asumieron durante el entrenamiento.</w:t>
+      </w:r>
+    </w:p>
+    <w:p>
+      <w:r>
+        <w:t>Desde el punto de vista estructural, el conjunto de datos consolidado incluye varios bloques de variables claramente diferenciados. En primer lugar, variables de identificación y contexto del partido, como fecha, temporada y equipos enfrentados. En segundo lugar, variables relacionadas con el resultado final y la clase objetivo, que permiten definir el problema como una tarea de clasificación multiclase (victoria local, empate o victoria visitante). Finalmente, se incorporan variables descriptivas adicionales de carácter estadístico y contextual, que sirven como base para la posterior construcción de características derivadas.</w:t>
+      </w:r>
+    </w:p>
+    <w:p>
+      <w:r>
+        <w:t>La variable objetivo se define como una clasificación multiclase con tres posibles valores, correspondientes al resultado final del partido desde la perspectiva del equipo local. Esta etiqueta se codifica de manera numérica para facilitar su uso en los modelos de Machine Learning, manteniendo siempre una correspondencia explícita con la interpretación futbolística del resultado.</w:t>
+      </w:r>
+    </w:p>
+    <w:p>
+      <w:r>
+        <w:t>En conjunto, la estructura del dataset final permite trabajar de forma consistente tanto en la fase de análisis como en las etapas posteriores de entrenamiento, evaluación y despliegue del sistema predictivo, manteniendo un control estricto sobre la información utilizada en cada fase del proceso.</w:t>
+      </w:r>
+    </w:p>
+    <w:p>
+      <w:pPr>
+        <w:pStyle w:val="Ttulo2"/>
+      </w:pPr>
+      <w:r>
+        <w:lastRenderedPageBreak/>
+        <w:t>ANALISIS EXPLORATORIO DE DATOS (EDA)</w:t>
+      </w:r>
+    </w:p>
+    <w:p>
+      <w:r>
+        <w:t>El análisis exploratorio de datos se ha llevado a cabo con el objetivo de evaluar la calidad, consistencia y cobertura de la información disponible antes de abordar las fases de modelado. A diferencia de un enfoque centrado exclusivamente en estadísticas descriptivas básicas, el EDA en este proyecto se orienta principalmente a identificar posibles limitaciones del conjunto de datos que puedan afectar al entrenamiento y a la evaluación de los modelos predictivos.</w:t>
+      </w:r>
+    </w:p>
+    <w:p>
+      <w:pPr>
+        <w:ind w:left="708" w:hanging="708"/>
+        <w:jc w:val="left"/>
+      </w:pPr>
+      <w:r>
+        <w:t xml:space="preserve">Como parte del análisis exploratorio, se evaluó la calidad del conjunto de datos inicial desde distintas </w:t>
+      </w:r>
+    </w:p>
+    <w:p>
+      <w:pPr>
+        <w:ind w:left="708" w:hanging="708"/>
+        <w:jc w:val="left"/>
+      </w:pPr>
+      <w:r>
+        <w:t>dimensiones, incluyendo integridad, consistencia, validez, unicidadevaluación permite identificar de forma cuantitativa las principales limitaciones del dataset antes de aplicar cualquier proceso de limpieza o transformación.</w:t>
+      </w:r>
+    </w:p>
+    <w:p>
+      <w:r>
+        <w:t>En primer lugar, se analizó la presencia de valores faltantes y la cobertura de las variables clave a lo largo de las distintas temporadas incluidas en el histórico. Este análisis permitió detectar diferencias significativas en la disponibilidad de ciertas métricas estadísticas, especialmente aquellas no presentes en temporadas más antiguas o dependientes de la fuente de datos. El estudio de la cobertura temporal resulta fundamental para determinar qué variables son suficientemente fiables para ser utilizadas de forma consistente en el modelado.</w:t>
+      </w:r>
+    </w:p>
+    <w:p>
+      <w:r>
+        <w:t>Asimismo, se examinó la distribución de los resultados del partido, constatando la existencia de un desbalance natural entre las clases, característico de competiciones de fútbol profesional, donde las victorias (locales y visitantes) son más frecuentes que los empates. Esta observación se tiene en cuenta en fases posteriores del proyecto, tanto en la selección de métricas de evaluación como en el diseño del marco experimental.</w:t>
+      </w:r>
+    </w:p>
+    <w:p>
+      <w:r>
+        <w:t>Otro aspecto relevante del EDA ha sido el análisis preliminar de la coherencia entre variables relacionadas, con el fin de detectar posibles inconsistencias semánticas o valores atípicos derivados de la integración de múltiples fuentes. En esta fase se identificaron registros incompletos o poco representativos que fueron posteriormente tratados o filtrados durante la limpieza de datos.</w:t>
+      </w:r>
+    </w:p>
+    <w:p>
+      <w:r>
+        <w:t>De manera complementaria, el análisis exploratorio permitió evaluar el impacto de distintos criterios de filtrado —como la exclusión de temporadas con baja cobertura o la eliminación de registros con información insuficiente— sobre el tamaño final del conjunto de datos. Este paso resulta clave para equilibrar la calidad del dato frente al volumen muestral disponible para el entrenamiento.</w:t>
+      </w:r>
+    </w:p>
+    <w:p>
+      <w:r>
+        <w:t>En conjunto, el EDA constituye una fase fundamental para garantizar que el proceso de modelado se apoya en un dataset consistente, representativo y alineado con los supuestos del problema predictivo planteado. Las conclusiones extraídas en este análisis condicionan directamente las decisiones adoptadas en las fases posteriores de limpieza, ingeniería de características y validación del modelo.</w:t>
+      </w:r>
+    </w:p>
+    <w:p>
+      <w:pPr>
+        <w:pStyle w:val="Ttulo2"/>
+      </w:pPr>
+      <w:r>
+        <w:lastRenderedPageBreak/>
+        <w:t>LIMPIEZA DE DATOS</w:t>
+      </w:r>
+    </w:p>
+    <w:p>
+      <w:pPr>
+        <w:pStyle w:val="NormalWeb"/>
+        <w:spacing w:line="300" w:lineRule="atLeast"/>
+        <w:rPr>
+          <w:rFonts w:asciiTheme="minorHAnsi" w:hAnsiTheme="minorHAnsi" w:cstheme="minorHAnsi"/>
+          <w:sz w:val="22"/>
+          <w:szCs w:val="22"/>
+        </w:rPr>
+      </w:pPr>
+      <w:r>
+        <w:rPr>
+          <w:rFonts w:asciiTheme="minorHAnsi" w:hAnsiTheme="minorHAnsi" w:cstheme="minorHAnsi"/>
+          <w:sz w:val="22"/>
+          <w:szCs w:val="22"/>
+        </w:rPr>
+        <w:t>La fase de limpieza de datos tiene como objetivo garantizar la coherencia, integridad y fiabilidad del conjunto de datos antes de proceder a la ingeniería de características y al entrenamiento de los modelos. Dado que la información utilizada procede de múltiples fuentes heterogéneas, esta etapa resulta esencial para unificar criterios, corregir inconsistencias y asegurar que los datos sean aptos para el análisis predictivo.</w:t>
+      </w:r>
+    </w:p>
+    <w:p>
+      <w:pPr>
+        <w:pStyle w:val="NormalWeb"/>
+        <w:spacing w:line="300" w:lineRule="atLeast"/>
+        <w:rPr>
+          <w:rFonts w:asciiTheme="minorHAnsi" w:hAnsiTheme="minorHAnsi" w:cstheme="minorHAnsi"/>
+          <w:sz w:val="22"/>
+          <w:szCs w:val="22"/>
+        </w:rPr>
+      </w:pPr>
+      <w:r>
+        <w:rPr>
+          <w:rFonts w:asciiTheme="minorHAnsi" w:hAnsiTheme="minorHAnsi" w:cstheme="minorHAnsi"/>
+          <w:sz w:val="22"/>
+          <w:szCs w:val="22"/>
+        </w:rPr>
+        <w:t xml:space="preserve">En primer lugar, se llevó a cabo una </w:t>
       </w:r>
       <w:r>
         <w:rPr>
@@ -7260,7 +6842,34 @@
           <w:sz w:val="22"/>
           <w:szCs w:val="22"/>
         </w:rPr>
-        <w:t>Football</w:t>
+        <w:t>normalización del esquema de datos</w:t>
+      </w:r>
+      <w:r>
+        <w:rPr>
+          <w:rFonts w:asciiTheme="minorHAnsi" w:hAnsiTheme="minorHAnsi" w:cstheme="minorHAnsi"/>
+          <w:sz w:val="22"/>
+          <w:szCs w:val="22"/>
+        </w:rPr>
+        <w:t>, unificando nombres de columnas provenientes de diferentes fuentes y asegurando una estructura común a lo largo de todo el pipeline. Esta normalización permite operar de forma consistente con las distintas variables y evita errores derivados de diferencias en la nomenclatura o en el formato de los campos.</w:t>
+      </w:r>
+    </w:p>
+    <w:p>
+      <w:pPr>
+        <w:pStyle w:val="NormalWeb"/>
+        <w:spacing w:line="300" w:lineRule="atLeast"/>
+        <w:rPr>
+          <w:rFonts w:asciiTheme="minorHAnsi" w:hAnsiTheme="minorHAnsi" w:cstheme="minorHAnsi"/>
+          <w:sz w:val="22"/>
+          <w:szCs w:val="22"/>
+        </w:rPr>
+      </w:pPr>
+      <w:r>
+        <w:rPr>
+          <w:rFonts w:asciiTheme="minorHAnsi" w:hAnsiTheme="minorHAnsi" w:cstheme="minorHAnsi"/>
+          <w:sz w:val="22"/>
+          <w:szCs w:val="22"/>
+        </w:rPr>
+        <w:t xml:space="preserve">A continuación, se aplicó un proceso de </w:t>
       </w:r>
       <w:r>
         <w:rPr>
@@ -7271,8 +6880,7 @@
           <w:sz w:val="22"/>
           <w:szCs w:val="22"/>
         </w:rPr>
-        <w:noBreakHyphen/>
-        <w:t>Data.co.uk []</w:t>
+        <w:t>estandarización de nombres de equipos</w:t>
       </w:r>
       <w:r>
         <w:rPr>
@@ -7280,44 +6888,26 @@
           <w:sz w:val="22"/>
           <w:szCs w:val="22"/>
         </w:rPr>
-        <w:t xml:space="preserve">, que proporciona estadísticas detalladas por temporada y metadatos del partido, como tiros, tarjetas, </w:t>
-      </w:r>
-      <w:proofErr w:type="spellStart"/>
-      <w:r>
+        <w:t>, con el fin de reducir pérdidas de información durante la integración de fuentes. Este proceso incluye la normalización textual y el uso de reglas de equivalencia para tratar variantes habituales en los nombres de los clubes, garantizando que un mismo equipo sea identificado de manera uniforme en todo el conjunto de datos.</w:t>
+      </w:r>
+    </w:p>
+    <w:p>
+      <w:pPr>
+        <w:pStyle w:val="NormalWeb"/>
+        <w:spacing w:line="300" w:lineRule="atLeast"/>
         <w:rPr>
           <w:rFonts w:asciiTheme="minorHAnsi" w:hAnsiTheme="minorHAnsi" w:cstheme="minorHAnsi"/>
           <w:sz w:val="22"/>
           <w:szCs w:val="22"/>
         </w:rPr>
-        <w:t>corners</w:t>
-      </w:r>
-      <w:proofErr w:type="spellEnd"/>
+      </w:pPr>
       <w:r>
         <w:rPr>
           <w:rFonts w:asciiTheme="minorHAnsi" w:hAnsiTheme="minorHAnsi" w:cstheme="minorHAnsi"/>
           <w:sz w:val="22"/>
           <w:szCs w:val="22"/>
         </w:rPr>
-        <w:t xml:space="preserve"> y otra información relevante del contexto competitivo. El tratamiento de estas variables se ha realizado conforme a la documentación oficial de la fuente, garantizando la correcta interpretación semántica de cada campo.</w:t>
-      </w:r>
-    </w:p>
-    <w:p>
-      <w:pPr>
-        <w:pStyle w:val="NormalWeb"/>
-        <w:spacing w:line="300" w:lineRule="atLeast"/>
-        <w:rPr>
-          <w:rFonts w:asciiTheme="minorHAnsi" w:hAnsiTheme="minorHAnsi" w:cstheme="minorHAnsi"/>
-          <w:sz w:val="22"/>
-          <w:szCs w:val="22"/>
-        </w:rPr>
-      </w:pPr>
-      <w:r>
-        <w:rPr>
-          <w:rFonts w:asciiTheme="minorHAnsi" w:hAnsiTheme="minorHAnsi" w:cstheme="minorHAnsi"/>
-          <w:sz w:val="22"/>
-          <w:szCs w:val="22"/>
-        </w:rPr>
-        <w:t xml:space="preserve">Adicionalmente, el sistema contempla el uso de </w:t>
+        <w:t xml:space="preserve">Otro aspecto clave de la limpieza ha sido la </w:t>
       </w:r>
       <w:r>
         <w:rPr>
@@ -7328,9 +6918,35 @@
           <w:sz w:val="22"/>
           <w:szCs w:val="22"/>
         </w:rPr>
-        <w:t>api-</w:t>
-      </w:r>
-      <w:proofErr w:type="spellStart"/>
+        <w:t>normalización temporal</w:t>
+      </w:r>
+      <w:r>
+        <w:rPr>
+          <w:rFonts w:asciiTheme="minorHAnsi" w:hAnsiTheme="minorHAnsi" w:cstheme="minorHAnsi"/>
+          <w:sz w:val="22"/>
+          <w:szCs w:val="22"/>
+        </w:rPr>
+        <w:t>. Las fechas de los encuentros se transformaron a un formato homogéneo y se validaron para evitar ambigüedades. Aquellos registros con fechas no interpretables o incoherentes fueron descartados, ya que podrían introducir errores en fases posteriores del modelado, especialmente en el cálculo de variables dependientes del tiempo.</w:t>
+      </w:r>
+    </w:p>
+    <w:p>
+      <w:pPr>
+        <w:pStyle w:val="NormalWeb"/>
+        <w:spacing w:line="300" w:lineRule="atLeast"/>
+        <w:rPr>
+          <w:rFonts w:asciiTheme="minorHAnsi" w:hAnsiTheme="minorHAnsi" w:cstheme="minorHAnsi"/>
+          <w:sz w:val="22"/>
+          <w:szCs w:val="22"/>
+        </w:rPr>
+      </w:pPr>
+      <w:r>
+        <w:rPr>
+          <w:rFonts w:asciiTheme="minorHAnsi" w:hAnsiTheme="minorHAnsi" w:cstheme="minorHAnsi"/>
+          <w:sz w:val="22"/>
+          <w:szCs w:val="22"/>
+        </w:rPr>
+        <w:t xml:space="preserve">Asimismo, se definieron </w:t>
+      </w:r>
       <w:r>
         <w:rPr>
           <w:rStyle w:val="Textoennegrita"/>
@@ -7340,9 +6956,17 @@
           <w:sz w:val="22"/>
           <w:szCs w:val="22"/>
         </w:rPr>
-        <w:t>footbal</w:t>
-      </w:r>
-      <w:proofErr w:type="spellEnd"/>
+        <w:t>reglas de</w:t>
+      </w:r>
+      <w:r>
+        <w:rPr>
+          <w:rStyle w:val="Textoennegrita"/>
+          <w:rFonts w:asciiTheme="minorHAnsi" w:hAnsiTheme="minorHAnsi" w:cstheme="minorHAnsi"/>
+          <w:sz w:val="22"/>
+          <w:szCs w:val="22"/>
+        </w:rPr>
+        <w:t xml:space="preserve"> </w:t>
+      </w:r>
       <w:r>
         <w:rPr>
           <w:rStyle w:val="Textoennegrita"/>
@@ -7352,59 +6976,44 @@
           <w:sz w:val="22"/>
           <w:szCs w:val="22"/>
         </w:rPr>
-        <w:t xml:space="preserve"> []</w:t>
-      </w:r>
-      <w:r>
-        <w:rPr>
-          <w:rStyle w:val="Textoennegrita"/>
+        <w:t>validación y completado coherente de datos</w:t>
+      </w:r>
+      <w:r>
+        <w:rPr>
           <w:rFonts w:asciiTheme="minorHAnsi" w:hAnsiTheme="minorHAnsi" w:cstheme="minorHAnsi"/>
           <w:sz w:val="22"/>
           <w:szCs w:val="22"/>
         </w:rPr>
-        <w:t xml:space="preserve"> </w:t>
-      </w:r>
-      <w:r>
+        <w:t xml:space="preserve"> en casos concretos donde existía una relación semántica clara entre variables. Estas reglas se aplicaron únicamente cuando la imputación no suponía introducir información externa ni alterar el significado original de los datos. Los registros que no cumplían los requisitos mínimos de integridad —como la ausencia de identificadores básicos del partido— fueron eliminados del conjunto final.</w:t>
+      </w:r>
+    </w:p>
+    <w:p>
+      <w:pPr>
+        <w:pStyle w:val="NormalWeb"/>
+        <w:spacing w:line="300" w:lineRule="atLeast"/>
         <w:rPr>
           <w:rFonts w:asciiTheme="minorHAnsi" w:hAnsiTheme="minorHAnsi" w:cstheme="minorHAnsi"/>
           <w:sz w:val="22"/>
           <w:szCs w:val="22"/>
         </w:rPr>
-        <w:t>para la obtención de calendarios de partidos futuros</w:t>
-      </w:r>
+      </w:pPr>
       <w:r>
         <w:rPr>
           <w:rFonts w:asciiTheme="minorHAnsi" w:hAnsiTheme="minorHAnsi" w:cstheme="minorHAnsi"/>
           <w:sz w:val="22"/>
           <w:szCs w:val="22"/>
         </w:rPr>
-        <w:t>, permitiendo</w:t>
+        <w:t>Finalmente, se verificó la</w:t>
       </w:r>
       <w:r>
         <w:rPr>
           <w:rFonts w:asciiTheme="minorHAnsi" w:hAnsiTheme="minorHAnsi" w:cstheme="minorHAnsi"/>
+          <w:b/>
+          <w:bCs/>
           <w:sz w:val="22"/>
           <w:szCs w:val="22"/>
         </w:rPr>
-        <w:t xml:space="preserve"> generar predicciones sobre encuentros aún no disputados. </w:t>
-      </w:r>
-    </w:p>
-    <w:p>
-      <w:pPr>
-        <w:pStyle w:val="NormalWeb"/>
-        <w:spacing w:line="300" w:lineRule="atLeast"/>
-        <w:rPr>
-          <w:rFonts w:asciiTheme="minorHAnsi" w:hAnsiTheme="minorHAnsi" w:cstheme="minorHAnsi"/>
-          <w:sz w:val="22"/>
-          <w:szCs w:val="22"/>
-        </w:rPr>
-      </w:pPr>
-      <w:r>
-        <w:rPr>
-          <w:rFonts w:asciiTheme="minorHAnsi" w:hAnsiTheme="minorHAnsi" w:cstheme="minorHAnsi"/>
-          <w:sz w:val="22"/>
-          <w:szCs w:val="22"/>
-        </w:rPr>
-        <w:t xml:space="preserve">Se emplean datos de </w:t>
+        <w:t xml:space="preserve"> </w:t>
       </w:r>
       <w:r>
         <w:rPr>
@@ -7415,7 +7024,7 @@
           <w:sz w:val="22"/>
           <w:szCs w:val="22"/>
         </w:rPr>
-        <w:t>cuotas de mercado</w:t>
+        <w:t>integridad de los resultados de los partidos</w:t>
       </w:r>
       <w:r>
         <w:rPr>
@@ -7423,363 +7032,35 @@
           <w:sz w:val="22"/>
           <w:szCs w:val="22"/>
         </w:rPr>
-        <w:t xml:space="preserve"> procedentes de </w:t>
-      </w:r>
-      <w:proofErr w:type="spellStart"/>
-      <w:r>
-        <w:rPr>
-          <w:rStyle w:val="Textoennegrita"/>
-          <w:rFonts w:asciiTheme="minorHAnsi" w:hAnsiTheme="minorHAnsi" w:cstheme="minorHAnsi"/>
-          <w:b w:val="0"/>
-          <w:bCs w:val="0"/>
-          <w:sz w:val="22"/>
-          <w:szCs w:val="22"/>
-        </w:rPr>
-        <w:t>The</w:t>
-      </w:r>
-      <w:proofErr w:type="spellEnd"/>
-      <w:r>
-        <w:rPr>
-          <w:rStyle w:val="Textoennegrita"/>
-          <w:rFonts w:asciiTheme="minorHAnsi" w:hAnsiTheme="minorHAnsi" w:cstheme="minorHAnsi"/>
-          <w:b w:val="0"/>
-          <w:bCs w:val="0"/>
-          <w:sz w:val="22"/>
-          <w:szCs w:val="22"/>
-        </w:rPr>
-        <w:t xml:space="preserve"> </w:t>
-      </w:r>
-      <w:proofErr w:type="spellStart"/>
-      <w:r>
-        <w:rPr>
-          <w:rStyle w:val="Textoennegrita"/>
-          <w:rFonts w:asciiTheme="minorHAnsi" w:hAnsiTheme="minorHAnsi" w:cstheme="minorHAnsi"/>
-          <w:b w:val="0"/>
-          <w:bCs w:val="0"/>
-          <w:sz w:val="22"/>
-          <w:szCs w:val="22"/>
-        </w:rPr>
-        <w:t>Odds</w:t>
-      </w:r>
-      <w:proofErr w:type="spellEnd"/>
-      <w:r>
-        <w:rPr>
-          <w:rStyle w:val="Textoennegrita"/>
-          <w:rFonts w:asciiTheme="minorHAnsi" w:hAnsiTheme="minorHAnsi" w:cstheme="minorHAnsi"/>
-          <w:b w:val="0"/>
-          <w:bCs w:val="0"/>
-          <w:sz w:val="22"/>
-          <w:szCs w:val="22"/>
-        </w:rPr>
-        <w:t xml:space="preserve"> API []</w:t>
-      </w:r>
-      <w:r>
+        <w:t>, comprobando la coherencia entre marcadores y etiquetas de resultado. En el caso de datos incorporados como apoyo para completar el histórico, solo se integraron aquellos partidos con información final válida y verificable, evitando la inclusión de encuentros futuros o duplicados.</w:t>
+      </w:r>
+    </w:p>
+    <w:p>
+      <w:pPr>
+        <w:pStyle w:val="NormalWeb"/>
+        <w:spacing w:line="300" w:lineRule="atLeast"/>
         <w:rPr>
           <w:rFonts w:asciiTheme="minorHAnsi" w:hAnsiTheme="minorHAnsi" w:cstheme="minorHAnsi"/>
           <w:sz w:val="22"/>
           <w:szCs w:val="22"/>
         </w:rPr>
-        <w:t>, que proporcionan probabilidades implícitas asociadas a los resultados 1X2.</w:t>
-      </w:r>
+      </w:pPr>
       <w:r>
         <w:rPr>
           <w:rFonts w:asciiTheme="minorHAnsi" w:hAnsiTheme="minorHAnsi" w:cstheme="minorHAnsi"/>
           <w:sz w:val="22"/>
           <w:szCs w:val="22"/>
         </w:rPr>
-        <w:t xml:space="preserve"> </w:t>
-      </w:r>
-    </w:p>
-    <w:p>
-      <w:pPr>
-        <w:pStyle w:val="NormalWeb"/>
-        <w:spacing w:line="300" w:lineRule="atLeast"/>
-        <w:rPr>
-          <w:rFonts w:asciiTheme="minorHAnsi" w:hAnsiTheme="minorHAnsi" w:cstheme="minorHAnsi"/>
-          <w:sz w:val="22"/>
-          <w:szCs w:val="22"/>
-        </w:rPr>
-      </w:pPr>
-      <w:r>
-        <w:rPr>
-          <w:rFonts w:asciiTheme="minorHAnsi" w:hAnsiTheme="minorHAnsi" w:cstheme="minorHAnsi"/>
-          <w:sz w:val="22"/>
-          <w:szCs w:val="22"/>
-        </w:rPr>
-        <w:t>Finalmente, se incorporan resultados finales de partidos recientes en formato estructurado, utilizados como apoyo para completar marcadores pendientes o integrar encuentros ya disputados que todavía no estaban consolidados en el histórico principal. Estos datos se someten a validaciones de coherencia e integridad antes de su integración</w:t>
-      </w:r>
-      <w:r>
-        <w:rPr>
-          <w:rFonts w:asciiTheme="minorHAnsi" w:hAnsiTheme="minorHAnsi" w:cstheme="minorHAnsi"/>
-          <w:sz w:val="22"/>
-          <w:szCs w:val="22"/>
-        </w:rPr>
-        <w:t xml:space="preserve"> y son utilizados para comparar que tan bueno es nuestro modelo como bien es explicado </w:t>
-      </w:r>
-      <w:r>
-        <w:rPr>
-          <w:rFonts w:asciiTheme="minorHAnsi" w:hAnsiTheme="minorHAnsi" w:cstheme="minorHAnsi"/>
-          <w:sz w:val="22"/>
-          <w:szCs w:val="22"/>
-        </w:rPr>
-        <w:t>más</w:t>
-      </w:r>
-      <w:r>
-        <w:rPr>
-          <w:rFonts w:asciiTheme="minorHAnsi" w:hAnsiTheme="minorHAnsi" w:cstheme="minorHAnsi"/>
-          <w:sz w:val="22"/>
-          <w:szCs w:val="22"/>
-        </w:rPr>
-        <w:t xml:space="preserve"> adelante.</w:t>
-      </w:r>
-    </w:p>
-    <w:p>
-      <w:pPr>
-        <w:pStyle w:val="NormalWeb"/>
-        <w:spacing w:line="300" w:lineRule="atLeast"/>
-        <w:rPr>
-          <w:rFonts w:asciiTheme="minorHAnsi" w:hAnsiTheme="minorHAnsi" w:cstheme="minorHAnsi"/>
-          <w:sz w:val="22"/>
-          <w:szCs w:val="22"/>
-        </w:rPr>
-      </w:pPr>
-      <w:r>
-        <w:rPr>
-          <w:rFonts w:asciiTheme="minorHAnsi" w:hAnsiTheme="minorHAnsi" w:cstheme="minorHAnsi"/>
-          <w:sz w:val="22"/>
-          <w:szCs w:val="22"/>
-        </w:rPr>
-        <w:t>Cabe destacar que las variables derivadas y métricas calculadas internamente —como ratings de fortaleza</w:t>
-      </w:r>
-      <w:r>
-        <w:rPr>
-          <w:rFonts w:asciiTheme="minorHAnsi" w:hAnsiTheme="minorHAnsi" w:cstheme="minorHAnsi"/>
-          <w:sz w:val="22"/>
-          <w:szCs w:val="22"/>
-        </w:rPr>
-        <w:t xml:space="preserve"> (</w:t>
-      </w:r>
-      <w:proofErr w:type="spellStart"/>
-      <w:r>
-        <w:rPr>
-          <w:rFonts w:asciiTheme="minorHAnsi" w:hAnsiTheme="minorHAnsi" w:cstheme="minorHAnsi"/>
-          <w:sz w:val="22"/>
-          <w:szCs w:val="22"/>
-        </w:rPr>
-        <w:t>elo</w:t>
-      </w:r>
-      <w:proofErr w:type="spellEnd"/>
-      <w:r>
-        <w:rPr>
-          <w:rFonts w:asciiTheme="minorHAnsi" w:hAnsiTheme="minorHAnsi" w:cstheme="minorHAnsi"/>
-          <w:sz w:val="22"/>
-          <w:szCs w:val="22"/>
-        </w:rPr>
-        <w:t>)</w:t>
-      </w:r>
-      <w:r>
-        <w:rPr>
-          <w:rFonts w:asciiTheme="minorHAnsi" w:hAnsiTheme="minorHAnsi" w:cstheme="minorHAnsi"/>
-          <w:sz w:val="22"/>
-          <w:szCs w:val="22"/>
-        </w:rPr>
-        <w:t>— no forman parte de las fuentes de datos originales y se describen de manera específica en los apartados posteriores dedicados a la ingeniería de características.</w:t>
-      </w:r>
-    </w:p>
+        <w:t>En conjunto, la limpieza de datos se ha implementado siguiendo criterios explícitos, reproducibles y alineados con el objetivo del proyecto. Esta fase sienta las bases para la construcción de un dataset consistente y fiable, reduciendo el ruido y minimizando el riesgo de errores que puedan afectar al rendimiento y la interpretación de los modelos predictivos desarrollados posteriormente.</w:t>
+      </w:r>
+    </w:p>
+    <w:p/>
     <w:p>
       <w:pPr>
         <w:pStyle w:val="Ttulo2"/>
       </w:pPr>
       <w:r>
         <w:lastRenderedPageBreak/>
-        <w:t>DESCRIPCIÓN DEL CONJUNTO DE DATOS</w:t>
-      </w:r>
-      <w:r>
-        <w:t xml:space="preserve"> (REVISAR)</w:t>
-      </w:r>
-    </w:p>
-    <w:p>
-      <w:r>
-        <w:t>El proceso de ingestión y consolidación de fuentes descrito en el apartado anterior da lugar a varios conjuntos de datos intermedios y finales, diseñados para cubrir tanto las necesidades de análisis como las de modelado predictivo. Todos ellos se organizan de manera coherente a lo largo del pipeline, manteniendo una clara separación entre información histórica, datos preparados para entrenamiento y conjuntos destinados a inferencia.</w:t>
-      </w:r>
-    </w:p>
-    <w:p>
-      <w:r>
-        <w:t xml:space="preserve">El resultado principal de esta fase es un conjunto de datos histórico enriquecido, que recoge información de partidos de </w:t>
-      </w:r>
-      <w:proofErr w:type="spellStart"/>
-      <w:r>
-        <w:t>LaLiga</w:t>
-      </w:r>
-      <w:proofErr w:type="spellEnd"/>
-      <w:r>
-        <w:t xml:space="preserve"> con una granularidad a nivel equipo</w:t>
-      </w:r>
-      <w:r>
-        <w:rPr>
-          <w:rFonts w:ascii="Cambria Math" w:hAnsi="Cambria Math" w:cs="Cambria Math"/>
-        </w:rPr>
-        <w:t>‑</w:t>
-      </w:r>
-      <w:r>
-        <w:t>partido. Cada registro representa la participaci</w:t>
-      </w:r>
-      <w:r>
-        <w:rPr>
-          <w:rFonts w:ascii="Calibri" w:hAnsi="Calibri" w:cs="Calibri"/>
-        </w:rPr>
-        <w:t>ó</w:t>
-      </w:r>
-      <w:r>
-        <w:t>n de un equipo en un encuentro determinado, incluyendo tanto variables descriptivas del partido como la informaci</w:t>
-      </w:r>
-      <w:r>
-        <w:rPr>
-          <w:rFonts w:ascii="Calibri" w:hAnsi="Calibri" w:cs="Calibri"/>
-        </w:rPr>
-        <w:t>ó</w:t>
-      </w:r>
-      <w:r>
-        <w:t>n necesaria para definir la variable objetivo del problema de clasificaci</w:t>
-      </w:r>
-      <w:r>
-        <w:rPr>
-          <w:rFonts w:ascii="Calibri" w:hAnsi="Calibri" w:cs="Calibri"/>
-        </w:rPr>
-        <w:t>ó</w:t>
-      </w:r>
-      <w:r>
-        <w:t>n.</w:t>
-      </w:r>
-    </w:p>
-    <w:p>
-      <w:r>
-        <w:t xml:space="preserve">A partir de este conjunto completo se derivan dos </w:t>
-      </w:r>
-      <w:proofErr w:type="spellStart"/>
-      <w:r>
-        <w:t>datasets</w:t>
-      </w:r>
-      <w:proofErr w:type="spellEnd"/>
-      <w:r>
-        <w:t xml:space="preserve"> principales. Por un lado, un </w:t>
-      </w:r>
-      <w:proofErr w:type="spellStart"/>
-      <w:r>
-        <w:t>dataset</w:t>
-      </w:r>
-      <w:proofErr w:type="spellEnd"/>
-      <w:r>
-        <w:t xml:space="preserve"> enriquecido global, que contiene todas las variables disponibles tras la integración y el preprocesamiento inicial, y que se utiliza como base para análisis exploratorios y validaciones de calidad del dato. Por otro lado, se genera un subconjunto específicamente orientado al modelado, en el que se excluyen aquellas variables que no son válidas en un contexto </w:t>
-      </w:r>
-      <w:proofErr w:type="spellStart"/>
-      <w:r>
-        <w:t>pre</w:t>
-      </w:r>
-      <w:r>
-        <w:rPr>
-          <w:rFonts w:ascii="Cambria Math" w:hAnsi="Cambria Math" w:cs="Cambria Math"/>
-        </w:rPr>
-        <w:t>‑</w:t>
-      </w:r>
-      <w:r>
-        <w:t>partido</w:t>
-      </w:r>
-      <w:proofErr w:type="spellEnd"/>
-      <w:r>
-        <w:t xml:space="preserve"> o que podr</w:t>
-      </w:r>
-      <w:r>
-        <w:rPr>
-          <w:rFonts w:ascii="Calibri" w:hAnsi="Calibri" w:cs="Calibri"/>
-        </w:rPr>
-        <w:t>í</w:t>
-      </w:r>
-      <w:r>
-        <w:t>an introducir fuga de informaci</w:t>
-      </w:r>
-      <w:r>
-        <w:rPr>
-          <w:rFonts w:ascii="Calibri" w:hAnsi="Calibri" w:cs="Calibri"/>
-        </w:rPr>
-        <w:t>ó</w:t>
-      </w:r>
-      <w:r>
-        <w:t>n temporal. Esta separación permite garantizar que los modelos se entrenan exclusivamente con información que habría estado disponible antes de la celebración de cada encuentro.</w:t>
-      </w:r>
-    </w:p>
-    <w:p>
-      <w:r>
-        <w:t xml:space="preserve">De forma adicional, el pipeline produce un conjunto de datos específico para partidos futuros, estructurado de manera análoga al </w:t>
-      </w:r>
-      <w:proofErr w:type="spellStart"/>
-      <w:r>
-        <w:t>dataset</w:t>
-      </w:r>
-      <w:proofErr w:type="spellEnd"/>
-      <w:r>
-        <w:t xml:space="preserve"> de </w:t>
-      </w:r>
-      <w:r>
-        <w:t>entrenamiento,</w:t>
-      </w:r>
-      <w:r>
-        <w:t xml:space="preserve"> pero sin variables de resultado final. Este conjunto se emplea durante la fase de inferencia, asegurando que las predicciones se generan bajo las mismas condiciones que se asumieron durante el entrenamiento.</w:t>
-      </w:r>
-    </w:p>
-    <w:p>
-      <w:r>
-        <w:t>Desde el punto de vista estructural, el conjunto de datos consolidado incluye varios bloques de variables claramente diferenciados. En primer lugar, variables de identificación y contexto del partido, como fecha, temporada y equipos enfrentados. En segundo lugar, variables relacionadas con el resultado final y la clase objetivo, que permiten definir el problema como una tarea de clasificación multiclase (victoria local, empate o victoria visitante). Finalmente, se incorporan variables descriptivas adicionales de carácter estadístico y contextual, que sirven como base para la posterior construcción de características derivadas.</w:t>
-      </w:r>
-    </w:p>
-    <w:p>
-      <w:r>
-        <w:t xml:space="preserve">La variable objetivo se define como una clasificación multiclase con tres posibles valores, correspondientes al resultado final del partido desde la perspectiva del equipo local. Esta etiqueta se codifica de manera numérica para facilitar su uso en los modelos de Machine </w:t>
-      </w:r>
-      <w:proofErr w:type="spellStart"/>
-      <w:r>
-        <w:t>Learning</w:t>
-      </w:r>
-      <w:proofErr w:type="spellEnd"/>
-      <w:r>
-        <w:t>, manteniendo siempre una correspondencia explícita con la interpretación futbolística del resultado.</w:t>
-      </w:r>
-    </w:p>
-    <w:p>
-      <w:r>
-        <w:t xml:space="preserve">En conjunto, la estructura del </w:t>
-      </w:r>
-      <w:proofErr w:type="spellStart"/>
-      <w:r>
-        <w:t>dataset</w:t>
-      </w:r>
-      <w:proofErr w:type="spellEnd"/>
-      <w:r>
-        <w:t xml:space="preserve"> final permite trabajar de forma consistente tanto en la fase de análisis como en las etapas posteriores de entrenamiento, evaluación y despliegue del sistema predictivo, manteniendo un control estricto sobre la información utilizada en cada fase del proceso.</w:t>
-      </w:r>
-    </w:p>
-    <w:p>
-      <w:pPr>
-        <w:pStyle w:val="Ttulo2"/>
-      </w:pPr>
-      <w:r>
-        <w:lastRenderedPageBreak/>
-        <w:t>ANALISIS EXPLORATORIO DE DATOS (EDA)</w:t>
-      </w:r>
-    </w:p>
-    <w:p>
-      <w:pPr>
-        <w:pStyle w:val="Ttulo2"/>
-      </w:pPr>
-      <w:r>
-        <w:t>LIMPIEZA DE DATOS</w:t>
-      </w:r>
-    </w:p>
-    <w:p>
-      <w:pPr>
-        <w:pStyle w:val="Ttulo2"/>
-      </w:pPr>
-      <w:r>
         <w:t>INGENIERIA DE CARACTERISTICAS</w:t>
       </w:r>
     </w:p>
@@ -8096,15 +7377,7 @@
     </w:p>
     <w:p>
       <w:r>
-        <w:t xml:space="preserve">Este es el estilo de título de nivel 4 por si es </w:t>
-      </w:r>
-      <w:proofErr w:type="spellStart"/>
-      <w:r>
-        <w:t>es</w:t>
-      </w:r>
-      <w:proofErr w:type="spellEnd"/>
-      <w:r>
-        <w:t xml:space="preserve"> necesario desarrollar algún punto con más detalle.</w:t>
+        <w:t>Este es el estilo de título de nivel 4 por si es es necesario desarrollar algún punto con más detalle.</w:t>
       </w:r>
     </w:p>
     <w:p>
@@ -8135,7 +7408,6 @@
     <w:p/>
     <w:p>
       <w:r>
-        <w:lastRenderedPageBreak/>
         <w:br w:type="page"/>
       </w:r>
     </w:p>
@@ -8196,43 +7468,7 @@
           <w:szCs w:val="22"/>
           <w:lang w:val="en-US"/>
         </w:rPr>
-        <w:t xml:space="preserve"> , (</w:t>
-      </w:r>
-      <w:proofErr w:type="spellStart"/>
-      <w:r>
-        <w:rPr>
-          <w:rFonts w:cstheme="minorHAnsi"/>
-          <w:szCs w:val="22"/>
-          <w:lang w:val="en-US"/>
-        </w:rPr>
-        <w:t>consultado</w:t>
-      </w:r>
-      <w:proofErr w:type="spellEnd"/>
-      <w:r>
-        <w:rPr>
-          <w:rFonts w:cstheme="minorHAnsi"/>
-          <w:szCs w:val="22"/>
-          <w:lang w:val="en-US"/>
-        </w:rPr>
-        <w:t xml:space="preserve"> </w:t>
-      </w:r>
-      <w:proofErr w:type="spellStart"/>
-      <w:r>
-        <w:rPr>
-          <w:rFonts w:cstheme="minorHAnsi"/>
-          <w:szCs w:val="22"/>
-          <w:lang w:val="en-US"/>
-        </w:rPr>
-        <w:t>el</w:t>
-      </w:r>
-      <w:proofErr w:type="spellEnd"/>
-      <w:r>
-        <w:rPr>
-          <w:rFonts w:cstheme="minorHAnsi"/>
-          <w:szCs w:val="22"/>
-          <w:lang w:val="en-US"/>
-        </w:rPr>
-        <w:t xml:space="preserve"> 24/03/2026).</w:t>
+        <w:t xml:space="preserve"> , (consultado el 24/03/2026).</w:t>
       </w:r>
     </w:p>
     <w:p>
@@ -8275,43 +7511,7 @@
           <w:szCs w:val="22"/>
           <w:lang w:val="en-US"/>
         </w:rPr>
-        <w:t xml:space="preserve"> , (</w:t>
-      </w:r>
-      <w:proofErr w:type="spellStart"/>
-      <w:r>
-        <w:rPr>
-          <w:rFonts w:cstheme="minorHAnsi"/>
-          <w:szCs w:val="22"/>
-          <w:lang w:val="en-US"/>
-        </w:rPr>
-        <w:t>consultado</w:t>
-      </w:r>
-      <w:proofErr w:type="spellEnd"/>
-      <w:r>
-        <w:rPr>
-          <w:rFonts w:cstheme="minorHAnsi"/>
-          <w:szCs w:val="22"/>
-          <w:lang w:val="en-US"/>
-        </w:rPr>
-        <w:t xml:space="preserve"> </w:t>
-      </w:r>
-      <w:proofErr w:type="spellStart"/>
-      <w:r>
-        <w:rPr>
-          <w:rFonts w:cstheme="minorHAnsi"/>
-          <w:szCs w:val="22"/>
-          <w:lang w:val="en-US"/>
-        </w:rPr>
-        <w:t>el</w:t>
-      </w:r>
-      <w:proofErr w:type="spellEnd"/>
-      <w:r>
-        <w:rPr>
-          <w:rFonts w:cstheme="minorHAnsi"/>
-          <w:szCs w:val="22"/>
-          <w:lang w:val="en-US"/>
-        </w:rPr>
-        <w:t xml:space="preserve"> 24/03/2026).</w:t>
+        <w:t xml:space="preserve"> , (consultado el 24/03/2026).</w:t>
       </w:r>
     </w:p>
     <w:p>
@@ -8354,43 +7554,7 @@
           <w:szCs w:val="22"/>
           <w:lang w:val="en-US"/>
         </w:rPr>
-        <w:t>, (</w:t>
-      </w:r>
-      <w:proofErr w:type="spellStart"/>
-      <w:r>
-        <w:rPr>
-          <w:rFonts w:cstheme="minorHAnsi"/>
-          <w:szCs w:val="22"/>
-          <w:lang w:val="en-US"/>
-        </w:rPr>
-        <w:t>consultado</w:t>
-      </w:r>
-      <w:proofErr w:type="spellEnd"/>
-      <w:r>
-        <w:rPr>
-          <w:rFonts w:cstheme="minorHAnsi"/>
-          <w:szCs w:val="22"/>
-          <w:lang w:val="en-US"/>
-        </w:rPr>
-        <w:t xml:space="preserve"> </w:t>
-      </w:r>
-      <w:proofErr w:type="spellStart"/>
-      <w:r>
-        <w:rPr>
-          <w:rFonts w:cstheme="minorHAnsi"/>
-          <w:szCs w:val="22"/>
-          <w:lang w:val="en-US"/>
-        </w:rPr>
-        <w:t>el</w:t>
-      </w:r>
-      <w:proofErr w:type="spellEnd"/>
-      <w:r>
-        <w:rPr>
-          <w:rFonts w:cstheme="minorHAnsi"/>
-          <w:szCs w:val="22"/>
-          <w:lang w:val="en-US"/>
-        </w:rPr>
-        <w:t xml:space="preserve"> 25/03/2026).</w:t>
+        <w:t>, (consultado el 25/03/2026).</w:t>
       </w:r>
     </w:p>
     <w:p>
@@ -8433,43 +7597,7 @@
           <w:szCs w:val="22"/>
           <w:lang w:val="en-US"/>
         </w:rPr>
-        <w:t>, (</w:t>
-      </w:r>
-      <w:proofErr w:type="spellStart"/>
-      <w:r>
-        <w:rPr>
-          <w:rFonts w:cstheme="minorHAnsi"/>
-          <w:szCs w:val="22"/>
-          <w:lang w:val="en-US"/>
-        </w:rPr>
-        <w:t>consultado</w:t>
-      </w:r>
-      <w:proofErr w:type="spellEnd"/>
-      <w:r>
-        <w:rPr>
-          <w:rFonts w:cstheme="minorHAnsi"/>
-          <w:szCs w:val="22"/>
-          <w:lang w:val="en-US"/>
-        </w:rPr>
-        <w:t xml:space="preserve"> </w:t>
-      </w:r>
-      <w:proofErr w:type="spellStart"/>
-      <w:r>
-        <w:rPr>
-          <w:rFonts w:cstheme="minorHAnsi"/>
-          <w:szCs w:val="22"/>
-          <w:lang w:val="en-US"/>
-        </w:rPr>
-        <w:t>el</w:t>
-      </w:r>
-      <w:proofErr w:type="spellEnd"/>
-      <w:r>
-        <w:rPr>
-          <w:rFonts w:cstheme="minorHAnsi"/>
-          <w:szCs w:val="22"/>
-          <w:lang w:val="en-US"/>
-        </w:rPr>
-        <w:t xml:space="preserve"> 25/03/2026).</w:t>
+        <w:t>, (consultado el 25/03/2026).</w:t>
       </w:r>
     </w:p>
     <w:p>
@@ -8632,39 +7760,7 @@
           <w:rFonts w:cstheme="minorHAnsi"/>
           <w:szCs w:val="22"/>
         </w:rPr>
-        <w:t>“</w:t>
-      </w:r>
-      <w:proofErr w:type="spellStart"/>
-      <w:r>
-        <w:rPr>
-          <w:rFonts w:cstheme="minorHAnsi"/>
-          <w:szCs w:val="22"/>
-        </w:rPr>
-        <w:t>Product</w:t>
-      </w:r>
-      <w:proofErr w:type="spellEnd"/>
-      <w:r>
-        <w:rPr>
-          <w:rFonts w:cstheme="minorHAnsi"/>
-          <w:szCs w:val="22"/>
-        </w:rPr>
-        <w:t xml:space="preserve"> </w:t>
-      </w:r>
-      <w:proofErr w:type="spellStart"/>
-      <w:r>
-        <w:rPr>
-          <w:rFonts w:cstheme="minorHAnsi"/>
-          <w:szCs w:val="22"/>
-        </w:rPr>
-        <w:t>Owner</w:t>
-      </w:r>
-      <w:proofErr w:type="spellEnd"/>
-      <w:r>
-        <w:rPr>
-          <w:rFonts w:cstheme="minorHAnsi"/>
-          <w:szCs w:val="22"/>
-        </w:rPr>
-        <w:t xml:space="preserve">”, </w:t>
+        <w:t xml:space="preserve">“Product Owner”, </w:t>
       </w:r>
       <w:hyperlink r:id="rId20" w:history="1">
         <w:r>
@@ -8772,7 +7868,6 @@
         </w:rPr>
         <w:t>“</w:t>
       </w:r>
-      <w:proofErr w:type="spellStart"/>
       <w:r>
         <w:rPr>
           <w:rFonts w:cstheme="minorHAnsi"/>
@@ -8780,7 +7875,6 @@
         </w:rPr>
         <w:t>Notion</w:t>
       </w:r>
-      <w:proofErr w:type="spellEnd"/>
       <w:r>
         <w:rPr>
           <w:rFonts w:cstheme="minorHAnsi"/>
@@ -8892,39 +7986,7 @@
           <w:rFonts w:cstheme="minorHAnsi"/>
           <w:szCs w:val="22"/>
         </w:rPr>
-        <w:t xml:space="preserve">“Git - </w:t>
-      </w:r>
-      <w:proofErr w:type="spellStart"/>
-      <w:r>
-        <w:rPr>
-          <w:rFonts w:cstheme="minorHAnsi"/>
-          <w:szCs w:val="22"/>
-        </w:rPr>
-        <w:t>About</w:t>
-      </w:r>
-      <w:proofErr w:type="spellEnd"/>
-      <w:r>
-        <w:rPr>
-          <w:rFonts w:cstheme="minorHAnsi"/>
-          <w:szCs w:val="22"/>
-        </w:rPr>
-        <w:t xml:space="preserve"> </w:t>
-      </w:r>
-      <w:proofErr w:type="spellStart"/>
-      <w:r>
-        <w:rPr>
-          <w:rFonts w:cstheme="minorHAnsi"/>
-          <w:szCs w:val="22"/>
-        </w:rPr>
-        <w:t>Version</w:t>
-      </w:r>
-      <w:proofErr w:type="spellEnd"/>
-      <w:r>
-        <w:rPr>
-          <w:rFonts w:cstheme="minorHAnsi"/>
-          <w:szCs w:val="22"/>
-        </w:rPr>
-        <w:t xml:space="preserve"> Control</w:t>
+        <w:t>“Git - About Version Control</w:t>
       </w:r>
       <w:r>
         <w:rPr>
@@ -9014,43 +8076,7 @@
           <w:lang w:val="en-US"/>
         </w:rPr>
         <w:br/>
-        <w:t>(</w:t>
-      </w:r>
-      <w:proofErr w:type="spellStart"/>
-      <w:r>
-        <w:rPr>
-          <w:rFonts w:cstheme="minorHAnsi"/>
-          <w:szCs w:val="22"/>
-          <w:lang w:val="en-US"/>
-        </w:rPr>
-        <w:t>consultado</w:t>
-      </w:r>
-      <w:proofErr w:type="spellEnd"/>
-      <w:r>
-        <w:rPr>
-          <w:rFonts w:cstheme="minorHAnsi"/>
-          <w:szCs w:val="22"/>
-          <w:lang w:val="en-US"/>
-        </w:rPr>
-        <w:t xml:space="preserve"> </w:t>
-      </w:r>
-      <w:proofErr w:type="spellStart"/>
-      <w:r>
-        <w:rPr>
-          <w:rFonts w:cstheme="minorHAnsi"/>
-          <w:szCs w:val="22"/>
-          <w:lang w:val="en-US"/>
-        </w:rPr>
-        <w:t>el</w:t>
-      </w:r>
-      <w:proofErr w:type="spellEnd"/>
-      <w:r>
-        <w:rPr>
-          <w:rFonts w:cstheme="minorHAnsi"/>
-          <w:szCs w:val="22"/>
-          <w:lang w:val="en-US"/>
-        </w:rPr>
-        <w:t xml:space="preserve"> 26/03/2026).</w:t>
+        <w:t>(consultado el 26/03/2026).</w:t>
       </w:r>
     </w:p>
     <w:p>
@@ -9074,25 +8100,7 @@
           <w:szCs w:val="22"/>
           <w:lang w:val="en-US"/>
         </w:rPr>
-        <w:t xml:space="preserve">“Git-flow </w:t>
-      </w:r>
-      <w:proofErr w:type="spellStart"/>
-      <w:r>
-        <w:rPr>
-          <w:rFonts w:cstheme="minorHAnsi"/>
-          <w:szCs w:val="22"/>
-          <w:lang w:val="en-US"/>
-        </w:rPr>
-        <w:t>cheatsheet</w:t>
-      </w:r>
-      <w:proofErr w:type="spellEnd"/>
-      <w:r>
-        <w:rPr>
-          <w:rFonts w:cstheme="minorHAnsi"/>
-          <w:szCs w:val="22"/>
-          <w:lang w:val="en-US"/>
-        </w:rPr>
-        <w:t xml:space="preserve"> – Daniel Kummer”, </w:t>
+        <w:t xml:space="preserve">“Git-flow cheatsheet – Daniel Kummer”, </w:t>
       </w:r>
       <w:hyperlink r:id="rId26" w:history="1">
         <w:r>
@@ -9111,43 +8119,7 @@
           <w:szCs w:val="22"/>
           <w:lang w:val="en-US"/>
         </w:rPr>
-        <w:t>, (</w:t>
-      </w:r>
-      <w:proofErr w:type="spellStart"/>
-      <w:r>
-        <w:rPr>
-          <w:rFonts w:cstheme="minorHAnsi"/>
-          <w:szCs w:val="22"/>
-          <w:lang w:val="en-US"/>
-        </w:rPr>
-        <w:t>consultado</w:t>
-      </w:r>
-      <w:proofErr w:type="spellEnd"/>
-      <w:r>
-        <w:rPr>
-          <w:rFonts w:cstheme="minorHAnsi"/>
-          <w:szCs w:val="22"/>
-          <w:lang w:val="en-US"/>
-        </w:rPr>
-        <w:t xml:space="preserve"> </w:t>
-      </w:r>
-      <w:proofErr w:type="spellStart"/>
-      <w:r>
-        <w:rPr>
-          <w:rFonts w:cstheme="minorHAnsi"/>
-          <w:szCs w:val="22"/>
-          <w:lang w:val="en-US"/>
-        </w:rPr>
-        <w:t>el</w:t>
-      </w:r>
-      <w:proofErr w:type="spellEnd"/>
-      <w:r>
-        <w:rPr>
-          <w:rFonts w:cstheme="minorHAnsi"/>
-          <w:szCs w:val="22"/>
-          <w:lang w:val="en-US"/>
-        </w:rPr>
-        <w:t xml:space="preserve"> 24/03/2026).</w:t>
+        <w:t>, (consultado el 24/03/2026).</w:t>
       </w:r>
     </w:p>
     <w:p>
@@ -12267,7 +11239,6 @@
   <w:style w:type="character" w:default="1" w:styleId="Fuentedeprrafopredeter">
     <w:name w:val="Default Paragraph Font"/>
     <w:uiPriority w:val="1"/>
-    <w:semiHidden/>
     <w:unhideWhenUsed/>
   </w:style>
   <w:style w:type="table" w:default="1" w:styleId="Tablanormal">

--- a/MEMORIA/ejemplo_memoria_PFM.docx
+++ b/MEMORIA/ejemplo_memoria_PFM.docx
@@ -20,18 +20,6 @@
         </w:rPr>
         <w:t>Resumen</w:t>
       </w:r>
-    </w:p>
-    <w:p>
-      <w:r>
-        <w:t xml:space="preserve">El proyecto tiene como objetivo desarrollar un sistema capaz de predecir los resultados de los partidos de LaLiga mediante el uso de técnicas de Machine Learning aplicadas a datos históricos del fútbol profesional. Para ello, se recopilarán, limpiarán y estructurarán datos de múltiples temporadas que incluyan resultados, estadísticas de equipos, métricas avanzadas y variables contextuales relevantes. A partir de este conjunto de datos, se entrenarán diferentes modelos predictivos y se comparará su rendimiento con el fin de identificar el enfoque más adecuado. </w:t>
-      </w:r>
-    </w:p>
-    <w:p>
-      <w:r>
-        <w:t>El proyecto incluirá también un análisis de interpretabilidad que permitirá comprender qué factores influyen más en las predicciones del modelo. Además, se desarrollará una aplicación web interactiva que permita consultar predicciones, analizar métricas y explorar distintas visualizaciones de manera intuitiva.</w:t>
-      </w:r>
-    </w:p>
-    <w:p>
       <w:r>
         <w:rPr>
           <w:b/>
@@ -39,12 +27,57 @@
           <w:sz w:val="28"/>
           <w:szCs w:val="22"/>
         </w:rPr>
+        <w:t xml:space="preserve"> (CAMBIAR ELMAIL MEJORA)</w:t>
+      </w:r>
+    </w:p>
+    <w:p>
+      <w:r>
+        <w:t xml:space="preserve">El proyecto tiene como objetivo desarrollar un sistema capaz de predecir los resultados de los partidos de </w:t>
+      </w:r>
+      <w:proofErr w:type="spellStart"/>
+      <w:r>
+        <w:t>LaLiga</w:t>
+      </w:r>
+      <w:proofErr w:type="spellEnd"/>
+      <w:r>
+        <w:t xml:space="preserve"> mediante el uso de técnicas de Machine </w:t>
+      </w:r>
+      <w:proofErr w:type="spellStart"/>
+      <w:r>
+        <w:t>Learning</w:t>
+      </w:r>
+      <w:proofErr w:type="spellEnd"/>
+      <w:r>
+        <w:t xml:space="preserve"> aplicadas a datos históricos del fútbol profesional. Para ello, se recopilarán, limpiarán y estructurarán datos de múltiples temporadas que incluyan resultados, estadísticas de equipos, métricas avanzadas y variables contextuales relevantes. A partir de este conjunto de datos, se entrenarán diferentes modelos predictivos y se comparará su rendimiento con el fin de identificar el enfoque más adecuado. </w:t>
+      </w:r>
+    </w:p>
+    <w:p>
+      <w:r>
+        <w:t>El proyecto incluirá también un análisis de interpretabilidad que permitirá comprender qué factores influyen más en las predicciones del modelo. Además, se desarrollará una aplicación web interactiva que permita consultar predicciones, analizar métricas y explorar distintas visualizaciones de manera intuitiva.</w:t>
+      </w:r>
+    </w:p>
+    <w:p>
+      <w:r>
+        <w:rPr>
+          <w:b/>
+          <w:bCs/>
+          <w:sz w:val="28"/>
+          <w:szCs w:val="22"/>
+        </w:rPr>
         <w:t>Descriptores</w:t>
       </w:r>
     </w:p>
     <w:p>
       <w:r>
-        <w:t>Machine Learning, Analítica futbolística</w:t>
+        <w:t xml:space="preserve">Machine </w:t>
+      </w:r>
+      <w:proofErr w:type="spellStart"/>
+      <w:r>
+        <w:t>Learning</w:t>
+      </w:r>
+      <w:proofErr w:type="spellEnd"/>
+      <w:r>
+        <w:t>, Analítica futbolística</w:t>
       </w:r>
       <w:r>
         <w:t>, Modelado predictivo, Ingeniería de Datos</w:t>
@@ -3225,12 +3258,28 @@
     </w:p>
     <w:p>
       <w:r>
-        <w:t>El uso de técnicas de Machine Learning ofrece un enfoque sólido para abordar este tipo de problemas, ya que permite entrenar algoritmos capaces de aprender relaciones complejas entre múltiples variables, desde estadísticas básicas hasta métricas avanzadas [2]. Además, la incorporación de métodos de interpretabilidad contribuye a comprender qué factores influyen en las predicciones, mejorando la transparencia y utilidad del sistema dentro del análisis deportivo.</w:t>
-      </w:r>
-    </w:p>
-    <w:p>
-      <w:r>
-        <w:t>En este Trabajo Fin de Máster se desarrolla un sistema de predicción de resultados para LaLiga basado en datos históricos, que incluye la recopilación y preparación de la información, el entrenamiento y comparación de distintos modelos predictivos y el diseño de una aplicación web interactiva para la consulta y visualización de resultados.</w:t>
+        <w:t xml:space="preserve">El uso de técnicas de Machine </w:t>
+      </w:r>
+      <w:proofErr w:type="spellStart"/>
+      <w:r>
+        <w:t>Learning</w:t>
+      </w:r>
+      <w:proofErr w:type="spellEnd"/>
+      <w:r>
+        <w:t xml:space="preserve"> ofrece un enfoque sólido para abordar este tipo de problemas, ya que permite entrenar algoritmos capaces de aprender relaciones complejas entre múltiples variables, desde estadísticas básicas hasta métricas avanzadas [2]. Además, la incorporación de métodos de interpretabilidad contribuye a comprender qué factores influyen en las predicciones, mejorando la transparencia y utilidad del sistema dentro del análisis deportivo.</w:t>
+      </w:r>
+    </w:p>
+    <w:p>
+      <w:r>
+        <w:t xml:space="preserve">En este Trabajo Fin de Máster se desarrolla un sistema de predicción de resultados para </w:t>
+      </w:r>
+      <w:proofErr w:type="spellStart"/>
+      <w:r>
+        <w:t>LaLiga</w:t>
+      </w:r>
+      <w:proofErr w:type="spellEnd"/>
+      <w:r>
+        <w:t xml:space="preserve"> basado en datos históricos, que incluye la recopilación y preparación de la información, el entrenamiento y comparación de distintos modelos predictivos y el diseño de una aplicación web interactiva para la consulta y visualización de resultados.</w:t>
       </w:r>
     </w:p>
     <w:p>
@@ -3247,14 +3296,34 @@
       <w:r>
         <w:t xml:space="preserve">Contar con datos futbolísticos de alta calidad es fundamental para el desarrollo de sistemas de predicción fiables en el ámbito del deporte profesional. Investigaciones recientes señalan que uno de los principales retos del </w:t>
       </w:r>
+      <w:proofErr w:type="spellStart"/>
       <w:r>
         <w:rPr>
           <w:rStyle w:val="nfasis"/>
           <w:rFonts w:cstheme="minorHAnsi"/>
           <w:szCs w:val="22"/>
         </w:rPr>
-        <w:t>sports analytics</w:t>
-      </w:r>
+        <w:t>sports</w:t>
+      </w:r>
+      <w:proofErr w:type="spellEnd"/>
+      <w:r>
+        <w:rPr>
+          <w:rStyle w:val="nfasis"/>
+          <w:rFonts w:cstheme="minorHAnsi"/>
+          <w:szCs w:val="22"/>
+        </w:rPr>
+        <w:t xml:space="preserve"> </w:t>
+      </w:r>
+      <w:proofErr w:type="spellStart"/>
+      <w:r>
+        <w:rPr>
+          <w:rStyle w:val="nfasis"/>
+          <w:rFonts w:cstheme="minorHAnsi"/>
+          <w:szCs w:val="22"/>
+        </w:rPr>
+        <w:t>analytics</w:t>
+      </w:r>
+      <w:proofErr w:type="spellEnd"/>
       <w:r>
         <w:t xml:space="preserve"> es la disponibilidad desigual de datos, la falta de estandarización entre proveedores y las limitaciones derivadas del acceso a métricas avanzadas, factores que afectan directamente a la precisión de los modelos predictivos [</w:t>
       </w:r>
@@ -3276,7 +3345,23 @@
         <w:t xml:space="preserve">como </w:t>
       </w:r>
       <w:r>
-        <w:t xml:space="preserve">estadísticas históricas, métricas derivadas y datos contextuales cuyo tratamiento adecuado resulta indispensable para generar modelos robustos. En estudios recientes sobre predicción de resultados se observa que la ingeniería de características, junto con técnicas de limpieza y preprocesamiento, son elementos determinantes para mejorar el rendimiento de modelos como XGBoost, Random Forest </w:t>
+        <w:t xml:space="preserve">estadísticas históricas, métricas derivadas y datos contextuales cuyo tratamiento adecuado resulta indispensable para generar modelos robustos. En estudios recientes sobre predicción de resultados se observa que la ingeniería de características, junto con técnicas de limpieza y preprocesamiento, son elementos determinantes para mejorar el rendimiento de modelos como </w:t>
+      </w:r>
+      <w:proofErr w:type="spellStart"/>
+      <w:r>
+        <w:t>XGBoost</w:t>
+      </w:r>
+      <w:proofErr w:type="spellEnd"/>
+      <w:r>
+        <w:t xml:space="preserve">, </w:t>
+      </w:r>
+      <w:proofErr w:type="spellStart"/>
+      <w:r>
+        <w:t>Random</w:t>
+      </w:r>
+      <w:proofErr w:type="spellEnd"/>
+      <w:r>
+        <w:t xml:space="preserve"> Forest </w:t>
       </w:r>
       <w:r>
         <w:t>entre otro</w:t>
@@ -3343,7 +3428,15 @@
         <w:t xml:space="preserve">, </w:t>
       </w:r>
       <w:r>
-        <w:t>así como la motivación que justifica el desarrollo de un sistema predictivo basado en técnicas de Machine Learning.</w:t>
+        <w:t xml:space="preserve">así como la motivación que justifica el desarrollo de un sistema predictivo basado en técnicas de Machine </w:t>
+      </w:r>
+      <w:proofErr w:type="spellStart"/>
+      <w:r>
+        <w:t>Learning</w:t>
+      </w:r>
+      <w:proofErr w:type="spellEnd"/>
+      <w:r>
+        <w:t>.</w:t>
       </w:r>
     </w:p>
     <w:p>
@@ -3740,15 +3833,32 @@
     </w:p>
     <w:p>
       <w:r>
-        <w:t xml:space="preserve">Desarrollar un sistema de predicción de resultados de partidos de LaLiga mediante técnicas de </w:t>
+        <w:t xml:space="preserve">Desarrollar un sistema de predicción de resultados de partidos de </w:t>
+      </w:r>
+      <w:proofErr w:type="spellStart"/>
+      <w:r>
+        <w:t>LaLiga</w:t>
+      </w:r>
+      <w:proofErr w:type="spellEnd"/>
+      <w:r>
+        <w:t xml:space="preserve"> mediante técnicas de </w:t>
       </w:r>
       <w:r>
         <w:rPr>
           <w:i/>
           <w:iCs/>
         </w:rPr>
-        <w:t>Machine Learning</w:t>
-      </w:r>
+        <w:t xml:space="preserve">Machine </w:t>
+      </w:r>
+      <w:proofErr w:type="spellStart"/>
+      <w:r>
+        <w:rPr>
+          <w:i/>
+          <w:iCs/>
+        </w:rPr>
+        <w:t>Learning</w:t>
+      </w:r>
+      <w:proofErr w:type="spellEnd"/>
       <w:r>
         <w:t>, utilizando datos históricos del fútbol profesional. El desarrollo se basa en la recopilación, limpieza y preparación de datos provenientes de distintas fuentes, así como en el diseño, implementación y comparación de modelos predictivos capaces de estimar el resultado de un encuentro.</w:t>
       </w:r>
@@ -3823,12 +3933,21 @@
         </w:rPr>
         <w:t xml:space="preserve">Recopilar y preparar los datos históricos de </w:t>
       </w:r>
-      <w:r>
-        <w:rPr>
-          <w:rFonts w:cstheme="minorHAnsi"/>
-          <w:szCs w:val="22"/>
-        </w:rPr>
-        <w:t xml:space="preserve">LaLiga, </w:t>
+      <w:proofErr w:type="spellStart"/>
+      <w:r>
+        <w:rPr>
+          <w:rFonts w:cstheme="minorHAnsi"/>
+          <w:szCs w:val="22"/>
+        </w:rPr>
+        <w:t>LaLiga</w:t>
+      </w:r>
+      <w:proofErr w:type="spellEnd"/>
+      <w:r>
+        <w:rPr>
+          <w:rFonts w:cstheme="minorHAnsi"/>
+          <w:szCs w:val="22"/>
+        </w:rPr>
+        <w:t xml:space="preserve">, </w:t>
       </w:r>
       <w:r>
         <w:rPr>
@@ -3859,12 +3978,21 @@
         </w:rPr>
         <w:t xml:space="preserve">Diseñar, entrenar modelos de Machine </w:t>
       </w:r>
-      <w:r>
-        <w:rPr>
-          <w:rFonts w:cstheme="minorHAnsi"/>
-          <w:szCs w:val="22"/>
-        </w:rPr>
-        <w:t>Learning orientados a la</w:t>
+      <w:proofErr w:type="spellStart"/>
+      <w:r>
+        <w:rPr>
+          <w:rFonts w:cstheme="minorHAnsi"/>
+          <w:szCs w:val="22"/>
+        </w:rPr>
+        <w:t>Learning</w:t>
+      </w:r>
+      <w:proofErr w:type="spellEnd"/>
+      <w:r>
+        <w:rPr>
+          <w:rFonts w:cstheme="minorHAnsi"/>
+          <w:szCs w:val="22"/>
+        </w:rPr>
+        <w:t xml:space="preserve"> orientados a la</w:t>
       </w:r>
       <w:r>
         <w:rPr>
@@ -3996,7 +4124,15 @@
         <w:jc w:val="left"/>
       </w:pPr>
       <w:r>
-        <w:t>Recopilar y preparar los datos históricos de LaLiga, aplicando procesos de limpieza, transformación y selección de variables necesarias para el modelado.</w:t>
+        <w:t xml:space="preserve">Recopilar y preparar los datos históricos de </w:t>
+      </w:r>
+      <w:proofErr w:type="spellStart"/>
+      <w:r>
+        <w:t>LaLiga</w:t>
+      </w:r>
+      <w:proofErr w:type="spellEnd"/>
+      <w:r>
+        <w:t>, aplicando procesos de limpieza, transformación y selección de variables necesarias para el modelado.</w:t>
       </w:r>
     </w:p>
     <w:p>
@@ -4010,7 +4146,15 @@
         <w:jc w:val="left"/>
       </w:pPr>
       <w:r>
-        <w:t>Diseñar, entrenar y comparar distintos modelos de Machine Learning orientados a la predicción del resultado de los partidos.</w:t>
+        <w:t xml:space="preserve">Diseñar, entrenar y comparar distintos modelos de Machine </w:t>
+      </w:r>
+      <w:proofErr w:type="spellStart"/>
+      <w:r>
+        <w:t>Learning</w:t>
+      </w:r>
+      <w:proofErr w:type="spellEnd"/>
+      <w:r>
+        <w:t xml:space="preserve"> orientados a la predicción del resultado de los partidos.</w:t>
       </w:r>
     </w:p>
     <w:p>
@@ -4089,8 +4233,18 @@
           <w:rFonts w:cstheme="minorHAnsi"/>
           <w:szCs w:val="22"/>
         </w:rPr>
-        <w:t>Machine Learning</w:t>
-      </w:r>
+        <w:t xml:space="preserve">Machine </w:t>
+      </w:r>
+      <w:proofErr w:type="spellStart"/>
+      <w:r>
+        <w:rPr>
+          <w:rStyle w:val="nfasis"/>
+          <w:rFonts w:cstheme="minorHAnsi"/>
+          <w:szCs w:val="22"/>
+        </w:rPr>
+        <w:t>Learning</w:t>
+      </w:r>
+      <w:proofErr w:type="spellEnd"/>
       <w:r>
         <w:t xml:space="preserve"> y métodos estadísticos ha mostrado resultados prometedores en tareas como predicción de resultados, estimación de probabilidades de victoria y análisis de tendencias competitivas. Aunque estos enfoques han demostrado su utilidad, también han puesto de manifiesto desafíos importantes relacionados con la calidad de los datos, la selección de variables relevantes y la capacidad de los modelos para generalizar entre temporadas o contextos competitivos.</w:t>
       </w:r>
@@ -4122,7 +4276,15 @@
         </w:rPr>
       </w:pPr>
       <w:r>
-        <w:t>La relevancia de este proyecto se debe a que combina tres aspectos clave: el crecimiento de la analítica deportiva, el avance de los modelos predictivos basados en inteligencia artificial y la disponibilidad de datos históricos detallados de competiciones como LaLiga. En el contexto académico, este trabajo es especialmente adecuado dentro del Máster en Inteligencia Artificial e Ingeniería Informática, ya que combina aspectos fundamentales de ambas disciplinas: ingeniería de datos, aprendizaje automático, experimentación, evaluación de modelos y desarrollo de aplicaciones digitales.</w:t>
+        <w:t xml:space="preserve">La relevancia de este proyecto se debe a que combina tres aspectos clave: el crecimiento de la analítica deportiva, el avance de los modelos predictivos basados en inteligencia artificial y la disponibilidad de datos históricos detallados de competiciones como </w:t>
+      </w:r>
+      <w:proofErr w:type="spellStart"/>
+      <w:r>
+        <w:t>LaLiga</w:t>
+      </w:r>
+      <w:proofErr w:type="spellEnd"/>
+      <w:r>
+        <w:t>. En el contexto académico, este trabajo es especialmente adecuado dentro del Máster en Inteligencia Artificial e Ingeniería Informática, ya que combina aspectos fundamentales de ambas disciplinas: ingeniería de datos, aprendizaje automático, experimentación, evaluación de modelos y desarrollo de aplicaciones digitales.</w:t>
       </w:r>
     </w:p>
     <w:p>
@@ -4142,8 +4304,18 @@
           <w:rFonts w:cstheme="minorHAnsi"/>
           <w:szCs w:val="22"/>
         </w:rPr>
-        <w:t>Machine Learning</w:t>
-      </w:r>
+        <w:t xml:space="preserve">Machine </w:t>
+      </w:r>
+      <w:proofErr w:type="spellStart"/>
+      <w:r>
+        <w:rPr>
+          <w:rStyle w:val="nfasis"/>
+          <w:rFonts w:cstheme="minorHAnsi"/>
+          <w:szCs w:val="22"/>
+        </w:rPr>
+        <w:t>Learning</w:t>
+      </w:r>
+      <w:proofErr w:type="spellEnd"/>
       <w:r>
         <w:t>, comparar su rendimiento y estudiar su interpretabilidad, aspectos clave en la investigación actual sobre modelos de IA responsables y transparentes.</w:t>
       </w:r>
@@ -4356,7 +4528,15 @@
     </w:p>
     <w:p>
       <w:r>
-        <w:t>En esta sección se describen los fundamentos teóricos relacionados con el proyecto. Se revisan conceptos esenciales de la analítica deportiva, el uso de técnicas de Machine Learning para la predicción de resultados, la construcción de características relevantes en el fútbol profesional, y los principales métodos de evaluación e interpretabilidad empleados en modelos predictivos.</w:t>
+        <w:t xml:space="preserve">En esta sección se describen los fundamentos teóricos relacionados con el proyecto. Se revisan conceptos esenciales de la analítica deportiva, el uso de técnicas de Machine </w:t>
+      </w:r>
+      <w:proofErr w:type="spellStart"/>
+      <w:r>
+        <w:t>Learning</w:t>
+      </w:r>
+      <w:proofErr w:type="spellEnd"/>
+      <w:r>
+        <w:t xml:space="preserve"> para la predicción de resultados, la construcción de características relevantes en el fútbol profesional, y los principales métodos de evaluación e interpretabilidad empleados en modelos predictivos.</w:t>
       </w:r>
     </w:p>
     <w:p>
@@ -4373,6 +4553,7 @@
       <w:r>
         <w:t xml:space="preserve">La analítica deportiva se refiere al conjunto de técnicas y herramientas destinadas a extraer conocimiento a partir de datos generados en competiciones deportivas. En el ámbito del fútbol, este análisis abarca desde estadísticas tradicionales (goles, tiros, posesión) hasta métricas avanzadas como </w:t>
       </w:r>
+      <w:proofErr w:type="spellStart"/>
       <w:r>
         <w:rPr>
           <w:rStyle w:val="Textoennegrita"/>
@@ -4381,7 +4562,62 @@
           <w:bCs w:val="0"/>
           <w:szCs w:val="22"/>
         </w:rPr>
-        <w:t>expected goals (xG)</w:t>
+        <w:t>expected</w:t>
+      </w:r>
+      <w:proofErr w:type="spellEnd"/>
+      <w:r>
+        <w:rPr>
+          <w:rStyle w:val="Textoennegrita"/>
+          <w:rFonts w:cstheme="minorHAnsi"/>
+          <w:b w:val="0"/>
+          <w:bCs w:val="0"/>
+          <w:szCs w:val="22"/>
+        </w:rPr>
+        <w:t xml:space="preserve"> </w:t>
+      </w:r>
+      <w:proofErr w:type="spellStart"/>
+      <w:r>
+        <w:rPr>
+          <w:rStyle w:val="Textoennegrita"/>
+          <w:rFonts w:cstheme="minorHAnsi"/>
+          <w:b w:val="0"/>
+          <w:bCs w:val="0"/>
+          <w:szCs w:val="22"/>
+        </w:rPr>
+        <w:t>goals</w:t>
+      </w:r>
+      <w:proofErr w:type="spellEnd"/>
+      <w:r>
+        <w:rPr>
+          <w:rStyle w:val="Textoennegrita"/>
+          <w:rFonts w:cstheme="minorHAnsi"/>
+          <w:b w:val="0"/>
+          <w:bCs w:val="0"/>
+          <w:szCs w:val="22"/>
+        </w:rPr>
+        <w:t xml:space="preserve"> (</w:t>
+      </w:r>
+      <w:proofErr w:type="spellStart"/>
+      <w:r>
+        <w:rPr>
+          <w:rStyle w:val="Textoennegrita"/>
+          <w:rFonts w:cstheme="minorHAnsi"/>
+          <w:b w:val="0"/>
+          <w:bCs w:val="0"/>
+          <w:szCs w:val="22"/>
+        </w:rPr>
+        <w:t>xG</w:t>
+      </w:r>
+      <w:proofErr w:type="spellEnd"/>
+      <w:r>
+        <w:rPr>
+          <w:rStyle w:val="Textoennegrita"/>
+          <w:rFonts w:cstheme="minorHAnsi"/>
+          <w:b w:val="0"/>
+          <w:bCs w:val="0"/>
+          <w:szCs w:val="22"/>
+        </w:rPr>
+        <w:t>)</w:t>
       </w:r>
       <w:r>
         <w:t>,</w:t>
@@ -4393,6 +4629,7 @@
         </w:rPr>
         <w:t xml:space="preserve"> </w:t>
       </w:r>
+      <w:proofErr w:type="spellStart"/>
       <w:r>
         <w:rPr>
           <w:rStyle w:val="Textoennegrita"/>
@@ -4401,7 +4638,62 @@
           <w:bCs w:val="0"/>
           <w:szCs w:val="22"/>
         </w:rPr>
-        <w:t>expected assists (xA)</w:t>
+        <w:t>expected</w:t>
+      </w:r>
+      <w:proofErr w:type="spellEnd"/>
+      <w:r>
+        <w:rPr>
+          <w:rStyle w:val="Textoennegrita"/>
+          <w:rFonts w:cstheme="minorHAnsi"/>
+          <w:b w:val="0"/>
+          <w:bCs w:val="0"/>
+          <w:szCs w:val="22"/>
+        </w:rPr>
+        <w:t xml:space="preserve"> </w:t>
+      </w:r>
+      <w:proofErr w:type="spellStart"/>
+      <w:r>
+        <w:rPr>
+          <w:rStyle w:val="Textoennegrita"/>
+          <w:rFonts w:cstheme="minorHAnsi"/>
+          <w:b w:val="0"/>
+          <w:bCs w:val="0"/>
+          <w:szCs w:val="22"/>
+        </w:rPr>
+        <w:t>assists</w:t>
+      </w:r>
+      <w:proofErr w:type="spellEnd"/>
+      <w:r>
+        <w:rPr>
+          <w:rStyle w:val="Textoennegrita"/>
+          <w:rFonts w:cstheme="minorHAnsi"/>
+          <w:b w:val="0"/>
+          <w:bCs w:val="0"/>
+          <w:szCs w:val="22"/>
+        </w:rPr>
+        <w:t xml:space="preserve"> (</w:t>
+      </w:r>
+      <w:proofErr w:type="spellStart"/>
+      <w:r>
+        <w:rPr>
+          <w:rStyle w:val="Textoennegrita"/>
+          <w:rFonts w:cstheme="minorHAnsi"/>
+          <w:b w:val="0"/>
+          <w:bCs w:val="0"/>
+          <w:szCs w:val="22"/>
+        </w:rPr>
+        <w:t>xA</w:t>
+      </w:r>
+      <w:proofErr w:type="spellEnd"/>
+      <w:r>
+        <w:rPr>
+          <w:rStyle w:val="Textoennegrita"/>
+          <w:rFonts w:cstheme="minorHAnsi"/>
+          <w:b w:val="0"/>
+          <w:bCs w:val="0"/>
+          <w:szCs w:val="22"/>
+        </w:rPr>
+        <w:t>)</w:t>
       </w:r>
       <w:r>
         <w:t>,</w:t>
@@ -4412,7 +4704,17 @@
     </w:p>
     <w:p>
       <w:r>
-        <w:t>El objetivo principal de la analítica en fútbol es comprender el comportamiento de los equipos, identificar patrones de juego y generar información útil para la toma de decisiones tácticas, el scouting o la valoración del rendimiento individual y colectivo. En los últimos años, la disponibilidad de datos estructurados ha impulsado el desarrollo de modelos capaces de predecir resultados, evaluar estrategias y anticipar comportamientos futuros en competiciones profesionales.</w:t>
+        <w:t xml:space="preserve">El objetivo principal de la analítica en fútbol es comprender el comportamiento de los equipos, identificar patrones de juego y generar información útil para la toma de decisiones tácticas, el </w:t>
+      </w:r>
+      <w:proofErr w:type="spellStart"/>
+      <w:proofErr w:type="gramStart"/>
+      <w:r>
+        <w:t>scouting</w:t>
+      </w:r>
+      <w:proofErr w:type="spellEnd"/>
+      <w:proofErr w:type="gramEnd"/>
+      <w:r>
+        <w:t xml:space="preserve"> o la valoración del rendimiento individual y colectivo. En los últimos años, la disponibilidad de datos estructurados ha impulsado el desarrollo de modelos capaces de predecir resultados, evaluar estrategias y anticipar comportamientos futuros en competiciones profesionales.</w:t>
       </w:r>
     </w:p>
     <w:p>
@@ -4427,7 +4729,15 @@
     </w:p>
     <w:p>
       <w:r>
-        <w:t>Machine Learning (ML) ha adquirido una presencia cada vez mayor en el análisis futbolístico debido a su capacidad para aprender relaciones complejas a partir de conjuntos de datos históricos. Los modelos de ML permiten estimar la probabilidad de victoria, empate o derrota a partir de múltiples variables, entre las que se incluyen rendimiento previo, estadísticas acumuladas, factores contextuales o métricas avanzadas.</w:t>
+        <w:t xml:space="preserve">Machine </w:t>
+      </w:r>
+      <w:proofErr w:type="spellStart"/>
+      <w:r>
+        <w:t>Learning</w:t>
+      </w:r>
+      <w:proofErr w:type="spellEnd"/>
+      <w:r>
+        <w:t xml:space="preserve"> (ML) ha adquirido una presencia cada vez mayor en el análisis futbolístico debido a su capacidad para aprender relaciones complejas a partir de conjuntos de datos históricos. Los modelos de ML permiten estimar la probabilidad de victoria, empate o derrota a partir de múltiples variables, entre las que se incluyen rendimiento previo, estadísticas acumuladas, factores contextuales o métricas avanzadas.</w:t>
       </w:r>
     </w:p>
     <w:p>
@@ -4511,6 +4821,7 @@
           <w:szCs w:val="22"/>
         </w:rPr>
       </w:pPr>
+      <w:proofErr w:type="spellStart"/>
       <w:r>
         <w:rPr>
           <w:rFonts w:cstheme="minorHAnsi"/>
@@ -4518,7 +4829,17 @@
           <w:bCs/>
           <w:szCs w:val="22"/>
         </w:rPr>
-        <w:t>Random Forest</w:t>
+        <w:t>Random</w:t>
+      </w:r>
+      <w:proofErr w:type="spellEnd"/>
+      <w:r>
+        <w:rPr>
+          <w:rFonts w:cstheme="minorHAnsi"/>
+          <w:b/>
+          <w:bCs/>
+          <w:szCs w:val="22"/>
+        </w:rPr>
+        <w:t xml:space="preserve"> Forest</w:t>
       </w:r>
       <w:r>
         <w:rPr>
@@ -4542,6 +4863,7 @@
           <w:szCs w:val="22"/>
         </w:rPr>
       </w:pPr>
+      <w:proofErr w:type="spellStart"/>
       <w:r>
         <w:rPr>
           <w:rFonts w:cstheme="minorHAnsi"/>
@@ -4549,8 +4871,49 @@
           <w:bCs/>
           <w:szCs w:val="22"/>
         </w:rPr>
-        <w:t>XGBoost y Gradient Boosting</w:t>
-      </w:r>
+        <w:t>XGBoost</w:t>
+      </w:r>
+      <w:proofErr w:type="spellEnd"/>
+      <w:r>
+        <w:rPr>
+          <w:rFonts w:cstheme="minorHAnsi"/>
+          <w:b/>
+          <w:bCs/>
+          <w:szCs w:val="22"/>
+        </w:rPr>
+        <w:t xml:space="preserve"> y </w:t>
+      </w:r>
+      <w:proofErr w:type="spellStart"/>
+      <w:r>
+        <w:rPr>
+          <w:rFonts w:cstheme="minorHAnsi"/>
+          <w:b/>
+          <w:bCs/>
+          <w:szCs w:val="22"/>
+        </w:rPr>
+        <w:t>Gradient</w:t>
+      </w:r>
+      <w:proofErr w:type="spellEnd"/>
+      <w:r>
+        <w:rPr>
+          <w:rFonts w:cstheme="minorHAnsi"/>
+          <w:b/>
+          <w:bCs/>
+          <w:szCs w:val="22"/>
+        </w:rPr>
+        <w:t xml:space="preserve"> </w:t>
+      </w:r>
+      <w:proofErr w:type="spellStart"/>
+      <w:r>
+        <w:rPr>
+          <w:rFonts w:cstheme="minorHAnsi"/>
+          <w:b/>
+          <w:bCs/>
+          <w:szCs w:val="22"/>
+        </w:rPr>
+        <w:t>Boosting</w:t>
+      </w:r>
+      <w:proofErr w:type="spellEnd"/>
       <w:r>
         <w:rPr>
           <w:rFonts w:cstheme="minorHAnsi"/>
@@ -4573,6 +4936,7 @@
           <w:szCs w:val="22"/>
         </w:rPr>
       </w:pPr>
+      <w:proofErr w:type="spellStart"/>
       <w:r>
         <w:rPr>
           <w:rFonts w:cstheme="minorHAnsi"/>
@@ -4580,7 +4944,17 @@
           <w:bCs/>
           <w:szCs w:val="22"/>
         </w:rPr>
-        <w:t>Support Vector Machines (SVM)</w:t>
+        <w:t>Support</w:t>
+      </w:r>
+      <w:proofErr w:type="spellEnd"/>
+      <w:r>
+        <w:rPr>
+          <w:rFonts w:cstheme="minorHAnsi"/>
+          <w:b/>
+          <w:bCs/>
+          <w:szCs w:val="22"/>
+        </w:rPr>
+        <w:t xml:space="preserve"> Vector Machines (SVM)</w:t>
       </w:r>
       <w:r>
         <w:rPr>
@@ -4683,8 +5057,19 @@
           <w:bCs/>
           <w:szCs w:val="22"/>
         </w:rPr>
-        <w:t>Estadísticas históricas de LaLiga</w:t>
-      </w:r>
+        <w:t xml:space="preserve">Estadísticas históricas de </w:t>
+      </w:r>
+      <w:proofErr w:type="spellStart"/>
+      <w:r>
+        <w:rPr>
+          <w:rFonts w:cstheme="minorHAnsi"/>
+          <w:b/>
+          <w:bCs/>
+          <w:szCs w:val="22"/>
+        </w:rPr>
+        <w:t>LaLiga</w:t>
+      </w:r>
+      <w:proofErr w:type="spellEnd"/>
       <w:r>
         <w:rPr>
           <w:rFonts w:cstheme="minorHAnsi"/>
@@ -4783,7 +5168,39 @@
           <w:rFonts w:cstheme="minorHAnsi"/>
           <w:szCs w:val="22"/>
         </w:rPr>
-        <w:t xml:space="preserve"> como xG, xA, presión, eficiencia ofensiva o progresión del balón.</w:t>
+        <w:t xml:space="preserve"> como </w:t>
+      </w:r>
+      <w:proofErr w:type="spellStart"/>
+      <w:r>
+        <w:rPr>
+          <w:rFonts w:cstheme="minorHAnsi"/>
+          <w:szCs w:val="22"/>
+        </w:rPr>
+        <w:t>xG</w:t>
+      </w:r>
+      <w:proofErr w:type="spellEnd"/>
+      <w:r>
+        <w:rPr>
+          <w:rFonts w:cstheme="minorHAnsi"/>
+          <w:szCs w:val="22"/>
+        </w:rPr>
+        <w:t xml:space="preserve">, </w:t>
+      </w:r>
+      <w:proofErr w:type="spellStart"/>
+      <w:r>
+        <w:rPr>
+          <w:rFonts w:cstheme="minorHAnsi"/>
+          <w:szCs w:val="22"/>
+        </w:rPr>
+        <w:t>xA</w:t>
+      </w:r>
+      <w:proofErr w:type="spellEnd"/>
+      <w:r>
+        <w:rPr>
+          <w:rFonts w:cstheme="minorHAnsi"/>
+          <w:szCs w:val="22"/>
+        </w:rPr>
+        <w:t>, presión, eficiencia ofensiva o progresión del balón.</w:t>
       </w:r>
     </w:p>
     <w:p>
@@ -4912,7 +5329,23 @@
           <w:rFonts w:cstheme="minorHAnsi"/>
           <w:szCs w:val="22"/>
         </w:rPr>
-        <w:t>Optimización mediante búsqueda de hiperparámetros.</w:t>
+        <w:t xml:space="preserve">Optimización mediante búsqueda de </w:t>
+      </w:r>
+      <w:proofErr w:type="spellStart"/>
+      <w:r>
+        <w:rPr>
+          <w:rFonts w:cstheme="minorHAnsi"/>
+          <w:szCs w:val="22"/>
+        </w:rPr>
+        <w:t>hiperparámetros</w:t>
+      </w:r>
+      <w:proofErr w:type="spellEnd"/>
+      <w:r>
+        <w:rPr>
+          <w:rFonts w:cstheme="minorHAnsi"/>
+          <w:szCs w:val="22"/>
+        </w:rPr>
+        <w:t>.</w:t>
       </w:r>
     </w:p>
     <w:p>
@@ -5014,6 +5447,7 @@
           <w:szCs w:val="22"/>
         </w:rPr>
       </w:pPr>
+      <w:proofErr w:type="spellStart"/>
       <w:r>
         <w:rPr>
           <w:rFonts w:cstheme="minorHAnsi"/>
@@ -5023,6 +5457,7 @@
         </w:rPr>
         <w:t>Accuracy</w:t>
       </w:r>
+      <w:proofErr w:type="spellEnd"/>
       <w:r>
         <w:rPr>
           <w:rFonts w:cstheme="minorHAnsi"/>
@@ -5066,7 +5501,27 @@
           <w:bCs/>
           <w:szCs w:val="22"/>
         </w:rPr>
-        <w:t>Precisión, Recall y F1-score</w:t>
+        <w:t xml:space="preserve">Precisión, </w:t>
+      </w:r>
+      <w:proofErr w:type="spellStart"/>
+      <w:r>
+        <w:rPr>
+          <w:rFonts w:cstheme="minorHAnsi"/>
+          <w:b/>
+          <w:bCs/>
+          <w:szCs w:val="22"/>
+        </w:rPr>
+        <w:t>Recall</w:t>
+      </w:r>
+      <w:proofErr w:type="spellEnd"/>
+      <w:r>
+        <w:rPr>
+          <w:rFonts w:cstheme="minorHAnsi"/>
+          <w:b/>
+          <w:bCs/>
+          <w:szCs w:val="22"/>
+        </w:rPr>
+        <w:t xml:space="preserve"> y F1-score</w:t>
       </w:r>
       <w:r>
         <w:rPr>
@@ -5173,7 +5628,67 @@
           <w:bCs/>
           <w:szCs w:val="22"/>
         </w:rPr>
-        <w:t>Log Loss (Logarithmic Loss):</w:t>
+        <w:t xml:space="preserve">Log </w:t>
+      </w:r>
+      <w:proofErr w:type="spellStart"/>
+      <w:r>
+        <w:rPr>
+          <w:rFonts w:cstheme="minorHAnsi"/>
+          <w:b/>
+          <w:bCs/>
+          <w:szCs w:val="22"/>
+        </w:rPr>
+        <w:t>Loss</w:t>
+      </w:r>
+      <w:proofErr w:type="spellEnd"/>
+      <w:r>
+        <w:rPr>
+          <w:rFonts w:cstheme="minorHAnsi"/>
+          <w:b/>
+          <w:bCs/>
+          <w:szCs w:val="22"/>
+        </w:rPr>
+        <w:t xml:space="preserve"> (</w:t>
+      </w:r>
+      <w:proofErr w:type="spellStart"/>
+      <w:r>
+        <w:rPr>
+          <w:rFonts w:cstheme="minorHAnsi"/>
+          <w:b/>
+          <w:bCs/>
+          <w:szCs w:val="22"/>
+        </w:rPr>
+        <w:t>Logarithmic</w:t>
+      </w:r>
+      <w:proofErr w:type="spellEnd"/>
+      <w:r>
+        <w:rPr>
+          <w:rFonts w:cstheme="minorHAnsi"/>
+          <w:b/>
+          <w:bCs/>
+          <w:szCs w:val="22"/>
+        </w:rPr>
+        <w:t xml:space="preserve"> </w:t>
+      </w:r>
+      <w:proofErr w:type="spellStart"/>
+      <w:r>
+        <w:rPr>
+          <w:rFonts w:cstheme="minorHAnsi"/>
+          <w:b/>
+          <w:bCs/>
+          <w:szCs w:val="22"/>
+        </w:rPr>
+        <w:t>Loss</w:t>
+      </w:r>
+      <w:proofErr w:type="spellEnd"/>
+      <w:r>
+        <w:rPr>
+          <w:rFonts w:cstheme="minorHAnsi"/>
+          <w:b/>
+          <w:bCs/>
+          <w:szCs w:val="22"/>
+        </w:rPr>
+        <w:t>):</w:t>
       </w:r>
       <w:r>
         <w:rPr>
@@ -5189,8 +5704,19 @@
           <w:iCs/>
           <w:szCs w:val="22"/>
         </w:rPr>
-        <w:t>Log Loss</w:t>
-      </w:r>
+        <w:t xml:space="preserve">Log </w:t>
+      </w:r>
+      <w:proofErr w:type="spellStart"/>
+      <w:r>
+        <w:rPr>
+          <w:rFonts w:cstheme="minorHAnsi"/>
+          <w:i/>
+          <w:iCs/>
+          <w:szCs w:val="22"/>
+        </w:rPr>
+        <w:t>Loss</w:t>
+      </w:r>
+      <w:proofErr w:type="spellEnd"/>
       <w:r>
         <w:rPr>
           <w:rFonts w:cstheme="minorHAnsi"/>
@@ -5266,6 +5792,7 @@
           <w:szCs w:val="22"/>
         </w:rPr>
       </w:pPr>
+      <w:proofErr w:type="spellStart"/>
       <w:r>
         <w:rPr>
           <w:rFonts w:cstheme="minorHAnsi"/>
@@ -5273,8 +5800,29 @@
           <w:bCs/>
           <w:szCs w:val="22"/>
         </w:rPr>
-        <w:t>Feature Importance</w:t>
-      </w:r>
+        <w:t>Feature</w:t>
+      </w:r>
+      <w:proofErr w:type="spellEnd"/>
+      <w:r>
+        <w:rPr>
+          <w:rFonts w:cstheme="minorHAnsi"/>
+          <w:b/>
+          <w:bCs/>
+          <w:szCs w:val="22"/>
+        </w:rPr>
+        <w:t xml:space="preserve"> </w:t>
+      </w:r>
+      <w:proofErr w:type="spellStart"/>
+      <w:r>
+        <w:rPr>
+          <w:rFonts w:cstheme="minorHAnsi"/>
+          <w:b/>
+          <w:bCs/>
+          <w:szCs w:val="22"/>
+        </w:rPr>
+        <w:t>Importance</w:t>
+      </w:r>
+      <w:proofErr w:type="spellEnd"/>
       <w:r>
         <w:rPr>
           <w:rFonts w:cstheme="minorHAnsi"/>
@@ -5304,7 +5852,67 @@
           <w:bCs/>
           <w:szCs w:val="22"/>
         </w:rPr>
-        <w:t>SHAP (SHapley Additive exPlanations)</w:t>
+        <w:t>SHAP (</w:t>
+      </w:r>
+      <w:proofErr w:type="spellStart"/>
+      <w:r>
+        <w:rPr>
+          <w:rFonts w:cstheme="minorHAnsi"/>
+          <w:b/>
+          <w:bCs/>
+          <w:szCs w:val="22"/>
+        </w:rPr>
+        <w:t>SHapley</w:t>
+      </w:r>
+      <w:proofErr w:type="spellEnd"/>
+      <w:r>
+        <w:rPr>
+          <w:rFonts w:cstheme="minorHAnsi"/>
+          <w:b/>
+          <w:bCs/>
+          <w:szCs w:val="22"/>
+        </w:rPr>
+        <w:t xml:space="preserve"> </w:t>
+      </w:r>
+      <w:proofErr w:type="spellStart"/>
+      <w:r>
+        <w:rPr>
+          <w:rFonts w:cstheme="minorHAnsi"/>
+          <w:b/>
+          <w:bCs/>
+          <w:szCs w:val="22"/>
+        </w:rPr>
+        <w:t>Additive</w:t>
+      </w:r>
+      <w:proofErr w:type="spellEnd"/>
+      <w:r>
+        <w:rPr>
+          <w:rFonts w:cstheme="minorHAnsi"/>
+          <w:b/>
+          <w:bCs/>
+          <w:szCs w:val="22"/>
+        </w:rPr>
+        <w:t xml:space="preserve"> </w:t>
+      </w:r>
+      <w:proofErr w:type="spellStart"/>
+      <w:r>
+        <w:rPr>
+          <w:rFonts w:cstheme="minorHAnsi"/>
+          <w:b/>
+          <w:bCs/>
+          <w:szCs w:val="22"/>
+        </w:rPr>
+        <w:t>exPlanations</w:t>
+      </w:r>
+      <w:proofErr w:type="spellEnd"/>
+      <w:r>
+        <w:rPr>
+          <w:rFonts w:cstheme="minorHAnsi"/>
+          <w:b/>
+          <w:bCs/>
+          <w:szCs w:val="22"/>
+        </w:rPr>
+        <w:t>)</w:t>
       </w:r>
       <w:r>
         <w:rPr>
@@ -5328,6 +5936,7 @@
           <w:szCs w:val="22"/>
         </w:rPr>
       </w:pPr>
+      <w:proofErr w:type="spellStart"/>
       <w:r>
         <w:rPr>
           <w:rFonts w:cstheme="minorHAnsi"/>
@@ -5335,7 +5944,77 @@
           <w:bCs/>
           <w:szCs w:val="22"/>
         </w:rPr>
-        <w:t>Partial Dependence Plots (PDPs)</w:t>
+        <w:t>Partial</w:t>
+      </w:r>
+      <w:proofErr w:type="spellEnd"/>
+      <w:r>
+        <w:rPr>
+          <w:rFonts w:cstheme="minorHAnsi"/>
+          <w:b/>
+          <w:bCs/>
+          <w:szCs w:val="22"/>
+        </w:rPr>
+        <w:t xml:space="preserve"> </w:t>
+      </w:r>
+      <w:proofErr w:type="spellStart"/>
+      <w:r>
+        <w:rPr>
+          <w:rFonts w:cstheme="minorHAnsi"/>
+          <w:b/>
+          <w:bCs/>
+          <w:szCs w:val="22"/>
+        </w:rPr>
+        <w:t>Dependence</w:t>
+      </w:r>
+      <w:proofErr w:type="spellEnd"/>
+      <w:r>
+        <w:rPr>
+          <w:rFonts w:cstheme="minorHAnsi"/>
+          <w:b/>
+          <w:bCs/>
+          <w:szCs w:val="22"/>
+        </w:rPr>
+        <w:t xml:space="preserve"> </w:t>
+      </w:r>
+      <w:proofErr w:type="spellStart"/>
+      <w:r>
+        <w:rPr>
+          <w:rFonts w:cstheme="minorHAnsi"/>
+          <w:b/>
+          <w:bCs/>
+          <w:szCs w:val="22"/>
+        </w:rPr>
+        <w:t>Plots</w:t>
+      </w:r>
+      <w:proofErr w:type="spellEnd"/>
+      <w:r>
+        <w:rPr>
+          <w:rFonts w:cstheme="minorHAnsi"/>
+          <w:b/>
+          <w:bCs/>
+          <w:szCs w:val="22"/>
+        </w:rPr>
+        <w:t xml:space="preserve"> (</w:t>
+      </w:r>
+      <w:proofErr w:type="spellStart"/>
+      <w:r>
+        <w:rPr>
+          <w:rFonts w:cstheme="minorHAnsi"/>
+          <w:b/>
+          <w:bCs/>
+          <w:szCs w:val="22"/>
+        </w:rPr>
+        <w:t>PDPs</w:t>
+      </w:r>
+      <w:proofErr w:type="spellEnd"/>
+      <w:r>
+        <w:rPr>
+          <w:rFonts w:cstheme="minorHAnsi"/>
+          <w:b/>
+          <w:bCs/>
+          <w:szCs w:val="22"/>
+        </w:rPr>
+        <w:t>)</w:t>
       </w:r>
       <w:r>
         <w:rPr>
@@ -5441,7 +6120,23 @@
           <w:rFonts w:cstheme="minorHAnsi"/>
           <w:szCs w:val="22"/>
         </w:rPr>
-        <w:t>Durante el desarrollo de este proyecto se ha seguido un enfoque metodológico flexible, inspirado en los principios de las metodologías ágiles, pero adaptado a un entorno de trabajo individual y centrado en tareas de análisis de datos, experimentación con modelos de Machine Learning y desarrollo web. En este capítulo se describe dicha metodología, junto con las herramientas empleadas para la planificación y organización de las tareas, así como el sistema de control de versiones utilizado durante el proceso.</w:t>
+        <w:t xml:space="preserve">Durante el desarrollo de este proyecto se ha seguido un enfoque metodológico flexible, inspirado en los principios de las metodologías ágiles, pero adaptado a un entorno de trabajo individual y centrado en tareas de análisis de datos, experimentación con modelos de Machine </w:t>
+      </w:r>
+      <w:proofErr w:type="spellStart"/>
+      <w:r>
+        <w:rPr>
+          <w:rFonts w:cstheme="minorHAnsi"/>
+          <w:szCs w:val="22"/>
+        </w:rPr>
+        <w:t>Learning</w:t>
+      </w:r>
+      <w:proofErr w:type="spellEnd"/>
+      <w:r>
+        <w:rPr>
+          <w:rFonts w:cstheme="minorHAnsi"/>
+          <w:szCs w:val="22"/>
+        </w:rPr>
+        <w:t xml:space="preserve"> y desarrollo web. En este capítulo se describe dicha metodología, junto con las herramientas empleadas para la planificación y organización de las tareas, así como el sistema de control de versiones utilizado durante el proceso.</w:t>
       </w:r>
     </w:p>
     <w:p>
@@ -5520,7 +6215,15 @@
         <w:t>5</w:t>
       </w:r>
       <w:r>
-        <w:t xml:space="preserve">]. Aunque frameworks como Scrum contemplan roles específicos, como el </w:t>
+        <w:t xml:space="preserve">]. Aunque </w:t>
+      </w:r>
+      <w:proofErr w:type="spellStart"/>
+      <w:r>
+        <w:t>frameworks</w:t>
+      </w:r>
+      <w:proofErr w:type="spellEnd"/>
+      <w:r>
+        <w:t xml:space="preserve"> como Scrum contemplan roles específicos, como el </w:t>
       </w:r>
       <w:r>
         <w:rPr>
@@ -5528,8 +6231,18 @@
           <w:rFonts w:cstheme="minorHAnsi"/>
           <w:szCs w:val="22"/>
         </w:rPr>
-        <w:t>Scrum Master</w:t>
-      </w:r>
+        <w:t xml:space="preserve">Scrum </w:t>
+      </w:r>
+      <w:proofErr w:type="gramStart"/>
+      <w:r>
+        <w:rPr>
+          <w:rStyle w:val="nfasis"/>
+          <w:rFonts w:cstheme="minorHAnsi"/>
+          <w:szCs w:val="22"/>
+        </w:rPr>
+        <w:t>Master</w:t>
+      </w:r>
+      <w:proofErr w:type="gramEnd"/>
       <w:r>
         <w:t xml:space="preserve"> [</w:t>
       </w:r>
@@ -5539,14 +6252,34 @@
       <w:r>
         <w:t xml:space="preserve">] o el </w:t>
       </w:r>
+      <w:proofErr w:type="spellStart"/>
       <w:r>
         <w:rPr>
           <w:rStyle w:val="nfasis"/>
           <w:rFonts w:cstheme="minorHAnsi"/>
           <w:szCs w:val="22"/>
         </w:rPr>
-        <w:t>Product Owner</w:t>
-      </w:r>
+        <w:t>Product</w:t>
+      </w:r>
+      <w:proofErr w:type="spellEnd"/>
+      <w:r>
+        <w:rPr>
+          <w:rStyle w:val="nfasis"/>
+          <w:rFonts w:cstheme="minorHAnsi"/>
+          <w:szCs w:val="22"/>
+        </w:rPr>
+        <w:t xml:space="preserve"> </w:t>
+      </w:r>
+      <w:proofErr w:type="spellStart"/>
+      <w:r>
+        <w:rPr>
+          <w:rStyle w:val="nfasis"/>
+          <w:rFonts w:cstheme="minorHAnsi"/>
+          <w:szCs w:val="22"/>
+        </w:rPr>
+        <w:t>Owner</w:t>
+      </w:r>
+      <w:proofErr w:type="spellEnd"/>
       <w:r>
         <w:t xml:space="preserve"> [</w:t>
       </w:r>
@@ -5576,7 +6309,15 @@
         <w:t>8</w:t>
       </w:r>
       <w:r>
-        <w:t>] o Notion [</w:t>
+        <w:t xml:space="preserve">] o </w:t>
+      </w:r>
+      <w:proofErr w:type="spellStart"/>
+      <w:r>
+        <w:t>Notion</w:t>
+      </w:r>
+      <w:proofErr w:type="spellEnd"/>
+      <w:r>
+        <w:t xml:space="preserve"> [</w:t>
       </w:r>
       <w:r>
         <w:t>9</w:t>
@@ -5714,6 +6455,7 @@
         </w:rPr>
         <w:t xml:space="preserve"> aunque no se aplicaron sistemas de </w:t>
       </w:r>
+      <w:proofErr w:type="spellStart"/>
       <w:r>
         <w:rPr>
           <w:rFonts w:cstheme="minorHAnsi"/>
@@ -5723,6 +6465,7 @@
         </w:rPr>
         <w:t>testing</w:t>
       </w:r>
+      <w:proofErr w:type="spellEnd"/>
       <w:r>
         <w:rPr>
           <w:rFonts w:cstheme="minorHAnsi"/>
@@ -5770,7 +6513,15 @@
     </w:p>
     <w:p>
       <w:r>
-        <w:t>En lugar de emplear herramientas especializadas de gestión de proyectos como Notion, Trello</w:t>
+        <w:t xml:space="preserve">En lugar de emplear herramientas especializadas de gestión de proyectos como </w:t>
+      </w:r>
+      <w:proofErr w:type="spellStart"/>
+      <w:r>
+        <w:t>Notion</w:t>
+      </w:r>
+      <w:proofErr w:type="spellEnd"/>
+      <w:r>
+        <w:t>, Trello</w:t>
       </w:r>
       <w:r>
         <w:t xml:space="preserve"> </w:t>
@@ -5944,6 +6695,7 @@
       <w:r>
         <w:t xml:space="preserve">], realizando </w:t>
       </w:r>
+      <w:proofErr w:type="spellStart"/>
       <w:r>
         <w:rPr>
           <w:i/>
@@ -5951,6 +6703,7 @@
         </w:rPr>
         <w:t>commits</w:t>
       </w:r>
+      <w:proofErr w:type="spellEnd"/>
       <w:r>
         <w:t xml:space="preserve"> frecuentes tras cada sesión de desarrollo o al completar hitos relevantes del proyecto. El repositorio ha sido alojado en </w:t>
       </w:r>
@@ -6050,6 +6803,7 @@
         </w:rPr>
         <w:t xml:space="preserve">Realización de </w:t>
       </w:r>
+      <w:proofErr w:type="spellStart"/>
       <w:r>
         <w:rPr>
           <w:rFonts w:cstheme="minorHAnsi"/>
@@ -6059,6 +6813,7 @@
         </w:rPr>
         <w:t>commits</w:t>
       </w:r>
+      <w:proofErr w:type="spellEnd"/>
       <w:r>
         <w:rPr>
           <w:rFonts w:cstheme="minorHAnsi"/>
@@ -6220,6 +6975,7 @@
       <w:r>
         <w:t xml:space="preserve">Cabe destacar que, aunque el uso de una única rama y un flujo sencillo de </w:t>
       </w:r>
+      <w:proofErr w:type="spellStart"/>
       <w:r>
         <w:rPr>
           <w:i/>
@@ -6227,34 +6983,84 @@
         </w:rPr>
         <w:t>commits</w:t>
       </w:r>
+      <w:proofErr w:type="spellEnd"/>
       <w:r>
         <w:t xml:space="preserve"> ha sido adecuado para un desarrollo individual, en entornos profesionales o colaborativos resulta recomendable adoptar estrategias más avanzadas de control de versiones. En estos casos, es habitual emplear ramas separadas para nuevas funcionalidades (</w:t>
       </w:r>
+      <w:proofErr w:type="spellStart"/>
       <w:r>
         <w:rPr>
           <w:i/>
           <w:iCs/>
         </w:rPr>
-        <w:t>feature branches</w:t>
-      </w:r>
-      <w:r>
-        <w:t xml:space="preserve">), revisión mediante </w:t>
-      </w:r>
+        <w:t>feature</w:t>
+      </w:r>
+      <w:proofErr w:type="spellEnd"/>
       <w:r>
         <w:rPr>
           <w:i/>
           <w:iCs/>
         </w:rPr>
-        <w:t>pull requests</w:t>
-      </w:r>
-      <w:r>
-        <w:t>, y flujos de trabajo más estructurados como GitFlow</w:t>
-      </w:r>
+        <w:t xml:space="preserve"> </w:t>
+      </w:r>
+      <w:proofErr w:type="spellStart"/>
+      <w:r>
+        <w:rPr>
+          <w:i/>
+          <w:iCs/>
+        </w:rPr>
+        <w:t>branches</w:t>
+      </w:r>
+      <w:proofErr w:type="spellEnd"/>
+      <w:r>
+        <w:t xml:space="preserve">), revisión mediante </w:t>
+      </w:r>
+      <w:proofErr w:type="spellStart"/>
+      <w:r>
+        <w:rPr>
+          <w:i/>
+          <w:iCs/>
+        </w:rPr>
+        <w:t>pull</w:t>
+      </w:r>
+      <w:proofErr w:type="spellEnd"/>
+      <w:r>
+        <w:rPr>
+          <w:i/>
+          <w:iCs/>
+        </w:rPr>
+        <w:t xml:space="preserve"> </w:t>
+      </w:r>
+      <w:proofErr w:type="spellStart"/>
+      <w:r>
+        <w:rPr>
+          <w:i/>
+          <w:iCs/>
+        </w:rPr>
+        <w:t>requests</w:t>
+      </w:r>
+      <w:proofErr w:type="spellEnd"/>
+      <w:r>
+        <w:t xml:space="preserve">, y flujos de trabajo más estructurados como </w:t>
+      </w:r>
+      <w:proofErr w:type="spellStart"/>
+      <w:r>
+        <w:t>GitFlow</w:t>
+      </w:r>
+      <w:proofErr w:type="spellEnd"/>
       <w:r>
         <w:t xml:space="preserve"> [13]</w:t>
       </w:r>
       <w:r>
-        <w:t>, junto con herramientas de coordinación como GitHub Projects, que facilitan la gestión de tareas y la integración continua. Este tipo de prácticas permiten trabajar de manera ordenada entre varios desarrolladores, evitar conflictos, y garantizar la calidad del código en proyectos más complejos o desplegados en producción.</w:t>
+        <w:t xml:space="preserve">, junto con herramientas de coordinación como GitHub </w:t>
+      </w:r>
+      <w:proofErr w:type="spellStart"/>
+      <w:r>
+        <w:t>Projects</w:t>
+      </w:r>
+      <w:proofErr w:type="spellEnd"/>
+      <w:r>
+        <w:t>, que facilitan la gestión de tareas y la integración continua. Este tipo de prácticas permiten trabajar de manera ordenada entre varios desarrolladores, evitar conflictos, y garantizar la calidad del código en proyectos más complejos o desplegados en producción.</w:t>
       </w:r>
     </w:p>
     <w:p>
@@ -6360,8 +7166,20 @@
       <w:bookmarkEnd w:id="22"/>
     </w:p>
     <w:p>
-      <w:r>
-        <w:t>En este apartado se describe el proceso seguido para la recopilación y el tratamiento de los datos utilizados en el proyecto. Se detallan las fuentes de información empleadas, así como las tareas de limpieza, transformación y selección necesarias para construir un conjunto de datos consistente y adecuado para el modelado predictivo. Esta fase resulta fundamental, ya que la calidad de los datos condiciona directamente el rendimiento y la fiabilidad de los modelos de Machine Learning desarrollados.</w:t>
+      <w:pPr>
+        <w:spacing w:after="0" w:line="300" w:lineRule="atLeast"/>
+        <w:jc w:val="left"/>
+        <w:rPr>
+          <w:rFonts w:cstheme="minorHAnsi"/>
+          <w:szCs w:val="22"/>
+        </w:rPr>
+      </w:pPr>
+      <w:r>
+        <w:rPr>
+          <w:rFonts w:cstheme="minorHAnsi"/>
+          <w:szCs w:val="22"/>
+        </w:rPr>
+        <w:t>En este apartado se describe el proceso seguido para la recopilación, análisis y preparación de los datos utilizados en el proyecto. Se detallan las fuentes de información empleadas, la estructura del conjunto de datos resultante, así como las tareas de análisis exploratorio y limpieza aplicadas antes de la fase de ingeniería de características. Esta etapa resulta fundamental, ya que la calidad y consistencia de los datos condicionan directamente el rendimiento, la estabilidad y la fiabilidad de los modelos predictivos desarrollados posteriormente.</w:t>
       </w:r>
     </w:p>
     <w:p>
@@ -6391,7 +7209,26 @@
           <w:sz w:val="22"/>
           <w:szCs w:val="22"/>
         </w:rPr>
-        <w:t>Los datos utilizados en este proyecto proceden de distintas fuentes externas especializadas en estadística deportiva y competiciones de fútbol profesional. Todas ellas aportan información disponible públicamente antes de la celebración de los partidos, lo que permite construir un conjunto de datos coherente y realista para el entrenamiento y la evaluación de modelos predictivos.</w:t>
+        <w:t xml:space="preserve">Los datos utilizados en este proyecto proceden de distintas fuentes externas especializadas en estadística deportiva y competiciones de fútbol profesional. Todas ellas aportan información disponible públicamente </w:t>
+      </w:r>
+      <w:r>
+        <w:rPr>
+          <w:rStyle w:val="Textoennegrita"/>
+          <w:rFonts w:asciiTheme="minorHAnsi" w:hAnsiTheme="minorHAnsi" w:cstheme="minorHAnsi"/>
+          <w:b w:val="0"/>
+          <w:bCs w:val="0"/>
+          <w:sz w:val="22"/>
+          <w:szCs w:val="22"/>
+        </w:rPr>
+        <w:t>antes de la celebración de los partidos</w:t>
+      </w:r>
+      <w:r>
+        <w:rPr>
+          <w:rFonts w:asciiTheme="minorHAnsi" w:hAnsiTheme="minorHAnsi" w:cstheme="minorHAnsi"/>
+          <w:sz w:val="22"/>
+          <w:szCs w:val="22"/>
+        </w:rPr>
+        <w:t>, lo que permite construir un conjunto de datos coherente y realista para el entrenamiento y la evaluación de modelos predictivos.</w:t>
       </w:r>
     </w:p>
     <w:p>
@@ -6410,12 +7247,35 @@
           <w:sz w:val="22"/>
           <w:szCs w:val="22"/>
         </w:rPr>
-        <w:t xml:space="preserve">La base principal del sistema está formada por un histórico consolidado de partidos de LaLiga, que recoge resultados finales y estadísticas asociadas a cada encuentro. Este histórico se ha construido a partir de archivos estructurados en formato CSV, que contienen información agregada a nivel </w:t>
-      </w:r>
+        <w:t xml:space="preserve">La base principal del sistema está formada por un histórico consolidado de partidos de </w:t>
+      </w:r>
+      <w:proofErr w:type="spellStart"/>
       <w:r>
         <w:rPr>
           <w:rStyle w:val="Textoennegrita"/>
           <w:rFonts w:asciiTheme="minorHAnsi" w:hAnsiTheme="minorHAnsi" w:cstheme="minorHAnsi"/>
+          <w:b w:val="0"/>
+          <w:bCs w:val="0"/>
+          <w:sz w:val="22"/>
+          <w:szCs w:val="22"/>
+        </w:rPr>
+        <w:t>LaLiga</w:t>
+      </w:r>
+      <w:proofErr w:type="spellEnd"/>
+      <w:r>
+        <w:rPr>
+          <w:rFonts w:asciiTheme="minorHAnsi" w:hAnsiTheme="minorHAnsi" w:cstheme="minorHAnsi"/>
+          <w:sz w:val="22"/>
+          <w:szCs w:val="22"/>
+        </w:rPr>
+        <w:t xml:space="preserve">, que recoge resultados finales y estadísticas asociadas a cada encuentro. Este histórico se ha construido a partir de archivos estructurados en formato CSV, con información agregada a nivel </w:t>
+      </w:r>
+      <w:r>
+        <w:rPr>
+          <w:rStyle w:val="Textoennegrita"/>
+          <w:rFonts w:asciiTheme="minorHAnsi" w:hAnsiTheme="minorHAnsi" w:cstheme="minorHAnsi"/>
+          <w:b w:val="0"/>
+          <w:bCs w:val="0"/>
           <w:sz w:val="22"/>
           <w:szCs w:val="22"/>
         </w:rPr>
@@ -6425,6 +7285,8 @@
         <w:rPr>
           <w:rStyle w:val="Textoennegrita"/>
           <w:rFonts w:asciiTheme="minorHAnsi" w:hAnsiTheme="minorHAnsi" w:cstheme="minorHAnsi"/>
+          <w:b w:val="0"/>
+          <w:bCs w:val="0"/>
           <w:sz w:val="22"/>
           <w:szCs w:val="22"/>
         </w:rPr>
@@ -6456,7 +7318,7 @@
           <w:sz w:val="22"/>
           <w:szCs w:val="22"/>
         </w:rPr>
-        <w:t xml:space="preserve">Para complementar el histórico base, se han incorporado datos procedentes del portal </w:t>
+        <w:t xml:space="preserve">Para complementar este histórico base, se han incorporado datos procedentes del portal </w:t>
       </w:r>
       <w:r>
         <w:rPr>
@@ -6479,11 +7341,38 @@
       </w:r>
       <w:r>
         <w:rPr>
-          <w:rFonts w:asciiTheme="minorHAnsi" w:hAnsiTheme="minorHAnsi" w:cstheme="minorHAnsi"/>
-          <w:sz w:val="22"/>
-          <w:szCs w:val="22"/>
-        </w:rPr>
-        <w:t xml:space="preserve"> [ ], que proporciona estadísticas detalladas por temporada y metadatos del partido, como tiros, tarjetas, corners y otra información relevante del contexto competitivo. El tratamiento de estas variables se ha realizado conforme a la documentación oficial de la fuente, garantizando la correcta interpretación semántica de cada campo.</w:t>
+          <w:rStyle w:val="Textoennegrita"/>
+          <w:rFonts w:asciiTheme="minorHAnsi" w:hAnsiTheme="minorHAnsi" w:cstheme="minorHAnsi"/>
+          <w:sz w:val="22"/>
+          <w:szCs w:val="22"/>
+        </w:rPr>
+        <w:t xml:space="preserve"> []</w:t>
+      </w:r>
+      <w:r>
+        <w:rPr>
+          <w:rFonts w:asciiTheme="minorHAnsi" w:hAnsiTheme="minorHAnsi" w:cstheme="minorHAnsi"/>
+          <w:sz w:val="22"/>
+          <w:szCs w:val="22"/>
+        </w:rPr>
+        <w:t xml:space="preserve">, que proporciona estadísticas detalladas por temporada y metadatos del partido, como tiros, tarjetas, </w:t>
+      </w:r>
+      <w:proofErr w:type="spellStart"/>
+      <w:r>
+        <w:rPr>
+          <w:rFonts w:asciiTheme="minorHAnsi" w:hAnsiTheme="minorHAnsi" w:cstheme="minorHAnsi"/>
+          <w:sz w:val="22"/>
+          <w:szCs w:val="22"/>
+        </w:rPr>
+        <w:t>corners</w:t>
+      </w:r>
+      <w:proofErr w:type="spellEnd"/>
+      <w:r>
+        <w:rPr>
+          <w:rFonts w:asciiTheme="minorHAnsi" w:hAnsiTheme="minorHAnsi" w:cstheme="minorHAnsi"/>
+          <w:sz w:val="22"/>
+          <w:szCs w:val="22"/>
+        </w:rPr>
+        <w:t xml:space="preserve"> y otra información relevante del contexto competitivo. El tratamiento de estas variables se ha realizado conforme a la documentación oficial de la fuente, garantizando una interpretación semántica correcta de cada campo.</w:t>
       </w:r>
     </w:p>
     <w:p>
@@ -6502,7 +7391,15 @@
           <w:sz w:val="22"/>
           <w:szCs w:val="22"/>
         </w:rPr>
-        <w:t xml:space="preserve">Adicionalmente, el sistema contempla el uso de </w:t>
+        <w:t>El</w:t>
+      </w:r>
+      <w:r>
+        <w:rPr>
+          <w:rFonts w:asciiTheme="minorHAnsi" w:hAnsiTheme="minorHAnsi" w:cstheme="minorHAnsi"/>
+          <w:sz w:val="22"/>
+          <w:szCs w:val="22"/>
+        </w:rPr>
+        <w:t xml:space="preserve"> sistema contempla el uso de </w:t>
       </w:r>
       <w:r>
         <w:rPr>
@@ -6521,15 +7418,41 @@
           <w:szCs w:val="22"/>
         </w:rPr>
         <w:noBreakHyphen/>
+      </w:r>
+      <w:proofErr w:type="spellStart"/>
+      <w:r>
+        <w:rPr>
+          <w:rStyle w:val="Textoennegrita"/>
+          <w:rFonts w:asciiTheme="minorHAnsi" w:hAnsiTheme="minorHAnsi" w:cstheme="minorHAnsi"/>
+          <w:sz w:val="22"/>
+          <w:szCs w:val="22"/>
+        </w:rPr>
         <w:t>football</w:t>
       </w:r>
-      <w:r>
-        <w:rPr>
-          <w:rFonts w:asciiTheme="minorHAnsi" w:hAnsiTheme="minorHAnsi" w:cstheme="minorHAnsi"/>
-          <w:sz w:val="22"/>
-          <w:szCs w:val="22"/>
-        </w:rPr>
-        <w:t xml:space="preserve"> [ ] para la obtención de calendarios de partidos futuros (</w:t>
+      <w:proofErr w:type="spellEnd"/>
+      <w:r>
+        <w:rPr>
+          <w:rFonts w:asciiTheme="minorHAnsi" w:hAnsiTheme="minorHAnsi" w:cstheme="minorHAnsi"/>
+          <w:sz w:val="22"/>
+          <w:szCs w:val="22"/>
+        </w:rPr>
+        <w:t xml:space="preserve"> </w:t>
+      </w:r>
+      <w:r>
+        <w:rPr>
+          <w:rFonts w:asciiTheme="minorHAnsi" w:hAnsiTheme="minorHAnsi" w:cstheme="minorHAnsi"/>
+          <w:sz w:val="22"/>
+          <w:szCs w:val="22"/>
+        </w:rPr>
+        <w:t>[]</w:t>
+      </w:r>
+      <w:r>
+        <w:rPr>
+          <w:rFonts w:asciiTheme="minorHAnsi" w:hAnsiTheme="minorHAnsi" w:cstheme="minorHAnsi"/>
+          <w:sz w:val="22"/>
+          <w:szCs w:val="22"/>
+        </w:rPr>
+        <w:t>para la obtención de calendarios de partidos futuros (</w:t>
       </w:r>
       <w:r>
         <w:rPr>
@@ -6546,7 +7469,7 @@
           <w:sz w:val="22"/>
           <w:szCs w:val="22"/>
         </w:rPr>
-        <w:t>), lo que permite generar predicciones sobre encuentros aún no disputados.</w:t>
+        <w:t>), lo que permite generar predicciones sobre encuentros aún no disputados bajo un escenario realista de inferencia.</w:t>
       </w:r>
     </w:p>
     <w:p>
@@ -6565,8 +7488,17 @@
           <w:sz w:val="22"/>
           <w:szCs w:val="22"/>
         </w:rPr>
-        <w:t xml:space="preserve">Asimismo, se emplean datos de cuotas de mercado procedentes de </w:t>
-      </w:r>
+        <w:t xml:space="preserve">También </w:t>
+      </w:r>
+      <w:r>
+        <w:rPr>
+          <w:rFonts w:asciiTheme="minorHAnsi" w:hAnsiTheme="minorHAnsi" w:cstheme="minorHAnsi"/>
+          <w:sz w:val="22"/>
+          <w:szCs w:val="22"/>
+        </w:rPr>
+        <w:t xml:space="preserve">se emplean datos de cuotas de mercado procedentes de </w:t>
+      </w:r>
+      <w:proofErr w:type="spellStart"/>
       <w:r>
         <w:rPr>
           <w:rStyle w:val="Textoennegrita"/>
@@ -6574,15 +7506,62 @@
           <w:sz w:val="22"/>
           <w:szCs w:val="22"/>
         </w:rPr>
-        <w:t>The Odds API</w:t>
-      </w:r>
-      <w:r>
-        <w:rPr>
-          <w:rFonts w:asciiTheme="minorHAnsi" w:hAnsiTheme="minorHAnsi" w:cstheme="minorHAnsi"/>
-          <w:sz w:val="22"/>
-          <w:szCs w:val="22"/>
-        </w:rPr>
-        <w:t xml:space="preserve"> [ ], que proporcionan probabilidades implícitas asociadas a los resultados 1X2.</w:t>
+        <w:t>The</w:t>
+      </w:r>
+      <w:proofErr w:type="spellEnd"/>
+      <w:r>
+        <w:rPr>
+          <w:rStyle w:val="Textoennegrita"/>
+          <w:rFonts w:asciiTheme="minorHAnsi" w:hAnsiTheme="minorHAnsi" w:cstheme="minorHAnsi"/>
+          <w:sz w:val="22"/>
+          <w:szCs w:val="22"/>
+        </w:rPr>
+        <w:t xml:space="preserve"> </w:t>
+      </w:r>
+      <w:proofErr w:type="spellStart"/>
+      <w:r>
+        <w:rPr>
+          <w:rStyle w:val="Textoennegrita"/>
+          <w:rFonts w:asciiTheme="minorHAnsi" w:hAnsiTheme="minorHAnsi" w:cstheme="minorHAnsi"/>
+          <w:sz w:val="22"/>
+          <w:szCs w:val="22"/>
+        </w:rPr>
+        <w:t>Odds</w:t>
+      </w:r>
+      <w:proofErr w:type="spellEnd"/>
+      <w:r>
+        <w:rPr>
+          <w:rStyle w:val="Textoennegrita"/>
+          <w:rFonts w:asciiTheme="minorHAnsi" w:hAnsiTheme="minorHAnsi" w:cstheme="minorHAnsi"/>
+          <w:sz w:val="22"/>
+          <w:szCs w:val="22"/>
+        </w:rPr>
+        <w:t xml:space="preserve"> API</w:t>
+      </w:r>
+      <w:r>
+        <w:rPr>
+          <w:rStyle w:val="Textoennegrita"/>
+          <w:rFonts w:asciiTheme="minorHAnsi" w:hAnsiTheme="minorHAnsi" w:cstheme="minorHAnsi"/>
+          <w:sz w:val="22"/>
+          <w:szCs w:val="22"/>
+        </w:rPr>
+        <w:t xml:space="preserve"> []</w:t>
+      </w:r>
+      <w:r>
+        <w:rPr>
+          <w:rFonts w:asciiTheme="minorHAnsi" w:hAnsiTheme="minorHAnsi" w:cstheme="minorHAnsi"/>
+          <w:sz w:val="22"/>
+          <w:szCs w:val="22"/>
+        </w:rPr>
+        <w:t>, que proporcionan probabilidades implícitas asociadas a los resultados 1X</w:t>
+      </w:r>
+      <w:r>
+        <w:rPr>
+          <w:rFonts w:asciiTheme="minorHAnsi" w:hAnsiTheme="minorHAnsi" w:cstheme="minorHAnsi"/>
+          <w:sz w:val="22"/>
+          <w:szCs w:val="22"/>
+        </w:rPr>
+        <w:t>2 para ver si el modelo sería rentable o no.</w:t>
       </w:r>
     </w:p>
     <w:p>
@@ -6601,7 +7580,23 @@
           <w:sz w:val="22"/>
           <w:szCs w:val="22"/>
         </w:rPr>
-        <w:t>Finalmente, se incorporan resultados finales de partidos recientes en formato estructurado, utilizados como apoyo para completar marcadores pendientes o integrar encuentros ya disputados que todavía no estaban consolidados en el histórico principal. Estos datos se someten a validaciones de coherencia e integridad antes de su integración y se utilizan como referencia para el análisis posterior del rendimiento del modelo, tal y como se describe en capítulos posteriores.</w:t>
+        <w:t>Finalmente, se incorporan resultados finales de partidos recientes en formato estructurado, utilizados como apoyo para completar marcadores pendientes o integrar encuentros ya disputados que todavía no estaban consolidados en el histórico principal. Estos datos se someten a validaciones de coherencia e integridad antes de su integración y se emplean como referencia para el análisis posterior del rendimiento del sistema predictivo</w:t>
+      </w:r>
+      <w:r>
+        <w:rPr>
+          <w:rFonts w:asciiTheme="minorHAnsi" w:hAnsiTheme="minorHAnsi" w:cstheme="minorHAnsi"/>
+          <w:sz w:val="22"/>
+          <w:szCs w:val="22"/>
+        </w:rPr>
+        <w:t xml:space="preserve"> junto a los datos de cuotas previamente mencionados</w:t>
+      </w:r>
+      <w:r>
+        <w:rPr>
+          <w:rFonts w:asciiTheme="minorHAnsi" w:hAnsiTheme="minorHAnsi" w:cstheme="minorHAnsi"/>
+          <w:sz w:val="22"/>
+          <w:szCs w:val="22"/>
+        </w:rPr>
+        <w:t>.</w:t>
       </w:r>
     </w:p>
     <w:p>
@@ -6620,7 +7615,50 @@
           <w:sz w:val="22"/>
           <w:szCs w:val="22"/>
         </w:rPr>
-        <w:t>Cabe destacar que las variables derivadas y métricas calculadas internamente —como los ratings de fortaleza (ELO)— no forman parte de las fuentes de datos originales y se describen de manera específica en los apartados dedicados a la ingeniería de características.</w:t>
+        <w:t>Cabe destacar que las variables derivadas y métricas calculadas internamente como los ratings de fortaleza (ELO</w:t>
+      </w:r>
+      <w:r>
+        <w:rPr>
+          <w:rFonts w:asciiTheme="minorHAnsi" w:hAnsiTheme="minorHAnsi" w:cstheme="minorHAnsi"/>
+          <w:sz w:val="22"/>
+          <w:szCs w:val="22"/>
+        </w:rPr>
+        <w:t>)</w:t>
+      </w:r>
+      <w:r>
+        <w:rPr>
+          <w:rFonts w:asciiTheme="minorHAnsi" w:hAnsiTheme="minorHAnsi" w:cstheme="minorHAnsi"/>
+          <w:sz w:val="22"/>
+          <w:szCs w:val="22"/>
+        </w:rPr>
+        <w:t xml:space="preserve"> </w:t>
+      </w:r>
+      <w:r>
+        <w:rPr>
+          <w:rStyle w:val="Textoennegrita"/>
+          <w:rFonts w:asciiTheme="minorHAnsi" w:hAnsiTheme="minorHAnsi" w:cstheme="minorHAnsi"/>
+          <w:b w:val="0"/>
+          <w:bCs w:val="0"/>
+          <w:sz w:val="22"/>
+          <w:szCs w:val="22"/>
+        </w:rPr>
+        <w:t>no forman parte de las fuentes originales</w:t>
+      </w:r>
+      <w:r>
+        <w:rPr>
+          <w:rFonts w:asciiTheme="minorHAnsi" w:hAnsiTheme="minorHAnsi" w:cstheme="minorHAnsi"/>
+          <w:sz w:val="22"/>
+          <w:szCs w:val="22"/>
+        </w:rPr>
+        <w:t xml:space="preserve"> </w:t>
+      </w:r>
+      <w:r>
+        <w:rPr>
+          <w:rFonts w:asciiTheme="minorHAnsi" w:hAnsiTheme="minorHAnsi" w:cstheme="minorHAnsi"/>
+          <w:sz w:val="22"/>
+          <w:szCs w:val="22"/>
+        </w:rPr>
+        <w:t>si no que han sido calculados.</w:t>
       </w:r>
     </w:p>
     <w:p>
@@ -6632,102 +7670,403 @@
         <w:t>DESCRIPCIÓN DEL CONJUNTO DE DATOS</w:t>
       </w:r>
       <w:r>
-        <w:t xml:space="preserve"> (REVISAR)</w:t>
-      </w:r>
-    </w:p>
-    <w:p>
-      <w:r>
-        <w:t>El proceso de ingestión y consolidación de fuentes descrito en el apartado anterior da lugar a varios conjuntos de datos intermedios y finales, diseñados para cubrir tanto las necesidades de análisis como las de modelado predictivo. Todos ellos se organizan de manera coherente a lo largo del pipeline, manteniendo una clara separación entre información histórica, datos preparados para entrenamiento y conjuntos destinados a inferencia.</w:t>
-      </w:r>
-    </w:p>
-    <w:p>
-      <w:r>
-        <w:t>El resultado principal de esta fase es un conjunto de datos histórico enriquecido, que recoge información de partidos de LaLiga. Cada registro representa la participaci</w:t>
-      </w:r>
-      <w:r>
-        <w:rPr>
-          <w:rFonts w:ascii="Calibri" w:hAnsi="Calibri" w:cs="Calibri"/>
-        </w:rPr>
-        <w:t>ó</w:t>
-      </w:r>
-      <w:r>
-        <w:t>n de un equipo en un encuentro determinado, incluyendo tanto variables descriptivas del partido como la informaci</w:t>
-      </w:r>
-      <w:r>
-        <w:rPr>
-          <w:rFonts w:ascii="Calibri" w:hAnsi="Calibri" w:cs="Calibri"/>
-        </w:rPr>
-        <w:t>ó</w:t>
-      </w:r>
-      <w:r>
-        <w:t>n necesaria para definir la variable objetivo del problema de clasificaci</w:t>
-      </w:r>
-      <w:r>
-        <w:rPr>
-          <w:rFonts w:ascii="Calibri" w:hAnsi="Calibri" w:cs="Calibri"/>
-        </w:rPr>
-        <w:t>ó</w:t>
-      </w:r>
-      <w:r>
-        <w:t>n.</w:t>
-      </w:r>
-    </w:p>
-    <w:p>
-      <w:r>
-        <w:t>A partir de este conjunto completo se derivan dos datasets principales. Por un lado, un dataset enriquecido global, que contiene todas las variables disponibles tras la integración y el preprocesamiento inicial, y que se utiliza como base para análisis exploratorios y validaciones de calidad del dato. Por otro lado, se genera un subconjunto específicamente orientado al modelado, en el que se excluyen aquellas variables que no son válidas en un contexto pre</w:t>
-      </w:r>
-      <w:r>
-        <w:rPr>
-          <w:rFonts w:ascii="Cambria Math" w:hAnsi="Cambria Math" w:cs="Cambria Math"/>
-        </w:rPr>
-        <w:t>‑</w:t>
-      </w:r>
-      <w:r>
-        <w:t>partido o que podr</w:t>
-      </w:r>
-      <w:r>
-        <w:rPr>
-          <w:rFonts w:ascii="Calibri" w:hAnsi="Calibri" w:cs="Calibri"/>
-        </w:rPr>
-        <w:t>í</w:t>
-      </w:r>
-      <w:r>
-        <w:t>an introducir fuga de informaci</w:t>
-      </w:r>
-      <w:r>
-        <w:rPr>
-          <w:rFonts w:ascii="Calibri" w:hAnsi="Calibri" w:cs="Calibri"/>
-        </w:rPr>
-        <w:t>ó</w:t>
-      </w:r>
-      <w:r>
-        <w:t>n temporal. Esta separación permite garantizar que los modelos se entrenan exclusivamente con información que habría estado disponible antes de la celebración de cada encuentro.</w:t>
-      </w:r>
-    </w:p>
-    <w:p>
-      <w:r>
-        <w:t xml:space="preserve">De forma adicional, el pipeline produce un conjunto de datos específico para partidos futuros, estructurado de manera análoga al dataset de </w:t>
-      </w:r>
-      <w:r>
-        <w:t>entrenamiento,</w:t>
-      </w:r>
-      <w:r>
-        <w:t xml:space="preserve"> pero sin variables de resultado final. Este conjunto se emplea durante la fase de inferencia, asegurando que las predicciones se generan bajo las mismas condiciones que se asumieron durante el entrenamiento.</w:t>
-      </w:r>
-    </w:p>
-    <w:p>
-      <w:r>
-        <w:t>Desde el punto de vista estructural, el conjunto de datos consolidado incluye varios bloques de variables claramente diferenciados. En primer lugar, variables de identificación y contexto del partido, como fecha, temporada y equipos enfrentados. En segundo lugar, variables relacionadas con el resultado final y la clase objetivo, que permiten definir el problema como una tarea de clasificación multiclase (victoria local, empate o victoria visitante). Finalmente, se incorporan variables descriptivas adicionales de carácter estadístico y contextual, que sirven como base para la posterior construcción de características derivadas.</w:t>
-      </w:r>
-    </w:p>
-    <w:p>
-      <w:r>
-        <w:t>La variable objetivo se define como una clasificación multiclase con tres posibles valores, correspondientes al resultado final del partido desde la perspectiva del equipo local. Esta etiqueta se codifica de manera numérica para facilitar su uso en los modelos de Machine Learning, manteniendo siempre una correspondencia explícita con la interpretación futbolística del resultado.</w:t>
-      </w:r>
-    </w:p>
-    <w:p>
-      <w:r>
-        <w:t>En conjunto, la estructura del dataset final permite trabajar de forma consistente tanto en la fase de análisis como en las etapas posteriores de entrenamiento, evaluación y despliegue del sistema predictivo, manteniendo un control estricto sobre la información utilizada en cada fase del proceso.</w:t>
+        <w:t xml:space="preserve"> </w:t>
+      </w:r>
+    </w:p>
+    <w:p>
+      <w:pPr>
+        <w:pStyle w:val="NormalWeb"/>
+        <w:spacing w:line="300" w:lineRule="atLeast"/>
+        <w:rPr>
+          <w:rFonts w:asciiTheme="minorHAnsi" w:hAnsiTheme="minorHAnsi" w:cstheme="minorHAnsi"/>
+          <w:sz w:val="22"/>
+          <w:szCs w:val="22"/>
+        </w:rPr>
+      </w:pPr>
+      <w:r>
+        <w:rPr>
+          <w:rFonts w:asciiTheme="minorHAnsi" w:hAnsiTheme="minorHAnsi" w:cstheme="minorHAnsi"/>
+          <w:sz w:val="22"/>
+          <w:szCs w:val="22"/>
+        </w:rPr>
+        <w:t>A partir de las fuentes descritas en el apartado anterior se generan distintos conjuntos de datos, tanto intermedios como finales, orientados al análisis y al modelado predictivo.</w:t>
+      </w:r>
+      <w:r>
+        <w:rPr>
+          <w:rFonts w:asciiTheme="minorHAnsi" w:hAnsiTheme="minorHAnsi" w:cstheme="minorHAnsi"/>
+          <w:sz w:val="22"/>
+          <w:szCs w:val="22"/>
+        </w:rPr>
+        <w:t xml:space="preserve"> </w:t>
+      </w:r>
+      <w:r>
+        <w:rPr>
+          <w:rFonts w:asciiTheme="minorHAnsi" w:hAnsiTheme="minorHAnsi" w:cstheme="minorHAnsi"/>
+          <w:sz w:val="22"/>
+          <w:szCs w:val="22"/>
+        </w:rPr>
+        <w:t>Todos ellos se organizan de forma coherente a lo largo del pipeline, manteniendo una clara separación entre información histórica, datos preparados para entrenamiento y conjuntos destinados a inferencia.</w:t>
+      </w:r>
+    </w:p>
+    <w:p>
+      <w:pPr>
+        <w:pStyle w:val="NormalWeb"/>
+        <w:spacing w:line="300" w:lineRule="atLeast"/>
+        <w:rPr>
+          <w:rFonts w:asciiTheme="minorHAnsi" w:hAnsiTheme="minorHAnsi" w:cstheme="minorHAnsi"/>
+          <w:sz w:val="22"/>
+          <w:szCs w:val="22"/>
+        </w:rPr>
+      </w:pPr>
+      <w:r>
+        <w:rPr>
+          <w:rFonts w:asciiTheme="minorHAnsi" w:hAnsiTheme="minorHAnsi" w:cstheme="minorHAnsi"/>
+          <w:sz w:val="22"/>
+          <w:szCs w:val="22"/>
+        </w:rPr>
+        <w:t xml:space="preserve">El resultado principal de esta fase es un conjunto de datos histórico enriquecido, que recoge información de partidos de </w:t>
+      </w:r>
+      <w:proofErr w:type="spellStart"/>
+      <w:r>
+        <w:rPr>
+          <w:rFonts w:asciiTheme="minorHAnsi" w:hAnsiTheme="minorHAnsi" w:cstheme="minorHAnsi"/>
+          <w:sz w:val="22"/>
+          <w:szCs w:val="22"/>
+        </w:rPr>
+        <w:t>LaLiga</w:t>
+      </w:r>
+      <w:proofErr w:type="spellEnd"/>
+      <w:r>
+        <w:rPr>
+          <w:rFonts w:asciiTheme="minorHAnsi" w:hAnsiTheme="minorHAnsi" w:cstheme="minorHAnsi"/>
+          <w:sz w:val="22"/>
+          <w:szCs w:val="22"/>
+        </w:rPr>
+        <w:t xml:space="preserve"> con una granularidad a nivel </w:t>
+      </w:r>
+      <w:r>
+        <w:rPr>
+          <w:rStyle w:val="Textoennegrita"/>
+          <w:rFonts w:asciiTheme="minorHAnsi" w:hAnsiTheme="minorHAnsi" w:cstheme="minorHAnsi"/>
+          <w:sz w:val="22"/>
+          <w:szCs w:val="22"/>
+        </w:rPr>
+        <w:t>equipo</w:t>
+      </w:r>
+      <w:r>
+        <w:rPr>
+          <w:rStyle w:val="Textoennegrita"/>
+          <w:rFonts w:asciiTheme="minorHAnsi" w:hAnsiTheme="minorHAnsi" w:cstheme="minorHAnsi"/>
+          <w:sz w:val="22"/>
+          <w:szCs w:val="22"/>
+        </w:rPr>
+        <w:noBreakHyphen/>
+        <w:t>partido</w:t>
+      </w:r>
+      <w:r>
+        <w:rPr>
+          <w:rFonts w:asciiTheme="minorHAnsi" w:hAnsiTheme="minorHAnsi" w:cstheme="minorHAnsi"/>
+          <w:sz w:val="22"/>
+          <w:szCs w:val="22"/>
+        </w:rPr>
+        <w:t>. Cada registro representa la participación de un equipo en un encuentro determinado, incluyendo tanto variables descriptivas del partido como la información necesaria para definir la variable objetivo del problema de clasificación.</w:t>
+      </w:r>
+    </w:p>
+    <w:p>
+      <w:pPr>
+        <w:pStyle w:val="NormalWeb"/>
+        <w:spacing w:line="300" w:lineRule="atLeast"/>
+        <w:rPr>
+          <w:rFonts w:asciiTheme="minorHAnsi" w:hAnsiTheme="minorHAnsi" w:cstheme="minorHAnsi"/>
+          <w:sz w:val="22"/>
+          <w:szCs w:val="22"/>
+        </w:rPr>
+      </w:pPr>
+      <w:r>
+        <w:rPr>
+          <w:rFonts w:asciiTheme="minorHAnsi" w:hAnsiTheme="minorHAnsi" w:cstheme="minorHAnsi"/>
+          <w:sz w:val="22"/>
+          <w:szCs w:val="22"/>
+        </w:rPr>
+        <w:t xml:space="preserve">A partir de este conjunto completo se derivan dos </w:t>
+      </w:r>
+      <w:proofErr w:type="spellStart"/>
+      <w:r>
+        <w:rPr>
+          <w:rFonts w:asciiTheme="minorHAnsi" w:hAnsiTheme="minorHAnsi" w:cstheme="minorHAnsi"/>
+          <w:sz w:val="22"/>
+          <w:szCs w:val="22"/>
+        </w:rPr>
+        <w:t>datasets</w:t>
+      </w:r>
+      <w:proofErr w:type="spellEnd"/>
+      <w:r>
+        <w:rPr>
+          <w:rFonts w:asciiTheme="minorHAnsi" w:hAnsiTheme="minorHAnsi" w:cstheme="minorHAnsi"/>
+          <w:sz w:val="22"/>
+          <w:szCs w:val="22"/>
+        </w:rPr>
+        <w:t xml:space="preserve"> principales. Por un lado, un </w:t>
+      </w:r>
+      <w:proofErr w:type="spellStart"/>
+      <w:r>
+        <w:rPr>
+          <w:rFonts w:asciiTheme="minorHAnsi" w:hAnsiTheme="minorHAnsi" w:cstheme="minorHAnsi"/>
+          <w:sz w:val="22"/>
+          <w:szCs w:val="22"/>
+        </w:rPr>
+        <w:t>dataset</w:t>
+      </w:r>
+      <w:proofErr w:type="spellEnd"/>
+      <w:r>
+        <w:rPr>
+          <w:rFonts w:asciiTheme="minorHAnsi" w:hAnsiTheme="minorHAnsi" w:cstheme="minorHAnsi"/>
+          <w:sz w:val="22"/>
+          <w:szCs w:val="22"/>
+        </w:rPr>
+        <w:t xml:space="preserve"> enriquecido global, que contiene todas las variables disponibles tras la integración y el preprocesamiento inicial y que se utiliza como base para el análisis exploratorio y la validación de la calidad del dato. Por otro lado, se genera un subconjunto específicamente orientado al modelado, en el que se excluyen aquellas variables que no son válidas en un contexto </w:t>
+      </w:r>
+      <w:proofErr w:type="spellStart"/>
+      <w:r>
+        <w:rPr>
+          <w:rStyle w:val="Textoennegrita"/>
+          <w:rFonts w:asciiTheme="minorHAnsi" w:hAnsiTheme="minorHAnsi" w:cstheme="minorHAnsi"/>
+          <w:sz w:val="22"/>
+          <w:szCs w:val="22"/>
+        </w:rPr>
+        <w:t>pre</w:t>
+      </w:r>
+      <w:r>
+        <w:rPr>
+          <w:rStyle w:val="Textoennegrita"/>
+          <w:rFonts w:asciiTheme="minorHAnsi" w:hAnsiTheme="minorHAnsi" w:cstheme="minorHAnsi"/>
+          <w:sz w:val="22"/>
+          <w:szCs w:val="22"/>
+        </w:rPr>
+        <w:noBreakHyphen/>
+        <w:t>partido</w:t>
+      </w:r>
+      <w:proofErr w:type="spellEnd"/>
+      <w:r>
+        <w:rPr>
+          <w:rFonts w:asciiTheme="minorHAnsi" w:hAnsiTheme="minorHAnsi" w:cstheme="minorHAnsi"/>
+          <w:sz w:val="22"/>
+          <w:szCs w:val="22"/>
+        </w:rPr>
+        <w:t xml:space="preserve"> o que podrían introducir fuga de información temporal.</w:t>
+      </w:r>
+    </w:p>
+    <w:p>
+      <w:pPr>
+        <w:pStyle w:val="NormalWeb"/>
+        <w:spacing w:line="300" w:lineRule="atLeast"/>
+        <w:rPr>
+          <w:rFonts w:asciiTheme="minorHAnsi" w:hAnsiTheme="minorHAnsi" w:cstheme="minorHAnsi"/>
+          <w:sz w:val="22"/>
+          <w:szCs w:val="22"/>
+        </w:rPr>
+      </w:pPr>
+      <w:r>
+        <w:rPr>
+          <w:rFonts w:asciiTheme="minorHAnsi" w:hAnsiTheme="minorHAnsi" w:cstheme="minorHAnsi"/>
+          <w:sz w:val="22"/>
+          <w:szCs w:val="22"/>
+        </w:rPr>
+        <w:t xml:space="preserve">De forma adicional, el pipeline produce un conjunto de datos específico para partidos futuros, estructurado de manera análoga al </w:t>
+      </w:r>
+      <w:proofErr w:type="spellStart"/>
+      <w:r>
+        <w:rPr>
+          <w:rFonts w:asciiTheme="minorHAnsi" w:hAnsiTheme="minorHAnsi" w:cstheme="minorHAnsi"/>
+          <w:sz w:val="22"/>
+          <w:szCs w:val="22"/>
+        </w:rPr>
+        <w:t>dataset</w:t>
+      </w:r>
+      <w:proofErr w:type="spellEnd"/>
+      <w:r>
+        <w:rPr>
+          <w:rFonts w:asciiTheme="minorHAnsi" w:hAnsiTheme="minorHAnsi" w:cstheme="minorHAnsi"/>
+          <w:sz w:val="22"/>
+          <w:szCs w:val="22"/>
+        </w:rPr>
+        <w:t xml:space="preserve"> de entrenamiento, pero sin variables de resultado final. Este conjunto se emplea durante la fase de inferencia, garantizando que las predicciones se generan bajo las mismas condiciones asumidas durante el entrenamiento.</w:t>
+      </w:r>
+    </w:p>
+    <w:p>
+      <w:pPr>
+        <w:pStyle w:val="NormalWeb"/>
+        <w:spacing w:line="300" w:lineRule="atLeast"/>
+        <w:rPr>
+          <w:rFonts w:asciiTheme="minorHAnsi" w:hAnsiTheme="minorHAnsi" w:cstheme="minorHAnsi"/>
+          <w:sz w:val="22"/>
+          <w:szCs w:val="22"/>
+        </w:rPr>
+      </w:pPr>
+      <w:r>
+        <w:rPr>
+          <w:rFonts w:asciiTheme="minorHAnsi" w:hAnsiTheme="minorHAnsi" w:cstheme="minorHAnsi"/>
+          <w:sz w:val="22"/>
+          <w:szCs w:val="22"/>
+        </w:rPr>
+        <w:t>Desde el punto de vista estructural, el conjunto de datos consolidado incluye diversos bloques de variables: variables de identificación y contexto del partido (fecha, temporada y equipos), variables de resultado y clase objetivo, y variables estadísticas y contextuales que sirven de base para la posterior construcción de características derivadas.</w:t>
+      </w:r>
+    </w:p>
+    <w:p>
+      <w:pPr>
+        <w:pStyle w:val="NormalWeb"/>
+        <w:spacing w:line="300" w:lineRule="atLeast"/>
+        <w:rPr>
+          <w:rFonts w:asciiTheme="minorHAnsi" w:hAnsiTheme="minorHAnsi" w:cstheme="minorHAnsi"/>
+          <w:sz w:val="22"/>
+          <w:szCs w:val="22"/>
+        </w:rPr>
+      </w:pPr>
+      <w:r>
+        <w:rPr>
+          <w:rFonts w:asciiTheme="minorHAnsi" w:hAnsiTheme="minorHAnsi" w:cstheme="minorHAnsi"/>
+          <w:sz w:val="22"/>
+          <w:szCs w:val="22"/>
+        </w:rPr>
+        <w:t xml:space="preserve">La variable objetivo se define como una clasificación multiclase con tres valores posibles (victoria local, empate y victoria visitante), codificados numéricamente para facilitar su uso en los modelos de </w:t>
+      </w:r>
+      <w:r>
+        <w:rPr>
+          <w:rStyle w:val="nfasis"/>
+          <w:rFonts w:asciiTheme="minorHAnsi" w:hAnsiTheme="minorHAnsi" w:cstheme="minorHAnsi"/>
+          <w:sz w:val="22"/>
+          <w:szCs w:val="22"/>
+        </w:rPr>
+        <w:t xml:space="preserve">Machine </w:t>
+      </w:r>
+      <w:proofErr w:type="spellStart"/>
+      <w:r>
+        <w:rPr>
+          <w:rStyle w:val="nfasis"/>
+          <w:rFonts w:asciiTheme="minorHAnsi" w:hAnsiTheme="minorHAnsi" w:cstheme="minorHAnsi"/>
+          <w:sz w:val="22"/>
+          <w:szCs w:val="22"/>
+        </w:rPr>
+        <w:t>Learning</w:t>
+      </w:r>
+      <w:proofErr w:type="spellEnd"/>
+      <w:r>
+        <w:rPr>
+          <w:rFonts w:asciiTheme="minorHAnsi" w:hAnsiTheme="minorHAnsi" w:cstheme="minorHAnsi"/>
+          <w:sz w:val="22"/>
+          <w:szCs w:val="22"/>
+        </w:rPr>
+        <w:t>, manteniendo siempre su correspondencia con la interpretación futbolística del resultado.</w:t>
+      </w:r>
+    </w:p>
+    <w:p>
+      <w:pPr>
+        <w:pStyle w:val="NormalWeb"/>
+        <w:spacing w:line="300" w:lineRule="atLeast"/>
+        <w:rPr>
+          <w:rFonts w:asciiTheme="minorHAnsi" w:hAnsiTheme="minorHAnsi" w:cstheme="minorHAnsi"/>
+          <w:sz w:val="22"/>
+          <w:szCs w:val="22"/>
+        </w:rPr>
+      </w:pPr>
+      <w:r>
+        <w:rPr>
+          <w:rFonts w:asciiTheme="minorHAnsi" w:hAnsiTheme="minorHAnsi" w:cstheme="minorHAnsi"/>
+          <w:noProof/>
+          <w:sz w:val="22"/>
+          <w:szCs w:val="22"/>
+        </w:rPr>
+        <w:drawing>
+          <wp:inline distT="0" distB="0" distL="0" distR="0" wp14:anchorId="072EAA9E" wp14:editId="4F171FEA">
+            <wp:extent cx="5760085" cy="821055"/>
+            <wp:effectExtent l="0" t="0" r="0" b="0"/>
+            <wp:docPr id="660830015" name="Imagen 1" descr="Imagen que contiene Diagrama&#10;&#10;El contenido generado por IA puede ser incorrecto."/>
+            <wp:cNvGraphicFramePr>
+              <a:graphicFrameLocks xmlns:a="http://schemas.openxmlformats.org/drawingml/2006/main" noChangeAspect="1"/>
+            </wp:cNvGraphicFramePr>
+            <a:graphic xmlns:a="http://schemas.openxmlformats.org/drawingml/2006/main">
+              <a:graphicData uri="http://schemas.openxmlformats.org/drawingml/2006/picture">
+                <pic:pic xmlns:pic="http://schemas.openxmlformats.org/drawingml/2006/picture">
+                  <pic:nvPicPr>
+                    <pic:cNvPr id="660830015" name="Imagen 1" descr="Imagen que contiene Diagrama&#10;&#10;El contenido generado por IA puede ser incorrecto."/>
+                    <pic:cNvPicPr/>
+                  </pic:nvPicPr>
+                  <pic:blipFill>
+                    <a:blip r:embed="rId13"/>
+                    <a:stretch>
+                      <a:fillRect/>
+                    </a:stretch>
+                  </pic:blipFill>
+                  <pic:spPr>
+                    <a:xfrm>
+                      <a:off x="0" y="0"/>
+                      <a:ext cx="5760085" cy="821055"/>
+                    </a:xfrm>
+                    <a:prstGeom prst="rect">
+                      <a:avLst/>
+                    </a:prstGeom>
+                  </pic:spPr>
+                </pic:pic>
+              </a:graphicData>
+            </a:graphic>
+          </wp:inline>
+        </w:drawing>
+      </w:r>
+    </w:p>
+    <w:p>
+      <w:pPr>
+        <w:pStyle w:val="NormalWeb"/>
+        <w:spacing w:line="300" w:lineRule="atLeast"/>
+        <w:rPr>
+          <w:rFonts w:asciiTheme="minorHAnsi" w:hAnsiTheme="minorHAnsi" w:cstheme="minorHAnsi"/>
+          <w:sz w:val="22"/>
+          <w:szCs w:val="22"/>
+        </w:rPr>
+      </w:pPr>
+      <w:r>
+        <w:rPr>
+          <w:rFonts w:asciiTheme="minorHAnsi" w:hAnsiTheme="minorHAnsi" w:cstheme="minorHAnsi"/>
+          <w:sz w:val="22"/>
+          <w:szCs w:val="22"/>
+        </w:rPr>
+        <w:t xml:space="preserve">La </w:t>
+      </w:r>
+      <w:r>
+        <w:rPr>
+          <w:rStyle w:val="Textoennegrita"/>
+          <w:rFonts w:asciiTheme="minorHAnsi" w:hAnsiTheme="minorHAnsi" w:cstheme="minorHAnsi"/>
+          <w:b w:val="0"/>
+          <w:bCs w:val="0"/>
+          <w:sz w:val="22"/>
+          <w:szCs w:val="22"/>
+        </w:rPr>
+        <w:t>figura</w:t>
+      </w:r>
+      <w:r>
+        <w:rPr>
+          <w:rFonts w:asciiTheme="minorHAnsi" w:hAnsiTheme="minorHAnsi" w:cstheme="minorHAnsi"/>
+          <w:sz w:val="22"/>
+          <w:szCs w:val="22"/>
+        </w:rPr>
+        <w:t xml:space="preserve"> muestra un extracto representativo del </w:t>
+      </w:r>
+      <w:proofErr w:type="spellStart"/>
+      <w:r>
+        <w:rPr>
+          <w:rFonts w:asciiTheme="minorHAnsi" w:hAnsiTheme="minorHAnsi" w:cstheme="minorHAnsi"/>
+          <w:sz w:val="22"/>
+          <w:szCs w:val="22"/>
+        </w:rPr>
+        <w:t>dataset</w:t>
+      </w:r>
+      <w:proofErr w:type="spellEnd"/>
+      <w:r>
+        <w:rPr>
+          <w:rFonts w:asciiTheme="minorHAnsi" w:hAnsiTheme="minorHAnsi" w:cstheme="minorHAnsi"/>
+          <w:sz w:val="22"/>
+          <w:szCs w:val="22"/>
+        </w:rPr>
+        <w:t xml:space="preserve"> final una vez completadas las fases de integración y limpieza, ilustrando la estructura tabular del conjunto de datos utilizado para el análisis y el modelado.</w:t>
       </w:r>
     </w:p>
     <w:p>
@@ -6740,63 +8079,6 @@
       </w:r>
     </w:p>
     <w:p>
-      <w:r>
-        <w:t>El análisis exploratorio de datos se ha llevado a cabo con el objetivo de evaluar la calidad, consistencia y cobertura de la información disponible antes de abordar las fases de modelado. A diferencia de un enfoque centrado exclusivamente en estadísticas descriptivas básicas, el EDA en este proyecto se orienta principalmente a identificar posibles limitaciones del conjunto de datos que puedan afectar al entrenamiento y a la evaluación de los modelos predictivos.</w:t>
-      </w:r>
-    </w:p>
-    <w:p>
-      <w:pPr>
-        <w:ind w:left="708" w:hanging="708"/>
-        <w:jc w:val="left"/>
-      </w:pPr>
-      <w:r>
-        <w:t xml:space="preserve">Como parte del análisis exploratorio, se evaluó la calidad del conjunto de datos inicial desde distintas </w:t>
-      </w:r>
-    </w:p>
-    <w:p>
-      <w:pPr>
-        <w:ind w:left="708" w:hanging="708"/>
-        <w:jc w:val="left"/>
-      </w:pPr>
-      <w:r>
-        <w:t>dimensiones, incluyendo integridad, consistencia, validez, unicidadevaluación permite identificar de forma cuantitativa las principales limitaciones del dataset antes de aplicar cualquier proceso de limpieza o transformación.</w:t>
-      </w:r>
-    </w:p>
-    <w:p>
-      <w:r>
-        <w:t>En primer lugar, se analizó la presencia de valores faltantes y la cobertura de las variables clave a lo largo de las distintas temporadas incluidas en el histórico. Este análisis permitió detectar diferencias significativas en la disponibilidad de ciertas métricas estadísticas, especialmente aquellas no presentes en temporadas más antiguas o dependientes de la fuente de datos. El estudio de la cobertura temporal resulta fundamental para determinar qué variables son suficientemente fiables para ser utilizadas de forma consistente en el modelado.</w:t>
-      </w:r>
-    </w:p>
-    <w:p>
-      <w:r>
-        <w:t>Asimismo, se examinó la distribución de los resultados del partido, constatando la existencia de un desbalance natural entre las clases, característico de competiciones de fútbol profesional, donde las victorias (locales y visitantes) son más frecuentes que los empates. Esta observación se tiene en cuenta en fases posteriores del proyecto, tanto en la selección de métricas de evaluación como en el diseño del marco experimental.</w:t>
-      </w:r>
-    </w:p>
-    <w:p>
-      <w:r>
-        <w:t>Otro aspecto relevante del EDA ha sido el análisis preliminar de la coherencia entre variables relacionadas, con el fin de detectar posibles inconsistencias semánticas o valores atípicos derivados de la integración de múltiples fuentes. En esta fase se identificaron registros incompletos o poco representativos que fueron posteriormente tratados o filtrados durante la limpieza de datos.</w:t>
-      </w:r>
-    </w:p>
-    <w:p>
-      <w:r>
-        <w:t>De manera complementaria, el análisis exploratorio permitió evaluar el impacto de distintos criterios de filtrado —como la exclusión de temporadas con baja cobertura o la eliminación de registros con información insuficiente— sobre el tamaño final del conjunto de datos. Este paso resulta clave para equilibrar la calidad del dato frente al volumen muestral disponible para el entrenamiento.</w:t>
-      </w:r>
-    </w:p>
-    <w:p>
-      <w:r>
-        <w:t>En conjunto, el EDA constituye una fase fundamental para garantizar que el proceso de modelado se apoya en un dataset consistente, representativo y alineado con los supuestos del problema predictivo planteado. Las conclusiones extraídas en este análisis condicionan directamente las decisiones adoptadas en las fases posteriores de limpieza, ingeniería de características y validación del modelo.</w:t>
-      </w:r>
-    </w:p>
-    <w:p>
-      <w:pPr>
-        <w:pStyle w:val="Ttulo2"/>
-      </w:pPr>
-      <w:r>
-        <w:lastRenderedPageBreak/>
-        <w:t>LIMPIEZA DE DATOS</w:t>
-      </w:r>
-    </w:p>
-    <w:p>
       <w:pPr>
         <w:pStyle w:val="NormalWeb"/>
         <w:spacing w:line="300" w:lineRule="atLeast"/>
@@ -6812,7 +8094,7 @@
           <w:sz w:val="22"/>
           <w:szCs w:val="22"/>
         </w:rPr>
-        <w:t>La fase de limpieza de datos tiene como objetivo garantizar la coherencia, integridad y fiabilidad del conjunto de datos antes de proceder a la ingeniería de características y al entrenamiento de los modelos. Dado que la información utilizada procede de múltiples fuentes heterogéneas, esta etapa resulta esencial para unificar criterios, corregir inconsistencias y asegurar que los datos sean aptos para el análisis predictivo.</w:t>
+        <w:t>El análisis exploratorio de datos se ha llevado a cabo con el objetivo de evaluar la calidad, consistencia y cobertura de la información disponible antes de abordar las fases de modelado. A diferencia de un enfoque centrado únicamente en estadísticas descriptivas básicas, el EDA en este proyecto se orienta principalmente a identificar posibles limitaciones del conjunto de datos que puedan afectar al entrenamiento y evaluación de los modelos predictivos.</w:t>
       </w:r>
     </w:p>
     <w:p>
@@ -6831,7 +8113,7 @@
           <w:sz w:val="22"/>
           <w:szCs w:val="22"/>
         </w:rPr>
-        <w:t xml:space="preserve">En primer lugar, se llevó a cabo una </w:t>
+        <w:t xml:space="preserve">Como parte de este análisis, se evaluó la calidad del conjunto de datos inicial desde distintas dimensiones, incluyendo </w:t>
       </w:r>
       <w:r>
         <w:rPr>
@@ -6842,15 +8124,33 @@
           <w:sz w:val="22"/>
           <w:szCs w:val="22"/>
         </w:rPr>
-        <w:t>normalización del esquema de datos</w:t>
-      </w:r>
-      <w:r>
-        <w:rPr>
-          <w:rFonts w:asciiTheme="minorHAnsi" w:hAnsiTheme="minorHAnsi" w:cstheme="minorHAnsi"/>
-          <w:sz w:val="22"/>
-          <w:szCs w:val="22"/>
-        </w:rPr>
-        <w:t>, unificando nombres de columnas provenientes de diferentes fuentes y asegurando una estructura común a lo largo de todo el pipeline. Esta normalización permite operar de forma consistente con las distintas variables y evita errores derivados de diferencias en la nomenclatura o en el formato de los campos.</w:t>
+        <w:t>integridad, validez, unicidad, consistencia y exactitud</w:t>
+      </w:r>
+      <w:r>
+        <w:rPr>
+          <w:rFonts w:asciiTheme="minorHAnsi" w:hAnsiTheme="minorHAnsi" w:cstheme="minorHAnsi"/>
+          <w:sz w:val="22"/>
+          <w:szCs w:val="22"/>
+        </w:rPr>
+        <w:t xml:space="preserve">. Esta evaluación permite identificar de forma cuantitativa las principales debilidades del </w:t>
+      </w:r>
+      <w:proofErr w:type="spellStart"/>
+      <w:r>
+        <w:rPr>
+          <w:rFonts w:asciiTheme="minorHAnsi" w:hAnsiTheme="minorHAnsi" w:cstheme="minorHAnsi"/>
+          <w:sz w:val="22"/>
+          <w:szCs w:val="22"/>
+        </w:rPr>
+        <w:t>dataset</w:t>
+      </w:r>
+      <w:proofErr w:type="spellEnd"/>
+      <w:r>
+        <w:rPr>
+          <w:rFonts w:asciiTheme="minorHAnsi" w:hAnsiTheme="minorHAnsi" w:cstheme="minorHAnsi"/>
+          <w:sz w:val="22"/>
+          <w:szCs w:val="22"/>
+        </w:rPr>
+        <w:t xml:space="preserve"> antes de aplicar cualquier proceso de limpieza o transformación.</w:t>
       </w:r>
     </w:p>
     <w:p>
@@ -6865,11 +8165,200 @@
       </w:pPr>
       <w:r>
         <w:rPr>
-          <w:rFonts w:asciiTheme="minorHAnsi" w:hAnsiTheme="minorHAnsi" w:cstheme="minorHAnsi"/>
-          <w:sz w:val="22"/>
-          <w:szCs w:val="22"/>
-        </w:rPr>
-        <w:t xml:space="preserve">A continuación, se aplicó un proceso de </w:t>
+          <w:noProof/>
+        </w:rPr>
+        <w:drawing>
+          <wp:inline distT="0" distB="0" distL="0" distR="0" wp14:anchorId="2F10E289" wp14:editId="19EE9C0C">
+            <wp:extent cx="5760085" cy="1303655"/>
+            <wp:effectExtent l="0" t="0" r="0" b="0"/>
+            <wp:docPr id="972264819" name="Imagen 1" descr="Imagen que contiene cuarto&#10;&#10;El contenido generado por IA puede ser incorrecto."/>
+            <wp:cNvGraphicFramePr>
+              <a:graphicFrameLocks xmlns:a="http://schemas.openxmlformats.org/drawingml/2006/main" noChangeAspect="1"/>
+            </wp:cNvGraphicFramePr>
+            <a:graphic xmlns:a="http://schemas.openxmlformats.org/drawingml/2006/main">
+              <a:graphicData uri="http://schemas.openxmlformats.org/drawingml/2006/picture">
+                <pic:pic xmlns:pic="http://schemas.openxmlformats.org/drawingml/2006/picture">
+                  <pic:nvPicPr>
+                    <pic:cNvPr id="972264819" name="Imagen 1" descr="Imagen que contiene cuarto&#10;&#10;El contenido generado por IA puede ser incorrecto."/>
+                    <pic:cNvPicPr/>
+                  </pic:nvPicPr>
+                  <pic:blipFill>
+                    <a:blip r:embed="rId14"/>
+                    <a:stretch>
+                      <a:fillRect/>
+                    </a:stretch>
+                  </pic:blipFill>
+                  <pic:spPr>
+                    <a:xfrm>
+                      <a:off x="0" y="0"/>
+                      <a:ext cx="5760085" cy="1303655"/>
+                    </a:xfrm>
+                    <a:prstGeom prst="rect">
+                      <a:avLst/>
+                    </a:prstGeom>
+                  </pic:spPr>
+                </pic:pic>
+              </a:graphicData>
+            </a:graphic>
+          </wp:inline>
+        </w:drawing>
+      </w:r>
+    </w:p>
+    <w:p>
+      <w:pPr>
+        <w:pStyle w:val="NormalWeb"/>
+        <w:spacing w:line="300" w:lineRule="atLeast"/>
+        <w:rPr>
+          <w:rFonts w:asciiTheme="minorHAnsi" w:hAnsiTheme="minorHAnsi" w:cstheme="minorHAnsi"/>
+          <w:sz w:val="22"/>
+          <w:szCs w:val="22"/>
+        </w:rPr>
+      </w:pPr>
+      <w:r>
+        <w:rPr>
+          <w:rFonts w:asciiTheme="minorHAnsi" w:hAnsiTheme="minorHAnsi" w:cstheme="minorHAnsi"/>
+          <w:sz w:val="22"/>
+          <w:szCs w:val="22"/>
+        </w:rPr>
+        <w:t>La figura</w:t>
+      </w:r>
+      <w:r>
+        <w:rPr>
+          <w:rFonts w:asciiTheme="minorHAnsi" w:hAnsiTheme="minorHAnsi" w:cstheme="minorHAnsi"/>
+          <w:sz w:val="22"/>
+          <w:szCs w:val="22"/>
+        </w:rPr>
+        <w:t xml:space="preserve"> muestra el estado del conjunto de datos previo al preprocesado, destacando que, aunque el </w:t>
+      </w:r>
+      <w:proofErr w:type="spellStart"/>
+      <w:r>
+        <w:rPr>
+          <w:rFonts w:asciiTheme="minorHAnsi" w:hAnsiTheme="minorHAnsi" w:cstheme="minorHAnsi"/>
+          <w:sz w:val="22"/>
+          <w:szCs w:val="22"/>
+        </w:rPr>
+        <w:t>dataset</w:t>
+      </w:r>
+      <w:proofErr w:type="spellEnd"/>
+      <w:r>
+        <w:rPr>
+          <w:rFonts w:asciiTheme="minorHAnsi" w:hAnsiTheme="minorHAnsi" w:cstheme="minorHAnsi"/>
+          <w:sz w:val="22"/>
+          <w:szCs w:val="22"/>
+        </w:rPr>
+        <w:t xml:space="preserve"> presenta altos niveles de unicidad, consistencia y exactitud, existen deficiencias significativas en términos de integridad y validez, derivadas principalmente de valores faltantes y registros incompletos en determinadas variables estadísticas.</w:t>
+      </w:r>
+    </w:p>
+    <w:p>
+      <w:pPr>
+        <w:pStyle w:val="NormalWeb"/>
+        <w:spacing w:line="300" w:lineRule="atLeast"/>
+        <w:rPr>
+          <w:rFonts w:asciiTheme="minorHAnsi" w:hAnsiTheme="minorHAnsi" w:cstheme="minorHAnsi"/>
+          <w:sz w:val="22"/>
+          <w:szCs w:val="22"/>
+        </w:rPr>
+      </w:pPr>
+      <w:r>
+        <w:rPr>
+          <w:rFonts w:asciiTheme="minorHAnsi" w:hAnsiTheme="minorHAnsi" w:cstheme="minorHAnsi"/>
+          <w:sz w:val="22"/>
+          <w:szCs w:val="22"/>
+        </w:rPr>
+        <w:t>Asimismo, se analizó la cobertura temporal de las variables clave a lo largo de las distintas temporadas, detectándose diferencias relevantes en la disponibilidad de ciertas métricas, especialmente en temporadas más antiguas o dependientes de la fuente de datos. Este análisis resulta fundamental para determinar qué variables pueden utilizarse de forma consistente en el modelado.</w:t>
+      </w:r>
+    </w:p>
+    <w:p>
+      <w:pPr>
+        <w:pStyle w:val="NormalWeb"/>
+        <w:spacing w:line="300" w:lineRule="atLeast"/>
+        <w:rPr>
+          <w:rFonts w:asciiTheme="minorHAnsi" w:hAnsiTheme="minorHAnsi" w:cstheme="minorHAnsi"/>
+          <w:sz w:val="22"/>
+          <w:szCs w:val="22"/>
+        </w:rPr>
+      </w:pPr>
+      <w:r>
+        <w:rPr>
+          <w:rFonts w:asciiTheme="minorHAnsi" w:hAnsiTheme="minorHAnsi" w:cstheme="minorHAnsi"/>
+          <w:sz w:val="22"/>
+          <w:szCs w:val="22"/>
+        </w:rPr>
+        <w:t>Por último, se examinó la distribución de la variable objetivo, confirmando la existencia de un desbalance natural entre clases, característico del fútbol profesional, donde las victorias son más frecuentes que los empates. Estas observaciones se tienen en cuenta en fases posteriores, tanto en la selección de métricas como en el diseño del marco experimental.</w:t>
+      </w:r>
+    </w:p>
+    <w:p>
+      <w:pPr>
+        <w:pStyle w:val="NormalWeb"/>
+        <w:spacing w:line="300" w:lineRule="atLeast"/>
+        <w:rPr>
+          <w:rFonts w:asciiTheme="minorHAnsi" w:hAnsiTheme="minorHAnsi" w:cstheme="minorHAnsi"/>
+          <w:sz w:val="22"/>
+          <w:szCs w:val="22"/>
+        </w:rPr>
+      </w:pPr>
+      <w:r>
+        <w:rPr>
+          <w:rFonts w:asciiTheme="minorHAnsi" w:hAnsiTheme="minorHAnsi" w:cstheme="minorHAnsi"/>
+          <w:sz w:val="22"/>
+          <w:szCs w:val="22"/>
+        </w:rPr>
+        <w:t>Las conclusiones extraídas del EDA condicionan directamente las decisiones adoptadas en las fases posteriores de limpieza, ingeniería de características y validación del modelo.</w:t>
+      </w:r>
+    </w:p>
+    <w:p>
+      <w:pPr>
+        <w:pStyle w:val="Ttulo2"/>
+      </w:pPr>
+      <w:r>
+        <w:t>LIMPIEZA DE DATOS</w:t>
+      </w:r>
+    </w:p>
+    <w:p>
+      <w:pPr>
+        <w:pStyle w:val="NormalWeb"/>
+        <w:spacing w:line="300" w:lineRule="atLeast"/>
+        <w:rPr>
+          <w:rFonts w:asciiTheme="minorHAnsi" w:hAnsiTheme="minorHAnsi" w:cstheme="minorHAnsi"/>
+          <w:sz w:val="22"/>
+          <w:szCs w:val="22"/>
+        </w:rPr>
+      </w:pPr>
+      <w:r>
+        <w:rPr>
+          <w:rFonts w:asciiTheme="minorHAnsi" w:hAnsiTheme="minorHAnsi" w:cstheme="minorHAnsi"/>
+          <w:sz w:val="22"/>
+          <w:szCs w:val="22"/>
+        </w:rPr>
+        <w:t xml:space="preserve">La fase de limpieza de datos tiene como objetivo garantizar la coherencia, integridad y fiabilidad del conjunto de datos antes de proceder a la ingeniería de características y al entrenamiento de los </w:t>
+      </w:r>
+      <w:r>
+        <w:rPr>
+          <w:rFonts w:asciiTheme="minorHAnsi" w:hAnsiTheme="minorHAnsi" w:cstheme="minorHAnsi"/>
+          <w:sz w:val="22"/>
+          <w:szCs w:val="22"/>
+        </w:rPr>
+        <w:lastRenderedPageBreak/>
+        <w:t>modelos. Dado que la información utilizada procede de múltiples fuentes heterogéneas, esta etapa resulta esencial para unificar criterios y corregir inconsistencias detectadas durante el análisis exploratorio.</w:t>
+      </w:r>
+    </w:p>
+    <w:p>
+      <w:pPr>
+        <w:pStyle w:val="NormalWeb"/>
+        <w:spacing w:line="300" w:lineRule="atLeast"/>
+        <w:rPr>
+          <w:rFonts w:asciiTheme="minorHAnsi" w:hAnsiTheme="minorHAnsi" w:cstheme="minorHAnsi"/>
+          <w:sz w:val="22"/>
+          <w:szCs w:val="22"/>
+        </w:rPr>
+      </w:pPr>
+      <w:r>
+        <w:rPr>
+          <w:rFonts w:asciiTheme="minorHAnsi" w:hAnsiTheme="minorHAnsi" w:cstheme="minorHAnsi"/>
+          <w:sz w:val="22"/>
+          <w:szCs w:val="22"/>
+        </w:rPr>
+        <w:t xml:space="preserve">En primer lugar, se llevó a cabo una </w:t>
       </w:r>
       <w:r>
         <w:rPr>
@@ -6880,6 +8369,25 @@
           <w:sz w:val="22"/>
           <w:szCs w:val="22"/>
         </w:rPr>
+        <w:t>normalización del esquema de datos</w:t>
+      </w:r>
+      <w:r>
+        <w:rPr>
+          <w:rFonts w:asciiTheme="minorHAnsi" w:hAnsiTheme="minorHAnsi" w:cstheme="minorHAnsi"/>
+          <w:sz w:val="22"/>
+          <w:szCs w:val="22"/>
+        </w:rPr>
+        <w:t xml:space="preserve">, unificando nombres de columnas y asegurando una estructura común a lo largo del pipeline. Posteriormente, se aplicó un proceso de </w:t>
+      </w:r>
+      <w:r>
+        <w:rPr>
+          <w:rStyle w:val="Textoennegrita"/>
+          <w:rFonts w:asciiTheme="minorHAnsi" w:hAnsiTheme="minorHAnsi" w:cstheme="minorHAnsi"/>
+          <w:b w:val="0"/>
+          <w:bCs w:val="0"/>
+          <w:sz w:val="22"/>
+          <w:szCs w:val="22"/>
+        </w:rPr>
         <w:t>estandarización de nombres de equipos</w:t>
       </w:r>
       <w:r>
@@ -6888,7 +8396,7 @@
           <w:sz w:val="22"/>
           <w:szCs w:val="22"/>
         </w:rPr>
-        <w:t>, con el fin de reducir pérdidas de información durante la integración de fuentes. Este proceso incluye la normalización textual y el uso de reglas de equivalencia para tratar variantes habituales en los nombres de los clubes, garantizando que un mismo equipo sea identificado de manera uniforme en todo el conjunto de datos.</w:t>
+        <w:t>, con el fin de evitar pérdidas de información durante la integración de fuentes.</w:t>
       </w:r>
     </w:p>
     <w:p>
@@ -6907,7 +8415,7 @@
           <w:sz w:val="22"/>
           <w:szCs w:val="22"/>
         </w:rPr>
-        <w:t xml:space="preserve">Otro aspecto clave de la limpieza ha sido la </w:t>
+        <w:t xml:space="preserve">Otro aspecto clave fue la </w:t>
       </w:r>
       <w:r>
         <w:rPr>
@@ -6926,7 +8434,7 @@
           <w:sz w:val="22"/>
           <w:szCs w:val="22"/>
         </w:rPr>
-        <w:t>. Las fechas de los encuentros se transformaron a un formato homogéneo y se validaron para evitar ambigüedades. Aquellos registros con fechas no interpretables o incoherentes fueron descartados, ya que podrían introducir errores en fases posteriores del modelado, especialmente en el cálculo de variables dependientes del tiempo.</w:t>
+        <w:t>, transformando las fechas de los encuentros a un formato homogéneo y descartando registros con fechas incoherentes o no interpretables que pudieran afectar a posteriores cálculos dependientes del tiempo.</w:t>
       </w:r>
     </w:p>
     <w:p>
@@ -6945,7 +8453,7 @@
           <w:sz w:val="22"/>
           <w:szCs w:val="22"/>
         </w:rPr>
-        <w:t xml:space="preserve">Asimismo, se definieron </w:t>
+        <w:t xml:space="preserve">Asimismo, se definieron reglas de </w:t>
       </w:r>
       <w:r>
         <w:rPr>
@@ -6956,16 +8464,325 @@
           <w:sz w:val="22"/>
           <w:szCs w:val="22"/>
         </w:rPr>
-        <w:t>reglas de</w:t>
-      </w:r>
-      <w:r>
-        <w:rPr>
-          <w:rStyle w:val="Textoennegrita"/>
-          <w:rFonts w:asciiTheme="minorHAnsi" w:hAnsiTheme="minorHAnsi" w:cstheme="minorHAnsi"/>
-          <w:sz w:val="22"/>
-          <w:szCs w:val="22"/>
-        </w:rPr>
+        <w:t>validación y completado coherente</w:t>
+      </w:r>
+      <w:r>
+        <w:rPr>
+          <w:rFonts w:asciiTheme="minorHAnsi" w:hAnsiTheme="minorHAnsi" w:cstheme="minorHAnsi"/>
+          <w:sz w:val="22"/>
+          <w:szCs w:val="22"/>
+        </w:rPr>
+        <w:t xml:space="preserve"> en aquellos casos donde existía una relación semántica clara entre variables, aplicadas únicamente cuando no suponían introducir información externa ni alterar el significado original del dato. Los registros que no cumplían los requisitos mínimos de integridad fueron eliminados.</w:t>
+      </w:r>
+    </w:p>
+    <w:p>
+      <w:pPr>
+        <w:pStyle w:val="NormalWeb"/>
+        <w:spacing w:line="300" w:lineRule="atLeast"/>
+        <w:rPr>
+          <w:rFonts w:asciiTheme="minorHAnsi" w:hAnsiTheme="minorHAnsi" w:cstheme="minorHAnsi"/>
+          <w:sz w:val="22"/>
+          <w:szCs w:val="22"/>
+        </w:rPr>
+      </w:pPr>
+      <w:r>
+        <w:rPr>
+          <w:rFonts w:asciiTheme="minorHAnsi" w:hAnsiTheme="minorHAnsi" w:cstheme="minorHAnsi"/>
+          <w:sz w:val="22"/>
+          <w:szCs w:val="22"/>
+        </w:rPr>
+        <w:t>Finalmente, se verificó la coherencia entre marcadores y etiquetas de resultado, asegurando que únicamente se integraban partidos con resultados finales válidos y verificables, evitando la inclusión de encuentros futuros o duplicados.</w:t>
+      </w:r>
+    </w:p>
+    <w:p>
+      <w:pPr>
+        <w:pStyle w:val="NormalWeb"/>
+        <w:spacing w:line="300" w:lineRule="atLeast"/>
+        <w:rPr>
+          <w:rFonts w:asciiTheme="minorHAnsi" w:hAnsiTheme="minorHAnsi" w:cstheme="minorHAnsi"/>
+          <w:sz w:val="22"/>
+          <w:szCs w:val="22"/>
+        </w:rPr>
+      </w:pPr>
+      <w:r>
+        <w:rPr>
+          <w:rFonts w:asciiTheme="minorHAnsi" w:hAnsiTheme="minorHAnsi" w:cstheme="minorHAnsi"/>
+          <w:sz w:val="22"/>
+          <w:szCs w:val="22"/>
+        </w:rPr>
+        <w:t xml:space="preserve">En conjunto, la limpieza de datos se ha implementado mediante criterios explícitos, reproducibles y alineados con el objetivo del proyecto, sentando las bases para la construcción de un </w:t>
+      </w:r>
+      <w:proofErr w:type="spellStart"/>
+      <w:r>
+        <w:rPr>
+          <w:rFonts w:asciiTheme="minorHAnsi" w:hAnsiTheme="minorHAnsi" w:cstheme="minorHAnsi"/>
+          <w:sz w:val="22"/>
+          <w:szCs w:val="22"/>
+        </w:rPr>
+        <w:t>dataset</w:t>
+      </w:r>
+      <w:proofErr w:type="spellEnd"/>
+      <w:r>
+        <w:rPr>
+          <w:rFonts w:asciiTheme="minorHAnsi" w:hAnsiTheme="minorHAnsi" w:cstheme="minorHAnsi"/>
+          <w:sz w:val="22"/>
+          <w:szCs w:val="22"/>
+        </w:rPr>
+        <w:t xml:space="preserve"> robusto y fiable que será utilizado en las fases posteriores de ingeniería de características y modelado.</w:t>
+      </w:r>
+    </w:p>
+    <w:p>
+      <w:pPr>
+        <w:pStyle w:val="Ttulo2"/>
+      </w:pPr>
+      <w:r>
+        <w:t>INGENIERIA DE CARACTERISTICAS</w:t>
+      </w:r>
+    </w:p>
+    <w:p>
+      <w:r>
+        <w:t>La fase de ingeniería de características tiene como objetivo transformar la información disponible en el conjunto de datos base en variables que resulten más informativas para los modelos predictivos. En el contexto del fútbol profesional, este proceso es especialmente relevante, ya que el resultado de un partido depende de múltiples factores cuya influencia no siempre es capturada directamente por las estadísticas básicas.</w:t>
+      </w:r>
+    </w:p>
+    <w:p>
+      <w:r>
+        <w:t xml:space="preserve">En este proyecto, la ingeniería de características se ha diseñado bajo un criterio fundamental: todas las variables generadas deben estar disponibles antes de la celebración del partido, evitando en todo momento la introducción de información posterior que pudiera provocar fuga de información temporal (data </w:t>
+      </w:r>
+      <w:proofErr w:type="spellStart"/>
+      <w:r>
+        <w:t>leakage</w:t>
+      </w:r>
+      <w:proofErr w:type="spellEnd"/>
+      <w:r>
+        <w:t>).</w:t>
+      </w:r>
+    </w:p>
+    <w:p>
+      <w:r>
+        <w:t>En primer lugar, se construyeron variables diferenciales entre el equipo local y el visitante, con el objetivo de capturar la ventaja relativa entre ambos contendientes en cada encuentro. Estas variables se obtienen a partir de estadísticas agregadas y permiten modelar de forma explícita la comparación directa entre equipos, en lugar de analizar métricas aisladas.</w:t>
+      </w:r>
+    </w:p>
+    <w:p>
+      <w:r>
+        <w:lastRenderedPageBreak/>
+        <w:t>Asimismo, se generaron variables basadas en el rendimiento reciente de los equipos mediante el uso de ventanas móviles (</w:t>
+      </w:r>
+      <w:proofErr w:type="spellStart"/>
+      <w:r>
+        <w:t>rolling</w:t>
+      </w:r>
+      <w:proofErr w:type="spellEnd"/>
+      <w:r>
         <w:t xml:space="preserve"> </w:t>
+      </w:r>
+      <w:proofErr w:type="spellStart"/>
+      <w:r>
+        <w:t>windows</w:t>
+      </w:r>
+      <w:proofErr w:type="spellEnd"/>
+      <w:r>
+        <w:t>). Estas características resumen el comportamiento del equipo en sus últimos partidos disputados, reflejando aspectos como regularidad, tendencia o forma deportiva. Para garantizar la validez temporal, dichas ventanas se calculan utilizando exclusivamente información histórica previa al partido analizado.</w:t>
+      </w:r>
+    </w:p>
+    <w:p>
+      <w:r>
+        <w:t>Otro bloque relevante de características corresponde a los ratings de fortaleza (ELO), que proporcionan una medida dinámica y acumulativa del nivel de cada equipo a lo largo de la temporada. Estos ratings se actualizan secuencialmente partido a partido y permiten capturar cambios progresivos en el rendimiento, como mejoras o caídas sostenidas.</w:t>
+      </w:r>
+    </w:p>
+    <w:p>
+      <w:r>
+        <w:t>Finalmente, se incluyeron variables asociadas a las cuotas de mercado, que representan una estimación externa de la probabilidad de cada resultado antes del partido. Estas variables aportan información contextual adicional y permiten comparar el comportamiento del modelo predictivo frente a las expectativas implícitas del mercado.</w:t>
+      </w:r>
+    </w:p>
+    <w:p>
+      <w:r>
+        <w:t>En conjunto, el proceso de ingeniería de características permite construir un espacio de variables más expresivo y alineado con la naturaleza del problema, sentando las bases para el entrenamiento de modelos capaces de capturar relaciones complejas entre contexto, rendimiento y resultado final.</w:t>
+      </w:r>
+    </w:p>
+    <w:p>
+      <w:pPr>
+        <w:pStyle w:val="Ttulo2"/>
+      </w:pPr>
+      <w:r>
+        <w:t>CODIFICACIÓN Y NORMALIZACIÓN</w:t>
+      </w:r>
+    </w:p>
+    <w:p>
+      <w:r>
+        <w:t xml:space="preserve">Una vez definidas las variables finales, se llevó a cabo la codificación y normalización del conjunto de datos, con el fin de garantizar su compatibilidad con los distintos modelos de Machine </w:t>
+      </w:r>
+      <w:proofErr w:type="spellStart"/>
+      <w:r>
+        <w:t>Learning</w:t>
+      </w:r>
+      <w:proofErr w:type="spellEnd"/>
+      <w:r>
+        <w:t xml:space="preserve"> utilizados en el proyecto.</w:t>
+      </w:r>
+    </w:p>
+    <w:p>
+      <w:r>
+        <w:t>La variable objetivo se define como un problema de clasificación multiclase, con tres posibles valores correspondientes al resultado final del partido desde la perspectiva del equipo local: victoria local, empate y victoria visitante. Esta variable se codifica de forma numérica para facilitar su uso en algoritmos de clasificación, manteniendo en todo momento la correspondencia con su interpretación futbolística.</w:t>
+      </w:r>
+    </w:p>
+    <w:p>
+      <w:r>
+        <w:t xml:space="preserve">En cuanto a las variables de entrada, se seleccionaron únicamente aquellas consideradas válidas en un contexto </w:t>
+      </w:r>
+      <w:proofErr w:type="spellStart"/>
+      <w:r>
+        <w:t>pre</w:t>
+      </w:r>
+      <w:r>
+        <w:rPr>
+          <w:rFonts w:ascii="Cambria Math" w:hAnsi="Cambria Math" w:cs="Cambria Math"/>
+        </w:rPr>
+        <w:t>‑</w:t>
+      </w:r>
+      <w:r>
+        <w:t>partido</w:t>
+      </w:r>
+      <w:proofErr w:type="spellEnd"/>
+      <w:r>
+        <w:t>, excluyendo expl</w:t>
+      </w:r>
+      <w:r>
+        <w:rPr>
+          <w:rFonts w:ascii="Calibri" w:hAnsi="Calibri" w:cs="Calibri"/>
+        </w:rPr>
+        <w:t>í</w:t>
+      </w:r>
+      <w:r>
+        <w:t>citamente m</w:t>
+      </w:r>
+      <w:r>
+        <w:rPr>
+          <w:rFonts w:ascii="Calibri" w:hAnsi="Calibri" w:cs="Calibri"/>
+        </w:rPr>
+        <w:t>é</w:t>
+      </w:r>
+      <w:r>
+        <w:t>tricas del propio encuentro ya disputado o informaci</w:t>
+      </w:r>
+      <w:r>
+        <w:rPr>
+          <w:rFonts w:ascii="Calibri" w:hAnsi="Calibri" w:cs="Calibri"/>
+        </w:rPr>
+        <w:t>ó</w:t>
+      </w:r>
+      <w:r>
+        <w:t>n derivada del resultado final. Esta selecci</w:t>
+      </w:r>
+      <w:r>
+        <w:rPr>
+          <w:rFonts w:ascii="Calibri" w:hAnsi="Calibri" w:cs="Calibri"/>
+        </w:rPr>
+        <w:t>ó</w:t>
+      </w:r>
+      <w:r>
+        <w:t>n permite asegurar que los modelos se entrenan bajo las mismas condiciones que se asumen en el uso real del sistema.</w:t>
+      </w:r>
+    </w:p>
+    <w:p>
+      <w:r>
+        <w:t>Para el tratamiento de valores faltantes, se optó por una imputación sencilla y controlada, aplicada únicamente en aquellas variables que lo requerían y siempre dentro del marco del proceso de entrenamiento. En paralelo, se aplicaron técnicas de escalado y normalización sobre las variables numéricas cuando el tipo de modelo lo hacía necesario, especialmente en algoritmos sensibles a la magnitud de los valores de entrada.</w:t>
+      </w:r>
+    </w:p>
+    <w:p>
+      <w:r>
+        <w:lastRenderedPageBreak/>
+        <w:t>Todas las transformaciones de codificación, imputación y escalado se integran de forma consistente en el flujo de entrenamiento, evitando que información del conjunto de validación o prueba influya en el ajuste de estos procesos.</w:t>
+      </w:r>
+    </w:p>
+    <w:p>
+      <w:pPr>
+        <w:pStyle w:val="Ttulo2"/>
+      </w:pPr>
+      <w:r>
+        <w:t>PREPARACIÓN FINAL PARA EL MODELADO</w:t>
+      </w:r>
+    </w:p>
+    <w:p>
+      <w:r>
+        <w:t xml:space="preserve">La preparación final del conjunto de datos tiene como objetivo dejar el </w:t>
+      </w:r>
+      <w:proofErr w:type="spellStart"/>
+      <w:r>
+        <w:t>dataset</w:t>
+      </w:r>
+      <w:proofErr w:type="spellEnd"/>
+      <w:r>
+        <w:t xml:space="preserve"> en un estado óptimo para su uso directo en el entrenamiento, evaluación y comparación de los modelos predictivos. Esta fase integra las decisiones tomadas en los apartados anteriores y conecta directamente con el marco experimental descrito en capítulos posteriores.</w:t>
+      </w:r>
+    </w:p>
+    <w:p>
+      <w:r>
+        <w:t>En primer lugar, se aplicaron filtros temporales y de cobertura, eliminando registros pertenecientes a temporadas o partidos cuya información no cumplía los requisitos mínimos de calidad establecidos durante el análisis exploratorio. Este paso permite equilibrar el tamaño del conjunto de datos con la fiabilidad de las variables utilizadas.</w:t>
+      </w:r>
+    </w:p>
+    <w:p>
+      <w:r>
+        <w:t>Posteriormente, el conjunto de datos se organizó de acuerdo con un enfoque de validación temporal, respetando el orden cronológico de los partidos para simular escenarios realistas de predicción. Este criterio resulta especialmente importante en problemas deportivos, donde la información futura no debe influir en el entrenamiento de los modelos.</w:t>
+      </w:r>
+    </w:p>
+    <w:p>
+      <w:r>
+        <w:t>Como resultado de este proceso, se obtiene un conjunto de datos final estructurado, consistente y libre de fugas de información, listo para ser utilizado tanto en la fase de entrenamiento como en la evaluación comparativa de modelos. Además, se genera un conjunto específico para partidos futuros, que permite aplicar el sistema predictivo en un entorno de inferencia real.</w:t>
+      </w:r>
+    </w:p>
+    <w:p>
+      <w:r>
+        <w:t>Con esta preparación, el proyecto dispone de una base de datos sólida y bien definida, sobre la cual se construye el marco experimental y se evalúa el rendimiento de los modelos presentados en los capítulos siguientes.</w:t>
+      </w:r>
+    </w:p>
+    <w:p/>
+    <w:p/>
+    <w:p/>
+    <w:p/>
+    <w:p/>
+    <w:p/>
+    <w:p/>
+    <w:p>
+      <w:pPr>
+        <w:pStyle w:val="Ttulo1"/>
+      </w:pPr>
+      <w:bookmarkStart w:id="23" w:name="_Toc225422156"/>
+      <w:r>
+        <w:lastRenderedPageBreak/>
+        <w:t>Diseño experimental</w:t>
+      </w:r>
+      <w:bookmarkEnd w:id="23"/>
+    </w:p>
+    <w:p>
+      <w:r>
+        <w:t>En este capítulo se define el diseño experimental adoptado para evaluar el sistema de predicción desarrollado. Se describen las condiciones bajo las que se han realizado los experimentos, los modelos seleccionados y la forma en que se estructuran y comparan las distintas pruebas. Asimismo, se detallan las estrategias de validación, las métricas empleadas y los criterios utilizados para seleccionar el modelo final, garantizando una evaluación objetiva, reproducible y alineada con el objetivo del proyecto.</w:t>
+      </w:r>
+    </w:p>
+    <w:p>
+      <w:pPr>
+        <w:pStyle w:val="Ttulo2"/>
+      </w:pPr>
+      <w:r>
+        <w:t>PLANTEMIENTO EXPERIMENTAL</w:t>
+      </w:r>
+    </w:p>
+    <w:p>
+      <w:pPr>
+        <w:pStyle w:val="NormalWeb"/>
+        <w:spacing w:line="300" w:lineRule="atLeast"/>
+        <w:rPr>
+          <w:rFonts w:asciiTheme="minorHAnsi" w:hAnsiTheme="minorHAnsi" w:cstheme="minorHAnsi"/>
+          <w:sz w:val="22"/>
+          <w:szCs w:val="22"/>
+        </w:rPr>
+      </w:pPr>
+      <w:r>
+        <w:rPr>
+          <w:rFonts w:asciiTheme="minorHAnsi" w:hAnsiTheme="minorHAnsi" w:cstheme="minorHAnsi"/>
+          <w:sz w:val="22"/>
+          <w:szCs w:val="22"/>
+        </w:rPr>
+        <w:t xml:space="preserve">El objetivo del diseño experimental de este proyecto es </w:t>
       </w:r>
       <w:r>
         <w:rPr>
@@ -6976,15 +8793,39 @@
           <w:sz w:val="22"/>
           <w:szCs w:val="22"/>
         </w:rPr>
-        <w:t>validación y completado coherente de datos</w:t>
-      </w:r>
-      <w:r>
-        <w:rPr>
-          <w:rFonts w:asciiTheme="minorHAnsi" w:hAnsiTheme="minorHAnsi" w:cstheme="minorHAnsi"/>
-          <w:sz w:val="22"/>
-          <w:szCs w:val="22"/>
-        </w:rPr>
-        <w:t xml:space="preserve"> en casos concretos donde existía una relación semántica clara entre variables. Estas reglas se aplicaron únicamente cuando la imputación no suponía introducir información externa ni alterar el significado original de los datos. Los registros que no cumplían los requisitos mínimos de integridad —como la ausencia de identificadores básicos del partido— fueron eliminados del conjunto final.</w:t>
+        <w:t xml:space="preserve">desarrollar el sistema de predicción de resultados de partidos de </w:t>
+      </w:r>
+      <w:proofErr w:type="spellStart"/>
+      <w:r>
+        <w:rPr>
+          <w:rStyle w:val="Textoennegrita"/>
+          <w:rFonts w:asciiTheme="minorHAnsi" w:hAnsiTheme="minorHAnsi" w:cstheme="minorHAnsi"/>
+          <w:b w:val="0"/>
+          <w:bCs w:val="0"/>
+          <w:sz w:val="22"/>
+          <w:szCs w:val="22"/>
+        </w:rPr>
+        <w:t>LaLiga</w:t>
+      </w:r>
+      <w:proofErr w:type="spellEnd"/>
+      <w:r>
+        <w:rPr>
+          <w:rStyle w:val="Textoennegrita"/>
+          <w:rFonts w:asciiTheme="minorHAnsi" w:hAnsiTheme="minorHAnsi" w:cstheme="minorHAnsi"/>
+          <w:b w:val="0"/>
+          <w:bCs w:val="0"/>
+          <w:sz w:val="22"/>
+          <w:szCs w:val="22"/>
+        </w:rPr>
+        <w:t xml:space="preserve"> con el mejor rendimiento posible</w:t>
+      </w:r>
+      <w:r>
+        <w:rPr>
+          <w:rFonts w:asciiTheme="minorHAnsi" w:hAnsiTheme="minorHAnsi" w:cstheme="minorHAnsi"/>
+          <w:sz w:val="22"/>
+          <w:szCs w:val="22"/>
+        </w:rPr>
+        <w:t>, tanto en términos de acierto como de calidad de las probabilidades estimadas. Para alcanzar este objetivo, se adopta un enfoque experimental que permite analizar y mejorar progresivamente el desempeño del sistema, evaluando distintas alternativas de modelado bajo un marco común.</w:t>
       </w:r>
     </w:p>
     <w:p>
@@ -7003,7 +8844,629 @@
           <w:sz w:val="22"/>
           <w:szCs w:val="22"/>
         </w:rPr>
-        <w:t>Finalmente, se verificó la</w:t>
+        <w:t xml:space="preserve">En este sentido, la experimentación no se plantea como una simple comparación académica de algoritmos, sino como un proceso orientado a </w:t>
+      </w:r>
+      <w:r>
+        <w:rPr>
+          <w:rStyle w:val="Textoennegrita"/>
+          <w:rFonts w:asciiTheme="minorHAnsi" w:hAnsiTheme="minorHAnsi" w:cstheme="minorHAnsi"/>
+          <w:b w:val="0"/>
+          <w:bCs w:val="0"/>
+          <w:sz w:val="22"/>
+          <w:szCs w:val="22"/>
+        </w:rPr>
+        <w:t>optimizar la capacidad predictiva del sistema</w:t>
+      </w:r>
+      <w:r>
+        <w:rPr>
+          <w:rFonts w:asciiTheme="minorHAnsi" w:hAnsiTheme="minorHAnsi" w:cstheme="minorHAnsi"/>
+          <w:sz w:val="22"/>
+          <w:szCs w:val="22"/>
+        </w:rPr>
+        <w:t xml:space="preserve">. La evaluación de diferentes modelos de </w:t>
+      </w:r>
+      <w:r>
+        <w:rPr>
+          <w:rStyle w:val="nfasis"/>
+          <w:rFonts w:asciiTheme="minorHAnsi" w:hAnsiTheme="minorHAnsi" w:cstheme="minorHAnsi"/>
+          <w:sz w:val="22"/>
+          <w:szCs w:val="22"/>
+        </w:rPr>
+        <w:t xml:space="preserve">Machine </w:t>
+      </w:r>
+      <w:proofErr w:type="spellStart"/>
+      <w:r>
+        <w:rPr>
+          <w:rStyle w:val="nfasis"/>
+          <w:rFonts w:asciiTheme="minorHAnsi" w:hAnsiTheme="minorHAnsi" w:cstheme="minorHAnsi"/>
+          <w:sz w:val="22"/>
+          <w:szCs w:val="22"/>
+        </w:rPr>
+        <w:t>Learning</w:t>
+      </w:r>
+      <w:proofErr w:type="spellEnd"/>
+      <w:r>
+        <w:rPr>
+          <w:rFonts w:asciiTheme="minorHAnsi" w:hAnsiTheme="minorHAnsi" w:cstheme="minorHAnsi"/>
+          <w:sz w:val="22"/>
+          <w:szCs w:val="22"/>
+        </w:rPr>
+        <w:t xml:space="preserve"> se utiliza como una herramienta para identificar qué enfoques se adaptan mejor al problema planteado, permitiendo seleccionar aquel que ofrece el mejor equilibrio entre rendimiento, estabilidad e interpretabilidad.</w:t>
+      </w:r>
+    </w:p>
+    <w:p>
+      <w:pPr>
+        <w:pStyle w:val="NormalWeb"/>
+        <w:spacing w:line="300" w:lineRule="atLeast"/>
+        <w:rPr>
+          <w:rFonts w:asciiTheme="minorHAnsi" w:hAnsiTheme="minorHAnsi" w:cstheme="minorHAnsi"/>
+          <w:sz w:val="22"/>
+          <w:szCs w:val="22"/>
+        </w:rPr>
+      </w:pPr>
+      <w:r>
+        <w:rPr>
+          <w:rFonts w:asciiTheme="minorHAnsi" w:hAnsiTheme="minorHAnsi" w:cstheme="minorHAnsi"/>
+          <w:sz w:val="22"/>
+          <w:szCs w:val="22"/>
+        </w:rPr>
+        <w:t xml:space="preserve">El problema se aborda desde una </w:t>
+      </w:r>
+      <w:r>
+        <w:rPr>
+          <w:rStyle w:val="Textoennegrita"/>
+          <w:rFonts w:asciiTheme="minorHAnsi" w:hAnsiTheme="minorHAnsi" w:cstheme="minorHAnsi"/>
+          <w:b w:val="0"/>
+          <w:bCs w:val="0"/>
+          <w:sz w:val="22"/>
+          <w:szCs w:val="22"/>
+        </w:rPr>
+        <w:t>perspectiva probabilística</w:t>
+      </w:r>
+      <w:r>
+        <w:rPr>
+          <w:rFonts w:asciiTheme="minorHAnsi" w:hAnsiTheme="minorHAnsi" w:cstheme="minorHAnsi"/>
+          <w:sz w:val="22"/>
+          <w:szCs w:val="22"/>
+        </w:rPr>
+        <w:t>, donde no solo resulta relevante predecir correctamente el resultado final de un partido, sino también estimar de manera fiable las probabilidades asociadas a cada posible desenlace (victoria local, empate o victoria visitante). Este enfoque es especialmente adecuado en el contexto del fútbol profesional, caracterizado por un alto grado de incertidumbre, y justifica el uso de métricas orientadas a evaluar la calidad de las probabilidades generadas por el modelo.</w:t>
+      </w:r>
+    </w:p>
+    <w:p>
+      <w:pPr>
+        <w:pStyle w:val="NormalWeb"/>
+        <w:spacing w:line="300" w:lineRule="atLeast"/>
+        <w:rPr>
+          <w:rFonts w:asciiTheme="minorHAnsi" w:hAnsiTheme="minorHAnsi" w:cstheme="minorHAnsi"/>
+          <w:sz w:val="22"/>
+          <w:szCs w:val="22"/>
+        </w:rPr>
+      </w:pPr>
+      <w:r>
+        <w:rPr>
+          <w:rFonts w:asciiTheme="minorHAnsi" w:hAnsiTheme="minorHAnsi" w:cstheme="minorHAnsi"/>
+          <w:sz w:val="22"/>
+          <w:szCs w:val="22"/>
+        </w:rPr>
+        <w:t>Para ello, el diseño experimental define un conjunto de condiciones homogéneas bajo las cuales se entrena y evalúa el sistema, utilizando el mismo conjunto de datos, las mismas estrategias de validación temporal y los mismos criterios de evaluación. De este modo, se garantiza que cualquier mejora observada en el rendimiento del sistema responde a decisiones fundamentadas en el proceso de modelado, y no a variaciones en las condiciones del experimento.</w:t>
+      </w:r>
+    </w:p>
+    <w:p>
+      <w:pPr>
+        <w:pStyle w:val="NormalWeb"/>
+        <w:spacing w:line="300" w:lineRule="atLeast"/>
+        <w:rPr>
+          <w:rFonts w:asciiTheme="minorHAnsi" w:hAnsiTheme="minorHAnsi" w:cstheme="minorHAnsi"/>
+          <w:sz w:val="22"/>
+          <w:szCs w:val="22"/>
+        </w:rPr>
+      </w:pPr>
+      <w:r>
+        <w:rPr>
+          <w:rFonts w:asciiTheme="minorHAnsi" w:hAnsiTheme="minorHAnsi" w:cstheme="minorHAnsi"/>
+          <w:sz w:val="22"/>
+          <w:szCs w:val="22"/>
+        </w:rPr>
+        <w:t>Finalmente, el planteamiento experimental establece un criterio claro para la selección del modelo que será integrado en la aplicación final, considerando no solo el rendimiento numérico, sino también la consistencia del comportamiento predictivo y la fiabilidad de las probabilidades estimadas en un escenario real de uso.</w:t>
+      </w:r>
+    </w:p>
+    <w:p>
+      <w:pPr>
+        <w:pStyle w:val="Ttulo2"/>
+      </w:pPr>
+      <w:r>
+        <w:lastRenderedPageBreak/>
+        <w:t>DEFINICIÓN DEL PROBLEMA DE PREDICCIÓN</w:t>
+      </w:r>
+    </w:p>
+    <w:p>
+      <w:pPr>
+        <w:pStyle w:val="NormalWeb"/>
+        <w:spacing w:line="300" w:lineRule="atLeast"/>
+        <w:rPr>
+          <w:rFonts w:asciiTheme="minorHAnsi" w:hAnsiTheme="minorHAnsi" w:cstheme="minorHAnsi"/>
+          <w:sz w:val="22"/>
+          <w:szCs w:val="22"/>
+        </w:rPr>
+      </w:pPr>
+      <w:r>
+        <w:rPr>
+          <w:rFonts w:asciiTheme="minorHAnsi" w:hAnsiTheme="minorHAnsi" w:cstheme="minorHAnsi"/>
+          <w:sz w:val="22"/>
+          <w:szCs w:val="22"/>
+        </w:rPr>
+        <w:t xml:space="preserve">El problema abordado en este proyecto se plantea como una tarea de </w:t>
+      </w:r>
+      <w:r>
+        <w:rPr>
+          <w:rStyle w:val="Textoennegrita"/>
+          <w:rFonts w:asciiTheme="minorHAnsi" w:hAnsiTheme="minorHAnsi" w:cstheme="minorHAnsi"/>
+          <w:b w:val="0"/>
+          <w:bCs w:val="0"/>
+          <w:sz w:val="22"/>
+          <w:szCs w:val="22"/>
+        </w:rPr>
+        <w:t>predicción de resultados de partidos de fútbol profesional</w:t>
+      </w:r>
+      <w:r>
+        <w:rPr>
+          <w:rFonts w:asciiTheme="minorHAnsi" w:hAnsiTheme="minorHAnsi" w:cstheme="minorHAnsi"/>
+          <w:sz w:val="22"/>
+          <w:szCs w:val="22"/>
+        </w:rPr>
+        <w:t xml:space="preserve">, concretamente de encuentros de </w:t>
+      </w:r>
+      <w:proofErr w:type="spellStart"/>
+      <w:r>
+        <w:rPr>
+          <w:rFonts w:asciiTheme="minorHAnsi" w:hAnsiTheme="minorHAnsi" w:cstheme="minorHAnsi"/>
+          <w:sz w:val="22"/>
+          <w:szCs w:val="22"/>
+        </w:rPr>
+        <w:t>LaLiga</w:t>
+      </w:r>
+      <w:proofErr w:type="spellEnd"/>
+      <w:r>
+        <w:rPr>
+          <w:rFonts w:asciiTheme="minorHAnsi" w:hAnsiTheme="minorHAnsi" w:cstheme="minorHAnsi"/>
+          <w:sz w:val="22"/>
+          <w:szCs w:val="22"/>
+        </w:rPr>
+        <w:t xml:space="preserve">, y se formula como un problema de </w:t>
+      </w:r>
+      <w:r>
+        <w:rPr>
+          <w:rStyle w:val="Textoennegrita"/>
+          <w:rFonts w:asciiTheme="minorHAnsi" w:hAnsiTheme="minorHAnsi" w:cstheme="minorHAnsi"/>
+          <w:b w:val="0"/>
+          <w:bCs w:val="0"/>
+          <w:sz w:val="22"/>
+          <w:szCs w:val="22"/>
+        </w:rPr>
+        <w:t>clasificación multiclase</w:t>
+      </w:r>
+      <w:r>
+        <w:rPr>
+          <w:rFonts w:asciiTheme="minorHAnsi" w:hAnsiTheme="minorHAnsi" w:cstheme="minorHAnsi"/>
+          <w:sz w:val="22"/>
+          <w:szCs w:val="22"/>
+        </w:rPr>
+        <w:t xml:space="preserve">. Cada partido puede finalizar en uno de tres posibles desenlaces desde la perspectiva del equipo local: victoria local, empate o victoria visitante, lo que comúnmente se conoce como predicción </w:t>
+      </w:r>
+      <w:r>
+        <w:rPr>
+          <w:rStyle w:val="Textoennegrita"/>
+          <w:rFonts w:asciiTheme="minorHAnsi" w:hAnsiTheme="minorHAnsi" w:cstheme="minorHAnsi"/>
+          <w:b w:val="0"/>
+          <w:bCs w:val="0"/>
+          <w:sz w:val="22"/>
+          <w:szCs w:val="22"/>
+        </w:rPr>
+        <w:t>1X2</w:t>
+      </w:r>
+      <w:r>
+        <w:rPr>
+          <w:rFonts w:asciiTheme="minorHAnsi" w:hAnsiTheme="minorHAnsi" w:cstheme="minorHAnsi"/>
+          <w:sz w:val="22"/>
+          <w:szCs w:val="22"/>
+        </w:rPr>
+        <w:t>.</w:t>
+      </w:r>
+    </w:p>
+    <w:p>
+      <w:pPr>
+        <w:pStyle w:val="NormalWeb"/>
+        <w:spacing w:line="300" w:lineRule="atLeast"/>
+        <w:rPr>
+          <w:rFonts w:asciiTheme="minorHAnsi" w:hAnsiTheme="minorHAnsi" w:cstheme="minorHAnsi"/>
+          <w:sz w:val="22"/>
+          <w:szCs w:val="22"/>
+        </w:rPr>
+      </w:pPr>
+      <w:r>
+        <w:rPr>
+          <w:rFonts w:asciiTheme="minorHAnsi" w:hAnsiTheme="minorHAnsi" w:cstheme="minorHAnsi"/>
+          <w:sz w:val="22"/>
+          <w:szCs w:val="22"/>
+        </w:rPr>
+        <w:t xml:space="preserve">A diferencia de enfoques puramente deterministas, el problema se define desde una </w:t>
+      </w:r>
+      <w:r>
+        <w:rPr>
+          <w:rStyle w:val="Textoennegrita"/>
+          <w:rFonts w:asciiTheme="minorHAnsi" w:hAnsiTheme="minorHAnsi" w:cstheme="minorHAnsi"/>
+          <w:b w:val="0"/>
+          <w:bCs w:val="0"/>
+          <w:sz w:val="22"/>
+          <w:szCs w:val="22"/>
+        </w:rPr>
+        <w:t>perspectiva probabilística</w:t>
+      </w:r>
+      <w:r>
+        <w:rPr>
+          <w:rFonts w:asciiTheme="minorHAnsi" w:hAnsiTheme="minorHAnsi" w:cstheme="minorHAnsi"/>
+          <w:sz w:val="22"/>
+          <w:szCs w:val="22"/>
+        </w:rPr>
+        <w:t xml:space="preserve">, en la que el objetivo no es únicamente asignar una clase final al partido, sino estimar de manera fiable la probabilidad asociada a cada uno de los posibles resultados. Este planteamiento resulta especialmente adecuado en el contexto del fútbol, un deporte caracterizado por un alto grado de incertidumbre y variabilidad, donde resultados con baja probabilidad pueden </w:t>
+      </w:r>
+      <w:r>
+        <w:rPr>
+          <w:rFonts w:asciiTheme="minorHAnsi" w:hAnsiTheme="minorHAnsi" w:cstheme="minorHAnsi"/>
+          <w:sz w:val="22"/>
+          <w:szCs w:val="22"/>
+        </w:rPr>
+        <w:t xml:space="preserve">ocurrir </w:t>
+      </w:r>
+      <w:r>
+        <w:rPr>
+          <w:rFonts w:asciiTheme="minorHAnsi" w:hAnsiTheme="minorHAnsi" w:cstheme="minorHAnsi"/>
+          <w:sz w:val="22"/>
+          <w:szCs w:val="22"/>
+        </w:rPr>
+        <w:t>con relativa frecuencia.</w:t>
+      </w:r>
+    </w:p>
+    <w:p>
+      <w:pPr>
+        <w:pStyle w:val="NormalWeb"/>
+        <w:spacing w:line="300" w:lineRule="atLeast"/>
+        <w:rPr>
+          <w:rFonts w:asciiTheme="minorHAnsi" w:hAnsiTheme="minorHAnsi" w:cstheme="minorHAnsi"/>
+          <w:sz w:val="22"/>
+          <w:szCs w:val="22"/>
+        </w:rPr>
+      </w:pPr>
+      <w:r>
+        <w:rPr>
+          <w:rFonts w:asciiTheme="minorHAnsi" w:hAnsiTheme="minorHAnsi" w:cstheme="minorHAnsi"/>
+          <w:sz w:val="22"/>
+          <w:szCs w:val="22"/>
+        </w:rPr>
+        <w:t xml:space="preserve">Desde el punto de vista formal, la variable objetivo se codifica como una variable categórica con tres clases excluyentes, lo que permite el uso de modelos de </w:t>
+      </w:r>
+      <w:r>
+        <w:rPr>
+          <w:rStyle w:val="nfasis"/>
+          <w:rFonts w:asciiTheme="minorHAnsi" w:hAnsiTheme="minorHAnsi" w:cstheme="minorHAnsi"/>
+          <w:sz w:val="22"/>
+          <w:szCs w:val="22"/>
+        </w:rPr>
+        <w:t xml:space="preserve">Machine </w:t>
+      </w:r>
+      <w:proofErr w:type="spellStart"/>
+      <w:r>
+        <w:rPr>
+          <w:rStyle w:val="nfasis"/>
+          <w:rFonts w:asciiTheme="minorHAnsi" w:hAnsiTheme="minorHAnsi" w:cstheme="minorHAnsi"/>
+          <w:sz w:val="22"/>
+          <w:szCs w:val="22"/>
+        </w:rPr>
+        <w:t>Learning</w:t>
+      </w:r>
+      <w:proofErr w:type="spellEnd"/>
+      <w:r>
+        <w:rPr>
+          <w:rFonts w:asciiTheme="minorHAnsi" w:hAnsiTheme="minorHAnsi" w:cstheme="minorHAnsi"/>
+          <w:sz w:val="22"/>
+          <w:szCs w:val="22"/>
+        </w:rPr>
+        <w:t xml:space="preserve"> capaces de generar distribuciones de probabilidad sobre las clases. De este modo, el sistema predictivo no solo proporciona una predicción puntual, sino una estimación completa del riesgo asociado a cada posible desenlace.</w:t>
+      </w:r>
+    </w:p>
+    <w:p>
+      <w:pPr>
+        <w:pStyle w:val="NormalWeb"/>
+        <w:spacing w:line="300" w:lineRule="atLeast"/>
+        <w:rPr>
+          <w:rFonts w:asciiTheme="minorHAnsi" w:hAnsiTheme="minorHAnsi" w:cstheme="minorHAnsi"/>
+          <w:sz w:val="22"/>
+          <w:szCs w:val="22"/>
+        </w:rPr>
+      </w:pPr>
+      <w:r>
+        <w:rPr>
+          <w:rFonts w:asciiTheme="minorHAnsi" w:hAnsiTheme="minorHAnsi" w:cstheme="minorHAnsi"/>
+          <w:sz w:val="22"/>
+          <w:szCs w:val="22"/>
+        </w:rPr>
+        <w:t xml:space="preserve">Este enfoque probabilístico resulta clave para evaluar la calidad real del sistema desarrollado. En este proyecto, predecir “correctamente” un resultado no se limita a acertar la clase con mayor probabilidad, sino a asignar probabilidades coherentes y bien calibradas, de forma que reflejen de manera realista la incertidumbre del partido. Por este motivo, se prioriza el uso de métricas orientadas a evaluar la calidad de las probabilidades estimadas, como la </w:t>
+      </w:r>
+      <w:proofErr w:type="spellStart"/>
+      <w:r>
+        <w:rPr>
+          <w:rStyle w:val="nfasis"/>
+          <w:rFonts w:asciiTheme="minorHAnsi" w:hAnsiTheme="minorHAnsi" w:cstheme="minorHAnsi"/>
+          <w:sz w:val="22"/>
+          <w:szCs w:val="22"/>
+        </w:rPr>
+        <w:t>logarithmic</w:t>
+      </w:r>
+      <w:proofErr w:type="spellEnd"/>
+      <w:r>
+        <w:rPr>
+          <w:rStyle w:val="nfasis"/>
+          <w:rFonts w:asciiTheme="minorHAnsi" w:hAnsiTheme="minorHAnsi" w:cstheme="minorHAnsi"/>
+          <w:sz w:val="22"/>
+          <w:szCs w:val="22"/>
+        </w:rPr>
+        <w:t xml:space="preserve"> </w:t>
+      </w:r>
+      <w:r>
+        <w:rPr>
+          <w:rStyle w:val="nfasis"/>
+          <w:rFonts w:asciiTheme="minorHAnsi" w:hAnsiTheme="minorHAnsi" w:cstheme="minorHAnsi"/>
+          <w:sz w:val="22"/>
+          <w:szCs w:val="22"/>
+        </w:rPr>
+        <w:t xml:space="preserve">los (log </w:t>
+      </w:r>
+      <w:proofErr w:type="spellStart"/>
+      <w:r>
+        <w:rPr>
+          <w:rStyle w:val="nfasis"/>
+          <w:rFonts w:asciiTheme="minorHAnsi" w:hAnsiTheme="minorHAnsi" w:cstheme="minorHAnsi"/>
+          <w:sz w:val="22"/>
+          <w:szCs w:val="22"/>
+        </w:rPr>
+        <w:t>loss</w:t>
+      </w:r>
+      <w:proofErr w:type="spellEnd"/>
+      <w:r>
+        <w:rPr>
+          <w:rStyle w:val="nfasis"/>
+          <w:rFonts w:asciiTheme="minorHAnsi" w:hAnsiTheme="minorHAnsi" w:cstheme="minorHAnsi"/>
+          <w:sz w:val="22"/>
+          <w:szCs w:val="22"/>
+        </w:rPr>
+        <w:t>)</w:t>
+      </w:r>
+      <w:r>
+        <w:rPr>
+          <w:rFonts w:asciiTheme="minorHAnsi" w:hAnsiTheme="minorHAnsi" w:cstheme="minorHAnsi"/>
+          <w:sz w:val="22"/>
+          <w:szCs w:val="22"/>
+        </w:rPr>
+        <w:t>, frente a métricas basadas únicamente en el acierto categórico.</w:t>
+      </w:r>
+    </w:p>
+    <w:p>
+      <w:pPr>
+        <w:pStyle w:val="NormalWeb"/>
+        <w:spacing w:line="300" w:lineRule="atLeast"/>
+        <w:rPr>
+          <w:rFonts w:asciiTheme="minorHAnsi" w:hAnsiTheme="minorHAnsi" w:cstheme="minorHAnsi"/>
+          <w:sz w:val="22"/>
+          <w:szCs w:val="22"/>
+        </w:rPr>
+      </w:pPr>
+      <w:r>
+        <w:rPr>
+          <w:rFonts w:asciiTheme="minorHAnsi" w:hAnsiTheme="minorHAnsi" w:cstheme="minorHAnsi"/>
+          <w:sz w:val="22"/>
+          <w:szCs w:val="22"/>
+        </w:rPr>
+        <w:t>El</w:t>
+      </w:r>
+      <w:r>
+        <w:rPr>
+          <w:rFonts w:asciiTheme="minorHAnsi" w:hAnsiTheme="minorHAnsi" w:cstheme="minorHAnsi"/>
+          <w:sz w:val="22"/>
+          <w:szCs w:val="22"/>
+        </w:rPr>
+        <w:t xml:space="preserve"> el problema se formula bajo el supuesto de un </w:t>
+      </w:r>
+      <w:r>
+        <w:rPr>
+          <w:rStyle w:val="Textoennegrita"/>
+          <w:rFonts w:asciiTheme="minorHAnsi" w:hAnsiTheme="minorHAnsi" w:cstheme="minorHAnsi"/>
+          <w:b w:val="0"/>
+          <w:bCs w:val="0"/>
+          <w:sz w:val="22"/>
+          <w:szCs w:val="22"/>
+        </w:rPr>
+        <w:t xml:space="preserve">escenario </w:t>
+      </w:r>
+      <w:proofErr w:type="spellStart"/>
+      <w:r>
+        <w:rPr>
+          <w:rStyle w:val="Textoennegrita"/>
+          <w:rFonts w:asciiTheme="minorHAnsi" w:hAnsiTheme="minorHAnsi" w:cstheme="minorHAnsi"/>
+          <w:b w:val="0"/>
+          <w:bCs w:val="0"/>
+          <w:sz w:val="22"/>
+          <w:szCs w:val="22"/>
+        </w:rPr>
+        <w:t>pre</w:t>
+      </w:r>
+      <w:r>
+        <w:rPr>
+          <w:rStyle w:val="Textoennegrita"/>
+          <w:rFonts w:asciiTheme="minorHAnsi" w:hAnsiTheme="minorHAnsi" w:cstheme="minorHAnsi"/>
+          <w:b w:val="0"/>
+          <w:bCs w:val="0"/>
+          <w:sz w:val="22"/>
+          <w:szCs w:val="22"/>
+        </w:rPr>
+        <w:noBreakHyphen/>
+        <w:t>partido</w:t>
+      </w:r>
+      <w:proofErr w:type="spellEnd"/>
+      <w:r>
+        <w:rPr>
+          <w:rFonts w:asciiTheme="minorHAnsi" w:hAnsiTheme="minorHAnsi" w:cstheme="minorHAnsi"/>
+          <w:sz w:val="22"/>
+          <w:szCs w:val="22"/>
+        </w:rPr>
+        <w:t>, en el que únicamente se dispone de información histórica y contextual conocida antes del inicio del encuentro. Este criterio condiciona tanto la selección de variables de entrada como la estrategia de validación aplicada, asegurando que el sistema de predicción se comporte de manera consistente con su uso final en producción.</w:t>
+      </w:r>
+    </w:p>
+    <w:p>
+      <w:pPr>
+        <w:pStyle w:val="NormalWeb"/>
+        <w:spacing w:line="300" w:lineRule="atLeast"/>
+        <w:rPr>
+          <w:rFonts w:asciiTheme="minorHAnsi" w:hAnsiTheme="minorHAnsi" w:cstheme="minorHAnsi"/>
+          <w:sz w:val="22"/>
+          <w:szCs w:val="22"/>
+        </w:rPr>
+      </w:pPr>
+      <w:r>
+        <w:rPr>
+          <w:rFonts w:asciiTheme="minorHAnsi" w:hAnsiTheme="minorHAnsi" w:cstheme="minorHAnsi"/>
+          <w:sz w:val="22"/>
+          <w:szCs w:val="22"/>
+        </w:rPr>
+        <w:t>En resumen, el problema de predicción se define como una tarea de clasificación multiclase probabilística, orientada a estimar con la mayor fiabilidad posible la distribución de probabilidades de los resultados de un partido de fútbol, utilizando exclusivamente información disponible antes de su celebración y evaluando el rendimiento del sistema en función de la calidad de dichas estimaciones.</w:t>
+      </w:r>
+    </w:p>
+    <w:p/>
+    <w:p>
+      <w:pPr>
+        <w:pStyle w:val="Ttulo2"/>
+      </w:pPr>
+      <w:r>
+        <w:lastRenderedPageBreak/>
+        <w:t>MODELOS EVALUADOS</w:t>
+      </w:r>
+    </w:p>
+    <w:p>
+      <w:pPr>
+        <w:pStyle w:val="NormalWeb"/>
+        <w:spacing w:line="300" w:lineRule="atLeast"/>
+        <w:rPr>
+          <w:rFonts w:asciiTheme="minorHAnsi" w:hAnsiTheme="minorHAnsi" w:cstheme="minorHAnsi"/>
+          <w:sz w:val="22"/>
+          <w:szCs w:val="22"/>
+        </w:rPr>
+      </w:pPr>
+      <w:r>
+        <w:rPr>
+          <w:rFonts w:asciiTheme="minorHAnsi" w:hAnsiTheme="minorHAnsi" w:cstheme="minorHAnsi"/>
+          <w:sz w:val="22"/>
+          <w:szCs w:val="22"/>
+        </w:rPr>
+        <w:t xml:space="preserve">Con el objetivo de construir un sistema capaz de predecir los resultados de partidos de </w:t>
+      </w:r>
+      <w:proofErr w:type="spellStart"/>
+      <w:r>
+        <w:rPr>
+          <w:rFonts w:asciiTheme="minorHAnsi" w:hAnsiTheme="minorHAnsi" w:cstheme="minorHAnsi"/>
+          <w:sz w:val="22"/>
+          <w:szCs w:val="22"/>
+        </w:rPr>
+        <w:t>LaLiga</w:t>
+      </w:r>
+      <w:proofErr w:type="spellEnd"/>
+      <w:r>
+        <w:rPr>
+          <w:rFonts w:asciiTheme="minorHAnsi" w:hAnsiTheme="minorHAnsi" w:cstheme="minorHAnsi"/>
+          <w:sz w:val="22"/>
+          <w:szCs w:val="22"/>
+        </w:rPr>
+        <w:t xml:space="preserve"> con la mayor fiabilidad posible, se han considerado distintas alternativas de modelado pertenecientes a diferentes familias de </w:t>
+      </w:r>
+      <w:r>
+        <w:rPr>
+          <w:rStyle w:val="nfasis"/>
+          <w:rFonts w:asciiTheme="minorHAnsi" w:hAnsiTheme="minorHAnsi" w:cstheme="minorHAnsi"/>
+          <w:sz w:val="22"/>
+          <w:szCs w:val="22"/>
+        </w:rPr>
+        <w:t xml:space="preserve">Machine </w:t>
+      </w:r>
+      <w:proofErr w:type="spellStart"/>
+      <w:r>
+        <w:rPr>
+          <w:rStyle w:val="nfasis"/>
+          <w:rFonts w:asciiTheme="minorHAnsi" w:hAnsiTheme="minorHAnsi" w:cstheme="minorHAnsi"/>
+          <w:sz w:val="22"/>
+          <w:szCs w:val="22"/>
+        </w:rPr>
+        <w:t>Learning</w:t>
+      </w:r>
+      <w:proofErr w:type="spellEnd"/>
+      <w:r>
+        <w:rPr>
+          <w:rFonts w:asciiTheme="minorHAnsi" w:hAnsiTheme="minorHAnsi" w:cstheme="minorHAnsi"/>
+          <w:sz w:val="22"/>
+          <w:szCs w:val="22"/>
+        </w:rPr>
+        <w:t>. La evaluación de estos modelos se plantea como un medio para identificar el enfoque más adecuado para el problema, y no como una comparación académica aislada entre algoritmos.</w:t>
+      </w:r>
+    </w:p>
+    <w:p>
+      <w:pPr>
+        <w:pStyle w:val="NormalWeb"/>
+        <w:spacing w:line="300" w:lineRule="atLeast"/>
+        <w:rPr>
+          <w:rFonts w:asciiTheme="minorHAnsi" w:hAnsiTheme="minorHAnsi" w:cstheme="minorHAnsi"/>
+          <w:sz w:val="22"/>
+          <w:szCs w:val="22"/>
+        </w:rPr>
+      </w:pPr>
+      <w:r>
+        <w:rPr>
+          <w:rFonts w:asciiTheme="minorHAnsi" w:hAnsiTheme="minorHAnsi" w:cstheme="minorHAnsi"/>
+          <w:sz w:val="22"/>
+          <w:szCs w:val="22"/>
+        </w:rPr>
+        <w:t xml:space="preserve">Como punto de partida, se definió un </w:t>
+      </w:r>
+      <w:r>
+        <w:rPr>
+          <w:rStyle w:val="Textoennegrita"/>
+          <w:rFonts w:asciiTheme="minorHAnsi" w:hAnsiTheme="minorHAnsi" w:cstheme="minorHAnsi"/>
+          <w:b w:val="0"/>
+          <w:bCs w:val="0"/>
+          <w:sz w:val="22"/>
+          <w:szCs w:val="22"/>
+        </w:rPr>
+        <w:t>modelo base de referencia (</w:t>
+      </w:r>
+      <w:proofErr w:type="spellStart"/>
+      <w:r>
+        <w:rPr>
+          <w:rStyle w:val="Textoennegrita"/>
+          <w:rFonts w:asciiTheme="minorHAnsi" w:hAnsiTheme="minorHAnsi" w:cstheme="minorHAnsi"/>
+          <w:b w:val="0"/>
+          <w:bCs w:val="0"/>
+          <w:sz w:val="22"/>
+          <w:szCs w:val="22"/>
+        </w:rPr>
+        <w:t>baseline</w:t>
+      </w:r>
+      <w:proofErr w:type="spellEnd"/>
+      <w:r>
+        <w:rPr>
+          <w:rStyle w:val="Textoennegrita"/>
+          <w:rFonts w:asciiTheme="minorHAnsi" w:hAnsiTheme="minorHAnsi" w:cstheme="minorHAnsi"/>
+          <w:b w:val="0"/>
+          <w:bCs w:val="0"/>
+          <w:sz w:val="22"/>
+          <w:szCs w:val="22"/>
+        </w:rPr>
+        <w:t>)</w:t>
       </w:r>
       <w:r>
         <w:rPr>
@@ -7017,6 +9480,51 @@
       </w:r>
       <w:r>
         <w:rPr>
+          <w:rFonts w:asciiTheme="minorHAnsi" w:hAnsiTheme="minorHAnsi" w:cstheme="minorHAnsi"/>
+          <w:sz w:val="22"/>
+          <w:szCs w:val="22"/>
+        </w:rPr>
+        <w:t>mediante clasificadores sencillos, como predictores basados en la distribución a priori de las clases o en asignaciones uniformes. Estos modelos permiten establecer una referencia mínima de comportamiento frente a la cual evaluar la aportación de enfoques supervisados más elaborados.</w:t>
+      </w:r>
+    </w:p>
+    <w:p>
+      <w:pPr>
+        <w:pStyle w:val="NormalWeb"/>
+        <w:spacing w:line="300" w:lineRule="atLeast"/>
+        <w:rPr>
+          <w:rFonts w:asciiTheme="minorHAnsi" w:hAnsiTheme="minorHAnsi" w:cstheme="minorHAnsi"/>
+          <w:sz w:val="22"/>
+          <w:szCs w:val="22"/>
+        </w:rPr>
+      </w:pPr>
+      <w:r>
+        <w:rPr>
+          <w:rFonts w:asciiTheme="minorHAnsi" w:hAnsiTheme="minorHAnsi" w:cstheme="minorHAnsi"/>
+          <w:sz w:val="22"/>
+          <w:szCs w:val="22"/>
+        </w:rPr>
+        <w:t xml:space="preserve">A partir de este </w:t>
+      </w:r>
+      <w:proofErr w:type="spellStart"/>
+      <w:r>
+        <w:rPr>
+          <w:rFonts w:asciiTheme="minorHAnsi" w:hAnsiTheme="minorHAnsi" w:cstheme="minorHAnsi"/>
+          <w:sz w:val="22"/>
+          <w:szCs w:val="22"/>
+        </w:rPr>
+        <w:t>baseline</w:t>
+      </w:r>
+      <w:proofErr w:type="spellEnd"/>
+      <w:r>
+        <w:rPr>
+          <w:rFonts w:asciiTheme="minorHAnsi" w:hAnsiTheme="minorHAnsi" w:cstheme="minorHAnsi"/>
+          <w:sz w:val="22"/>
+          <w:szCs w:val="22"/>
+        </w:rPr>
+        <w:t xml:space="preserve">, se consideraron distintos modelos con capacidad de generar </w:t>
+      </w:r>
+      <w:r>
+        <w:rPr>
           <w:rStyle w:val="Textoennegrita"/>
           <w:rFonts w:asciiTheme="minorHAnsi" w:hAnsiTheme="minorHAnsi" w:cstheme="minorHAnsi"/>
           <w:b w:val="0"/>
@@ -7024,15 +9532,34 @@
           <w:sz w:val="22"/>
           <w:szCs w:val="22"/>
         </w:rPr>
-        <w:t>integridad de los resultados de los partidos</w:t>
-      </w:r>
-      <w:r>
-        <w:rPr>
-          <w:rFonts w:asciiTheme="minorHAnsi" w:hAnsiTheme="minorHAnsi" w:cstheme="minorHAnsi"/>
-          <w:sz w:val="22"/>
-          <w:szCs w:val="22"/>
-        </w:rPr>
-        <w:t>, comprobando la coherencia entre marcadores y etiquetas de resultado. En el caso de datos incorporados como apoyo para completar el histórico, solo se integraron aquellos partidos con información final válida y verificable, evitando la inclusión de encuentros futuros o duplicados.</w:t>
+        <w:t>predicciones probabilísticas</w:t>
+      </w:r>
+      <w:r>
+        <w:rPr>
+          <w:rFonts w:asciiTheme="minorHAnsi" w:hAnsiTheme="minorHAnsi" w:cstheme="minorHAnsi"/>
+          <w:sz w:val="22"/>
+          <w:szCs w:val="22"/>
+        </w:rPr>
+        <w:t xml:space="preserve">, requisito fundamental dado el enfoque del proyecto. Entre ellos, se incluyó la </w:t>
+      </w:r>
+      <w:r>
+        <w:rPr>
+          <w:rStyle w:val="Textoennegrita"/>
+          <w:rFonts w:asciiTheme="minorHAnsi" w:hAnsiTheme="minorHAnsi" w:cstheme="minorHAnsi"/>
+          <w:b w:val="0"/>
+          <w:bCs w:val="0"/>
+          <w:sz w:val="22"/>
+          <w:szCs w:val="22"/>
+        </w:rPr>
+        <w:t>regresión logística multiclase</w:t>
+      </w:r>
+      <w:r>
+        <w:rPr>
+          <w:rFonts w:asciiTheme="minorHAnsi" w:hAnsiTheme="minorHAnsi" w:cstheme="minorHAnsi"/>
+          <w:sz w:val="22"/>
+          <w:szCs w:val="22"/>
+        </w:rPr>
+        <w:t>, que actúa como un modelo de referencia supervisado por su simplicidad, estabilidad e interpretabilidad. Este tipo de modelo resulta especialmente adecuado para analizar la coherencia y calibración de las probabilidades estimadas.</w:t>
       </w:r>
     </w:p>
     <w:p>
@@ -7051,7 +9578,275 @@
           <w:sz w:val="22"/>
           <w:szCs w:val="22"/>
         </w:rPr>
-        <w:t>En conjunto, la limpieza de datos se ha implementado siguiendo criterios explícitos, reproducibles y alineados con el objetivo del proyecto. Esta fase sienta las bases para la construcción de un dataset consistente y fiable, reduciendo el ruido y minimizando el riesgo de errores que puedan afectar al rendimiento y la interpretación de los modelos predictivos desarrollados posteriormente.</w:t>
+        <w:t xml:space="preserve">Asimismo, se evaluaron variantes del modelo logístico y enfoques de </w:t>
+      </w:r>
+      <w:r>
+        <w:rPr>
+          <w:rStyle w:val="Textoennegrita"/>
+          <w:rFonts w:asciiTheme="minorHAnsi" w:hAnsiTheme="minorHAnsi" w:cstheme="minorHAnsi"/>
+          <w:b w:val="0"/>
+          <w:bCs w:val="0"/>
+          <w:sz w:val="22"/>
+          <w:szCs w:val="22"/>
+        </w:rPr>
+        <w:t>combinación de modelos</w:t>
+      </w:r>
+      <w:r>
+        <w:rPr>
+          <w:rFonts w:asciiTheme="minorHAnsi" w:hAnsiTheme="minorHAnsi" w:cstheme="minorHAnsi"/>
+          <w:sz w:val="22"/>
+          <w:szCs w:val="22"/>
+        </w:rPr>
+        <w:t>, como la votación suave (</w:t>
+      </w:r>
+      <w:proofErr w:type="spellStart"/>
+      <w:r>
+        <w:rPr>
+          <w:rStyle w:val="nfasis"/>
+          <w:rFonts w:asciiTheme="minorHAnsi" w:hAnsiTheme="minorHAnsi" w:cstheme="minorHAnsi"/>
+          <w:sz w:val="22"/>
+          <w:szCs w:val="22"/>
+        </w:rPr>
+        <w:t>soft</w:t>
+      </w:r>
+      <w:proofErr w:type="spellEnd"/>
+      <w:r>
+        <w:rPr>
+          <w:rStyle w:val="nfasis"/>
+          <w:rFonts w:asciiTheme="minorHAnsi" w:hAnsiTheme="minorHAnsi" w:cstheme="minorHAnsi"/>
+          <w:sz w:val="22"/>
+          <w:szCs w:val="22"/>
+        </w:rPr>
+        <w:t xml:space="preserve"> </w:t>
+      </w:r>
+      <w:proofErr w:type="spellStart"/>
+      <w:r>
+        <w:rPr>
+          <w:rStyle w:val="nfasis"/>
+          <w:rFonts w:asciiTheme="minorHAnsi" w:hAnsiTheme="minorHAnsi" w:cstheme="minorHAnsi"/>
+          <w:sz w:val="22"/>
+          <w:szCs w:val="22"/>
+        </w:rPr>
+        <w:t>voting</w:t>
+      </w:r>
+      <w:proofErr w:type="spellEnd"/>
+      <w:r>
+        <w:rPr>
+          <w:rFonts w:asciiTheme="minorHAnsi" w:hAnsiTheme="minorHAnsi" w:cstheme="minorHAnsi"/>
+          <w:sz w:val="22"/>
+          <w:szCs w:val="22"/>
+        </w:rPr>
+        <w:t>), con el objetivo de explorar si la agregación de distintos clasificadores puede aportar robustez adicional al sistema predictivo.</w:t>
+      </w:r>
+    </w:p>
+    <w:p>
+      <w:pPr>
+        <w:pStyle w:val="NormalWeb"/>
+        <w:spacing w:line="300" w:lineRule="atLeast"/>
+        <w:rPr>
+          <w:rFonts w:asciiTheme="minorHAnsi" w:hAnsiTheme="minorHAnsi" w:cstheme="minorHAnsi"/>
+          <w:sz w:val="22"/>
+          <w:szCs w:val="22"/>
+        </w:rPr>
+      </w:pPr>
+      <w:r>
+        <w:rPr>
+          <w:rFonts w:asciiTheme="minorHAnsi" w:hAnsiTheme="minorHAnsi" w:cstheme="minorHAnsi"/>
+          <w:sz w:val="22"/>
+          <w:szCs w:val="22"/>
+        </w:rPr>
+        <w:t xml:space="preserve">También se incluyeron modelos basados en </w:t>
+      </w:r>
+      <w:r>
+        <w:rPr>
+          <w:rStyle w:val="Textoennegrita"/>
+          <w:rFonts w:asciiTheme="minorHAnsi" w:hAnsiTheme="minorHAnsi" w:cstheme="minorHAnsi"/>
+          <w:b w:val="0"/>
+          <w:bCs w:val="0"/>
+          <w:sz w:val="22"/>
+          <w:szCs w:val="22"/>
+        </w:rPr>
+        <w:t>ensambles de árboles</w:t>
+      </w:r>
+      <w:r>
+        <w:rPr>
+          <w:rFonts w:asciiTheme="minorHAnsi" w:hAnsiTheme="minorHAnsi" w:cstheme="minorHAnsi"/>
+          <w:sz w:val="22"/>
+          <w:szCs w:val="22"/>
+        </w:rPr>
+        <w:t xml:space="preserve">, como </w:t>
+      </w:r>
+      <w:proofErr w:type="spellStart"/>
+      <w:r>
+        <w:rPr>
+          <w:rStyle w:val="Textoennegrita"/>
+          <w:rFonts w:asciiTheme="minorHAnsi" w:hAnsiTheme="minorHAnsi" w:cstheme="minorHAnsi"/>
+          <w:b w:val="0"/>
+          <w:bCs w:val="0"/>
+          <w:sz w:val="22"/>
+          <w:szCs w:val="22"/>
+        </w:rPr>
+        <w:t>Random</w:t>
+      </w:r>
+      <w:proofErr w:type="spellEnd"/>
+      <w:r>
+        <w:rPr>
+          <w:rStyle w:val="Textoennegrita"/>
+          <w:rFonts w:asciiTheme="minorHAnsi" w:hAnsiTheme="minorHAnsi" w:cstheme="minorHAnsi"/>
+          <w:b w:val="0"/>
+          <w:bCs w:val="0"/>
+          <w:sz w:val="22"/>
+          <w:szCs w:val="22"/>
+        </w:rPr>
+        <w:t xml:space="preserve"> Forest</w:t>
+      </w:r>
+      <w:r>
+        <w:rPr>
+          <w:rFonts w:asciiTheme="minorHAnsi" w:hAnsiTheme="minorHAnsi" w:cstheme="minorHAnsi"/>
+          <w:b/>
+          <w:bCs/>
+          <w:sz w:val="22"/>
+          <w:szCs w:val="22"/>
+        </w:rPr>
+        <w:t xml:space="preserve"> </w:t>
+      </w:r>
+      <w:r>
+        <w:rPr>
+          <w:rFonts w:asciiTheme="minorHAnsi" w:hAnsiTheme="minorHAnsi" w:cstheme="minorHAnsi"/>
+          <w:sz w:val="22"/>
+          <w:szCs w:val="22"/>
+        </w:rPr>
+        <w:t>y</w:t>
+      </w:r>
+      <w:r>
+        <w:rPr>
+          <w:rFonts w:asciiTheme="minorHAnsi" w:hAnsiTheme="minorHAnsi" w:cstheme="minorHAnsi"/>
+          <w:b/>
+          <w:bCs/>
+          <w:sz w:val="22"/>
+          <w:szCs w:val="22"/>
+        </w:rPr>
+        <w:t xml:space="preserve"> </w:t>
+      </w:r>
+      <w:r>
+        <w:rPr>
+          <w:rStyle w:val="Textoennegrita"/>
+          <w:rFonts w:asciiTheme="minorHAnsi" w:hAnsiTheme="minorHAnsi" w:cstheme="minorHAnsi"/>
+          <w:b w:val="0"/>
+          <w:bCs w:val="0"/>
+          <w:sz w:val="22"/>
+          <w:szCs w:val="22"/>
+        </w:rPr>
+        <w:t xml:space="preserve">Extra </w:t>
+      </w:r>
+      <w:proofErr w:type="spellStart"/>
+      <w:r>
+        <w:rPr>
+          <w:rStyle w:val="Textoennegrita"/>
+          <w:rFonts w:asciiTheme="minorHAnsi" w:hAnsiTheme="minorHAnsi" w:cstheme="minorHAnsi"/>
+          <w:b w:val="0"/>
+          <w:bCs w:val="0"/>
+          <w:sz w:val="22"/>
+          <w:szCs w:val="22"/>
+        </w:rPr>
+        <w:t>Trees</w:t>
+      </w:r>
+      <w:proofErr w:type="spellEnd"/>
+      <w:r>
+        <w:rPr>
+          <w:rFonts w:asciiTheme="minorHAnsi" w:hAnsiTheme="minorHAnsi" w:cstheme="minorHAnsi"/>
+          <w:sz w:val="22"/>
+          <w:szCs w:val="22"/>
+        </w:rPr>
+        <w:t>,</w:t>
+      </w:r>
+      <w:r>
+        <w:rPr>
+          <w:rFonts w:asciiTheme="minorHAnsi" w:hAnsiTheme="minorHAnsi" w:cstheme="minorHAnsi"/>
+          <w:b/>
+          <w:bCs/>
+          <w:sz w:val="22"/>
+          <w:szCs w:val="22"/>
+        </w:rPr>
+        <w:t xml:space="preserve"> </w:t>
+      </w:r>
+      <w:r>
+        <w:rPr>
+          <w:rFonts w:asciiTheme="minorHAnsi" w:hAnsiTheme="minorHAnsi" w:cstheme="minorHAnsi"/>
+          <w:sz w:val="22"/>
+          <w:szCs w:val="22"/>
+        </w:rPr>
+        <w:t xml:space="preserve">así como enfoques de </w:t>
+      </w:r>
+      <w:proofErr w:type="spellStart"/>
+      <w:r>
+        <w:rPr>
+          <w:rStyle w:val="Textoennegrita"/>
+          <w:rFonts w:asciiTheme="minorHAnsi" w:hAnsiTheme="minorHAnsi" w:cstheme="minorHAnsi"/>
+          <w:b w:val="0"/>
+          <w:bCs w:val="0"/>
+          <w:sz w:val="22"/>
+          <w:szCs w:val="22"/>
+        </w:rPr>
+        <w:t>Gradient</w:t>
+      </w:r>
+      <w:proofErr w:type="spellEnd"/>
+      <w:r>
+        <w:rPr>
+          <w:rStyle w:val="Textoennegrita"/>
+          <w:rFonts w:asciiTheme="minorHAnsi" w:hAnsiTheme="minorHAnsi" w:cstheme="minorHAnsi"/>
+          <w:sz w:val="22"/>
+          <w:szCs w:val="22"/>
+        </w:rPr>
+        <w:t xml:space="preserve"> </w:t>
+      </w:r>
+      <w:proofErr w:type="spellStart"/>
+      <w:r>
+        <w:rPr>
+          <w:rStyle w:val="Textoennegrita"/>
+          <w:rFonts w:asciiTheme="minorHAnsi" w:hAnsiTheme="minorHAnsi" w:cstheme="minorHAnsi"/>
+          <w:b w:val="0"/>
+          <w:bCs w:val="0"/>
+          <w:sz w:val="22"/>
+          <w:szCs w:val="22"/>
+        </w:rPr>
+        <w:t>Boosting</w:t>
+      </w:r>
+      <w:proofErr w:type="spellEnd"/>
+      <w:r>
+        <w:rPr>
+          <w:rFonts w:asciiTheme="minorHAnsi" w:hAnsiTheme="minorHAnsi" w:cstheme="minorHAnsi"/>
+          <w:sz w:val="22"/>
+          <w:szCs w:val="22"/>
+        </w:rPr>
+        <w:t>, dado su uso habitual en problemas de clasificación tabular y su capacidad para capturar relaciones no lineales entre variables.</w:t>
+      </w:r>
+    </w:p>
+    <w:p>
+      <w:pPr>
+        <w:pStyle w:val="NormalWeb"/>
+        <w:spacing w:line="300" w:lineRule="atLeast"/>
+        <w:rPr>
+          <w:rFonts w:asciiTheme="minorHAnsi" w:hAnsiTheme="minorHAnsi" w:cstheme="minorHAnsi"/>
+          <w:sz w:val="22"/>
+          <w:szCs w:val="22"/>
+        </w:rPr>
+      </w:pPr>
+      <w:r>
+        <w:rPr>
+          <w:rFonts w:asciiTheme="minorHAnsi" w:hAnsiTheme="minorHAnsi" w:cstheme="minorHAnsi"/>
+          <w:sz w:val="22"/>
+          <w:szCs w:val="22"/>
+        </w:rPr>
+        <w:t>Todos los modelos considerados se entrenan y evalúan bajo las mismas condiciones experimentales, utilizando el mismo conjunto de datos preparado y siguiendo estrategias de validación y métricas comunes. De este modo, se garantiza que la selección final del modelo se base en criterios objetivos y alineados con el objetivo principal del proyecto: construir un sistema de predicción fiable y aplicable en un escenario real de uso.</w:t>
+      </w:r>
+    </w:p>
+    <w:p>
+      <w:pPr>
+        <w:pStyle w:val="Ttulo2"/>
+      </w:pPr>
+      <w:r>
+        <w:t>ESTRATEGIA DE VALIDACIÓN</w:t>
       </w:r>
     </w:p>
     <w:p/>
@@ -7061,7 +9856,7 @@
       </w:pPr>
       <w:r>
         <w:lastRenderedPageBreak/>
-        <w:t>INGENIERIA DE CARACTERISTICAS</w:t>
+        <w:t>MÉTRICAS DE AVALUACIÓN</w:t>
       </w:r>
     </w:p>
     <w:p>
@@ -7069,7 +9864,7 @@
         <w:pStyle w:val="Ttulo2"/>
       </w:pPr>
       <w:r>
-        <w:t>CODIFICACIÓN Y NORMALIZACIÓN</w:t>
+        <w:t>AJUSTE DE HIPERPARÁMETROS</w:t>
       </w:r>
     </w:p>
     <w:p>
@@ -7077,21 +9872,38 @@
         <w:pStyle w:val="Ttulo2"/>
       </w:pPr>
       <w:r>
-        <w:t>PREPARACIÓN FINAL PARA EL MODELADO</w:t>
+        <w:t>CALIBRACIÓN DE PROBABILIDADES</w:t>
+      </w:r>
+    </w:p>
+    <w:p>
+      <w:pPr>
+        <w:pStyle w:val="Ttulo2"/>
+      </w:pPr>
+      <w:r>
+        <w:t>CRITERIO DE SELE</w:t>
+      </w:r>
+      <w:r>
+        <w:t>C</w:t>
+      </w:r>
+      <w:r>
+        <w:t>CIÓN DEL MODELO FINAL</w:t>
+      </w:r>
+    </w:p>
+    <w:p>
+      <w:pPr>
+        <w:pStyle w:val="Ttulo2"/>
+      </w:pPr>
+      <w:r>
+        <w:t>RESUEM</w:t>
+      </w:r>
+      <w:r>
+        <w:t>E</w:t>
+      </w:r>
+      <w:r>
+        <w:t>N DEL DISEÑO EXPERIMENTAL</w:t>
       </w:r>
     </w:p>
     <w:p/>
-    <w:p/>
-    <w:p>
-      <w:pPr>
-        <w:pStyle w:val="Ttulo1"/>
-      </w:pPr>
-      <w:bookmarkStart w:id="23" w:name="_Toc225422156"/>
-      <w:r>
-        <w:t>Diseño experimental</w:t>
-      </w:r>
-      <w:bookmarkEnd w:id="23"/>
-    </w:p>
     <w:p/>
     <w:p>
       <w:pPr>
@@ -7207,7 +10019,7 @@
                     </pic:cNvPicPr>
                   </pic:nvPicPr>
                   <pic:blipFill>
-                    <a:blip r:embed="rId13" cstate="print">
+                    <a:blip r:embed="rId15" cstate="print">
                       <a:extLst>
                         <a:ext uri="{28A0092B-C50C-407E-A947-70E740481C1C}">
                           <a14:useLocalDpi xmlns:a14="http://schemas.microsoft.com/office/drawing/2010/main" val="0"/>
@@ -7377,7 +10189,15 @@
     </w:p>
     <w:p>
       <w:r>
-        <w:t>Este es el estilo de título de nivel 4 por si es es necesario desarrollar algún punto con más detalle.</w:t>
+        <w:t xml:space="preserve">Este es el estilo de título de nivel 4 por si es </w:t>
+      </w:r>
+      <w:proofErr w:type="spellStart"/>
+      <w:r>
+        <w:t>es</w:t>
+      </w:r>
+      <w:proofErr w:type="spellEnd"/>
+      <w:r>
+        <w:t xml:space="preserve"> necesario desarrollar algún punto con más detalle.</w:t>
       </w:r>
     </w:p>
     <w:p>
@@ -7427,92 +10247,6 @@
       <w:bookmarkEnd w:id="40"/>
       <w:bookmarkEnd w:id="41"/>
       <w:bookmarkEnd w:id="42"/>
-    </w:p>
-    <w:p>
-      <w:pPr>
-        <w:pStyle w:val="Prrafodelista"/>
-        <w:numPr>
-          <w:ilvl w:val="0"/>
-          <w:numId w:val="2"/>
-        </w:numPr>
-        <w:spacing w:after="0" w:line="300" w:lineRule="atLeast"/>
-        <w:jc w:val="left"/>
-        <w:rPr>
-          <w:rFonts w:cstheme="minorHAnsi"/>
-          <w:szCs w:val="22"/>
-          <w:lang w:val="en-US"/>
-        </w:rPr>
-      </w:pPr>
-      <w:r>
-        <w:rPr>
-          <w:rFonts w:cstheme="minorHAnsi"/>
-          <w:szCs w:val="22"/>
-          <w:lang w:val="en-US"/>
-        </w:rPr>
-        <w:t xml:space="preserve">“Machine Learning Applied to Professional Football: Performance Improvement and Results Prediction – MDPI”, </w:t>
-      </w:r>
-      <w:hyperlink r:id="rId14" w:history="1">
-        <w:r>
-          <w:rPr>
-            <w:rStyle w:val="Hipervnculo"/>
-            <w:rFonts w:cstheme="minorHAnsi"/>
-            <w:szCs w:val="22"/>
-            <w:lang w:val="en-US"/>
-          </w:rPr>
-          <w:t>https://www.mdpi.com/2504-4990/7/3/85</w:t>
-        </w:r>
-      </w:hyperlink>
-      <w:r>
-        <w:rPr>
-          <w:rFonts w:cstheme="minorHAnsi"/>
-          <w:szCs w:val="22"/>
-          <w:lang w:val="en-US"/>
-        </w:rPr>
-        <w:t xml:space="preserve"> , (consultado el 24/03/2026).</w:t>
-      </w:r>
-    </w:p>
-    <w:p>
-      <w:pPr>
-        <w:pStyle w:val="Prrafodelista"/>
-        <w:numPr>
-          <w:ilvl w:val="0"/>
-          <w:numId w:val="2"/>
-        </w:numPr>
-        <w:spacing w:after="0" w:line="300" w:lineRule="atLeast"/>
-        <w:jc w:val="left"/>
-        <w:rPr>
-          <w:rFonts w:cstheme="minorHAnsi"/>
-          <w:szCs w:val="22"/>
-          <w:lang w:val="en-US"/>
-        </w:rPr>
-      </w:pPr>
-      <w:r>
-        <w:rPr>
-          <w:rFonts w:cstheme="minorHAnsi"/>
-          <w:szCs w:val="22"/>
-          <w:lang w:val="en-US"/>
-        </w:rPr>
-        <w:t xml:space="preserve">“Data-driven prediction of soccer outcomes using enhanced machine and deep learning techniques – Springer Nature”, </w:t>
-      </w:r>
-      <w:hyperlink r:id="rId15" w:history="1">
-        <w:r>
-          <w:rPr>
-            <w:rStyle w:val="Hipervnculo"/>
-            <w:rFonts w:cstheme="minorHAnsi"/>
-            <w:szCs w:val="22"/>
-            <w:lang w:val="en-US"/>
-          </w:rPr>
-          <w:t>https://link.springer.com/article/10.1186/s40537-024-01008-2</w:t>
-        </w:r>
-      </w:hyperlink>
-      <w:r>
-        <w:rPr>
-          <w:rFonts w:cstheme="minorHAnsi"/>
-          <w:szCs w:val="22"/>
-          <w:lang w:val="en-US"/>
-        </w:rPr>
-        <w:t xml:space="preserve"> , (consultado el 24/03/2026).</w:t>
-      </w:r>
     </w:p>
     <w:p>
       <w:pPr>
@@ -7554,7 +10288,43 @@
           <w:szCs w:val="22"/>
           <w:lang w:val="en-US"/>
         </w:rPr>
-        <w:t>, (consultado el 25/03/2026).</w:t>
+        <w:t xml:space="preserve"> , (</w:t>
+      </w:r>
+      <w:proofErr w:type="spellStart"/>
+      <w:r>
+        <w:rPr>
+          <w:rFonts w:cstheme="minorHAnsi"/>
+          <w:szCs w:val="22"/>
+          <w:lang w:val="en-US"/>
+        </w:rPr>
+        <w:t>consultado</w:t>
+      </w:r>
+      <w:proofErr w:type="spellEnd"/>
+      <w:r>
+        <w:rPr>
+          <w:rFonts w:cstheme="minorHAnsi"/>
+          <w:szCs w:val="22"/>
+          <w:lang w:val="en-US"/>
+        </w:rPr>
+        <w:t xml:space="preserve"> </w:t>
+      </w:r>
+      <w:proofErr w:type="spellStart"/>
+      <w:r>
+        <w:rPr>
+          <w:rFonts w:cstheme="minorHAnsi"/>
+          <w:szCs w:val="22"/>
+          <w:lang w:val="en-US"/>
+        </w:rPr>
+        <w:t>el</w:t>
+      </w:r>
+      <w:proofErr w:type="spellEnd"/>
+      <w:r>
+        <w:rPr>
+          <w:rFonts w:cstheme="minorHAnsi"/>
+          <w:szCs w:val="22"/>
+          <w:lang w:val="en-US"/>
+        </w:rPr>
+        <w:t xml:space="preserve"> 24/03/2026).</w:t>
       </w:r>
     </w:p>
     <w:p>
@@ -7597,7 +10367,43 @@
           <w:szCs w:val="22"/>
           <w:lang w:val="en-US"/>
         </w:rPr>
-        <w:t>, (consultado el 25/03/2026).</w:t>
+        <w:t xml:space="preserve"> , (</w:t>
+      </w:r>
+      <w:proofErr w:type="spellStart"/>
+      <w:r>
+        <w:rPr>
+          <w:rFonts w:cstheme="minorHAnsi"/>
+          <w:szCs w:val="22"/>
+          <w:lang w:val="en-US"/>
+        </w:rPr>
+        <w:t>consultado</w:t>
+      </w:r>
+      <w:proofErr w:type="spellEnd"/>
+      <w:r>
+        <w:rPr>
+          <w:rFonts w:cstheme="minorHAnsi"/>
+          <w:szCs w:val="22"/>
+          <w:lang w:val="en-US"/>
+        </w:rPr>
+        <w:t xml:space="preserve"> </w:t>
+      </w:r>
+      <w:proofErr w:type="spellStart"/>
+      <w:r>
+        <w:rPr>
+          <w:rFonts w:cstheme="minorHAnsi"/>
+          <w:szCs w:val="22"/>
+          <w:lang w:val="en-US"/>
+        </w:rPr>
+        <w:t>el</w:t>
+      </w:r>
+      <w:proofErr w:type="spellEnd"/>
+      <w:r>
+        <w:rPr>
+          <w:rFonts w:cstheme="minorHAnsi"/>
+          <w:szCs w:val="22"/>
+          <w:lang w:val="en-US"/>
+        </w:rPr>
+        <w:t xml:space="preserve"> 24/03/2026).</w:t>
       </w:r>
     </w:p>
     <w:p>
@@ -7612,23 +10418,197 @@
         <w:rPr>
           <w:rFonts w:cstheme="minorHAnsi"/>
           <w:szCs w:val="22"/>
-        </w:rPr>
-      </w:pPr>
-      <w:r>
-        <w:rPr>
-          <w:rFonts w:cstheme="minorHAnsi"/>
-          <w:szCs w:val="22"/>
-        </w:rPr>
-        <w:t>“Manifiesto Ágil</w:t>
-      </w:r>
-      <w:r>
-        <w:rPr>
-          <w:rFonts w:cstheme="minorHAnsi"/>
-          <w:szCs w:val="22"/>
-        </w:rPr>
-        <w:t xml:space="preserve">“, </w:t>
+          <w:lang w:val="en-US"/>
+        </w:rPr>
+      </w:pPr>
+      <w:r>
+        <w:rPr>
+          <w:rFonts w:cstheme="minorHAnsi"/>
+          <w:szCs w:val="22"/>
+          <w:lang w:val="en-US"/>
+        </w:rPr>
+        <w:t xml:space="preserve">“Machine Learning Applied to Professional Football: Performance Improvement and Results Prediction – MDPI”, </w:t>
       </w:r>
       <w:hyperlink r:id="rId18" w:history="1">
+        <w:r>
+          <w:rPr>
+            <w:rStyle w:val="Hipervnculo"/>
+            <w:rFonts w:cstheme="minorHAnsi"/>
+            <w:szCs w:val="22"/>
+            <w:lang w:val="en-US"/>
+          </w:rPr>
+          <w:t>https://www.mdpi.com/2504-4990/7/3/85</w:t>
+        </w:r>
+      </w:hyperlink>
+      <w:r>
+        <w:rPr>
+          <w:rFonts w:cstheme="minorHAnsi"/>
+          <w:szCs w:val="22"/>
+          <w:lang w:val="en-US"/>
+        </w:rPr>
+        <w:t>, (</w:t>
+      </w:r>
+      <w:proofErr w:type="spellStart"/>
+      <w:r>
+        <w:rPr>
+          <w:rFonts w:cstheme="minorHAnsi"/>
+          <w:szCs w:val="22"/>
+          <w:lang w:val="en-US"/>
+        </w:rPr>
+        <w:t>consultado</w:t>
+      </w:r>
+      <w:proofErr w:type="spellEnd"/>
+      <w:r>
+        <w:rPr>
+          <w:rFonts w:cstheme="minorHAnsi"/>
+          <w:szCs w:val="22"/>
+          <w:lang w:val="en-US"/>
+        </w:rPr>
+        <w:t xml:space="preserve"> </w:t>
+      </w:r>
+      <w:proofErr w:type="spellStart"/>
+      <w:r>
+        <w:rPr>
+          <w:rFonts w:cstheme="minorHAnsi"/>
+          <w:szCs w:val="22"/>
+          <w:lang w:val="en-US"/>
+        </w:rPr>
+        <w:t>el</w:t>
+      </w:r>
+      <w:proofErr w:type="spellEnd"/>
+      <w:r>
+        <w:rPr>
+          <w:rFonts w:cstheme="minorHAnsi"/>
+          <w:szCs w:val="22"/>
+          <w:lang w:val="en-US"/>
+        </w:rPr>
+        <w:t xml:space="preserve"> 25/03/2026).</w:t>
+      </w:r>
+    </w:p>
+    <w:p>
+      <w:pPr>
+        <w:pStyle w:val="Prrafodelista"/>
+        <w:numPr>
+          <w:ilvl w:val="0"/>
+          <w:numId w:val="2"/>
+        </w:numPr>
+        <w:spacing w:after="0" w:line="300" w:lineRule="atLeast"/>
+        <w:jc w:val="left"/>
+        <w:rPr>
+          <w:rFonts w:cstheme="minorHAnsi"/>
+          <w:szCs w:val="22"/>
+          <w:lang w:val="en-US"/>
+        </w:rPr>
+      </w:pPr>
+      <w:r>
+        <w:rPr>
+          <w:rFonts w:cstheme="minorHAnsi"/>
+          <w:szCs w:val="22"/>
+          <w:lang w:val="en-US"/>
+        </w:rPr>
+        <w:t xml:space="preserve">“Data-driven prediction of soccer outcomes using enhanced machine and deep learning techniques – Springer Nature”, </w:t>
+      </w:r>
+      <w:hyperlink r:id="rId19" w:history="1">
+        <w:r>
+          <w:rPr>
+            <w:rStyle w:val="Hipervnculo"/>
+            <w:rFonts w:cstheme="minorHAnsi"/>
+            <w:szCs w:val="22"/>
+            <w:lang w:val="en-US"/>
+          </w:rPr>
+          <w:t>https://link.springer.com/article/10.1186/s40537-024-01008-2</w:t>
+        </w:r>
+      </w:hyperlink>
+      <w:r>
+        <w:rPr>
+          <w:rFonts w:cstheme="minorHAnsi"/>
+          <w:szCs w:val="22"/>
+          <w:lang w:val="en-US"/>
+        </w:rPr>
+        <w:t>, (</w:t>
+      </w:r>
+      <w:proofErr w:type="spellStart"/>
+      <w:r>
+        <w:rPr>
+          <w:rFonts w:cstheme="minorHAnsi"/>
+          <w:szCs w:val="22"/>
+          <w:lang w:val="en-US"/>
+        </w:rPr>
+        <w:t>consultado</w:t>
+      </w:r>
+      <w:proofErr w:type="spellEnd"/>
+      <w:r>
+        <w:rPr>
+          <w:rFonts w:cstheme="minorHAnsi"/>
+          <w:szCs w:val="22"/>
+          <w:lang w:val="en-US"/>
+        </w:rPr>
+        <w:t xml:space="preserve"> </w:t>
+      </w:r>
+      <w:proofErr w:type="spellStart"/>
+      <w:r>
+        <w:rPr>
+          <w:rFonts w:cstheme="minorHAnsi"/>
+          <w:szCs w:val="22"/>
+          <w:lang w:val="en-US"/>
+        </w:rPr>
+        <w:t>el</w:t>
+      </w:r>
+      <w:proofErr w:type="spellEnd"/>
+      <w:r>
+        <w:rPr>
+          <w:rFonts w:cstheme="minorHAnsi"/>
+          <w:szCs w:val="22"/>
+          <w:lang w:val="en-US"/>
+        </w:rPr>
+        <w:t xml:space="preserve"> 25/03/2026).</w:t>
+      </w:r>
+    </w:p>
+    <w:p>
+      <w:pPr>
+        <w:pStyle w:val="Prrafodelista"/>
+        <w:numPr>
+          <w:ilvl w:val="0"/>
+          <w:numId w:val="2"/>
+        </w:numPr>
+        <w:spacing w:after="0" w:line="300" w:lineRule="atLeast"/>
+        <w:jc w:val="left"/>
+        <w:rPr>
+          <w:rFonts w:cstheme="minorHAnsi"/>
+          <w:szCs w:val="22"/>
+        </w:rPr>
+      </w:pPr>
+      <w:r>
+        <w:rPr>
+          <w:rFonts w:cstheme="minorHAnsi"/>
+          <w:szCs w:val="22"/>
+        </w:rPr>
+        <w:t xml:space="preserve">“Manifiesto </w:t>
+      </w:r>
+      <w:proofErr w:type="gramStart"/>
+      <w:r>
+        <w:rPr>
+          <w:rFonts w:cstheme="minorHAnsi"/>
+          <w:szCs w:val="22"/>
+        </w:rPr>
+        <w:t>Ágil</w:t>
+      </w:r>
+      <w:r>
+        <w:rPr>
+          <w:rFonts w:cstheme="minorHAnsi"/>
+          <w:szCs w:val="22"/>
+        </w:rPr>
+        <w:t>“</w:t>
+      </w:r>
+      <w:proofErr w:type="gramEnd"/>
+      <w:r>
+        <w:rPr>
+          <w:rFonts w:cstheme="minorHAnsi"/>
+          <w:szCs w:val="22"/>
+        </w:rPr>
+        <w:t xml:space="preserve">, </w:t>
+      </w:r>
+      <w:hyperlink r:id="rId20" w:history="1">
         <w:r>
           <w:rPr>
             <w:rStyle w:val="Hipervnculo"/>
@@ -7714,9 +10694,25 @@
           <w:rFonts w:cstheme="minorHAnsi"/>
           <w:szCs w:val="22"/>
         </w:rPr>
-        <w:t xml:space="preserve">“Scrum Master”, </w:t>
-      </w:r>
-      <w:hyperlink r:id="rId19" w:history="1">
+        <w:t xml:space="preserve">“Scrum </w:t>
+      </w:r>
+      <w:proofErr w:type="gramStart"/>
+      <w:r>
+        <w:rPr>
+          <w:rFonts w:cstheme="minorHAnsi"/>
+          <w:szCs w:val="22"/>
+        </w:rPr>
+        <w:t>Master</w:t>
+      </w:r>
+      <w:proofErr w:type="gramEnd"/>
+      <w:r>
+        <w:rPr>
+          <w:rFonts w:cstheme="minorHAnsi"/>
+          <w:szCs w:val="22"/>
+        </w:rPr>
+        <w:t xml:space="preserve">”, </w:t>
+      </w:r>
+      <w:hyperlink r:id="rId21" w:history="1">
         <w:r>
           <w:rPr>
             <w:rStyle w:val="Hipervnculo"/>
@@ -7760,9 +10756,41 @@
           <w:rFonts w:cstheme="minorHAnsi"/>
           <w:szCs w:val="22"/>
         </w:rPr>
-        <w:t xml:space="preserve">“Product Owner”, </w:t>
-      </w:r>
-      <w:hyperlink r:id="rId20" w:history="1">
+        <w:t>“</w:t>
+      </w:r>
+      <w:proofErr w:type="spellStart"/>
+      <w:r>
+        <w:rPr>
+          <w:rFonts w:cstheme="minorHAnsi"/>
+          <w:szCs w:val="22"/>
+        </w:rPr>
+        <w:t>Product</w:t>
+      </w:r>
+      <w:proofErr w:type="spellEnd"/>
+      <w:r>
+        <w:rPr>
+          <w:rFonts w:cstheme="minorHAnsi"/>
+          <w:szCs w:val="22"/>
+        </w:rPr>
+        <w:t xml:space="preserve"> </w:t>
+      </w:r>
+      <w:proofErr w:type="spellStart"/>
+      <w:r>
+        <w:rPr>
+          <w:rFonts w:cstheme="minorHAnsi"/>
+          <w:szCs w:val="22"/>
+        </w:rPr>
+        <w:t>Owner</w:t>
+      </w:r>
+      <w:proofErr w:type="spellEnd"/>
+      <w:r>
+        <w:rPr>
+          <w:rFonts w:cstheme="minorHAnsi"/>
+          <w:szCs w:val="22"/>
+        </w:rPr>
+        <w:t xml:space="preserve">”, </w:t>
+      </w:r>
+      <w:hyperlink r:id="rId22" w:history="1">
         <w:r>
           <w:rPr>
             <w:rStyle w:val="Hipervnculo"/>
@@ -7822,7 +10850,7 @@
         </w:rPr>
         <w:t xml:space="preserve">”, </w:t>
       </w:r>
-      <w:hyperlink r:id="rId21" w:history="1">
+      <w:hyperlink r:id="rId23" w:history="1">
         <w:r>
           <w:rPr>
             <w:rStyle w:val="Hipervnculo"/>
@@ -7868,6 +10896,7 @@
         </w:rPr>
         <w:t>“</w:t>
       </w:r>
+      <w:proofErr w:type="spellStart"/>
       <w:r>
         <w:rPr>
           <w:rFonts w:cstheme="minorHAnsi"/>
@@ -7875,6 +10904,7 @@
         </w:rPr>
         <w:t>Notion</w:t>
       </w:r>
+      <w:proofErr w:type="spellEnd"/>
       <w:r>
         <w:rPr>
           <w:rFonts w:cstheme="minorHAnsi"/>
@@ -7882,7 +10912,7 @@
         </w:rPr>
         <w:t xml:space="preserve">”, </w:t>
       </w:r>
-      <w:hyperlink r:id="rId22" w:history="1">
+      <w:hyperlink r:id="rId24" w:history="1">
         <w:r>
           <w:rPr>
             <w:rStyle w:val="Hipervnculo"/>
@@ -7942,7 +10972,7 @@
         </w:rPr>
         <w:t xml:space="preserve">”, </w:t>
       </w:r>
-      <w:hyperlink r:id="rId23" w:history="1">
+      <w:hyperlink r:id="rId25" w:history="1">
         <w:r>
           <w:rPr>
             <w:rStyle w:val="Hipervnculo"/>
@@ -7986,7 +11016,39 @@
           <w:rFonts w:cstheme="minorHAnsi"/>
           <w:szCs w:val="22"/>
         </w:rPr>
-        <w:t>“Git - About Version Control</w:t>
+        <w:t xml:space="preserve">“Git - </w:t>
+      </w:r>
+      <w:proofErr w:type="spellStart"/>
+      <w:r>
+        <w:rPr>
+          <w:rFonts w:cstheme="minorHAnsi"/>
+          <w:szCs w:val="22"/>
+        </w:rPr>
+        <w:t>About</w:t>
+      </w:r>
+      <w:proofErr w:type="spellEnd"/>
+      <w:r>
+        <w:rPr>
+          <w:rFonts w:cstheme="minorHAnsi"/>
+          <w:szCs w:val="22"/>
+        </w:rPr>
+        <w:t xml:space="preserve"> </w:t>
+      </w:r>
+      <w:proofErr w:type="spellStart"/>
+      <w:r>
+        <w:rPr>
+          <w:rFonts w:cstheme="minorHAnsi"/>
+          <w:szCs w:val="22"/>
+        </w:rPr>
+        <w:t>Version</w:t>
+      </w:r>
+      <w:proofErr w:type="spellEnd"/>
+      <w:r>
+        <w:rPr>
+          <w:rFonts w:cstheme="minorHAnsi"/>
+          <w:szCs w:val="22"/>
+        </w:rPr>
+        <w:t xml:space="preserve"> Control</w:t>
       </w:r>
       <w:r>
         <w:rPr>
@@ -8002,7 +11064,7 @@
         </w:rPr>
         <w:t xml:space="preserve"> </w:t>
       </w:r>
-      <w:hyperlink r:id="rId24" w:history="1">
+      <w:hyperlink r:id="rId26" w:history="1">
         <w:r>
           <w:rPr>
             <w:rStyle w:val="Hipervnculo"/>
@@ -8050,7 +11112,7 @@
         </w:rPr>
         <w:t xml:space="preserve">“GitHub Docs – Get started with GitHub”, </w:t>
       </w:r>
-      <w:hyperlink r:id="rId25" w:history="1">
+      <w:hyperlink r:id="rId27" w:history="1">
         <w:r>
           <w:rPr>
             <w:rStyle w:val="Hipervnculo"/>
@@ -8076,7 +11138,43 @@
           <w:lang w:val="en-US"/>
         </w:rPr>
         <w:br/>
-        <w:t>(consultado el 26/03/2026).</w:t>
+        <w:t>(</w:t>
+      </w:r>
+      <w:proofErr w:type="spellStart"/>
+      <w:r>
+        <w:rPr>
+          <w:rFonts w:cstheme="minorHAnsi"/>
+          <w:szCs w:val="22"/>
+          <w:lang w:val="en-US"/>
+        </w:rPr>
+        <w:t>consultado</w:t>
+      </w:r>
+      <w:proofErr w:type="spellEnd"/>
+      <w:r>
+        <w:rPr>
+          <w:rFonts w:cstheme="minorHAnsi"/>
+          <w:szCs w:val="22"/>
+          <w:lang w:val="en-US"/>
+        </w:rPr>
+        <w:t xml:space="preserve"> </w:t>
+      </w:r>
+      <w:proofErr w:type="spellStart"/>
+      <w:r>
+        <w:rPr>
+          <w:rFonts w:cstheme="minorHAnsi"/>
+          <w:szCs w:val="22"/>
+          <w:lang w:val="en-US"/>
+        </w:rPr>
+        <w:t>el</w:t>
+      </w:r>
+      <w:proofErr w:type="spellEnd"/>
+      <w:r>
+        <w:rPr>
+          <w:rFonts w:cstheme="minorHAnsi"/>
+          <w:szCs w:val="22"/>
+          <w:lang w:val="en-US"/>
+        </w:rPr>
+        <w:t xml:space="preserve"> 26/03/2026).</w:t>
       </w:r>
     </w:p>
     <w:p>
@@ -8100,9 +11198,27 @@
           <w:szCs w:val="22"/>
           <w:lang w:val="en-US"/>
         </w:rPr>
-        <w:t xml:space="preserve">“Git-flow cheatsheet – Daniel Kummer”, </w:t>
-      </w:r>
-      <w:hyperlink r:id="rId26" w:history="1">
+        <w:t xml:space="preserve">“Git-flow </w:t>
+      </w:r>
+      <w:proofErr w:type="spellStart"/>
+      <w:r>
+        <w:rPr>
+          <w:rFonts w:cstheme="minorHAnsi"/>
+          <w:szCs w:val="22"/>
+          <w:lang w:val="en-US"/>
+        </w:rPr>
+        <w:t>cheatsheet</w:t>
+      </w:r>
+      <w:proofErr w:type="spellEnd"/>
+      <w:r>
+        <w:rPr>
+          <w:rFonts w:cstheme="minorHAnsi"/>
+          <w:szCs w:val="22"/>
+          <w:lang w:val="en-US"/>
+        </w:rPr>
+        <w:t xml:space="preserve"> – Daniel Kummer”, </w:t>
+      </w:r>
+      <w:hyperlink r:id="rId28" w:history="1">
         <w:r>
           <w:rPr>
             <w:rStyle w:val="Hipervnculo"/>
@@ -8119,7 +11235,43 @@
           <w:szCs w:val="22"/>
           <w:lang w:val="en-US"/>
         </w:rPr>
-        <w:t>, (consultado el 24/03/2026).</w:t>
+        <w:t>, (</w:t>
+      </w:r>
+      <w:proofErr w:type="spellStart"/>
+      <w:r>
+        <w:rPr>
+          <w:rFonts w:cstheme="minorHAnsi"/>
+          <w:szCs w:val="22"/>
+          <w:lang w:val="en-US"/>
+        </w:rPr>
+        <w:t>consultado</w:t>
+      </w:r>
+      <w:proofErr w:type="spellEnd"/>
+      <w:r>
+        <w:rPr>
+          <w:rFonts w:cstheme="minorHAnsi"/>
+          <w:szCs w:val="22"/>
+          <w:lang w:val="en-US"/>
+        </w:rPr>
+        <w:t xml:space="preserve"> </w:t>
+      </w:r>
+      <w:proofErr w:type="spellStart"/>
+      <w:r>
+        <w:rPr>
+          <w:rFonts w:cstheme="minorHAnsi"/>
+          <w:szCs w:val="22"/>
+          <w:lang w:val="en-US"/>
+        </w:rPr>
+        <w:t>el</w:t>
+      </w:r>
+      <w:proofErr w:type="spellEnd"/>
+      <w:r>
+        <w:rPr>
+          <w:rFonts w:cstheme="minorHAnsi"/>
+          <w:szCs w:val="22"/>
+          <w:lang w:val="en-US"/>
+        </w:rPr>
+        <w:t xml:space="preserve"> 24/03/2026).</w:t>
       </w:r>
     </w:p>
     <w:p>
@@ -8163,7 +11315,7 @@
     </w:p>
     <w:p/>
     <w:sectPr>
-      <w:footerReference w:type="default" r:id="rId27"/>
+      <w:footerReference w:type="default" r:id="rId29"/>
       <w:pgSz w:w="11907" w:h="16840" w:code="9"/>
       <w:pgMar w:top="1985" w:right="1418" w:bottom="1418" w:left="1418" w:header="567" w:footer="283" w:gutter="0"/>
       <w:pgNumType w:start="1"/>
@@ -11239,6 +14391,7 @@
   <w:style w:type="character" w:default="1" w:styleId="Fuentedeprrafopredeter">
     <w:name w:val="Default Paragraph Font"/>
     <w:uiPriority w:val="1"/>
+    <w:semiHidden/>
     <w:unhideWhenUsed/>
   </w:style>
   <w:style w:type="table" w:default="1" w:styleId="Tablanormal">

--- a/MEMORIA/ejemplo_memoria_PFM.docx
+++ b/MEMORIA/ejemplo_memoria_PFM.docx
@@ -9849,6 +9849,432 @@
         <w:t>ESTRATEGIA DE VALIDACIÓN</w:t>
       </w:r>
     </w:p>
+    <w:p>
+      <w:pPr>
+        <w:pStyle w:val="NormalWeb"/>
+        <w:spacing w:line="300" w:lineRule="atLeast"/>
+        <w:rPr>
+          <w:rFonts w:asciiTheme="minorHAnsi" w:hAnsiTheme="minorHAnsi" w:cstheme="minorHAnsi"/>
+          <w:sz w:val="22"/>
+          <w:szCs w:val="22"/>
+        </w:rPr>
+      </w:pPr>
+      <w:r>
+        <w:rPr>
+          <w:rFonts w:asciiTheme="minorHAnsi" w:hAnsiTheme="minorHAnsi" w:cstheme="minorHAnsi"/>
+          <w:sz w:val="22"/>
+          <w:szCs w:val="22"/>
+        </w:rPr>
+        <w:t xml:space="preserve">La estrategia de validación adoptada en este proyecto tiene como objetivo evaluar el sistema de predicción de manera realista y coherente con su uso final en un entorno </w:t>
+      </w:r>
+      <w:proofErr w:type="spellStart"/>
+      <w:r>
+        <w:rPr>
+          <w:rFonts w:asciiTheme="minorHAnsi" w:hAnsiTheme="minorHAnsi" w:cstheme="minorHAnsi"/>
+          <w:sz w:val="22"/>
+          <w:szCs w:val="22"/>
+        </w:rPr>
+        <w:t>pre</w:t>
+      </w:r>
+      <w:r>
+        <w:rPr>
+          <w:rFonts w:asciiTheme="minorHAnsi" w:hAnsiTheme="minorHAnsi" w:cstheme="minorHAnsi"/>
+          <w:sz w:val="22"/>
+          <w:szCs w:val="22"/>
+        </w:rPr>
+        <w:noBreakHyphen/>
+        <w:t>partido</w:t>
+      </w:r>
+      <w:proofErr w:type="spellEnd"/>
+      <w:r>
+        <w:rPr>
+          <w:rFonts w:asciiTheme="minorHAnsi" w:hAnsiTheme="minorHAnsi" w:cstheme="minorHAnsi"/>
+          <w:sz w:val="22"/>
+          <w:szCs w:val="22"/>
+        </w:rPr>
+        <w:t>. Dado el carácter temporal de los datos deportivos, resulta fundamental respetar el orden cronológico de los encuentros y evitar cualquier forma de fuga de información futura durante el proceso de entrenamiento y evaluación de los modelos.</w:t>
+      </w:r>
+    </w:p>
+    <w:p>
+      <w:pPr>
+        <w:pStyle w:val="NormalWeb"/>
+        <w:spacing w:line="300" w:lineRule="atLeast"/>
+        <w:rPr>
+          <w:rFonts w:asciiTheme="minorHAnsi" w:hAnsiTheme="minorHAnsi" w:cstheme="minorHAnsi"/>
+          <w:sz w:val="22"/>
+          <w:szCs w:val="22"/>
+        </w:rPr>
+      </w:pPr>
+      <w:r>
+        <w:rPr>
+          <w:rFonts w:asciiTheme="minorHAnsi" w:hAnsiTheme="minorHAnsi" w:cstheme="minorHAnsi"/>
+          <w:sz w:val="22"/>
+          <w:szCs w:val="22"/>
+        </w:rPr>
+        <w:t xml:space="preserve">Por este motivo, la validación principal se ha diseñado siguiendo un </w:t>
+      </w:r>
+      <w:r>
+        <w:rPr>
+          <w:rStyle w:val="Textoennegrita"/>
+          <w:rFonts w:asciiTheme="minorHAnsi" w:hAnsiTheme="minorHAnsi" w:cstheme="minorHAnsi"/>
+          <w:b w:val="0"/>
+          <w:bCs w:val="0"/>
+          <w:sz w:val="22"/>
+          <w:szCs w:val="22"/>
+        </w:rPr>
+        <w:t>esquema de validación</w:t>
+      </w:r>
+      <w:r>
+        <w:rPr>
+          <w:rStyle w:val="Textoennegrita"/>
+          <w:rFonts w:asciiTheme="minorHAnsi" w:hAnsiTheme="minorHAnsi" w:cstheme="minorHAnsi"/>
+          <w:sz w:val="22"/>
+          <w:szCs w:val="22"/>
+        </w:rPr>
+        <w:t xml:space="preserve"> </w:t>
+      </w:r>
+      <w:r>
+        <w:rPr>
+          <w:rStyle w:val="Textoennegrita"/>
+          <w:rFonts w:asciiTheme="minorHAnsi" w:hAnsiTheme="minorHAnsi" w:cstheme="minorHAnsi"/>
+          <w:b w:val="0"/>
+          <w:bCs w:val="0"/>
+          <w:sz w:val="22"/>
+          <w:szCs w:val="22"/>
+        </w:rPr>
+        <w:t>temporal</w:t>
+      </w:r>
+      <w:r>
+        <w:rPr>
+          <w:rFonts w:asciiTheme="minorHAnsi" w:hAnsiTheme="minorHAnsi" w:cstheme="minorHAnsi"/>
+          <w:sz w:val="22"/>
+          <w:szCs w:val="22"/>
+        </w:rPr>
+        <w:t xml:space="preserve">, en el que los datos se ordenan cronológicamente por fecha y, en cada iteración, los modelos se entrenan exclusivamente con partidos anteriores y se evalúan sobre partidos posteriores. Este </w:t>
+      </w:r>
+      <w:r>
+        <w:rPr>
+          <w:rFonts w:asciiTheme="minorHAnsi" w:hAnsiTheme="minorHAnsi" w:cstheme="minorHAnsi"/>
+          <w:sz w:val="22"/>
+          <w:szCs w:val="22"/>
+        </w:rPr>
+        <w:lastRenderedPageBreak/>
+        <w:t>enfoque permite simular un escenario de predicción real, en el que únicamente se dispone de información histórica en el momento de realizar una predicción.</w:t>
+      </w:r>
+    </w:p>
+    <w:p>
+      <w:pPr>
+        <w:pStyle w:val="NormalWeb"/>
+        <w:spacing w:line="300" w:lineRule="atLeast"/>
+        <w:rPr>
+          <w:rFonts w:asciiTheme="minorHAnsi" w:hAnsiTheme="minorHAnsi" w:cstheme="minorHAnsi"/>
+          <w:sz w:val="22"/>
+          <w:szCs w:val="22"/>
+        </w:rPr>
+      </w:pPr>
+      <w:r>
+        <w:rPr>
+          <w:rFonts w:asciiTheme="minorHAnsi" w:hAnsiTheme="minorHAnsi" w:cstheme="minorHAnsi"/>
+          <w:sz w:val="22"/>
+          <w:szCs w:val="22"/>
+        </w:rPr>
+        <w:t xml:space="preserve">La validación temporal se implementa mediante una estrategia de </w:t>
+      </w:r>
+      <w:r>
+        <w:rPr>
+          <w:rStyle w:val="Textoennegrita"/>
+          <w:rFonts w:asciiTheme="minorHAnsi" w:hAnsiTheme="minorHAnsi" w:cstheme="minorHAnsi"/>
+          <w:b w:val="0"/>
+          <w:bCs w:val="0"/>
+          <w:sz w:val="22"/>
+          <w:szCs w:val="22"/>
+        </w:rPr>
+        <w:t>partición secuencial en bloques de partidos</w:t>
+      </w:r>
+      <w:r>
+        <w:rPr>
+          <w:rFonts w:asciiTheme="minorHAnsi" w:hAnsiTheme="minorHAnsi" w:cstheme="minorHAnsi"/>
+          <w:sz w:val="22"/>
+          <w:szCs w:val="22"/>
+        </w:rPr>
+        <w:t xml:space="preserve">, utilizando un esquema equivalente a </w:t>
+      </w:r>
+      <w:proofErr w:type="spellStart"/>
+      <w:r>
+        <w:rPr>
+          <w:rStyle w:val="nfasis"/>
+          <w:rFonts w:asciiTheme="minorHAnsi" w:hAnsiTheme="minorHAnsi" w:cstheme="minorHAnsi"/>
+          <w:sz w:val="22"/>
+          <w:szCs w:val="22"/>
+        </w:rPr>
+        <w:t>TimeSeriesSplit</w:t>
+      </w:r>
+      <w:proofErr w:type="spellEnd"/>
+      <w:r>
+        <w:rPr>
+          <w:rFonts w:asciiTheme="minorHAnsi" w:hAnsiTheme="minorHAnsi" w:cstheme="minorHAnsi"/>
+          <w:sz w:val="22"/>
+          <w:szCs w:val="22"/>
+        </w:rPr>
+        <w:t xml:space="preserve">. A diferencia de una división fija, el número de particiones no es constante, sino que se </w:t>
+      </w:r>
+      <w:r>
+        <w:rPr>
+          <w:rStyle w:val="Textoennegrita"/>
+          <w:rFonts w:asciiTheme="minorHAnsi" w:hAnsiTheme="minorHAnsi" w:cstheme="minorHAnsi"/>
+          <w:b w:val="0"/>
+          <w:bCs w:val="0"/>
+          <w:sz w:val="22"/>
+          <w:szCs w:val="22"/>
+        </w:rPr>
+        <w:t>adapta dinámicamente al tamaño del conjunto de datos disponible</w:t>
+      </w:r>
+      <w:r>
+        <w:rPr>
+          <w:rFonts w:asciiTheme="minorHAnsi" w:hAnsiTheme="minorHAnsi" w:cstheme="minorHAnsi"/>
+          <w:sz w:val="22"/>
+          <w:szCs w:val="22"/>
+        </w:rPr>
+        <w:t>. En concreto, se emplean dos, tres o cinco particiones temporales en función del volumen de registros, con el objetivo de equilibrar la robustez de la evaluación y la estabilidad de las métricas obtenidas cuando el tamaño muestral es limitado.</w:t>
+      </w:r>
+    </w:p>
+    <w:p>
+      <w:pPr>
+        <w:pStyle w:val="NormalWeb"/>
+        <w:spacing w:line="300" w:lineRule="atLeast"/>
+        <w:rPr>
+          <w:rFonts w:asciiTheme="minorHAnsi" w:hAnsiTheme="minorHAnsi" w:cstheme="minorHAnsi"/>
+          <w:sz w:val="22"/>
+          <w:szCs w:val="22"/>
+        </w:rPr>
+      </w:pPr>
+      <w:r>
+        <w:rPr>
+          <w:rFonts w:asciiTheme="minorHAnsi" w:hAnsiTheme="minorHAnsi" w:cstheme="minorHAnsi"/>
+          <w:sz w:val="22"/>
+          <w:szCs w:val="22"/>
+        </w:rPr>
+        <w:t xml:space="preserve">Un aspecto clave del diseño experimental es que </w:t>
+      </w:r>
+      <w:r>
+        <w:rPr>
+          <w:rStyle w:val="Textoennegrita"/>
+          <w:rFonts w:asciiTheme="minorHAnsi" w:hAnsiTheme="minorHAnsi" w:cstheme="minorHAnsi"/>
+          <w:b w:val="0"/>
+          <w:bCs w:val="0"/>
+          <w:sz w:val="22"/>
+          <w:szCs w:val="22"/>
+        </w:rPr>
+        <w:t>todos los modelos candidatos</w:t>
+      </w:r>
+      <w:r>
+        <w:rPr>
+          <w:rFonts w:asciiTheme="minorHAnsi" w:hAnsiTheme="minorHAnsi" w:cstheme="minorHAnsi"/>
+          <w:sz w:val="22"/>
+          <w:szCs w:val="22"/>
+        </w:rPr>
+        <w:t>, incluidos los modelos base (</w:t>
+      </w:r>
+      <w:proofErr w:type="spellStart"/>
+      <w:r>
+        <w:rPr>
+          <w:rStyle w:val="nfasis"/>
+          <w:rFonts w:asciiTheme="minorHAnsi" w:hAnsiTheme="minorHAnsi" w:cstheme="minorHAnsi"/>
+          <w:sz w:val="22"/>
+          <w:szCs w:val="22"/>
+        </w:rPr>
+        <w:t>baseline</w:t>
+      </w:r>
+      <w:proofErr w:type="spellEnd"/>
+      <w:r>
+        <w:rPr>
+          <w:rFonts w:asciiTheme="minorHAnsi" w:hAnsiTheme="minorHAnsi" w:cstheme="minorHAnsi"/>
+          <w:sz w:val="22"/>
+          <w:szCs w:val="22"/>
+        </w:rPr>
+        <w:t xml:space="preserve">) y los enfoques más avanzados, se evalúan bajo </w:t>
+      </w:r>
+      <w:r>
+        <w:rPr>
+          <w:rStyle w:val="Textoennegrita"/>
+          <w:rFonts w:asciiTheme="minorHAnsi" w:hAnsiTheme="minorHAnsi" w:cstheme="minorHAnsi"/>
+          <w:b w:val="0"/>
+          <w:bCs w:val="0"/>
+          <w:sz w:val="22"/>
+          <w:szCs w:val="22"/>
+        </w:rPr>
+        <w:t>exactamente el mismo esquema de validación temporal</w:t>
+      </w:r>
+      <w:r>
+        <w:rPr>
+          <w:rFonts w:asciiTheme="minorHAnsi" w:hAnsiTheme="minorHAnsi" w:cstheme="minorHAnsi"/>
+          <w:sz w:val="22"/>
+          <w:szCs w:val="22"/>
+        </w:rPr>
+        <w:t>. De este modo, se garantiza que las comparaciones entre modelos son justas y que cualquier diferencia observada en el rendimiento se debe al enfoque de modelado y no a variaciones en la partición de los datos.</w:t>
+      </w:r>
+    </w:p>
+    <w:p>
+      <w:pPr>
+        <w:pStyle w:val="NormalWeb"/>
+        <w:spacing w:line="300" w:lineRule="atLeast"/>
+        <w:rPr>
+          <w:rFonts w:asciiTheme="minorHAnsi" w:hAnsiTheme="minorHAnsi" w:cstheme="minorHAnsi"/>
+          <w:sz w:val="22"/>
+          <w:szCs w:val="22"/>
+        </w:rPr>
+      </w:pPr>
+      <w:r>
+        <w:rPr>
+          <w:rFonts w:asciiTheme="minorHAnsi" w:hAnsiTheme="minorHAnsi" w:cstheme="minorHAnsi"/>
+          <w:sz w:val="22"/>
+          <w:szCs w:val="22"/>
+        </w:rPr>
+        <w:t>Asimismo, se descartó el uso de validaciones cruzadas aleatorias clásicas, como divisiones con barajado (</w:t>
+      </w:r>
+      <w:proofErr w:type="spellStart"/>
+      <w:r>
+        <w:rPr>
+          <w:rStyle w:val="nfasis"/>
+          <w:rFonts w:asciiTheme="minorHAnsi" w:hAnsiTheme="minorHAnsi" w:cstheme="minorHAnsi"/>
+          <w:sz w:val="22"/>
+          <w:szCs w:val="22"/>
+        </w:rPr>
+        <w:t>shuffle</w:t>
+      </w:r>
+      <w:proofErr w:type="spellEnd"/>
+      <w:r>
+        <w:rPr>
+          <w:rFonts w:asciiTheme="minorHAnsi" w:hAnsiTheme="minorHAnsi" w:cstheme="minorHAnsi"/>
+          <w:sz w:val="22"/>
+          <w:szCs w:val="22"/>
+        </w:rPr>
+        <w:t>) o esquemas de validación cruzada no controlados temporalmente, para la comparativa principal de modelos. Esta decisión evita mezclar información pasada y futura y constituye un punto fuerte metodológico del proyecto, alineado con buenas prácticas en problemas de predicción temporal.</w:t>
+      </w:r>
+    </w:p>
+    <w:p>
+      <w:pPr>
+        <w:pStyle w:val="NormalWeb"/>
+        <w:spacing w:line="300" w:lineRule="atLeast"/>
+        <w:rPr>
+          <w:rFonts w:asciiTheme="minorHAnsi" w:hAnsiTheme="minorHAnsi" w:cstheme="minorHAnsi"/>
+          <w:sz w:val="22"/>
+          <w:szCs w:val="22"/>
+        </w:rPr>
+      </w:pPr>
+      <w:r>
+        <w:rPr>
+          <w:rFonts w:asciiTheme="minorHAnsi" w:hAnsiTheme="minorHAnsi" w:cstheme="minorHAnsi"/>
+          <w:sz w:val="22"/>
+          <w:szCs w:val="22"/>
+        </w:rPr>
+        <w:t xml:space="preserve">Para reforzar el control de </w:t>
+      </w:r>
+      <w:r>
+        <w:rPr>
+          <w:rStyle w:val="nfasis"/>
+          <w:rFonts w:asciiTheme="minorHAnsi" w:hAnsiTheme="minorHAnsi" w:cstheme="minorHAnsi"/>
+          <w:sz w:val="22"/>
+          <w:szCs w:val="22"/>
+        </w:rPr>
+        <w:t xml:space="preserve">data </w:t>
+      </w:r>
+      <w:proofErr w:type="spellStart"/>
+      <w:r>
+        <w:rPr>
+          <w:rStyle w:val="nfasis"/>
+          <w:rFonts w:asciiTheme="minorHAnsi" w:hAnsiTheme="minorHAnsi" w:cstheme="minorHAnsi"/>
+          <w:sz w:val="22"/>
+          <w:szCs w:val="22"/>
+        </w:rPr>
+        <w:t>leakage</w:t>
+      </w:r>
+      <w:proofErr w:type="spellEnd"/>
+      <w:r>
+        <w:rPr>
+          <w:rFonts w:asciiTheme="minorHAnsi" w:hAnsiTheme="minorHAnsi" w:cstheme="minorHAnsi"/>
+          <w:sz w:val="22"/>
+          <w:szCs w:val="22"/>
+        </w:rPr>
+        <w:t xml:space="preserve">, todas las transformaciones aplicadas al conjunto de datos —incluidas la imputación de valores faltantes y el escalado de variables— se ajustan </w:t>
+      </w:r>
+      <w:r>
+        <w:rPr>
+          <w:rStyle w:val="Textoennegrita"/>
+          <w:rFonts w:asciiTheme="minorHAnsi" w:hAnsiTheme="minorHAnsi" w:cstheme="minorHAnsi"/>
+          <w:b w:val="0"/>
+          <w:bCs w:val="0"/>
+          <w:sz w:val="22"/>
+          <w:szCs w:val="22"/>
+        </w:rPr>
+        <w:t>exclusivamente sobre el conjunto de entrenamiento de cada partición</w:t>
+      </w:r>
+      <w:r>
+        <w:rPr>
+          <w:rFonts w:asciiTheme="minorHAnsi" w:hAnsiTheme="minorHAnsi" w:cstheme="minorHAnsi"/>
+          <w:sz w:val="22"/>
+          <w:szCs w:val="22"/>
+        </w:rPr>
+        <w:t>, integrándose dentro de un flujo de entrenamiento consistente. De este modo, el conjunto de validación no influye en ningún momento en el ajuste de los pasos de preprocesado.</w:t>
+      </w:r>
+    </w:p>
+    <w:p>
+      <w:pPr>
+        <w:pStyle w:val="NormalWeb"/>
+        <w:spacing w:line="300" w:lineRule="atLeast"/>
+        <w:rPr>
+          <w:rFonts w:asciiTheme="minorHAnsi" w:hAnsiTheme="minorHAnsi" w:cstheme="minorHAnsi"/>
+          <w:sz w:val="22"/>
+          <w:szCs w:val="22"/>
+        </w:rPr>
+      </w:pPr>
+      <w:r>
+        <w:rPr>
+          <w:rFonts w:asciiTheme="minorHAnsi" w:hAnsiTheme="minorHAnsi" w:cstheme="minorHAnsi"/>
+          <w:sz w:val="22"/>
+          <w:szCs w:val="22"/>
+        </w:rPr>
+        <w:t xml:space="preserve">Finalmente, una vez seleccionado el modelo con mejor comportamiento bajo el esquema de validación temporal, se aplica una fase adicional de </w:t>
+      </w:r>
+      <w:r>
+        <w:rPr>
+          <w:rStyle w:val="Textoennegrita"/>
+          <w:rFonts w:asciiTheme="minorHAnsi" w:hAnsiTheme="minorHAnsi" w:cstheme="minorHAnsi"/>
+          <w:b w:val="0"/>
+          <w:bCs w:val="0"/>
+          <w:sz w:val="22"/>
+          <w:szCs w:val="22"/>
+        </w:rPr>
+        <w:t>calibración de probabilidades</w:t>
+      </w:r>
+      <w:r>
+        <w:rPr>
+          <w:rFonts w:asciiTheme="minorHAnsi" w:hAnsiTheme="minorHAnsi" w:cstheme="minorHAnsi"/>
+          <w:sz w:val="22"/>
+          <w:szCs w:val="22"/>
+        </w:rPr>
+        <w:t xml:space="preserve"> sobre el conjunto de entrenamiento completo disponible. Esta calibración se realiza mediante validación interna, con un número reducido de particiones, con el objetivo de mejorar la calidad y coherencia de las probabilidades estimadas. Aunque esta fase no sigue estrictamente un esquema temporal anidado, permite obtener probabilidades más fiables para su uso final, quedando la calibración temporal explícita como una posible línea de mejora futura.</w:t>
+      </w:r>
+    </w:p>
+    <w:p>
+      <w:pPr>
+        <w:pStyle w:val="NormalWeb"/>
+        <w:spacing w:line="300" w:lineRule="atLeast"/>
+        <w:rPr>
+          <w:rFonts w:asciiTheme="minorHAnsi" w:hAnsiTheme="minorHAnsi" w:cstheme="minorHAnsi"/>
+          <w:sz w:val="22"/>
+          <w:szCs w:val="22"/>
+        </w:rPr>
+      </w:pPr>
+      <w:r>
+        <w:rPr>
+          <w:rFonts w:asciiTheme="minorHAnsi" w:hAnsiTheme="minorHAnsi" w:cstheme="minorHAnsi"/>
+          <w:sz w:val="22"/>
+          <w:szCs w:val="22"/>
+        </w:rPr>
+        <w:t>En conjunto, la estrategia de validación definida permite evaluar el sistema de predicción de manera realista, reproducible y alineada con su uso en producción, garantizando que las métricas obtenidas reflejan el comportamiento esperado del modelo en escenarios reales de predicción de partidos de fútbol.</w:t>
+      </w:r>
+    </w:p>
     <w:p/>
     <w:p>
       <w:pPr>
@@ -9861,25 +10287,2280 @@
     </w:p>
     <w:p>
       <w:pPr>
+        <w:spacing w:after="0" w:line="300" w:lineRule="atLeast"/>
+        <w:jc w:val="left"/>
+        <w:rPr>
+          <w:rFonts w:cstheme="minorHAnsi"/>
+          <w:szCs w:val="22"/>
+        </w:rPr>
+      </w:pPr>
+      <w:r>
+        <w:rPr>
+          <w:rFonts w:cstheme="minorHAnsi"/>
+          <w:szCs w:val="22"/>
+        </w:rPr>
+        <w:t>La evaluación del sistema predictivo desarrollado se realiza mediante un conjunto de métricas diseñadas para analizar no solo el acierto en la predicción del resultado final, sino también la calidad y fiabilidad de las probabilidades estimadas por los modelos. Esta distinción es especialmente relevante en el contexto del fútbol profesional, donde la incertidumbre inherente al resultado hace que la calibración probabilística cobre un papel fundamental.</w:t>
+      </w:r>
+    </w:p>
+    <w:p>
+      <w:pPr>
+        <w:spacing w:after="0" w:line="300" w:lineRule="atLeast"/>
+        <w:jc w:val="left"/>
+        <w:rPr>
+          <w:rFonts w:cstheme="minorHAnsi"/>
+          <w:szCs w:val="22"/>
+        </w:rPr>
+      </w:pPr>
+    </w:p>
+    <w:p>
+      <w:pPr>
+        <w:pStyle w:val="Ttulo3"/>
+      </w:pPr>
+      <w:r>
+        <w:t>Métrica principal de selección</w:t>
+      </w:r>
+    </w:p>
+    <w:p>
+      <w:pPr>
+        <w:pStyle w:val="NormalWeb"/>
+        <w:spacing w:line="300" w:lineRule="atLeast"/>
+        <w:rPr>
+          <w:rFonts w:asciiTheme="minorHAnsi" w:hAnsiTheme="minorHAnsi" w:cstheme="minorHAnsi"/>
+          <w:sz w:val="22"/>
+          <w:szCs w:val="22"/>
+        </w:rPr>
+      </w:pPr>
+      <w:r>
+        <w:rPr>
+          <w:rFonts w:asciiTheme="minorHAnsi" w:hAnsiTheme="minorHAnsi" w:cstheme="minorHAnsi"/>
+          <w:sz w:val="22"/>
+          <w:szCs w:val="22"/>
+        </w:rPr>
+        <w:t>La métrica principal empleada para la comparación y selección de modelos es la</w:t>
+      </w:r>
+      <w:r>
+        <w:rPr>
+          <w:rFonts w:asciiTheme="minorHAnsi" w:hAnsiTheme="minorHAnsi" w:cstheme="minorHAnsi"/>
+          <w:b/>
+          <w:bCs/>
+          <w:sz w:val="22"/>
+          <w:szCs w:val="22"/>
+        </w:rPr>
+        <w:t xml:space="preserve"> </w:t>
+      </w:r>
+      <w:proofErr w:type="spellStart"/>
+      <w:r>
+        <w:rPr>
+          <w:rStyle w:val="Textoennegrita"/>
+          <w:rFonts w:asciiTheme="minorHAnsi" w:hAnsiTheme="minorHAnsi" w:cstheme="minorHAnsi"/>
+          <w:b w:val="0"/>
+          <w:bCs w:val="0"/>
+          <w:sz w:val="22"/>
+          <w:szCs w:val="22"/>
+        </w:rPr>
+        <w:t>logarithmic</w:t>
+      </w:r>
+      <w:proofErr w:type="spellEnd"/>
+      <w:r>
+        <w:rPr>
+          <w:rStyle w:val="Textoennegrita"/>
+          <w:rFonts w:asciiTheme="minorHAnsi" w:hAnsiTheme="minorHAnsi" w:cstheme="minorHAnsi"/>
+          <w:b w:val="0"/>
+          <w:bCs w:val="0"/>
+          <w:sz w:val="22"/>
+          <w:szCs w:val="22"/>
+        </w:rPr>
+        <w:t xml:space="preserve"> </w:t>
+      </w:r>
+      <w:proofErr w:type="spellStart"/>
+      <w:r>
+        <w:rPr>
+          <w:rStyle w:val="Textoennegrita"/>
+          <w:rFonts w:asciiTheme="minorHAnsi" w:hAnsiTheme="minorHAnsi" w:cstheme="minorHAnsi"/>
+          <w:b w:val="0"/>
+          <w:bCs w:val="0"/>
+          <w:sz w:val="22"/>
+          <w:szCs w:val="22"/>
+        </w:rPr>
+        <w:t>loss</w:t>
+      </w:r>
+      <w:proofErr w:type="spellEnd"/>
+      <w:r>
+        <w:rPr>
+          <w:rStyle w:val="Textoennegrita"/>
+          <w:rFonts w:asciiTheme="minorHAnsi" w:hAnsiTheme="minorHAnsi" w:cstheme="minorHAnsi"/>
+          <w:b w:val="0"/>
+          <w:bCs w:val="0"/>
+          <w:sz w:val="22"/>
+          <w:szCs w:val="22"/>
+        </w:rPr>
+        <w:t xml:space="preserve"> (log </w:t>
+      </w:r>
+      <w:proofErr w:type="spellStart"/>
+      <w:r>
+        <w:rPr>
+          <w:rStyle w:val="Textoennegrita"/>
+          <w:rFonts w:asciiTheme="minorHAnsi" w:hAnsiTheme="minorHAnsi" w:cstheme="minorHAnsi"/>
+          <w:b w:val="0"/>
+          <w:bCs w:val="0"/>
+          <w:sz w:val="22"/>
+          <w:szCs w:val="22"/>
+        </w:rPr>
+        <w:t>loss</w:t>
+      </w:r>
+      <w:proofErr w:type="spellEnd"/>
+      <w:r>
+        <w:rPr>
+          <w:rStyle w:val="Textoennegrita"/>
+          <w:rFonts w:asciiTheme="minorHAnsi" w:hAnsiTheme="minorHAnsi" w:cstheme="minorHAnsi"/>
+          <w:b w:val="0"/>
+          <w:bCs w:val="0"/>
+          <w:sz w:val="22"/>
+          <w:szCs w:val="22"/>
+        </w:rPr>
+        <w:t>)</w:t>
+      </w:r>
+      <w:r>
+        <w:rPr>
+          <w:rFonts w:asciiTheme="minorHAnsi" w:hAnsiTheme="minorHAnsi" w:cstheme="minorHAnsi"/>
+          <w:b/>
+          <w:bCs/>
+          <w:sz w:val="22"/>
+          <w:szCs w:val="22"/>
+        </w:rPr>
+        <w:t>.</w:t>
+      </w:r>
+      <w:r>
+        <w:rPr>
+          <w:rFonts w:asciiTheme="minorHAnsi" w:hAnsiTheme="minorHAnsi" w:cstheme="minorHAnsi"/>
+          <w:sz w:val="22"/>
+          <w:szCs w:val="22"/>
+        </w:rPr>
+        <w:t xml:space="preserve"> Esta métrica mide la discrepancia entre las probabilidades predichas por el modelo y el resultado real observado, penalizando especialmente aquellas predicciones en las que el modelo asigna una alta probabilidad a un desenlace incorrecto.</w:t>
+      </w:r>
+    </w:p>
+    <w:p>
+      <w:pPr>
+        <w:pStyle w:val="NormalWeb"/>
+        <w:spacing w:line="300" w:lineRule="atLeast"/>
+        <w:rPr>
+          <w:rFonts w:asciiTheme="minorHAnsi" w:hAnsiTheme="minorHAnsi" w:cstheme="minorHAnsi"/>
+          <w:sz w:val="22"/>
+          <w:szCs w:val="22"/>
+        </w:rPr>
+      </w:pPr>
+      <w:r>
+        <w:rPr>
+          <w:rFonts w:asciiTheme="minorHAnsi" w:hAnsiTheme="minorHAnsi" w:cstheme="minorHAnsi"/>
+          <w:sz w:val="22"/>
+          <w:szCs w:val="22"/>
+        </w:rPr>
+        <w:t xml:space="preserve">La elección de </w:t>
+      </w:r>
+      <w:r>
+        <w:rPr>
+          <w:rStyle w:val="nfasis"/>
+          <w:rFonts w:asciiTheme="minorHAnsi" w:hAnsiTheme="minorHAnsi" w:cstheme="minorHAnsi"/>
+          <w:sz w:val="22"/>
+          <w:szCs w:val="22"/>
+        </w:rPr>
+        <w:t xml:space="preserve">log </w:t>
+      </w:r>
+      <w:proofErr w:type="spellStart"/>
+      <w:r>
+        <w:rPr>
+          <w:rStyle w:val="nfasis"/>
+          <w:rFonts w:asciiTheme="minorHAnsi" w:hAnsiTheme="minorHAnsi" w:cstheme="minorHAnsi"/>
+          <w:sz w:val="22"/>
+          <w:szCs w:val="22"/>
+        </w:rPr>
+        <w:t>loss</w:t>
+      </w:r>
+      <w:proofErr w:type="spellEnd"/>
+      <w:r>
+        <w:rPr>
+          <w:rFonts w:asciiTheme="minorHAnsi" w:hAnsiTheme="minorHAnsi" w:cstheme="minorHAnsi"/>
+          <w:sz w:val="22"/>
+          <w:szCs w:val="22"/>
+        </w:rPr>
+        <w:t xml:space="preserve"> como métrica principal responde a su idoneidad para evaluar clasificadores probabilísticos multiclase, ya que permite valorar de forma directa la coherencia de las probabilidades generadas. En el marco de este proyecto, minimizar el </w:t>
+      </w:r>
+      <w:r>
+        <w:rPr>
+          <w:rStyle w:val="nfasis"/>
+          <w:rFonts w:asciiTheme="minorHAnsi" w:hAnsiTheme="minorHAnsi" w:cstheme="minorHAnsi"/>
+          <w:sz w:val="22"/>
+          <w:szCs w:val="22"/>
+        </w:rPr>
+        <w:t xml:space="preserve">log </w:t>
+      </w:r>
+      <w:proofErr w:type="spellStart"/>
+      <w:r>
+        <w:rPr>
+          <w:rStyle w:val="nfasis"/>
+          <w:rFonts w:asciiTheme="minorHAnsi" w:hAnsiTheme="minorHAnsi" w:cstheme="minorHAnsi"/>
+          <w:sz w:val="22"/>
+          <w:szCs w:val="22"/>
+        </w:rPr>
+        <w:t>loss</w:t>
+      </w:r>
+      <w:proofErr w:type="spellEnd"/>
+      <w:r>
+        <w:rPr>
+          <w:rFonts w:asciiTheme="minorHAnsi" w:hAnsiTheme="minorHAnsi" w:cstheme="minorHAnsi"/>
+          <w:sz w:val="22"/>
+          <w:szCs w:val="22"/>
+        </w:rPr>
+        <w:t xml:space="preserve"> se considera prioritario frente a maximizar métricas basadas únicamente en el acierto categórico, dado que el objetivo es construir un sistema capaz de estimar probabilidades realistas y bien calibradas.</w:t>
+      </w:r>
+    </w:p>
+    <w:p>
+      <w:pPr>
+        <w:pStyle w:val="NormalWeb"/>
+        <w:spacing w:line="300" w:lineRule="atLeast"/>
+        <w:rPr>
+          <w:rFonts w:asciiTheme="minorHAnsi" w:hAnsiTheme="minorHAnsi" w:cstheme="minorHAnsi"/>
+          <w:sz w:val="22"/>
+          <w:szCs w:val="22"/>
+        </w:rPr>
+      </w:pPr>
+      <w:r>
+        <w:rPr>
+          <w:rFonts w:asciiTheme="minorHAnsi" w:hAnsiTheme="minorHAnsi" w:cstheme="minorHAnsi"/>
+          <w:sz w:val="22"/>
+          <w:szCs w:val="22"/>
+        </w:rPr>
+        <w:t xml:space="preserve">Aunque el sistema admite de forma configurable otros criterios de selección, la configuración por defecto del proyecto utiliza </w:t>
+      </w:r>
+      <w:r>
+        <w:rPr>
+          <w:rStyle w:val="nfasis"/>
+          <w:rFonts w:asciiTheme="minorHAnsi" w:hAnsiTheme="minorHAnsi" w:cstheme="minorHAnsi"/>
+          <w:sz w:val="22"/>
+          <w:szCs w:val="22"/>
+        </w:rPr>
+        <w:t xml:space="preserve">log </w:t>
+      </w:r>
+      <w:proofErr w:type="spellStart"/>
+      <w:r>
+        <w:rPr>
+          <w:rStyle w:val="nfasis"/>
+          <w:rFonts w:asciiTheme="minorHAnsi" w:hAnsiTheme="minorHAnsi" w:cstheme="minorHAnsi"/>
+          <w:sz w:val="22"/>
+          <w:szCs w:val="22"/>
+        </w:rPr>
+        <w:t>loss</w:t>
+      </w:r>
+      <w:proofErr w:type="spellEnd"/>
+      <w:r>
+        <w:rPr>
+          <w:rFonts w:asciiTheme="minorHAnsi" w:hAnsiTheme="minorHAnsi" w:cstheme="minorHAnsi"/>
+          <w:sz w:val="22"/>
+          <w:szCs w:val="22"/>
+        </w:rPr>
+        <w:t xml:space="preserve"> como referencia principal para el ranking de modelos.</w:t>
+      </w:r>
+    </w:p>
+    <w:p/>
+    <w:p>
+      <w:pPr>
+        <w:pStyle w:val="Ttulo3"/>
+      </w:pPr>
+      <w:r>
+        <w:t>Métricas calculadas</w:t>
+      </w:r>
+    </w:p>
+    <w:p>
+      <w:pPr>
+        <w:spacing w:after="0" w:line="300" w:lineRule="atLeast"/>
+        <w:jc w:val="left"/>
+        <w:rPr>
+          <w:rFonts w:cstheme="minorHAnsi"/>
+          <w:szCs w:val="22"/>
+        </w:rPr>
+      </w:pPr>
+      <w:r>
+        <w:rPr>
+          <w:rFonts w:cstheme="minorHAnsi"/>
+          <w:szCs w:val="22"/>
+        </w:rPr>
+        <w:t>Para cada uno de los modelos evaluados se calculan de manera sistemática las siguientes métricas:</w:t>
+      </w:r>
+    </w:p>
+    <w:p>
+      <w:pPr>
+        <w:pStyle w:val="Prrafodelista"/>
+        <w:numPr>
+          <w:ilvl w:val="0"/>
+          <w:numId w:val="22"/>
+        </w:numPr>
+        <w:spacing w:after="0" w:line="300" w:lineRule="atLeast"/>
+        <w:jc w:val="left"/>
+        <w:rPr>
+          <w:rFonts w:cstheme="minorHAnsi"/>
+          <w:szCs w:val="22"/>
+        </w:rPr>
+      </w:pPr>
+      <w:r>
+        <w:rPr>
+          <w:rFonts w:cstheme="minorHAnsi"/>
+          <w:b/>
+          <w:bCs/>
+          <w:szCs w:val="22"/>
+        </w:rPr>
+        <w:t xml:space="preserve">Log </w:t>
+      </w:r>
+      <w:proofErr w:type="spellStart"/>
+      <w:r>
+        <w:rPr>
+          <w:rFonts w:cstheme="minorHAnsi"/>
+          <w:b/>
+          <w:bCs/>
+          <w:szCs w:val="22"/>
+        </w:rPr>
+        <w:t>loss</w:t>
+      </w:r>
+      <w:proofErr w:type="spellEnd"/>
+      <w:r>
+        <w:rPr>
+          <w:rFonts w:cstheme="minorHAnsi"/>
+          <w:szCs w:val="22"/>
+        </w:rPr>
+        <w:t>, como métrica principal de calidad probabilística.</w:t>
+      </w:r>
+    </w:p>
+    <w:p>
+      <w:pPr>
+        <w:pStyle w:val="Prrafodelista"/>
+        <w:numPr>
+          <w:ilvl w:val="0"/>
+          <w:numId w:val="22"/>
+        </w:numPr>
+        <w:spacing w:after="0" w:line="300" w:lineRule="atLeast"/>
+        <w:jc w:val="left"/>
+        <w:rPr>
+          <w:rFonts w:cstheme="minorHAnsi"/>
+          <w:szCs w:val="22"/>
+        </w:rPr>
+      </w:pPr>
+      <w:proofErr w:type="spellStart"/>
+      <w:r>
+        <w:rPr>
+          <w:rFonts w:cstheme="minorHAnsi"/>
+          <w:b/>
+          <w:bCs/>
+          <w:szCs w:val="22"/>
+        </w:rPr>
+        <w:t>Accuracy</w:t>
+      </w:r>
+      <w:proofErr w:type="spellEnd"/>
+      <w:r>
+        <w:rPr>
+          <w:rFonts w:cstheme="minorHAnsi"/>
+          <w:szCs w:val="22"/>
+        </w:rPr>
+        <w:t>, que mide la proporción de predicciones categóricas correctas.</w:t>
+      </w:r>
+    </w:p>
+    <w:p>
+      <w:pPr>
+        <w:pStyle w:val="Prrafodelista"/>
+        <w:numPr>
+          <w:ilvl w:val="0"/>
+          <w:numId w:val="22"/>
+        </w:numPr>
+        <w:spacing w:after="0" w:line="300" w:lineRule="atLeast"/>
+        <w:jc w:val="left"/>
+        <w:rPr>
+          <w:rFonts w:cstheme="minorHAnsi"/>
+          <w:szCs w:val="22"/>
+        </w:rPr>
+      </w:pPr>
+      <w:r>
+        <w:rPr>
+          <w:rFonts w:cstheme="minorHAnsi"/>
+          <w:b/>
+          <w:bCs/>
+          <w:szCs w:val="22"/>
+        </w:rPr>
+        <w:t>F1</w:t>
+      </w:r>
+      <w:r>
+        <w:rPr>
+          <w:rFonts w:cstheme="minorHAnsi"/>
+          <w:b/>
+          <w:bCs/>
+          <w:szCs w:val="22"/>
+        </w:rPr>
+        <w:noBreakHyphen/>
+        <w:t>macro</w:t>
+      </w:r>
+      <w:r>
+        <w:rPr>
+          <w:rFonts w:cstheme="minorHAnsi"/>
+          <w:szCs w:val="22"/>
+        </w:rPr>
+        <w:t>, que permite evaluar el equilibrio del rendimiento entre las distintas clases, especialmente útil en escenarios con desbalance.</w:t>
+      </w:r>
+    </w:p>
+    <w:p>
+      <w:pPr>
+        <w:pStyle w:val="Prrafodelista"/>
+        <w:numPr>
+          <w:ilvl w:val="0"/>
+          <w:numId w:val="22"/>
+        </w:numPr>
+        <w:spacing w:after="0" w:line="300" w:lineRule="atLeast"/>
+        <w:jc w:val="left"/>
+        <w:rPr>
+          <w:rFonts w:cstheme="minorHAnsi"/>
+          <w:szCs w:val="22"/>
+        </w:rPr>
+      </w:pPr>
+      <w:proofErr w:type="spellStart"/>
+      <w:r>
+        <w:rPr>
+          <w:rFonts w:cstheme="minorHAnsi"/>
+          <w:b/>
+          <w:bCs/>
+          <w:szCs w:val="22"/>
+        </w:rPr>
+        <w:t>Brier</w:t>
+      </w:r>
+      <w:proofErr w:type="spellEnd"/>
+      <w:r>
+        <w:rPr>
+          <w:rFonts w:cstheme="minorHAnsi"/>
+          <w:b/>
+          <w:bCs/>
+          <w:szCs w:val="22"/>
+        </w:rPr>
+        <w:t xml:space="preserve"> score</w:t>
+      </w:r>
+      <w:r>
+        <w:rPr>
+          <w:rFonts w:cstheme="minorHAnsi"/>
+          <w:szCs w:val="22"/>
+        </w:rPr>
+        <w:t>, que mide el error cuadrático medio entre las probabilidades predichas y el resultado real, aportando información adicional sobre la calidad probabilística.</w:t>
+      </w:r>
+    </w:p>
+    <w:p>
+      <w:pPr>
+        <w:pStyle w:val="Prrafodelista"/>
+        <w:numPr>
+          <w:ilvl w:val="0"/>
+          <w:numId w:val="22"/>
+        </w:numPr>
+        <w:spacing w:after="0" w:line="300" w:lineRule="atLeast"/>
+        <w:jc w:val="left"/>
+        <w:rPr>
+          <w:rFonts w:cstheme="minorHAnsi"/>
+          <w:szCs w:val="22"/>
+        </w:rPr>
+      </w:pPr>
+      <w:proofErr w:type="spellStart"/>
+      <w:r>
+        <w:rPr>
+          <w:rFonts w:cstheme="minorHAnsi"/>
+          <w:b/>
+          <w:bCs/>
+          <w:szCs w:val="22"/>
+        </w:rPr>
+        <w:t>Expected</w:t>
+      </w:r>
+      <w:proofErr w:type="spellEnd"/>
+      <w:r>
+        <w:rPr>
+          <w:rFonts w:cstheme="minorHAnsi"/>
+          <w:b/>
+          <w:bCs/>
+          <w:szCs w:val="22"/>
+        </w:rPr>
+        <w:t xml:space="preserve"> </w:t>
+      </w:r>
+      <w:proofErr w:type="spellStart"/>
+      <w:r>
+        <w:rPr>
+          <w:rFonts w:cstheme="minorHAnsi"/>
+          <w:b/>
+          <w:bCs/>
+          <w:szCs w:val="22"/>
+        </w:rPr>
+        <w:t>Calibration</w:t>
+      </w:r>
+      <w:proofErr w:type="spellEnd"/>
+      <w:r>
+        <w:rPr>
+          <w:rFonts w:cstheme="minorHAnsi"/>
+          <w:b/>
+          <w:bCs/>
+          <w:szCs w:val="22"/>
+        </w:rPr>
+        <w:t xml:space="preserve"> Error (ECE)</w:t>
+      </w:r>
+      <w:r>
+        <w:rPr>
+          <w:rFonts w:cstheme="minorHAnsi"/>
+          <w:szCs w:val="22"/>
+        </w:rPr>
+        <w:t>, que evalúa el grado de calibración de las probabilidades estimadas por el modelo.</w:t>
+      </w:r>
+    </w:p>
+    <w:p>
+      <w:pPr>
+        <w:spacing w:after="0" w:line="300" w:lineRule="atLeast"/>
+        <w:ind w:left="360"/>
+        <w:jc w:val="left"/>
+        <w:rPr>
+          <w:rFonts w:cstheme="minorHAnsi"/>
+          <w:szCs w:val="22"/>
+        </w:rPr>
+      </w:pPr>
+    </w:p>
+    <w:p>
+      <w:pPr>
+        <w:spacing w:after="0" w:line="300" w:lineRule="atLeast"/>
+        <w:jc w:val="left"/>
+        <w:rPr>
+          <w:rFonts w:cstheme="minorHAnsi"/>
+          <w:szCs w:val="22"/>
+        </w:rPr>
+      </w:pPr>
+      <w:r>
+        <w:rPr>
+          <w:rFonts w:cstheme="minorHAnsi"/>
+          <w:szCs w:val="22"/>
+        </w:rPr>
+        <w:t>Estas métricas permiten analizar el rendimiento del sistema desde distintos ángulos, combinando medidas de acierto categórico con indicadores específicos de calidad probabilística y calibración.</w:t>
+      </w:r>
+    </w:p>
+    <w:p>
+      <w:pPr>
+        <w:spacing w:after="0" w:line="300" w:lineRule="atLeast"/>
+        <w:jc w:val="left"/>
+        <w:rPr>
+          <w:rFonts w:cstheme="minorHAnsi"/>
+          <w:szCs w:val="22"/>
+        </w:rPr>
+      </w:pPr>
+    </w:p>
+    <w:p>
+      <w:pPr>
+        <w:pStyle w:val="Ttulo3"/>
+      </w:pPr>
+      <w:r>
+        <w:lastRenderedPageBreak/>
+        <w:t>Agregación de métricas en validación temporal</w:t>
+      </w:r>
+    </w:p>
+    <w:p>
+      <w:pPr>
+        <w:pStyle w:val="NormalWeb"/>
+        <w:spacing w:line="300" w:lineRule="atLeast"/>
+        <w:rPr>
+          <w:rFonts w:asciiTheme="minorHAnsi" w:hAnsiTheme="minorHAnsi" w:cstheme="minorHAnsi"/>
+          <w:sz w:val="22"/>
+          <w:szCs w:val="22"/>
+        </w:rPr>
+      </w:pPr>
+      <w:r>
+        <w:rPr>
+          <w:rFonts w:asciiTheme="minorHAnsi" w:hAnsiTheme="minorHAnsi" w:cstheme="minorHAnsi"/>
+          <w:sz w:val="22"/>
+          <w:szCs w:val="22"/>
+        </w:rPr>
+        <w:t xml:space="preserve">Dado el uso de una estrategia de validación temporal con múltiples particiones, las métricas no se calculan de forma independiente por cada </w:t>
+      </w:r>
+      <w:proofErr w:type="spellStart"/>
+      <w:r>
+        <w:rPr>
+          <w:rStyle w:val="nfasis"/>
+          <w:rFonts w:asciiTheme="minorHAnsi" w:hAnsiTheme="minorHAnsi" w:cstheme="minorHAnsi"/>
+          <w:sz w:val="22"/>
+          <w:szCs w:val="22"/>
+        </w:rPr>
+        <w:t>fold</w:t>
+      </w:r>
+      <w:proofErr w:type="spellEnd"/>
+      <w:r>
+        <w:rPr>
+          <w:rFonts w:asciiTheme="minorHAnsi" w:hAnsiTheme="minorHAnsi" w:cstheme="minorHAnsi"/>
+          <w:sz w:val="22"/>
+          <w:szCs w:val="22"/>
+        </w:rPr>
+        <w:t xml:space="preserve"> ni se selecciona el modelo en función del mejor resultado puntual. En su lugar, las predicciones probabilísticas obtenidas en cada bloque de validación se </w:t>
+      </w:r>
+      <w:r>
+        <w:rPr>
+          <w:rStyle w:val="Textoennegrita"/>
+          <w:rFonts w:asciiTheme="minorHAnsi" w:hAnsiTheme="minorHAnsi" w:cstheme="minorHAnsi"/>
+          <w:b w:val="0"/>
+          <w:bCs w:val="0"/>
+          <w:sz w:val="22"/>
+          <w:szCs w:val="22"/>
+        </w:rPr>
+        <w:t xml:space="preserve">concatenan para formar un conjunto único de predicciones </w:t>
+      </w:r>
+      <w:proofErr w:type="spellStart"/>
+      <w:r>
+        <w:rPr>
+          <w:rStyle w:val="nfasis"/>
+          <w:rFonts w:asciiTheme="minorHAnsi" w:hAnsiTheme="minorHAnsi" w:cstheme="minorHAnsi"/>
+          <w:sz w:val="22"/>
+          <w:szCs w:val="22"/>
+        </w:rPr>
+        <w:t>out</w:t>
+      </w:r>
+      <w:r>
+        <w:rPr>
+          <w:rStyle w:val="nfasis"/>
+          <w:rFonts w:asciiTheme="minorHAnsi" w:hAnsiTheme="minorHAnsi" w:cstheme="minorHAnsi"/>
+          <w:sz w:val="22"/>
+          <w:szCs w:val="22"/>
+        </w:rPr>
+        <w:noBreakHyphen/>
+        <w:t>of</w:t>
+      </w:r>
+      <w:r>
+        <w:rPr>
+          <w:rStyle w:val="nfasis"/>
+          <w:rFonts w:asciiTheme="minorHAnsi" w:hAnsiTheme="minorHAnsi" w:cstheme="minorHAnsi"/>
+          <w:sz w:val="22"/>
+          <w:szCs w:val="22"/>
+        </w:rPr>
+        <w:noBreakHyphen/>
+        <w:t>fold</w:t>
+      </w:r>
+      <w:proofErr w:type="spellEnd"/>
+      <w:r>
+        <w:rPr>
+          <w:rFonts w:asciiTheme="minorHAnsi" w:hAnsiTheme="minorHAnsi" w:cstheme="minorHAnsi"/>
+          <w:sz w:val="22"/>
+          <w:szCs w:val="22"/>
+        </w:rPr>
+        <w:t>.</w:t>
+      </w:r>
+    </w:p>
+    <w:p>
+      <w:pPr>
+        <w:pStyle w:val="NormalWeb"/>
+        <w:spacing w:line="300" w:lineRule="atLeast"/>
+        <w:rPr>
+          <w:rFonts w:asciiTheme="minorHAnsi" w:hAnsiTheme="minorHAnsi" w:cstheme="minorHAnsi"/>
+          <w:sz w:val="22"/>
+          <w:szCs w:val="22"/>
+        </w:rPr>
+      </w:pPr>
+      <w:r>
+        <w:rPr>
+          <w:rFonts w:asciiTheme="minorHAnsi" w:hAnsiTheme="minorHAnsi" w:cstheme="minorHAnsi"/>
+          <w:sz w:val="22"/>
+          <w:szCs w:val="22"/>
+        </w:rPr>
+        <w:t xml:space="preserve">Las métricas finales se calculan sobre este conjunto agregado, lo que permite obtener una evaluación global del comportamiento del modelo a lo largo de todo el periodo temporal considerado. Este enfoque proporciona una estimación más estable y representativa del rendimiento real del sistema que una simple media aritmética de métricas por </w:t>
+      </w:r>
+      <w:proofErr w:type="spellStart"/>
+      <w:r>
+        <w:rPr>
+          <w:rStyle w:val="nfasis"/>
+          <w:rFonts w:asciiTheme="minorHAnsi" w:hAnsiTheme="minorHAnsi" w:cstheme="minorHAnsi"/>
+          <w:sz w:val="22"/>
+          <w:szCs w:val="22"/>
+        </w:rPr>
+        <w:t>fold</w:t>
+      </w:r>
+      <w:proofErr w:type="spellEnd"/>
+      <w:r>
+        <w:rPr>
+          <w:rFonts w:asciiTheme="minorHAnsi" w:hAnsiTheme="minorHAnsi" w:cstheme="minorHAnsi"/>
+          <w:sz w:val="22"/>
+          <w:szCs w:val="22"/>
+        </w:rPr>
+        <w:t>.</w:t>
+      </w:r>
+    </w:p>
+    <w:p>
+      <w:pPr>
+        <w:pStyle w:val="Ttulo3"/>
+      </w:pPr>
+      <w:r>
+        <w:t>Tipo de salida evaluada por cada métrica</w:t>
+      </w:r>
+    </w:p>
+    <w:p>
+      <w:pPr>
+        <w:spacing w:after="0" w:line="300" w:lineRule="atLeast"/>
+        <w:jc w:val="left"/>
+        <w:rPr>
+          <w:rFonts w:cstheme="minorHAnsi"/>
+          <w:szCs w:val="22"/>
+        </w:rPr>
+      </w:pPr>
+      <w:r>
+        <w:rPr>
+          <w:rFonts w:cstheme="minorHAnsi"/>
+          <w:szCs w:val="22"/>
+        </w:rPr>
+        <w:t>Las métricas empleadas se calculan sobre distintos tipos de salida del modelo, en función de su naturaleza:</w:t>
+      </w:r>
+    </w:p>
+    <w:p>
+      <w:pPr>
+        <w:pStyle w:val="Prrafodelista"/>
+        <w:numPr>
+          <w:ilvl w:val="0"/>
+          <w:numId w:val="23"/>
+        </w:numPr>
+        <w:spacing w:after="0" w:line="300" w:lineRule="atLeast"/>
+        <w:jc w:val="left"/>
+        <w:rPr>
+          <w:rFonts w:cstheme="minorHAnsi"/>
+          <w:szCs w:val="22"/>
+        </w:rPr>
+      </w:pPr>
+      <w:r>
+        <w:rPr>
+          <w:rFonts w:cstheme="minorHAnsi"/>
+          <w:b/>
+          <w:bCs/>
+          <w:szCs w:val="22"/>
+        </w:rPr>
+        <w:t xml:space="preserve">Log </w:t>
+      </w:r>
+      <w:proofErr w:type="spellStart"/>
+      <w:r>
+        <w:rPr>
+          <w:rFonts w:cstheme="minorHAnsi"/>
+          <w:b/>
+          <w:bCs/>
+          <w:szCs w:val="22"/>
+        </w:rPr>
+        <w:t>loss</w:t>
+      </w:r>
+      <w:proofErr w:type="spellEnd"/>
+      <w:r>
+        <w:rPr>
+          <w:rFonts w:cstheme="minorHAnsi"/>
+          <w:szCs w:val="22"/>
+        </w:rPr>
+        <w:t xml:space="preserve">, </w:t>
+      </w:r>
+      <w:proofErr w:type="spellStart"/>
+      <w:r>
+        <w:rPr>
+          <w:rFonts w:cstheme="minorHAnsi"/>
+          <w:b/>
+          <w:bCs/>
+          <w:szCs w:val="22"/>
+        </w:rPr>
+        <w:t>Brier</w:t>
+      </w:r>
+      <w:proofErr w:type="spellEnd"/>
+      <w:r>
+        <w:rPr>
+          <w:rFonts w:cstheme="minorHAnsi"/>
+          <w:b/>
+          <w:bCs/>
+          <w:szCs w:val="22"/>
+        </w:rPr>
+        <w:t xml:space="preserve"> score</w:t>
+      </w:r>
+      <w:r>
+        <w:rPr>
+          <w:rFonts w:cstheme="minorHAnsi"/>
+          <w:szCs w:val="22"/>
+        </w:rPr>
+        <w:t xml:space="preserve"> y </w:t>
+      </w:r>
+      <w:r>
+        <w:rPr>
+          <w:rFonts w:cstheme="minorHAnsi"/>
+          <w:b/>
+          <w:bCs/>
+          <w:szCs w:val="22"/>
+        </w:rPr>
+        <w:t>ECE</w:t>
+      </w:r>
+      <w:r>
+        <w:rPr>
+          <w:rFonts w:cstheme="minorHAnsi"/>
+          <w:szCs w:val="22"/>
+        </w:rPr>
+        <w:t xml:space="preserve"> se calculan sobre las probabilidades predichas para cada clase.</w:t>
+      </w:r>
+    </w:p>
+    <w:p>
+      <w:pPr>
+        <w:pStyle w:val="Prrafodelista"/>
+        <w:numPr>
+          <w:ilvl w:val="0"/>
+          <w:numId w:val="23"/>
+        </w:numPr>
+        <w:spacing w:after="0" w:line="300" w:lineRule="atLeast"/>
+        <w:jc w:val="left"/>
+        <w:rPr>
+          <w:rFonts w:cstheme="minorHAnsi"/>
+          <w:szCs w:val="22"/>
+        </w:rPr>
+      </w:pPr>
+      <w:proofErr w:type="spellStart"/>
+      <w:r>
+        <w:rPr>
+          <w:rFonts w:cstheme="minorHAnsi"/>
+          <w:b/>
+          <w:bCs/>
+          <w:szCs w:val="22"/>
+        </w:rPr>
+        <w:t>Accuracy</w:t>
+      </w:r>
+      <w:proofErr w:type="spellEnd"/>
+      <w:r>
+        <w:rPr>
+          <w:rFonts w:cstheme="minorHAnsi"/>
+          <w:szCs w:val="22"/>
+        </w:rPr>
+        <w:t xml:space="preserve"> y </w:t>
+      </w:r>
+      <w:r>
+        <w:rPr>
+          <w:rFonts w:cstheme="minorHAnsi"/>
+          <w:b/>
+          <w:bCs/>
+          <w:szCs w:val="22"/>
+        </w:rPr>
+        <w:t>F1</w:t>
+      </w:r>
+      <w:r>
+        <w:rPr>
+          <w:rFonts w:cstheme="minorHAnsi"/>
+          <w:b/>
+          <w:bCs/>
+          <w:szCs w:val="22"/>
+        </w:rPr>
+        <w:noBreakHyphen/>
+        <w:t>macro</w:t>
+      </w:r>
+      <w:r>
+        <w:rPr>
+          <w:rFonts w:cstheme="minorHAnsi"/>
+          <w:szCs w:val="22"/>
+        </w:rPr>
+        <w:t xml:space="preserve"> se calculan sobre la clase final predicha, correspondiente al resultado con mayor probabilidad estimada.</w:t>
+      </w:r>
+    </w:p>
+    <w:p>
+      <w:pPr>
+        <w:spacing w:after="0" w:line="300" w:lineRule="atLeast"/>
+        <w:jc w:val="left"/>
+        <w:rPr>
+          <w:rFonts w:cstheme="minorHAnsi"/>
+          <w:szCs w:val="22"/>
+        </w:rPr>
+      </w:pPr>
+    </w:p>
+    <w:p>
+      <w:pPr>
+        <w:spacing w:after="0" w:line="300" w:lineRule="atLeast"/>
+        <w:jc w:val="left"/>
+        <w:rPr>
+          <w:rFonts w:cstheme="minorHAnsi"/>
+          <w:szCs w:val="22"/>
+        </w:rPr>
+      </w:pPr>
+      <w:r>
+        <w:rPr>
+          <w:rFonts w:cstheme="minorHAnsi"/>
+          <w:szCs w:val="22"/>
+        </w:rPr>
+        <w:t>Esta separación garantiza una evaluación coherente de los clasificadores probabilísticos y permite analizar de forma diferenciada la capacidad del modelo para acertar el resultado y para asignar probabilidades correctamente.</w:t>
+      </w:r>
+    </w:p>
+    <w:p>
+      <w:pPr>
+        <w:spacing w:after="0" w:line="300" w:lineRule="atLeast"/>
+        <w:jc w:val="left"/>
+        <w:rPr>
+          <w:rFonts w:ascii="Segoe UI" w:hAnsi="Segoe UI" w:cs="Segoe UI"/>
+          <w:sz w:val="21"/>
+          <w:szCs w:val="21"/>
+        </w:rPr>
+      </w:pPr>
+    </w:p>
+    <w:p/>
+    <w:p>
+      <w:pPr>
+        <w:pStyle w:val="Ttulo3"/>
+      </w:pPr>
+      <w:r>
+        <w:t xml:space="preserve">Métricas de selección </w:t>
+      </w:r>
+      <w:r>
+        <w:t>frente a métricas descriptivas</w:t>
+      </w:r>
+    </w:p>
+    <w:p>
+      <w:pPr>
+        <w:pStyle w:val="NormalWeb"/>
+        <w:spacing w:line="300" w:lineRule="atLeast"/>
+        <w:rPr>
+          <w:rFonts w:asciiTheme="minorHAnsi" w:hAnsiTheme="minorHAnsi" w:cstheme="minorHAnsi"/>
+          <w:sz w:val="22"/>
+          <w:szCs w:val="22"/>
+        </w:rPr>
+      </w:pPr>
+      <w:r>
+        <w:rPr>
+          <w:rFonts w:asciiTheme="minorHAnsi" w:hAnsiTheme="minorHAnsi" w:cstheme="minorHAnsi"/>
+          <w:sz w:val="22"/>
+          <w:szCs w:val="22"/>
+        </w:rPr>
+        <w:t xml:space="preserve">Es importante distinguir entre las métricas utilizadas para la </w:t>
+      </w:r>
+      <w:r>
+        <w:rPr>
+          <w:rStyle w:val="Textoennegrita"/>
+          <w:rFonts w:asciiTheme="minorHAnsi" w:hAnsiTheme="minorHAnsi" w:cstheme="minorHAnsi"/>
+          <w:b w:val="0"/>
+          <w:bCs w:val="0"/>
+          <w:sz w:val="22"/>
+          <w:szCs w:val="22"/>
+        </w:rPr>
+        <w:t>selección del modelo</w:t>
+      </w:r>
+      <w:r>
+        <w:rPr>
+          <w:rFonts w:asciiTheme="minorHAnsi" w:hAnsiTheme="minorHAnsi" w:cstheme="minorHAnsi"/>
+          <w:sz w:val="22"/>
+          <w:szCs w:val="22"/>
+        </w:rPr>
+        <w:t xml:space="preserve"> y aquellas empleadas con fines puramente descriptivos. Las métricas calculadas durante la validación temporal (</w:t>
+      </w:r>
+      <w:r>
+        <w:rPr>
+          <w:rStyle w:val="nfasis"/>
+          <w:rFonts w:asciiTheme="minorHAnsi" w:hAnsiTheme="minorHAnsi" w:cstheme="minorHAnsi"/>
+          <w:sz w:val="22"/>
+          <w:szCs w:val="22"/>
+        </w:rPr>
+        <w:t xml:space="preserve">log </w:t>
+      </w:r>
+      <w:proofErr w:type="spellStart"/>
+      <w:r>
+        <w:rPr>
+          <w:rStyle w:val="nfasis"/>
+          <w:rFonts w:asciiTheme="minorHAnsi" w:hAnsiTheme="minorHAnsi" w:cstheme="minorHAnsi"/>
+          <w:sz w:val="22"/>
+          <w:szCs w:val="22"/>
+        </w:rPr>
+        <w:t>loss</w:t>
+      </w:r>
+      <w:proofErr w:type="spellEnd"/>
+      <w:r>
+        <w:rPr>
+          <w:rFonts w:asciiTheme="minorHAnsi" w:hAnsiTheme="minorHAnsi" w:cstheme="minorHAnsi"/>
+          <w:sz w:val="22"/>
+          <w:szCs w:val="22"/>
+        </w:rPr>
+        <w:t xml:space="preserve">, </w:t>
+      </w:r>
+      <w:proofErr w:type="spellStart"/>
+      <w:r>
+        <w:rPr>
+          <w:rStyle w:val="nfasis"/>
+          <w:rFonts w:asciiTheme="minorHAnsi" w:hAnsiTheme="minorHAnsi" w:cstheme="minorHAnsi"/>
+          <w:sz w:val="22"/>
+          <w:szCs w:val="22"/>
+        </w:rPr>
+        <w:t>accuracy</w:t>
+      </w:r>
+      <w:proofErr w:type="spellEnd"/>
+      <w:r>
+        <w:rPr>
+          <w:rFonts w:asciiTheme="minorHAnsi" w:hAnsiTheme="minorHAnsi" w:cstheme="minorHAnsi"/>
+          <w:sz w:val="22"/>
+          <w:szCs w:val="22"/>
+        </w:rPr>
+        <w:t xml:space="preserve">, </w:t>
+      </w:r>
+      <w:r>
+        <w:rPr>
+          <w:rStyle w:val="nfasis"/>
+          <w:rFonts w:asciiTheme="minorHAnsi" w:hAnsiTheme="minorHAnsi" w:cstheme="minorHAnsi"/>
+          <w:sz w:val="22"/>
+          <w:szCs w:val="22"/>
+        </w:rPr>
+        <w:t>f1</w:t>
+      </w:r>
+      <w:r>
+        <w:rPr>
+          <w:rStyle w:val="nfasis"/>
+          <w:rFonts w:asciiTheme="minorHAnsi" w:hAnsiTheme="minorHAnsi" w:cstheme="minorHAnsi"/>
+          <w:sz w:val="22"/>
+          <w:szCs w:val="22"/>
+        </w:rPr>
+        <w:noBreakHyphen/>
+        <w:t>macro</w:t>
+      </w:r>
+      <w:r>
+        <w:rPr>
+          <w:rFonts w:asciiTheme="minorHAnsi" w:hAnsiTheme="minorHAnsi" w:cstheme="minorHAnsi"/>
+          <w:sz w:val="22"/>
+          <w:szCs w:val="22"/>
+        </w:rPr>
+        <w:t xml:space="preserve">, </w:t>
+      </w:r>
+      <w:proofErr w:type="spellStart"/>
+      <w:r>
+        <w:rPr>
+          <w:rStyle w:val="nfasis"/>
+          <w:rFonts w:asciiTheme="minorHAnsi" w:hAnsiTheme="minorHAnsi" w:cstheme="minorHAnsi"/>
+          <w:sz w:val="22"/>
+          <w:szCs w:val="22"/>
+        </w:rPr>
+        <w:t>brier</w:t>
+      </w:r>
+      <w:proofErr w:type="spellEnd"/>
+      <w:r>
+        <w:rPr>
+          <w:rFonts w:asciiTheme="minorHAnsi" w:hAnsiTheme="minorHAnsi" w:cstheme="minorHAnsi"/>
+          <w:sz w:val="22"/>
+          <w:szCs w:val="22"/>
+        </w:rPr>
+        <w:t xml:space="preserve"> y </w:t>
+      </w:r>
+      <w:proofErr w:type="spellStart"/>
+      <w:r>
+        <w:rPr>
+          <w:rStyle w:val="nfasis"/>
+          <w:rFonts w:asciiTheme="minorHAnsi" w:hAnsiTheme="minorHAnsi" w:cstheme="minorHAnsi"/>
+          <w:sz w:val="22"/>
+          <w:szCs w:val="22"/>
+        </w:rPr>
+        <w:t>ece</w:t>
+      </w:r>
+      <w:proofErr w:type="spellEnd"/>
+      <w:r>
+        <w:rPr>
+          <w:rFonts w:asciiTheme="minorHAnsi" w:hAnsiTheme="minorHAnsi" w:cstheme="minorHAnsi"/>
+          <w:sz w:val="22"/>
+          <w:szCs w:val="22"/>
+        </w:rPr>
+        <w:t>) se utilizan para comparar modelos bajo condiciones homogéneas y determinar el enfoque más adecuado.</w:t>
+      </w:r>
+    </w:p>
+    <w:p>
+      <w:pPr>
+        <w:pStyle w:val="NormalWeb"/>
+        <w:spacing w:line="300" w:lineRule="atLeast"/>
+        <w:rPr>
+          <w:rFonts w:asciiTheme="minorHAnsi" w:hAnsiTheme="minorHAnsi" w:cstheme="minorHAnsi"/>
+          <w:sz w:val="22"/>
+          <w:szCs w:val="22"/>
+        </w:rPr>
+      </w:pPr>
+      <w:r>
+        <w:rPr>
+          <w:rFonts w:asciiTheme="minorHAnsi" w:hAnsiTheme="minorHAnsi" w:cstheme="minorHAnsi"/>
+          <w:sz w:val="22"/>
+          <w:szCs w:val="22"/>
+        </w:rPr>
+        <w:t>Una vez seleccionado el modelo final, se calculan métricas adicionales tras su entrenamiento completo y calibración, que sirven como referencia descriptiva del comportamiento final del sistema. Estas métricas permiten interpretar mejor el modelo elegido, pero no sustituyen al proceso de evaluación y selección basado en la validación temporal.</w:t>
+      </w:r>
+    </w:p>
+    <w:p>
+      <w:pPr>
+        <w:pStyle w:val="NormalWeb"/>
+        <w:spacing w:line="300" w:lineRule="atLeast"/>
+        <w:rPr>
+          <w:rFonts w:asciiTheme="minorHAnsi" w:hAnsiTheme="minorHAnsi" w:cstheme="minorHAnsi"/>
+          <w:sz w:val="22"/>
+          <w:szCs w:val="22"/>
+        </w:rPr>
+      </w:pPr>
+      <w:r>
+        <w:rPr>
+          <w:rFonts w:asciiTheme="minorHAnsi" w:hAnsiTheme="minorHAnsi" w:cstheme="minorHAnsi"/>
+          <w:sz w:val="22"/>
+          <w:szCs w:val="22"/>
+        </w:rPr>
+        <w:t>En conjunto, el esquema de métricas definido permite evaluar de manera rigurosa y coherente el sistema de predicción, priorizando la calidad de las probabilidades generadas y asegurando que el modelo seleccionado sea el más adecuado para su uso en un entorno real de predicción de partidos de fútbol.</w:t>
+      </w:r>
+    </w:p>
+    <w:p>
+      <w:pPr>
         <w:pStyle w:val="Ttulo2"/>
       </w:pPr>
       <w:r>
+        <w:lastRenderedPageBreak/>
         <w:t>AJUSTE DE HIPERPARÁMETROS</w:t>
       </w:r>
     </w:p>
     <w:p>
       <w:pPr>
+        <w:pStyle w:val="NormalWeb"/>
+        <w:spacing w:line="300" w:lineRule="atLeast"/>
+        <w:rPr>
+          <w:rFonts w:asciiTheme="minorHAnsi" w:hAnsiTheme="minorHAnsi" w:cstheme="minorHAnsi"/>
+          <w:sz w:val="22"/>
+          <w:szCs w:val="22"/>
+        </w:rPr>
+      </w:pPr>
+      <w:r>
+        <w:rPr>
+          <w:rFonts w:asciiTheme="minorHAnsi" w:hAnsiTheme="minorHAnsi" w:cstheme="minorHAnsi"/>
+          <w:sz w:val="22"/>
+          <w:szCs w:val="22"/>
+        </w:rPr>
+        <w:t xml:space="preserve">El ajuste de </w:t>
+      </w:r>
+      <w:proofErr w:type="spellStart"/>
+      <w:r>
+        <w:rPr>
+          <w:rFonts w:asciiTheme="minorHAnsi" w:hAnsiTheme="minorHAnsi" w:cstheme="minorHAnsi"/>
+          <w:sz w:val="22"/>
+          <w:szCs w:val="22"/>
+        </w:rPr>
+        <w:t>hiperparámetros</w:t>
+      </w:r>
+      <w:proofErr w:type="spellEnd"/>
+      <w:r>
+        <w:rPr>
+          <w:rFonts w:asciiTheme="minorHAnsi" w:hAnsiTheme="minorHAnsi" w:cstheme="minorHAnsi"/>
+          <w:sz w:val="22"/>
+          <w:szCs w:val="22"/>
+        </w:rPr>
+        <w:t xml:space="preserve"> en este proyecto se ha planteado desde un enfoque </w:t>
+      </w:r>
+      <w:r>
+        <w:rPr>
+          <w:rStyle w:val="Textoennegrita"/>
+          <w:rFonts w:asciiTheme="minorHAnsi" w:hAnsiTheme="minorHAnsi" w:cstheme="minorHAnsi"/>
+          <w:b w:val="0"/>
+          <w:bCs w:val="0"/>
+          <w:sz w:val="22"/>
+          <w:szCs w:val="22"/>
+        </w:rPr>
+        <w:t>práctico</w:t>
+      </w:r>
+      <w:r>
+        <w:rPr>
+          <w:rStyle w:val="Textoennegrita"/>
+          <w:rFonts w:asciiTheme="minorHAnsi" w:hAnsiTheme="minorHAnsi" w:cstheme="minorHAnsi"/>
+          <w:sz w:val="22"/>
+          <w:szCs w:val="22"/>
+        </w:rPr>
+        <w:t xml:space="preserve">, </w:t>
+      </w:r>
+      <w:r>
+        <w:rPr>
+          <w:rStyle w:val="Textoennegrita"/>
+          <w:rFonts w:asciiTheme="minorHAnsi" w:hAnsiTheme="minorHAnsi" w:cstheme="minorHAnsi"/>
+          <w:b w:val="0"/>
+          <w:bCs w:val="0"/>
+          <w:sz w:val="22"/>
+          <w:szCs w:val="22"/>
+        </w:rPr>
+        <w:t>controlado</w:t>
+      </w:r>
+      <w:r>
+        <w:rPr>
+          <w:rStyle w:val="Textoennegrita"/>
+          <w:rFonts w:asciiTheme="minorHAnsi" w:hAnsiTheme="minorHAnsi" w:cstheme="minorHAnsi"/>
+          <w:sz w:val="22"/>
+          <w:szCs w:val="22"/>
+        </w:rPr>
+        <w:t xml:space="preserve"> </w:t>
+      </w:r>
+      <w:r>
+        <w:rPr>
+          <w:rStyle w:val="Textoennegrita"/>
+          <w:rFonts w:asciiTheme="minorHAnsi" w:hAnsiTheme="minorHAnsi" w:cstheme="minorHAnsi"/>
+          <w:b w:val="0"/>
+          <w:bCs w:val="0"/>
+          <w:sz w:val="22"/>
+          <w:szCs w:val="22"/>
+        </w:rPr>
+        <w:t>y reproducible</w:t>
+      </w:r>
+      <w:r>
+        <w:rPr>
+          <w:rFonts w:asciiTheme="minorHAnsi" w:hAnsiTheme="minorHAnsi" w:cstheme="minorHAnsi"/>
+          <w:sz w:val="22"/>
+          <w:szCs w:val="22"/>
+        </w:rPr>
+        <w:t xml:space="preserve">, coherente con el objetivo principal de construir un sistema de predicción fiable y aplicable a un escenario real. No se persigue una optimización exhaustiva del espacio de </w:t>
+      </w:r>
+      <w:proofErr w:type="spellStart"/>
+      <w:r>
+        <w:rPr>
+          <w:rFonts w:asciiTheme="minorHAnsi" w:hAnsiTheme="minorHAnsi" w:cstheme="minorHAnsi"/>
+          <w:sz w:val="22"/>
+          <w:szCs w:val="22"/>
+        </w:rPr>
+        <w:t>hiperparámetros</w:t>
+      </w:r>
+      <w:proofErr w:type="spellEnd"/>
+      <w:r>
+        <w:rPr>
+          <w:rFonts w:asciiTheme="minorHAnsi" w:hAnsiTheme="minorHAnsi" w:cstheme="minorHAnsi"/>
+          <w:sz w:val="22"/>
+          <w:szCs w:val="22"/>
+        </w:rPr>
+        <w:t>, sino evaluar distintas alternativas de modelado bajo condiciones homogéneas y seleccionar el enfoque que ofrezca el mejor rendimiento global.</w:t>
+      </w:r>
+    </w:p>
+    <w:p>
+      <w:pPr>
+        <w:pStyle w:val="NormalWeb"/>
+        <w:spacing w:line="300" w:lineRule="atLeast"/>
+        <w:rPr>
+          <w:rFonts w:asciiTheme="minorHAnsi" w:hAnsiTheme="minorHAnsi" w:cstheme="minorHAnsi"/>
+          <w:sz w:val="22"/>
+          <w:szCs w:val="22"/>
+        </w:rPr>
+      </w:pPr>
+      <w:r>
+        <w:rPr>
+          <w:rFonts w:asciiTheme="minorHAnsi" w:hAnsiTheme="minorHAnsi" w:cstheme="minorHAnsi"/>
+          <w:sz w:val="22"/>
+          <w:szCs w:val="22"/>
+        </w:rPr>
+        <w:t xml:space="preserve">En este sentido, </w:t>
+      </w:r>
+      <w:r>
+        <w:rPr>
+          <w:rStyle w:val="Textoennegrita"/>
+          <w:rFonts w:asciiTheme="minorHAnsi" w:hAnsiTheme="minorHAnsi" w:cstheme="minorHAnsi"/>
+          <w:b w:val="0"/>
+          <w:bCs w:val="0"/>
+          <w:sz w:val="22"/>
+          <w:szCs w:val="22"/>
+        </w:rPr>
+        <w:t xml:space="preserve">no se ha implementado un proceso de búsqueda automática de </w:t>
+      </w:r>
+      <w:proofErr w:type="spellStart"/>
+      <w:r>
+        <w:rPr>
+          <w:rStyle w:val="Textoennegrita"/>
+          <w:rFonts w:asciiTheme="minorHAnsi" w:hAnsiTheme="minorHAnsi" w:cstheme="minorHAnsi"/>
+          <w:b w:val="0"/>
+          <w:bCs w:val="0"/>
+          <w:sz w:val="22"/>
+          <w:szCs w:val="22"/>
+        </w:rPr>
+        <w:t>hiperparámetros</w:t>
+      </w:r>
+      <w:proofErr w:type="spellEnd"/>
+      <w:r>
+        <w:rPr>
+          <w:rFonts w:asciiTheme="minorHAnsi" w:hAnsiTheme="minorHAnsi" w:cstheme="minorHAnsi"/>
+          <w:sz w:val="22"/>
+          <w:szCs w:val="22"/>
+        </w:rPr>
+        <w:t xml:space="preserve">, como </w:t>
+      </w:r>
+      <w:proofErr w:type="spellStart"/>
+      <w:r>
+        <w:rPr>
+          <w:rStyle w:val="nfasis"/>
+          <w:rFonts w:asciiTheme="minorHAnsi" w:hAnsiTheme="minorHAnsi" w:cstheme="minorHAnsi"/>
+          <w:sz w:val="22"/>
+          <w:szCs w:val="22"/>
+        </w:rPr>
+        <w:t>Grid</w:t>
+      </w:r>
+      <w:proofErr w:type="spellEnd"/>
+      <w:r>
+        <w:rPr>
+          <w:rStyle w:val="nfasis"/>
+          <w:rFonts w:asciiTheme="minorHAnsi" w:hAnsiTheme="minorHAnsi" w:cstheme="minorHAnsi"/>
+          <w:sz w:val="22"/>
+          <w:szCs w:val="22"/>
+        </w:rPr>
+        <w:t xml:space="preserve"> </w:t>
+      </w:r>
+      <w:proofErr w:type="spellStart"/>
+      <w:r>
+        <w:rPr>
+          <w:rStyle w:val="nfasis"/>
+          <w:rFonts w:asciiTheme="minorHAnsi" w:hAnsiTheme="minorHAnsi" w:cstheme="minorHAnsi"/>
+          <w:sz w:val="22"/>
+          <w:szCs w:val="22"/>
+        </w:rPr>
+        <w:t>Search</w:t>
+      </w:r>
+      <w:proofErr w:type="spellEnd"/>
+      <w:r>
+        <w:rPr>
+          <w:rFonts w:asciiTheme="minorHAnsi" w:hAnsiTheme="minorHAnsi" w:cstheme="minorHAnsi"/>
+          <w:sz w:val="22"/>
+          <w:szCs w:val="22"/>
+        </w:rPr>
+        <w:t xml:space="preserve">, </w:t>
+      </w:r>
+      <w:proofErr w:type="spellStart"/>
+      <w:r>
+        <w:rPr>
+          <w:rStyle w:val="nfasis"/>
+          <w:rFonts w:asciiTheme="minorHAnsi" w:hAnsiTheme="minorHAnsi" w:cstheme="minorHAnsi"/>
+          <w:sz w:val="22"/>
+          <w:szCs w:val="22"/>
+        </w:rPr>
+        <w:t>Random</w:t>
+      </w:r>
+      <w:proofErr w:type="spellEnd"/>
+      <w:r>
+        <w:rPr>
+          <w:rStyle w:val="nfasis"/>
+          <w:rFonts w:asciiTheme="minorHAnsi" w:hAnsiTheme="minorHAnsi" w:cstheme="minorHAnsi"/>
+          <w:sz w:val="22"/>
+          <w:szCs w:val="22"/>
+        </w:rPr>
+        <w:t xml:space="preserve"> </w:t>
+      </w:r>
+      <w:proofErr w:type="spellStart"/>
+      <w:r>
+        <w:rPr>
+          <w:rStyle w:val="nfasis"/>
+          <w:rFonts w:asciiTheme="minorHAnsi" w:hAnsiTheme="minorHAnsi" w:cstheme="minorHAnsi"/>
+          <w:sz w:val="22"/>
+          <w:szCs w:val="22"/>
+        </w:rPr>
+        <w:t>Search</w:t>
+      </w:r>
+      <w:proofErr w:type="spellEnd"/>
+      <w:r>
+        <w:rPr>
+          <w:rFonts w:asciiTheme="minorHAnsi" w:hAnsiTheme="minorHAnsi" w:cstheme="minorHAnsi"/>
+          <w:sz w:val="22"/>
+          <w:szCs w:val="22"/>
+        </w:rPr>
+        <w:t xml:space="preserve"> u otras técnicas de optimización más complejas. En su lugar, cada familia de modelos se configura mediante </w:t>
+      </w:r>
+      <w:r>
+        <w:rPr>
+          <w:rStyle w:val="Textoennegrita"/>
+          <w:rFonts w:asciiTheme="minorHAnsi" w:hAnsiTheme="minorHAnsi" w:cstheme="minorHAnsi"/>
+          <w:b w:val="0"/>
+          <w:bCs w:val="0"/>
+          <w:sz w:val="22"/>
+          <w:szCs w:val="22"/>
+        </w:rPr>
+        <w:t>valores fijos y razonados</w:t>
+      </w:r>
+      <w:r>
+        <w:rPr>
+          <w:rFonts w:asciiTheme="minorHAnsi" w:hAnsiTheme="minorHAnsi" w:cstheme="minorHAnsi"/>
+          <w:sz w:val="22"/>
+          <w:szCs w:val="22"/>
+        </w:rPr>
+        <w:t>, definidos manualmente a partir de configuraciones habituales y buenas prácticas, evitando exploraciones combinatorias extensas que podrían introducir sobreajuste o dificultades de reproducibilidad.</w:t>
+      </w:r>
+    </w:p>
+    <w:p>
+      <w:pPr>
+        <w:pStyle w:val="NormalWeb"/>
+        <w:spacing w:line="300" w:lineRule="atLeast"/>
+        <w:rPr>
+          <w:rFonts w:asciiTheme="minorHAnsi" w:hAnsiTheme="minorHAnsi" w:cstheme="minorHAnsi"/>
+          <w:sz w:val="22"/>
+          <w:szCs w:val="22"/>
+        </w:rPr>
+      </w:pPr>
+      <w:r>
+        <w:rPr>
+          <w:rFonts w:asciiTheme="minorHAnsi" w:hAnsiTheme="minorHAnsi" w:cstheme="minorHAnsi"/>
+          <w:sz w:val="22"/>
+          <w:szCs w:val="22"/>
+        </w:rPr>
+        <w:t xml:space="preserve">Los modelos evaluados utilizan configuraciones específicas adaptadas a su naturaleza. En el caso de la </w:t>
+      </w:r>
+      <w:r>
+        <w:rPr>
+          <w:rStyle w:val="Textoennegrita"/>
+          <w:rFonts w:asciiTheme="minorHAnsi" w:hAnsiTheme="minorHAnsi" w:cstheme="minorHAnsi"/>
+          <w:b w:val="0"/>
+          <w:bCs w:val="0"/>
+          <w:sz w:val="22"/>
+          <w:szCs w:val="22"/>
+        </w:rPr>
+        <w:t>regresión logística</w:t>
+      </w:r>
+      <w:r>
+        <w:rPr>
+          <w:rFonts w:asciiTheme="minorHAnsi" w:hAnsiTheme="minorHAnsi" w:cstheme="minorHAnsi"/>
+          <w:sz w:val="22"/>
+          <w:szCs w:val="22"/>
+        </w:rPr>
+        <w:t xml:space="preserve">, se fijan parámetros relacionados con la convergencia y, en determinadas variantes, el equilibrio entre clases. Para los modelos basados en ensambles de árboles, como </w:t>
+      </w:r>
+      <w:proofErr w:type="spellStart"/>
+      <w:r>
+        <w:rPr>
+          <w:rStyle w:val="Textoennegrita"/>
+          <w:rFonts w:asciiTheme="minorHAnsi" w:hAnsiTheme="minorHAnsi" w:cstheme="minorHAnsi"/>
+          <w:b w:val="0"/>
+          <w:bCs w:val="0"/>
+          <w:sz w:val="22"/>
+          <w:szCs w:val="22"/>
+        </w:rPr>
+        <w:t>Random</w:t>
+      </w:r>
+      <w:proofErr w:type="spellEnd"/>
+      <w:r>
+        <w:rPr>
+          <w:rStyle w:val="Textoennegrita"/>
+          <w:rFonts w:asciiTheme="minorHAnsi" w:hAnsiTheme="minorHAnsi" w:cstheme="minorHAnsi"/>
+          <w:b w:val="0"/>
+          <w:bCs w:val="0"/>
+          <w:sz w:val="22"/>
+          <w:szCs w:val="22"/>
+        </w:rPr>
+        <w:t xml:space="preserve"> Forest</w:t>
+      </w:r>
+      <w:r>
+        <w:rPr>
+          <w:rFonts w:asciiTheme="minorHAnsi" w:hAnsiTheme="minorHAnsi" w:cstheme="minorHAnsi"/>
+          <w:b/>
+          <w:bCs/>
+          <w:sz w:val="22"/>
+          <w:szCs w:val="22"/>
+        </w:rPr>
+        <w:t xml:space="preserve"> </w:t>
+      </w:r>
+      <w:r>
+        <w:rPr>
+          <w:rFonts w:asciiTheme="minorHAnsi" w:hAnsiTheme="minorHAnsi" w:cstheme="minorHAnsi"/>
+          <w:sz w:val="22"/>
+          <w:szCs w:val="22"/>
+        </w:rPr>
+        <w:t>y</w:t>
+      </w:r>
+      <w:r>
+        <w:rPr>
+          <w:rFonts w:asciiTheme="minorHAnsi" w:hAnsiTheme="minorHAnsi" w:cstheme="minorHAnsi"/>
+          <w:b/>
+          <w:bCs/>
+          <w:sz w:val="22"/>
+          <w:szCs w:val="22"/>
+        </w:rPr>
+        <w:t xml:space="preserve"> </w:t>
+      </w:r>
+      <w:r>
+        <w:rPr>
+          <w:rStyle w:val="Textoennegrita"/>
+          <w:rFonts w:asciiTheme="minorHAnsi" w:hAnsiTheme="minorHAnsi" w:cstheme="minorHAnsi"/>
+          <w:b w:val="0"/>
+          <w:bCs w:val="0"/>
+          <w:sz w:val="22"/>
+          <w:szCs w:val="22"/>
+        </w:rPr>
+        <w:t xml:space="preserve">Extra </w:t>
+      </w:r>
+      <w:proofErr w:type="spellStart"/>
+      <w:r>
+        <w:rPr>
+          <w:rStyle w:val="Textoennegrita"/>
+          <w:rFonts w:asciiTheme="minorHAnsi" w:hAnsiTheme="minorHAnsi" w:cstheme="minorHAnsi"/>
+          <w:b w:val="0"/>
+          <w:bCs w:val="0"/>
+          <w:sz w:val="22"/>
+          <w:szCs w:val="22"/>
+        </w:rPr>
+        <w:t>Trees</w:t>
+      </w:r>
+      <w:proofErr w:type="spellEnd"/>
+      <w:r>
+        <w:rPr>
+          <w:rFonts w:asciiTheme="minorHAnsi" w:hAnsiTheme="minorHAnsi" w:cstheme="minorHAnsi"/>
+          <w:sz w:val="22"/>
+          <w:szCs w:val="22"/>
+        </w:rPr>
+        <w:t xml:space="preserve">, se establecen parámetros habituales como el número de estimadores, la profundidad máxima o el tamaño mínimo de los nodos hoja. De forma similar, los modelos de </w:t>
+      </w:r>
+      <w:proofErr w:type="spellStart"/>
+      <w:r>
+        <w:rPr>
+          <w:rStyle w:val="Textoennegrita"/>
+          <w:rFonts w:asciiTheme="minorHAnsi" w:hAnsiTheme="minorHAnsi" w:cstheme="minorHAnsi"/>
+          <w:b w:val="0"/>
+          <w:bCs w:val="0"/>
+          <w:sz w:val="22"/>
+          <w:szCs w:val="22"/>
+        </w:rPr>
+        <w:t>Gradient</w:t>
+      </w:r>
+      <w:proofErr w:type="spellEnd"/>
+      <w:r>
+        <w:rPr>
+          <w:rStyle w:val="Textoennegrita"/>
+          <w:rFonts w:asciiTheme="minorHAnsi" w:hAnsiTheme="minorHAnsi" w:cstheme="minorHAnsi"/>
+          <w:b w:val="0"/>
+          <w:bCs w:val="0"/>
+          <w:sz w:val="22"/>
+          <w:szCs w:val="22"/>
+        </w:rPr>
+        <w:t xml:space="preserve"> </w:t>
+      </w:r>
+      <w:proofErr w:type="spellStart"/>
+      <w:r>
+        <w:rPr>
+          <w:rStyle w:val="Textoennegrita"/>
+          <w:rFonts w:asciiTheme="minorHAnsi" w:hAnsiTheme="minorHAnsi" w:cstheme="minorHAnsi"/>
+          <w:b w:val="0"/>
+          <w:bCs w:val="0"/>
+          <w:sz w:val="22"/>
+          <w:szCs w:val="22"/>
+        </w:rPr>
+        <w:t>Boosting</w:t>
+      </w:r>
+      <w:proofErr w:type="spellEnd"/>
+      <w:r>
+        <w:rPr>
+          <w:rFonts w:asciiTheme="minorHAnsi" w:hAnsiTheme="minorHAnsi" w:cstheme="minorHAnsi"/>
+          <w:sz w:val="22"/>
+          <w:szCs w:val="22"/>
+        </w:rPr>
+        <w:t xml:space="preserve"> se instancian con valores concretos para parámetros como la tasa de aprendizaje o el número de iteraciones. Los modelos base (</w:t>
+      </w:r>
+      <w:proofErr w:type="spellStart"/>
+      <w:r>
+        <w:rPr>
+          <w:rStyle w:val="nfasis"/>
+          <w:rFonts w:asciiTheme="minorHAnsi" w:hAnsiTheme="minorHAnsi" w:cstheme="minorHAnsi"/>
+          <w:sz w:val="22"/>
+          <w:szCs w:val="22"/>
+        </w:rPr>
+        <w:t>dummy</w:t>
+      </w:r>
+      <w:proofErr w:type="spellEnd"/>
+      <w:r>
+        <w:rPr>
+          <w:rFonts w:asciiTheme="minorHAnsi" w:hAnsiTheme="minorHAnsi" w:cstheme="minorHAnsi"/>
+          <w:sz w:val="22"/>
+          <w:szCs w:val="22"/>
+        </w:rPr>
+        <w:t xml:space="preserve">) no requieren ajuste real de </w:t>
+      </w:r>
+      <w:proofErr w:type="spellStart"/>
+      <w:r>
+        <w:rPr>
+          <w:rFonts w:asciiTheme="minorHAnsi" w:hAnsiTheme="minorHAnsi" w:cstheme="minorHAnsi"/>
+          <w:sz w:val="22"/>
+          <w:szCs w:val="22"/>
+        </w:rPr>
+        <w:t>hiperparámetros</w:t>
+      </w:r>
+      <w:proofErr w:type="spellEnd"/>
+      <w:r>
+        <w:rPr>
+          <w:rFonts w:asciiTheme="minorHAnsi" w:hAnsiTheme="minorHAnsi" w:cstheme="minorHAnsi"/>
+          <w:sz w:val="22"/>
+          <w:szCs w:val="22"/>
+        </w:rPr>
+        <w:t xml:space="preserve"> y se utilizan únicamente como referencia.</w:t>
+      </w:r>
+    </w:p>
+    <w:p>
+      <w:pPr>
+        <w:pStyle w:val="NormalWeb"/>
+        <w:spacing w:line="300" w:lineRule="atLeast"/>
+        <w:rPr>
+          <w:rFonts w:asciiTheme="minorHAnsi" w:hAnsiTheme="minorHAnsi" w:cstheme="minorHAnsi"/>
+          <w:sz w:val="22"/>
+          <w:szCs w:val="22"/>
+        </w:rPr>
+      </w:pPr>
+      <w:r>
+        <w:rPr>
+          <w:rFonts w:asciiTheme="minorHAnsi" w:hAnsiTheme="minorHAnsi" w:cstheme="minorHAnsi"/>
+          <w:sz w:val="22"/>
+          <w:szCs w:val="22"/>
+        </w:rPr>
+        <w:t xml:space="preserve">Es importante destacar que </w:t>
+      </w:r>
+      <w:r>
+        <w:rPr>
+          <w:rStyle w:val="Textoennegrita"/>
+          <w:rFonts w:asciiTheme="minorHAnsi" w:hAnsiTheme="minorHAnsi" w:cstheme="minorHAnsi"/>
+          <w:b w:val="0"/>
+          <w:bCs w:val="0"/>
+          <w:sz w:val="22"/>
+          <w:szCs w:val="22"/>
+        </w:rPr>
+        <w:t xml:space="preserve">no existe una fase independiente de ajuste de </w:t>
+      </w:r>
+      <w:proofErr w:type="spellStart"/>
+      <w:r>
+        <w:rPr>
+          <w:rStyle w:val="Textoennegrita"/>
+          <w:rFonts w:asciiTheme="minorHAnsi" w:hAnsiTheme="minorHAnsi" w:cstheme="minorHAnsi"/>
+          <w:b w:val="0"/>
+          <w:bCs w:val="0"/>
+          <w:sz w:val="22"/>
+          <w:szCs w:val="22"/>
+        </w:rPr>
+        <w:t>hiperparámetros</w:t>
+      </w:r>
+      <w:proofErr w:type="spellEnd"/>
+      <w:r>
+        <w:rPr>
+          <w:rStyle w:val="Textoennegrita"/>
+          <w:rFonts w:asciiTheme="minorHAnsi" w:hAnsiTheme="minorHAnsi" w:cstheme="minorHAnsi"/>
+          <w:b w:val="0"/>
+          <w:bCs w:val="0"/>
+          <w:sz w:val="22"/>
+          <w:szCs w:val="22"/>
+        </w:rPr>
+        <w:t xml:space="preserve"> previa o anidada dentro de la validación</w:t>
+      </w:r>
+      <w:r>
+        <w:rPr>
+          <w:rFonts w:asciiTheme="minorHAnsi" w:hAnsiTheme="minorHAnsi" w:cstheme="minorHAnsi"/>
+          <w:sz w:val="22"/>
+          <w:szCs w:val="22"/>
+        </w:rPr>
+        <w:t>. Cada modelo, con su configuración fija, entra directamente en el mismo esquema de validación temporal descrito en el apartado anterior. De este modo, la comparación entre candidatos se realiza de forma justa, evitando introducir ventajas artificiales derivadas de procesos de optimización adicionales.</w:t>
+      </w:r>
+    </w:p>
+    <w:p>
+      <w:pPr>
+        <w:pStyle w:val="NormalWeb"/>
+        <w:spacing w:line="300" w:lineRule="atLeast"/>
+        <w:rPr>
+          <w:rFonts w:asciiTheme="minorHAnsi" w:hAnsiTheme="minorHAnsi" w:cstheme="minorHAnsi"/>
+          <w:sz w:val="22"/>
+          <w:szCs w:val="22"/>
+        </w:rPr>
+      </w:pPr>
+      <w:r>
+        <w:rPr>
+          <w:rFonts w:asciiTheme="minorHAnsi" w:hAnsiTheme="minorHAnsi" w:cstheme="minorHAnsi"/>
+          <w:sz w:val="22"/>
+          <w:szCs w:val="22"/>
+        </w:rPr>
+        <w:t xml:space="preserve">El criterio utilizado para ordenar y seleccionar los modelos candidatos es el mismo definido en la estrategia de evaluación, siendo </w:t>
+      </w:r>
+      <w:r>
+        <w:rPr>
+          <w:rStyle w:val="Textoennegrita"/>
+          <w:rFonts w:asciiTheme="minorHAnsi" w:hAnsiTheme="minorHAnsi" w:cstheme="minorHAnsi"/>
+          <w:b w:val="0"/>
+          <w:bCs w:val="0"/>
+          <w:sz w:val="22"/>
+          <w:szCs w:val="22"/>
+        </w:rPr>
+        <w:t xml:space="preserve">log </w:t>
+      </w:r>
+      <w:proofErr w:type="spellStart"/>
+      <w:r>
+        <w:rPr>
+          <w:rStyle w:val="Textoennegrita"/>
+          <w:rFonts w:asciiTheme="minorHAnsi" w:hAnsiTheme="minorHAnsi" w:cstheme="minorHAnsi"/>
+          <w:b w:val="0"/>
+          <w:bCs w:val="0"/>
+          <w:sz w:val="22"/>
+          <w:szCs w:val="22"/>
+        </w:rPr>
+        <w:t>loss</w:t>
+      </w:r>
+      <w:proofErr w:type="spellEnd"/>
+      <w:r>
+        <w:rPr>
+          <w:rFonts w:asciiTheme="minorHAnsi" w:hAnsiTheme="minorHAnsi" w:cstheme="minorHAnsi"/>
+          <w:b/>
+          <w:bCs/>
+          <w:sz w:val="22"/>
+          <w:szCs w:val="22"/>
+        </w:rPr>
+        <w:t xml:space="preserve"> </w:t>
+      </w:r>
+      <w:r>
+        <w:rPr>
+          <w:rFonts w:asciiTheme="minorHAnsi" w:hAnsiTheme="minorHAnsi" w:cstheme="minorHAnsi"/>
+          <w:sz w:val="22"/>
+          <w:szCs w:val="22"/>
+        </w:rPr>
+        <w:t xml:space="preserve">la métrica principal por defecto. Sin embargo, esta métrica no se utiliza para optimizar </w:t>
+      </w:r>
+      <w:proofErr w:type="spellStart"/>
+      <w:r>
+        <w:rPr>
+          <w:rFonts w:asciiTheme="minorHAnsi" w:hAnsiTheme="minorHAnsi" w:cstheme="minorHAnsi"/>
+          <w:sz w:val="22"/>
+          <w:szCs w:val="22"/>
+        </w:rPr>
+        <w:t>hiperparámetros</w:t>
+      </w:r>
+      <w:proofErr w:type="spellEnd"/>
+      <w:r>
+        <w:rPr>
+          <w:rFonts w:asciiTheme="minorHAnsi" w:hAnsiTheme="minorHAnsi" w:cstheme="minorHAnsi"/>
+          <w:sz w:val="22"/>
+          <w:szCs w:val="22"/>
+        </w:rPr>
+        <w:t xml:space="preserve"> de forma automática, sino para comparar el comportamiento de modelos ya configurados bajo condiciones equivalentes.</w:t>
+      </w:r>
+    </w:p>
+    <w:p>
+      <w:pPr>
+        <w:pStyle w:val="NormalWeb"/>
+        <w:spacing w:line="300" w:lineRule="atLeast"/>
+        <w:rPr>
+          <w:rFonts w:asciiTheme="minorHAnsi" w:hAnsiTheme="minorHAnsi" w:cstheme="minorHAnsi"/>
+          <w:sz w:val="22"/>
+          <w:szCs w:val="22"/>
+        </w:rPr>
+      </w:pPr>
+      <w:r>
+        <w:rPr>
+          <w:rFonts w:asciiTheme="minorHAnsi" w:hAnsiTheme="minorHAnsi" w:cstheme="minorHAnsi"/>
+          <w:sz w:val="22"/>
+          <w:szCs w:val="22"/>
+        </w:rPr>
+        <w:t xml:space="preserve">Este enfoque de ajuste limitado presenta varias ventajas en el contexto del proyecto. Por un lado, favorece la </w:t>
+      </w:r>
+      <w:r>
+        <w:rPr>
+          <w:rStyle w:val="Textoennegrita"/>
+          <w:rFonts w:asciiTheme="minorHAnsi" w:hAnsiTheme="minorHAnsi" w:cstheme="minorHAnsi"/>
+          <w:b w:val="0"/>
+          <w:bCs w:val="0"/>
+          <w:sz w:val="22"/>
+          <w:szCs w:val="22"/>
+        </w:rPr>
+        <w:t>reproducibilidad</w:t>
+      </w:r>
+      <w:r>
+        <w:rPr>
+          <w:rFonts w:asciiTheme="minorHAnsi" w:hAnsiTheme="minorHAnsi" w:cstheme="minorHAnsi"/>
+          <w:sz w:val="22"/>
+          <w:szCs w:val="22"/>
+        </w:rPr>
+        <w:t xml:space="preserve"> del experimento y la interpretabilidad de los resultados. Por otro, evita centrar el esfuerzo experimental en una optimización intensiva de parámetros que no forma parte del objetivo principal del trabajo. El modelo final seleccionado surge, por tanto, de la comparación directa de enfoques completos de modelado, y no de una búsqueda exhaustiva dentro de una única familia algorítmica.</w:t>
+      </w:r>
+    </w:p>
+    <w:p>
+      <w:pPr>
+        <w:pStyle w:val="NormalWeb"/>
+        <w:spacing w:line="300" w:lineRule="atLeast"/>
+        <w:rPr>
+          <w:rFonts w:asciiTheme="minorHAnsi" w:hAnsiTheme="minorHAnsi" w:cstheme="minorHAnsi"/>
+          <w:sz w:val="22"/>
+          <w:szCs w:val="22"/>
+        </w:rPr>
+      </w:pPr>
+      <w:r>
+        <w:rPr>
+          <w:rFonts w:asciiTheme="minorHAnsi" w:hAnsiTheme="minorHAnsi" w:cstheme="minorHAnsi"/>
+          <w:sz w:val="22"/>
+          <w:szCs w:val="22"/>
+        </w:rPr>
+        <w:t xml:space="preserve">En conjunto, el ajuste de </w:t>
+      </w:r>
+      <w:proofErr w:type="spellStart"/>
+      <w:r>
+        <w:rPr>
+          <w:rFonts w:asciiTheme="minorHAnsi" w:hAnsiTheme="minorHAnsi" w:cstheme="minorHAnsi"/>
+          <w:sz w:val="22"/>
+          <w:szCs w:val="22"/>
+        </w:rPr>
+        <w:t>hiperparámetros</w:t>
+      </w:r>
+      <w:proofErr w:type="spellEnd"/>
+      <w:r>
+        <w:rPr>
+          <w:rFonts w:asciiTheme="minorHAnsi" w:hAnsiTheme="minorHAnsi" w:cstheme="minorHAnsi"/>
+          <w:sz w:val="22"/>
+          <w:szCs w:val="22"/>
+        </w:rPr>
+        <w:t xml:space="preserve"> se integra de manera consistente dentro del diseño experimental, aportando flexibilidad suficiente para adaptar cada modelo a su naturaleza sin desvirtuar el proceso de validación ni el propósito global del proyecto.</w:t>
+      </w:r>
+    </w:p>
+    <w:p>
+      <w:pPr>
         <w:pStyle w:val="Ttulo2"/>
       </w:pPr>
       <w:r>
+        <w:lastRenderedPageBreak/>
         <w:t>CALIBRACIÓN DE PROBABILIDADES</w:t>
       </w:r>
     </w:p>
     <w:p>
       <w:pPr>
+        <w:pStyle w:val="NormalWeb"/>
+        <w:spacing w:line="300" w:lineRule="atLeast"/>
+        <w:rPr>
+          <w:rFonts w:asciiTheme="minorHAnsi" w:hAnsiTheme="minorHAnsi" w:cstheme="minorHAnsi"/>
+          <w:sz w:val="22"/>
+          <w:szCs w:val="22"/>
+        </w:rPr>
+      </w:pPr>
+      <w:r>
+        <w:rPr>
+          <w:rFonts w:asciiTheme="minorHAnsi" w:hAnsiTheme="minorHAnsi" w:cstheme="minorHAnsi"/>
+          <w:sz w:val="22"/>
+          <w:szCs w:val="22"/>
+        </w:rPr>
+        <w:t xml:space="preserve">Dado que el objetivo del proyecto no se limita a predecir el resultado más probable de un partido, sino a estimar </w:t>
+      </w:r>
+      <w:r>
+        <w:rPr>
+          <w:rStyle w:val="Textoennegrita"/>
+          <w:rFonts w:asciiTheme="minorHAnsi" w:hAnsiTheme="minorHAnsi" w:cstheme="minorHAnsi"/>
+          <w:b w:val="0"/>
+          <w:bCs w:val="0"/>
+          <w:sz w:val="22"/>
+          <w:szCs w:val="22"/>
+        </w:rPr>
+        <w:t>probabilidades fiables y coherentes</w:t>
+      </w:r>
+      <w:r>
+        <w:rPr>
+          <w:rFonts w:asciiTheme="minorHAnsi" w:hAnsiTheme="minorHAnsi" w:cstheme="minorHAnsi"/>
+          <w:sz w:val="22"/>
+          <w:szCs w:val="22"/>
+        </w:rPr>
+        <w:t xml:space="preserve"> para cada uno de los posibles desenlaces, se incorpora una fase específica de </w:t>
+      </w:r>
+      <w:r>
+        <w:rPr>
+          <w:rStyle w:val="Textoennegrita"/>
+          <w:rFonts w:asciiTheme="minorHAnsi" w:hAnsiTheme="minorHAnsi" w:cstheme="minorHAnsi"/>
+          <w:b w:val="0"/>
+          <w:bCs w:val="0"/>
+          <w:sz w:val="22"/>
+          <w:szCs w:val="22"/>
+        </w:rPr>
+        <w:t>calibración de probabilidades</w:t>
+      </w:r>
+      <w:r>
+        <w:rPr>
+          <w:rFonts w:asciiTheme="minorHAnsi" w:hAnsiTheme="minorHAnsi" w:cstheme="minorHAnsi"/>
+          <w:sz w:val="22"/>
+          <w:szCs w:val="22"/>
+        </w:rPr>
+        <w:t xml:space="preserve"> dentro del diseño experimental. Esta etapa permite mejorar la interpretación y utilidad práctica del sistema predictivo, especialmente en escenarios donde la calidad probabilística es un factor clave.</w:t>
+      </w:r>
+    </w:p>
+    <w:p>
+      <w:pPr>
+        <w:pStyle w:val="NormalWeb"/>
+        <w:spacing w:line="300" w:lineRule="atLeast"/>
+        <w:rPr>
+          <w:rFonts w:asciiTheme="minorHAnsi" w:hAnsiTheme="minorHAnsi" w:cstheme="minorHAnsi"/>
+          <w:sz w:val="22"/>
+          <w:szCs w:val="22"/>
+        </w:rPr>
+      </w:pPr>
+      <w:r>
+        <w:rPr>
+          <w:rFonts w:asciiTheme="minorHAnsi" w:hAnsiTheme="minorHAnsi" w:cstheme="minorHAnsi"/>
+          <w:sz w:val="22"/>
+          <w:szCs w:val="22"/>
+        </w:rPr>
+        <w:t xml:space="preserve">La calibración no se aplica durante la comparación de todos los modelos candidatos. En su lugar, forma parte del </w:t>
+      </w:r>
+      <w:r>
+        <w:rPr>
+          <w:rStyle w:val="Textoennegrita"/>
+          <w:rFonts w:asciiTheme="minorHAnsi" w:hAnsiTheme="minorHAnsi" w:cstheme="minorHAnsi"/>
+          <w:b w:val="0"/>
+          <w:bCs w:val="0"/>
+          <w:sz w:val="22"/>
+          <w:szCs w:val="22"/>
+        </w:rPr>
+        <w:t>tramo final del flujo experimental</w:t>
+      </w:r>
+      <w:r>
+        <w:rPr>
+          <w:rFonts w:asciiTheme="minorHAnsi" w:hAnsiTheme="minorHAnsi" w:cstheme="minorHAnsi"/>
+          <w:sz w:val="22"/>
+          <w:szCs w:val="22"/>
+        </w:rPr>
+        <w:t xml:space="preserve"> y se aplica únicamente sobre el </w:t>
+      </w:r>
+      <w:r>
+        <w:rPr>
+          <w:rStyle w:val="Textoennegrita"/>
+          <w:rFonts w:asciiTheme="minorHAnsi" w:hAnsiTheme="minorHAnsi" w:cstheme="minorHAnsi"/>
+          <w:b w:val="0"/>
+          <w:bCs w:val="0"/>
+          <w:sz w:val="22"/>
+          <w:szCs w:val="22"/>
+        </w:rPr>
+        <w:t>modelo final seleccionado</w:t>
+      </w:r>
+      <w:r>
+        <w:rPr>
+          <w:rFonts w:asciiTheme="minorHAnsi" w:hAnsiTheme="minorHAnsi" w:cstheme="minorHAnsi"/>
+          <w:sz w:val="22"/>
+          <w:szCs w:val="22"/>
+        </w:rPr>
+        <w:t xml:space="preserve"> tras el proceso de validación temporal y la comparación de enfoques de modelado. De este modo, la calibración no interfiere en la selección del modelo, sino que actúa como un refinamiento posterior de sus estimaciones probabilísticas.</w:t>
+      </w:r>
+    </w:p>
+    <w:p>
+      <w:pPr>
+        <w:pStyle w:val="NormalWeb"/>
+        <w:spacing w:line="300" w:lineRule="atLeast"/>
+        <w:rPr>
+          <w:rFonts w:asciiTheme="minorHAnsi" w:hAnsiTheme="minorHAnsi" w:cstheme="minorHAnsi"/>
+          <w:sz w:val="22"/>
+          <w:szCs w:val="22"/>
+        </w:rPr>
+      </w:pPr>
+      <w:r>
+        <w:rPr>
+          <w:rFonts w:asciiTheme="minorHAnsi" w:hAnsiTheme="minorHAnsi" w:cstheme="minorHAnsi"/>
+          <w:sz w:val="22"/>
+          <w:szCs w:val="22"/>
+        </w:rPr>
+        <w:t xml:space="preserve">En cuanto a los métodos utilizados, el sistema permite emplear dos técnicas clásicas de calibración: </w:t>
+      </w:r>
+      <w:r>
+        <w:rPr>
+          <w:rStyle w:val="Textoennegrita"/>
+          <w:rFonts w:asciiTheme="minorHAnsi" w:hAnsiTheme="minorHAnsi" w:cstheme="minorHAnsi"/>
+          <w:b w:val="0"/>
+          <w:bCs w:val="0"/>
+          <w:sz w:val="22"/>
+          <w:szCs w:val="22"/>
+        </w:rPr>
+        <w:t xml:space="preserve">Platt </w:t>
+      </w:r>
+      <w:proofErr w:type="spellStart"/>
+      <w:r>
+        <w:rPr>
+          <w:rStyle w:val="Textoennegrita"/>
+          <w:rFonts w:asciiTheme="minorHAnsi" w:hAnsiTheme="minorHAnsi" w:cstheme="minorHAnsi"/>
+          <w:b w:val="0"/>
+          <w:bCs w:val="0"/>
+          <w:sz w:val="22"/>
+          <w:szCs w:val="22"/>
+        </w:rPr>
+        <w:t>scaling</w:t>
+      </w:r>
+      <w:proofErr w:type="spellEnd"/>
+      <w:r>
+        <w:rPr>
+          <w:rFonts w:asciiTheme="minorHAnsi" w:hAnsiTheme="minorHAnsi" w:cstheme="minorHAnsi"/>
+          <w:sz w:val="22"/>
+          <w:szCs w:val="22"/>
+        </w:rPr>
+        <w:t xml:space="preserve">, mediante una función sigmoide, y </w:t>
+      </w:r>
+      <w:r>
+        <w:rPr>
+          <w:rStyle w:val="Textoennegrita"/>
+          <w:rFonts w:asciiTheme="minorHAnsi" w:hAnsiTheme="minorHAnsi" w:cstheme="minorHAnsi"/>
+          <w:b w:val="0"/>
+          <w:bCs w:val="0"/>
+          <w:sz w:val="22"/>
+          <w:szCs w:val="22"/>
+        </w:rPr>
+        <w:t>regresión isotónica</w:t>
+      </w:r>
+      <w:r>
+        <w:rPr>
+          <w:rFonts w:asciiTheme="minorHAnsi" w:hAnsiTheme="minorHAnsi" w:cstheme="minorHAnsi"/>
+          <w:sz w:val="22"/>
+          <w:szCs w:val="22"/>
+        </w:rPr>
+        <w:t>. El método concreto se selecciona en función de la configuración del proceso de entrenamiento y de la cantidad de datos disponibles, ya que la regresión isotónica requiere un mayor volumen de muestras para obtener resultados estables. En aquellos casos en los que no existe suficiente información por clase, el modelo final se mantiene sin calibrar, evitando ajustes poco fiables.</w:t>
+      </w:r>
+    </w:p>
+    <w:p>
+      <w:pPr>
+        <w:pStyle w:val="NormalWeb"/>
+        <w:spacing w:line="300" w:lineRule="atLeast"/>
+        <w:rPr>
+          <w:rFonts w:asciiTheme="minorHAnsi" w:hAnsiTheme="minorHAnsi" w:cstheme="minorHAnsi"/>
+          <w:sz w:val="22"/>
+          <w:szCs w:val="22"/>
+        </w:rPr>
+      </w:pPr>
+      <w:r>
+        <w:rPr>
+          <w:rFonts w:asciiTheme="minorHAnsi" w:hAnsiTheme="minorHAnsi" w:cstheme="minorHAnsi"/>
+          <w:sz w:val="22"/>
+          <w:szCs w:val="22"/>
+        </w:rPr>
+        <w:t xml:space="preserve">Desde el punto de vista del flujo de entrenamiento, la calibración se aplica tras entrenar el modelo final utilizando </w:t>
+      </w:r>
+      <w:r>
+        <w:rPr>
+          <w:rStyle w:val="Textoennegrita"/>
+          <w:rFonts w:asciiTheme="minorHAnsi" w:hAnsiTheme="minorHAnsi" w:cstheme="minorHAnsi"/>
+          <w:b w:val="0"/>
+          <w:bCs w:val="0"/>
+          <w:sz w:val="22"/>
+          <w:szCs w:val="22"/>
+        </w:rPr>
+        <w:t>todo el conjunto de datos disponible</w:t>
+      </w:r>
+      <w:r>
+        <w:rPr>
+          <w:rFonts w:asciiTheme="minorHAnsi" w:hAnsiTheme="minorHAnsi" w:cstheme="minorHAnsi"/>
+          <w:sz w:val="22"/>
+          <w:szCs w:val="22"/>
+        </w:rPr>
+        <w:t xml:space="preserve">. Para ello se emplea una validación interna mediante </w:t>
+      </w:r>
+      <w:proofErr w:type="spellStart"/>
+      <w:r>
+        <w:rPr>
+          <w:rStyle w:val="nfasis"/>
+          <w:rFonts w:asciiTheme="minorHAnsi" w:hAnsiTheme="minorHAnsi" w:cstheme="minorHAnsi"/>
+          <w:sz w:val="22"/>
+          <w:szCs w:val="22"/>
+        </w:rPr>
+        <w:t>cross</w:t>
+      </w:r>
+      <w:r>
+        <w:rPr>
+          <w:rStyle w:val="nfasis"/>
+          <w:rFonts w:asciiTheme="minorHAnsi" w:hAnsiTheme="minorHAnsi" w:cstheme="minorHAnsi"/>
+          <w:sz w:val="22"/>
+          <w:szCs w:val="22"/>
+        </w:rPr>
+        <w:noBreakHyphen/>
+        <w:t>validation</w:t>
+      </w:r>
+      <w:proofErr w:type="spellEnd"/>
+      <w:r>
+        <w:rPr>
+          <w:rFonts w:asciiTheme="minorHAnsi" w:hAnsiTheme="minorHAnsi" w:cstheme="minorHAnsi"/>
+          <w:sz w:val="22"/>
+          <w:szCs w:val="22"/>
+        </w:rPr>
+        <w:t xml:space="preserve">, con un número reducido de particiones (habitualmente dos o tres), cuyo objetivo es ajustar el mapeo entre las probabilidades predichas por el modelo y las frecuencias observadas. Es importante destacar que esta validación interna </w:t>
+      </w:r>
+      <w:r>
+        <w:rPr>
+          <w:rStyle w:val="Textoennegrita"/>
+          <w:rFonts w:asciiTheme="minorHAnsi" w:hAnsiTheme="minorHAnsi" w:cstheme="minorHAnsi"/>
+          <w:b w:val="0"/>
+          <w:bCs w:val="0"/>
+          <w:sz w:val="22"/>
+          <w:szCs w:val="22"/>
+        </w:rPr>
+        <w:t>no sigue un esquema temporal</w:t>
+      </w:r>
+      <w:r>
+        <w:rPr>
+          <w:rFonts w:asciiTheme="minorHAnsi" w:hAnsiTheme="minorHAnsi" w:cstheme="minorHAnsi"/>
+          <w:sz w:val="22"/>
+          <w:szCs w:val="22"/>
+        </w:rPr>
+        <w:t>, a diferencia de la validación utilizada para la comparación de modelos. Este enfoque se adopta como una solución pragmática para mejorar la calidad probabilística del modelo final, quedando la calibración temporal anidada como una posible línea de mejora futura.</w:t>
+      </w:r>
+    </w:p>
+    <w:p>
+      <w:pPr>
+        <w:pStyle w:val="NormalWeb"/>
+        <w:spacing w:line="300" w:lineRule="atLeast"/>
+        <w:rPr>
+          <w:rFonts w:asciiTheme="minorHAnsi" w:hAnsiTheme="minorHAnsi" w:cstheme="minorHAnsi"/>
+          <w:sz w:val="22"/>
+          <w:szCs w:val="22"/>
+        </w:rPr>
+      </w:pPr>
+      <w:r>
+        <w:rPr>
+          <w:rFonts w:asciiTheme="minorHAnsi" w:hAnsiTheme="minorHAnsi" w:cstheme="minorHAnsi"/>
+          <w:sz w:val="22"/>
+          <w:szCs w:val="22"/>
+        </w:rPr>
+        <w:t xml:space="preserve">El efecto de la calibración se evalúa mediante métricas orientadas específicamente a analizar la calidad probabilística del modelo, como el </w:t>
+      </w:r>
+      <w:proofErr w:type="spellStart"/>
+      <w:r>
+        <w:rPr>
+          <w:rStyle w:val="Textoennegrita"/>
+          <w:rFonts w:asciiTheme="minorHAnsi" w:hAnsiTheme="minorHAnsi" w:cstheme="minorHAnsi"/>
+          <w:b w:val="0"/>
+          <w:bCs w:val="0"/>
+          <w:sz w:val="22"/>
+          <w:szCs w:val="22"/>
+        </w:rPr>
+        <w:t>Brier</w:t>
+      </w:r>
+      <w:proofErr w:type="spellEnd"/>
+      <w:r>
+        <w:rPr>
+          <w:rStyle w:val="Textoennegrita"/>
+          <w:rFonts w:asciiTheme="minorHAnsi" w:hAnsiTheme="minorHAnsi" w:cstheme="minorHAnsi"/>
+          <w:b w:val="0"/>
+          <w:bCs w:val="0"/>
+          <w:sz w:val="22"/>
+          <w:szCs w:val="22"/>
+        </w:rPr>
+        <w:t xml:space="preserve"> score</w:t>
+      </w:r>
+      <w:r>
+        <w:rPr>
+          <w:rFonts w:asciiTheme="minorHAnsi" w:hAnsiTheme="minorHAnsi" w:cstheme="minorHAnsi"/>
+          <w:sz w:val="22"/>
+          <w:szCs w:val="22"/>
+        </w:rPr>
+        <w:t xml:space="preserve">, el </w:t>
+      </w:r>
+      <w:proofErr w:type="spellStart"/>
+      <w:r>
+        <w:rPr>
+          <w:rStyle w:val="Textoennegrita"/>
+          <w:rFonts w:asciiTheme="minorHAnsi" w:hAnsiTheme="minorHAnsi" w:cstheme="minorHAnsi"/>
+          <w:b w:val="0"/>
+          <w:bCs w:val="0"/>
+          <w:sz w:val="22"/>
+          <w:szCs w:val="22"/>
+        </w:rPr>
+        <w:t>Expected</w:t>
+      </w:r>
+      <w:proofErr w:type="spellEnd"/>
+      <w:r>
+        <w:rPr>
+          <w:rStyle w:val="Textoennegrita"/>
+          <w:rFonts w:asciiTheme="minorHAnsi" w:hAnsiTheme="minorHAnsi" w:cstheme="minorHAnsi"/>
+          <w:b w:val="0"/>
+          <w:bCs w:val="0"/>
+          <w:sz w:val="22"/>
+          <w:szCs w:val="22"/>
+        </w:rPr>
+        <w:t xml:space="preserve"> </w:t>
+      </w:r>
+      <w:proofErr w:type="spellStart"/>
+      <w:r>
+        <w:rPr>
+          <w:rStyle w:val="Textoennegrita"/>
+          <w:rFonts w:asciiTheme="minorHAnsi" w:hAnsiTheme="minorHAnsi" w:cstheme="minorHAnsi"/>
+          <w:b w:val="0"/>
+          <w:bCs w:val="0"/>
+          <w:sz w:val="22"/>
+          <w:szCs w:val="22"/>
+        </w:rPr>
+        <w:t>Calibration</w:t>
+      </w:r>
+      <w:proofErr w:type="spellEnd"/>
+      <w:r>
+        <w:rPr>
+          <w:rStyle w:val="Textoennegrita"/>
+          <w:rFonts w:asciiTheme="minorHAnsi" w:hAnsiTheme="minorHAnsi" w:cstheme="minorHAnsi"/>
+          <w:b w:val="0"/>
+          <w:bCs w:val="0"/>
+          <w:sz w:val="22"/>
+          <w:szCs w:val="22"/>
+        </w:rPr>
+        <w:t xml:space="preserve"> Error (ECE)</w:t>
+      </w:r>
+      <w:r>
+        <w:rPr>
+          <w:rFonts w:asciiTheme="minorHAnsi" w:hAnsiTheme="minorHAnsi" w:cstheme="minorHAnsi"/>
+          <w:sz w:val="22"/>
+          <w:szCs w:val="22"/>
+        </w:rPr>
+        <w:t xml:space="preserve"> y el </w:t>
+      </w:r>
+      <w:r>
+        <w:rPr>
+          <w:rStyle w:val="Textoennegrita"/>
+          <w:rFonts w:asciiTheme="minorHAnsi" w:hAnsiTheme="minorHAnsi" w:cstheme="minorHAnsi"/>
+          <w:b w:val="0"/>
+          <w:bCs w:val="0"/>
+          <w:sz w:val="22"/>
+          <w:szCs w:val="22"/>
+        </w:rPr>
+        <w:t xml:space="preserve">log </w:t>
+      </w:r>
+      <w:proofErr w:type="spellStart"/>
+      <w:r>
+        <w:rPr>
+          <w:rStyle w:val="Textoennegrita"/>
+          <w:rFonts w:asciiTheme="minorHAnsi" w:hAnsiTheme="minorHAnsi" w:cstheme="minorHAnsi"/>
+          <w:b w:val="0"/>
+          <w:bCs w:val="0"/>
+          <w:sz w:val="22"/>
+          <w:szCs w:val="22"/>
+        </w:rPr>
+        <w:t>loss</w:t>
+      </w:r>
+      <w:proofErr w:type="spellEnd"/>
+      <w:r>
+        <w:rPr>
+          <w:rFonts w:asciiTheme="minorHAnsi" w:hAnsiTheme="minorHAnsi" w:cstheme="minorHAnsi"/>
+          <w:sz w:val="22"/>
+          <w:szCs w:val="22"/>
+        </w:rPr>
+        <w:t>, así como mediante representaciones gráficas de fiabilidad (</w:t>
+      </w:r>
+      <w:proofErr w:type="spellStart"/>
+      <w:r>
+        <w:rPr>
+          <w:rStyle w:val="nfasis"/>
+          <w:rFonts w:asciiTheme="minorHAnsi" w:hAnsiTheme="minorHAnsi" w:cstheme="minorHAnsi"/>
+          <w:sz w:val="22"/>
+          <w:szCs w:val="22"/>
+        </w:rPr>
+        <w:t>reliability</w:t>
+      </w:r>
+      <w:proofErr w:type="spellEnd"/>
+      <w:r>
+        <w:rPr>
+          <w:rStyle w:val="nfasis"/>
+          <w:rFonts w:asciiTheme="minorHAnsi" w:hAnsiTheme="minorHAnsi" w:cstheme="minorHAnsi"/>
+          <w:sz w:val="22"/>
+          <w:szCs w:val="22"/>
+        </w:rPr>
+        <w:t xml:space="preserve"> </w:t>
+      </w:r>
+      <w:proofErr w:type="spellStart"/>
+      <w:r>
+        <w:rPr>
+          <w:rStyle w:val="nfasis"/>
+          <w:rFonts w:asciiTheme="minorHAnsi" w:hAnsiTheme="minorHAnsi" w:cstheme="minorHAnsi"/>
+          <w:sz w:val="22"/>
+          <w:szCs w:val="22"/>
+        </w:rPr>
+        <w:t>diagrams</w:t>
+      </w:r>
+      <w:proofErr w:type="spellEnd"/>
+      <w:r>
+        <w:rPr>
+          <w:rFonts w:asciiTheme="minorHAnsi" w:hAnsiTheme="minorHAnsi" w:cstheme="minorHAnsi"/>
+          <w:sz w:val="22"/>
+          <w:szCs w:val="22"/>
+        </w:rPr>
+        <w:t>). Estas métricas se utilizan con fines descriptivos, proporcionando una visión clara del comportamiento del modelo final ya entrenado y calibrado, pero no sustituyen al proceso de selección basado en la validación temporal descrita en apartados anteriores.</w:t>
+      </w:r>
+    </w:p>
+    <w:p>
+      <w:pPr>
+        <w:pStyle w:val="NormalWeb"/>
+        <w:spacing w:line="300" w:lineRule="atLeast"/>
+        <w:rPr>
+          <w:rFonts w:asciiTheme="minorHAnsi" w:hAnsiTheme="minorHAnsi" w:cstheme="minorHAnsi"/>
+          <w:sz w:val="22"/>
+          <w:szCs w:val="22"/>
+        </w:rPr>
+      </w:pPr>
+      <w:r>
+        <w:rPr>
+          <w:rFonts w:asciiTheme="minorHAnsi" w:hAnsiTheme="minorHAnsi" w:cstheme="minorHAnsi"/>
+          <w:sz w:val="22"/>
+          <w:szCs w:val="22"/>
+        </w:rPr>
+        <w:t>En resumen, la calibración de probabilidades se integra como una fase final del diseño experimental, destinada a mejorar la fiabilidad y coherencia de las probabilidades estimadas por el modelo seleccionado. Este enfoque permite ofrecer un sistema de predicción más útil e interpretable en un contexto real de uso, manteniendo al mismo tiempo la validez metodológica del proceso de evaluación y selección de modelos.</w:t>
+      </w:r>
+    </w:p>
+    <w:p/>
+    <w:p>
+      <w:pPr>
         <w:pStyle w:val="Ttulo2"/>
       </w:pPr>
       <w:r>
+        <w:lastRenderedPageBreak/>
         <w:t>CRITERIO DE SELE</w:t>
       </w:r>
       <w:r>
@@ -9890,6 +12571,234 @@
       </w:r>
     </w:p>
     <w:p>
+      <w:r>
+        <w:t>La selección del modelo final se realiza a partir del proceso de evaluación descrito en los apartados anteriores, utilizando un criterio claramente definido y coherente con el objetivo principal del proyecto: obtener un sistema capaz de generar predicciones probabilísticas fiables para los resultados de partidos de fútbol.</w:t>
+      </w:r>
+    </w:p>
+    <w:p>
+      <w:r>
+        <w:t xml:space="preserve">El criterio principal de selección es, por defecto, la minimización de la métrica </w:t>
+      </w:r>
+      <w:proofErr w:type="spellStart"/>
+      <w:r>
+        <w:t>logarithmic</w:t>
+      </w:r>
+      <w:proofErr w:type="spellEnd"/>
+      <w:r>
+        <w:t xml:space="preserve"> </w:t>
+      </w:r>
+      <w:proofErr w:type="spellStart"/>
+      <w:r>
+        <w:t>loss</w:t>
+      </w:r>
+      <w:proofErr w:type="spellEnd"/>
+      <w:r>
+        <w:t xml:space="preserve"> (log </w:t>
+      </w:r>
+      <w:proofErr w:type="spellStart"/>
+      <w:r>
+        <w:t>loss</w:t>
+      </w:r>
+      <w:proofErr w:type="spellEnd"/>
+      <w:r>
+        <w:t xml:space="preserve">) obtenida durante la validación temporal. Esta métrica actúa como referencia prioritaria para ordenar los modelos evaluados, al reflejar de forma directa la calidad de las probabilidades estimadas. Aunque el sistema permite configurar métricas alternativas como criterio principal, la configuración utilizada en el proyecto mantiene log </w:t>
+      </w:r>
+      <w:proofErr w:type="spellStart"/>
+      <w:r>
+        <w:t>loss</w:t>
+      </w:r>
+      <w:proofErr w:type="spellEnd"/>
+      <w:r>
+        <w:t xml:space="preserve"> como eje central de la decisión.</w:t>
+      </w:r>
+    </w:p>
+    <w:p>
+      <w:r>
+        <w:t xml:space="preserve">Además del criterio principal, el proceso de selección contempla criterios secundarios de apoyo, que se utilizan para desempatar o analizar situaciones de rendimiento muy similar entre modelos. Estos criterios incluyen la </w:t>
+      </w:r>
+      <w:proofErr w:type="spellStart"/>
+      <w:r>
+        <w:t>accuracy</w:t>
+      </w:r>
+      <w:proofErr w:type="spellEnd"/>
+      <w:r>
+        <w:t>, el F1</w:t>
+      </w:r>
+      <w:r>
+        <w:rPr>
+          <w:rFonts w:ascii="Cambria Math" w:hAnsi="Cambria Math" w:cs="Cambria Math"/>
+        </w:rPr>
+        <w:t>‑</w:t>
+      </w:r>
+      <w:r>
+        <w:t xml:space="preserve">macro y el </w:t>
+      </w:r>
+      <w:proofErr w:type="spellStart"/>
+      <w:r>
+        <w:t>Brier</w:t>
+      </w:r>
+      <w:proofErr w:type="spellEnd"/>
+      <w:r>
+        <w:t xml:space="preserve"> score, aplicados de forma jer</w:t>
+      </w:r>
+      <w:r>
+        <w:rPr>
+          <w:rFonts w:ascii="Calibri" w:hAnsi="Calibri" w:cs="Calibri"/>
+        </w:rPr>
+        <w:t>á</w:t>
+      </w:r>
+      <w:r>
+        <w:t>rquica tras la m</w:t>
+      </w:r>
+      <w:r>
+        <w:rPr>
+          <w:rFonts w:ascii="Calibri" w:hAnsi="Calibri" w:cs="Calibri"/>
+        </w:rPr>
+        <w:t>é</w:t>
+      </w:r>
+      <w:r>
+        <w:t>trica principal. De este modo, la selecci</w:t>
+      </w:r>
+      <w:r>
+        <w:rPr>
+          <w:rFonts w:ascii="Calibri" w:hAnsi="Calibri" w:cs="Calibri"/>
+        </w:rPr>
+        <w:t>ó</w:t>
+      </w:r>
+      <w:r>
+        <w:t xml:space="preserve">n final no se basa en una </w:t>
+      </w:r>
+      <w:r>
+        <w:rPr>
+          <w:rFonts w:ascii="Calibri" w:hAnsi="Calibri" w:cs="Calibri"/>
+        </w:rPr>
+        <w:t>ú</w:t>
+      </w:r>
+      <w:r>
+        <w:t>nica m</w:t>
+      </w:r>
+      <w:r>
+        <w:rPr>
+          <w:rFonts w:ascii="Calibri" w:hAnsi="Calibri" w:cs="Calibri"/>
+        </w:rPr>
+        <w:t>é</w:t>
+      </w:r>
+      <w:r>
+        <w:t>trica aislada, sino en una evaluaci</w:t>
+      </w:r>
+      <w:r>
+        <w:rPr>
+          <w:rFonts w:ascii="Calibri" w:hAnsi="Calibri" w:cs="Calibri"/>
+        </w:rPr>
+        <w:t>ó</w:t>
+      </w:r>
+      <w:r>
+        <w:t>n m</w:t>
+      </w:r>
+      <w:r>
+        <w:rPr>
+          <w:rFonts w:ascii="Calibri" w:hAnsi="Calibri" w:cs="Calibri"/>
+        </w:rPr>
+        <w:t>á</w:t>
+      </w:r>
+      <w:r>
+        <w:t>s completa del comportamiento del modelo.</w:t>
+      </w:r>
+    </w:p>
+    <w:p>
+      <w:r>
+        <w:t xml:space="preserve">La jerarquía de decisión habitual cuando log </w:t>
+      </w:r>
+      <w:proofErr w:type="spellStart"/>
+      <w:r>
+        <w:t>loss</w:t>
+      </w:r>
+      <w:proofErr w:type="spellEnd"/>
+      <w:r>
+        <w:t xml:space="preserve"> es la métrica principal queda definida de la siguiente forma: en primer </w:t>
+      </w:r>
+      <w:r>
+        <w:t>lugar,</w:t>
+      </w:r>
+      <w:r>
+        <w:t xml:space="preserve"> se prioriza el menor valor de log </w:t>
+      </w:r>
+      <w:proofErr w:type="spellStart"/>
+      <w:r>
+        <w:t>loss</w:t>
+      </w:r>
+      <w:proofErr w:type="spellEnd"/>
+      <w:r>
+        <w:t xml:space="preserve">; en segundo lugar, la mayor </w:t>
+      </w:r>
+      <w:proofErr w:type="spellStart"/>
+      <w:r>
+        <w:t>accuracy</w:t>
+      </w:r>
+      <w:proofErr w:type="spellEnd"/>
+      <w:r>
+        <w:t>; en tercer lugar, el mayor F1</w:t>
+      </w:r>
+      <w:r>
+        <w:rPr>
+          <w:rFonts w:ascii="Cambria Math" w:hAnsi="Cambria Math" w:cs="Cambria Math"/>
+        </w:rPr>
+        <w:t>‑</w:t>
+      </w:r>
+      <w:r>
+        <w:t xml:space="preserve">macro; y, finalmente, el menor </w:t>
+      </w:r>
+      <w:proofErr w:type="spellStart"/>
+      <w:r>
+        <w:t>Brier</w:t>
+      </w:r>
+      <w:proofErr w:type="spellEnd"/>
+      <w:r>
+        <w:t xml:space="preserve"> score. Esta jerarqu</w:t>
+      </w:r>
+      <w:r>
+        <w:rPr>
+          <w:rFonts w:ascii="Calibri" w:hAnsi="Calibri" w:cs="Calibri"/>
+        </w:rPr>
+        <w:t>í</w:t>
+      </w:r>
+      <w:r>
+        <w:t>a permite tomar decisiones consistentes sin alterar el criterio fundamental de calidad probabil</w:t>
+      </w:r>
+      <w:r>
+        <w:rPr>
+          <w:rFonts w:ascii="Calibri" w:hAnsi="Calibri" w:cs="Calibri"/>
+        </w:rPr>
+        <w:t>í</w:t>
+      </w:r>
+      <w:r>
+        <w:t>stica.</w:t>
+      </w:r>
+    </w:p>
+    <w:p>
+      <w:r>
+        <w:t>Todos los modelos candidatos, incluidos los modelos base (</w:t>
+      </w:r>
+      <w:proofErr w:type="spellStart"/>
+      <w:r>
+        <w:t>baselines</w:t>
+      </w:r>
+      <w:proofErr w:type="spellEnd"/>
+      <w:r>
+        <w:t>), participan en el mismo proceso de selección. Su inclusión permite establecer referencias comparativas claras que facilitan la interpretación del rendimiento alcanzado por los enfoques supervisados más avanzados, así como contextualizar la mejora obtenida respecto a soluciones triviales.</w:t>
+      </w:r>
+    </w:p>
+    <w:p>
+      <w:r>
+        <w:t>La calibración de probabilidades no interviene en el criterio de selección del modelo final. La decisión se toma exclusivamente a partir de los resultados obtenidos en la validación temporal previa a la calibración. Una vez seleccionado el modelo ganador según la métrica principal y los criterios de apoyo, se aplica la fase de calibración descrita en el apartado 7.7 con el objetivo de mejorar la coherencia probabilística del modelo final.</w:t>
+      </w:r>
+    </w:p>
+    <w:p>
+      <w:r>
+        <w:t>En conjunto, el criterio de selección adoptado permite elegir el modelo final de manera objetiva y reproducible, alineando la decisión con el enfoque probabilístico definido desde el inicio del proyecto y garantizando que el sistema seleccionado sea adecuado para su uso en un contexto real de predicción de partidos de fútbol.</w:t>
+      </w:r>
+    </w:p>
+    <w:p>
       <w:pPr>
         <w:pStyle w:val="Ttulo2"/>
       </w:pPr>
@@ -9901,28 +12810,164 @@
       </w:r>
       <w:r>
         <w:t>N DEL DISEÑO EXPERIMENTAL</w:t>
+      </w:r>
+    </w:p>
+    <w:p>
+      <w:r>
+        <w:t xml:space="preserve">En este capítulo se ha definido de forma detallada el diseño experimental empleado para desarrollar y evaluar el sistema de predicción de resultados de partidos de </w:t>
+      </w:r>
+      <w:proofErr w:type="spellStart"/>
+      <w:r>
+        <w:t>LaLiga</w:t>
+      </w:r>
+      <w:proofErr w:type="spellEnd"/>
+      <w:r>
+        <w:t xml:space="preserve">. El enfoque adoptado prioriza </w:t>
+      </w:r>
+      <w:r>
+        <w:lastRenderedPageBreak/>
+        <w:t>la construcción de un sistema fiable y aplicable en un escenario real, estableciendo desde el inicio las reglas bajo las cuales se entrenan, evalúan y seleccionan los modelos.</w:t>
+      </w:r>
+    </w:p>
+    <w:p>
+      <w:r>
+        <w:t>El diseño experimental se basa en una formulación probabilística del problema de predicción, abordado como una tarea de clasificación multiclase 1X2, y en una estrategia de validación temporal que respeta el orden cronológico de los partidos. Este enfoque permite simular condiciones de uso reales y evitar la introducción de fuga de información futura durante la evaluación.</w:t>
+      </w:r>
+    </w:p>
+    <w:p>
+      <w:r>
+        <w:t>Se</w:t>
+      </w:r>
+      <w:r>
+        <w:t xml:space="preserve"> han definido de forma explícita las métricas de evaluación empleadas, destacando el uso de log </w:t>
+      </w:r>
+      <w:proofErr w:type="spellStart"/>
+      <w:r>
+        <w:t>loss</w:t>
+      </w:r>
+      <w:proofErr w:type="spellEnd"/>
+      <w:r>
+        <w:t xml:space="preserve"> como métrica principal para la selección de modelos, complementada por métricas adicionales orientadas tanto al acierto categórico como a la calidad de la calibración probabilística. El ajuste de </w:t>
+      </w:r>
+      <w:proofErr w:type="spellStart"/>
+      <w:r>
+        <w:t>hiperparámetros</w:t>
+      </w:r>
+      <w:proofErr w:type="spellEnd"/>
+      <w:r>
+        <w:t xml:space="preserve"> se ha planteado desde un enfoque limitado y controlado, priorizando la reproducibilidad y la coherencia metodológica frente a la optimización exhaustiva.</w:t>
+      </w:r>
+    </w:p>
+    <w:p>
+      <w:r>
+        <w:t>Finalmente, se ha establecido un criterio claro para la selección del modelo final, basado en la métrica principal y apoyado por indicadores secundarios, y se ha integrado una fase de calibración de probabilidades aplicada únicamente al modelo seleccionado, con el objetivo de mejorar la fiabilidad de las estimaciones finales.</w:t>
+      </w:r>
+    </w:p>
+    <w:p>
+      <w:r>
+        <w:t>Con este diseño experimental queda definido el marco bajo el cual se ejecutan los experimentos descritos en el capítulo siguiente, garantizando que los resultados obtenidos puedan interpretarse de manera coherente, objetiva y alineada con los objetivos del proyecto.</w:t>
       </w:r>
     </w:p>
     <w:p/>
     <w:p/>
+    <w:p/>
+    <w:p/>
+    <w:p/>
+    <w:p/>
+    <w:p/>
+    <w:p/>
+    <w:p/>
+    <w:p/>
+    <w:p/>
+    <w:p/>
     <w:p>
       <w:pPr>
         <w:pStyle w:val="Ttulo1"/>
       </w:pPr>
       <w:bookmarkStart w:id="24" w:name="_Toc225422157"/>
       <w:r>
+        <w:lastRenderedPageBreak/>
         <w:t>Definición y ejecución del marco experimental</w:t>
       </w:r>
       <w:bookmarkEnd w:id="24"/>
     </w:p>
+    <w:p>
+      <w:r>
+        <w:t>En este capítulo se describe la ejecución práctica del marco experimental definido en el capítulo anterior. Se detallan los pasos seguidos para entrenar, validar y seleccionar el modelo predictivo, así como el flujo completo de ejecución desde la preparación de los datos hasta la obtención del modelo final y los artefactos asociados. El objetivo de este capítulo es mostrar cómo se lleva a la práctica el diseño experimental, garantizando la reproducibilidad del proceso y la coherencia entre la definición metodológica y la implementación real del sistema</w:t>
+      </w:r>
+    </w:p>
+    <w:p>
+      <w:pPr>
+        <w:pStyle w:val="Ttulo2"/>
+      </w:pPr>
+      <w:r>
+        <w:t>Flujo GENERAL DE EJECUCIÓN EXPERIMENTAL</w:t>
+      </w:r>
+    </w:p>
+    <w:p>
+      <w:pPr>
+        <w:pStyle w:val="Ttulo2"/>
+      </w:pPr>
+      <w:r>
+        <w:t>EJECUCIÓN DE VALIDACIÓN TEMPORTAL</w:t>
+      </w:r>
+    </w:p>
+    <w:p>
+      <w:pPr>
+        <w:pStyle w:val="Ttulo2"/>
+      </w:pPr>
+      <w:r>
+        <w:t>ENTRENAMIENTO FINAL Y CALIBRACIÓN</w:t>
+      </w:r>
+    </w:p>
+    <w:p>
+      <w:pPr>
+        <w:pStyle w:val="Ttulo2"/>
+      </w:pPr>
+      <w:r>
+        <w:t>SELECCIÓN DEL MODELO FINAL</w:t>
+      </w:r>
+    </w:p>
+    <w:p>
+      <w:pPr>
+        <w:pStyle w:val="Ttulo2"/>
+      </w:pPr>
+      <w:r>
+        <w:t>ENETRENAMIENTO FINAL Y CALIBRACIÓN</w:t>
+      </w:r>
+    </w:p>
+    <w:p>
+      <w:pPr>
+        <w:pStyle w:val="Ttulo2"/>
+      </w:pPr>
+      <w:r>
+        <w:t>GENERACIÓN Y PERSISTENCIA DE ARTEFACTOS</w:t>
+      </w:r>
+    </w:p>
+    <w:p>
+      <w:pPr>
+        <w:pStyle w:val="Ttulo2"/>
+      </w:pPr>
+      <w:r>
+        <w:t>CONSIDERACIONES PRÁCTICAS DE EJECUCIÓN</w:t>
+      </w:r>
+    </w:p>
     <w:p/>
+    <w:p/>
+    <w:p/>
     <w:p>
       <w:pPr>
         <w:pStyle w:val="Ttulo1"/>
       </w:pPr>
       <w:bookmarkStart w:id="25" w:name="_Toc225422158"/>
       <w:r>
-        <w:t>Evaluación y anlisis de los resultados</w:t>
+        <w:t>Evaluación y an</w:t>
+      </w:r>
+      <w:r>
+        <w:t>A</w:t>
+      </w:r>
+      <w:r>
+        <w:t>lisis de los resultados</w:t>
       </w:r>
       <w:bookmarkEnd w:id="25"/>
     </w:p>
@@ -10181,6 +13226,7 @@
       <w:bookmarkStart w:id="37" w:name="_Toc166858262"/>
       <w:bookmarkStart w:id="38" w:name="_Toc166858341"/>
       <w:r>
+        <w:lastRenderedPageBreak/>
         <w:t>Estilo de Título 4</w:t>
       </w:r>
       <w:bookmarkEnd w:id="36"/>
@@ -12405,6 +15451,119 @@
     </w:lvl>
   </w:abstractNum>
   <w:abstractNum w:abstractNumId="8" w15:restartNumberingAfterBreak="0">
+    <w:nsid w:val="49591F3A"/>
+    <w:multiLevelType w:val="hybridMultilevel"/>
+    <w:tmpl w:val="49CA43B4"/>
+    <w:lvl w:ilvl="0" w:tplc="0C0A0001">
+      <w:start w:val="1"/>
+      <w:numFmt w:val="bullet"/>
+      <w:lvlText w:val=""/>
+      <w:lvlJc w:val="left"/>
+      <w:pPr>
+        <w:ind w:left="720" w:hanging="360"/>
+      </w:pPr>
+      <w:rPr>
+        <w:rFonts w:ascii="Symbol" w:hAnsi="Symbol" w:hint="default"/>
+      </w:rPr>
+    </w:lvl>
+    <w:lvl w:ilvl="1" w:tplc="0C0A0003" w:tentative="1">
+      <w:start w:val="1"/>
+      <w:numFmt w:val="bullet"/>
+      <w:lvlText w:val="o"/>
+      <w:lvlJc w:val="left"/>
+      <w:pPr>
+        <w:ind w:left="1440" w:hanging="360"/>
+      </w:pPr>
+      <w:rPr>
+        <w:rFonts w:ascii="Courier New" w:hAnsi="Courier New" w:cs="Courier New" w:hint="default"/>
+      </w:rPr>
+    </w:lvl>
+    <w:lvl w:ilvl="2" w:tplc="0C0A0005" w:tentative="1">
+      <w:start w:val="1"/>
+      <w:numFmt w:val="bullet"/>
+      <w:lvlText w:val=""/>
+      <w:lvlJc w:val="left"/>
+      <w:pPr>
+        <w:ind w:left="2160" w:hanging="360"/>
+      </w:pPr>
+      <w:rPr>
+        <w:rFonts w:ascii="Wingdings" w:hAnsi="Wingdings" w:hint="default"/>
+      </w:rPr>
+    </w:lvl>
+    <w:lvl w:ilvl="3" w:tplc="0C0A0001" w:tentative="1">
+      <w:start w:val="1"/>
+      <w:numFmt w:val="bullet"/>
+      <w:lvlText w:val=""/>
+      <w:lvlJc w:val="left"/>
+      <w:pPr>
+        <w:ind w:left="2880" w:hanging="360"/>
+      </w:pPr>
+      <w:rPr>
+        <w:rFonts w:ascii="Symbol" w:hAnsi="Symbol" w:hint="default"/>
+      </w:rPr>
+    </w:lvl>
+    <w:lvl w:ilvl="4" w:tplc="0C0A0003" w:tentative="1">
+      <w:start w:val="1"/>
+      <w:numFmt w:val="bullet"/>
+      <w:lvlText w:val="o"/>
+      <w:lvlJc w:val="left"/>
+      <w:pPr>
+        <w:ind w:left="3600" w:hanging="360"/>
+      </w:pPr>
+      <w:rPr>
+        <w:rFonts w:ascii="Courier New" w:hAnsi="Courier New" w:cs="Courier New" w:hint="default"/>
+      </w:rPr>
+    </w:lvl>
+    <w:lvl w:ilvl="5" w:tplc="0C0A0005" w:tentative="1">
+      <w:start w:val="1"/>
+      <w:numFmt w:val="bullet"/>
+      <w:lvlText w:val=""/>
+      <w:lvlJc w:val="left"/>
+      <w:pPr>
+        <w:ind w:left="4320" w:hanging="360"/>
+      </w:pPr>
+      <w:rPr>
+        <w:rFonts w:ascii="Wingdings" w:hAnsi="Wingdings" w:hint="default"/>
+      </w:rPr>
+    </w:lvl>
+    <w:lvl w:ilvl="6" w:tplc="0C0A0001" w:tentative="1">
+      <w:start w:val="1"/>
+      <w:numFmt w:val="bullet"/>
+      <w:lvlText w:val=""/>
+      <w:lvlJc w:val="left"/>
+      <w:pPr>
+        <w:ind w:left="5040" w:hanging="360"/>
+      </w:pPr>
+      <w:rPr>
+        <w:rFonts w:ascii="Symbol" w:hAnsi="Symbol" w:hint="default"/>
+      </w:rPr>
+    </w:lvl>
+    <w:lvl w:ilvl="7" w:tplc="0C0A0003" w:tentative="1">
+      <w:start w:val="1"/>
+      <w:numFmt w:val="bullet"/>
+      <w:lvlText w:val="o"/>
+      <w:lvlJc w:val="left"/>
+      <w:pPr>
+        <w:ind w:left="5760" w:hanging="360"/>
+      </w:pPr>
+      <w:rPr>
+        <w:rFonts w:ascii="Courier New" w:hAnsi="Courier New" w:cs="Courier New" w:hint="default"/>
+      </w:rPr>
+    </w:lvl>
+    <w:lvl w:ilvl="8" w:tplc="0C0A0005" w:tentative="1">
+      <w:start w:val="1"/>
+      <w:numFmt w:val="bullet"/>
+      <w:lvlText w:val=""/>
+      <w:lvlJc w:val="left"/>
+      <w:pPr>
+        <w:ind w:left="6480" w:hanging="360"/>
+      </w:pPr>
+      <w:rPr>
+        <w:rFonts w:ascii="Wingdings" w:hAnsi="Wingdings" w:hint="default"/>
+      </w:rPr>
+    </w:lvl>
+  </w:abstractNum>
+  <w:abstractNum w:abstractNumId="9" w15:restartNumberingAfterBreak="0">
     <w:nsid w:val="4A7B21A6"/>
     <w:multiLevelType w:val="hybridMultilevel"/>
     <w:tmpl w:val="4B7E8774"/>
@@ -12517,7 +15676,7 @@
       </w:rPr>
     </w:lvl>
   </w:abstractNum>
-  <w:abstractNum w:abstractNumId="9" w15:restartNumberingAfterBreak="0">
+  <w:abstractNum w:abstractNumId="10" w15:restartNumberingAfterBreak="0">
     <w:nsid w:val="538F5D95"/>
     <w:multiLevelType w:val="hybridMultilevel"/>
     <w:tmpl w:val="E43C584C"/>
@@ -12603,7 +15762,120 @@
       </w:pPr>
     </w:lvl>
   </w:abstractNum>
-  <w:abstractNum w:abstractNumId="10" w15:restartNumberingAfterBreak="0">
+  <w:abstractNum w:abstractNumId="11" w15:restartNumberingAfterBreak="0">
+    <w:nsid w:val="56EF4F43"/>
+    <w:multiLevelType w:val="hybridMultilevel"/>
+    <w:tmpl w:val="02781D7C"/>
+    <w:lvl w:ilvl="0" w:tplc="0C0A0001">
+      <w:start w:val="1"/>
+      <w:numFmt w:val="bullet"/>
+      <w:lvlText w:val=""/>
+      <w:lvlJc w:val="left"/>
+      <w:pPr>
+        <w:ind w:left="720" w:hanging="360"/>
+      </w:pPr>
+      <w:rPr>
+        <w:rFonts w:ascii="Symbol" w:hAnsi="Symbol" w:hint="default"/>
+      </w:rPr>
+    </w:lvl>
+    <w:lvl w:ilvl="1" w:tplc="0C0A0003" w:tentative="1">
+      <w:start w:val="1"/>
+      <w:numFmt w:val="bullet"/>
+      <w:lvlText w:val="o"/>
+      <w:lvlJc w:val="left"/>
+      <w:pPr>
+        <w:ind w:left="1440" w:hanging="360"/>
+      </w:pPr>
+      <w:rPr>
+        <w:rFonts w:ascii="Courier New" w:hAnsi="Courier New" w:cs="Courier New" w:hint="default"/>
+      </w:rPr>
+    </w:lvl>
+    <w:lvl w:ilvl="2" w:tplc="0C0A0005" w:tentative="1">
+      <w:start w:val="1"/>
+      <w:numFmt w:val="bullet"/>
+      <w:lvlText w:val=""/>
+      <w:lvlJc w:val="left"/>
+      <w:pPr>
+        <w:ind w:left="2160" w:hanging="360"/>
+      </w:pPr>
+      <w:rPr>
+        <w:rFonts w:ascii="Wingdings" w:hAnsi="Wingdings" w:hint="default"/>
+      </w:rPr>
+    </w:lvl>
+    <w:lvl w:ilvl="3" w:tplc="0C0A0001" w:tentative="1">
+      <w:start w:val="1"/>
+      <w:numFmt w:val="bullet"/>
+      <w:lvlText w:val=""/>
+      <w:lvlJc w:val="left"/>
+      <w:pPr>
+        <w:ind w:left="2880" w:hanging="360"/>
+      </w:pPr>
+      <w:rPr>
+        <w:rFonts w:ascii="Symbol" w:hAnsi="Symbol" w:hint="default"/>
+      </w:rPr>
+    </w:lvl>
+    <w:lvl w:ilvl="4" w:tplc="0C0A0003" w:tentative="1">
+      <w:start w:val="1"/>
+      <w:numFmt w:val="bullet"/>
+      <w:lvlText w:val="o"/>
+      <w:lvlJc w:val="left"/>
+      <w:pPr>
+        <w:ind w:left="3600" w:hanging="360"/>
+      </w:pPr>
+      <w:rPr>
+        <w:rFonts w:ascii="Courier New" w:hAnsi="Courier New" w:cs="Courier New" w:hint="default"/>
+      </w:rPr>
+    </w:lvl>
+    <w:lvl w:ilvl="5" w:tplc="0C0A0005" w:tentative="1">
+      <w:start w:val="1"/>
+      <w:numFmt w:val="bullet"/>
+      <w:lvlText w:val=""/>
+      <w:lvlJc w:val="left"/>
+      <w:pPr>
+        <w:ind w:left="4320" w:hanging="360"/>
+      </w:pPr>
+      <w:rPr>
+        <w:rFonts w:ascii="Wingdings" w:hAnsi="Wingdings" w:hint="default"/>
+      </w:rPr>
+    </w:lvl>
+    <w:lvl w:ilvl="6" w:tplc="0C0A0001" w:tentative="1">
+      <w:start w:val="1"/>
+      <w:numFmt w:val="bullet"/>
+      <w:lvlText w:val=""/>
+      <w:lvlJc w:val="left"/>
+      <w:pPr>
+        <w:ind w:left="5040" w:hanging="360"/>
+      </w:pPr>
+      <w:rPr>
+        <w:rFonts w:ascii="Symbol" w:hAnsi="Symbol" w:hint="default"/>
+      </w:rPr>
+    </w:lvl>
+    <w:lvl w:ilvl="7" w:tplc="0C0A0003" w:tentative="1">
+      <w:start w:val="1"/>
+      <w:numFmt w:val="bullet"/>
+      <w:lvlText w:val="o"/>
+      <w:lvlJc w:val="left"/>
+      <w:pPr>
+        <w:ind w:left="5760" w:hanging="360"/>
+      </w:pPr>
+      <w:rPr>
+        <w:rFonts w:ascii="Courier New" w:hAnsi="Courier New" w:cs="Courier New" w:hint="default"/>
+      </w:rPr>
+    </w:lvl>
+    <w:lvl w:ilvl="8" w:tplc="0C0A0005" w:tentative="1">
+      <w:start w:val="1"/>
+      <w:numFmt w:val="bullet"/>
+      <w:lvlText w:val=""/>
+      <w:lvlJc w:val="left"/>
+      <w:pPr>
+        <w:ind w:left="6480" w:hanging="360"/>
+      </w:pPr>
+      <w:rPr>
+        <w:rFonts w:ascii="Wingdings" w:hAnsi="Wingdings" w:hint="default"/>
+      </w:rPr>
+    </w:lvl>
+  </w:abstractNum>
+  <w:abstractNum w:abstractNumId="12" w15:restartNumberingAfterBreak="0">
     <w:nsid w:val="57D55392"/>
     <w:multiLevelType w:val="hybridMultilevel"/>
     <w:tmpl w:val="C4A44BB6"/>
@@ -12716,7 +15988,7 @@
       </w:rPr>
     </w:lvl>
   </w:abstractNum>
-  <w:abstractNum w:abstractNumId="11" w15:restartNumberingAfterBreak="0">
+  <w:abstractNum w:abstractNumId="13" w15:restartNumberingAfterBreak="0">
     <w:nsid w:val="58C42778"/>
     <w:multiLevelType w:val="hybridMultilevel"/>
     <w:tmpl w:val="D1182F26"/>
@@ -12829,7 +16101,7 @@
       </w:rPr>
     </w:lvl>
   </w:abstractNum>
-  <w:abstractNum w:abstractNumId="12" w15:restartNumberingAfterBreak="0">
+  <w:abstractNum w:abstractNumId="14" w15:restartNumberingAfterBreak="0">
     <w:nsid w:val="5C2306B9"/>
     <w:multiLevelType w:val="hybridMultilevel"/>
     <w:tmpl w:val="E85E1BC8"/>
@@ -12942,7 +16214,7 @@
       </w:rPr>
     </w:lvl>
   </w:abstractNum>
-  <w:abstractNum w:abstractNumId="13" w15:restartNumberingAfterBreak="0">
+  <w:abstractNum w:abstractNumId="15" w15:restartNumberingAfterBreak="0">
     <w:nsid w:val="608C23A4"/>
     <w:multiLevelType w:val="hybridMultilevel"/>
     <w:tmpl w:val="2214D6E8"/>
@@ -13055,7 +16327,7 @@
       </w:rPr>
     </w:lvl>
   </w:abstractNum>
-  <w:abstractNum w:abstractNumId="14" w15:restartNumberingAfterBreak="0">
+  <w:abstractNum w:abstractNumId="16" w15:restartNumberingAfterBreak="0">
     <w:nsid w:val="70A125F9"/>
     <w:multiLevelType w:val="hybridMultilevel"/>
     <w:tmpl w:val="147633DE"/>
@@ -13168,7 +16440,7 @@
       </w:rPr>
     </w:lvl>
   </w:abstractNum>
-  <w:abstractNum w:abstractNumId="15" w15:restartNumberingAfterBreak="0">
+  <w:abstractNum w:abstractNumId="17" w15:restartNumberingAfterBreak="0">
     <w:nsid w:val="73E913A8"/>
     <w:multiLevelType w:val="hybridMultilevel"/>
     <w:tmpl w:val="83A25456"/>
@@ -13281,7 +16553,7 @@
       </w:rPr>
     </w:lvl>
   </w:abstractNum>
-  <w:abstractNum w:abstractNumId="16" w15:restartNumberingAfterBreak="0">
+  <w:abstractNum w:abstractNumId="18" w15:restartNumberingAfterBreak="0">
     <w:nsid w:val="79F21CDB"/>
     <w:multiLevelType w:val="hybridMultilevel"/>
     <w:tmpl w:val="51826FF6"/>
@@ -13394,7 +16666,7 @@
       </w:rPr>
     </w:lvl>
   </w:abstractNum>
-  <w:abstractNum w:abstractNumId="17" w15:restartNumberingAfterBreak="0">
+  <w:abstractNum w:abstractNumId="19" w15:restartNumberingAfterBreak="0">
     <w:nsid w:val="7DF57E12"/>
     <w:multiLevelType w:val="hybridMultilevel"/>
     <w:tmpl w:val="A5E01582"/>
@@ -13480,7 +16752,7 @@
       </w:pPr>
     </w:lvl>
   </w:abstractNum>
-  <w:abstractNum w:abstractNumId="18" w15:restartNumberingAfterBreak="0">
+  <w:abstractNum w:abstractNumId="20" w15:restartNumberingAfterBreak="0">
     <w:nsid w:val="7E3518E4"/>
     <w:multiLevelType w:val="hybridMultilevel"/>
     <w:tmpl w:val="2E1C576E"/>
@@ -13593,7 +16865,7 @@
       </w:rPr>
     </w:lvl>
   </w:abstractNum>
-  <w:abstractNum w:abstractNumId="19" w15:restartNumberingAfterBreak="0">
+  <w:abstractNum w:abstractNumId="21" w15:restartNumberingAfterBreak="0">
     <w:nsid w:val="7FD85F0D"/>
     <w:multiLevelType w:val="hybridMultilevel"/>
     <w:tmpl w:val="69C8BF0C"/>
@@ -13716,52 +16988,52 @@
     <w:abstractNumId w:val="1"/>
   </w:num>
   <w:num w:numId="4" w16cid:durableId="2076774859">
-    <w:abstractNumId w:val="18"/>
+    <w:abstractNumId w:val="20"/>
   </w:num>
   <w:num w:numId="5" w16cid:durableId="959654137">
     <w:abstractNumId w:val="3"/>
   </w:num>
   <w:num w:numId="6" w16cid:durableId="1566187498">
-    <w:abstractNumId w:val="17"/>
+    <w:abstractNumId w:val="19"/>
   </w:num>
   <w:num w:numId="7" w16cid:durableId="893274557">
     <w:abstractNumId w:val="4"/>
   </w:num>
   <w:num w:numId="8" w16cid:durableId="113646015">
-    <w:abstractNumId w:val="12"/>
+    <w:abstractNumId w:val="14"/>
   </w:num>
   <w:num w:numId="9" w16cid:durableId="1603948988">
-    <w:abstractNumId w:val="11"/>
+    <w:abstractNumId w:val="13"/>
   </w:num>
   <w:num w:numId="10" w16cid:durableId="1389694832">
     <w:abstractNumId w:val="6"/>
   </w:num>
   <w:num w:numId="11" w16cid:durableId="770777558">
-    <w:abstractNumId w:val="8"/>
+    <w:abstractNumId w:val="9"/>
   </w:num>
   <w:num w:numId="12" w16cid:durableId="500046922">
-    <w:abstractNumId w:val="19"/>
+    <w:abstractNumId w:val="21"/>
   </w:num>
   <w:num w:numId="13" w16cid:durableId="1368064048">
-    <w:abstractNumId w:val="9"/>
+    <w:abstractNumId w:val="10"/>
   </w:num>
   <w:num w:numId="14" w16cid:durableId="420952857">
-    <w:abstractNumId w:val="16"/>
+    <w:abstractNumId w:val="18"/>
   </w:num>
   <w:num w:numId="15" w16cid:durableId="30347060">
-    <w:abstractNumId w:val="15"/>
+    <w:abstractNumId w:val="17"/>
   </w:num>
   <w:num w:numId="16" w16cid:durableId="1859007303">
-    <w:abstractNumId w:val="10"/>
+    <w:abstractNumId w:val="12"/>
   </w:num>
   <w:num w:numId="17" w16cid:durableId="1313829780">
     <w:abstractNumId w:val="7"/>
   </w:num>
   <w:num w:numId="18" w16cid:durableId="1245643998">
-    <w:abstractNumId w:val="13"/>
+    <w:abstractNumId w:val="15"/>
   </w:num>
   <w:num w:numId="19" w16cid:durableId="1003514466">
-    <w:abstractNumId w:val="14"/>
+    <w:abstractNumId w:val="16"/>
   </w:num>
   <w:num w:numId="20" w16cid:durableId="2011248933">
     <w:abstractNumId w:val="2"/>
@@ -13795,6 +17067,12 @@
     <w:lvlOverride w:ilvl="8">
       <w:startOverride w:val="1"/>
     </w:lvlOverride>
+  </w:num>
+  <w:num w:numId="22" w16cid:durableId="4291026">
+    <w:abstractNumId w:val="8"/>
+  </w:num>
+  <w:num w:numId="23" w16cid:durableId="784622340">
+    <w:abstractNumId w:val="11"/>
   </w:num>
   <w:numIdMacAtCleanup w:val="1"/>
 </w:numbering>
